--- a/Paper/Method.docx
+++ b/Paper/Method.docx
@@ -4,7 +4,6 @@
   <w:body>
     <w:p>
       <w:pPr>
-        <w:pStyle w:val="Heading1"/>
         <w:rPr>
           <w:b/>
           <w:bCs/>
@@ -12,134 +11,116 @@
       </w:pPr>
       <w:r>
         <w:rPr>
+          <w:rStyle w:val="Heading1Char"/>
           <w:b/>
           <w:bCs/>
         </w:rPr>
         <w:t>Methodology</w:t>
+      </w:r>
+      <w:r>
+        <w:rPr>
+          <w:b/>
+          <w:bCs/>
+        </w:rPr>
+        <w:br/>
+      </w:r>
+      <w:r>
+        <w:rPr>
+          <w:rStyle w:val="Heading2Char"/>
+          <w:b/>
+          <w:bCs/>
+        </w:rPr>
+        <w:t>Modeling Framework</w:t>
+      </w:r>
+    </w:p>
+    <w:p>
+      <w:r>
+        <w:t xml:space="preserve">The robot statics are modeled using </w:t>
+      </w:r>
+      <w:proofErr w:type="spellStart"/>
+      <w:r>
+        <w:t>SoRoSim</w:t>
+      </w:r>
+      <w:proofErr w:type="spellEnd"/>
+      <w:r>
+        <w:t xml:space="preserve">, a MATLAB-based toolbox implementing the Geometric Variable-Strain (GVS) formulation of </w:t>
+      </w:r>
+      <w:proofErr w:type="spellStart"/>
+      <w:r>
+        <w:t>Cosserat</w:t>
+      </w:r>
+      <w:proofErr w:type="spellEnd"/>
+      <w:r>
+        <w:t xml:space="preserve"> rod theory for continuum robots. This framework was selected for its computational efficiency and native support for tendon-driven actuation.</w:t>
       </w:r>
     </w:p>
     <w:p>
       <w:pPr>
         <w:pStyle w:val="Heading2"/>
         <w:rPr>
-          <w:rFonts w:eastAsiaTheme="minorEastAsia"/>
           <w:b/>
           <w:bCs/>
         </w:rPr>
       </w:pPr>
       <w:r>
         <w:rPr>
-          <w:rFonts w:eastAsiaTheme="minorEastAsia"/>
           <w:b/>
           <w:bCs/>
         </w:rPr>
-        <w:t>Statics Model</w:t>
+        <w:t>Model Configuration</w:t>
       </w:r>
     </w:p>
     <w:p>
       <w:r>
-        <w:t>The robot's statics were modeled in SoRoSim, a MATLAB toolbox for hybrid rigid-soft robots. The toolbox integrates the Geometric Variable-Strain (GVS) model of Cosserat rods for efficient soft robot simulation. We selected this toolbox for its computational speed (utilizing analytical derivatives), user-friendly GUI, and capability to model tendon actuation.</w:t>
+        <w:t xml:space="preserve">The robot backbone comprises a 200 mm continuum link discretized into 20 equally-spaced segments. Each segment possesses an independently specified radius, allowing arbitrary cross-sectional profiles along the length. The backbone material properties correspond to PLA (Young's modulus E = 2.9 </w:t>
+      </w:r>
+      <w:proofErr w:type="spellStart"/>
+      <w:r>
+        <w:t>GPa</w:t>
+      </w:r>
+      <w:proofErr w:type="spellEnd"/>
+      <w:r>
+        <w:t>, Poisson's ratio ν = 0.34). The distal end is unconstrained with three degrees of freedom: two-axis bending and axial extension. The proximal end is fixed to the global coordinate frame origin.</w:t>
+      </w:r>
+    </w:p>
+    <w:p>
+      <w:r>
+        <w:t>To quantify reaction forces and moments at the base, a six-degree-of-freedom constraint (three translational, three rotational) is enforced at the proximal end. This constraint is position-controlled, solving for the six-dimensional wrench required to maintain the specified fixed configuration.</w:t>
       </w:r>
     </w:p>
     <w:p>
       <w:pPr>
         <w:pStyle w:val="Heading2"/>
         <w:rPr>
-          <w:rFonts w:eastAsiaTheme="minorEastAsia"/>
           <w:b/>
           <w:bCs/>
         </w:rPr>
       </w:pPr>
       <w:r>
         <w:rPr>
-          <w:rFonts w:eastAsiaTheme="minorEastAsia"/>
           <w:b/>
           <w:bCs/>
         </w:rPr>
-        <w:t>Robot Configuration</w:t>
+        <w:t>Tendon Actuation Model</w:t>
       </w:r>
     </w:p>
     <w:p>
       <w:r>
-        <w:t>The robot's backbone consists of a 0.20 m link divided into 20 segments of 1 mm each. Each segment has</w:t>
-      </w:r>
-      <w:r>
-        <w:t xml:space="preserve"> an</w:t>
-      </w:r>
-      <w:r>
-        <w:t xml:space="preserve"> individually controllable radius, enabling arbitrary radius profiles. The link is rigidly fixed at the proximal end and free at the distal end with 3 degrees of freedom: bending in two orthogonal planes and elongation.</w:t>
+        <w:t xml:space="preserve">Three tendons are routed along </w:t>
+      </w:r>
+      <w:r>
+        <w:t xml:space="preserve">straight, </w:t>
+      </w:r>
+      <w:r>
+        <w:t>constant-radius paths at 120° circumferential intervals with an 8 mm radial offset from the backbone centerline. Each tendon path is modeled as a constraint curve rather than through explicit routing disk geometry. This simplification assumes the physical routing disks are sufficiently thin that their bending stiffness contribution is negligible compared to the backbone, reducing model complexity while maintaining computational efficiency.</w:t>
       </w:r>
     </w:p>
     <w:p>
       <w:r>
-        <w:t xml:space="preserve">Material properties correspond to PLA: </w:t>
-      </w:r>
-      <m:oMath>
-        <m:r>
-          <w:rPr>
-            <w:rFonts w:ascii="Cambria Math" w:hAnsi="Cambria Math"/>
-          </w:rPr>
-          <m:t>E=2.</m:t>
-        </m:r>
-        <m:r>
-          <w:rPr>
-            <w:rFonts w:ascii="Cambria Math" w:eastAsiaTheme="minorEastAsia" w:hAnsi="Cambria Math"/>
-          </w:rPr>
-          <m:t>9*</m:t>
-        </m:r>
-        <m:sSup>
-          <m:sSupPr>
-            <m:ctrlPr>
-              <w:rPr>
-                <w:rFonts w:ascii="Cambria Math" w:eastAsiaTheme="minorEastAsia" w:hAnsi="Cambria Math"/>
-                <w:i/>
-              </w:rPr>
-            </m:ctrlPr>
-          </m:sSupPr>
-          <m:e>
-            <m:r>
-              <w:rPr>
-                <w:rFonts w:ascii="Cambria Math" w:eastAsiaTheme="minorEastAsia" w:hAnsi="Cambria Math"/>
-              </w:rPr>
-              <m:t>10</m:t>
-            </m:r>
-          </m:e>
-          <m:sup>
-            <m:r>
-              <w:rPr>
-                <w:rFonts w:ascii="Cambria Math" w:eastAsiaTheme="minorEastAsia" w:hAnsi="Cambria Math"/>
-              </w:rPr>
-              <m:t>9</m:t>
-            </m:r>
-          </m:sup>
-        </m:sSup>
-      </m:oMath>
-      <w:r>
-        <w:rPr>
-          <w:rFonts w:eastAsiaTheme="minorEastAsia"/>
-        </w:rPr>
-        <w:t xml:space="preserve"> and </w:t>
-      </w:r>
-      <m:oMath>
-        <m:r>
-          <w:rPr>
-            <w:rFonts w:ascii="Cambria Math" w:eastAsiaTheme="minorEastAsia" w:hAnsi="Cambria Math"/>
-          </w:rPr>
-          <m:t>ν=0.34</m:t>
-        </m:r>
-      </m:oMath>
-      <w:r>
-        <w:t>. Since the tendon routing disks on the physical robot are thin and contribute minimally to bending behavior, they are excluded from the model, focusing solely on the backbone.</w:t>
-      </w:r>
-    </w:p>
-    <w:p>
-      <w:pPr>
-        <w:rPr>
-          <w:rFonts w:eastAsiaTheme="minorEastAsia"/>
-        </w:rPr>
-      </w:pPr>
-      <w:r>
-        <w:t xml:space="preserve">A 6-DOF position-controlled joint is attached to the proximal end to enable the statics solver to calculate the resulting proximal wrench </w:t>
+        <w:t>Each tendon is independently actuated via tension control</w:t>
+      </w:r>
+      <w:r>
+        <w:t xml:space="preserve"> </w:t>
       </w:r>
       <m:oMath>
         <m:d>
@@ -168,7 +149,7 @@
                   <w:rPr>
                     <w:rFonts w:ascii="Cambria Math" w:eastAsiaTheme="minorEastAsia" w:hAnsi="Cambria Math"/>
                   </w:rPr>
-                  <m:t>T</m:t>
+                  <m:t>τ</m:t>
                 </m:r>
               </m:e>
               <m:sub>
@@ -176,7 +157,7 @@
                   <w:rPr>
                     <w:rFonts w:ascii="Cambria Math" w:eastAsiaTheme="minorEastAsia" w:hAnsi="Cambria Math"/>
                   </w:rPr>
-                  <m:t>x</m:t>
+                  <m:t>1</m:t>
                 </m:r>
               </m:sub>
             </m:sSub>
@@ -200,7 +181,7 @@
                   <w:rPr>
                     <w:rFonts w:ascii="Cambria Math" w:eastAsiaTheme="minorEastAsia" w:hAnsi="Cambria Math"/>
                   </w:rPr>
-                  <m:t>T</m:t>
+                  <m:t>τ</m:t>
                 </m:r>
               </m:e>
               <m:sub>
@@ -208,7 +189,7 @@
                   <w:rPr>
                     <w:rFonts w:ascii="Cambria Math" w:eastAsiaTheme="minorEastAsia" w:hAnsi="Cambria Math"/>
                   </w:rPr>
-                  <m:t>y</m:t>
+                  <m:t>2</m:t>
                 </m:r>
               </m:sub>
             </m:sSub>
@@ -232,7 +213,7 @@
                   <w:rPr>
                     <w:rFonts w:ascii="Cambria Math" w:eastAsiaTheme="minorEastAsia" w:hAnsi="Cambria Math"/>
                   </w:rPr>
-                  <m:t>T</m:t>
+                  <m:t>τ</m:t>
                 </m:r>
               </m:e>
               <m:sub>
@@ -240,103 +221,7 @@
                   <w:rPr>
                     <w:rFonts w:ascii="Cambria Math" w:eastAsiaTheme="minorEastAsia" w:hAnsi="Cambria Math"/>
                   </w:rPr>
-                  <m:t>z</m:t>
-                </m:r>
-              </m:sub>
-            </m:sSub>
-            <m:r>
-              <w:rPr>
-                <w:rFonts w:ascii="Cambria Math" w:eastAsiaTheme="minorEastAsia" w:hAnsi="Cambria Math"/>
-              </w:rPr>
-              <m:t>,</m:t>
-            </m:r>
-            <m:sSub>
-              <m:sSubPr>
-                <m:ctrlPr>
-                  <w:rPr>
-                    <w:rFonts w:ascii="Cambria Math" w:eastAsiaTheme="minorEastAsia" w:hAnsi="Cambria Math"/>
-                    <w:i/>
-                  </w:rPr>
-                </m:ctrlPr>
-              </m:sSubPr>
-              <m:e>
-                <m:r>
-                  <w:rPr>
-                    <w:rFonts w:ascii="Cambria Math" w:eastAsiaTheme="minorEastAsia" w:hAnsi="Cambria Math"/>
-                  </w:rPr>
-                  <m:t>F</m:t>
-                </m:r>
-              </m:e>
-              <m:sub>
-                <m:r>
-                  <w:rPr>
-                    <w:rFonts w:ascii="Cambria Math" w:eastAsiaTheme="minorEastAsia" w:hAnsi="Cambria Math"/>
-                  </w:rPr>
-                  <m:t>x</m:t>
-                </m:r>
-              </m:sub>
-            </m:sSub>
-            <m:r>
-              <w:rPr>
-                <w:rFonts w:ascii="Cambria Math" w:eastAsiaTheme="minorEastAsia" w:hAnsi="Cambria Math"/>
-              </w:rPr>
-              <m:t>,</m:t>
-            </m:r>
-            <m:sSub>
-              <m:sSubPr>
-                <m:ctrlPr>
-                  <w:rPr>
-                    <w:rFonts w:ascii="Cambria Math" w:eastAsiaTheme="minorEastAsia" w:hAnsi="Cambria Math"/>
-                    <w:i/>
-                  </w:rPr>
-                </m:ctrlPr>
-              </m:sSubPr>
-              <m:e>
-                <m:r>
-                  <w:rPr>
-                    <w:rFonts w:ascii="Cambria Math" w:eastAsiaTheme="minorEastAsia" w:hAnsi="Cambria Math"/>
-                  </w:rPr>
-                  <m:t>F</m:t>
-                </m:r>
-              </m:e>
-              <m:sub>
-                <m:r>
-                  <w:rPr>
-                    <w:rFonts w:ascii="Cambria Math" w:eastAsiaTheme="minorEastAsia" w:hAnsi="Cambria Math"/>
-                  </w:rPr>
-                  <m:t>y</m:t>
-                </m:r>
-              </m:sub>
-            </m:sSub>
-            <m:r>
-              <w:rPr>
-                <w:rFonts w:ascii="Cambria Math" w:eastAsiaTheme="minorEastAsia" w:hAnsi="Cambria Math"/>
-              </w:rPr>
-              <m:t>,</m:t>
-            </m:r>
-            <m:sSub>
-              <m:sSubPr>
-                <m:ctrlPr>
-                  <w:rPr>
-                    <w:rFonts w:ascii="Cambria Math" w:eastAsiaTheme="minorEastAsia" w:hAnsi="Cambria Math"/>
-                    <w:i/>
-                  </w:rPr>
-                </m:ctrlPr>
-              </m:sSubPr>
-              <m:e>
-                <m:r>
-                  <w:rPr>
-                    <w:rFonts w:ascii="Cambria Math" w:eastAsiaTheme="minorEastAsia" w:hAnsi="Cambria Math"/>
-                  </w:rPr>
-                  <m:t>F</m:t>
-                </m:r>
-              </m:e>
-              <m:sub>
-                <m:r>
-                  <w:rPr>
-                    <w:rFonts w:ascii="Cambria Math" w:eastAsiaTheme="minorEastAsia" w:hAnsi="Cambria Math"/>
-                  </w:rPr>
-                  <m:t>z</m:t>
+                  <m:t>3</m:t>
                 </m:r>
               </m:sub>
             </m:sSub>
@@ -344,13 +229,13 @@
         </m:d>
       </m:oMath>
       <w:r>
-        <w:rPr>
-          <w:rFonts w:eastAsiaTheme="minorEastAsia"/>
-        </w:rPr>
-        <w:t xml:space="preserve"> </w:t>
-      </w:r>
-      <w:r>
-        <w:t>required to maintain the assigned position and orientation.</w:t>
+        <w:t>. Importantly, tendon actuation in isolation does not generate net reaction wrench at the proximal constraint</w:t>
+      </w:r>
+      <w:r>
+        <w:t>.</w:t>
+      </w:r>
+      <w:r>
+        <w:t xml:space="preserve"> rather, it modifies the backbone equilibrium configuration, thereby altering the mapping between applied external loads and measured base reactions.</w:t>
       </w:r>
     </w:p>
     <w:p>
@@ -428,6 +313,7 @@
           <w:rPr>
             <w:rFonts w:ascii="Cambria Math" w:eastAsiaTheme="minorEastAsia" w:hAnsi="Cambria Math"/>
           </w:rPr>
+          <w:lastRenderedPageBreak/>
           <m:t>F</m:t>
         </m:r>
       </m:oMath>
@@ -545,13 +431,7 @@
         <w:rPr>
           <w:rFonts w:eastAsiaTheme="minorEastAsia"/>
         </w:rPr>
-        <w:t xml:space="preserve">Since </w:t>
-      </w:r>
-      <w:r>
-        <w:rPr>
-          <w:rFonts w:eastAsiaTheme="minorEastAsia"/>
-        </w:rPr>
-        <w:t>p</w:t>
+        <w:t>Since p</w:t>
       </w:r>
       <w:r>
         <w:rPr>
@@ -589,6 +469,159 @@
         </w:rPr>
         <w:t>.</w:t>
       </w:r>
+    </w:p>
+    <w:tbl>
+      <w:tblPr>
+        <w:tblStyle w:val="TableGrid"/>
+        <w:tblW w:w="0" w:type="auto"/>
+        <w:tblBorders>
+          <w:top w:val="none" w:sz="0" w:space="0" w:color="auto"/>
+          <w:left w:val="none" w:sz="0" w:space="0" w:color="auto"/>
+          <w:bottom w:val="none" w:sz="0" w:space="0" w:color="auto"/>
+          <w:right w:val="none" w:sz="0" w:space="0" w:color="auto"/>
+          <w:insideH w:val="none" w:sz="0" w:space="0" w:color="auto"/>
+          <w:insideV w:val="none" w:sz="0" w:space="0" w:color="auto"/>
+        </w:tblBorders>
+        <w:tblLook w:val="04A0" w:firstRow="1" w:lastRow="0" w:firstColumn="1" w:lastColumn="0" w:noHBand="0" w:noVBand="1"/>
+      </w:tblPr>
+      <w:tblGrid>
+        <w:gridCol w:w="8436"/>
+      </w:tblGrid>
+      <w:tr>
+        <w:tc>
+          <w:tcPr>
+            <w:tcW w:w="4675" w:type="dxa"/>
+          </w:tcPr>
+          <w:p>
+            <w:pPr>
+              <w:rPr>
+                <w:rFonts w:eastAsiaTheme="minorEastAsia"/>
+                <w:noProof/>
+              </w:rPr>
+            </w:pPr>
+          </w:p>
+          <w:p>
+            <w:pPr>
+              <w:rPr>
+                <w:rFonts w:eastAsiaTheme="minorEastAsia"/>
+              </w:rPr>
+            </w:pPr>
+            <w:r>
+              <w:rPr>
+                <w:rFonts w:eastAsiaTheme="minorEastAsia"/>
+                <w:noProof/>
+              </w:rPr>
+              <w:drawing>
+                <wp:inline distT="0" distB="0" distL="0" distR="0" wp14:anchorId="2ED9503C" wp14:editId="40B7143A">
+                  <wp:extent cx="5213652" cy="4000500"/>
+                  <wp:effectExtent l="0" t="0" r="6350" b="0"/>
+                  <wp:docPr id="837520879" name="Picture 1" descr="A diagram of a curved object&#10;&#10;AI-generated content may be incorrect."/>
+                  <wp:cNvGraphicFramePr>
+                    <a:graphicFrameLocks xmlns:a="http://schemas.openxmlformats.org/drawingml/2006/main" noChangeAspect="1"/>
+                  </wp:cNvGraphicFramePr>
+                  <a:graphic xmlns:a="http://schemas.openxmlformats.org/drawingml/2006/main">
+                    <a:graphicData uri="http://schemas.openxmlformats.org/drawingml/2006/picture">
+                      <pic:pic xmlns:pic="http://schemas.openxmlformats.org/drawingml/2006/picture">
+                        <pic:nvPicPr>
+                          <pic:cNvPr id="837520879" name="Picture 1" descr="A diagram of a curved object&#10;&#10;AI-generated content may be incorrect."/>
+                          <pic:cNvPicPr/>
+                        </pic:nvPicPr>
+                        <pic:blipFill rotWithShape="1">
+                          <a:blip r:embed="rId6">
+                            <a:extLst>
+                              <a:ext uri="{28A0092B-C50C-407E-A947-70E740481C1C}">
+                                <a14:useLocalDpi xmlns:a14="http://schemas.microsoft.com/office/drawing/2010/main" val="0"/>
+                              </a:ext>
+                            </a:extLst>
+                          </a:blip>
+                          <a:srcRect l="3846" t="10337" r="7657" b="10324"/>
+                          <a:stretch>
+                            <a:fillRect/>
+                          </a:stretch>
+                        </pic:blipFill>
+                        <pic:spPr bwMode="auto">
+                          <a:xfrm>
+                            <a:off x="0" y="0"/>
+                            <a:ext cx="5231469" cy="4014171"/>
+                          </a:xfrm>
+                          <a:prstGeom prst="rect">
+                            <a:avLst/>
+                          </a:prstGeom>
+                          <a:ln>
+                            <a:noFill/>
+                          </a:ln>
+                          <a:extLst>
+                            <a:ext uri="{53640926-AAD7-44D8-BBD7-CCE9431645EC}">
+                              <a14:shadowObscured xmlns:a14="http://schemas.microsoft.com/office/drawing/2010/main"/>
+                            </a:ext>
+                          </a:extLst>
+                        </pic:spPr>
+                      </pic:pic>
+                    </a:graphicData>
+                  </a:graphic>
+                </wp:inline>
+              </w:drawing>
+            </w:r>
+          </w:p>
+        </w:tc>
+      </w:tr>
+      <w:tr>
+        <w:tc>
+          <w:tcPr>
+            <w:tcW w:w="4675" w:type="dxa"/>
+          </w:tcPr>
+          <w:p>
+            <w:pPr>
+              <w:rPr>
+                <w:rFonts w:eastAsiaTheme="minorEastAsia"/>
+              </w:rPr>
+            </w:pPr>
+            <w:r>
+              <w:rPr>
+                <w:rFonts w:eastAsiaTheme="minorEastAsia"/>
+                <w:b/>
+                <w:bCs/>
+              </w:rPr>
+              <w:t>Figure</w:t>
+            </w:r>
+            <w:r>
+              <w:rPr>
+                <w:rFonts w:eastAsiaTheme="minorEastAsia"/>
+                <w:b/>
+                <w:bCs/>
+              </w:rPr>
+              <w:t xml:space="preserve">: </w:t>
+            </w:r>
+            <w:r>
+              <w:rPr>
+                <w:rFonts w:eastAsiaTheme="minorEastAsia"/>
+              </w:rPr>
+              <w:t xml:space="preserve">Robot configuration in </w:t>
+            </w:r>
+            <w:proofErr w:type="spellStart"/>
+            <w:r>
+              <w:rPr>
+                <w:rFonts w:eastAsiaTheme="minorEastAsia"/>
+              </w:rPr>
+              <w:t>SoRoSim</w:t>
+            </w:r>
+            <w:proofErr w:type="spellEnd"/>
+            <w:r>
+              <w:rPr>
+                <w:rFonts w:eastAsiaTheme="minorEastAsia"/>
+              </w:rPr>
+              <w:t xml:space="preserve"> showing variable radii, tendon routing, two applied forces, and resulting deflection</w:t>
+            </w:r>
+          </w:p>
+        </w:tc>
+      </w:tr>
+    </w:tbl>
+    <w:p>
+      <w:pPr>
+        <w:rPr>
+          <w:rFonts w:eastAsiaTheme="minorEastAsia"/>
+        </w:rPr>
+      </w:pPr>
     </w:p>
     <w:p>
       <w:pPr>
@@ -605,475 +638,195 @@
           <w:b/>
           <w:bCs/>
         </w:rPr>
-        <w:lastRenderedPageBreak/>
-        <w:t>Tendon Actuation</w:t>
+        <w:t>Experimental Setup</w:t>
       </w:r>
     </w:p>
     <w:p>
       <w:r>
-        <w:t>Tendon actuation is modeled as a soft actuator in SoRoSim. Since physical tendon routing disks are absent from the model, SoRoSim generates invisible floating paths for the tendons. Three tendon paths are defined at 120</w:t>
-      </w:r>
-      <w:r>
-        <w:rPr>
-          <w:vertAlign w:val="superscript"/>
-        </w:rPr>
-        <w:t>°</w:t>
-      </w:r>
-      <w:r>
-        <w:t xml:space="preserve"> intervals around an 8 mm radius circle, matching the physical robot configuration.</w:t>
+        <w:t xml:space="preserve">To compare the </w:t>
+      </w:r>
+      <w:r>
+        <w:t xml:space="preserve">force estimation performance of different geometric designs, </w:t>
+      </w:r>
+      <w:r>
+        <w:t xml:space="preserve">we built a motorized testing setup to apply </w:t>
+      </w:r>
+      <w:r>
+        <w:t>two point</w:t>
+      </w:r>
+      <w:r>
+        <w:t xml:space="preserve"> </w:t>
+      </w:r>
+      <w:r>
+        <w:t>forces and</w:t>
+      </w:r>
+      <w:r>
+        <w:t xml:space="preserve"> apply </w:t>
+      </w:r>
+      <w:r>
+        <w:t xml:space="preserve">three tendon tensions. </w:t>
       </w:r>
     </w:p>
-    <w:p>
-      <w:pPr>
-        <w:rPr>
-          <w:rFonts w:eastAsiaTheme="minorEastAsia"/>
-        </w:rPr>
-      </w:pPr>
-      <w:r>
-        <w:t>Each tendon is tension-controlled and actuated independently using tension parameters</w:t>
-      </w:r>
-      <w:r>
-        <w:t xml:space="preserve"> </w:t>
-      </w:r>
-      <m:oMath>
-        <m:d>
-          <m:dPr>
-            <m:begChr m:val="["/>
-            <m:endChr m:val="]"/>
-            <m:ctrlPr>
-              <w:rPr>
-                <w:rFonts w:ascii="Cambria Math" w:eastAsiaTheme="minorEastAsia" w:hAnsi="Cambria Math"/>
-                <w:i/>
-              </w:rPr>
-            </m:ctrlPr>
-          </m:dPr>
-          <m:e>
-            <m:sSub>
-              <m:sSubPr>
-                <m:ctrlPr>
-                  <w:rPr>
-                    <w:rFonts w:ascii="Cambria Math" w:eastAsiaTheme="minorEastAsia" w:hAnsi="Cambria Math"/>
-                    <w:i/>
-                  </w:rPr>
-                </m:ctrlPr>
-              </m:sSubPr>
-              <m:e>
-                <m:r>
-                  <w:rPr>
-                    <w:rFonts w:ascii="Cambria Math" w:eastAsiaTheme="minorEastAsia" w:hAnsi="Cambria Math"/>
-                  </w:rPr>
-                  <m:t>τ</m:t>
-                </m:r>
-              </m:e>
-              <m:sub>
-                <m:r>
-                  <w:rPr>
-                    <w:rFonts w:ascii="Cambria Math" w:eastAsiaTheme="minorEastAsia" w:hAnsi="Cambria Math"/>
-                  </w:rPr>
-                  <m:t>1</m:t>
-                </m:r>
-              </m:sub>
-            </m:sSub>
-            <m:r>
-              <w:rPr>
-                <w:rFonts w:ascii="Cambria Math" w:eastAsiaTheme="minorEastAsia" w:hAnsi="Cambria Math"/>
-              </w:rPr>
-              <m:t>,</m:t>
-            </m:r>
-            <m:sSub>
-              <m:sSubPr>
-                <m:ctrlPr>
-                  <w:rPr>
-                    <w:rFonts w:ascii="Cambria Math" w:eastAsiaTheme="minorEastAsia" w:hAnsi="Cambria Math"/>
-                    <w:i/>
-                  </w:rPr>
-                </m:ctrlPr>
-              </m:sSubPr>
-              <m:e>
-                <m:r>
-                  <w:rPr>
-                    <w:rFonts w:ascii="Cambria Math" w:eastAsiaTheme="minorEastAsia" w:hAnsi="Cambria Math"/>
-                  </w:rPr>
-                  <m:t>τ</m:t>
-                </m:r>
-              </m:e>
-              <m:sub>
-                <m:r>
-                  <w:rPr>
-                    <w:rFonts w:ascii="Cambria Math" w:eastAsiaTheme="minorEastAsia" w:hAnsi="Cambria Math"/>
-                  </w:rPr>
-                  <m:t>2</m:t>
-                </m:r>
-              </m:sub>
-            </m:sSub>
-            <m:r>
-              <w:rPr>
-                <w:rFonts w:ascii="Cambria Math" w:eastAsiaTheme="minorEastAsia" w:hAnsi="Cambria Math"/>
-              </w:rPr>
-              <m:t>,</m:t>
-            </m:r>
-            <m:sSub>
-              <m:sSubPr>
-                <m:ctrlPr>
-                  <w:rPr>
-                    <w:rFonts w:ascii="Cambria Math" w:eastAsiaTheme="minorEastAsia" w:hAnsi="Cambria Math"/>
-                    <w:i/>
-                  </w:rPr>
-                </m:ctrlPr>
-              </m:sSubPr>
-              <m:e>
-                <m:r>
-                  <w:rPr>
-                    <w:rFonts w:ascii="Cambria Math" w:eastAsiaTheme="minorEastAsia" w:hAnsi="Cambria Math"/>
-                  </w:rPr>
-                  <m:t>τ</m:t>
-                </m:r>
-              </m:e>
-              <m:sub>
-                <m:r>
-                  <w:rPr>
-                    <w:rFonts w:ascii="Cambria Math" w:eastAsiaTheme="minorEastAsia" w:hAnsi="Cambria Math"/>
-                  </w:rPr>
-                  <m:t>3</m:t>
-                </m:r>
-              </m:sub>
-            </m:sSub>
-          </m:e>
-        </m:d>
-      </m:oMath>
-      <w:r>
-        <w:rPr>
-          <w:rFonts w:eastAsiaTheme="minorEastAsia"/>
-        </w:rPr>
-        <w:t xml:space="preserve">. </w:t>
-      </w:r>
-      <w:r>
-        <w:t xml:space="preserve">Tendon tension causes the beam to bend and deform. However, </w:t>
-      </w:r>
-      <m:oMath>
-        <m:d>
-          <m:dPr>
-            <m:begChr m:val="["/>
-            <m:endChr m:val="]"/>
-            <m:ctrlPr>
-              <w:rPr>
-                <w:rFonts w:ascii="Cambria Math" w:eastAsiaTheme="minorEastAsia" w:hAnsi="Cambria Math"/>
-                <w:i/>
-              </w:rPr>
-            </m:ctrlPr>
-          </m:dPr>
-          <m:e>
-            <m:sSub>
-              <m:sSubPr>
-                <m:ctrlPr>
-                  <w:rPr>
-                    <w:rFonts w:ascii="Cambria Math" w:eastAsiaTheme="minorEastAsia" w:hAnsi="Cambria Math"/>
-                    <w:i/>
-                  </w:rPr>
-                </m:ctrlPr>
-              </m:sSubPr>
-              <m:e>
-                <m:r>
-                  <w:rPr>
-                    <w:rFonts w:ascii="Cambria Math" w:eastAsiaTheme="minorEastAsia" w:hAnsi="Cambria Math"/>
-                  </w:rPr>
-                  <m:t>τ</m:t>
-                </m:r>
-              </m:e>
-              <m:sub>
-                <m:r>
-                  <w:rPr>
-                    <w:rFonts w:ascii="Cambria Math" w:eastAsiaTheme="minorEastAsia" w:hAnsi="Cambria Math"/>
-                  </w:rPr>
-                  <m:t>1</m:t>
-                </m:r>
-              </m:sub>
-            </m:sSub>
-            <m:r>
-              <w:rPr>
-                <w:rFonts w:ascii="Cambria Math" w:eastAsiaTheme="minorEastAsia" w:hAnsi="Cambria Math"/>
-              </w:rPr>
-              <m:t>,</m:t>
-            </m:r>
-            <m:sSub>
-              <m:sSubPr>
-                <m:ctrlPr>
-                  <w:rPr>
-                    <w:rFonts w:ascii="Cambria Math" w:eastAsiaTheme="minorEastAsia" w:hAnsi="Cambria Math"/>
-                    <w:i/>
-                  </w:rPr>
-                </m:ctrlPr>
-              </m:sSubPr>
-              <m:e>
-                <m:r>
-                  <w:rPr>
-                    <w:rFonts w:ascii="Cambria Math" w:eastAsiaTheme="minorEastAsia" w:hAnsi="Cambria Math"/>
-                  </w:rPr>
-                  <m:t>τ</m:t>
-                </m:r>
-              </m:e>
-              <m:sub>
-                <m:r>
-                  <w:rPr>
-                    <w:rFonts w:ascii="Cambria Math" w:eastAsiaTheme="minorEastAsia" w:hAnsi="Cambria Math"/>
-                  </w:rPr>
-                  <m:t>2</m:t>
-                </m:r>
-              </m:sub>
-            </m:sSub>
-            <m:r>
-              <w:rPr>
-                <w:rFonts w:ascii="Cambria Math" w:eastAsiaTheme="minorEastAsia" w:hAnsi="Cambria Math"/>
-              </w:rPr>
-              <m:t>,</m:t>
-            </m:r>
-            <m:sSub>
-              <m:sSubPr>
-                <m:ctrlPr>
-                  <w:rPr>
-                    <w:rFonts w:ascii="Cambria Math" w:eastAsiaTheme="minorEastAsia" w:hAnsi="Cambria Math"/>
-                    <w:i/>
-                  </w:rPr>
-                </m:ctrlPr>
-              </m:sSubPr>
-              <m:e>
-                <m:r>
-                  <w:rPr>
-                    <w:rFonts w:ascii="Cambria Math" w:eastAsiaTheme="minorEastAsia" w:hAnsi="Cambria Math"/>
-                  </w:rPr>
-                  <m:t>τ</m:t>
-                </m:r>
-              </m:e>
-              <m:sub>
-                <m:r>
-                  <w:rPr>
-                    <w:rFonts w:ascii="Cambria Math" w:eastAsiaTheme="minorEastAsia" w:hAnsi="Cambria Math"/>
-                  </w:rPr>
-                  <m:t>3</m:t>
-                </m:r>
-              </m:sub>
-            </m:sSub>
-          </m:e>
-        </m:d>
-      </m:oMath>
-      <w:r>
-        <w:rPr>
-          <w:rFonts w:eastAsiaTheme="minorEastAsia"/>
-        </w:rPr>
-        <w:t xml:space="preserve"> </w:t>
-      </w:r>
-      <w:r>
-        <w:t xml:space="preserve">are decoupled from the proximal wrench </w:t>
-      </w:r>
-      <m:oMath>
-        <m:d>
-          <m:dPr>
-            <m:begChr m:val="["/>
-            <m:endChr m:val="]"/>
-            <m:ctrlPr>
-              <w:rPr>
-                <w:rFonts w:ascii="Cambria Math" w:eastAsiaTheme="minorEastAsia" w:hAnsi="Cambria Math"/>
-                <w:i/>
-              </w:rPr>
-            </m:ctrlPr>
-          </m:dPr>
-          <m:e>
-            <m:sSub>
-              <m:sSubPr>
-                <m:ctrlPr>
-                  <w:rPr>
-                    <w:rFonts w:ascii="Cambria Math" w:eastAsiaTheme="minorEastAsia" w:hAnsi="Cambria Math"/>
-                    <w:i/>
-                  </w:rPr>
-                </m:ctrlPr>
-              </m:sSubPr>
-              <m:e>
-                <m:r>
-                  <w:rPr>
-                    <w:rFonts w:ascii="Cambria Math" w:eastAsiaTheme="minorEastAsia" w:hAnsi="Cambria Math"/>
-                  </w:rPr>
-                  <m:t>T</m:t>
-                </m:r>
-              </m:e>
-              <m:sub>
-                <m:r>
-                  <w:rPr>
-                    <w:rFonts w:ascii="Cambria Math" w:eastAsiaTheme="minorEastAsia" w:hAnsi="Cambria Math"/>
-                  </w:rPr>
-                  <m:t>x</m:t>
-                </m:r>
-              </m:sub>
-            </m:sSub>
-            <m:r>
-              <w:rPr>
-                <w:rFonts w:ascii="Cambria Math" w:eastAsiaTheme="minorEastAsia" w:hAnsi="Cambria Math"/>
-              </w:rPr>
-              <m:t>,</m:t>
-            </m:r>
-            <m:sSub>
-              <m:sSubPr>
-                <m:ctrlPr>
-                  <w:rPr>
-                    <w:rFonts w:ascii="Cambria Math" w:eastAsiaTheme="minorEastAsia" w:hAnsi="Cambria Math"/>
-                    <w:i/>
-                  </w:rPr>
-                </m:ctrlPr>
-              </m:sSubPr>
-              <m:e>
-                <m:r>
-                  <w:rPr>
-                    <w:rFonts w:ascii="Cambria Math" w:eastAsiaTheme="minorEastAsia" w:hAnsi="Cambria Math"/>
-                  </w:rPr>
-                  <m:t>T</m:t>
-                </m:r>
-              </m:e>
-              <m:sub>
-                <m:r>
-                  <w:rPr>
-                    <w:rFonts w:ascii="Cambria Math" w:eastAsiaTheme="minorEastAsia" w:hAnsi="Cambria Math"/>
-                  </w:rPr>
-                  <m:t>y</m:t>
-                </m:r>
-              </m:sub>
-            </m:sSub>
-            <m:r>
-              <w:rPr>
-                <w:rFonts w:ascii="Cambria Math" w:eastAsiaTheme="minorEastAsia" w:hAnsi="Cambria Math"/>
-              </w:rPr>
-              <m:t>,</m:t>
-            </m:r>
-            <m:sSub>
-              <m:sSubPr>
-                <m:ctrlPr>
-                  <w:rPr>
-                    <w:rFonts w:ascii="Cambria Math" w:eastAsiaTheme="minorEastAsia" w:hAnsi="Cambria Math"/>
-                    <w:i/>
-                  </w:rPr>
-                </m:ctrlPr>
-              </m:sSubPr>
-              <m:e>
-                <m:r>
-                  <w:rPr>
-                    <w:rFonts w:ascii="Cambria Math" w:eastAsiaTheme="minorEastAsia" w:hAnsi="Cambria Math"/>
-                  </w:rPr>
-                  <m:t>T</m:t>
-                </m:r>
-              </m:e>
-              <m:sub>
-                <m:r>
-                  <w:rPr>
-                    <w:rFonts w:ascii="Cambria Math" w:eastAsiaTheme="minorEastAsia" w:hAnsi="Cambria Math"/>
-                  </w:rPr>
-                  <m:t>z</m:t>
-                </m:r>
-              </m:sub>
-            </m:sSub>
-            <m:r>
-              <w:rPr>
-                <w:rFonts w:ascii="Cambria Math" w:eastAsiaTheme="minorEastAsia" w:hAnsi="Cambria Math"/>
-              </w:rPr>
-              <m:t>,</m:t>
-            </m:r>
-            <m:sSub>
-              <m:sSubPr>
-                <m:ctrlPr>
-                  <w:rPr>
-                    <w:rFonts w:ascii="Cambria Math" w:eastAsiaTheme="minorEastAsia" w:hAnsi="Cambria Math"/>
-                    <w:i/>
-                  </w:rPr>
-                </m:ctrlPr>
-              </m:sSubPr>
-              <m:e>
-                <m:r>
-                  <w:rPr>
-                    <w:rFonts w:ascii="Cambria Math" w:eastAsiaTheme="minorEastAsia" w:hAnsi="Cambria Math"/>
-                  </w:rPr>
-                  <m:t>F</m:t>
-                </m:r>
-              </m:e>
-              <m:sub>
-                <m:r>
-                  <w:rPr>
-                    <w:rFonts w:ascii="Cambria Math" w:eastAsiaTheme="minorEastAsia" w:hAnsi="Cambria Math"/>
-                  </w:rPr>
-                  <m:t>x</m:t>
-                </m:r>
-              </m:sub>
-            </m:sSub>
-            <m:r>
-              <w:rPr>
-                <w:rFonts w:ascii="Cambria Math" w:eastAsiaTheme="minorEastAsia" w:hAnsi="Cambria Math"/>
-              </w:rPr>
-              <m:t>,</m:t>
-            </m:r>
-            <m:sSub>
-              <m:sSubPr>
-                <m:ctrlPr>
-                  <w:rPr>
-                    <w:rFonts w:ascii="Cambria Math" w:eastAsiaTheme="minorEastAsia" w:hAnsi="Cambria Math"/>
-                    <w:i/>
-                  </w:rPr>
-                </m:ctrlPr>
-              </m:sSubPr>
-              <m:e>
-                <m:r>
-                  <w:rPr>
-                    <w:rFonts w:ascii="Cambria Math" w:eastAsiaTheme="minorEastAsia" w:hAnsi="Cambria Math"/>
-                  </w:rPr>
-                  <m:t>F</m:t>
-                </m:r>
-              </m:e>
-              <m:sub>
-                <m:r>
-                  <w:rPr>
-                    <w:rFonts w:ascii="Cambria Math" w:eastAsiaTheme="minorEastAsia" w:hAnsi="Cambria Math"/>
-                  </w:rPr>
-                  <m:t>y</m:t>
-                </m:r>
-              </m:sub>
-            </m:sSub>
-            <m:r>
-              <w:rPr>
-                <w:rFonts w:ascii="Cambria Math" w:eastAsiaTheme="minorEastAsia" w:hAnsi="Cambria Math"/>
-              </w:rPr>
-              <m:t>,</m:t>
-            </m:r>
-            <m:sSub>
-              <m:sSubPr>
-                <m:ctrlPr>
-                  <w:rPr>
-                    <w:rFonts w:ascii="Cambria Math" w:eastAsiaTheme="minorEastAsia" w:hAnsi="Cambria Math"/>
-                    <w:i/>
-                  </w:rPr>
-                </m:ctrlPr>
-              </m:sSubPr>
-              <m:e>
-                <m:r>
-                  <w:rPr>
-                    <w:rFonts w:ascii="Cambria Math" w:eastAsiaTheme="minorEastAsia" w:hAnsi="Cambria Math"/>
-                  </w:rPr>
-                  <m:t>F</m:t>
-                </m:r>
-              </m:e>
-              <m:sub>
-                <m:r>
-                  <w:rPr>
-                    <w:rFonts w:ascii="Cambria Math" w:eastAsiaTheme="minorEastAsia" w:hAnsi="Cambria Math"/>
-                  </w:rPr>
-                  <m:t>z</m:t>
-                </m:r>
-              </m:sub>
-            </m:sSub>
-          </m:e>
-        </m:d>
-      </m:oMath>
-      <w:r>
-        <w:t>. T</w:t>
-      </w:r>
-      <w:r>
-        <w:t>endon actuation does not directly affect the proximal wrench but rather modifies how applied forces map to proximal wrenches due to the altered backbone geometry.</w:t>
-      </w:r>
-    </w:p>
+    <w:tbl>
+      <w:tblPr>
+        <w:tblStyle w:val="TableGrid"/>
+        <w:tblW w:w="0" w:type="auto"/>
+        <w:tblLook w:val="04A0" w:firstRow="1" w:lastRow="0" w:firstColumn="1" w:lastColumn="0" w:noHBand="0" w:noVBand="1"/>
+      </w:tblPr>
+      <w:tblGrid>
+        <w:gridCol w:w="4675"/>
+        <w:gridCol w:w="4675"/>
+      </w:tblGrid>
+      <w:tr>
+        <w:tc>
+          <w:tcPr>
+            <w:tcW w:w="4675" w:type="dxa"/>
+          </w:tcPr>
+          <w:p>
+            <w:r>
+              <w:rPr>
+                <w:noProof/>
+              </w:rPr>
+              <w:lastRenderedPageBreak/>
+              <w:drawing>
+                <wp:inline distT="0" distB="0" distL="0" distR="0" wp14:anchorId="501ACFBF" wp14:editId="370739FF">
+                  <wp:extent cx="2771775" cy="3738048"/>
+                  <wp:effectExtent l="0" t="0" r="0" b="0"/>
+                  <wp:docPr id="125125433" name="Picture 2" descr="A yellow and black machine&#10;&#10;AI-generated content may be incorrect."/>
+                  <wp:cNvGraphicFramePr>
+                    <a:graphicFrameLocks xmlns:a="http://schemas.openxmlformats.org/drawingml/2006/main" noChangeAspect="1"/>
+                  </wp:cNvGraphicFramePr>
+                  <a:graphic xmlns:a="http://schemas.openxmlformats.org/drawingml/2006/main">
+                    <a:graphicData uri="http://schemas.openxmlformats.org/drawingml/2006/picture">
+                      <pic:pic xmlns:pic="http://schemas.openxmlformats.org/drawingml/2006/picture">
+                        <pic:nvPicPr>
+                          <pic:cNvPr id="125125433" name="Picture 2" descr="A yellow and black machine&#10;&#10;AI-generated content may be incorrect."/>
+                          <pic:cNvPicPr/>
+                        </pic:nvPicPr>
+                        <pic:blipFill>
+                          <a:blip r:embed="rId7" cstate="print">
+                            <a:extLst>
+                              <a:ext uri="{28A0092B-C50C-407E-A947-70E740481C1C}">
+                                <a14:useLocalDpi xmlns:a14="http://schemas.microsoft.com/office/drawing/2010/main" val="0"/>
+                              </a:ext>
+                            </a:extLst>
+                          </a:blip>
+                          <a:stretch>
+                            <a:fillRect/>
+                          </a:stretch>
+                        </pic:blipFill>
+                        <pic:spPr>
+                          <a:xfrm>
+                            <a:off x="0" y="0"/>
+                            <a:ext cx="2776712" cy="3744706"/>
+                          </a:xfrm>
+                          <a:prstGeom prst="rect">
+                            <a:avLst/>
+                          </a:prstGeom>
+                        </pic:spPr>
+                      </pic:pic>
+                    </a:graphicData>
+                  </a:graphic>
+                </wp:inline>
+              </w:drawing>
+            </w:r>
+          </w:p>
+        </w:tc>
+        <w:tc>
+          <w:tcPr>
+            <w:tcW w:w="4675" w:type="dxa"/>
+          </w:tcPr>
+          <w:p>
+            <w:pPr>
+              <w:rPr>
+                <w:noProof/>
+              </w:rPr>
+            </w:pPr>
+            <w:r>
+              <w:rPr>
+                <w:noProof/>
+              </w:rPr>
+              <w:drawing>
+                <wp:inline distT="0" distB="0" distL="0" distR="0" wp14:anchorId="72265CE0" wp14:editId="2B48CA33">
+                  <wp:extent cx="2819400" cy="3655680"/>
+                  <wp:effectExtent l="0" t="0" r="0" b="2540"/>
+                  <wp:docPr id="1541011636" name="Picture 3" descr="A machine with wires and wires&#10;&#10;AI-generated content may be incorrect."/>
+                  <wp:cNvGraphicFramePr>
+                    <a:graphicFrameLocks xmlns:a="http://schemas.openxmlformats.org/drawingml/2006/main" noChangeAspect="1"/>
+                  </wp:cNvGraphicFramePr>
+                  <a:graphic xmlns:a="http://schemas.openxmlformats.org/drawingml/2006/main">
+                    <a:graphicData uri="http://schemas.openxmlformats.org/drawingml/2006/picture">
+                      <pic:pic xmlns:pic="http://schemas.openxmlformats.org/drawingml/2006/picture">
+                        <pic:nvPicPr>
+                          <pic:cNvPr id="1541011636" name="Picture 3" descr="A machine with wires and wires&#10;&#10;AI-generated content may be incorrect."/>
+                          <pic:cNvPicPr/>
+                        </pic:nvPicPr>
+                        <pic:blipFill rotWithShape="1">
+                          <a:blip r:embed="rId8" cstate="print">
+                            <a:extLst>
+                              <a:ext uri="{28A0092B-C50C-407E-A947-70E740481C1C}">
+                                <a14:useLocalDpi xmlns:a14="http://schemas.microsoft.com/office/drawing/2010/main" val="0"/>
+                              </a:ext>
+                            </a:extLst>
+                          </a:blip>
+                          <a:srcRect t="9243" r="14683" b="7789"/>
+                          <a:stretch>
+                            <a:fillRect/>
+                          </a:stretch>
+                        </pic:blipFill>
+                        <pic:spPr bwMode="auto">
+                          <a:xfrm>
+                            <a:off x="0" y="0"/>
+                            <a:ext cx="2824266" cy="3661989"/>
+                          </a:xfrm>
+                          <a:prstGeom prst="rect">
+                            <a:avLst/>
+                          </a:prstGeom>
+                          <a:ln>
+                            <a:noFill/>
+                          </a:ln>
+                          <a:extLst>
+                            <a:ext uri="{53640926-AAD7-44D8-BBD7-CCE9431645EC}">
+                              <a14:shadowObscured xmlns:a14="http://schemas.microsoft.com/office/drawing/2010/main"/>
+                            </a:ext>
+                          </a:extLst>
+                        </pic:spPr>
+                      </pic:pic>
+                    </a:graphicData>
+                  </a:graphic>
+                </wp:inline>
+              </w:drawing>
+            </w:r>
+          </w:p>
+          <w:p/>
+        </w:tc>
+      </w:tr>
+      <w:tr>
+        <w:tc>
+          <w:tcPr>
+            <w:tcW w:w="9350" w:type="dxa"/>
+            <w:gridSpan w:val="2"/>
+          </w:tcPr>
+          <w:p>
+            <w:r>
+              <w:rPr>
+                <w:rFonts w:eastAsiaTheme="minorEastAsia"/>
+                <w:b/>
+                <w:bCs/>
+              </w:rPr>
+              <w:t xml:space="preserve">Figure: </w:t>
+            </w:r>
+            <w:r>
+              <w:rPr>
+                <w:rFonts w:eastAsiaTheme="minorEastAsia"/>
+              </w:rPr>
+              <w:t>Left: CAD model of experimental setup showing (a) link design (blue), (b) closed-loop tension-controlled winch for applying tendon forces (yellow), and (c) 6-axis force-torque sensor (green). Right: PLA 3D-printed setup.</w:t>
+            </w:r>
+          </w:p>
+        </w:tc>
+      </w:tr>
+    </w:tbl>
+    <w:p/>
     <w:p>
       <w:pPr>
         <w:pStyle w:val="Heading2"/>
@@ -1638,7 +1391,21 @@
         <w:rPr>
           <w:rFonts w:eastAsiaTheme="minorEastAsia"/>
         </w:rPr>
-        <w:t>computed by the SoRoSim statics() function</w:t>
+        <w:t xml:space="preserve">computed by the </w:t>
+      </w:r>
+      <w:proofErr w:type="spellStart"/>
+      <w:r>
+        <w:rPr>
+          <w:rFonts w:eastAsiaTheme="minorEastAsia"/>
+        </w:rPr>
+        <w:t>SoRoSim</w:t>
+      </w:r>
+      <w:proofErr w:type="spellEnd"/>
+      <w:r>
+        <w:rPr>
+          <w:rFonts w:eastAsiaTheme="minorEastAsia"/>
+        </w:rPr>
+        <w:t xml:space="preserve"> statics() function</w:t>
       </w:r>
     </w:p>
     <w:p>
@@ -2356,6 +2123,7 @@
           <w:b/>
           <w:bCs/>
         </w:rPr>
+        <w:lastRenderedPageBreak/>
         <w:t>Output:</w:t>
       </w:r>
       <w:r>
@@ -2905,14 +2673,7 @@
         <w:rPr>
           <w:rFonts w:eastAsiaTheme="minorEastAsia"/>
         </w:rPr>
-        <w:t xml:space="preserve"> is selected, and a nonlinear least-squares optimizer using the trust-region-reflective </w:t>
-      </w:r>
-      <w:r>
-        <w:rPr>
-          <w:rFonts w:eastAsiaTheme="minorEastAsia"/>
-        </w:rPr>
-        <w:lastRenderedPageBreak/>
-        <w:t xml:space="preserve">algorithm is applied. The optimizer computes the forward model </w:t>
+        <w:t xml:space="preserve"> is selected, and a nonlinear least-squares optimizer using the trust-region-reflective algorithm is applied. The optimizer computes the forward model </w:t>
       </w:r>
       <m:oMath>
         <m:r>
@@ -4872,6 +4633,7 @@
     </w:p>
     <w:p>
       <w:r>
+        <w:lastRenderedPageBreak/>
         <w:t>Sampling Jacobians across the entire domain</w:t>
       </w:r>
       <w:r>
@@ -5162,11 +4924,7 @@
         <w:t>-</w:t>
       </w:r>
       <w:r>
-        <w:t xml:space="preserve">forces across the domain using Latin Hypercube Sampling (LHS) for superior coverage. We used finite differences to approximate the Jacobian of the forward model at each point and extracted the smallest </w:t>
-      </w:r>
-      <w:r>
-        <w:lastRenderedPageBreak/>
-        <w:t>singular value across all Jacobians. This analysis was repeated for various geometries in both single and two point-force cases.</w:t>
+        <w:t>forces across the domain using Latin Hypercube Sampling (LHS) for superior coverage. We used finite differences to approximate the Jacobian of the forward model at each point and extracted the smallest singular value across all Jacobians. This analysis was repeated for various geometries in both single and two point-force cases.</w:t>
       </w:r>
     </w:p>
     <w:p>
@@ -6487,6 +6245,7 @@
         <w:rPr>
           <w:rFonts w:eastAsiaTheme="minorEastAsia"/>
         </w:rPr>
+        <w:lastRenderedPageBreak/>
         <w:t>This observation raises the question: Could more sophisticated geometric customization yield shapes more optimal than simple tapers?</w:t>
       </w:r>
     </w:p>
@@ -7550,6 +7309,26 @@
       </w:r>
       <w:r>
         <w:rPr>
+          <w:rStyle w:val="Heading1Char"/>
+          <w:b/>
+          <w:bCs/>
+        </w:rPr>
+        <w:t>Results</w:t>
+      </w:r>
+      <w:r>
+        <w:rPr>
+          <w:rFonts w:eastAsiaTheme="minorEastAsia"/>
+        </w:rPr>
+        <w:br/>
+      </w:r>
+      <w:r>
+        <w:rPr>
+          <w:rFonts w:eastAsiaTheme="minorEastAsia"/>
+        </w:rPr>
+        <w:br/>
+      </w:r>
+      <w:r>
+        <w:rPr>
           <w:rFonts w:eastAsiaTheme="minorEastAsia"/>
         </w:rPr>
         <w:br/>
@@ -7585,6 +7364,7 @@
         <w:rPr>
           <w:rFonts w:eastAsiaTheme="minorEastAsia"/>
         </w:rPr>
+        <w:lastRenderedPageBreak/>
         <w:br/>
       </w:r>
     </w:p>

--- a/Paper/Method.docx
+++ b/Paper/Method.docx
@@ -35,23 +35,7 @@
     </w:p>
     <w:p>
       <w:r>
-        <w:t xml:space="preserve">The robot statics are modeled using </w:t>
-      </w:r>
-      <w:proofErr w:type="spellStart"/>
-      <w:r>
-        <w:t>SoRoSim</w:t>
-      </w:r>
-      <w:proofErr w:type="spellEnd"/>
-      <w:r>
-        <w:t xml:space="preserve">, a MATLAB-based toolbox implementing the Geometric Variable-Strain (GVS) formulation of </w:t>
-      </w:r>
-      <w:proofErr w:type="spellStart"/>
-      <w:r>
-        <w:t>Cosserat</w:t>
-      </w:r>
-      <w:proofErr w:type="spellEnd"/>
-      <w:r>
-        <w:t xml:space="preserve"> rod theory for continuum robots. This framework was selected for its computational efficiency and native support for tendon-driven actuation.</w:t>
+        <w:t>The robot statics are modeled using SoRoSim, a MATLAB-based toolbox implementing the Geometric Variable-Strain (GVS) formulation of Cosserat rod theory for continuum robots. This framework was selected for its computational efficiency and native support for tendon-driven actuation.</w:t>
       </w:r>
     </w:p>
     <w:p>
@@ -72,20 +56,45 @@
     </w:p>
     <w:p>
       <w:r>
-        <w:t xml:space="preserve">The robot backbone comprises a 200 mm continuum link discretized into 20 equally-spaced segments. Each segment possesses an independently specified radius, allowing arbitrary cross-sectional profiles along the length. The backbone material properties correspond to PLA (Young's modulus E = 2.9 </w:t>
-      </w:r>
-      <w:proofErr w:type="spellStart"/>
-      <w:r>
-        <w:t>GPa</w:t>
-      </w:r>
-      <w:proofErr w:type="spellEnd"/>
-      <w:r>
-        <w:t>, Poisson's ratio ν = 0.34). The distal end is unconstrained with three degrees of freedom: two-axis bending and axial extension. The proximal end is fixed to the global coordinate frame origin.</w:t>
+        <w:t>The robot backbone comprises a 200 mm continuum link discretized into 20 equally-spaced segments. Each segment possesses an independently specified radius, allowing arbitrary cross-sectional profiles along the length. The backbone material properties correspond to PLA (Young's modulus E = 2.9 GPa, Poisson's ratio ν = 0.34). The distal end is unconstrained with three degrees of freedom: two-axis bending and axial extension. The proximal end is fixed to the global coordinate frame origin.</w:t>
       </w:r>
     </w:p>
     <w:p>
       <w:r>
-        <w:t>To quantify reaction forces and moments at the base, a six-degree-of-freedom constraint (three translational, three rotational) is enforced at the proximal end. This constraint is position-controlled, solving for the six-dimensional wrench required to maintain the specified fixed configuration.</w:t>
+        <w:t>To quantify reaction forces and moments at the base, a six-degree-of-freedom constraint (three translational, three rotational) is enforced at the proximal end. This constraint is position-controlled</w:t>
+      </w:r>
+      <w:r>
+        <w:t xml:space="preserve">, fixed at a </w:t>
+      </w:r>
+      <w:r>
+        <w:t xml:space="preserve">specified </w:t>
+      </w:r>
+      <w:r>
+        <w:t>position and ori</w:t>
+      </w:r>
+      <w:r>
+        <w:t xml:space="preserve">entation by the user. </w:t>
+      </w:r>
+      <w:r>
+        <w:t xml:space="preserve">SoRoSim </w:t>
+      </w:r>
+      <w:r>
+        <w:t xml:space="preserve">then </w:t>
+      </w:r>
+      <w:r>
+        <w:t xml:space="preserve">allows us to </w:t>
+      </w:r>
+      <w:r>
+        <w:t>solve</w:t>
+      </w:r>
+      <w:r>
+        <w:t xml:space="preserve"> the six-dimensional wrench required to maintain th</w:t>
+      </w:r>
+      <w:r>
+        <w:t>is</w:t>
+      </w:r>
+      <w:r>
+        <w:t xml:space="preserve"> specified fixed configuration.</w:t>
       </w:r>
     </w:p>
     <w:p>
@@ -253,6 +262,7 @@
           <w:b/>
           <w:bCs/>
         </w:rPr>
+        <w:lastRenderedPageBreak/>
         <w:t>Applied Point Forces</w:t>
       </w:r>
     </w:p>
@@ -313,7 +323,6 @@
           <w:rPr>
             <w:rFonts w:ascii="Cambria Math" w:eastAsiaTheme="minorEastAsia" w:hAnsi="Cambria Math"/>
           </w:rPr>
-          <w:lastRenderedPageBreak/>
           <m:t>F</m:t>
         </m:r>
       </m:oMath>
@@ -373,7 +382,19 @@
         <w:rPr>
           <w:rFonts w:eastAsiaTheme="minorEastAsia"/>
         </w:rPr>
-        <w:t xml:space="preserve">: elevation angle relative to the x-y plane </w:t>
+        <w:t xml:space="preserve">: elevation angle relative to the </w:t>
+      </w:r>
+      <w:r>
+        <w:rPr>
+          <w:rFonts w:eastAsiaTheme="minorEastAsia"/>
+        </w:rPr>
+        <w:t xml:space="preserve">local </w:t>
+      </w:r>
+      <w:r>
+        <w:rPr>
+          <w:rFonts w:eastAsiaTheme="minorEastAsia"/>
+        </w:rPr>
+        <w:t xml:space="preserve">x-y plane </w:t>
       </w:r>
     </w:p>
     <w:p>
@@ -399,7 +420,19 @@
         <w:rPr>
           <w:rFonts w:eastAsiaTheme="minorEastAsia"/>
         </w:rPr>
-        <w:t>: azimuth angle relative to the y-z plane</w:t>
+        <w:t xml:space="preserve">: azimuth angle relative to the </w:t>
+      </w:r>
+      <w:r>
+        <w:rPr>
+          <w:rFonts w:eastAsiaTheme="minorEastAsia"/>
+        </w:rPr>
+        <w:t xml:space="preserve">local </w:t>
+      </w:r>
+      <w:r>
+        <w:rPr>
+          <w:rFonts w:eastAsiaTheme="minorEastAsia"/>
+        </w:rPr>
+        <w:t>y-z plane</w:t>
       </w:r>
     </w:p>
     <w:p>
@@ -596,21 +629,7 @@
               <w:rPr>
                 <w:rFonts w:eastAsiaTheme="minorEastAsia"/>
               </w:rPr>
-              <w:t xml:space="preserve">Robot configuration in </w:t>
-            </w:r>
-            <w:proofErr w:type="spellStart"/>
-            <w:r>
-              <w:rPr>
-                <w:rFonts w:eastAsiaTheme="minorEastAsia"/>
-              </w:rPr>
-              <w:t>SoRoSim</w:t>
-            </w:r>
-            <w:proofErr w:type="spellEnd"/>
-            <w:r>
-              <w:rPr>
-                <w:rFonts w:eastAsiaTheme="minorEastAsia"/>
-              </w:rPr>
-              <w:t xml:space="preserve"> showing variable radii, tendon routing, two applied forces, and resulting deflection</w:t>
+              <w:t>Robot configuration in SoRoSim showing variable radii, tendon routing, two applied forces, and resulting deflection</w:t>
             </w:r>
           </w:p>
         </w:tc>
@@ -638,7 +657,16 @@
           <w:b/>
           <w:bCs/>
         </w:rPr>
+        <w:lastRenderedPageBreak/>
         <w:t>Experimental Setup</w:t>
+      </w:r>
+    </w:p>
+    <w:p>
+      <w:pPr>
+        <w:pStyle w:val="Heading3"/>
+      </w:pPr>
+      <w:r>
+        <w:t>Robot Setup</w:t>
       </w:r>
     </w:p>
     <w:p>
@@ -674,22 +702,1186 @@
         <w:tblLook w:val="04A0" w:firstRow="1" w:lastRow="0" w:firstColumn="1" w:lastColumn="0" w:noHBand="0" w:noVBand="1"/>
       </w:tblPr>
       <w:tblGrid>
-        <w:gridCol w:w="4675"/>
-        <w:gridCol w:w="4675"/>
+        <w:gridCol w:w="4514"/>
+        <w:gridCol w:w="4836"/>
       </w:tblGrid>
       <w:tr>
         <w:tc>
           <w:tcPr>
-            <w:tcW w:w="4675" w:type="dxa"/>
+            <w:tcW w:w="4514" w:type="dxa"/>
           </w:tcPr>
           <w:p>
             <w:r>
               <w:rPr>
                 <w:noProof/>
               </w:rPr>
-              <w:lastRenderedPageBreak/>
+              <mc:AlternateContent>
+                <mc:Choice Requires="wps">
+                  <w:drawing>
+                    <wp:anchor distT="0" distB="0" distL="114300" distR="114300" simplePos="0" relativeHeight="251682816" behindDoc="0" locked="0" layoutInCell="1" allowOverlap="1" wp14:anchorId="49E7FC0E" wp14:editId="0E258B01">
+                      <wp:simplePos x="0" y="0"/>
+                      <wp:positionH relativeFrom="column">
+                        <wp:posOffset>2052320</wp:posOffset>
+                      </wp:positionH>
+                      <wp:positionV relativeFrom="paragraph">
+                        <wp:posOffset>1831975</wp:posOffset>
+                      </wp:positionV>
+                      <wp:extent cx="542925" cy="352425"/>
+                      <wp:effectExtent l="0" t="19050" r="47625" b="28575"/>
+                      <wp:wrapNone/>
+                      <wp:docPr id="55287779" name="Arrow: Curved Up 16"/>
+                      <wp:cNvGraphicFramePr/>
+                      <a:graphic xmlns:a="http://schemas.openxmlformats.org/drawingml/2006/main">
+                        <a:graphicData uri="http://schemas.microsoft.com/office/word/2010/wordprocessingShape">
+                          <wps:wsp>
+                            <wps:cNvSpPr/>
+                            <wps:spPr>
+                              <a:xfrm>
+                                <a:off x="0" y="0"/>
+                                <a:ext cx="542925" cy="352425"/>
+                              </a:xfrm>
+                              <a:prstGeom prst="curvedUpArrow">
+                                <a:avLst/>
+                              </a:prstGeom>
+                            </wps:spPr>
+                            <wps:style>
+                              <a:lnRef idx="2">
+                                <a:schemeClr val="accent6">
+                                  <a:shade val="15000"/>
+                                </a:schemeClr>
+                              </a:lnRef>
+                              <a:fillRef idx="1">
+                                <a:schemeClr val="accent6"/>
+                              </a:fillRef>
+                              <a:effectRef idx="0">
+                                <a:schemeClr val="accent6"/>
+                              </a:effectRef>
+                              <a:fontRef idx="minor">
+                                <a:schemeClr val="lt1"/>
+                              </a:fontRef>
+                            </wps:style>
+                            <wps:bodyPr rot="0" spcFirstLastPara="0" vertOverflow="overflow" horzOverflow="overflow" vert="horz" wrap="square" lIns="91440" tIns="45720" rIns="91440" bIns="45720" numCol="1" spcCol="0" rtlCol="0" fromWordArt="0" anchor="ctr" anchorCtr="0" forceAA="0" compatLnSpc="1">
+                              <a:prstTxWarp prst="textNoShape">
+                                <a:avLst/>
+                              </a:prstTxWarp>
+                              <a:noAutofit/>
+                            </wps:bodyPr>
+                          </wps:wsp>
+                        </a:graphicData>
+                      </a:graphic>
+                    </wp:anchor>
+                  </w:drawing>
+                </mc:Choice>
+                <mc:Fallback>
+                  <w:pict>
+                    <v:shapetype w14:anchorId="647B0091" id="_x0000_t104" coordsize="21600,21600" o:spt="104" adj="12960,19440,7200" path="ar0@22@3@21,,0@4@21@14@22@1@21@7@21@12@2l@13@2@8,0@11@2wa0@22@3@21@10@2@16@24@14@22@1@21@16@24@14,xewr@14@22@1@21@7@21@16@24nfe">
+                      <v:stroke joinstyle="miter"/>
+                      <v:formulas>
+                        <v:f eqn="val #0"/>
+                        <v:f eqn="val #1"/>
+                        <v:f eqn="val #2"/>
+                        <v:f eqn="sum #0 width #1"/>
+                        <v:f eqn="prod @3 1 2"/>
+                        <v:f eqn="sum #1 #1 width"/>
+                        <v:f eqn="sum @5 #1 #0"/>
+                        <v:f eqn="prod @6 1 2"/>
+                        <v:f eqn="mid width #0"/>
+                        <v:f eqn="ellipse #2 height @4"/>
+                        <v:f eqn="sum @4 @9 0"/>
+                        <v:f eqn="sum @10 #1 width"/>
+                        <v:f eqn="sum @7 @9 0"/>
+                        <v:f eqn="sum @11 width #0"/>
+                        <v:f eqn="sum @5 0 #0"/>
+                        <v:f eqn="prod @14 1 2"/>
+                        <v:f eqn="mid @4 @7"/>
+                        <v:f eqn="sum #0 #1 width"/>
+                        <v:f eqn="prod @17 1 2"/>
+                        <v:f eqn="sum @16 0 @18"/>
+                        <v:f eqn="val width"/>
+                        <v:f eqn="val height"/>
+                        <v:f eqn="sum 0 0 height"/>
+                        <v:f eqn="sum @16 0 @4"/>
+                        <v:f eqn="ellipse @23 @4 height"/>
+                        <v:f eqn="sum @8 128 0"/>
+                        <v:f eqn="prod @5 1 2"/>
+                        <v:f eqn="sum @5 0 128"/>
+                        <v:f eqn="sum #0 @16 @11"/>
+                        <v:f eqn="sum width 0 #0"/>
+                        <v:f eqn="prod @29 1 2"/>
+                        <v:f eqn="prod height height 1"/>
+                        <v:f eqn="prod #2 #2 1"/>
+                        <v:f eqn="sum @31 0 @32"/>
+                        <v:f eqn="sqrt @33"/>
+                        <v:f eqn="sum @34 height 0"/>
+                        <v:f eqn="prod width height @35"/>
+                        <v:f eqn="sum @36 64 0"/>
+                        <v:f eqn="prod #0 1 2"/>
+                        <v:f eqn="ellipse @30 @38 height"/>
+                        <v:f eqn="sum @39 0 64"/>
+                        <v:f eqn="prod @4 1 2"/>
+                        <v:f eqn="sum #1 0 @41"/>
+                        <v:f eqn="prod height 4390 32768"/>
+                        <v:f eqn="prod height 28378 32768"/>
+                      </v:formulas>
+                      <v:path o:extrusionok="f" o:connecttype="custom" o:connectlocs="@8,0;@11,@2;@15,0;@16,@21;@13,@2" o:connectangles="270,270,270,90,0" textboxrect="@41,@43,@42,@44"/>
+                      <v:handles>
+                        <v:h position="#0,topLeft" xrange="@37,@27"/>
+                        <v:h position="#1,topLeft" xrange="@25,@20"/>
+                        <v:h position="bottomRight,#2" yrange="0,@40"/>
+                      </v:handles>
+                      <o:complex v:ext="view"/>
+                    </v:shapetype>
+                    <v:shape id="Arrow: Curved Up 16" o:spid="_x0000_s1026" type="#_x0000_t104" style="position:absolute;margin-left:161.6pt;margin-top:144.25pt;width:42.75pt;height:27.75pt;z-index:251682816;visibility:visible;mso-wrap-style:square;mso-wrap-distance-left:9pt;mso-wrap-distance-top:0;mso-wrap-distance-right:9pt;mso-wrap-distance-bottom:0;mso-position-horizontal:absolute;mso-position-horizontal-relative:text;mso-position-vertical:absolute;mso-position-vertical-relative:text;v-text-anchor:middle" o:gfxdata="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" adj="14589,19847,5400" fillcolor="#4ea72e [3209]" strokecolor="#0b1807 [489]" strokeweight="1.5pt"/>
+                  </w:pict>
+                </mc:Fallback>
+              </mc:AlternateContent>
+            </w:r>
+            <w:r>
+              <w:rPr>
+                <w:noProof/>
+              </w:rPr>
+              <mc:AlternateContent>
+                <mc:Choice Requires="wps">
+                  <w:drawing>
+                    <wp:anchor distT="0" distB="0" distL="114300" distR="114300" simplePos="0" relativeHeight="251681792" behindDoc="0" locked="0" layoutInCell="1" allowOverlap="1" wp14:anchorId="235850E1" wp14:editId="18974022">
+                      <wp:simplePos x="0" y="0"/>
+                      <wp:positionH relativeFrom="column">
+                        <wp:posOffset>785495</wp:posOffset>
+                      </wp:positionH>
+                      <wp:positionV relativeFrom="paragraph">
+                        <wp:posOffset>3146425</wp:posOffset>
+                      </wp:positionV>
+                      <wp:extent cx="866775" cy="390525"/>
+                      <wp:effectExtent l="0" t="0" r="47625" b="38100"/>
+                      <wp:wrapNone/>
+                      <wp:docPr id="1730556260" name="Arrow: Curved Right 14"/>
+                      <wp:cNvGraphicFramePr/>
+                      <a:graphic xmlns:a="http://schemas.openxmlformats.org/drawingml/2006/main">
+                        <a:graphicData uri="http://schemas.microsoft.com/office/word/2010/wordprocessingShape">
+                          <wps:wsp>
+                            <wps:cNvSpPr/>
+                            <wps:spPr>
+                              <a:xfrm>
+                                <a:off x="0" y="0"/>
+                                <a:ext cx="866775" cy="390525"/>
+                              </a:xfrm>
+                              <a:prstGeom prst="curvedRightArrow">
+                                <a:avLst/>
+                              </a:prstGeom>
+                            </wps:spPr>
+                            <wps:style>
+                              <a:lnRef idx="2">
+                                <a:schemeClr val="accent2">
+                                  <a:shade val="15000"/>
+                                </a:schemeClr>
+                              </a:lnRef>
+                              <a:fillRef idx="1">
+                                <a:schemeClr val="accent2"/>
+                              </a:fillRef>
+                              <a:effectRef idx="0">
+                                <a:schemeClr val="accent2"/>
+                              </a:effectRef>
+                              <a:fontRef idx="minor">
+                                <a:schemeClr val="lt1"/>
+                              </a:fontRef>
+                            </wps:style>
+                            <wps:bodyPr rot="0" spcFirstLastPara="0" vertOverflow="overflow" horzOverflow="overflow" vert="horz" wrap="square" lIns="91440" tIns="45720" rIns="91440" bIns="45720" numCol="1" spcCol="0" rtlCol="0" fromWordArt="0" anchor="ctr" anchorCtr="0" forceAA="0" compatLnSpc="1">
+                              <a:prstTxWarp prst="textNoShape">
+                                <a:avLst/>
+                              </a:prstTxWarp>
+                              <a:noAutofit/>
+                            </wps:bodyPr>
+                          </wps:wsp>
+                        </a:graphicData>
+                      </a:graphic>
+                      <wp14:sizeRelH relativeFrom="margin">
+                        <wp14:pctWidth>0</wp14:pctWidth>
+                      </wp14:sizeRelH>
+                      <wp14:sizeRelV relativeFrom="margin">
+                        <wp14:pctHeight>0</wp14:pctHeight>
+                      </wp14:sizeRelV>
+                    </wp:anchor>
+                  </w:drawing>
+                </mc:Choice>
+                <mc:Fallback>
+                  <w:pict>
+                    <v:shapetype w14:anchorId="421C86DC" id="_x0000_t102" coordsize="21600,21600" o:spt="102" adj="12960,19440,14400" path="ar,0@23@3@22,,0@4,0@15@23@1,0@7@2@13l@2@14@22@8@2@12wa,0@23@3@2@11@26@17,0@15@23@1@26@17@22@15xear,0@23@3,0@4@26@17nfe">
+                      <v:stroke joinstyle="miter"/>
+                      <v:formulas>
+                        <v:f eqn="val #0"/>
+                        <v:f eqn="val #1"/>
+                        <v:f eqn="val #2"/>
+                        <v:f eqn="sum #0 width #1"/>
+                        <v:f eqn="prod @3 1 2"/>
+                        <v:f eqn="sum #1 #1 width"/>
+                        <v:f eqn="sum @5 #1 #0"/>
+                        <v:f eqn="prod @6 1 2"/>
+                        <v:f eqn="mid width #0"/>
+                        <v:f eqn="sum height 0 #2"/>
+                        <v:f eqn="ellipse @9 height @4"/>
+                        <v:f eqn="sum @4 @10 0"/>
+                        <v:f eqn="sum @11 #1 width"/>
+                        <v:f eqn="sum @7 @10 0"/>
+                        <v:f eqn="sum @12 width #0"/>
+                        <v:f eqn="sum @5 0 #0"/>
+                        <v:f eqn="prod @15 1 2"/>
+                        <v:f eqn="mid @4 @7"/>
+                        <v:f eqn="sum #0 #1 width"/>
+                        <v:f eqn="prod @18 1 2"/>
+                        <v:f eqn="sum @17 0 @19"/>
+                        <v:f eqn="val width"/>
+                        <v:f eqn="val height"/>
+                        <v:f eqn="prod height 2 1"/>
+                        <v:f eqn="sum @17 0 @4"/>
+                        <v:f eqn="ellipse @24 @4 height"/>
+                        <v:f eqn="sum height 0 @25"/>
+                        <v:f eqn="sum @8 128 0"/>
+                        <v:f eqn="prod @5 1 2"/>
+                        <v:f eqn="sum @5 0 128"/>
+                        <v:f eqn="sum #0 @17 @12"/>
+                        <v:f eqn="ellipse @20 @4 height"/>
+                        <v:f eqn="sum width 0 #0"/>
+                        <v:f eqn="prod @32 1 2"/>
+                        <v:f eqn="prod height height 1"/>
+                        <v:f eqn="prod @9 @9 1"/>
+                        <v:f eqn="sum @34 0 @35"/>
+                        <v:f eqn="sqrt @36"/>
+                        <v:f eqn="sum @37 height 0"/>
+                        <v:f eqn="prod width height @38"/>
+                        <v:f eqn="sum @39 64 0"/>
+                        <v:f eqn="prod #0 1 2"/>
+                        <v:f eqn="ellipse @33 @41 height"/>
+                        <v:f eqn="sum height 0 @42"/>
+                        <v:f eqn="sum @43 64 0"/>
+                        <v:f eqn="prod @4 1 2"/>
+                        <v:f eqn="sum #1 0 @45"/>
+                        <v:f eqn="prod height 4390 32768"/>
+                        <v:f eqn="prod height 28378 32768"/>
+                      </v:formulas>
+                      <v:path o:extrusionok="f" o:connecttype="custom" o:connectlocs="0,@17;@2,@14;@22,@8;@2,@12;@22,@16" o:connectangles="180,90,0,0,0" textboxrect="@47,@45,@48,@46"/>
+                      <v:handles>
+                        <v:h position="bottomRight,#0" yrange="@40,@29"/>
+                        <v:h position="bottomRight,#1" yrange="@27,@21"/>
+                        <v:h position="#2,bottomRight" xrange="@44,@22"/>
+                      </v:handles>
+                      <o:complex v:ext="view"/>
+                    </v:shapetype>
+                    <v:shape id="Arrow: Curved Right 14" o:spid="_x0000_s1026" type="#_x0000_t102" style="position:absolute;margin-left:61.85pt;margin-top:247.75pt;width:68.25pt;height:30.75pt;z-index:251681792;visibility:visible;mso-wrap-style:square;mso-width-percent:0;mso-height-percent:0;mso-wrap-distance-left:9pt;mso-wrap-distance-top:0;mso-wrap-distance-right:9pt;mso-wrap-distance-bottom:0;mso-position-horizontal:absolute;mso-position-horizontal-relative:text;mso-position-vertical:absolute;mso-position-vertical-relative:text;mso-width-percent:0;mso-height-percent:0;mso-width-relative:margin;mso-height-relative:margin;v-text-anchor:middle" o:gfxdata="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" adj="10800,18900,19167" fillcolor="#e97132 [3205]" strokecolor="#250f04 [485]" strokeweight="1.5pt"/>
+                  </w:pict>
+                </mc:Fallback>
+              </mc:AlternateContent>
+            </w:r>
+            <w:r>
+              <w:rPr>
+                <w:noProof/>
+              </w:rPr>
+              <mc:AlternateContent>
+                <mc:Choice Requires="wps">
+                  <w:drawing>
+                    <wp:anchor distT="45720" distB="45720" distL="114300" distR="114300" simplePos="0" relativeHeight="251659264" behindDoc="0" locked="0" layoutInCell="1" allowOverlap="1" wp14:anchorId="62F5056E" wp14:editId="1E1EAEB3">
+                      <wp:simplePos x="0" y="0"/>
+                      <wp:positionH relativeFrom="column">
+                        <wp:posOffset>2357120</wp:posOffset>
+                      </wp:positionH>
+                      <wp:positionV relativeFrom="paragraph">
+                        <wp:posOffset>31750</wp:posOffset>
+                      </wp:positionV>
+                      <wp:extent cx="381000" cy="361950"/>
+                      <wp:effectExtent l="0" t="0" r="19050" b="19050"/>
+                      <wp:wrapNone/>
+                      <wp:docPr id="217" name="Text Box 2"/>
+                      <wp:cNvGraphicFramePr>
+                        <a:graphicFrameLocks xmlns:a="http://schemas.openxmlformats.org/drawingml/2006/main"/>
+                      </wp:cNvGraphicFramePr>
+                      <a:graphic xmlns:a="http://schemas.openxmlformats.org/drawingml/2006/main">
+                        <a:graphicData uri="http://schemas.microsoft.com/office/word/2010/wordprocessingShape">
+                          <wps:wsp>
+                            <wps:cNvSpPr txBox="1">
+                              <a:spLocks noChangeArrowheads="1"/>
+                            </wps:cNvSpPr>
+                            <wps:spPr bwMode="auto">
+                              <a:xfrm>
+                                <a:off x="0" y="0"/>
+                                <a:ext cx="381000" cy="361950"/>
+                              </a:xfrm>
+                              <a:prstGeom prst="ellipse">
+                                <a:avLst/>
+                              </a:prstGeom>
+                              <a:solidFill>
+                                <a:srgbClr val="FFFFFF"/>
+                              </a:solidFill>
+                              <a:ln w="9525">
+                                <a:solidFill>
+                                  <a:srgbClr val="000000"/>
+                                </a:solidFill>
+                                <a:miter lim="800000"/>
+                                <a:headEnd/>
+                                <a:tailEnd/>
+                              </a:ln>
+                            </wps:spPr>
+                            <wps:txbx>
+                              <w:txbxContent>
+                                <w:p>
+                                  <w:pPr>
+                                    <w:jc w:val="center"/>
+                                    <w:rPr>
+                                      <w:b/>
+                                      <w:bCs/>
+                                    </w:rPr>
+                                  </w:pPr>
+                                  <w:r>
+                                    <w:rPr>
+                                      <w:b/>
+                                      <w:bCs/>
+                                    </w:rPr>
+                                    <w:t>d</w:t>
+                                  </w:r>
+                                </w:p>
+                              </w:txbxContent>
+                            </wps:txbx>
+                            <wps:bodyPr rot="0" vert="horz" wrap="square" lIns="91440" tIns="45720" rIns="91440" bIns="45720" anchor="t" anchorCtr="0">
+                              <a:noAutofit/>
+                            </wps:bodyPr>
+                          </wps:wsp>
+                        </a:graphicData>
+                      </a:graphic>
+                      <wp14:sizeRelH relativeFrom="margin">
+                        <wp14:pctWidth>0</wp14:pctWidth>
+                      </wp14:sizeRelH>
+                      <wp14:sizeRelV relativeFrom="margin">
+                        <wp14:pctHeight>0</wp14:pctHeight>
+                      </wp14:sizeRelV>
+                    </wp:anchor>
+                  </w:drawing>
+                </mc:Choice>
+                <mc:Fallback>
+                  <w:pict>
+                    <v:oval w14:anchorId="62F5056E" id="Text Box 2" o:spid="_x0000_s1026" style="position:absolute;margin-left:185.6pt;margin-top:2.5pt;width:30pt;height:28.5pt;z-index:251659264;visibility:visible;mso-wrap-style:square;mso-width-percent:0;mso-height-percent:0;mso-wrap-distance-left:9pt;mso-wrap-distance-top:3.6pt;mso-wrap-distance-right:9pt;mso-wrap-distance-bottom:3.6pt;mso-position-horizontal:absolute;mso-position-horizontal-relative:text;mso-position-vertical:absolute;mso-position-vertical-relative:text;mso-width-percent:0;mso-height-percent:0;mso-width-relative:margin;mso-height-relative:margin;v-text-anchor:top" o:gfxdata="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">
+                      <v:stroke joinstyle="miter"/>
+                      <v:textbox>
+                        <w:txbxContent>
+                          <w:p>
+                            <w:pPr>
+                              <w:jc w:val="center"/>
+                              <w:rPr>
+                                <w:b/>
+                                <w:bCs/>
+                              </w:rPr>
+                            </w:pPr>
+                            <w:r>
+                              <w:rPr>
+                                <w:b/>
+                                <w:bCs/>
+                              </w:rPr>
+                              <w:t>d</w:t>
+                            </w:r>
+                          </w:p>
+                        </w:txbxContent>
+                      </v:textbox>
+                    </v:oval>
+                  </w:pict>
+                </mc:Fallback>
+              </mc:AlternateContent>
+            </w:r>
+            <w:r>
+              <w:rPr>
+                <w:noProof/>
+              </w:rPr>
+              <mc:AlternateContent>
+                <mc:Choice Requires="wps">
+                  <w:drawing>
+                    <wp:anchor distT="0" distB="0" distL="114300" distR="114300" simplePos="0" relativeHeight="251676672" behindDoc="0" locked="0" layoutInCell="1" allowOverlap="1" wp14:anchorId="374FD715" wp14:editId="493EED10">
+                      <wp:simplePos x="0" y="0"/>
+                      <wp:positionH relativeFrom="column">
+                        <wp:posOffset>1614169</wp:posOffset>
+                      </wp:positionH>
+                      <wp:positionV relativeFrom="paragraph">
+                        <wp:posOffset>250824</wp:posOffset>
+                      </wp:positionV>
+                      <wp:extent cx="733425" cy="161925"/>
+                      <wp:effectExtent l="0" t="0" r="28575" b="28575"/>
+                      <wp:wrapNone/>
+                      <wp:docPr id="1473796867" name="Straight Connector 11"/>
+                      <wp:cNvGraphicFramePr/>
+                      <a:graphic xmlns:a="http://schemas.openxmlformats.org/drawingml/2006/main">
+                        <a:graphicData uri="http://schemas.microsoft.com/office/word/2010/wordprocessingShape">
+                          <wps:wsp>
+                            <wps:cNvCnPr/>
+                            <wps:spPr>
+                              <a:xfrm flipV="1">
+                                <a:off x="0" y="0"/>
+                                <a:ext cx="733425" cy="161925"/>
+                              </a:xfrm>
+                              <a:prstGeom prst="line">
+                                <a:avLst/>
+                              </a:prstGeom>
+                            </wps:spPr>
+                            <wps:style>
+                              <a:lnRef idx="2">
+                                <a:schemeClr val="dk1"/>
+                              </a:lnRef>
+                              <a:fillRef idx="0">
+                                <a:schemeClr val="dk1"/>
+                              </a:fillRef>
+                              <a:effectRef idx="1">
+                                <a:schemeClr val="dk1"/>
+                              </a:effectRef>
+                              <a:fontRef idx="minor">
+                                <a:schemeClr val="tx1"/>
+                              </a:fontRef>
+                            </wps:style>
+                            <wps:bodyPr/>
+                          </wps:wsp>
+                        </a:graphicData>
+                      </a:graphic>
+                      <wp14:sizeRelH relativeFrom="margin">
+                        <wp14:pctWidth>0</wp14:pctWidth>
+                      </wp14:sizeRelH>
+                      <wp14:sizeRelV relativeFrom="margin">
+                        <wp14:pctHeight>0</wp14:pctHeight>
+                      </wp14:sizeRelV>
+                    </wp:anchor>
+                  </w:drawing>
+                </mc:Choice>
+                <mc:Fallback>
+                  <w:pict>
+                    <v:line w14:anchorId="34EB5450" id="Straight Connector 11" o:spid="_x0000_s1026" style="position:absolute;flip:y;z-index:251676672;visibility:visible;mso-wrap-style:square;mso-width-percent:0;mso-height-percent:0;mso-wrap-distance-left:9pt;mso-wrap-distance-top:0;mso-wrap-distance-right:9pt;mso-wrap-distance-bottom:0;mso-position-horizontal:absolute;mso-position-horizontal-relative:text;mso-position-vertical:absolute;mso-position-vertical-relative:text;mso-width-percent:0;mso-height-percent:0;mso-width-relative:margin;mso-height-relative:margin" from="127.1pt,19.75pt" to="184.85pt,32.5pt" o:gfxdata="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" strokecolor="black [3200]" strokeweight="1.5pt">
+                      <v:stroke joinstyle="miter"/>
+                    </v:line>
+                  </w:pict>
+                </mc:Fallback>
+              </mc:AlternateContent>
+            </w:r>
+            <w:r>
+              <w:rPr>
+                <w:noProof/>
+              </w:rPr>
+              <mc:AlternateContent>
+                <mc:Choice Requires="wps">
+                  <w:drawing>
+                    <wp:anchor distT="0" distB="0" distL="114300" distR="114300" simplePos="0" relativeHeight="251674624" behindDoc="0" locked="0" layoutInCell="1" allowOverlap="1" wp14:anchorId="55BFC237" wp14:editId="2882D494">
+                      <wp:simplePos x="0" y="0"/>
+                      <wp:positionH relativeFrom="column">
+                        <wp:posOffset>461645</wp:posOffset>
+                      </wp:positionH>
+                      <wp:positionV relativeFrom="paragraph">
+                        <wp:posOffset>574674</wp:posOffset>
+                      </wp:positionV>
+                      <wp:extent cx="152400" cy="590550"/>
+                      <wp:effectExtent l="0" t="0" r="19050" b="19050"/>
+                      <wp:wrapNone/>
+                      <wp:docPr id="1437370008" name="Straight Connector 11"/>
+                      <wp:cNvGraphicFramePr/>
+                      <a:graphic xmlns:a="http://schemas.openxmlformats.org/drawingml/2006/main">
+                        <a:graphicData uri="http://schemas.microsoft.com/office/word/2010/wordprocessingShape">
+                          <wps:wsp>
+                            <wps:cNvCnPr/>
+                            <wps:spPr>
+                              <a:xfrm flipH="1" flipV="1">
+                                <a:off x="0" y="0"/>
+                                <a:ext cx="152400" cy="590550"/>
+                              </a:xfrm>
+                              <a:prstGeom prst="line">
+                                <a:avLst/>
+                              </a:prstGeom>
+                            </wps:spPr>
+                            <wps:style>
+                              <a:lnRef idx="2">
+                                <a:schemeClr val="dk1"/>
+                              </a:lnRef>
+                              <a:fillRef idx="0">
+                                <a:schemeClr val="dk1"/>
+                              </a:fillRef>
+                              <a:effectRef idx="1">
+                                <a:schemeClr val="dk1"/>
+                              </a:effectRef>
+                              <a:fontRef idx="minor">
+                                <a:schemeClr val="tx1"/>
+                              </a:fontRef>
+                            </wps:style>
+                            <wps:bodyPr/>
+                          </wps:wsp>
+                        </a:graphicData>
+                      </a:graphic>
+                      <wp14:sizeRelH relativeFrom="margin">
+                        <wp14:pctWidth>0</wp14:pctWidth>
+                      </wp14:sizeRelH>
+                      <wp14:sizeRelV relativeFrom="margin">
+                        <wp14:pctHeight>0</wp14:pctHeight>
+                      </wp14:sizeRelV>
+                    </wp:anchor>
+                  </w:drawing>
+                </mc:Choice>
+                <mc:Fallback>
+                  <w:pict>
+                    <v:line w14:anchorId="447AC0AB" id="Straight Connector 11" o:spid="_x0000_s1026" style="position:absolute;flip:x y;z-index:251674624;visibility:visible;mso-wrap-style:square;mso-width-percent:0;mso-height-percent:0;mso-wrap-distance-left:9pt;mso-wrap-distance-top:0;mso-wrap-distance-right:9pt;mso-wrap-distance-bottom:0;mso-position-horizontal:absolute;mso-position-horizontal-relative:text;mso-position-vertical:absolute;mso-position-vertical-relative:text;mso-width-percent:0;mso-height-percent:0;mso-width-relative:margin;mso-height-relative:margin" from="36.35pt,45.25pt" to="48.35pt,91.75pt" o:gfxdata="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" strokecolor="black [3200]" strokeweight="1.5pt">
+                      <v:stroke joinstyle="miter"/>
+                    </v:line>
+                  </w:pict>
+                </mc:Fallback>
+              </mc:AlternateContent>
+            </w:r>
+            <w:r>
+              <w:rPr>
+                <w:noProof/>
+              </w:rPr>
+              <mc:AlternateContent>
+                <mc:Choice Requires="wps">
+                  <w:drawing>
+                    <wp:anchor distT="0" distB="0" distL="114300" distR="114300" simplePos="0" relativeHeight="251672576" behindDoc="0" locked="0" layoutInCell="1" allowOverlap="1" wp14:anchorId="594199DA" wp14:editId="7F6E3309">
+                      <wp:simplePos x="0" y="0"/>
+                      <wp:positionH relativeFrom="column">
+                        <wp:posOffset>299720</wp:posOffset>
+                      </wp:positionH>
+                      <wp:positionV relativeFrom="paragraph">
+                        <wp:posOffset>2651125</wp:posOffset>
+                      </wp:positionV>
+                      <wp:extent cx="438150" cy="800100"/>
+                      <wp:effectExtent l="0" t="0" r="19050" b="19050"/>
+                      <wp:wrapNone/>
+                      <wp:docPr id="1258799808" name="Straight Connector 11"/>
+                      <wp:cNvGraphicFramePr/>
+                      <a:graphic xmlns:a="http://schemas.openxmlformats.org/drawingml/2006/main">
+                        <a:graphicData uri="http://schemas.microsoft.com/office/word/2010/wordprocessingShape">
+                          <wps:wsp>
+                            <wps:cNvCnPr/>
+                            <wps:spPr>
+                              <a:xfrm flipV="1">
+                                <a:off x="0" y="0"/>
+                                <a:ext cx="438150" cy="800100"/>
+                              </a:xfrm>
+                              <a:prstGeom prst="line">
+                                <a:avLst/>
+                              </a:prstGeom>
+                            </wps:spPr>
+                            <wps:style>
+                              <a:lnRef idx="2">
+                                <a:schemeClr val="dk1"/>
+                              </a:lnRef>
+                              <a:fillRef idx="0">
+                                <a:schemeClr val="dk1"/>
+                              </a:fillRef>
+                              <a:effectRef idx="1">
+                                <a:schemeClr val="dk1"/>
+                              </a:effectRef>
+                              <a:fontRef idx="minor">
+                                <a:schemeClr val="tx1"/>
+                              </a:fontRef>
+                            </wps:style>
+                            <wps:bodyPr/>
+                          </wps:wsp>
+                        </a:graphicData>
+                      </a:graphic>
+                      <wp14:sizeRelH relativeFrom="margin">
+                        <wp14:pctWidth>0</wp14:pctWidth>
+                      </wp14:sizeRelH>
+                      <wp14:sizeRelV relativeFrom="margin">
+                        <wp14:pctHeight>0</wp14:pctHeight>
+                      </wp14:sizeRelV>
+                    </wp:anchor>
+                  </w:drawing>
+                </mc:Choice>
+                <mc:Fallback>
+                  <w:pict>
+                    <v:line w14:anchorId="74549581" id="Straight Connector 11" o:spid="_x0000_s1026" style="position:absolute;flip:y;z-index:251672576;visibility:visible;mso-wrap-style:square;mso-width-percent:0;mso-height-percent:0;mso-wrap-distance-left:9pt;mso-wrap-distance-top:0;mso-wrap-distance-right:9pt;mso-wrap-distance-bottom:0;mso-position-horizontal:absolute;mso-position-horizontal-relative:text;mso-position-vertical:absolute;mso-position-vertical-relative:text;mso-width-percent:0;mso-height-percent:0;mso-width-relative:margin;mso-height-relative:margin" from="23.6pt,208.75pt" to="58.1pt,271.75pt" o:gfxdata="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" strokecolor="black [3200]" strokeweight="1.5pt">
+                      <v:stroke joinstyle="miter"/>
+                    </v:line>
+                  </w:pict>
+                </mc:Fallback>
+              </mc:AlternateContent>
+            </w:r>
+            <w:r>
+              <w:rPr>
+                <w:noProof/>
+              </w:rPr>
+              <mc:AlternateContent>
+                <mc:Choice Requires="wps">
+                  <w:drawing>
+                    <wp:anchor distT="45720" distB="45720" distL="114300" distR="114300" simplePos="0" relativeHeight="251665408" behindDoc="0" locked="0" layoutInCell="1" allowOverlap="1" wp14:anchorId="7F6A48AD" wp14:editId="07532999">
+                      <wp:simplePos x="0" y="0"/>
+                      <wp:positionH relativeFrom="column">
+                        <wp:posOffset>2052320</wp:posOffset>
+                      </wp:positionH>
+                      <wp:positionV relativeFrom="paragraph">
+                        <wp:posOffset>3418205</wp:posOffset>
+                      </wp:positionV>
+                      <wp:extent cx="381000" cy="361950"/>
+                      <wp:effectExtent l="0" t="0" r="19050" b="19050"/>
+                      <wp:wrapNone/>
+                      <wp:docPr id="150959285" name="Text Box 2"/>
+                      <wp:cNvGraphicFramePr>
+                        <a:graphicFrameLocks xmlns:a="http://schemas.openxmlformats.org/drawingml/2006/main"/>
+                      </wp:cNvGraphicFramePr>
+                      <a:graphic xmlns:a="http://schemas.openxmlformats.org/drawingml/2006/main">
+                        <a:graphicData uri="http://schemas.microsoft.com/office/word/2010/wordprocessingShape">
+                          <wps:wsp>
+                            <wps:cNvSpPr txBox="1">
+                              <a:spLocks noChangeArrowheads="1"/>
+                            </wps:cNvSpPr>
+                            <wps:spPr bwMode="auto">
+                              <a:xfrm>
+                                <a:off x="0" y="0"/>
+                                <a:ext cx="381000" cy="361950"/>
+                              </a:xfrm>
+                              <a:prstGeom prst="ellipse">
+                                <a:avLst/>
+                              </a:prstGeom>
+                              <a:solidFill>
+                                <a:srgbClr val="FFFFFF"/>
+                              </a:solidFill>
+                              <a:ln w="9525">
+                                <a:solidFill>
+                                  <a:srgbClr val="000000"/>
+                                </a:solidFill>
+                                <a:miter lim="800000"/>
+                                <a:headEnd/>
+                                <a:tailEnd/>
+                              </a:ln>
+                            </wps:spPr>
+                            <wps:txbx>
+                              <w:txbxContent>
+                                <w:p>
+                                  <w:pPr>
+                                    <w:jc w:val="center"/>
+                                    <w:rPr>
+                                      <w:b/>
+                                      <w:bCs/>
+                                    </w:rPr>
+                                  </w:pPr>
+                                  <w:r>
+                                    <w:rPr>
+                                      <w:b/>
+                                      <w:bCs/>
+                                    </w:rPr>
+                                    <w:t>c</w:t>
+                                  </w:r>
+                                </w:p>
+                              </w:txbxContent>
+                            </wps:txbx>
+                            <wps:bodyPr rot="0" vert="horz" wrap="square" lIns="91440" tIns="45720" rIns="91440" bIns="45720" anchor="t" anchorCtr="0">
+                              <a:noAutofit/>
+                            </wps:bodyPr>
+                          </wps:wsp>
+                        </a:graphicData>
+                      </a:graphic>
+                      <wp14:sizeRelH relativeFrom="margin">
+                        <wp14:pctWidth>0</wp14:pctWidth>
+                      </wp14:sizeRelH>
+                      <wp14:sizeRelV relativeFrom="margin">
+                        <wp14:pctHeight>0</wp14:pctHeight>
+                      </wp14:sizeRelV>
+                    </wp:anchor>
+                  </w:drawing>
+                </mc:Choice>
+                <mc:Fallback>
+                  <w:pict>
+                    <v:oval w14:anchorId="7F6A48AD" id="_x0000_s1027" style="position:absolute;margin-left:161.6pt;margin-top:269.15pt;width:30pt;height:28.5pt;z-index:251665408;visibility:visible;mso-wrap-style:square;mso-width-percent:0;mso-height-percent:0;mso-wrap-distance-left:9pt;mso-wrap-distance-top:3.6pt;mso-wrap-distance-right:9pt;mso-wrap-distance-bottom:3.6pt;mso-position-horizontal:absolute;mso-position-horizontal-relative:text;mso-position-vertical:absolute;mso-position-vertical-relative:text;mso-width-percent:0;mso-height-percent:0;mso-width-relative:margin;mso-height-relative:margin;v-text-anchor:top" o:gfxdata="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">
+                      <v:stroke joinstyle="miter"/>
+                      <v:textbox>
+                        <w:txbxContent>
+                          <w:p>
+                            <w:pPr>
+                              <w:jc w:val="center"/>
+                              <w:rPr>
+                                <w:b/>
+                                <w:bCs/>
+                              </w:rPr>
+                            </w:pPr>
+                            <w:r>
+                              <w:rPr>
+                                <w:b/>
+                                <w:bCs/>
+                              </w:rPr>
+                              <w:t>c</w:t>
+                            </w:r>
+                          </w:p>
+                        </w:txbxContent>
+                      </v:textbox>
+                    </v:oval>
+                  </w:pict>
+                </mc:Fallback>
+              </mc:AlternateContent>
+            </w:r>
+            <w:r>
+              <w:rPr>
+                <w:noProof/>
+              </w:rPr>
+              <mc:AlternateContent>
+                <mc:Choice Requires="wps">
+                  <w:drawing>
+                    <wp:anchor distT="0" distB="0" distL="114300" distR="114300" simplePos="0" relativeHeight="251670528" behindDoc="0" locked="0" layoutInCell="1" allowOverlap="1" wp14:anchorId="3D03D506" wp14:editId="79E878F5">
+                      <wp:simplePos x="0" y="0"/>
+                      <wp:positionH relativeFrom="column">
+                        <wp:posOffset>1299845</wp:posOffset>
+                      </wp:positionH>
+                      <wp:positionV relativeFrom="paragraph">
+                        <wp:posOffset>3032124</wp:posOffset>
+                      </wp:positionV>
+                      <wp:extent cx="781050" cy="552450"/>
+                      <wp:effectExtent l="0" t="0" r="19050" b="19050"/>
+                      <wp:wrapNone/>
+                      <wp:docPr id="1910905979" name="Straight Connector 11"/>
+                      <wp:cNvGraphicFramePr/>
+                      <a:graphic xmlns:a="http://schemas.openxmlformats.org/drawingml/2006/main">
+                        <a:graphicData uri="http://schemas.microsoft.com/office/word/2010/wordprocessingShape">
+                          <wps:wsp>
+                            <wps:cNvCnPr/>
+                            <wps:spPr>
+                              <a:xfrm flipH="1" flipV="1">
+                                <a:off x="0" y="0"/>
+                                <a:ext cx="781050" cy="552450"/>
+                              </a:xfrm>
+                              <a:prstGeom prst="line">
+                                <a:avLst/>
+                              </a:prstGeom>
+                            </wps:spPr>
+                            <wps:style>
+                              <a:lnRef idx="2">
+                                <a:schemeClr val="dk1"/>
+                              </a:lnRef>
+                              <a:fillRef idx="0">
+                                <a:schemeClr val="dk1"/>
+                              </a:fillRef>
+                              <a:effectRef idx="1">
+                                <a:schemeClr val="dk1"/>
+                              </a:effectRef>
+                              <a:fontRef idx="minor">
+                                <a:schemeClr val="tx1"/>
+                              </a:fontRef>
+                            </wps:style>
+                            <wps:bodyPr/>
+                          </wps:wsp>
+                        </a:graphicData>
+                      </a:graphic>
+                      <wp14:sizeRelH relativeFrom="margin">
+                        <wp14:pctWidth>0</wp14:pctWidth>
+                      </wp14:sizeRelH>
+                      <wp14:sizeRelV relativeFrom="margin">
+                        <wp14:pctHeight>0</wp14:pctHeight>
+                      </wp14:sizeRelV>
+                    </wp:anchor>
+                  </w:drawing>
+                </mc:Choice>
+                <mc:Fallback>
+                  <w:pict>
+                    <v:line w14:anchorId="3F6E78B7" id="Straight Connector 11" o:spid="_x0000_s1026" style="position:absolute;flip:x y;z-index:251670528;visibility:visible;mso-wrap-style:square;mso-width-percent:0;mso-height-percent:0;mso-wrap-distance-left:9pt;mso-wrap-distance-top:0;mso-wrap-distance-right:9pt;mso-wrap-distance-bottom:0;mso-position-horizontal:absolute;mso-position-horizontal-relative:text;mso-position-vertical:absolute;mso-position-vertical-relative:text;mso-width-percent:0;mso-height-percent:0;mso-width-relative:margin;mso-height-relative:margin" from="102.35pt,238.75pt" to="163.85pt,282.25pt" o:gfxdata="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" strokecolor="black [3200]" strokeweight="1.5pt">
+                      <v:stroke joinstyle="miter"/>
+                    </v:line>
+                  </w:pict>
+                </mc:Fallback>
+              </mc:AlternateContent>
+            </w:r>
+            <w:r>
+              <w:rPr>
+                <w:noProof/>
+              </w:rPr>
+              <mc:AlternateContent>
+                <mc:Choice Requires="wps">
+                  <w:drawing>
+                    <wp:anchor distT="0" distB="0" distL="114300" distR="114300" simplePos="0" relativeHeight="251668480" behindDoc="0" locked="0" layoutInCell="1" allowOverlap="1" wp14:anchorId="2C1E9B5F" wp14:editId="072A0761">
+                      <wp:simplePos x="0" y="0"/>
+                      <wp:positionH relativeFrom="column">
+                        <wp:posOffset>1328420</wp:posOffset>
+                      </wp:positionH>
+                      <wp:positionV relativeFrom="paragraph">
+                        <wp:posOffset>1574800</wp:posOffset>
+                      </wp:positionV>
+                      <wp:extent cx="381000" cy="276225"/>
+                      <wp:effectExtent l="0" t="0" r="19050" b="28575"/>
+                      <wp:wrapNone/>
+                      <wp:docPr id="792318009" name="Straight Connector 11"/>
+                      <wp:cNvGraphicFramePr/>
+                      <a:graphic xmlns:a="http://schemas.openxmlformats.org/drawingml/2006/main">
+                        <a:graphicData uri="http://schemas.microsoft.com/office/word/2010/wordprocessingShape">
+                          <wps:wsp>
+                            <wps:cNvCnPr/>
+                            <wps:spPr>
+                              <a:xfrm flipV="1">
+                                <a:off x="0" y="0"/>
+                                <a:ext cx="381000" cy="276225"/>
+                              </a:xfrm>
+                              <a:prstGeom prst="line">
+                                <a:avLst/>
+                              </a:prstGeom>
+                            </wps:spPr>
+                            <wps:style>
+                              <a:lnRef idx="2">
+                                <a:schemeClr val="dk1"/>
+                              </a:lnRef>
+                              <a:fillRef idx="0">
+                                <a:schemeClr val="dk1"/>
+                              </a:fillRef>
+                              <a:effectRef idx="1">
+                                <a:schemeClr val="dk1"/>
+                              </a:effectRef>
+                              <a:fontRef idx="minor">
+                                <a:schemeClr val="tx1"/>
+                              </a:fontRef>
+                            </wps:style>
+                            <wps:bodyPr/>
+                          </wps:wsp>
+                        </a:graphicData>
+                      </a:graphic>
+                      <wp14:sizeRelH relativeFrom="margin">
+                        <wp14:pctWidth>0</wp14:pctWidth>
+                      </wp14:sizeRelH>
+                      <wp14:sizeRelV relativeFrom="margin">
+                        <wp14:pctHeight>0</wp14:pctHeight>
+                      </wp14:sizeRelV>
+                    </wp:anchor>
+                  </w:drawing>
+                </mc:Choice>
+                <mc:Fallback>
+                  <w:pict>
+                    <v:line w14:anchorId="5FC1DD3C" id="Straight Connector 11" o:spid="_x0000_s1026" style="position:absolute;flip:y;z-index:251668480;visibility:visible;mso-wrap-style:square;mso-width-percent:0;mso-height-percent:0;mso-wrap-distance-left:9pt;mso-wrap-distance-top:0;mso-wrap-distance-right:9pt;mso-wrap-distance-bottom:0;mso-position-horizontal:absolute;mso-position-horizontal-relative:text;mso-position-vertical:absolute;mso-position-vertical-relative:text;mso-width-percent:0;mso-height-percent:0;mso-width-relative:margin;mso-height-relative:margin" from="104.6pt,124pt" to="134.6pt,145.75pt" o:gfxdata="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" strokecolor="black [3200]" strokeweight="1.5pt">
+                      <v:stroke joinstyle="miter"/>
+                    </v:line>
+                  </w:pict>
+                </mc:Fallback>
+              </mc:AlternateContent>
+            </w:r>
+            <w:r>
+              <w:rPr>
+                <w:noProof/>
+              </w:rPr>
+              <mc:AlternateContent>
+                <mc:Choice Requires="wps">
+                  <w:drawing>
+                    <wp:anchor distT="45720" distB="45720" distL="114300" distR="114300" simplePos="0" relativeHeight="251661312" behindDoc="0" locked="0" layoutInCell="1" allowOverlap="1" wp14:anchorId="6A939CBC" wp14:editId="7FC41DF4">
+                      <wp:simplePos x="0" y="0"/>
+                      <wp:positionH relativeFrom="column">
+                        <wp:posOffset>1671320</wp:posOffset>
+                      </wp:positionH>
+                      <wp:positionV relativeFrom="paragraph">
+                        <wp:posOffset>1313180</wp:posOffset>
+                      </wp:positionV>
+                      <wp:extent cx="381000" cy="361950"/>
+                      <wp:effectExtent l="0" t="0" r="19050" b="19050"/>
+                      <wp:wrapNone/>
+                      <wp:docPr id="1377251144" name="Text Box 2"/>
+                      <wp:cNvGraphicFramePr>
+                        <a:graphicFrameLocks xmlns:a="http://schemas.openxmlformats.org/drawingml/2006/main"/>
+                      </wp:cNvGraphicFramePr>
+                      <a:graphic xmlns:a="http://schemas.openxmlformats.org/drawingml/2006/main">
+                        <a:graphicData uri="http://schemas.microsoft.com/office/word/2010/wordprocessingShape">
+                          <wps:wsp>
+                            <wps:cNvSpPr txBox="1">
+                              <a:spLocks noChangeArrowheads="1"/>
+                            </wps:cNvSpPr>
+                            <wps:spPr bwMode="auto">
+                              <a:xfrm>
+                                <a:off x="0" y="0"/>
+                                <a:ext cx="381000" cy="361950"/>
+                              </a:xfrm>
+                              <a:prstGeom prst="ellipse">
+                                <a:avLst/>
+                              </a:prstGeom>
+                              <a:solidFill>
+                                <a:srgbClr val="FFFFFF"/>
+                              </a:solidFill>
+                              <a:ln w="9525">
+                                <a:solidFill>
+                                  <a:srgbClr val="000000"/>
+                                </a:solidFill>
+                                <a:miter lim="800000"/>
+                                <a:headEnd/>
+                                <a:tailEnd/>
+                              </a:ln>
+                            </wps:spPr>
+                            <wps:txbx>
+                              <w:txbxContent>
+                                <w:p>
+                                  <w:pPr>
+                                    <w:jc w:val="center"/>
+                                    <w:rPr>
+                                      <w:b/>
+                                      <w:bCs/>
+                                    </w:rPr>
+                                  </w:pPr>
+                                  <w:r>
+                                    <w:rPr>
+                                      <w:b/>
+                                      <w:bCs/>
+                                    </w:rPr>
+                                    <w:t>a</w:t>
+                                  </w:r>
+                                </w:p>
+                              </w:txbxContent>
+                            </wps:txbx>
+                            <wps:bodyPr rot="0" vert="horz" wrap="square" lIns="91440" tIns="45720" rIns="91440" bIns="45720" anchor="t" anchorCtr="0">
+                              <a:noAutofit/>
+                            </wps:bodyPr>
+                          </wps:wsp>
+                        </a:graphicData>
+                      </a:graphic>
+                      <wp14:sizeRelH relativeFrom="margin">
+                        <wp14:pctWidth>0</wp14:pctWidth>
+                      </wp14:sizeRelH>
+                      <wp14:sizeRelV relativeFrom="margin">
+                        <wp14:pctHeight>0</wp14:pctHeight>
+                      </wp14:sizeRelV>
+                    </wp:anchor>
+                  </w:drawing>
+                </mc:Choice>
+                <mc:Fallback>
+                  <w:pict>
+                    <v:oval w14:anchorId="6A939CBC" id="_x0000_s1028" style="position:absolute;margin-left:131.6pt;margin-top:103.4pt;width:30pt;height:28.5pt;z-index:251661312;visibility:visible;mso-wrap-style:square;mso-width-percent:0;mso-height-percent:0;mso-wrap-distance-left:9pt;mso-wrap-distance-top:3.6pt;mso-wrap-distance-right:9pt;mso-wrap-distance-bottom:3.6pt;mso-position-horizontal:absolute;mso-position-horizontal-relative:text;mso-position-vertical:absolute;mso-position-vertical-relative:text;mso-width-percent:0;mso-height-percent:0;mso-width-relative:margin;mso-height-relative:margin;v-text-anchor:top" o:gfxdata="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">
+                      <v:stroke joinstyle="miter"/>
+                      <v:textbox>
+                        <w:txbxContent>
+                          <w:p>
+                            <w:pPr>
+                              <w:jc w:val="center"/>
+                              <w:rPr>
+                                <w:b/>
+                                <w:bCs/>
+                              </w:rPr>
+                            </w:pPr>
+                            <w:r>
+                              <w:rPr>
+                                <w:b/>
+                                <w:bCs/>
+                              </w:rPr>
+                              <w:t>a</w:t>
+                            </w:r>
+                          </w:p>
+                        </w:txbxContent>
+                      </v:textbox>
+                    </v:oval>
+                  </w:pict>
+                </mc:Fallback>
+              </mc:AlternateContent>
+            </w:r>
+            <w:r>
+              <w:rPr>
+                <w:noProof/>
+              </w:rPr>
+              <mc:AlternateContent>
+                <mc:Choice Requires="wps">
+                  <w:drawing>
+                    <wp:anchor distT="45720" distB="45720" distL="114300" distR="114300" simplePos="0" relativeHeight="251667456" behindDoc="0" locked="0" layoutInCell="1" allowOverlap="1" wp14:anchorId="78B6E7CA" wp14:editId="4627A3A7">
+                      <wp:simplePos x="0" y="0"/>
+                      <wp:positionH relativeFrom="column">
+                        <wp:posOffset>166370</wp:posOffset>
+                      </wp:positionH>
+                      <wp:positionV relativeFrom="paragraph">
+                        <wp:posOffset>265430</wp:posOffset>
+                      </wp:positionV>
+                      <wp:extent cx="381000" cy="361950"/>
+                      <wp:effectExtent l="0" t="0" r="19050" b="19050"/>
+                      <wp:wrapNone/>
+                      <wp:docPr id="994302421" name="Text Box 2"/>
+                      <wp:cNvGraphicFramePr>
+                        <a:graphicFrameLocks xmlns:a="http://schemas.openxmlformats.org/drawingml/2006/main"/>
+                      </wp:cNvGraphicFramePr>
+                      <a:graphic xmlns:a="http://schemas.openxmlformats.org/drawingml/2006/main">
+                        <a:graphicData uri="http://schemas.microsoft.com/office/word/2010/wordprocessingShape">
+                          <wps:wsp>
+                            <wps:cNvSpPr txBox="1">
+                              <a:spLocks noChangeArrowheads="1"/>
+                            </wps:cNvSpPr>
+                            <wps:spPr bwMode="auto">
+                              <a:xfrm>
+                                <a:off x="0" y="0"/>
+                                <a:ext cx="381000" cy="361950"/>
+                              </a:xfrm>
+                              <a:prstGeom prst="ellipse">
+                                <a:avLst/>
+                              </a:prstGeom>
+                              <a:solidFill>
+                                <a:srgbClr val="FFFFFF"/>
+                              </a:solidFill>
+                              <a:ln w="9525">
+                                <a:solidFill>
+                                  <a:srgbClr val="000000"/>
+                                </a:solidFill>
+                                <a:miter lim="800000"/>
+                                <a:headEnd/>
+                                <a:tailEnd/>
+                              </a:ln>
+                            </wps:spPr>
+                            <wps:txbx>
+                              <w:txbxContent>
+                                <w:p>
+                                  <w:pPr>
+                                    <w:jc w:val="center"/>
+                                    <w:rPr>
+                                      <w:b/>
+                                      <w:bCs/>
+                                    </w:rPr>
+                                  </w:pPr>
+                                  <w:r>
+                                    <w:rPr>
+                                      <w:b/>
+                                      <w:bCs/>
+                                    </w:rPr>
+                                    <w:t>e</w:t>
+                                  </w:r>
+                                </w:p>
+                              </w:txbxContent>
+                            </wps:txbx>
+                            <wps:bodyPr rot="0" vert="horz" wrap="square" lIns="91440" tIns="45720" rIns="91440" bIns="45720" anchor="t" anchorCtr="0">
+                              <a:noAutofit/>
+                            </wps:bodyPr>
+                          </wps:wsp>
+                        </a:graphicData>
+                      </a:graphic>
+                      <wp14:sizeRelH relativeFrom="margin">
+                        <wp14:pctWidth>0</wp14:pctWidth>
+                      </wp14:sizeRelH>
+                      <wp14:sizeRelV relativeFrom="margin">
+                        <wp14:pctHeight>0</wp14:pctHeight>
+                      </wp14:sizeRelV>
+                    </wp:anchor>
+                  </w:drawing>
+                </mc:Choice>
+                <mc:Fallback>
+                  <w:pict>
+                    <v:oval w14:anchorId="78B6E7CA" id="_x0000_s1029" style="position:absolute;margin-left:13.1pt;margin-top:20.9pt;width:30pt;height:28.5pt;z-index:251667456;visibility:visible;mso-wrap-style:square;mso-width-percent:0;mso-height-percent:0;mso-wrap-distance-left:9pt;mso-wrap-distance-top:3.6pt;mso-wrap-distance-right:9pt;mso-wrap-distance-bottom:3.6pt;mso-position-horizontal:absolute;mso-position-horizontal-relative:text;mso-position-vertical:absolute;mso-position-vertical-relative:text;mso-width-percent:0;mso-height-percent:0;mso-width-relative:margin;mso-height-relative:margin;v-text-anchor:top" o:gfxdata="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">
+                      <v:stroke joinstyle="miter"/>
+                      <v:textbox>
+                        <w:txbxContent>
+                          <w:p>
+                            <w:pPr>
+                              <w:jc w:val="center"/>
+                              <w:rPr>
+                                <w:b/>
+                                <w:bCs/>
+                              </w:rPr>
+                            </w:pPr>
+                            <w:r>
+                              <w:rPr>
+                                <w:b/>
+                                <w:bCs/>
+                              </w:rPr>
+                              <w:t>e</w:t>
+                            </w:r>
+                          </w:p>
+                        </w:txbxContent>
+                      </v:textbox>
+                    </v:oval>
+                  </w:pict>
+                </mc:Fallback>
+              </mc:AlternateContent>
+            </w:r>
+            <w:r>
+              <w:rPr>
+                <w:noProof/>
+              </w:rPr>
+              <mc:AlternateContent>
+                <mc:Choice Requires="wps">
+                  <w:drawing>
+                    <wp:anchor distT="45720" distB="45720" distL="114300" distR="114300" simplePos="0" relativeHeight="251663360" behindDoc="0" locked="0" layoutInCell="1" allowOverlap="1" wp14:anchorId="15BF5B0D" wp14:editId="5B049134">
+                      <wp:simplePos x="0" y="0"/>
+                      <wp:positionH relativeFrom="column">
+                        <wp:posOffset>-14605</wp:posOffset>
+                      </wp:positionH>
+                      <wp:positionV relativeFrom="paragraph">
+                        <wp:posOffset>3374390</wp:posOffset>
+                      </wp:positionV>
+                      <wp:extent cx="381000" cy="361950"/>
+                      <wp:effectExtent l="0" t="0" r="19050" b="19050"/>
+                      <wp:wrapNone/>
+                      <wp:docPr id="27855396" name="Text Box 2"/>
+                      <wp:cNvGraphicFramePr>
+                        <a:graphicFrameLocks xmlns:a="http://schemas.openxmlformats.org/drawingml/2006/main"/>
+                      </wp:cNvGraphicFramePr>
+                      <a:graphic xmlns:a="http://schemas.openxmlformats.org/drawingml/2006/main">
+                        <a:graphicData uri="http://schemas.microsoft.com/office/word/2010/wordprocessingShape">
+                          <wps:wsp>
+                            <wps:cNvSpPr txBox="1">
+                              <a:spLocks noChangeArrowheads="1"/>
+                            </wps:cNvSpPr>
+                            <wps:spPr bwMode="auto">
+                              <a:xfrm>
+                                <a:off x="0" y="0"/>
+                                <a:ext cx="381000" cy="361950"/>
+                              </a:xfrm>
+                              <a:prstGeom prst="ellipse">
+                                <a:avLst/>
+                              </a:prstGeom>
+                              <a:solidFill>
+                                <a:srgbClr val="FFFFFF"/>
+                              </a:solidFill>
+                              <a:ln w="9525">
+                                <a:solidFill>
+                                  <a:srgbClr val="000000"/>
+                                </a:solidFill>
+                                <a:miter lim="800000"/>
+                                <a:headEnd/>
+                                <a:tailEnd/>
+                              </a:ln>
+                            </wps:spPr>
+                            <wps:txbx>
+                              <w:txbxContent>
+                                <w:p>
+                                  <w:pPr>
+                                    <w:jc w:val="center"/>
+                                    <w:rPr>
+                                      <w:b/>
+                                      <w:bCs/>
+                                    </w:rPr>
+                                  </w:pPr>
+                                  <w:r>
+                                    <w:rPr>
+                                      <w:b/>
+                                      <w:bCs/>
+                                    </w:rPr>
+                                    <w:t>b</w:t>
+                                  </w:r>
+                                </w:p>
+                              </w:txbxContent>
+                            </wps:txbx>
+                            <wps:bodyPr rot="0" vert="horz" wrap="square" lIns="91440" tIns="45720" rIns="91440" bIns="45720" anchor="t" anchorCtr="0">
+                              <a:noAutofit/>
+                            </wps:bodyPr>
+                          </wps:wsp>
+                        </a:graphicData>
+                      </a:graphic>
+                      <wp14:sizeRelH relativeFrom="margin">
+                        <wp14:pctWidth>0</wp14:pctWidth>
+                      </wp14:sizeRelH>
+                      <wp14:sizeRelV relativeFrom="margin">
+                        <wp14:pctHeight>0</wp14:pctHeight>
+                      </wp14:sizeRelV>
+                    </wp:anchor>
+                  </w:drawing>
+                </mc:Choice>
+                <mc:Fallback>
+                  <w:pict>
+                    <v:oval w14:anchorId="15BF5B0D" id="_x0000_s1030" style="position:absolute;margin-left:-1.15pt;margin-top:265.7pt;width:30pt;height:28.5pt;z-index:251663360;visibility:visible;mso-wrap-style:square;mso-width-percent:0;mso-height-percent:0;mso-wrap-distance-left:9pt;mso-wrap-distance-top:3.6pt;mso-wrap-distance-right:9pt;mso-wrap-distance-bottom:3.6pt;mso-position-horizontal:absolute;mso-position-horizontal-relative:text;mso-position-vertical:absolute;mso-position-vertical-relative:text;mso-width-percent:0;mso-height-percent:0;mso-width-relative:margin;mso-height-relative:margin;v-text-anchor:top" o:gfxdata="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">
+                      <v:stroke joinstyle="miter"/>
+                      <v:textbox>
+                        <w:txbxContent>
+                          <w:p>
+                            <w:pPr>
+                              <w:jc w:val="center"/>
+                              <w:rPr>
+                                <w:b/>
+                                <w:bCs/>
+                              </w:rPr>
+                            </w:pPr>
+                            <w:r>
+                              <w:rPr>
+                                <w:b/>
+                                <w:bCs/>
+                              </w:rPr>
+                              <w:t>b</w:t>
+                            </w:r>
+                          </w:p>
+                        </w:txbxContent>
+                      </v:textbox>
+                    </v:oval>
+                  </w:pict>
+                </mc:Fallback>
+              </mc:AlternateContent>
+            </w:r>
+            <w:r>
+              <w:rPr>
+                <w:noProof/>
+              </w:rPr>
               <w:drawing>
-                <wp:inline distT="0" distB="0" distL="0" distR="0" wp14:anchorId="501ACFBF" wp14:editId="370739FF">
+                <wp:inline distT="0" distB="0" distL="0" distR="0" wp14:anchorId="501ACFBF" wp14:editId="518C7525">
                   <wp:extent cx="2771775" cy="3738048"/>
                   <wp:effectExtent l="0" t="0" r="0" b="0"/>
                   <wp:docPr id="125125433" name="Picture 2" descr="A yellow and black machine&#10;&#10;AI-generated content may be incorrect."/>
@@ -734,7 +1926,7 @@
         </w:tc>
         <w:tc>
           <w:tcPr>
-            <w:tcW w:w="4675" w:type="dxa"/>
+            <w:tcW w:w="4836" w:type="dxa"/>
           </w:tcPr>
           <w:p>
             <w:pPr>
@@ -747,7 +1939,7 @@
                 <w:noProof/>
               </w:rPr>
               <w:drawing>
-                <wp:inline distT="0" distB="0" distL="0" distR="0" wp14:anchorId="72265CE0" wp14:editId="2B48CA33">
+                <wp:inline distT="0" distB="0" distL="0" distR="0" wp14:anchorId="72265CE0" wp14:editId="1476F066">
                   <wp:extent cx="2819400" cy="3655680"/>
                   <wp:effectExtent l="0" t="0" r="0" b="2540"/>
                   <wp:docPr id="1541011636" name="Picture 3" descr="A machine with wires and wires&#10;&#10;AI-generated content may be incorrect."/>
@@ -804,6 +1996,350 @@
       <w:tr>
         <w:tc>
           <w:tcPr>
+            <w:tcW w:w="4514" w:type="dxa"/>
+          </w:tcPr>
+          <w:p>
+            <w:pPr>
+              <w:rPr>
+                <w:noProof/>
+              </w:rPr>
+            </w:pPr>
+            <w:r>
+              <w:rPr>
+                <w:noProof/>
+              </w:rPr>
+              <mc:AlternateContent>
+                <mc:Choice Requires="wps">
+                  <w:drawing>
+                    <wp:anchor distT="45720" distB="45720" distL="114300" distR="114300" simplePos="0" relativeHeight="251678720" behindDoc="0" locked="0" layoutInCell="1" allowOverlap="1" wp14:anchorId="29FF8B58" wp14:editId="456629A2">
+                      <wp:simplePos x="0" y="0"/>
+                      <wp:positionH relativeFrom="column">
+                        <wp:posOffset>-52705</wp:posOffset>
+                      </wp:positionH>
+                      <wp:positionV relativeFrom="paragraph">
+                        <wp:posOffset>2115820</wp:posOffset>
+                      </wp:positionV>
+                      <wp:extent cx="523875" cy="361950"/>
+                      <wp:effectExtent l="0" t="0" r="28575" b="19050"/>
+                      <wp:wrapNone/>
+                      <wp:docPr id="219505108" name="Text Box 2"/>
+                      <wp:cNvGraphicFramePr>
+                        <a:graphicFrameLocks xmlns:a="http://schemas.openxmlformats.org/drawingml/2006/main"/>
+                      </wp:cNvGraphicFramePr>
+                      <a:graphic xmlns:a="http://schemas.openxmlformats.org/drawingml/2006/main">
+                        <a:graphicData uri="http://schemas.microsoft.com/office/word/2010/wordprocessingShape">
+                          <wps:wsp>
+                            <wps:cNvSpPr txBox="1">
+                              <a:spLocks noChangeArrowheads="1"/>
+                            </wps:cNvSpPr>
+                            <wps:spPr bwMode="auto">
+                              <a:xfrm>
+                                <a:off x="0" y="0"/>
+                                <a:ext cx="523875" cy="361950"/>
+                              </a:xfrm>
+                              <a:prstGeom prst="rect">
+                                <a:avLst/>
+                              </a:prstGeom>
+                              <a:solidFill>
+                                <a:srgbClr val="FFFFFF"/>
+                              </a:solidFill>
+                              <a:ln w="9525">
+                                <a:solidFill>
+                                  <a:srgbClr val="000000"/>
+                                </a:solidFill>
+                                <a:miter lim="800000"/>
+                                <a:headEnd/>
+                                <a:tailEnd/>
+                              </a:ln>
+                            </wps:spPr>
+                            <wps:txbx>
+                              <w:txbxContent>
+                                <w:p>
+                                  <w:pPr>
+                                    <w:jc w:val="center"/>
+                                    <w:rPr>
+                                      <w:b/>
+                                      <w:bCs/>
+                                    </w:rPr>
+                                  </w:pPr>
+                                  <w:r>
+                                    <w:rPr>
+                                      <w:b/>
+                                      <w:bCs/>
+                                    </w:rPr>
+                                    <w:t>b</w:t>
+                                  </w:r>
+                                </w:p>
+                              </w:txbxContent>
+                            </wps:txbx>
+                            <wps:bodyPr rot="0" vert="horz" wrap="square" lIns="91440" tIns="45720" rIns="91440" bIns="45720" anchor="t" anchorCtr="0">
+                              <a:noAutofit/>
+                            </wps:bodyPr>
+                          </wps:wsp>
+                        </a:graphicData>
+                      </a:graphic>
+                      <wp14:sizeRelH relativeFrom="margin">
+                        <wp14:pctWidth>0</wp14:pctWidth>
+                      </wp14:sizeRelH>
+                      <wp14:sizeRelV relativeFrom="margin">
+                        <wp14:pctHeight>0</wp14:pctHeight>
+                      </wp14:sizeRelV>
+                    </wp:anchor>
+                  </w:drawing>
+                </mc:Choice>
+                <mc:Fallback>
+                  <w:pict>
+                    <v:shapetype w14:anchorId="29FF8B58" id="_x0000_t202" coordsize="21600,21600" o:spt="202" path="m,l,21600r21600,l21600,xe">
+                      <v:stroke joinstyle="miter"/>
+                      <v:path gradientshapeok="t" o:connecttype="rect"/>
+                    </v:shapetype>
+                    <v:shape id="_x0000_s1031" type="#_x0000_t202" style="position:absolute;margin-left:-4.15pt;margin-top:166.6pt;width:41.25pt;height:28.5pt;z-index:251678720;visibility:visible;mso-wrap-style:square;mso-width-percent:0;mso-height-percent:0;mso-wrap-distance-left:9pt;mso-wrap-distance-top:3.6pt;mso-wrap-distance-right:9pt;mso-wrap-distance-bottom:3.6pt;mso-position-horizontal:absolute;mso-position-horizontal-relative:text;mso-position-vertical:absolute;mso-position-vertical-relative:text;mso-width-percent:0;mso-height-percent:0;mso-width-relative:margin;mso-height-relative:margin;v-text-anchor:top" o:gfxdata="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">
+                      <v:textbox>
+                        <w:txbxContent>
+                          <w:p>
+                            <w:pPr>
+                              <w:jc w:val="center"/>
+                              <w:rPr>
+                                <w:b/>
+                                <w:bCs/>
+                              </w:rPr>
+                            </w:pPr>
+                            <w:r>
+                              <w:rPr>
+                                <w:b/>
+                                <w:bCs/>
+                              </w:rPr>
+                              <w:t>b</w:t>
+                            </w:r>
+                          </w:p>
+                        </w:txbxContent>
+                      </v:textbox>
+                    </v:shape>
+                  </w:pict>
+                </mc:Fallback>
+              </mc:AlternateContent>
+            </w:r>
+            <w:r>
+              <w:rPr>
+                <w:noProof/>
+              </w:rPr>
+              <w:drawing>
+                <wp:inline distT="0" distB="0" distL="0" distR="0" wp14:anchorId="3A2BC66D" wp14:editId="1F7B2303">
+                  <wp:extent cx="2819400" cy="2494686"/>
+                  <wp:effectExtent l="0" t="0" r="0" b="1270"/>
+                  <wp:docPr id="2071987560" name="Picture 8" descr="A yellow machine with a black and black device&#10;&#10;AI-generated content may be incorrect."/>
+                  <wp:cNvGraphicFramePr>
+                    <a:graphicFrameLocks xmlns:a="http://schemas.openxmlformats.org/drawingml/2006/main" noChangeAspect="1"/>
+                  </wp:cNvGraphicFramePr>
+                  <a:graphic xmlns:a="http://schemas.openxmlformats.org/drawingml/2006/main">
+                    <a:graphicData uri="http://schemas.openxmlformats.org/drawingml/2006/picture">
+                      <pic:pic xmlns:pic="http://schemas.openxmlformats.org/drawingml/2006/picture">
+                        <pic:nvPicPr>
+                          <pic:cNvPr id="2071987560" name="Picture 8" descr="A yellow machine with a black and black device&#10;&#10;AI-generated content may be incorrect."/>
+                          <pic:cNvPicPr/>
+                        </pic:nvPicPr>
+                        <pic:blipFill>
+                          <a:blip r:embed="rId9" cstate="print">
+                            <a:extLst>
+                              <a:ext uri="{28A0092B-C50C-407E-A947-70E740481C1C}">
+                                <a14:useLocalDpi xmlns:a14="http://schemas.microsoft.com/office/drawing/2010/main" val="0"/>
+                              </a:ext>
+                            </a:extLst>
+                          </a:blip>
+                          <a:stretch>
+                            <a:fillRect/>
+                          </a:stretch>
+                        </pic:blipFill>
+                        <pic:spPr>
+                          <a:xfrm>
+                            <a:off x="0" y="0"/>
+                            <a:ext cx="2843340" cy="2515868"/>
+                          </a:xfrm>
+                          <a:prstGeom prst="rect">
+                            <a:avLst/>
+                          </a:prstGeom>
+                        </pic:spPr>
+                      </pic:pic>
+                    </a:graphicData>
+                  </a:graphic>
+                </wp:inline>
+              </w:drawing>
+            </w:r>
+          </w:p>
+        </w:tc>
+        <w:tc>
+          <w:tcPr>
+            <w:tcW w:w="4836" w:type="dxa"/>
+          </w:tcPr>
+          <w:p>
+            <w:pPr>
+              <w:rPr>
+                <w:noProof/>
+              </w:rPr>
+            </w:pPr>
+            <w:r>
+              <w:rPr>
+                <w:noProof/>
+              </w:rPr>
+              <mc:AlternateContent>
+                <mc:Choice Requires="wps">
+                  <w:drawing>
+                    <wp:anchor distT="45720" distB="45720" distL="114300" distR="114300" simplePos="0" relativeHeight="251680768" behindDoc="0" locked="0" layoutInCell="1" allowOverlap="1" wp14:anchorId="29B8C151" wp14:editId="4636EC14">
+                      <wp:simplePos x="0" y="0"/>
+                      <wp:positionH relativeFrom="column">
+                        <wp:posOffset>-52070</wp:posOffset>
+                      </wp:positionH>
+                      <wp:positionV relativeFrom="paragraph">
+                        <wp:posOffset>2111375</wp:posOffset>
+                      </wp:positionV>
+                      <wp:extent cx="523875" cy="361950"/>
+                      <wp:effectExtent l="0" t="0" r="28575" b="19050"/>
+                      <wp:wrapNone/>
+                      <wp:docPr id="11839648" name="Text Box 2"/>
+                      <wp:cNvGraphicFramePr>
+                        <a:graphicFrameLocks xmlns:a="http://schemas.openxmlformats.org/drawingml/2006/main"/>
+                      </wp:cNvGraphicFramePr>
+                      <a:graphic xmlns:a="http://schemas.openxmlformats.org/drawingml/2006/main">
+                        <a:graphicData uri="http://schemas.microsoft.com/office/word/2010/wordprocessingShape">
+                          <wps:wsp>
+                            <wps:cNvSpPr txBox="1">
+                              <a:spLocks noChangeArrowheads="1"/>
+                            </wps:cNvSpPr>
+                            <wps:spPr bwMode="auto">
+                              <a:xfrm>
+                                <a:off x="0" y="0"/>
+                                <a:ext cx="523875" cy="361950"/>
+                              </a:xfrm>
+                              <a:prstGeom prst="rect">
+                                <a:avLst/>
+                              </a:prstGeom>
+                              <a:solidFill>
+                                <a:srgbClr val="FFFFFF"/>
+                              </a:solidFill>
+                              <a:ln w="9525">
+                                <a:solidFill>
+                                  <a:srgbClr val="000000"/>
+                                </a:solidFill>
+                                <a:miter lim="800000"/>
+                                <a:headEnd/>
+                                <a:tailEnd/>
+                              </a:ln>
+                            </wps:spPr>
+                            <wps:txbx>
+                              <w:txbxContent>
+                                <w:p>
+                                  <w:pPr>
+                                    <w:jc w:val="center"/>
+                                    <w:rPr>
+                                      <w:b/>
+                                      <w:bCs/>
+                                    </w:rPr>
+                                  </w:pPr>
+                                  <w:r>
+                                    <w:rPr>
+                                      <w:b/>
+                                      <w:bCs/>
+                                    </w:rPr>
+                                    <w:t>a</w:t>
+                                  </w:r>
+                                </w:p>
+                              </w:txbxContent>
+                            </wps:txbx>
+                            <wps:bodyPr rot="0" vert="horz" wrap="square" lIns="91440" tIns="45720" rIns="91440" bIns="45720" anchor="t" anchorCtr="0">
+                              <a:noAutofit/>
+                            </wps:bodyPr>
+                          </wps:wsp>
+                        </a:graphicData>
+                      </a:graphic>
+                      <wp14:sizeRelH relativeFrom="margin">
+                        <wp14:pctWidth>0</wp14:pctWidth>
+                      </wp14:sizeRelH>
+                      <wp14:sizeRelV relativeFrom="margin">
+                        <wp14:pctHeight>0</wp14:pctHeight>
+                      </wp14:sizeRelV>
+                    </wp:anchor>
+                  </w:drawing>
+                </mc:Choice>
+                <mc:Fallback>
+                  <w:pict>
+                    <v:shape w14:anchorId="29B8C151" id="_x0000_s1032" type="#_x0000_t202" style="position:absolute;margin-left:-4.1pt;margin-top:166.25pt;width:41.25pt;height:28.5pt;z-index:251680768;visibility:visible;mso-wrap-style:square;mso-width-percent:0;mso-height-percent:0;mso-wrap-distance-left:9pt;mso-wrap-distance-top:3.6pt;mso-wrap-distance-right:9pt;mso-wrap-distance-bottom:3.6pt;mso-position-horizontal:absolute;mso-position-horizontal-relative:text;mso-position-vertical:absolute;mso-position-vertical-relative:text;mso-width-percent:0;mso-height-percent:0;mso-width-relative:margin;mso-height-relative:margin;v-text-anchor:top" o:gfxdata="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">
+                      <v:textbox>
+                        <w:txbxContent>
+                          <w:p>
+                            <w:pPr>
+                              <w:jc w:val="center"/>
+                              <w:rPr>
+                                <w:b/>
+                                <w:bCs/>
+                              </w:rPr>
+                            </w:pPr>
+                            <w:r>
+                              <w:rPr>
+                                <w:b/>
+                                <w:bCs/>
+                              </w:rPr>
+                              <w:t>a</w:t>
+                            </w:r>
+                          </w:p>
+                        </w:txbxContent>
+                      </v:textbox>
+                    </v:shape>
+                  </w:pict>
+                </mc:Fallback>
+              </mc:AlternateContent>
+            </w:r>
+            <w:r>
+              <w:rPr>
+                <w:noProof/>
+              </w:rPr>
+              <w:drawing>
+                <wp:inline distT="0" distB="0" distL="0" distR="0" wp14:anchorId="4A18F71D" wp14:editId="7214B35D">
+                  <wp:extent cx="3031293" cy="2038350"/>
+                  <wp:effectExtent l="0" t="0" r="0" b="0"/>
+                  <wp:docPr id="184293735" name="Picture 7" descr="A long shot of a machine&#10;&#10;AI-generated content may be incorrect."/>
+                  <wp:cNvGraphicFramePr>
+                    <a:graphicFrameLocks xmlns:a="http://schemas.openxmlformats.org/drawingml/2006/main" noChangeAspect="1"/>
+                  </wp:cNvGraphicFramePr>
+                  <a:graphic xmlns:a="http://schemas.openxmlformats.org/drawingml/2006/main">
+                    <a:graphicData uri="http://schemas.openxmlformats.org/drawingml/2006/picture">
+                      <pic:pic xmlns:pic="http://schemas.openxmlformats.org/drawingml/2006/picture">
+                        <pic:nvPicPr>
+                          <pic:cNvPr id="184293735" name="Picture 7" descr="A long shot of a machine&#10;&#10;AI-generated content may be incorrect."/>
+                          <pic:cNvPicPr/>
+                        </pic:nvPicPr>
+                        <pic:blipFill>
+                          <a:blip r:embed="rId10" cstate="print">
+                            <a:extLst>
+                              <a:ext uri="{28A0092B-C50C-407E-A947-70E740481C1C}">
+                                <a14:useLocalDpi xmlns:a14="http://schemas.microsoft.com/office/drawing/2010/main" val="0"/>
+                              </a:ext>
+                            </a:extLst>
+                          </a:blip>
+                          <a:stretch>
+                            <a:fillRect/>
+                          </a:stretch>
+                        </pic:blipFill>
+                        <pic:spPr>
+                          <a:xfrm>
+                            <a:off x="0" y="0"/>
+                            <a:ext cx="3043352" cy="2046459"/>
+                          </a:xfrm>
+                          <a:prstGeom prst="rect">
+                            <a:avLst/>
+                          </a:prstGeom>
+                        </pic:spPr>
+                      </pic:pic>
+                    </a:graphicData>
+                  </a:graphic>
+                </wp:inline>
+              </w:drawing>
+            </w:r>
+          </w:p>
+        </w:tc>
+      </w:tr>
+      <w:tr>
+        <w:tc>
+          <w:tcPr>
             <w:tcW w:w="9350" w:type="dxa"/>
             <w:gridSpan w:val="2"/>
           </w:tcPr>
@@ -820,7 +2356,316 @@
               <w:rPr>
                 <w:rFonts w:eastAsiaTheme="minorEastAsia"/>
               </w:rPr>
-              <w:t>Left: CAD model of experimental setup showing (a) link design (blue), (b) closed-loop tension-controlled winch for applying tendon forces (yellow), and (c) 6-axis force-torque sensor (green). Right: PLA 3D-printed setup.</w:t>
+              <w:t>(a) link design, (b) closed-loop tension-controlled winch for applying tendon</w:t>
+            </w:r>
+            <w:r>
+              <w:rPr>
+                <w:rFonts w:eastAsiaTheme="minorEastAsia"/>
+              </w:rPr>
+              <w:t xml:space="preserve"> </w:t>
+            </w:r>
+            <w:r>
+              <w:rPr>
+                <w:rFonts w:eastAsiaTheme="minorEastAsia"/>
+              </w:rPr>
+              <w:t>tensions</w:t>
+            </w:r>
+            <w:r>
+              <w:rPr>
+                <w:rFonts w:eastAsiaTheme="minorEastAsia"/>
+              </w:rPr>
+              <w:t>,</w:t>
+            </w:r>
+            <w:r>
+              <w:rPr>
+                <w:rFonts w:eastAsiaTheme="minorEastAsia"/>
+              </w:rPr>
+              <w:t xml:space="preserve"> (c)</w:t>
+            </w:r>
+            <w:r>
+              <w:rPr>
+                <w:rFonts w:eastAsiaTheme="minorEastAsia"/>
+              </w:rPr>
+              <w:t xml:space="preserve"> 6-axis force-torque sensor</w:t>
+            </w:r>
+            <w:r>
+              <w:rPr>
+                <w:rFonts w:eastAsiaTheme="minorEastAsia"/>
+              </w:rPr>
+              <w:t xml:space="preserve">, (d) </w:t>
+            </w:r>
+            <w:r>
+              <w:rPr>
+                <w:rFonts w:eastAsiaTheme="minorEastAsia"/>
+              </w:rPr>
+              <w:t>closed-loop tension-controlled winch</w:t>
+            </w:r>
+            <w:r>
+              <w:rPr>
+                <w:rFonts w:eastAsiaTheme="minorEastAsia"/>
+              </w:rPr>
+              <w:t xml:space="preserve"> for applying point force, (e) </w:t>
+            </w:r>
+            <w:r>
+              <w:rPr>
+                <w:rFonts w:eastAsiaTheme="minorEastAsia"/>
+              </w:rPr>
+              <w:t xml:space="preserve">adjustable frame with two </w:t>
+            </w:r>
+            <w:r>
+              <w:rPr>
+                <w:rFonts w:eastAsiaTheme="minorEastAsia"/>
+              </w:rPr>
+              <w:t>axes</w:t>
+            </w:r>
+            <w:r>
+              <w:rPr>
+                <w:rFonts w:eastAsiaTheme="minorEastAsia"/>
+              </w:rPr>
+              <w:t xml:space="preserve"> of rotation</w:t>
+            </w:r>
+            <w:r>
+              <w:rPr>
+                <w:rFonts w:eastAsiaTheme="minorEastAsia"/>
+              </w:rPr>
+              <w:t>.</w:t>
+            </w:r>
+          </w:p>
+        </w:tc>
+      </w:tr>
+    </w:tbl>
+    <w:p>
+      <w:r>
+        <w:lastRenderedPageBreak/>
+        <w:t xml:space="preserve">Three winches positioned at 120° </w:t>
+      </w:r>
+      <w:r>
+        <w:rPr>
+          <w:rFonts w:eastAsiaTheme="minorEastAsia"/>
+        </w:rPr>
+        <w:t>intervals around the</w:t>
+      </w:r>
+      <w:r>
+        <w:t xml:space="preserve"> circumference of the designated beam enable independent closed-loop tension control of each tendon. Each winch uses a NEMA 17 stepper motor </w:t>
+      </w:r>
+      <w:r>
+        <w:t xml:space="preserve">and </w:t>
+      </w:r>
+      <w:r>
+        <w:t>TMC2209</w:t>
+      </w:r>
+      <w:r>
+        <w:t xml:space="preserve"> stepper </w:t>
+      </w:r>
+      <w:r>
+        <w:t>motor</w:t>
+      </w:r>
+      <w:r>
+        <w:t xml:space="preserve"> driver </w:t>
+      </w:r>
+      <w:r>
+        <w:t>to wind the tendon in and out.</w:t>
+      </w:r>
+    </w:p>
+    <w:p>
+      <w:r>
+        <w:t>The tendon wraps around a pulley configuration that directs it through a load cell. When tensioned, the tendon pulls a center piece into the load cell, which measures a force component proportional to the total tension (the proportion depends on the pulley angles). The system was calibrated using known masses.</w:t>
+      </w:r>
+    </w:p>
+    <w:p>
+      <w:r>
+        <w:t>The load cell provides high-bandwidth feedback to an Arduino Mega microcontroller running a proportional control algorithm that reduces motor speed as tension approaches the target value.</w:t>
+      </w:r>
+    </w:p>
+    <w:p>
+      <w:r>
+        <w:t>The adjustable frame provides three degrees of freedom: two rotations and translational adjustment of the force application point by repositioning the hook attachment along the beam's length. An additional winch mounted on the upper frame applies a target</w:t>
+      </w:r>
+      <w:r>
+        <w:t xml:space="preserve"> </w:t>
+      </w:r>
+      <w:r>
+        <w:t>external point force. Motor tension targets are set via the Arduino IDE serial interface.</w:t>
+      </w:r>
+    </w:p>
+    <w:p>
+      <w:pPr>
+        <w:pStyle w:val="Heading3"/>
+      </w:pPr>
+      <w:r>
+        <w:t>Design of Experiment</w:t>
+      </w:r>
+    </w:p>
+    <w:p>
+      <w:r>
+        <w:t>For hardware validation we tested two designs</w:t>
+      </w:r>
+      <w:r>
+        <w:t>:</w:t>
+      </w:r>
+    </w:p>
+    <w:tbl>
+      <w:tblPr>
+        <w:tblStyle w:val="TableGrid"/>
+        <w:tblW w:w="4215" w:type="dxa"/>
+        <w:tblLook w:val="04A0" w:firstRow="1" w:lastRow="0" w:firstColumn="1" w:lastColumn="0" w:noHBand="0" w:noVBand="1"/>
+      </w:tblPr>
+      <w:tblGrid>
+        <w:gridCol w:w="1458"/>
+        <w:gridCol w:w="1128"/>
+        <w:gridCol w:w="1629"/>
+      </w:tblGrid>
+      <w:tr>
+        <w:tc>
+          <w:tcPr>
+            <w:tcW w:w="1458" w:type="dxa"/>
+          </w:tcPr>
+          <w:p>
+            <w:pPr>
+              <w:rPr>
+                <w:b/>
+                <w:bCs/>
+              </w:rPr>
+            </w:pPr>
+            <w:r>
+              <w:rPr>
+                <w:b/>
+                <w:bCs/>
+              </w:rPr>
+              <w:t>Design</w:t>
+            </w:r>
+          </w:p>
+        </w:tc>
+        <w:tc>
+          <w:tcPr>
+            <w:tcW w:w="1128" w:type="dxa"/>
+          </w:tcPr>
+          <w:p>
+            <w:pPr>
+              <w:rPr>
+                <w:b/>
+                <w:bCs/>
+              </w:rPr>
+            </w:pPr>
+            <w:r>
+              <w:rPr>
+                <w:b/>
+                <w:bCs/>
+              </w:rPr>
+              <w:t>Length (</w:t>
+            </w:r>
+            <w:r>
+              <w:rPr>
+                <w:b/>
+                <w:bCs/>
+              </w:rPr>
+              <w:t>mm</w:t>
+            </w:r>
+            <w:r>
+              <w:rPr>
+                <w:b/>
+                <w:bCs/>
+              </w:rPr>
+              <w:t>)</w:t>
+            </w:r>
+          </w:p>
+        </w:tc>
+        <w:tc>
+          <w:tcPr>
+            <w:tcW w:w="1629" w:type="dxa"/>
+          </w:tcPr>
+          <w:p>
+            <w:pPr>
+              <w:rPr>
+                <w:b/>
+                <w:bCs/>
+              </w:rPr>
+            </w:pPr>
+            <w:r>
+              <w:rPr>
+                <w:b/>
+                <w:bCs/>
+              </w:rPr>
+              <w:t>Radius</w:t>
+            </w:r>
+          </w:p>
+          <w:p>
+            <w:pPr>
+              <w:rPr>
+                <w:b/>
+                <w:bCs/>
+              </w:rPr>
+            </w:pPr>
+            <w:r>
+              <w:rPr>
+                <w:b/>
+                <w:bCs/>
+              </w:rPr>
+              <w:t>(mm)</w:t>
+            </w:r>
+          </w:p>
+        </w:tc>
+      </w:tr>
+      <w:tr>
+        <w:tc>
+          <w:tcPr>
+            <w:tcW w:w="1458" w:type="dxa"/>
+          </w:tcPr>
+          <w:p>
+            <w:r>
+              <w:t>Cylindrical</w:t>
+            </w:r>
+          </w:p>
+        </w:tc>
+        <w:tc>
+          <w:tcPr>
+            <w:tcW w:w="1128" w:type="dxa"/>
+          </w:tcPr>
+          <w:p>
+            <w:r>
+              <w:t>20</w:t>
+            </w:r>
+          </w:p>
+        </w:tc>
+        <w:tc>
+          <w:tcPr>
+            <w:tcW w:w="1629" w:type="dxa"/>
+          </w:tcPr>
+          <w:p>
+            <w:r>
+              <w:t>1.75</w:t>
+            </w:r>
+          </w:p>
+        </w:tc>
+      </w:tr>
+      <w:tr>
+        <w:tc>
+          <w:tcPr>
+            <w:tcW w:w="1458" w:type="dxa"/>
+          </w:tcPr>
+          <w:p>
+            <w:r>
+              <w:t>Optimized</w:t>
+            </w:r>
+          </w:p>
+        </w:tc>
+        <w:tc>
+          <w:tcPr>
+            <w:tcW w:w="1128" w:type="dxa"/>
+          </w:tcPr>
+          <w:p>
+            <w:r>
+              <w:t>20</w:t>
+            </w:r>
+          </w:p>
+        </w:tc>
+        <w:tc>
+          <w:tcPr>
+            <w:tcW w:w="1629" w:type="dxa"/>
+          </w:tcPr>
+          <w:p>
+            <w:r>
+              <w:t>[1.25, 6]</w:t>
             </w:r>
           </w:p>
         </w:tc>
@@ -828,10 +2673,526 @@
     </w:tbl>
     <w:p/>
     <w:p>
+      <w:r>
+        <w:t>For each design, we conducted 40 experimental trials across a range of force inputs. We selected force inputs using JMP's custom design of experiment (DOE), which provides uniform sampling of the input space, identifies the most informative variable combinations, and achieves equivalent accuracy with fewer trials than traditional methods.</w:t>
+      </w:r>
+    </w:p>
+    <w:p>
+      <w:r>
+        <w:t>The factor levels selected for the experiment are shown below.</w:t>
+      </w:r>
+    </w:p>
+    <w:tbl>
+      <w:tblPr>
+        <w:tblStyle w:val="TableGrid"/>
+        <w:tblW w:w="8335" w:type="dxa"/>
+        <w:tblLook w:val="04A0" w:firstRow="1" w:lastRow="0" w:firstColumn="1" w:lastColumn="0" w:noHBand="0" w:noVBand="1"/>
+      </w:tblPr>
+      <w:tblGrid>
+        <w:gridCol w:w="1650"/>
+        <w:gridCol w:w="2035"/>
+        <w:gridCol w:w="4650"/>
+      </w:tblGrid>
+      <w:tr>
+        <w:tc>
+          <w:tcPr>
+            <w:tcW w:w="1650" w:type="dxa"/>
+          </w:tcPr>
+          <w:p>
+            <w:pPr>
+              <w:rPr>
+                <w:b/>
+                <w:bCs/>
+              </w:rPr>
+            </w:pPr>
+            <w:r>
+              <w:rPr>
+                <w:b/>
+                <w:bCs/>
+              </w:rPr>
+              <w:t>Factor name</w:t>
+            </w:r>
+          </w:p>
+        </w:tc>
+        <w:tc>
+          <w:tcPr>
+            <w:tcW w:w="2035" w:type="dxa"/>
+          </w:tcPr>
+          <w:p>
+            <w:pPr>
+              <w:rPr>
+                <w:b/>
+                <w:bCs/>
+              </w:rPr>
+            </w:pPr>
+            <w:r>
+              <w:rPr>
+                <w:b/>
+                <w:bCs/>
+              </w:rPr>
+              <w:t># of factor levels</w:t>
+            </w:r>
+          </w:p>
+        </w:tc>
+        <w:tc>
+          <w:tcPr>
+            <w:tcW w:w="4650" w:type="dxa"/>
+          </w:tcPr>
+          <w:p>
+            <w:pPr>
+              <w:rPr>
+                <w:b/>
+                <w:bCs/>
+              </w:rPr>
+            </w:pPr>
+            <w:r>
+              <w:rPr>
+                <w:b/>
+                <w:bCs/>
+              </w:rPr>
+              <w:t>Levels</w:t>
+            </w:r>
+          </w:p>
+        </w:tc>
+      </w:tr>
+      <w:tr>
+        <w:tc>
+          <w:tcPr>
+            <w:tcW w:w="1650" w:type="dxa"/>
+          </w:tcPr>
+          <w:p>
+            <m:oMathPara>
+              <m:oMath>
+                <m:sSub>
+                  <m:sSubPr>
+                    <m:ctrlPr>
+                      <w:rPr>
+                        <w:rFonts w:ascii="Cambria Math" w:eastAsiaTheme="minorEastAsia" w:hAnsi="Cambria Math"/>
+                        <w:i/>
+                      </w:rPr>
+                    </m:ctrlPr>
+                  </m:sSubPr>
+                  <m:e>
+                    <m:r>
+                      <w:rPr>
+                        <w:rFonts w:ascii="Cambria Math" w:eastAsiaTheme="minorEastAsia" w:hAnsi="Cambria Math"/>
+                      </w:rPr>
+                      <m:t>F</m:t>
+                    </m:r>
+                  </m:e>
+                  <m:sub>
+                    <m:r>
+                      <w:rPr>
+                        <w:rFonts w:ascii="Cambria Math" w:eastAsiaTheme="minorEastAsia" w:hAnsi="Cambria Math"/>
+                      </w:rPr>
+                      <m:t>1</m:t>
+                    </m:r>
+                  </m:sub>
+                </m:sSub>
+              </m:oMath>
+            </m:oMathPara>
+          </w:p>
+        </w:tc>
+        <w:tc>
+          <w:tcPr>
+            <w:tcW w:w="2035" w:type="dxa"/>
+          </w:tcPr>
+          <w:p>
+            <w:r>
+              <w:t>10</w:t>
+            </w:r>
+          </w:p>
+        </w:tc>
+        <w:tc>
+          <w:tcPr>
+            <w:tcW w:w="4650" w:type="dxa"/>
+          </w:tcPr>
+          <w:p>
+            <w:r>
+              <w:t>0.1, 0.2, 0.3, 0.4, 0.5, 0.6, 0.7, 0.8, 0.9, 1.0</w:t>
+            </w:r>
+          </w:p>
+        </w:tc>
+      </w:tr>
+      <w:tr>
+        <w:tc>
+          <w:tcPr>
+            <w:tcW w:w="1650" w:type="dxa"/>
+          </w:tcPr>
+          <w:p>
+            <m:oMathPara>
+              <m:oMath>
+                <m:sSub>
+                  <m:sSubPr>
+                    <m:ctrlPr>
+                      <w:rPr>
+                        <w:rFonts w:ascii="Cambria Math" w:eastAsiaTheme="minorEastAsia" w:hAnsi="Cambria Math"/>
+                        <w:i/>
+                      </w:rPr>
+                    </m:ctrlPr>
+                  </m:sSubPr>
+                  <m:e>
+                    <m:r>
+                      <w:rPr>
+                        <w:rFonts w:ascii="Cambria Math" w:eastAsiaTheme="minorEastAsia" w:hAnsi="Cambria Math"/>
+                      </w:rPr>
+                      <m:t>s</m:t>
+                    </m:r>
+                  </m:e>
+                  <m:sub>
+                    <m:r>
+                      <w:rPr>
+                        <w:rFonts w:ascii="Cambria Math" w:eastAsiaTheme="minorEastAsia" w:hAnsi="Cambria Math"/>
+                      </w:rPr>
+                      <m:t>1</m:t>
+                    </m:r>
+                  </m:sub>
+                </m:sSub>
+              </m:oMath>
+            </m:oMathPara>
+          </w:p>
+        </w:tc>
+        <w:tc>
+          <w:tcPr>
+            <w:tcW w:w="2035" w:type="dxa"/>
+          </w:tcPr>
+          <w:p>
+            <w:r>
+              <w:t>6</w:t>
+            </w:r>
+          </w:p>
+        </w:tc>
+        <w:tc>
+          <w:tcPr>
+            <w:tcW w:w="4650" w:type="dxa"/>
+          </w:tcPr>
+          <w:p>
+            <w:r>
+              <w:t>0.1, 0.12, 0.14, 0.16, 0.18, 0.2</w:t>
+            </w:r>
+          </w:p>
+        </w:tc>
+      </w:tr>
+      <w:tr>
+        <w:tc>
+          <w:tcPr>
+            <w:tcW w:w="1650" w:type="dxa"/>
+          </w:tcPr>
+          <w:p>
+            <m:oMathPara>
+              <m:oMath>
+                <m:sSub>
+                  <m:sSubPr>
+                    <m:ctrlPr>
+                      <w:rPr>
+                        <w:rFonts w:ascii="Cambria Math" w:eastAsiaTheme="minorEastAsia" w:hAnsi="Cambria Math"/>
+                        <w:i/>
+                      </w:rPr>
+                    </m:ctrlPr>
+                  </m:sSubPr>
+                  <m:e>
+                    <m:r>
+                      <w:rPr>
+                        <w:rFonts w:ascii="Cambria Math" w:eastAsiaTheme="minorEastAsia" w:hAnsi="Cambria Math"/>
+                      </w:rPr>
+                      <m:t>el</m:t>
+                    </m:r>
+                  </m:e>
+                  <m:sub>
+                    <m:r>
+                      <w:rPr>
+                        <w:rFonts w:ascii="Cambria Math" w:eastAsiaTheme="minorEastAsia" w:hAnsi="Cambria Math"/>
+                      </w:rPr>
+                      <m:t>1</m:t>
+                    </m:r>
+                  </m:sub>
+                </m:sSub>
+              </m:oMath>
+            </m:oMathPara>
+          </w:p>
+        </w:tc>
+        <w:tc>
+          <w:tcPr>
+            <w:tcW w:w="2035" w:type="dxa"/>
+          </w:tcPr>
+          <w:p>
+            <w:r>
+              <w:t>5</w:t>
+            </w:r>
+          </w:p>
+        </w:tc>
+        <w:tc>
+          <w:tcPr>
+            <w:tcW w:w="4650" w:type="dxa"/>
+          </w:tcPr>
+          <w:p>
+            <w:r>
+              <w:t xml:space="preserve">90°, </w:t>
+            </w:r>
+            <w:r>
+              <w:t>135</w:t>
+            </w:r>
+            <w:r>
+              <w:t>°</w:t>
+            </w:r>
+            <w:r>
+              <w:t>, 180°, 225°, 270°</w:t>
+            </w:r>
+          </w:p>
+        </w:tc>
+      </w:tr>
+      <w:tr>
+        <w:tc>
+          <w:tcPr>
+            <w:tcW w:w="1650" w:type="dxa"/>
+          </w:tcPr>
+          <w:p>
+            <m:oMathPara>
+              <m:oMath>
+                <m:sSub>
+                  <m:sSubPr>
+                    <m:ctrlPr>
+                      <w:rPr>
+                        <w:rFonts w:ascii="Cambria Math" w:eastAsiaTheme="minorEastAsia" w:hAnsi="Cambria Math"/>
+                        <w:i/>
+                      </w:rPr>
+                    </m:ctrlPr>
+                  </m:sSubPr>
+                  <m:e>
+                    <m:r>
+                      <w:rPr>
+                        <w:rFonts w:ascii="Cambria Math" w:eastAsiaTheme="minorEastAsia" w:hAnsi="Cambria Math"/>
+                      </w:rPr>
+                      <m:t>F</m:t>
+                    </m:r>
+                  </m:e>
+                  <m:sub>
+                    <m:r>
+                      <w:rPr>
+                        <w:rFonts w:ascii="Cambria Math" w:eastAsiaTheme="minorEastAsia" w:hAnsi="Cambria Math"/>
+                      </w:rPr>
+                      <m:t>2</m:t>
+                    </m:r>
+                  </m:sub>
+                </m:sSub>
+              </m:oMath>
+            </m:oMathPara>
+          </w:p>
+        </w:tc>
+        <w:tc>
+          <w:tcPr>
+            <w:tcW w:w="2035" w:type="dxa"/>
+          </w:tcPr>
+          <w:p>
+            <w:r>
+              <w:t>10</w:t>
+            </w:r>
+          </w:p>
+        </w:tc>
+        <w:tc>
+          <w:tcPr>
+            <w:tcW w:w="4650" w:type="dxa"/>
+          </w:tcPr>
+          <w:p>
+            <w:r>
+              <w:t>0.1, 0.2, 0.3, 0.4, 0.5, 0.6, 0.7, 0.8, 0.9, 1.0</w:t>
+            </w:r>
+          </w:p>
+        </w:tc>
+      </w:tr>
+      <w:tr>
+        <w:tc>
+          <w:tcPr>
+            <w:tcW w:w="1650" w:type="dxa"/>
+          </w:tcPr>
+          <w:p>
+            <m:oMathPara>
+              <m:oMath>
+                <m:sSub>
+                  <m:sSubPr>
+                    <m:ctrlPr>
+                      <w:rPr>
+                        <w:rFonts w:ascii="Cambria Math" w:eastAsiaTheme="minorEastAsia" w:hAnsi="Cambria Math"/>
+                        <w:i/>
+                      </w:rPr>
+                    </m:ctrlPr>
+                  </m:sSubPr>
+                  <m:e>
+                    <m:r>
+                      <w:rPr>
+                        <w:rFonts w:ascii="Cambria Math" w:eastAsiaTheme="minorEastAsia" w:hAnsi="Cambria Math"/>
+                      </w:rPr>
+                      <m:t>s</m:t>
+                    </m:r>
+                  </m:e>
+                  <m:sub>
+                    <m:r>
+                      <w:rPr>
+                        <w:rFonts w:ascii="Cambria Math" w:eastAsiaTheme="minorEastAsia" w:hAnsi="Cambria Math"/>
+                      </w:rPr>
+                      <m:t>2</m:t>
+                    </m:r>
+                  </m:sub>
+                </m:sSub>
+              </m:oMath>
+            </m:oMathPara>
+          </w:p>
+        </w:tc>
+        <w:tc>
+          <w:tcPr>
+            <w:tcW w:w="2035" w:type="dxa"/>
+          </w:tcPr>
+          <w:p>
+            <w:r>
+              <w:t>4</w:t>
+            </w:r>
+          </w:p>
+        </w:tc>
+        <w:tc>
+          <w:tcPr>
+            <w:tcW w:w="4650" w:type="dxa"/>
+          </w:tcPr>
+          <w:p>
+            <w:r>
+              <w:t>0.2, 0.4, 0.6, 0.8</w:t>
+            </w:r>
+          </w:p>
+        </w:tc>
+      </w:tr>
+      <w:tr>
+        <w:tc>
+          <w:tcPr>
+            <w:tcW w:w="1650" w:type="dxa"/>
+          </w:tcPr>
+          <w:p>
+            <w:pPr>
+              <w:rPr>
+                <w:rFonts w:ascii="Aptos" w:eastAsia="Aptos" w:hAnsi="Aptos" w:cs="Times New Roman"/>
+              </w:rPr>
+            </w:pPr>
+            <m:oMathPara>
+              <m:oMath>
+                <m:sSub>
+                  <m:sSubPr>
+                    <m:ctrlPr>
+                      <w:rPr>
+                        <w:rFonts w:ascii="Cambria Math" w:eastAsiaTheme="minorEastAsia" w:hAnsi="Cambria Math"/>
+                        <w:i/>
+                      </w:rPr>
+                    </m:ctrlPr>
+                  </m:sSubPr>
+                  <m:e>
+                    <m:r>
+                      <w:rPr>
+                        <w:rFonts w:ascii="Cambria Math" w:eastAsiaTheme="minorEastAsia" w:hAnsi="Cambria Math"/>
+                      </w:rPr>
+                      <m:t>el</m:t>
+                    </m:r>
+                  </m:e>
+                  <m:sub>
+                    <m:r>
+                      <w:rPr>
+                        <w:rFonts w:ascii="Cambria Math" w:eastAsiaTheme="minorEastAsia" w:hAnsi="Cambria Math"/>
+                      </w:rPr>
+                      <m:t>2</m:t>
+                    </m:r>
+                  </m:sub>
+                </m:sSub>
+              </m:oMath>
+            </m:oMathPara>
+          </w:p>
+        </w:tc>
+        <w:tc>
+          <w:tcPr>
+            <w:tcW w:w="2035" w:type="dxa"/>
+          </w:tcPr>
+          <w:p>
+            <w:r>
+              <w:t>3</w:t>
+            </w:r>
+          </w:p>
+        </w:tc>
+        <w:tc>
+          <w:tcPr>
+            <w:tcW w:w="4650" w:type="dxa"/>
+          </w:tcPr>
+          <w:p>
+            <w:r>
+              <w:t>180°, 225°, 270°</w:t>
+            </w:r>
+          </w:p>
+        </w:tc>
+      </w:tr>
+      <w:tr>
+        <w:tc>
+          <w:tcPr>
+            <w:tcW w:w="1650" w:type="dxa"/>
+          </w:tcPr>
+          <w:p>
+            <w:pPr>
+              <w:rPr>
+                <w:rFonts w:ascii="Aptos" w:eastAsia="Aptos" w:hAnsi="Aptos" w:cs="Times New Roman"/>
+              </w:rPr>
+            </w:pPr>
+            <m:oMathPara>
+              <m:oMath>
+                <m:sSub>
+                  <m:sSubPr>
+                    <m:ctrlPr>
+                      <w:rPr>
+                        <w:rFonts w:ascii="Cambria Math" w:eastAsiaTheme="minorEastAsia" w:hAnsi="Cambria Math"/>
+                        <w:i/>
+                      </w:rPr>
+                    </m:ctrlPr>
+                  </m:sSubPr>
+                  <m:e>
+                    <m:r>
+                      <w:rPr>
+                        <w:rFonts w:ascii="Cambria Math" w:eastAsiaTheme="minorEastAsia" w:hAnsi="Cambria Math"/>
+                      </w:rPr>
+                      <m:t>tau</m:t>
+                    </m:r>
+                  </m:e>
+                  <m:sub>
+                    <m:r>
+                      <w:rPr>
+                        <w:rFonts w:ascii="Cambria Math" w:eastAsiaTheme="minorEastAsia" w:hAnsi="Cambria Math"/>
+                      </w:rPr>
+                      <m:t>1</m:t>
+                    </m:r>
+                  </m:sub>
+                </m:sSub>
+              </m:oMath>
+            </m:oMathPara>
+          </w:p>
+        </w:tc>
+        <w:tc>
+          <w:tcPr>
+            <w:tcW w:w="2035" w:type="dxa"/>
+          </w:tcPr>
+          <w:p>
+            <w:r>
+              <w:t>8</w:t>
+            </w:r>
+          </w:p>
+        </w:tc>
+        <w:tc>
+          <w:tcPr>
+            <w:tcW w:w="4650" w:type="dxa"/>
+          </w:tcPr>
+          <w:p>
+            <w:r>
+              <w:t>0, 0.2, 0.4, 0.6, 0.8, 1.0, 1.2, 1.4</w:t>
+            </w:r>
+          </w:p>
+        </w:tc>
+      </w:tr>
+    </w:tbl>
+    <w:p>
       <w:pPr>
         <w:pStyle w:val="Heading2"/>
         <w:rPr>
-          <w:rFonts w:eastAsiaTheme="minorEastAsia"/>
+          <w:rFonts w:eastAsiaTheme="minorHAnsi"/>
           <w:b/>
           <w:bCs/>
         </w:rPr>
@@ -842,15 +3203,8 @@
           <w:b/>
           <w:bCs/>
         </w:rPr>
+        <w:lastRenderedPageBreak/>
         <w:t>Forward Model</w:t>
-      </w:r>
-      <w:r>
-        <w:rPr>
-          <w:rFonts w:eastAsiaTheme="minorEastAsia"/>
-          <w:b/>
-          <w:bCs/>
-        </w:rPr>
-        <w:t>—Single Point Force</w:t>
       </w:r>
     </w:p>
     <w:p>
@@ -1391,21 +3745,7 @@
         <w:rPr>
           <w:rFonts w:eastAsiaTheme="minorEastAsia"/>
         </w:rPr>
-        <w:t xml:space="preserve">computed by the </w:t>
-      </w:r>
-      <w:proofErr w:type="spellStart"/>
-      <w:r>
-        <w:rPr>
-          <w:rFonts w:eastAsiaTheme="minorEastAsia"/>
-        </w:rPr>
-        <w:t>SoRoSim</w:t>
-      </w:r>
-      <w:proofErr w:type="spellEnd"/>
-      <w:r>
-        <w:rPr>
-          <w:rFonts w:eastAsiaTheme="minorEastAsia"/>
-        </w:rPr>
-        <w:t xml:space="preserve"> statics() function</w:t>
+        <w:t>computed by the SoRoSim statics() function</w:t>
       </w:r>
     </w:p>
     <w:p>
@@ -1428,6 +3768,408 @@
         </w:rPr>
         <w:t xml:space="preserve"> Approximately 0.05 s</w:t>
       </w:r>
+    </w:p>
+    <w:p>
+      <w:pPr>
+        <w:rPr>
+          <w:rFonts w:eastAsiaTheme="minorEastAsia"/>
+          <w:b/>
+          <w:bCs/>
+        </w:rPr>
+      </w:pPr>
+      <w:r>
+        <w:rPr>
+          <w:rFonts w:eastAsiaTheme="minorEastAsia"/>
+          <w:b/>
+          <w:bCs/>
+        </w:rPr>
+        <w:t>Multiple applied forces</w:t>
+      </w:r>
+      <w:r>
+        <w:rPr>
+          <w:rFonts w:eastAsiaTheme="minorEastAsia"/>
+          <w:b/>
+          <w:bCs/>
+        </w:rPr>
+        <w:t>:</w:t>
+      </w:r>
+    </w:p>
+    <w:p>
+      <w:pPr>
+        <w:rPr>
+          <w:rFonts w:eastAsiaTheme="minorEastAsia"/>
+        </w:rPr>
+      </w:pPr>
+      <w:r>
+        <w:rPr>
+          <w:rFonts w:eastAsiaTheme="minorEastAsia"/>
+        </w:rPr>
+        <w:t xml:space="preserve">For </w:t>
+      </w:r>
+      <m:oMath>
+        <m:r>
+          <w:rPr>
+            <w:rFonts w:ascii="Cambria Math" w:eastAsiaTheme="minorEastAsia" w:hAnsi="Cambria Math"/>
+          </w:rPr>
+          <m:t>N</m:t>
+        </m:r>
+      </m:oMath>
+      <w:r>
+        <w:rPr>
+          <w:rFonts w:eastAsiaTheme="minorEastAsia"/>
+        </w:rPr>
+        <w:t xml:space="preserve"> applied point forces</w:t>
+      </w:r>
+      <w:r>
+        <w:rPr>
+          <w:rFonts w:eastAsiaTheme="minorEastAsia"/>
+        </w:rPr>
+        <w:t xml:space="preserve">, stack </w:t>
+      </w:r>
+      <w:r>
+        <w:rPr>
+          <w:rFonts w:eastAsiaTheme="minorEastAsia"/>
+        </w:rPr>
+        <w:t>vertically</w:t>
+      </w:r>
+      <w:r>
+        <w:rPr>
+          <w:rFonts w:eastAsiaTheme="minorEastAsia"/>
+        </w:rPr>
+        <w:t xml:space="preserve"> </w:t>
+      </w:r>
+      <m:oMath>
+        <m:r>
+          <w:rPr>
+            <w:rFonts w:ascii="Cambria Math" w:eastAsiaTheme="minorEastAsia" w:hAnsi="Cambria Math"/>
+          </w:rPr>
+          <m:t xml:space="preserve">x= </m:t>
+        </m:r>
+        <m:d>
+          <m:dPr>
+            <m:begChr m:val="["/>
+            <m:endChr m:val="]"/>
+            <m:ctrlPr>
+              <w:rPr>
+                <w:rFonts w:ascii="Cambria Math" w:eastAsiaTheme="minorEastAsia" w:hAnsi="Cambria Math"/>
+                <w:i/>
+              </w:rPr>
+            </m:ctrlPr>
+          </m:dPr>
+          <m:e>
+            <m:eqArr>
+              <m:eqArrPr>
+                <m:ctrlPr>
+                  <w:rPr>
+                    <w:rFonts w:ascii="Cambria Math" w:eastAsiaTheme="minorEastAsia" w:hAnsi="Cambria Math"/>
+                    <w:i/>
+                  </w:rPr>
+                </m:ctrlPr>
+              </m:eqArrPr>
+              <m:e>
+                <m:sSub>
+                  <m:sSubPr>
+                    <m:ctrlPr>
+                      <w:rPr>
+                        <w:rFonts w:ascii="Cambria Math" w:eastAsiaTheme="minorEastAsia" w:hAnsi="Cambria Math"/>
+                        <w:i/>
+                      </w:rPr>
+                    </m:ctrlPr>
+                  </m:sSubPr>
+                  <m:e>
+                    <m:r>
+                      <w:rPr>
+                        <w:rFonts w:ascii="Cambria Math" w:eastAsiaTheme="minorEastAsia" w:hAnsi="Cambria Math"/>
+                      </w:rPr>
+                      <m:t>F</m:t>
+                    </m:r>
+                  </m:e>
+                  <m:sub>
+                    <m:r>
+                      <w:rPr>
+                        <w:rFonts w:ascii="Cambria Math" w:eastAsiaTheme="minorEastAsia" w:hAnsi="Cambria Math"/>
+                      </w:rPr>
+                      <m:t>1</m:t>
+                    </m:r>
+                  </m:sub>
+                </m:sSub>
+                <m:r>
+                  <w:rPr>
+                    <w:rFonts w:ascii="Cambria Math" w:eastAsiaTheme="minorEastAsia" w:hAnsi="Cambria Math"/>
+                  </w:rPr>
+                  <m:t>,</m:t>
+                </m:r>
+                <m:sSub>
+                  <m:sSubPr>
+                    <m:ctrlPr>
+                      <w:rPr>
+                        <w:rFonts w:ascii="Cambria Math" w:eastAsiaTheme="minorEastAsia" w:hAnsi="Cambria Math"/>
+                        <w:i/>
+                      </w:rPr>
+                    </m:ctrlPr>
+                  </m:sSubPr>
+                  <m:e>
+                    <m:r>
+                      <w:rPr>
+                        <w:rFonts w:ascii="Cambria Math" w:eastAsiaTheme="minorEastAsia" w:hAnsi="Cambria Math"/>
+                      </w:rPr>
+                      <m:t>s</m:t>
+                    </m:r>
+                  </m:e>
+                  <m:sub>
+                    <m:r>
+                      <w:rPr>
+                        <w:rFonts w:ascii="Cambria Math" w:eastAsiaTheme="minorEastAsia" w:hAnsi="Cambria Math"/>
+                      </w:rPr>
+                      <m:t>1</m:t>
+                    </m:r>
+                  </m:sub>
+                </m:sSub>
+                <m:r>
+                  <w:rPr>
+                    <w:rFonts w:ascii="Cambria Math" w:eastAsiaTheme="minorEastAsia" w:hAnsi="Cambria Math"/>
+                  </w:rPr>
+                  <m:t>,</m:t>
+                </m:r>
+                <m:sSub>
+                  <m:sSubPr>
+                    <m:ctrlPr>
+                      <w:rPr>
+                        <w:rFonts w:ascii="Cambria Math" w:eastAsiaTheme="minorEastAsia" w:hAnsi="Cambria Math"/>
+                        <w:i/>
+                      </w:rPr>
+                    </m:ctrlPr>
+                  </m:sSubPr>
+                  <m:e>
+                    <m:r>
+                      <w:rPr>
+                        <w:rFonts w:ascii="Cambria Math" w:eastAsiaTheme="minorEastAsia" w:hAnsi="Cambria Math"/>
+                      </w:rPr>
+                      <m:t>el</m:t>
+                    </m:r>
+                  </m:e>
+                  <m:sub>
+                    <m:r>
+                      <w:rPr>
+                        <w:rFonts w:ascii="Cambria Math" w:eastAsiaTheme="minorEastAsia" w:hAnsi="Cambria Math"/>
+                      </w:rPr>
+                      <m:t>1</m:t>
+                    </m:r>
+                  </m:sub>
+                </m:sSub>
+                <m:r>
+                  <w:rPr>
+                    <w:rFonts w:ascii="Cambria Math" w:eastAsiaTheme="minorEastAsia" w:hAnsi="Cambria Math"/>
+                  </w:rPr>
+                  <m:t>,</m:t>
+                </m:r>
+                <m:sSub>
+                  <m:sSubPr>
+                    <m:ctrlPr>
+                      <w:rPr>
+                        <w:rFonts w:ascii="Cambria Math" w:eastAsiaTheme="minorEastAsia" w:hAnsi="Cambria Math"/>
+                        <w:i/>
+                      </w:rPr>
+                    </m:ctrlPr>
+                  </m:sSubPr>
+                  <m:e>
+                    <m:r>
+                      <w:rPr>
+                        <w:rFonts w:ascii="Cambria Math" w:eastAsiaTheme="minorEastAsia" w:hAnsi="Cambria Math"/>
+                      </w:rPr>
+                      <m:t>az</m:t>
+                    </m:r>
+                  </m:e>
+                  <m:sub>
+                    <m:r>
+                      <w:rPr>
+                        <w:rFonts w:ascii="Cambria Math" w:eastAsiaTheme="minorEastAsia" w:hAnsi="Cambria Math"/>
+                      </w:rPr>
+                      <m:t>1</m:t>
+                    </m:r>
+                  </m:sub>
+                </m:sSub>
+              </m:e>
+              <m:e>
+                <m:r>
+                  <w:rPr>
+                    <w:rFonts w:ascii="Cambria Math" w:hAnsi="Cambria Math"/>
+                  </w:rPr>
+                  <m:t>⋮</m:t>
+                </m:r>
+                <m:ctrlPr>
+                  <w:rPr>
+                    <w:rFonts w:ascii="Cambria Math" w:eastAsia="Cambria Math" w:hAnsi="Cambria Math" w:cs="Cambria Math"/>
+                    <w:i/>
+                  </w:rPr>
+                </m:ctrlPr>
+              </m:e>
+              <m:e>
+                <m:r>
+                  <m:rPr>
+                    <m:sty m:val="p"/>
+                  </m:rPr>
+                  <w:rPr>
+                    <w:rFonts w:ascii="Cambria Math" w:eastAsiaTheme="minorEastAsia" w:hAnsi="Cambria Math"/>
+                  </w:rPr>
+                  <m:t xml:space="preserve"> </m:t>
+                </m:r>
+                <m:sSub>
+                  <m:sSubPr>
+                    <m:ctrlPr>
+                      <w:rPr>
+                        <w:rFonts w:ascii="Cambria Math" w:eastAsiaTheme="minorEastAsia" w:hAnsi="Cambria Math"/>
+                        <w:i/>
+                      </w:rPr>
+                    </m:ctrlPr>
+                  </m:sSubPr>
+                  <m:e>
+                    <m:r>
+                      <w:rPr>
+                        <w:rFonts w:ascii="Cambria Math" w:eastAsiaTheme="minorEastAsia" w:hAnsi="Cambria Math"/>
+                      </w:rPr>
+                      <m:t>F</m:t>
+                    </m:r>
+                  </m:e>
+                  <m:sub>
+                    <m:r>
+                      <w:rPr>
+                        <w:rFonts w:ascii="Cambria Math" w:eastAsiaTheme="minorEastAsia" w:hAnsi="Cambria Math"/>
+                      </w:rPr>
+                      <m:t>N</m:t>
+                    </m:r>
+                  </m:sub>
+                </m:sSub>
+                <m:r>
+                  <w:rPr>
+                    <w:rFonts w:ascii="Cambria Math" w:eastAsiaTheme="minorEastAsia" w:hAnsi="Cambria Math"/>
+                  </w:rPr>
+                  <m:t>,</m:t>
+                </m:r>
+                <m:sSub>
+                  <m:sSubPr>
+                    <m:ctrlPr>
+                      <w:rPr>
+                        <w:rFonts w:ascii="Cambria Math" w:eastAsiaTheme="minorEastAsia" w:hAnsi="Cambria Math"/>
+                        <w:i/>
+                      </w:rPr>
+                    </m:ctrlPr>
+                  </m:sSubPr>
+                  <m:e>
+                    <m:r>
+                      <w:rPr>
+                        <w:rFonts w:ascii="Cambria Math" w:eastAsiaTheme="minorEastAsia" w:hAnsi="Cambria Math"/>
+                      </w:rPr>
+                      <m:t>s</m:t>
+                    </m:r>
+                  </m:e>
+                  <m:sub>
+                    <m:r>
+                      <w:rPr>
+                        <w:rFonts w:ascii="Cambria Math" w:eastAsiaTheme="minorEastAsia" w:hAnsi="Cambria Math"/>
+                      </w:rPr>
+                      <m:t>N</m:t>
+                    </m:r>
+                  </m:sub>
+                </m:sSub>
+                <m:r>
+                  <w:rPr>
+                    <w:rFonts w:ascii="Cambria Math" w:eastAsiaTheme="minorEastAsia" w:hAnsi="Cambria Math"/>
+                  </w:rPr>
+                  <m:t>,</m:t>
+                </m:r>
+                <m:sSub>
+                  <m:sSubPr>
+                    <m:ctrlPr>
+                      <w:rPr>
+                        <w:rFonts w:ascii="Cambria Math" w:eastAsiaTheme="minorEastAsia" w:hAnsi="Cambria Math"/>
+                        <w:i/>
+                      </w:rPr>
+                    </m:ctrlPr>
+                  </m:sSubPr>
+                  <m:e>
+                    <m:r>
+                      <w:rPr>
+                        <w:rFonts w:ascii="Cambria Math" w:eastAsiaTheme="minorEastAsia" w:hAnsi="Cambria Math"/>
+                      </w:rPr>
+                      <m:t>el</m:t>
+                    </m:r>
+                  </m:e>
+                  <m:sub>
+                    <m:r>
+                      <w:rPr>
+                        <w:rFonts w:ascii="Cambria Math" w:eastAsiaTheme="minorEastAsia" w:hAnsi="Cambria Math"/>
+                      </w:rPr>
+                      <m:t>N</m:t>
+                    </m:r>
+                  </m:sub>
+                </m:sSub>
+                <m:r>
+                  <w:rPr>
+                    <w:rFonts w:ascii="Cambria Math" w:eastAsiaTheme="minorEastAsia" w:hAnsi="Cambria Math"/>
+                  </w:rPr>
+                  <m:t>,</m:t>
+                </m:r>
+                <m:sSub>
+                  <m:sSubPr>
+                    <m:ctrlPr>
+                      <w:rPr>
+                        <w:rFonts w:ascii="Cambria Math" w:eastAsiaTheme="minorEastAsia" w:hAnsi="Cambria Math"/>
+                        <w:i/>
+                      </w:rPr>
+                    </m:ctrlPr>
+                  </m:sSubPr>
+                  <m:e>
+                    <m:r>
+                      <w:rPr>
+                        <w:rFonts w:ascii="Cambria Math" w:eastAsiaTheme="minorEastAsia" w:hAnsi="Cambria Math"/>
+                      </w:rPr>
+                      <m:t>az</m:t>
+                    </m:r>
+                  </m:e>
+                  <m:sub>
+                    <m:r>
+                      <w:rPr>
+                        <w:rFonts w:ascii="Cambria Math" w:eastAsiaTheme="minorEastAsia" w:hAnsi="Cambria Math"/>
+                      </w:rPr>
+                      <m:t>N</m:t>
+                    </m:r>
+                  </m:sub>
+                </m:sSub>
+              </m:e>
+            </m:eqArr>
+          </m:e>
+        </m:d>
+        <m:sSup>
+          <m:sSupPr>
+            <m:ctrlPr>
+              <w:rPr>
+                <w:rFonts w:ascii="Cambria Math" w:eastAsiaTheme="minorEastAsia" w:hAnsi="Cambria Math"/>
+                <w:i/>
+              </w:rPr>
+            </m:ctrlPr>
+          </m:sSupPr>
+          <m:e>
+            <m:r>
+              <m:rPr>
+                <m:scr m:val="double-struck"/>
+              </m:rPr>
+              <w:rPr>
+                <w:rFonts w:ascii="Cambria Math" w:eastAsiaTheme="minorEastAsia" w:hAnsi="Cambria Math"/>
+              </w:rPr>
+              <m:t>R</m:t>
+            </m:r>
+          </m:e>
+          <m:sup>
+            <m:r>
+              <w:rPr>
+                <w:rFonts w:ascii="Cambria Math" w:eastAsiaTheme="minorEastAsia" w:hAnsi="Cambria Math"/>
+              </w:rPr>
+              <m:t>Nx4</m:t>
+            </m:r>
+          </m:sup>
+        </m:sSup>
+      </m:oMath>
     </w:p>
     <w:p>
       <w:pPr>
@@ -1444,20 +4186,43 @@
           <w:b/>
           <w:bCs/>
         </w:rPr>
-        <w:t>Inverse Model—Single Point Force</w:t>
+        <w:t>Inverse Model</w:t>
       </w:r>
     </w:p>
     <w:p>
       <w:pPr>
-        <w:rPr>
-          <w:rFonts w:eastAsiaTheme="minorEastAsia"/>
-        </w:rPr>
+        <w:pStyle w:val="Heading3"/>
       </w:pPr>
       <w:r>
         <w:rPr>
           <w:rFonts w:eastAsiaTheme="minorEastAsia"/>
         </w:rPr>
-        <w:t xml:space="preserve">The inverse model </w:t>
+        <w:t>Single Point Force</w:t>
+      </w:r>
+    </w:p>
+    <w:p>
+      <w:pPr>
+        <w:rPr>
+          <w:rFonts w:eastAsiaTheme="minorEastAsia"/>
+        </w:rPr>
+      </w:pPr>
+      <w:r>
+        <w:rPr>
+          <w:rFonts w:eastAsiaTheme="minorEastAsia"/>
+        </w:rPr>
+        <w:t>The inverse model</w:t>
+      </w:r>
+      <w:r>
+        <w:rPr>
+          <w:rFonts w:eastAsiaTheme="minorEastAsia"/>
+        </w:rPr>
+        <w:t xml:space="preserve"> for a single point force</w:t>
+      </w:r>
+      <w:r>
+        <w:rPr>
+          <w:rFonts w:eastAsiaTheme="minorEastAsia"/>
+        </w:rPr>
+        <w:t xml:space="preserve"> </w:t>
       </w:r>
       <w:r>
         <w:rPr>
@@ -2123,7 +4888,6 @@
           <w:b/>
           <w:bCs/>
         </w:rPr>
-        <w:lastRenderedPageBreak/>
         <w:t>Output:</w:t>
       </w:r>
       <w:r>
@@ -2863,48 +5627,69 @@
     </w:p>
     <w:p>
       <w:pPr>
+        <w:pStyle w:val="Heading3"/>
         <w:rPr>
           <w:rStyle w:val="Heading2Char"/>
-          <w:b/>
-          <w:bCs/>
+          <w:rFonts w:asciiTheme="minorHAnsi" w:hAnsiTheme="minorHAnsi"/>
+          <w:sz w:val="28"/>
+          <w:szCs w:val="28"/>
         </w:rPr>
       </w:pPr>
       <w:r>
-        <w:rPr>
-          <w:rStyle w:val="Heading2Char"/>
-          <w:b/>
-          <w:bCs/>
-        </w:rPr>
-        <w:t xml:space="preserve">Inverse </w:t>
-      </w:r>
-      <w:r>
-        <w:rPr>
-          <w:rStyle w:val="Heading2Char"/>
-          <w:b/>
-          <w:bCs/>
-        </w:rPr>
-        <w:t>Model</w:t>
-      </w:r>
-      <w:r>
-        <w:rPr>
-          <w:rStyle w:val="Heading2Char"/>
-          <w:b/>
-          <w:bCs/>
-        </w:rPr>
-        <w:t>—Two Point Forces</w:t>
-      </w:r>
-      <w:r>
-        <w:rPr>
-          <w:rStyle w:val="Heading2Char"/>
-          <w:b/>
-          <w:bCs/>
-        </w:rPr>
-        <w:t>:</w:t>
+        <w:lastRenderedPageBreak/>
+        <w:t>T</w:t>
+      </w:r>
+      <w:r>
+        <w:t>wo</w:t>
+      </w:r>
+      <w:r>
+        <w:t xml:space="preserve"> P</w:t>
+      </w:r>
+      <w:r>
+        <w:t>oint</w:t>
+      </w:r>
+      <w:r>
+        <w:rPr>
+          <w:rFonts w:eastAsiaTheme="minorEastAsia"/>
+        </w:rPr>
+        <w:t xml:space="preserve"> Force</w:t>
+      </w:r>
+      <w:r>
+        <w:rPr>
+          <w:rFonts w:eastAsiaTheme="minorEastAsia"/>
+        </w:rPr>
+        <w:t>s</w:t>
       </w:r>
     </w:p>
     <w:p>
-      <w:r>
-        <w:t xml:space="preserve">The two-point-force inverse model is computed using: </w:t>
+      <w:pPr>
+        <w:rPr>
+          <w:rFonts w:eastAsiaTheme="minorEastAsia"/>
+        </w:rPr>
+      </w:pPr>
+      <w:r>
+        <w:rPr>
+          <w:rFonts w:eastAsiaTheme="minorEastAsia"/>
+        </w:rPr>
+        <w:t>The inverse model</w:t>
+      </w:r>
+      <w:r>
+        <w:rPr>
+          <w:rFonts w:eastAsiaTheme="minorEastAsia"/>
+        </w:rPr>
+        <w:t xml:space="preserve"> for two point forces</w:t>
+      </w:r>
+      <w:r>
+        <w:rPr>
+          <w:rFonts w:eastAsiaTheme="minorEastAsia"/>
+        </w:rPr>
+        <w:t xml:space="preserve"> is computed using</w:t>
+      </w:r>
+      <w:r>
+        <w:rPr>
+          <w:rFonts w:eastAsiaTheme="minorEastAsia"/>
+        </w:rPr>
+        <w:t>:</w:t>
       </w:r>
     </w:p>
     <w:p>
@@ -3607,6 +6392,11 @@
       </m:oMath>
     </w:p>
     <w:p>
+      <w:pPr>
+        <w:rPr>
+          <w:rFonts w:eastAsiaTheme="minorEastAsia"/>
+        </w:rPr>
+      </w:pPr>
       <w:r>
         <w:t xml:space="preserve">This model assumes both point forces are locally perpendicular to the backbone </w:t>
       </w:r>
@@ -3665,324 +6455,170 @@
     </w:p>
     <w:p>
       <w:pPr>
-        <w:pStyle w:val="Heading2"/>
-        <w:rPr>
-          <w:rFonts w:eastAsiaTheme="minorEastAsia"/>
-          <w:b/>
-          <w:bCs/>
-        </w:rPr>
+        <w:pStyle w:val="Heading3"/>
       </w:pPr>
       <w:r>
-        <w:rPr>
-          <w:rFonts w:eastAsiaTheme="minorEastAsia"/>
-          <w:b/>
-          <w:bCs/>
-        </w:rPr>
-        <w:t>Mapping</w:t>
-      </w:r>
-      <w:r>
-        <w:rPr>
-          <w:rFonts w:eastAsiaTheme="minorEastAsia"/>
-          <w:b/>
-          <w:bCs/>
-        </w:rPr>
-        <w:t xml:space="preserve"> </w:t>
-      </w:r>
-      <w:r>
-        <w:rPr>
-          <w:rFonts w:eastAsiaTheme="minorEastAsia"/>
-          <w:b/>
-          <w:bCs/>
-        </w:rPr>
-        <w:t>B</w:t>
-      </w:r>
-      <w:r>
-        <w:rPr>
-          <w:rFonts w:eastAsiaTheme="minorEastAsia"/>
-          <w:b/>
-          <w:bCs/>
-        </w:rPr>
-        <w:t>etween</w:t>
-      </w:r>
-      <w:r>
-        <w:rPr>
-          <w:rFonts w:eastAsiaTheme="minorEastAsia"/>
-          <w:b/>
-          <w:bCs/>
-        </w:rPr>
-        <w:t xml:space="preserve"> </w:t>
-      </w:r>
-      <w:r>
-        <w:rPr>
-          <w:rFonts w:eastAsiaTheme="minorEastAsia"/>
-          <w:b/>
-          <w:bCs/>
-        </w:rPr>
-        <w:t>Distal Force</w:t>
-      </w:r>
-      <w:r>
-        <w:rPr>
-          <w:rFonts w:eastAsiaTheme="minorEastAsia"/>
-          <w:b/>
-          <w:bCs/>
-        </w:rPr>
-        <w:t xml:space="preserve"> </w:t>
-      </w:r>
-      <w:r>
-        <w:rPr>
-          <w:rFonts w:eastAsiaTheme="minorEastAsia"/>
-          <w:b/>
-          <w:bCs/>
-        </w:rPr>
-        <w:t>and Proximal Wrench</w:t>
+        <w:t>Iterative Loading Method</w:t>
       </w:r>
     </w:p>
     <w:p>
       <w:r>
-        <w:t xml:space="preserve">To provide numerical evidence that the inverse mapping for the single point-force case </w:t>
+        <w:t>To determine the number of point forces without camera information, we use an iterative approach. The method begins by minimizing the residual norm with a single point force, then iteratively adds forces until no further improvement is observed. This final configuration identifies the optimal number of forces for the loading case.</w:t>
+      </w:r>
+    </w:p>
+    <w:p>
+      <w:r>
+        <w:t>This approach is particularly effective when forces have significantly different magnitudes. When small and large forces are applied simultaneously, the proximal wrench of the larger force can dominate the signal, causing the optimizer to incorrectly model two equal forces at the larger force location. The iterative method avoids this pitfall by recognizing when a single force provides a better fit, effectively filtering out negligible smaller forces that would otherwise introduce modeling errors.</w:t>
       </w:r>
     </w:p>
     <w:p>
       <w:pPr>
-        <w:jc w:val="center"/>
-        <w:rPr>
-          <w:rFonts w:eastAsiaTheme="minorEastAsia"/>
+        <w:pStyle w:val="Heading2"/>
+        <w:rPr>
+          <w:rFonts w:eastAsiaTheme="minorEastAsia"/>
+          <w:b/>
+          <w:bCs/>
         </w:rPr>
       </w:pPr>
-      <m:oMathPara>
-        <m:oMath>
-          <m:d>
-            <m:dPr>
-              <m:begChr m:val="["/>
-              <m:endChr m:val="]"/>
-              <m:ctrlPr>
-                <w:rPr>
-                  <w:rFonts w:ascii="Cambria Math" w:eastAsiaTheme="minorEastAsia" w:hAnsi="Cambria Math"/>
-                  <w:i/>
-                </w:rPr>
-              </m:ctrlPr>
-            </m:dPr>
-            <m:e>
-              <m:sSub>
-                <m:sSubPr>
-                  <m:ctrlPr>
-                    <w:rPr>
-                      <w:rFonts w:ascii="Cambria Math" w:eastAsiaTheme="minorEastAsia" w:hAnsi="Cambria Math"/>
-                      <w:i/>
-                    </w:rPr>
-                  </m:ctrlPr>
-                </m:sSubPr>
-                <m:e>
-                  <m:r>
-                    <w:rPr>
-                      <w:rFonts w:ascii="Cambria Math" w:eastAsiaTheme="minorEastAsia" w:hAnsi="Cambria Math"/>
-                    </w:rPr>
-                    <m:t>T</m:t>
-                  </m:r>
-                </m:e>
-                <m:sub>
-                  <m:r>
-                    <w:rPr>
-                      <w:rFonts w:ascii="Cambria Math" w:eastAsiaTheme="minorEastAsia" w:hAnsi="Cambria Math"/>
-                    </w:rPr>
-                    <m:t>x</m:t>
-                  </m:r>
-                </m:sub>
-              </m:sSub>
-              <m:r>
-                <w:rPr>
-                  <w:rFonts w:ascii="Cambria Math" w:eastAsiaTheme="minorEastAsia" w:hAnsi="Cambria Math"/>
-                </w:rPr>
-                <m:t>,</m:t>
-              </m:r>
-              <m:sSub>
-                <m:sSubPr>
-                  <m:ctrlPr>
-                    <w:rPr>
-                      <w:rFonts w:ascii="Cambria Math" w:eastAsiaTheme="minorEastAsia" w:hAnsi="Cambria Math"/>
-                      <w:i/>
-                    </w:rPr>
-                  </m:ctrlPr>
-                </m:sSubPr>
-                <m:e>
-                  <m:r>
-                    <w:rPr>
-                      <w:rFonts w:ascii="Cambria Math" w:eastAsiaTheme="minorEastAsia" w:hAnsi="Cambria Math"/>
-                    </w:rPr>
-                    <m:t>T</m:t>
-                  </m:r>
-                </m:e>
-                <m:sub>
-                  <m:r>
-                    <w:rPr>
-                      <w:rFonts w:ascii="Cambria Math" w:eastAsiaTheme="minorEastAsia" w:hAnsi="Cambria Math"/>
-                    </w:rPr>
-                    <m:t>y</m:t>
-                  </m:r>
-                </m:sub>
-              </m:sSub>
-              <m:r>
-                <w:rPr>
-                  <w:rFonts w:ascii="Cambria Math" w:eastAsiaTheme="minorEastAsia" w:hAnsi="Cambria Math"/>
-                </w:rPr>
-                <m:t>,</m:t>
-              </m:r>
-              <m:sSub>
-                <m:sSubPr>
-                  <m:ctrlPr>
-                    <w:rPr>
-                      <w:rFonts w:ascii="Cambria Math" w:eastAsiaTheme="minorEastAsia" w:hAnsi="Cambria Math"/>
-                      <w:i/>
-                    </w:rPr>
-                  </m:ctrlPr>
-                </m:sSubPr>
-                <m:e>
-                  <m:r>
-                    <w:rPr>
-                      <w:rFonts w:ascii="Cambria Math" w:eastAsiaTheme="minorEastAsia" w:hAnsi="Cambria Math"/>
-                    </w:rPr>
-                    <m:t>T</m:t>
-                  </m:r>
-                </m:e>
-                <m:sub>
-                  <m:r>
-                    <w:rPr>
-                      <w:rFonts w:ascii="Cambria Math" w:eastAsiaTheme="minorEastAsia" w:hAnsi="Cambria Math"/>
-                    </w:rPr>
-                    <m:t>z</m:t>
-                  </m:r>
-                </m:sub>
-              </m:sSub>
-              <m:r>
-                <w:rPr>
-                  <w:rFonts w:ascii="Cambria Math" w:eastAsiaTheme="minorEastAsia" w:hAnsi="Cambria Math"/>
-                </w:rPr>
-                <m:t>,</m:t>
-              </m:r>
-              <m:sSub>
-                <m:sSubPr>
-                  <m:ctrlPr>
-                    <w:rPr>
-                      <w:rFonts w:ascii="Cambria Math" w:eastAsiaTheme="minorEastAsia" w:hAnsi="Cambria Math"/>
-                      <w:i/>
-                    </w:rPr>
-                  </m:ctrlPr>
-                </m:sSubPr>
-                <m:e>
-                  <m:r>
-                    <w:rPr>
-                      <w:rFonts w:ascii="Cambria Math" w:eastAsiaTheme="minorEastAsia" w:hAnsi="Cambria Math"/>
-                    </w:rPr>
-                    <m:t>F</m:t>
-                  </m:r>
-                </m:e>
-                <m:sub>
-                  <m:r>
-                    <w:rPr>
-                      <w:rFonts w:ascii="Cambria Math" w:eastAsiaTheme="minorEastAsia" w:hAnsi="Cambria Math"/>
-                    </w:rPr>
-                    <m:t>x</m:t>
-                  </m:r>
-                </m:sub>
-              </m:sSub>
-              <m:r>
-                <w:rPr>
-                  <w:rFonts w:ascii="Cambria Math" w:eastAsiaTheme="minorEastAsia" w:hAnsi="Cambria Math"/>
-                </w:rPr>
-                <m:t>,</m:t>
-              </m:r>
-              <m:sSub>
-                <m:sSubPr>
-                  <m:ctrlPr>
-                    <w:rPr>
-                      <w:rFonts w:ascii="Cambria Math" w:eastAsiaTheme="minorEastAsia" w:hAnsi="Cambria Math"/>
-                      <w:i/>
-                    </w:rPr>
-                  </m:ctrlPr>
-                </m:sSubPr>
-                <m:e>
-                  <m:r>
-                    <w:rPr>
-                      <w:rFonts w:ascii="Cambria Math" w:eastAsiaTheme="minorEastAsia" w:hAnsi="Cambria Math"/>
-                    </w:rPr>
-                    <m:t>F</m:t>
-                  </m:r>
-                </m:e>
-                <m:sub>
-                  <m:r>
-                    <w:rPr>
-                      <w:rFonts w:ascii="Cambria Math" w:eastAsiaTheme="minorEastAsia" w:hAnsi="Cambria Math"/>
-                    </w:rPr>
-                    <m:t>y</m:t>
-                  </m:r>
-                </m:sub>
-              </m:sSub>
-              <m:r>
-                <w:rPr>
-                  <w:rFonts w:ascii="Cambria Math" w:eastAsiaTheme="minorEastAsia" w:hAnsi="Cambria Math"/>
-                </w:rPr>
-                <m:t>,</m:t>
-              </m:r>
-              <m:sSub>
-                <m:sSubPr>
-                  <m:ctrlPr>
-                    <w:rPr>
-                      <w:rFonts w:ascii="Cambria Math" w:eastAsiaTheme="minorEastAsia" w:hAnsi="Cambria Math"/>
-                      <w:i/>
-                    </w:rPr>
-                  </m:ctrlPr>
-                </m:sSubPr>
-                <m:e>
-                  <m:r>
-                    <w:rPr>
-                      <w:rFonts w:ascii="Cambria Math" w:eastAsiaTheme="minorEastAsia" w:hAnsi="Cambria Math"/>
-                    </w:rPr>
-                    <m:t>F</m:t>
-                  </m:r>
-                </m:e>
-                <m:sub>
-                  <m:r>
-                    <w:rPr>
-                      <w:rFonts w:ascii="Cambria Math" w:eastAsiaTheme="minorEastAsia" w:hAnsi="Cambria Math"/>
-                    </w:rPr>
-                    <m:t>z</m:t>
-                  </m:r>
-                </m:sub>
-              </m:sSub>
-            </m:e>
-          </m:d>
-          <m:r>
-            <w:rPr>
-              <w:rFonts w:ascii="Cambria Math" w:eastAsiaTheme="minorEastAsia" w:hAnsi="Cambria Math"/>
-            </w:rPr>
-            <m:t>↦</m:t>
-          </m:r>
-          <m:d>
-            <m:dPr>
-              <m:begChr m:val="["/>
-              <m:endChr m:val="]"/>
-              <m:ctrlPr>
-                <w:rPr>
-                  <w:rFonts w:ascii="Cambria Math" w:eastAsiaTheme="minorEastAsia" w:hAnsi="Cambria Math"/>
-                  <w:i/>
-                </w:rPr>
-              </m:ctrlPr>
-            </m:dPr>
-            <m:e>
-              <m:r>
-                <w:rPr>
-                  <w:rFonts w:ascii="Cambria Math" w:eastAsiaTheme="minorEastAsia" w:hAnsi="Cambria Math"/>
-                </w:rPr>
-                <m:t>F,s,el,az</m:t>
-              </m:r>
-            </m:e>
-          </m:d>
-        </m:oMath>
-      </m:oMathPara>
+      <w:r>
+        <w:rPr>
+          <w:rFonts w:eastAsiaTheme="minorEastAsia"/>
+          <w:b/>
+          <w:bCs/>
+        </w:rPr>
+        <w:t>Ensuring</w:t>
+      </w:r>
+      <w:r>
+        <w:rPr>
+          <w:rFonts w:eastAsiaTheme="minorEastAsia"/>
+          <w:b/>
+          <w:bCs/>
+        </w:rPr>
+        <w:t xml:space="preserve"> the inverse model has a</w:t>
+      </w:r>
+      <w:r>
+        <w:rPr>
+          <w:rFonts w:eastAsiaTheme="minorEastAsia"/>
+          <w:b/>
+          <w:bCs/>
+        </w:rPr>
+        <w:t xml:space="preserve"> unique solution</w:t>
+      </w:r>
     </w:p>
     <w:p>
       <w:r>
-        <w:t>is injective with a unique solution, we utilize Bi-Lipschitz continuity. A map</w:t>
+        <w:t>While</w:t>
+      </w:r>
+      <w:r>
+        <w:t xml:space="preserve"> it is straightforward to</w:t>
+      </w:r>
+      <w:r>
+        <w:t xml:space="preserve"> calculat</w:t>
+      </w:r>
+      <w:r>
+        <w:t>e the map from an applied force to</w:t>
+      </w:r>
+      <w:r>
+        <w:t xml:space="preserve"> </w:t>
+      </w:r>
+      <w:r>
+        <w:t xml:space="preserve">proximal </w:t>
+      </w:r>
+      <w:r>
+        <w:t>wrench</w:t>
+      </w:r>
+      <w:r>
+        <w:t>, the</w:t>
+      </w:r>
+      <w:r>
+        <w:t xml:space="preserve"> inverse problem is often ill-posed</w:t>
+      </w:r>
+      <w:r>
+        <w:t xml:space="preserve">, especially for </w:t>
+      </w:r>
+      <w:r>
+        <w:t>two-point</w:t>
+      </w:r>
+      <w:r>
+        <w:t xml:space="preserve"> forces.</w:t>
+      </w:r>
+      <w:r>
+        <w:t xml:space="preserve"> </w:t>
+      </w:r>
+      <w:r>
+        <w:t xml:space="preserve">To </w:t>
+      </w:r>
+      <w:r>
+        <w:t xml:space="preserve">compare how </w:t>
+      </w:r>
+      <w:r>
+        <w:t>well-posed</w:t>
+      </w:r>
+      <w:r>
+        <w:t xml:space="preserve"> the inverse mapping is for </w:t>
+      </w:r>
+      <w:r>
+        <w:t>various</w:t>
+      </w:r>
+      <w:r>
+        <w:t xml:space="preserve"> </w:t>
+      </w:r>
+      <w:r>
+        <w:t>robot designs</w:t>
+      </w:r>
+      <w:r>
+        <w:t xml:space="preserve"> </w:t>
+      </w:r>
+      <w:r>
+        <w:t>we propose</w:t>
+      </w:r>
+      <w:r>
+        <w:t xml:space="preserve"> </w:t>
+      </w:r>
+      <w:r>
+        <w:t>two metrics: local sensitivity and pairwise separation.</w:t>
+      </w:r>
+    </w:p>
+    <w:p>
+      <w:pPr>
+        <w:pStyle w:val="Heading3"/>
+      </w:pPr>
+      <w:r>
+        <w:t>Local sensitivity</w:t>
+      </w:r>
+    </w:p>
+    <w:p>
+      <w:r>
+        <w:t>Local sensitivity</w:t>
+      </w:r>
+      <w:r>
+        <w:t xml:space="preserve"> </w:t>
+      </w:r>
+      <w:r>
+        <w:t>measures how much the outputs change for small input perturbations, quantified through Lipschitz continuity. This ensures local injectivity—that nearby wrenches map to distinct point forces, preventing the inverse model from confusing similar inputs.</w:t>
+      </w:r>
+      <w:r>
+        <w:t xml:space="preserve"> </w:t>
+      </w:r>
+      <w:r>
+        <w:t xml:space="preserve">We can measure local </w:t>
+      </w:r>
+      <w:r>
+        <w:t>injectivity</w:t>
+      </w:r>
+      <w:r>
+        <w:t xml:space="preserve"> using</w:t>
+      </w:r>
+      <w:r>
+        <w:t xml:space="preserve"> Lipschitz</w:t>
+      </w:r>
+      <w:r>
+        <w:t xml:space="preserve"> continuity. </w:t>
+      </w:r>
+    </w:p>
+    <w:p>
+      <w:r>
+        <w:t>A map</w:t>
       </w:r>
       <w:r>
         <w:t xml:space="preserve"> </w:t>
@@ -4066,14 +6702,20 @@
         <w:t xml:space="preserve"> </w:t>
       </w:r>
       <w:r>
-        <w:t xml:space="preserve">is bi-Lipschitz on a domain if there exist constants </w:t>
+        <w:t xml:space="preserve">is Lipschitz </w:t>
+      </w:r>
+      <w:r>
+        <w:t xml:space="preserve">continuous </w:t>
+      </w:r>
+      <w:r>
+        <w:t xml:space="preserve">on a domain if there exist constants </w:t>
       </w:r>
       <m:oMath>
         <m:r>
           <w:rPr>
             <w:rFonts w:ascii="Cambria Math" w:eastAsiaTheme="minorEastAsia" w:hAnsi="Cambria Math"/>
           </w:rPr>
-          <m:t>L,U&gt;0</m:t>
+          <m:t>L&gt;0</m:t>
         </m:r>
       </m:oMath>
       <w:r>
@@ -4150,6 +6792,11 @@
       </w:r>
     </w:p>
     <w:p>
+      <w:pPr>
+        <w:rPr>
+          <w:rFonts w:eastAsiaTheme="minorEastAsia"/>
+        </w:rPr>
+      </w:pPr>
       <m:oMathPara>
         <m:oMath>
           <m:r>
@@ -4338,16 +6985,137 @@
               </m:d>
             </m:e>
           </m:d>
+        </m:oMath>
+      </m:oMathPara>
+    </w:p>
+    <w:p>
+      <w:r>
+        <w:lastRenderedPageBreak/>
+        <w:t>If</w:t>
+      </w:r>
+      <w:r>
+        <w:rPr>
+          <w:rFonts w:ascii="Cambria Math" w:eastAsiaTheme="minorEastAsia" w:hAnsi="Cambria Math"/>
+          <w:i/>
+        </w:rPr>
+        <w:t xml:space="preserve"> </w:t>
+      </w:r>
+      <m:oMath>
+        <m:r>
+          <w:rPr>
+            <w:rFonts w:ascii="Cambria Math" w:eastAsiaTheme="minorEastAsia" w:hAnsi="Cambria Math"/>
+          </w:rPr>
+          <m:t>L&gt;0</m:t>
+        </m:r>
+      </m:oMath>
+      <w:r>
+        <w:t xml:space="preserve">, then </w:t>
+      </w:r>
+      <m:oMath>
+        <m:r>
+          <w:rPr>
+            <w:rFonts w:ascii="Cambria Math" w:eastAsiaTheme="minorEastAsia" w:hAnsi="Cambria Math"/>
+          </w:rPr>
+          <m:t>f</m:t>
+        </m:r>
+      </m:oMath>
+      <w:r>
+        <w:t xml:space="preserve"> </w:t>
+      </w:r>
+      <w:r>
+        <w:t xml:space="preserve">and its inverse are </w:t>
+      </w:r>
+      <w:r>
+        <w:t xml:space="preserve">locally </w:t>
+      </w:r>
+      <w:r>
+        <w:t xml:space="preserve">injective </w:t>
+      </w:r>
+      <w:r>
+        <w:t xml:space="preserve">and </w:t>
+      </w:r>
+      <w:r>
+        <w:t xml:space="preserve">stable. The Lipschitz constants </w:t>
+      </w:r>
+      <m:oMath>
+        <m:r>
+          <w:rPr>
+            <w:rFonts w:ascii="Cambria Math" w:eastAsiaTheme="minorEastAsia" w:hAnsi="Cambria Math"/>
+          </w:rPr>
+          <m:t>L</m:t>
+        </m:r>
+      </m:oMath>
+      <w:r>
+        <w:rPr>
+          <w:rFonts w:eastAsiaTheme="minorEastAsia"/>
+        </w:rPr>
+        <w:t xml:space="preserve"> </w:t>
+      </w:r>
+      <w:r>
+        <w:t xml:space="preserve">can be approximated by the minimum singular values of the Jacobian over the domain. </w:t>
+      </w:r>
+      <w:r>
+        <w:t>For the two</w:t>
+      </w:r>
+      <w:r>
+        <w:t xml:space="preserve"> </w:t>
+      </w:r>
+      <w:r>
+        <w:t>point</w:t>
+      </w:r>
+      <w:r>
+        <w:t xml:space="preserve"> force</w:t>
+      </w:r>
+      <w:r>
+        <w:t xml:space="preserve"> case</w:t>
+      </w:r>
+      <w:r>
+        <w:t xml:space="preserve"> </w:t>
+      </w:r>
+      <w:r>
+        <w:t>we</w:t>
+      </w:r>
+      <w:r>
+        <w:t xml:space="preserve"> would</w:t>
+      </w:r>
+      <w:r>
+        <w:t xml:space="preserve"> use the 6x6 </w:t>
+      </w:r>
+      <w:r>
+        <w:t>Jacobian</w:t>
+      </w:r>
+      <w:r>
+        <w:t xml:space="preserve"> </w:t>
+      </w:r>
+      <m:oMath>
+        <m:r>
+          <w:rPr>
+            <w:rFonts w:ascii="Cambria Math" w:hAnsi="Cambria Math"/>
+          </w:rPr>
+          <m:t>J</m:t>
+        </m:r>
+      </m:oMath>
+      <w:r>
+        <w:t xml:space="preserve"> </w:t>
+      </w:r>
+      <w:r>
+        <w:t>of the forward map</w:t>
+      </w:r>
+      <w:r>
+        <w:t>:</w:t>
+      </w:r>
+    </w:p>
+    <w:p>
+      <m:oMathPara>
+        <m:oMath>
           <m:r>
             <w:rPr>
-              <w:rFonts w:ascii="Cambria Math" w:eastAsiaTheme="minorEastAsia" w:hAnsi="Cambria Math"/>
+              <w:rFonts w:ascii="Cambria Math" w:hAnsi="Cambria Math"/>
             </w:rPr>
-            <m:t>≤U</m:t>
+            <m:t>J</m:t>
           </m:r>
           <m:d>
             <m:dPr>
-              <m:begChr m:val="‖"/>
-              <m:endChr m:val="‖"/>
               <m:ctrlPr>
                 <w:rPr>
                   <w:rFonts w:ascii="Cambria Math" w:eastAsiaTheme="minorEastAsia" w:hAnsi="Cambria Math"/>
@@ -4356,132 +7124,525 @@
               </m:ctrlPr>
             </m:dPr>
             <m:e>
-              <m:sSub>
-                <m:sSubPr>
+              <m:r>
+                <w:rPr>
+                  <w:rFonts w:ascii="Cambria Math" w:eastAsiaTheme="minorEastAsia" w:hAnsi="Cambria Math"/>
+                </w:rPr>
+                <m:t>x;r</m:t>
+              </m:r>
+            </m:e>
+          </m:d>
+          <m:r>
+            <w:rPr>
+              <w:rFonts w:ascii="Cambria Math" w:eastAsiaTheme="minorEastAsia" w:hAnsi="Cambria Math"/>
+            </w:rPr>
+            <m:t xml:space="preserve">= </m:t>
+          </m:r>
+          <m:f>
+            <m:fPr>
+              <m:ctrlPr>
+                <w:rPr>
+                  <w:rFonts w:ascii="Cambria Math" w:eastAsiaTheme="minorEastAsia" w:hAnsi="Cambria Math"/>
+                  <w:i/>
+                </w:rPr>
+              </m:ctrlPr>
+            </m:fPr>
+            <m:num>
+              <m:r>
+                <w:rPr>
+                  <w:rFonts w:ascii="Cambria Math" w:eastAsiaTheme="minorEastAsia" w:hAnsi="Cambria Math"/>
+                </w:rPr>
+                <m:t>∂W</m:t>
+              </m:r>
+            </m:num>
+            <m:den>
+              <m:r>
+                <w:rPr>
+                  <w:rFonts w:ascii="Cambria Math" w:eastAsiaTheme="minorEastAsia" w:hAnsi="Cambria Math"/>
+                </w:rPr>
+                <m:t>∂x</m:t>
+              </m:r>
+            </m:den>
+          </m:f>
+          <m:r>
+            <w:rPr>
+              <w:rFonts w:ascii="Cambria Math" w:eastAsiaTheme="minorEastAsia" w:hAnsi="Cambria Math"/>
+            </w:rPr>
+            <m:t>=</m:t>
+          </m:r>
+          <m:f>
+            <m:fPr>
+              <m:ctrlPr>
+                <w:rPr>
+                  <w:rFonts w:ascii="Cambria Math" w:eastAsiaTheme="minorEastAsia" w:hAnsi="Cambria Math"/>
+                  <w:i/>
+                </w:rPr>
+              </m:ctrlPr>
+            </m:fPr>
+            <m:num>
+              <m:r>
+                <w:rPr>
+                  <w:rFonts w:ascii="Cambria Math" w:eastAsiaTheme="minorEastAsia" w:hAnsi="Cambria Math"/>
+                </w:rPr>
+                <m:t>∂</m:t>
+              </m:r>
+            </m:num>
+            <m:den>
+              <m:r>
+                <w:rPr>
+                  <w:rFonts w:ascii="Cambria Math" w:eastAsiaTheme="minorEastAsia" w:hAnsi="Cambria Math"/>
+                </w:rPr>
+                <m:t>∂</m:t>
+              </m:r>
+              <m:d>
+                <m:dPr>
+                  <m:begChr m:val="["/>
+                  <m:endChr m:val="]"/>
                   <m:ctrlPr>
                     <w:rPr>
                       <w:rFonts w:ascii="Cambria Math" w:eastAsiaTheme="minorEastAsia" w:hAnsi="Cambria Math"/>
                       <w:i/>
                     </w:rPr>
                   </m:ctrlPr>
-                </m:sSubPr>
+                </m:dPr>
                 <m:e>
+                  <m:sSub>
+                    <m:sSubPr>
+                      <m:ctrlPr>
+                        <w:rPr>
+                          <w:rFonts w:ascii="Cambria Math" w:eastAsiaTheme="minorEastAsia" w:hAnsi="Cambria Math"/>
+                          <w:i/>
+                        </w:rPr>
+                      </m:ctrlPr>
+                    </m:sSubPr>
+                    <m:e>
+                      <m:r>
+                        <w:rPr>
+                          <w:rFonts w:ascii="Cambria Math" w:eastAsiaTheme="minorEastAsia" w:hAnsi="Cambria Math"/>
+                        </w:rPr>
+                        <m:t>F</m:t>
+                      </m:r>
+                    </m:e>
+                    <m:sub>
+                      <m:r>
+                        <w:rPr>
+                          <w:rFonts w:ascii="Cambria Math" w:eastAsiaTheme="minorEastAsia" w:hAnsi="Cambria Math"/>
+                        </w:rPr>
+                        <m:t>1</m:t>
+                      </m:r>
+                    </m:sub>
+                  </m:sSub>
                   <m:r>
                     <w:rPr>
                       <w:rFonts w:ascii="Cambria Math" w:eastAsiaTheme="minorEastAsia" w:hAnsi="Cambria Math"/>
                     </w:rPr>
-                    <m:t>x</m:t>
+                    <m:t>,</m:t>
                   </m:r>
-                </m:e>
-                <m:sub>
+                  <m:sSub>
+                    <m:sSubPr>
+                      <m:ctrlPr>
+                        <w:rPr>
+                          <w:rFonts w:ascii="Cambria Math" w:eastAsiaTheme="minorEastAsia" w:hAnsi="Cambria Math"/>
+                          <w:i/>
+                        </w:rPr>
+                      </m:ctrlPr>
+                    </m:sSubPr>
+                    <m:e>
+                      <m:r>
+                        <w:rPr>
+                          <w:rFonts w:ascii="Cambria Math" w:eastAsiaTheme="minorEastAsia" w:hAnsi="Cambria Math"/>
+                        </w:rPr>
+                        <m:t>s</m:t>
+                      </m:r>
+                    </m:e>
+                    <m:sub>
+                      <m:r>
+                        <w:rPr>
+                          <w:rFonts w:ascii="Cambria Math" w:eastAsiaTheme="minorEastAsia" w:hAnsi="Cambria Math"/>
+                        </w:rPr>
+                        <m:t>1</m:t>
+                      </m:r>
+                    </m:sub>
+                  </m:sSub>
                   <m:r>
                     <w:rPr>
                       <w:rFonts w:ascii="Cambria Math" w:eastAsiaTheme="minorEastAsia" w:hAnsi="Cambria Math"/>
                     </w:rPr>
-                    <m:t>1</m:t>
+                    <m:t>,</m:t>
                   </m:r>
-                </m:sub>
-              </m:sSub>
-              <m:r>
+                  <m:sSub>
+                    <m:sSubPr>
+                      <m:ctrlPr>
+                        <w:rPr>
+                          <w:rFonts w:ascii="Cambria Math" w:eastAsiaTheme="minorEastAsia" w:hAnsi="Cambria Math"/>
+                          <w:i/>
+                        </w:rPr>
+                      </m:ctrlPr>
+                    </m:sSubPr>
+                    <m:e>
+                      <m:r>
+                        <w:rPr>
+                          <w:rFonts w:ascii="Cambria Math" w:eastAsiaTheme="minorEastAsia" w:hAnsi="Cambria Math"/>
+                        </w:rPr>
+                        <m:t>el</m:t>
+                      </m:r>
+                    </m:e>
+                    <m:sub>
+                      <m:r>
+                        <w:rPr>
+                          <w:rFonts w:ascii="Cambria Math" w:eastAsiaTheme="minorEastAsia" w:hAnsi="Cambria Math"/>
+                        </w:rPr>
+                        <m:t>1</m:t>
+                      </m:r>
+                    </m:sub>
+                  </m:sSub>
+                  <m:r>
+                    <w:rPr>
+                      <w:rFonts w:ascii="Cambria Math" w:eastAsiaTheme="minorEastAsia" w:hAnsi="Cambria Math"/>
+                    </w:rPr>
+                    <m:t>,</m:t>
+                  </m:r>
+                  <m:sSub>
+                    <m:sSubPr>
+                      <m:ctrlPr>
+                        <w:rPr>
+                          <w:rFonts w:ascii="Cambria Math" w:eastAsiaTheme="minorEastAsia" w:hAnsi="Cambria Math"/>
+                          <w:i/>
+                        </w:rPr>
+                      </m:ctrlPr>
+                    </m:sSubPr>
+                    <m:e>
+                      <m:r>
+                        <w:rPr>
+                          <w:rFonts w:ascii="Cambria Math" w:eastAsiaTheme="minorEastAsia" w:hAnsi="Cambria Math"/>
+                        </w:rPr>
+                        <m:t>F</m:t>
+                      </m:r>
+                    </m:e>
+                    <m:sub>
+                      <m:r>
+                        <w:rPr>
+                          <w:rFonts w:ascii="Cambria Math" w:eastAsiaTheme="minorEastAsia" w:hAnsi="Cambria Math"/>
+                        </w:rPr>
+                        <m:t>2</m:t>
+                      </m:r>
+                    </m:sub>
+                  </m:sSub>
+                  <m:r>
+                    <w:rPr>
+                      <w:rFonts w:ascii="Cambria Math" w:eastAsiaTheme="minorEastAsia" w:hAnsi="Cambria Math"/>
+                    </w:rPr>
+                    <m:t>,</m:t>
+                  </m:r>
+                  <m:sSub>
+                    <m:sSubPr>
+                      <m:ctrlPr>
+                        <w:rPr>
+                          <w:rFonts w:ascii="Cambria Math" w:eastAsiaTheme="minorEastAsia" w:hAnsi="Cambria Math"/>
+                          <w:i/>
+                        </w:rPr>
+                      </m:ctrlPr>
+                    </m:sSubPr>
+                    <m:e>
+                      <m:r>
+                        <w:rPr>
+                          <w:rFonts w:ascii="Cambria Math" w:eastAsiaTheme="minorEastAsia" w:hAnsi="Cambria Math"/>
+                        </w:rPr>
+                        <m:t>s</m:t>
+                      </m:r>
+                    </m:e>
+                    <m:sub>
+                      <m:r>
+                        <w:rPr>
+                          <w:rFonts w:ascii="Cambria Math" w:eastAsiaTheme="minorEastAsia" w:hAnsi="Cambria Math"/>
+                        </w:rPr>
+                        <m:t>2</m:t>
+                      </m:r>
+                    </m:sub>
+                  </m:sSub>
+                  <m:r>
+                    <w:rPr>
+                      <w:rFonts w:ascii="Cambria Math" w:eastAsiaTheme="minorEastAsia" w:hAnsi="Cambria Math"/>
+                    </w:rPr>
+                    <m:t>,</m:t>
+                  </m:r>
+                  <m:sSub>
+                    <m:sSubPr>
+                      <m:ctrlPr>
+                        <w:rPr>
+                          <w:rFonts w:ascii="Cambria Math" w:eastAsiaTheme="minorEastAsia" w:hAnsi="Cambria Math"/>
+                          <w:i/>
+                        </w:rPr>
+                      </m:ctrlPr>
+                    </m:sSubPr>
+                    <m:e>
+                      <m:r>
+                        <w:rPr>
+                          <w:rFonts w:ascii="Cambria Math" w:eastAsiaTheme="minorEastAsia" w:hAnsi="Cambria Math"/>
+                        </w:rPr>
+                        <m:t>el</m:t>
+                      </m:r>
+                    </m:e>
+                    <m:sub>
+                      <m:r>
+                        <w:rPr>
+                          <w:rFonts w:ascii="Cambria Math" w:eastAsiaTheme="minorEastAsia" w:hAnsi="Cambria Math"/>
+                        </w:rPr>
+                        <m:t>2</m:t>
+                      </m:r>
+                    </m:sub>
+                  </m:sSub>
+                </m:e>
+              </m:d>
+            </m:den>
+          </m:f>
+          <m:d>
+            <m:dPr>
+              <m:begChr m:val="["/>
+              <m:endChr m:val="]"/>
+              <m:ctrlPr>
                 <w:rPr>
                   <w:rFonts w:ascii="Cambria Math" w:eastAsiaTheme="minorEastAsia" w:hAnsi="Cambria Math"/>
+                  <w:i/>
                 </w:rPr>
-                <m:t>-</m:t>
-              </m:r>
-              <m:sSub>
-                <m:sSubPr>
+              </m:ctrlPr>
+            </m:dPr>
+            <m:e>
+              <m:m>
+                <m:mPr>
+                  <m:mcs>
+                    <m:mc>
+                      <m:mcPr>
+                        <m:count m:val="1"/>
+                        <m:mcJc m:val="center"/>
+                      </m:mcPr>
+                    </m:mc>
+                  </m:mcs>
                   <m:ctrlPr>
                     <w:rPr>
                       <w:rFonts w:ascii="Cambria Math" w:eastAsiaTheme="minorEastAsia" w:hAnsi="Cambria Math"/>
                       <w:i/>
                     </w:rPr>
                   </m:ctrlPr>
-                </m:sSubPr>
-                <m:e>
-                  <m:r>
-                    <w:rPr>
-                      <w:rFonts w:ascii="Cambria Math" w:eastAsiaTheme="minorEastAsia" w:hAnsi="Cambria Math"/>
-                    </w:rPr>
-                    <m:t>x</m:t>
-                  </m:r>
-                </m:e>
-                <m:sub>
-                  <m:r>
-                    <w:rPr>
-                      <w:rFonts w:ascii="Cambria Math" w:eastAsiaTheme="minorEastAsia" w:hAnsi="Cambria Math"/>
-                    </w:rPr>
-                    <m:t>2</m:t>
-                  </m:r>
-                </m:sub>
-              </m:sSub>
+                </m:mPr>
+                <m:mr>
+                  <m:e>
+                    <m:sSub>
+                      <m:sSubPr>
+                        <m:ctrlPr>
+                          <w:rPr>
+                            <w:rFonts w:ascii="Cambria Math" w:eastAsiaTheme="minorEastAsia" w:hAnsi="Cambria Math"/>
+                            <w:i/>
+                          </w:rPr>
+                        </m:ctrlPr>
+                      </m:sSubPr>
+                      <m:e>
+                        <m:r>
+                          <w:rPr>
+                            <w:rFonts w:ascii="Cambria Math" w:eastAsiaTheme="minorEastAsia" w:hAnsi="Cambria Math"/>
+                          </w:rPr>
+                          <m:t>T</m:t>
+                        </m:r>
+                      </m:e>
+                      <m:sub>
+                        <m:r>
+                          <w:rPr>
+                            <w:rFonts w:ascii="Cambria Math" w:eastAsiaTheme="minorEastAsia" w:hAnsi="Cambria Math"/>
+                          </w:rPr>
+                          <m:t>x</m:t>
+                        </m:r>
+                      </m:sub>
+                    </m:sSub>
+                    <m:ctrlPr>
+                      <w:rPr>
+                        <w:rFonts w:ascii="Cambria Math" w:eastAsia="Cambria Math" w:hAnsi="Cambria Math" w:cs="Cambria Math"/>
+                        <w:i/>
+                      </w:rPr>
+                    </m:ctrlPr>
+                  </m:e>
+                </m:mr>
+                <m:mr>
+                  <m:e>
+                    <m:sSub>
+                      <m:sSubPr>
+                        <m:ctrlPr>
+                          <w:rPr>
+                            <w:rFonts w:ascii="Cambria Math" w:eastAsiaTheme="minorEastAsia" w:hAnsi="Cambria Math"/>
+                            <w:i/>
+                          </w:rPr>
+                        </m:ctrlPr>
+                      </m:sSubPr>
+                      <m:e>
+                        <m:r>
+                          <w:rPr>
+                            <w:rFonts w:ascii="Cambria Math" w:eastAsiaTheme="minorEastAsia" w:hAnsi="Cambria Math"/>
+                          </w:rPr>
+                          <m:t>T</m:t>
+                        </m:r>
+                      </m:e>
+                      <m:sub>
+                        <m:r>
+                          <w:rPr>
+                            <w:rFonts w:ascii="Cambria Math" w:eastAsiaTheme="minorEastAsia" w:hAnsi="Cambria Math"/>
+                          </w:rPr>
+                          <m:t>y</m:t>
+                        </m:r>
+                      </m:sub>
+                    </m:sSub>
+                    <m:ctrlPr>
+                      <w:rPr>
+                        <w:rFonts w:ascii="Cambria Math" w:eastAsia="Cambria Math" w:hAnsi="Cambria Math" w:cs="Cambria Math"/>
+                        <w:i/>
+                      </w:rPr>
+                    </m:ctrlPr>
+                  </m:e>
+                </m:mr>
+                <m:mr>
+                  <m:e>
+                    <m:sSub>
+                      <m:sSubPr>
+                        <m:ctrlPr>
+                          <w:rPr>
+                            <w:rFonts w:ascii="Cambria Math" w:eastAsiaTheme="minorEastAsia" w:hAnsi="Cambria Math"/>
+                            <w:i/>
+                          </w:rPr>
+                        </m:ctrlPr>
+                      </m:sSubPr>
+                      <m:e>
+                        <m:r>
+                          <w:rPr>
+                            <w:rFonts w:ascii="Cambria Math" w:eastAsiaTheme="minorEastAsia" w:hAnsi="Cambria Math"/>
+                          </w:rPr>
+                          <m:t>T</m:t>
+                        </m:r>
+                      </m:e>
+                      <m:sub>
+                        <m:r>
+                          <w:rPr>
+                            <w:rFonts w:ascii="Cambria Math" w:eastAsiaTheme="minorEastAsia" w:hAnsi="Cambria Math"/>
+                          </w:rPr>
+                          <m:t>z</m:t>
+                        </m:r>
+                      </m:sub>
+                    </m:sSub>
+                    <m:ctrlPr>
+                      <w:rPr>
+                        <w:rFonts w:ascii="Cambria Math" w:eastAsia="Cambria Math" w:hAnsi="Cambria Math" w:cs="Cambria Math"/>
+                        <w:i/>
+                      </w:rPr>
+                    </m:ctrlPr>
+                  </m:e>
+                </m:mr>
+                <m:mr>
+                  <m:e>
+                    <m:sSub>
+                      <m:sSubPr>
+                        <m:ctrlPr>
+                          <w:rPr>
+                            <w:rFonts w:ascii="Cambria Math" w:eastAsiaTheme="minorEastAsia" w:hAnsi="Cambria Math"/>
+                            <w:i/>
+                          </w:rPr>
+                        </m:ctrlPr>
+                      </m:sSubPr>
+                      <m:e>
+                        <m:r>
+                          <w:rPr>
+                            <w:rFonts w:ascii="Cambria Math" w:eastAsiaTheme="minorEastAsia" w:hAnsi="Cambria Math"/>
+                          </w:rPr>
+                          <m:t>T</m:t>
+                        </m:r>
+                      </m:e>
+                      <m:sub>
+                        <m:r>
+                          <w:rPr>
+                            <w:rFonts w:ascii="Cambria Math" w:eastAsiaTheme="minorEastAsia" w:hAnsi="Cambria Math"/>
+                          </w:rPr>
+                          <m:t>x</m:t>
+                        </m:r>
+                      </m:sub>
+                    </m:sSub>
+                  </m:e>
+                </m:mr>
+                <m:mr>
+                  <m:e>
+                    <m:sSub>
+                      <m:sSubPr>
+                        <m:ctrlPr>
+                          <w:rPr>
+                            <w:rFonts w:ascii="Cambria Math" w:eastAsiaTheme="minorEastAsia" w:hAnsi="Cambria Math"/>
+                            <w:i/>
+                          </w:rPr>
+                        </m:ctrlPr>
+                      </m:sSubPr>
+                      <m:e>
+                        <m:r>
+                          <w:rPr>
+                            <w:rFonts w:ascii="Cambria Math" w:eastAsiaTheme="minorEastAsia" w:hAnsi="Cambria Math"/>
+                          </w:rPr>
+                          <m:t>T</m:t>
+                        </m:r>
+                      </m:e>
+                      <m:sub>
+                        <m:r>
+                          <w:rPr>
+                            <w:rFonts w:ascii="Cambria Math" w:eastAsiaTheme="minorEastAsia" w:hAnsi="Cambria Math"/>
+                          </w:rPr>
+                          <m:t>y</m:t>
+                        </m:r>
+                      </m:sub>
+                    </m:sSub>
+                  </m:e>
+                </m:mr>
+                <m:mr>
+                  <m:e>
+                    <m:sSub>
+                      <m:sSubPr>
+                        <m:ctrlPr>
+                          <w:rPr>
+                            <w:rFonts w:ascii="Cambria Math" w:eastAsiaTheme="minorEastAsia" w:hAnsi="Cambria Math"/>
+                            <w:i/>
+                          </w:rPr>
+                        </m:ctrlPr>
+                      </m:sSubPr>
+                      <m:e>
+                        <m:r>
+                          <w:rPr>
+                            <w:rFonts w:ascii="Cambria Math" w:eastAsiaTheme="minorEastAsia" w:hAnsi="Cambria Math"/>
+                          </w:rPr>
+                          <m:t>T</m:t>
+                        </m:r>
+                      </m:e>
+                      <m:sub>
+                        <m:r>
+                          <w:rPr>
+                            <w:rFonts w:ascii="Cambria Math" w:eastAsiaTheme="minorEastAsia" w:hAnsi="Cambria Math"/>
+                          </w:rPr>
+                          <m:t>z</m:t>
+                        </m:r>
+                      </m:sub>
+                    </m:sSub>
+                  </m:e>
+                </m:mr>
+              </m:m>
             </m:e>
           </m:d>
+          <m:r>
+            <m:rPr>
+              <m:sty m:val="p"/>
+            </m:rPr>
+            <w:br/>
+          </m:r>
         </m:oMath>
       </m:oMathPara>
-    </w:p>
-    <w:p>
-      <w:r>
-        <w:t>If</w:t>
-      </w:r>
-      <w:r>
-        <w:rPr>
-          <w:rFonts w:ascii="Cambria Math" w:eastAsiaTheme="minorEastAsia" w:hAnsi="Cambria Math"/>
-          <w:i/>
-        </w:rPr>
-        <w:t xml:space="preserve"> </w:t>
-      </w:r>
-      <m:oMath>
-        <m:r>
-          <w:rPr>
-            <w:rFonts w:ascii="Cambria Math" w:eastAsiaTheme="minorEastAsia" w:hAnsi="Cambria Math"/>
-          </w:rPr>
-          <m:t>L&gt;0</m:t>
-        </m:r>
-      </m:oMath>
-      <w:r>
-        <w:t xml:space="preserve">, then </w:t>
-      </w:r>
-      <m:oMath>
-        <m:r>
-          <w:rPr>
-            <w:rFonts w:ascii="Cambria Math" w:eastAsiaTheme="minorEastAsia" w:hAnsi="Cambria Math"/>
-          </w:rPr>
-          <m:t>f</m:t>
-        </m:r>
-      </m:oMath>
-      <w:r>
-        <w:t xml:space="preserve"> is injective and the inverse is guaranteed to be unique and stable. The Bi-Lipschitz constants </w:t>
-      </w:r>
-      <m:oMath>
-        <m:r>
-          <w:rPr>
-            <w:rFonts w:ascii="Cambria Math" w:eastAsiaTheme="minorEastAsia" w:hAnsi="Cambria Math"/>
-          </w:rPr>
-          <m:t>L</m:t>
-        </m:r>
-      </m:oMath>
-      <w:r>
-        <w:t xml:space="preserve"> and </w:t>
-      </w:r>
-      <m:oMath>
-        <m:r>
-          <w:rPr>
-            <w:rFonts w:ascii="Cambria Math" w:hAnsi="Cambria Math"/>
-          </w:rPr>
-          <m:t>U</m:t>
-        </m:r>
-      </m:oMath>
-      <w:r>
-        <w:t xml:space="preserve"> can be approximated by the minimum and maximum singular values of the Jacobian over the domain. For any Jacobian </w:t>
-      </w:r>
-      <m:oMath>
-        <m:r>
-          <w:rPr>
-            <w:rFonts w:ascii="Cambria Math" w:hAnsi="Cambria Math"/>
-          </w:rPr>
-          <m:t>J</m:t>
-        </m:r>
-      </m:oMath>
+      <w:r>
+        <w:t xml:space="preserve">Using the minimum singular value of this </w:t>
+      </w:r>
+      <w:r>
+        <w:t>Jacobian we have the following</w:t>
+      </w:r>
+      <w:r>
+        <w:t xml:space="preserve"> relationship</w:t>
+      </w:r>
       <w:r>
         <w:t>:</w:t>
       </w:r>
@@ -4570,71 +7731,21 @@
               </m:r>
             </m:e>
           </m:d>
-          <m:r>
-            <w:rPr>
-              <w:rFonts w:ascii="Cambria Math" w:eastAsiaTheme="minorEastAsia" w:hAnsi="Cambria Math"/>
-            </w:rPr>
-            <m:t>≤</m:t>
-          </m:r>
-          <m:sSub>
-            <m:sSubPr>
-              <m:ctrlPr>
-                <w:rPr>
-                  <w:rFonts w:ascii="Cambria Math" w:eastAsiaTheme="minorEastAsia" w:hAnsi="Cambria Math"/>
-                  <w:i/>
-                </w:rPr>
-              </m:ctrlPr>
-            </m:sSubPr>
-            <m:e>
-              <m:r>
-                <w:rPr>
-                  <w:rFonts w:ascii="Cambria Math" w:eastAsiaTheme="minorEastAsia" w:hAnsi="Cambria Math"/>
-                </w:rPr>
-                <m:t>σ</m:t>
-              </m:r>
-            </m:e>
-            <m:sub>
-              <m:r>
-                <w:rPr>
-                  <w:rFonts w:ascii="Cambria Math" w:eastAsiaTheme="minorEastAsia" w:hAnsi="Cambria Math"/>
-                </w:rPr>
-                <m:t>max</m:t>
-              </m:r>
-            </m:sub>
-          </m:sSub>
-          <m:r>
-            <w:rPr>
-              <w:rFonts w:ascii="Cambria Math" w:eastAsiaTheme="minorEastAsia" w:hAnsi="Cambria Math"/>
-            </w:rPr>
-            <m:t>(J)</m:t>
-          </m:r>
-          <m:d>
-            <m:dPr>
-              <m:begChr m:val="‖"/>
-              <m:endChr m:val="‖"/>
-              <m:ctrlPr>
-                <w:rPr>
-                  <w:rFonts w:ascii="Cambria Math" w:eastAsiaTheme="minorEastAsia" w:hAnsi="Cambria Math"/>
-                  <w:i/>
-                </w:rPr>
-              </m:ctrlPr>
-            </m:dPr>
-            <m:e>
-              <m:r>
-                <w:rPr>
-                  <w:rFonts w:ascii="Cambria Math" w:eastAsiaTheme="minorEastAsia" w:hAnsi="Cambria Math"/>
-                </w:rPr>
-                <m:t>∆x</m:t>
-              </m:r>
-            </m:e>
-          </m:d>
         </m:oMath>
       </m:oMathPara>
     </w:p>
     <w:p>
       <w:r>
-        <w:lastRenderedPageBreak/>
-        <w:t>Sampling Jacobians across the entire domain</w:t>
+        <w:t xml:space="preserve">Sampling multiple </w:t>
+      </w:r>
+      <w:r>
+        <w:t xml:space="preserve">Jacobians across the entire </w:t>
+      </w:r>
+      <w:r>
+        <w:t xml:space="preserve">force </w:t>
+      </w:r>
+      <w:r>
+        <w:t>domain</w:t>
       </w:r>
       <w:r>
         <w:t xml:space="preserve"> </w:t>
@@ -4651,7 +7762,21 @@
         </m:r>
       </m:oMath>
       <w:r>
-        <w:t xml:space="preserve"> yields: </w:t>
+        <w:t xml:space="preserve"> </w:t>
+      </w:r>
+      <w:r>
+        <w:t xml:space="preserve">provides an approximation for our Lipshitz constant </w:t>
+      </w:r>
+      <m:oMath>
+        <m:r>
+          <w:rPr>
+            <w:rFonts w:ascii="Cambria Math" w:eastAsiaTheme="minorEastAsia" w:hAnsi="Cambria Math"/>
+          </w:rPr>
+          <m:t>L</m:t>
+        </m:r>
+      </m:oMath>
+      <w:r>
+        <w:t xml:space="preserve">: </w:t>
       </w:r>
     </w:p>
     <w:p>
@@ -4777,126 +7902,6 @@
               </m:d>
             </m:e>
           </m:func>
-          <m:r>
-            <w:rPr>
-              <w:rFonts w:ascii="Cambria Math" w:eastAsiaTheme="minorEastAsia" w:hAnsi="Cambria Math"/>
-            </w:rPr>
-            <m:t>,   U≈</m:t>
-          </m:r>
-          <m:func>
-            <m:funcPr>
-              <m:ctrlPr>
-                <w:rPr>
-                  <w:rFonts w:ascii="Cambria Math" w:eastAsiaTheme="minorEastAsia" w:hAnsi="Cambria Math"/>
-                  <w:i/>
-                </w:rPr>
-              </m:ctrlPr>
-            </m:funcPr>
-            <m:fName>
-              <m:limLow>
-                <m:limLowPr>
-                  <m:ctrlPr>
-                    <w:rPr>
-                      <w:rFonts w:ascii="Cambria Math" w:eastAsiaTheme="minorEastAsia" w:hAnsi="Cambria Math"/>
-                      <w:i/>
-                    </w:rPr>
-                  </m:ctrlPr>
-                </m:limLowPr>
-                <m:e>
-                  <m:r>
-                    <m:rPr>
-                      <m:sty m:val="p"/>
-                    </m:rPr>
-                    <w:rPr>
-                      <w:rFonts w:ascii="Cambria Math" w:hAnsi="Cambria Math"/>
-                    </w:rPr>
-                    <m:t>max</m:t>
-                  </m:r>
-                </m:e>
-                <m:lim>
-                  <m:r>
-                    <w:rPr>
-                      <w:rFonts w:ascii="Cambria Math" w:eastAsiaTheme="minorEastAsia" w:hAnsi="Cambria Math"/>
-                    </w:rPr>
-                    <m:t>x∈</m:t>
-                  </m:r>
-                  <m:r>
-                    <m:rPr>
-                      <m:sty m:val="p"/>
-                    </m:rPr>
-                    <w:rPr>
-                      <w:rFonts w:ascii="Cambria Math" w:eastAsiaTheme="minorEastAsia" w:hAnsi="Cambria Math"/>
-                    </w:rPr>
-                    <m:t>Ω</m:t>
-                  </m:r>
-                </m:lim>
-              </m:limLow>
-            </m:fName>
-            <m:e>
-              <m:sSub>
-                <m:sSubPr>
-                  <m:ctrlPr>
-                    <w:rPr>
-                      <w:rFonts w:ascii="Cambria Math" w:eastAsiaTheme="minorEastAsia" w:hAnsi="Cambria Math"/>
-                      <w:i/>
-                    </w:rPr>
-                  </m:ctrlPr>
-                </m:sSubPr>
-                <m:e>
-                  <m:r>
-                    <w:rPr>
-                      <w:rFonts w:ascii="Cambria Math" w:eastAsiaTheme="minorEastAsia" w:hAnsi="Cambria Math"/>
-                    </w:rPr>
-                    <m:t>σ</m:t>
-                  </m:r>
-                </m:e>
-                <m:sub>
-                  <m:r>
-                    <w:rPr>
-                      <w:rFonts w:ascii="Cambria Math" w:eastAsiaTheme="minorEastAsia" w:hAnsi="Cambria Math"/>
-                    </w:rPr>
-                    <m:t>max</m:t>
-                  </m:r>
-                </m:sub>
-              </m:sSub>
-              <m:d>
-                <m:dPr>
-                  <m:ctrlPr>
-                    <w:rPr>
-                      <w:rFonts w:ascii="Cambria Math" w:eastAsiaTheme="minorEastAsia" w:hAnsi="Cambria Math"/>
-                      <w:i/>
-                    </w:rPr>
-                  </m:ctrlPr>
-                </m:dPr>
-                <m:e>
-                  <m:r>
-                    <w:rPr>
-                      <w:rFonts w:ascii="Cambria Math" w:eastAsiaTheme="minorEastAsia" w:hAnsi="Cambria Math"/>
-                    </w:rPr>
-                    <m:t>J</m:t>
-                  </m:r>
-                  <m:d>
-                    <m:dPr>
-                      <m:ctrlPr>
-                        <w:rPr>
-                          <w:rFonts w:ascii="Cambria Math" w:eastAsiaTheme="minorEastAsia" w:hAnsi="Cambria Math"/>
-                          <w:i/>
-                        </w:rPr>
-                      </m:ctrlPr>
-                    </m:dPr>
-                    <m:e>
-                      <m:r>
-                        <w:rPr>
-                          <w:rFonts w:ascii="Cambria Math" w:eastAsiaTheme="minorEastAsia" w:hAnsi="Cambria Math"/>
-                        </w:rPr>
-                        <m:t>x</m:t>
-                      </m:r>
-                    </m:e>
-                  </m:d>
-                </m:e>
-              </m:d>
-            </m:e>
-          </m:func>
         </m:oMath>
       </m:oMathPara>
     </w:p>
@@ -4913,1184 +7918,820 @@
         </m:r>
       </m:oMath>
       <w:r>
-        <w:t xml:space="preserve">, the forward map is numerically injective and stably invertible across the sampled region. </w:t>
+        <w:t xml:space="preserve">, the forward map is </w:t>
+      </w:r>
+      <w:r>
+        <w:t xml:space="preserve">locally </w:t>
+      </w:r>
+      <w:r>
+        <w:t xml:space="preserve">injective and stably invertible </w:t>
+      </w:r>
+      <w:r>
+        <w:t xml:space="preserve">at </w:t>
+      </w:r>
+      <w:r>
+        <w:t xml:space="preserve">the sampled </w:t>
+      </w:r>
+      <w:r>
+        <w:t>points</w:t>
+      </w:r>
+      <w:r>
+        <w:t xml:space="preserve">. </w:t>
       </w:r>
     </w:p>
     <w:p>
       <w:r>
-        <w:t>For the single point-force case, we sampled 100 point</w:t>
-      </w:r>
-      <w:r>
-        <w:t>-</w:t>
-      </w:r>
-      <w:r>
-        <w:t>forces across the domain using Latin Hypercube Sampling (LHS) for superior coverage. We used finite differences to approximate the Jacobian of the forward model at each point and extracted the smallest singular value across all Jacobians. This analysis was repeated for various geometries in both single and two point-force cases.</w:t>
-      </w:r>
+        <w:t xml:space="preserve">However, </w:t>
+      </w:r>
+      <w:r>
+        <w:t xml:space="preserve">this metric does not </w:t>
+      </w:r>
+      <w:r>
+        <w:t xml:space="preserve">account for </w:t>
+      </w:r>
+      <w:r>
+        <w:t>global non-uniqueness (e.g., two far-apart configurations with same wrench)</w:t>
+      </w:r>
+    </w:p>
+    <w:p>
+      <w:r>
+        <w:rPr>
+          <w:rStyle w:val="Heading3Char"/>
+        </w:rPr>
+        <w:t>Pairwise separation</w:t>
+      </w:r>
+      <w:r>
+        <w:rPr>
+          <w:rStyle w:val="Heading3Char"/>
+        </w:rPr>
+        <w:t xml:space="preserve"> (</w:t>
+      </w:r>
+      <w:r>
+        <w:rPr>
+          <w:rStyle w:val="Heading3Char"/>
+        </w:rPr>
+        <w:t>updated 10/06/2025)</w:t>
+      </w:r>
+      <w:r>
+        <w:br/>
+      </w:r>
+      <w:r>
+        <w:t>Pairwise separation</w:t>
+      </w:r>
+      <w:r>
+        <w:rPr>
+          <w:rStyle w:val="Heading3Char"/>
+        </w:rPr>
+        <w:t xml:space="preserve"> </w:t>
+      </w:r>
+      <w:r>
+        <w:t>checks that any two different inputs produce clearly different outputs.</w:t>
+      </w:r>
+      <w:r>
+        <w:t xml:space="preserve"> Imagine plotting every possible </w:t>
+      </w:r>
+      <w:r>
+        <w:t>input</w:t>
+      </w:r>
+      <w:r>
+        <w:t xml:space="preserve"> force and </w:t>
+      </w:r>
+      <w:r>
+        <w:t>its</w:t>
+      </w:r>
+      <w:r>
+        <w:t xml:space="preserve"> corresponding wrench output. If two very different </w:t>
+      </w:r>
+      <w:r>
+        <w:t xml:space="preserve">force </w:t>
+      </w:r>
+      <w:r>
+        <w:t xml:space="preserve">inputs give almost the same wrench point, </w:t>
+      </w:r>
+      <w:r>
+        <w:t xml:space="preserve">the </w:t>
+      </w:r>
+      <w:r>
+        <w:t>mapping is</w:t>
+      </w:r>
+      <w:r>
+        <w:t xml:space="preserve"> not</w:t>
+      </w:r>
+      <w:r>
+        <w:t xml:space="preserve"> unique —</w:t>
+      </w:r>
+      <w:r>
+        <w:t xml:space="preserve"> the</w:t>
+      </w:r>
+      <w:r>
+        <w:t xml:space="preserve"> inverse model can get confused. </w:t>
+      </w:r>
+      <w:r>
+        <w:t>Pairwise separation measures that gap for every pair of inputs:</w:t>
+      </w:r>
+      <w:r>
+        <w:br/>
+      </w:r>
+      <m:oMathPara>
+        <m:oMath>
+          <m:sSub>
+            <m:sSubPr>
+              <m:ctrlPr>
+                <w:rPr>
+                  <w:rFonts w:ascii="Cambria Math" w:hAnsi="Cambria Math"/>
+                  <w:i/>
+                </w:rPr>
+              </m:ctrlPr>
+            </m:sSubPr>
+            <m:e>
+              <m:r>
+                <w:rPr>
+                  <w:rFonts w:ascii="Cambria Math" w:hAnsi="Cambria Math"/>
+                </w:rPr>
+                <m:t>R</m:t>
+              </m:r>
+            </m:e>
+            <m:sub>
+              <m:r>
+                <w:rPr>
+                  <w:rFonts w:ascii="Cambria Math" w:hAnsi="Cambria Math"/>
+                </w:rPr>
+                <m:t>ij</m:t>
+              </m:r>
+            </m:sub>
+          </m:sSub>
+          <m:r>
+            <w:rPr>
+              <w:rFonts w:ascii="Cambria Math" w:hAnsi="Cambria Math"/>
+            </w:rPr>
+            <m:t>=</m:t>
+          </m:r>
+          <w:bookmarkStart w:id="0" w:name="_Hlk210668840"/>
+          <m:f>
+            <m:fPr>
+              <m:ctrlPr>
+                <w:rPr>
+                  <w:rFonts w:ascii="Cambria Math" w:hAnsi="Cambria Math"/>
+                  <w:i/>
+                </w:rPr>
+              </m:ctrlPr>
+            </m:fPr>
+            <m:num>
+              <m:d>
+                <m:dPr>
+                  <m:begChr m:val="‖"/>
+                  <m:endChr m:val="‖"/>
+                  <m:ctrlPr>
+                    <w:rPr>
+                      <w:rFonts w:ascii="Cambria Math" w:hAnsi="Cambria Math"/>
+                      <w:i/>
+                    </w:rPr>
+                  </m:ctrlPr>
+                </m:dPr>
+                <m:e>
+                  <m:sSub>
+                    <m:sSubPr>
+                      <m:ctrlPr>
+                        <w:rPr>
+                          <w:rFonts w:ascii="Cambria Math" w:hAnsi="Cambria Math"/>
+                          <w:i/>
+                        </w:rPr>
+                      </m:ctrlPr>
+                    </m:sSubPr>
+                    <m:e>
+                      <m:r>
+                        <w:rPr>
+                          <w:rFonts w:ascii="Cambria Math" w:hAnsi="Cambria Math"/>
+                        </w:rPr>
+                        <m:t>W</m:t>
+                      </m:r>
+                    </m:e>
+                    <m:sub>
+                      <m:r>
+                        <w:rPr>
+                          <w:rFonts w:ascii="Cambria Math" w:hAnsi="Cambria Math"/>
+                        </w:rPr>
+                        <m:t>i</m:t>
+                      </m:r>
+                    </m:sub>
+                  </m:sSub>
+                  <m:r>
+                    <w:rPr>
+                      <w:rFonts w:ascii="Cambria Math" w:hAnsi="Cambria Math"/>
+                    </w:rPr>
+                    <m:t>-</m:t>
+                  </m:r>
+                  <m:sSub>
+                    <m:sSubPr>
+                      <m:ctrlPr>
+                        <w:rPr>
+                          <w:rFonts w:ascii="Cambria Math" w:hAnsi="Cambria Math"/>
+                          <w:i/>
+                        </w:rPr>
+                      </m:ctrlPr>
+                    </m:sSubPr>
+                    <m:e>
+                      <m:r>
+                        <w:rPr>
+                          <w:rFonts w:ascii="Cambria Math" w:hAnsi="Cambria Math"/>
+                        </w:rPr>
+                        <m:t>W</m:t>
+                      </m:r>
+                    </m:e>
+                    <m:sub>
+                      <m:r>
+                        <w:rPr>
+                          <w:rFonts w:ascii="Cambria Math" w:hAnsi="Cambria Math"/>
+                        </w:rPr>
+                        <m:t>j</m:t>
+                      </m:r>
+                    </m:sub>
+                  </m:sSub>
+                </m:e>
+              </m:d>
+            </m:num>
+            <m:den>
+              <m:d>
+                <m:dPr>
+                  <m:begChr m:val="‖"/>
+                  <m:endChr m:val="‖"/>
+                  <m:ctrlPr>
+                    <w:rPr>
+                      <w:rFonts w:ascii="Cambria Math" w:hAnsi="Cambria Math"/>
+                      <w:i/>
+                    </w:rPr>
+                  </m:ctrlPr>
+                </m:dPr>
+                <m:e>
+                  <m:sSub>
+                    <m:sSubPr>
+                      <m:ctrlPr>
+                        <w:rPr>
+                          <w:rFonts w:ascii="Cambria Math" w:hAnsi="Cambria Math"/>
+                          <w:i/>
+                        </w:rPr>
+                      </m:ctrlPr>
+                    </m:sSubPr>
+                    <m:e>
+                      <m:r>
+                        <w:rPr>
+                          <w:rFonts w:ascii="Cambria Math" w:hAnsi="Cambria Math"/>
+                        </w:rPr>
+                        <m:t>x</m:t>
+                      </m:r>
+                    </m:e>
+                    <m:sub>
+                      <m:r>
+                        <w:rPr>
+                          <w:rFonts w:ascii="Cambria Math" w:hAnsi="Cambria Math"/>
+                        </w:rPr>
+                        <m:t>i</m:t>
+                      </m:r>
+                    </m:sub>
+                  </m:sSub>
+                  <m:r>
+                    <w:rPr>
+                      <w:rFonts w:ascii="Cambria Math" w:hAnsi="Cambria Math"/>
+                    </w:rPr>
+                    <m:t>-</m:t>
+                  </m:r>
+                  <m:sSub>
+                    <m:sSubPr>
+                      <m:ctrlPr>
+                        <w:rPr>
+                          <w:rFonts w:ascii="Cambria Math" w:hAnsi="Cambria Math"/>
+                          <w:i/>
+                        </w:rPr>
+                      </m:ctrlPr>
+                    </m:sSubPr>
+                    <m:e>
+                      <m:r>
+                        <w:rPr>
+                          <w:rFonts w:ascii="Cambria Math" w:hAnsi="Cambria Math"/>
+                        </w:rPr>
+                        <m:t>y</m:t>
+                      </m:r>
+                    </m:e>
+                    <m:sub>
+                      <m:r>
+                        <w:rPr>
+                          <w:rFonts w:ascii="Cambria Math" w:hAnsi="Cambria Math"/>
+                        </w:rPr>
+                        <m:t>j</m:t>
+                      </m:r>
+                    </m:sub>
+                  </m:sSub>
+                </m:e>
+              </m:d>
+            </m:den>
+          </m:f>
+        </m:oMath>
+      </m:oMathPara>
+      <w:bookmarkEnd w:id="0"/>
     </w:p>
     <w:p>
       <w:pPr>
-        <w:pStyle w:val="Heading3"/>
-        <w:rPr>
-          <w:rFonts w:eastAsiaTheme="minorHAnsi"/>
+        <w:pStyle w:val="ListParagraph"/>
+        <w:numPr>
+          <w:ilvl w:val="0"/>
+          <w:numId w:val="3"/>
+        </w:numPr>
+      </w:pPr>
+      <w:r>
+        <w:rPr>
+          <w:rFonts w:eastAsiaTheme="minorEastAsia"/>
+        </w:rPr>
+        <w:t xml:space="preserve">If </w:t>
+      </w:r>
+      <m:oMath>
+        <m:sSub>
+          <m:sSubPr>
+            <m:ctrlPr>
+              <w:rPr>
+                <w:rFonts w:ascii="Cambria Math" w:hAnsi="Cambria Math"/>
+                <w:i/>
+              </w:rPr>
+            </m:ctrlPr>
+          </m:sSubPr>
+          <m:e>
+            <m:r>
+              <w:rPr>
+                <w:rFonts w:ascii="Cambria Math" w:hAnsi="Cambria Math"/>
+              </w:rPr>
+              <m:t>R</m:t>
+            </m:r>
+          </m:e>
+          <m:sub>
+            <m:r>
+              <w:rPr>
+                <w:rFonts w:ascii="Cambria Math" w:hAnsi="Cambria Math"/>
+              </w:rPr>
+              <m:t>ij</m:t>
+            </m:r>
+          </m:sub>
+        </m:sSub>
+      </m:oMath>
+      <w:r>
+        <w:rPr>
+          <w:rFonts w:eastAsiaTheme="minorEastAsia"/>
+        </w:rPr>
+        <w:t xml:space="preserve"> is </w:t>
+      </w:r>
+      <w:r>
+        <w:rPr>
+          <w:rFonts w:eastAsiaTheme="minorEastAsia"/>
+        </w:rPr>
+        <w:t>large, small input changes cause noticeable output changes → good injectivity.</w:t>
+      </w:r>
+    </w:p>
+    <w:p>
+      <w:pPr>
+        <w:pStyle w:val="ListParagraph"/>
+        <w:numPr>
+          <w:ilvl w:val="0"/>
+          <w:numId w:val="3"/>
+        </w:numPr>
+      </w:pPr>
+      <w:r>
+        <w:rPr>
+          <w:rFonts w:eastAsiaTheme="minorEastAsia"/>
+        </w:rPr>
+        <w:t xml:space="preserve">If </w:t>
+      </w:r>
+      <m:oMath>
+        <m:sSub>
+          <m:sSubPr>
+            <m:ctrlPr>
+              <w:rPr>
+                <w:rFonts w:ascii="Cambria Math" w:hAnsi="Cambria Math"/>
+                <w:i/>
+              </w:rPr>
+            </m:ctrlPr>
+          </m:sSubPr>
+          <m:e>
+            <m:r>
+              <w:rPr>
+                <w:rFonts w:ascii="Cambria Math" w:hAnsi="Cambria Math"/>
+              </w:rPr>
+              <m:t>R</m:t>
+            </m:r>
+          </m:e>
+          <m:sub>
+            <m:r>
+              <w:rPr>
+                <w:rFonts w:ascii="Cambria Math" w:hAnsi="Cambria Math"/>
+              </w:rPr>
+              <m:t>ij</m:t>
+            </m:r>
+          </m:sub>
+        </m:sSub>
+      </m:oMath>
+      <w:r>
+        <w:rPr>
+          <w:rFonts w:eastAsiaTheme="minorEastAsia"/>
+        </w:rPr>
+        <w:t xml:space="preserve"> is small</w:t>
+      </w:r>
+      <w:r>
+        <w:rPr>
+          <w:rFonts w:eastAsiaTheme="minorEastAsia"/>
+        </w:rPr>
+        <w:t xml:space="preserve">, </w:t>
+      </w:r>
+      <w:r>
+        <w:rPr>
+          <w:rFonts w:eastAsiaTheme="minorEastAsia"/>
+        </w:rPr>
+        <w:t>two far-apart inputs look almost the same → bad injectivity (ambiguous).</w:t>
+      </w:r>
+    </w:p>
+    <w:p>
+      <w:pPr>
+        <w:rPr>
+          <w:rFonts w:eastAsiaTheme="minorEastAsia"/>
+        </w:rPr>
+      </w:pPr>
+      <w:r>
+        <w:rPr>
+          <w:rFonts w:eastAsiaTheme="minorEastAsia"/>
+        </w:rPr>
+        <w:t xml:space="preserve">If we </w:t>
+      </w:r>
+      <w:r>
+        <w:rPr>
+          <w:rFonts w:eastAsiaTheme="minorEastAsia"/>
+        </w:rPr>
+        <w:t>minimum</w:t>
+      </w:r>
+      <w:r>
+        <w:rPr>
+          <w:rFonts w:eastAsiaTheme="minorEastAsia"/>
+        </w:rPr>
+        <w:t xml:space="preserve"> </w:t>
+      </w:r>
+      <m:oMath>
+        <m:sSub>
+          <m:sSubPr>
+            <m:ctrlPr>
+              <w:rPr>
+                <w:rFonts w:ascii="Cambria Math" w:hAnsi="Cambria Math"/>
+                <w:i/>
+              </w:rPr>
+            </m:ctrlPr>
+          </m:sSubPr>
+          <m:e>
+            <m:r>
+              <w:rPr>
+                <w:rFonts w:ascii="Cambria Math" w:hAnsi="Cambria Math"/>
+              </w:rPr>
+              <m:t>R</m:t>
+            </m:r>
+          </m:e>
+          <m:sub>
+            <m:r>
+              <w:rPr>
+                <w:rFonts w:ascii="Cambria Math" w:hAnsi="Cambria Math"/>
+              </w:rPr>
+              <m:t>ij</m:t>
+            </m:r>
+          </m:sub>
+        </m:sSub>
+      </m:oMath>
+      <w:r>
+        <w:rPr>
+          <w:rFonts w:eastAsiaTheme="minorEastAsia"/>
+        </w:rPr>
+        <w:t xml:space="preserve"> </w:t>
+      </w:r>
+      <w:r>
+        <w:rPr>
+          <w:rFonts w:eastAsiaTheme="minorEastAsia"/>
+        </w:rPr>
+        <w:t>across all pairs — this tells</w:t>
+      </w:r>
+      <w:r>
+        <w:rPr>
+          <w:rFonts w:eastAsiaTheme="minorEastAsia"/>
+        </w:rPr>
+        <w:t xml:space="preserve"> us </w:t>
+      </w:r>
+      <w:r>
+        <w:rPr>
+          <w:rFonts w:eastAsiaTheme="minorEastAsia"/>
+        </w:rPr>
+        <w:t xml:space="preserve">the worst case “confusion” </w:t>
+      </w:r>
+      <w:r>
+        <w:rPr>
+          <w:rFonts w:eastAsiaTheme="minorEastAsia"/>
+        </w:rPr>
+        <w:t>for a given design</w:t>
+      </w:r>
+      <w:r>
+        <w:rPr>
+          <w:rFonts w:eastAsiaTheme="minorEastAsia"/>
+        </w:rPr>
+        <w:t xml:space="preserve">. We can then </w:t>
+      </w:r>
+      <w:r>
+        <w:rPr>
+          <w:rFonts w:eastAsiaTheme="minorEastAsia"/>
+        </w:rPr>
+        <w:t>optimize the beam geometry so that this minimum ratio is as big as possible.</w:t>
+      </w:r>
+    </w:p>
+    <w:p>
+      <w:pPr>
+        <w:pStyle w:val="Heading2"/>
+        <w:rPr>
+          <w:rFonts w:eastAsiaTheme="minorEastAsia"/>
           <w:b/>
           <w:bCs/>
         </w:rPr>
       </w:pPr>
       <w:r>
         <w:rPr>
-          <w:rFonts w:eastAsiaTheme="minorHAnsi"/>
+          <w:rFonts w:eastAsiaTheme="minorEastAsia"/>
           <w:b/>
           <w:bCs/>
         </w:rPr>
-        <w:t xml:space="preserve">Single </w:t>
-      </w:r>
-      <w:r>
-        <w:rPr>
-          <w:rFonts w:eastAsiaTheme="minorHAnsi"/>
+        <w:lastRenderedPageBreak/>
+        <w:t>Optim</w:t>
+      </w:r>
+      <w:r>
+        <w:rPr>
+          <w:rFonts w:eastAsiaTheme="minorEastAsia"/>
           <w:b/>
           <w:bCs/>
         </w:rPr>
-        <w:t>P</w:t>
-      </w:r>
-      <w:r>
-        <w:rPr>
-          <w:rFonts w:eastAsiaTheme="minorHAnsi"/>
+        <w:t>ized</w:t>
+      </w:r>
+      <w:r>
+        <w:rPr>
+          <w:rFonts w:eastAsiaTheme="minorEastAsia"/>
           <w:b/>
           <w:bCs/>
         </w:rPr>
-        <w:t xml:space="preserve">oint </w:t>
-      </w:r>
-      <w:r>
-        <w:rPr>
-          <w:rFonts w:eastAsiaTheme="minorHAnsi"/>
+        <w:t xml:space="preserve"> Geometry </w:t>
+      </w:r>
+    </w:p>
+    <w:p>
+      <w:pPr>
+        <w:rPr>
+          <w:rFonts w:eastAsiaTheme="minorEastAsia"/>
+        </w:rPr>
+      </w:pPr>
+      <w:r>
+        <w:rPr>
+          <w:rFonts w:eastAsiaTheme="minorEastAsia"/>
+        </w:rPr>
+        <w:t>We now explore abstract geometries and numerical methods for deriving optimal geometries for force sensing. Force estimation accuracy degrades significantly for two-point forces compared to single-point forces. Small deviations in measured wrench—from sensor noise, disturbances, or hysteresis—cause large changes in estimated forces. The optimizer often converges to suboptimal local minima due to an ill-conditioned, nearly singular system. To address this, we propose an optimization framework that improves injectivity through geometric design. We use two metrics: local sensitivity and pairwise separation. Both metrics appear in our objective function to produce designs that are locally stable and globally unique.</w:t>
+      </w:r>
+    </w:p>
+    <w:p>
+      <w:pPr>
+        <w:rPr>
+          <w:rFonts w:eastAsiaTheme="minorEastAsia"/>
+        </w:rPr>
+      </w:pPr>
+      <w:r>
+        <w:rPr>
+          <w:rFonts w:eastAsiaTheme="minorEastAsia"/>
           <w:b/>
           <w:bCs/>
         </w:rPr>
-        <w:t>F</w:t>
-      </w:r>
-      <w:r>
-        <w:rPr>
-          <w:rFonts w:eastAsiaTheme="minorHAnsi"/>
-          <w:b/>
-          <w:bCs/>
-        </w:rPr>
-        <w:t xml:space="preserve">orce </w:t>
-      </w:r>
-      <w:r>
-        <w:rPr>
-          <w:rFonts w:eastAsiaTheme="minorHAnsi"/>
-          <w:b/>
-          <w:bCs/>
-        </w:rPr>
-        <w:t>C</w:t>
-      </w:r>
-      <w:r>
-        <w:rPr>
-          <w:rFonts w:eastAsiaTheme="minorHAnsi"/>
-          <w:b/>
-          <w:bCs/>
-        </w:rPr>
-        <w:t>ase</w:t>
+        <w:t>Combined objective:</w:t>
+      </w:r>
+      <w:r>
+        <w:rPr>
+          <w:rFonts w:eastAsiaTheme="minorEastAsia"/>
+        </w:rPr>
+        <w:t xml:space="preserve"> The discretized formulation using </w:t>
+      </w:r>
+      <m:oMath>
+        <m:r>
+          <w:rPr>
+            <w:rFonts w:ascii="Cambria Math" w:eastAsiaTheme="minorEastAsia" w:hAnsi="Cambria Math"/>
+          </w:rPr>
+          <m:t>N</m:t>
+        </m:r>
+      </m:oMath>
+      <w:r>
+        <w:rPr>
+          <w:rFonts w:eastAsiaTheme="minorEastAsia"/>
+        </w:rPr>
+        <w:t xml:space="preserve"> </w:t>
+      </w:r>
+      <w:r>
+        <w:rPr>
+          <w:rFonts w:eastAsiaTheme="minorEastAsia"/>
+        </w:rPr>
+        <w:t>sampled inputs is</w:t>
       </w:r>
     </w:p>
-    <w:tbl>
-      <w:tblPr>
-        <w:tblStyle w:val="TableGrid"/>
-        <w:tblW w:w="9951" w:type="dxa"/>
-        <w:tblLook w:val="04A0" w:firstRow="1" w:lastRow="0" w:firstColumn="1" w:lastColumn="0" w:noHBand="0" w:noVBand="1"/>
-      </w:tblPr>
-      <w:tblGrid>
-        <w:gridCol w:w="3021"/>
-        <w:gridCol w:w="2790"/>
-        <w:gridCol w:w="4140"/>
-      </w:tblGrid>
-      <w:tr>
-        <w:trPr>
-          <w:trHeight w:val="863"/>
-        </w:trPr>
-        <w:tc>
-          <w:tcPr>
-            <w:tcW w:w="3021" w:type="dxa"/>
-            <w:shd w:val="clear" w:color="auto" w:fill="D1D1D1" w:themeFill="background2" w:themeFillShade="E6"/>
-          </w:tcPr>
-          <w:p>
-            <w:pPr>
-              <w:rPr>
-                <w:rFonts w:eastAsiaTheme="minorEastAsia"/>
-                <w:b/>
-                <w:bCs/>
-              </w:rPr>
-            </w:pPr>
-            <w:r>
-              <w:rPr>
-                <w:rFonts w:eastAsiaTheme="minorEastAsia"/>
-                <w:b/>
-                <w:bCs/>
-              </w:rPr>
-              <w:t xml:space="preserve">Proximal Radius </w:t>
-            </w:r>
-            <m:oMath>
+    <w:p>
+      <w:pPr>
+        <w:rPr>
+          <w:rFonts w:eastAsiaTheme="minorEastAsia"/>
+          <w:sz w:val="28"/>
+          <w:szCs w:val="28"/>
+        </w:rPr>
+      </w:pPr>
+      <m:oMathPara>
+        <m:oMath>
+          <m:limLow>
+            <m:limLowPr>
+              <m:ctrlPr>
+                <w:rPr>
+                  <w:rFonts w:ascii="Cambria Math" w:eastAsiaTheme="minorEastAsia" w:hAnsi="Cambria Math"/>
+                  <w:i/>
+                  <w:sz w:val="28"/>
+                  <w:szCs w:val="28"/>
+                </w:rPr>
+              </m:ctrlPr>
+            </m:limLowPr>
+            <m:e>
+              <m:r>
+                <m:rPr>
+                  <m:sty m:val="p"/>
+                </m:rPr>
+                <w:rPr>
+                  <w:rFonts w:ascii="Cambria Math" w:hAnsi="Cambria Math"/>
+                  <w:sz w:val="28"/>
+                  <w:szCs w:val="28"/>
+                </w:rPr>
+                <m:t>max</m:t>
+              </m:r>
+            </m:e>
+            <m:lim>
+              <m:r>
+                <w:rPr>
+                  <w:rFonts w:ascii="Cambria Math" w:eastAsiaTheme="minorEastAsia" w:hAnsi="Cambria Math"/>
+                  <w:sz w:val="28"/>
+                  <w:szCs w:val="28"/>
+                </w:rPr>
+                <m:t xml:space="preserve">r ∈ </m:t>
+              </m:r>
+              <m:sSup>
+                <m:sSupPr>
+                  <m:ctrlPr>
+                    <w:rPr>
+                      <w:rFonts w:ascii="Cambria Math" w:eastAsiaTheme="minorEastAsia" w:hAnsi="Cambria Math"/>
+                      <w:i/>
+                      <w:sz w:val="28"/>
+                      <w:szCs w:val="28"/>
+                    </w:rPr>
+                  </m:ctrlPr>
+                </m:sSupPr>
+                <m:e>
+                  <m:r>
+                    <m:rPr>
+                      <m:scr m:val="double-struck"/>
+                    </m:rPr>
+                    <w:rPr>
+                      <w:rFonts w:ascii="Cambria Math" w:eastAsiaTheme="minorEastAsia" w:hAnsi="Cambria Math"/>
+                      <w:sz w:val="28"/>
+                      <w:szCs w:val="28"/>
+                    </w:rPr>
+                    <m:t>R</m:t>
+                  </m:r>
+                </m:e>
+                <m:sup>
+                  <m:r>
+                    <w:rPr>
+                      <w:rFonts w:ascii="Cambria Math" w:eastAsiaTheme="minorEastAsia" w:hAnsi="Cambria Math"/>
+                      <w:sz w:val="28"/>
+                      <w:szCs w:val="28"/>
+                    </w:rPr>
+                    <m:t>n</m:t>
+                  </m:r>
+                </m:sup>
+              </m:sSup>
+            </m:lim>
+          </m:limLow>
+          <m:d>
+            <m:dPr>
+              <m:ctrlPr>
+                <w:rPr>
+                  <w:rFonts w:ascii="Cambria Math" w:eastAsiaTheme="minorEastAsia" w:hAnsi="Cambria Math"/>
+                  <w:i/>
+                  <w:sz w:val="28"/>
+                  <w:szCs w:val="28"/>
+                </w:rPr>
+              </m:ctrlPr>
+            </m:dPr>
+            <m:e>
+              <m:r>
+                <w:rPr>
+                  <w:rFonts w:ascii="Cambria Math" w:eastAsiaTheme="minorEastAsia" w:hAnsi="Cambria Math"/>
+                  <w:sz w:val="28"/>
+                  <w:szCs w:val="28"/>
+                </w:rPr>
+                <m:t>α</m:t>
+              </m:r>
               <m:sSub>
                 <m:sSubPr>
                   <m:ctrlPr>
                     <w:rPr>
                       <w:rFonts w:ascii="Cambria Math" w:eastAsiaTheme="minorEastAsia" w:hAnsi="Cambria Math"/>
-                      <w:b/>
-                      <w:bCs/>
-                      <w:i/>
+                      <w:sz w:val="28"/>
+                      <w:szCs w:val="28"/>
+                    </w:rPr>
+                  </m:ctrlPr>
+                </m:sSubPr>
+                <m:e>
+                  <m:r>
+                    <w:rPr>
+                      <w:rFonts w:ascii="Cambria Math" w:eastAsiaTheme="minorEastAsia" w:hAnsi="Cambria Math"/>
+                      <w:sz w:val="28"/>
+                      <w:szCs w:val="28"/>
+                    </w:rPr>
+                    <m:t>⋅σ</m:t>
+                  </m:r>
+                </m:e>
+                <m:sub>
+                  <m:r>
+                    <m:rPr>
+                      <m:sty m:val="p"/>
+                    </m:rPr>
+                    <w:rPr>
+                      <w:rFonts w:ascii="Cambria Math" w:eastAsiaTheme="minorEastAsia" w:hAnsi="Cambria Math"/>
+                      <w:sz w:val="28"/>
+                      <w:szCs w:val="28"/>
+                    </w:rPr>
+                    <m:t>min</m:t>
+                  </m:r>
+                </m:sub>
+              </m:sSub>
+              <m:r>
+                <w:rPr>
+                  <w:rFonts w:ascii="Cambria Math" w:eastAsiaTheme="minorEastAsia" w:hAnsi="Cambria Math"/>
+                  <w:sz w:val="28"/>
+                  <w:szCs w:val="28"/>
+                </w:rPr>
+                <m:t>+(1-α)⋅</m:t>
+              </m:r>
+              <m:sSub>
+                <m:sSubPr>
+                  <m:ctrlPr>
+                    <w:rPr>
+                      <w:rFonts w:ascii="Cambria Math" w:eastAsiaTheme="minorEastAsia" w:hAnsi="Cambria Math"/>
+                      <w:sz w:val="28"/>
+                      <w:szCs w:val="28"/>
                     </w:rPr>
                   </m:ctrlPr>
                 </m:sSubPr>
                 <m:e>
                   <m:r>
                     <m:rPr>
-                      <m:sty m:val="bi"/>
+                      <m:sty m:val="p"/>
                     </m:rPr>
                     <w:rPr>
                       <w:rFonts w:ascii="Cambria Math" w:eastAsiaTheme="minorEastAsia" w:hAnsi="Cambria Math"/>
+                      <w:sz w:val="28"/>
+                      <w:szCs w:val="28"/>
                     </w:rPr>
-                    <m:t>r</m:t>
+                    <m:t>Δ</m:t>
                   </m:r>
                 </m:e>
                 <m:sub>
                   <m:r>
                     <m:rPr>
-                      <m:sty m:val="bi"/>
+                      <m:sty m:val="p"/>
                     </m:rPr>
                     <w:rPr>
                       <w:rFonts w:ascii="Cambria Math" w:eastAsiaTheme="minorEastAsia" w:hAnsi="Cambria Math"/>
-                    </w:rPr>
-                    <m:t>1</m:t>
-                  </m:r>
-                </m:sub>
-              </m:sSub>
-              <m:r>
-                <m:rPr>
-                  <m:sty m:val="bi"/>
-                </m:rPr>
-                <w:rPr>
-                  <w:rFonts w:ascii="Cambria Math" w:eastAsiaTheme="minorEastAsia" w:hAnsi="Cambria Math"/>
-                </w:rPr>
-                <m:t xml:space="preserve"> (mm)</m:t>
-              </m:r>
-            </m:oMath>
-          </w:p>
-        </w:tc>
-        <w:tc>
-          <w:tcPr>
-            <w:tcW w:w="2790" w:type="dxa"/>
-            <w:shd w:val="clear" w:color="auto" w:fill="D1D1D1" w:themeFill="background2" w:themeFillShade="E6"/>
-          </w:tcPr>
-          <w:p>
-            <w:pPr>
-              <w:rPr>
-                <w:rFonts w:ascii="Aptos" w:eastAsia="Times New Roman" w:hAnsi="Aptos" w:cs="Times New Roman"/>
-                <w:b/>
-                <w:bCs/>
-                <w:iCs/>
-              </w:rPr>
-            </w:pPr>
-            <w:r>
-              <w:rPr>
-                <w:rFonts w:ascii="Aptos" w:eastAsia="Times New Roman" w:hAnsi="Aptos" w:cs="Times New Roman"/>
-                <w:b/>
-                <w:bCs/>
-                <w:iCs/>
-              </w:rPr>
-              <w:t xml:space="preserve">Distal Radius </w:t>
-            </w:r>
-            <m:oMath>
-              <m:sSub>
-                <m:sSubPr>
-                  <m:ctrlPr>
-                    <w:rPr>
-                      <w:rFonts w:ascii="Cambria Math" w:eastAsiaTheme="minorEastAsia" w:hAnsi="Cambria Math"/>
-                      <w:b/>
-                      <w:bCs/>
-                      <w:i/>
-                    </w:rPr>
-                  </m:ctrlPr>
-                </m:sSubPr>
-                <m:e>
-                  <m:r>
-                    <m:rPr>
-                      <m:sty m:val="bi"/>
-                    </m:rPr>
-                    <w:rPr>
-                      <w:rFonts w:ascii="Cambria Math" w:eastAsiaTheme="minorEastAsia" w:hAnsi="Cambria Math"/>
-                    </w:rPr>
-                    <m:t>r</m:t>
-                  </m:r>
-                </m:e>
-                <m:sub>
-                  <m:r>
-                    <m:rPr>
-                      <m:sty m:val="bi"/>
-                    </m:rPr>
-                    <w:rPr>
-                      <w:rFonts w:ascii="Cambria Math" w:eastAsiaTheme="minorEastAsia" w:hAnsi="Cambria Math"/>
-                    </w:rPr>
-                    <m:t>2</m:t>
-                  </m:r>
-                </m:sub>
-              </m:sSub>
-              <m:r>
-                <m:rPr>
-                  <m:sty m:val="bi"/>
-                </m:rPr>
-                <w:rPr>
-                  <w:rFonts w:ascii="Cambria Math" w:eastAsiaTheme="minorEastAsia" w:hAnsi="Cambria Math"/>
-                </w:rPr>
-                <m:t xml:space="preserve"> (mm)</m:t>
-              </m:r>
-            </m:oMath>
-          </w:p>
-        </w:tc>
-        <w:tc>
-          <w:tcPr>
-            <w:tcW w:w="4140" w:type="dxa"/>
-            <w:shd w:val="clear" w:color="auto" w:fill="D1D1D1" w:themeFill="background2" w:themeFillShade="E6"/>
-          </w:tcPr>
-          <w:p>
-            <w:pPr>
-              <w:rPr>
-                <w:rFonts w:eastAsiaTheme="minorEastAsia"/>
-                <w:b/>
-                <w:bCs/>
-              </w:rPr>
-            </w:pPr>
-            <w:r>
-              <w:rPr>
-                <w:rFonts w:ascii="Aptos" w:eastAsia="Times New Roman" w:hAnsi="Aptos" w:cs="Times New Roman"/>
-                <w:b/>
-                <w:bCs/>
-              </w:rPr>
-              <w:t xml:space="preserve">Mean of The Lowest 10% of </w:t>
-            </w:r>
-            <w:r>
-              <w:rPr>
-                <w:rFonts w:ascii="Aptos" w:eastAsia="Times New Roman" w:hAnsi="Aptos" w:cs="Times New Roman"/>
-                <w:b/>
-                <w:bCs/>
-              </w:rPr>
-              <w:t>S</w:t>
-            </w:r>
-            <w:r>
-              <w:rPr>
-                <w:rFonts w:ascii="Aptos" w:eastAsia="Times New Roman" w:hAnsi="Aptos" w:cs="Times New Roman"/>
-                <w:b/>
-                <w:bCs/>
-              </w:rPr>
-              <w:t xml:space="preserve">ingular </w:t>
-            </w:r>
-            <w:r>
-              <w:rPr>
-                <w:rFonts w:ascii="Aptos" w:eastAsia="Times New Roman" w:hAnsi="Aptos" w:cs="Times New Roman"/>
-                <w:b/>
-                <w:bCs/>
-              </w:rPr>
-              <w:t>V</w:t>
-            </w:r>
-            <w:r>
-              <w:rPr>
-                <w:rFonts w:ascii="Aptos" w:eastAsia="Times New Roman" w:hAnsi="Aptos" w:cs="Times New Roman"/>
-                <w:b/>
-                <w:bCs/>
-              </w:rPr>
-              <w:t xml:space="preserve">alues </w:t>
-            </w:r>
-            <m:oMath>
-              <m:sSubSup>
-                <m:sSubSupPr>
-                  <m:ctrlPr>
-                    <w:rPr>
-                      <w:rFonts w:ascii="Cambria Math" w:eastAsia="Times New Roman" w:hAnsi="Cambria Math" w:cs="Times New Roman"/>
-                      <w:b/>
-                      <w:bCs/>
-                      <w:i/>
-                    </w:rPr>
-                  </m:ctrlPr>
-                </m:sSubSupPr>
-                <m:e>
-                  <m:r>
-                    <m:rPr>
-                      <m:sty m:val="bi"/>
-                    </m:rPr>
-                    <w:rPr>
-                      <w:rFonts w:ascii="Cambria Math" w:eastAsia="Times New Roman" w:hAnsi="Cambria Math" w:cs="Times New Roman"/>
-                    </w:rPr>
-                    <m:t>σ</m:t>
-                  </m:r>
-                </m:e>
-                <m:sub>
-                  <m:r>
-                    <m:rPr>
-                      <m:sty m:val="bi"/>
-                    </m:rPr>
-                    <w:rPr>
-                      <w:rFonts w:ascii="Cambria Math" w:eastAsia="Times New Roman" w:hAnsi="Cambria Math" w:cs="Times New Roman"/>
+                      <w:sz w:val="28"/>
+                      <w:szCs w:val="28"/>
                     </w:rPr>
                     <m:t>min</m:t>
                   </m:r>
                 </m:sub>
-                <m:sup>
-                  <m:r>
-                    <m:rPr>
-                      <m:sty m:val="bi"/>
-                    </m:rPr>
-                    <w:rPr>
-                      <w:rFonts w:ascii="Cambria Math" w:eastAsia="Times New Roman" w:hAnsi="Cambria Math" w:cs="Times New Roman"/>
-                    </w:rPr>
-                    <m:t>10%</m:t>
-                  </m:r>
-                </m:sup>
-              </m:sSubSup>
-            </m:oMath>
-          </w:p>
-        </w:tc>
-      </w:tr>
-      <w:tr>
-        <w:tc>
-          <w:tcPr>
-            <w:tcW w:w="3021" w:type="dxa"/>
-          </w:tcPr>
-          <w:p>
-            <w:pPr>
-              <w:rPr>
-                <w:rFonts w:eastAsiaTheme="minorEastAsia"/>
-              </w:rPr>
-            </w:pPr>
-            <w:r>
-              <w:rPr>
-                <w:rFonts w:eastAsiaTheme="minorEastAsia"/>
-              </w:rPr>
-              <w:t>1.25</w:t>
-            </w:r>
-          </w:p>
-        </w:tc>
-        <w:tc>
-          <w:tcPr>
-            <w:tcW w:w="2790" w:type="dxa"/>
-          </w:tcPr>
-          <w:p>
-            <w:pPr>
-              <w:rPr>
-                <w:rFonts w:eastAsiaTheme="minorEastAsia"/>
-              </w:rPr>
-            </w:pPr>
-            <w:r>
-              <w:rPr>
-                <w:rFonts w:eastAsiaTheme="minorEastAsia"/>
-              </w:rPr>
-              <w:t>1.25</w:t>
-            </w:r>
-          </w:p>
-        </w:tc>
-        <w:tc>
-          <w:tcPr>
-            <w:tcW w:w="4140" w:type="dxa"/>
-          </w:tcPr>
-          <w:p>
-            <w:pPr>
-              <w:rPr>
-                <w:rFonts w:eastAsiaTheme="minorEastAsia"/>
-              </w:rPr>
-            </w:pPr>
-            <w:r>
-              <w:rPr>
-                <w:rFonts w:eastAsiaTheme="minorEastAsia"/>
-              </w:rPr>
-              <w:t>0.0046</w:t>
-            </w:r>
-          </w:p>
-        </w:tc>
-      </w:tr>
-      <w:tr>
-        <w:tc>
-          <w:tcPr>
-            <w:tcW w:w="3021" w:type="dxa"/>
-          </w:tcPr>
-          <w:p>
-            <w:pPr>
-              <w:rPr>
-                <w:rFonts w:eastAsiaTheme="minorEastAsia"/>
-              </w:rPr>
-            </w:pPr>
-            <w:r>
-              <w:rPr>
-                <w:rFonts w:eastAsiaTheme="minorEastAsia"/>
-              </w:rPr>
-              <w:t>2</w:t>
-            </w:r>
-          </w:p>
-        </w:tc>
-        <w:tc>
-          <w:tcPr>
-            <w:tcW w:w="2790" w:type="dxa"/>
-          </w:tcPr>
-          <w:p>
-            <w:pPr>
-              <w:rPr>
-                <w:rFonts w:eastAsiaTheme="minorEastAsia"/>
-              </w:rPr>
-            </w:pPr>
-            <w:r>
-              <w:rPr>
-                <w:rFonts w:eastAsiaTheme="minorEastAsia"/>
-              </w:rPr>
-              <w:t>1</w:t>
-            </w:r>
-          </w:p>
-        </w:tc>
-        <w:tc>
-          <w:tcPr>
-            <w:tcW w:w="4140" w:type="dxa"/>
-          </w:tcPr>
-          <w:p>
-            <w:pPr>
-              <w:rPr>
-                <w:rFonts w:eastAsiaTheme="minorEastAsia"/>
-              </w:rPr>
-            </w:pPr>
-            <w:r>
-              <w:rPr>
-                <w:rFonts w:eastAsiaTheme="minorEastAsia"/>
-              </w:rPr>
-              <w:t>0.0099</w:t>
-            </w:r>
-          </w:p>
-        </w:tc>
-      </w:tr>
-      <w:tr>
-        <w:tc>
-          <w:tcPr>
-            <w:tcW w:w="3021" w:type="dxa"/>
-          </w:tcPr>
-          <w:p>
-            <w:pPr>
-              <w:rPr>
-                <w:rFonts w:eastAsiaTheme="minorEastAsia"/>
-              </w:rPr>
-            </w:pPr>
-            <w:r>
-              <w:rPr>
-                <w:rFonts w:eastAsiaTheme="minorEastAsia"/>
-              </w:rPr>
-              <w:t>3</w:t>
-            </w:r>
-          </w:p>
-        </w:tc>
-        <w:tc>
-          <w:tcPr>
-            <w:tcW w:w="2790" w:type="dxa"/>
-          </w:tcPr>
-          <w:p>
-            <w:pPr>
-              <w:rPr>
-                <w:rFonts w:eastAsiaTheme="minorEastAsia"/>
-              </w:rPr>
-            </w:pPr>
-            <w:r>
-              <w:rPr>
-                <w:rFonts w:eastAsiaTheme="minorEastAsia"/>
-              </w:rPr>
-              <w:t>1</w:t>
-            </w:r>
-          </w:p>
-        </w:tc>
-        <w:tc>
-          <w:tcPr>
-            <w:tcW w:w="4140" w:type="dxa"/>
-          </w:tcPr>
-          <w:p>
-            <w:pPr>
-              <w:rPr>
-                <w:rFonts w:eastAsiaTheme="minorEastAsia"/>
-              </w:rPr>
-            </w:pPr>
-            <w:r>
-              <w:rPr>
-                <w:rFonts w:eastAsiaTheme="minorEastAsia"/>
-              </w:rPr>
-              <w:t>0.0207</w:t>
-            </w:r>
-          </w:p>
-        </w:tc>
-      </w:tr>
-      <w:tr>
-        <w:tc>
-          <w:tcPr>
-            <w:tcW w:w="3021" w:type="dxa"/>
-          </w:tcPr>
-          <w:p>
-            <w:pPr>
-              <w:rPr>
-                <w:rFonts w:eastAsiaTheme="minorEastAsia"/>
-              </w:rPr>
-            </w:pPr>
-            <w:r>
-              <w:rPr>
-                <w:rFonts w:eastAsiaTheme="minorEastAsia"/>
-              </w:rPr>
-              <w:t>3</w:t>
-            </w:r>
-          </w:p>
-        </w:tc>
-        <w:tc>
-          <w:tcPr>
-            <w:tcW w:w="2790" w:type="dxa"/>
-          </w:tcPr>
-          <w:p>
-            <w:pPr>
-              <w:rPr>
-                <w:rFonts w:eastAsiaTheme="minorEastAsia"/>
-              </w:rPr>
-            </w:pPr>
-            <w:r>
-              <w:rPr>
-                <w:rFonts w:eastAsiaTheme="minorEastAsia"/>
-              </w:rPr>
-              <w:t>3</w:t>
-            </w:r>
-          </w:p>
-        </w:tc>
-        <w:tc>
-          <w:tcPr>
-            <w:tcW w:w="4140" w:type="dxa"/>
-          </w:tcPr>
-          <w:p>
-            <w:pPr>
-              <w:rPr>
-                <w:rFonts w:eastAsiaTheme="minorEastAsia"/>
-              </w:rPr>
-            </w:pPr>
-            <w:r>
-              <w:rPr>
-                <w:rFonts w:eastAsiaTheme="minorEastAsia"/>
-              </w:rPr>
-              <w:t>0.0312</w:t>
-            </w:r>
-          </w:p>
-        </w:tc>
-      </w:tr>
-    </w:tbl>
-    <w:p>
-      <w:pPr>
-        <w:rPr>
-          <w:rFonts w:eastAsiaTheme="minorEastAsia"/>
-          <w:b/>
-          <w:bCs/>
-        </w:rPr>
-      </w:pPr>
-      <w:r>
-        <w:rPr>
-          <w:rFonts w:eastAsiaTheme="minorEastAsia"/>
-          <w:b/>
-          <w:bCs/>
-        </w:rPr>
-        <w:t xml:space="preserve">Table 1: </w:t>
-      </w:r>
-      <w:r>
-        <w:rPr>
-          <w:rFonts w:eastAsiaTheme="minorEastAsia"/>
-        </w:rPr>
-        <w:t>Effect of link taper on the mean of the lowest 10% of singular values for single point-force case. Higher values indicate better conditioning (further from singularity).</w:t>
-      </w:r>
+              </m:sSub>
+            </m:e>
+          </m:d>
+        </m:oMath>
+      </m:oMathPara>
     </w:p>
     <w:p>
       <w:pPr>
-        <w:pStyle w:val="Heading3"/>
-        <w:rPr>
-          <w:rFonts w:eastAsiaTheme="minorHAnsi"/>
-          <w:b/>
-          <w:bCs/>
+        <w:rPr>
+          <w:rFonts w:eastAsiaTheme="minorEastAsia"/>
         </w:rPr>
       </w:pPr>
       <w:r>
         <w:rPr>
-          <w:rFonts w:eastAsiaTheme="minorHAnsi"/>
-          <w:b/>
-          <w:bCs/>
-        </w:rPr>
-        <w:t>Two P</w:t>
-      </w:r>
-      <w:r>
-        <w:rPr>
-          <w:rFonts w:eastAsiaTheme="minorHAnsi"/>
-          <w:b/>
-          <w:bCs/>
-        </w:rPr>
-        <w:t xml:space="preserve">oint </w:t>
-      </w:r>
-      <w:r>
-        <w:rPr>
-          <w:rFonts w:eastAsiaTheme="minorHAnsi"/>
-          <w:b/>
-          <w:bCs/>
-        </w:rPr>
-        <w:t>F</w:t>
-      </w:r>
-      <w:r>
-        <w:rPr>
-          <w:rFonts w:eastAsiaTheme="minorHAnsi"/>
-          <w:b/>
-          <w:bCs/>
-        </w:rPr>
-        <w:t xml:space="preserve">orce </w:t>
-      </w:r>
-      <w:r>
-        <w:rPr>
-          <w:rFonts w:eastAsiaTheme="minorHAnsi"/>
-          <w:b/>
-          <w:bCs/>
-        </w:rPr>
-        <w:t>C</w:t>
-      </w:r>
-      <w:r>
-        <w:rPr>
-          <w:rFonts w:eastAsiaTheme="minorHAnsi"/>
-          <w:b/>
-          <w:bCs/>
-        </w:rPr>
-        <w:t>ase</w:t>
-      </w:r>
-    </w:p>
-    <w:tbl>
-      <w:tblPr>
-        <w:tblStyle w:val="TableGrid"/>
-        <w:tblW w:w="9951" w:type="dxa"/>
-        <w:tblLook w:val="04A0" w:firstRow="1" w:lastRow="0" w:firstColumn="1" w:lastColumn="0" w:noHBand="0" w:noVBand="1"/>
-      </w:tblPr>
-      <w:tblGrid>
-        <w:gridCol w:w="3021"/>
-        <w:gridCol w:w="2790"/>
-        <w:gridCol w:w="4140"/>
-      </w:tblGrid>
-      <w:tr>
-        <w:trPr>
-          <w:trHeight w:val="863"/>
-        </w:trPr>
-        <w:tc>
-          <w:tcPr>
-            <w:tcW w:w="3021" w:type="dxa"/>
-            <w:shd w:val="clear" w:color="auto" w:fill="D1D1D1" w:themeFill="background2" w:themeFillShade="E6"/>
-          </w:tcPr>
-          <w:p>
-            <w:pPr>
-              <w:rPr>
-                <w:rFonts w:eastAsiaTheme="minorEastAsia"/>
-                <w:b/>
-                <w:bCs/>
-              </w:rPr>
-            </w:pPr>
-            <w:r>
-              <w:rPr>
-                <w:rFonts w:eastAsiaTheme="minorEastAsia"/>
-                <w:b/>
-                <w:bCs/>
-              </w:rPr>
-              <w:t xml:space="preserve">Proximal Radius </w:t>
-            </w:r>
-            <m:oMath>
-              <m:sSub>
-                <m:sSubPr>
-                  <m:ctrlPr>
-                    <w:rPr>
-                      <w:rFonts w:ascii="Cambria Math" w:eastAsiaTheme="minorEastAsia" w:hAnsi="Cambria Math"/>
-                      <w:b/>
-                      <w:bCs/>
-                      <w:i/>
-                    </w:rPr>
-                  </m:ctrlPr>
-                </m:sSubPr>
-                <m:e>
-                  <m:r>
-                    <m:rPr>
-                      <m:sty m:val="bi"/>
-                    </m:rPr>
-                    <w:rPr>
-                      <w:rFonts w:ascii="Cambria Math" w:eastAsiaTheme="minorEastAsia" w:hAnsi="Cambria Math"/>
-                    </w:rPr>
-                    <m:t>r</m:t>
-                  </m:r>
-                </m:e>
-                <m:sub>
-                  <m:r>
-                    <m:rPr>
-                      <m:sty m:val="bi"/>
-                    </m:rPr>
-                    <w:rPr>
-                      <w:rFonts w:ascii="Cambria Math" w:eastAsiaTheme="minorEastAsia" w:hAnsi="Cambria Math"/>
-                    </w:rPr>
-                    <m:t>1</m:t>
-                  </m:r>
-                </m:sub>
-              </m:sSub>
-              <m:r>
-                <m:rPr>
-                  <m:sty m:val="bi"/>
-                </m:rPr>
-                <w:rPr>
-                  <w:rFonts w:ascii="Cambria Math" w:eastAsiaTheme="minorEastAsia" w:hAnsi="Cambria Math"/>
-                </w:rPr>
-                <m:t xml:space="preserve"> (mm)</m:t>
-              </m:r>
-            </m:oMath>
-          </w:p>
-        </w:tc>
-        <w:tc>
-          <w:tcPr>
-            <w:tcW w:w="2790" w:type="dxa"/>
-            <w:shd w:val="clear" w:color="auto" w:fill="D1D1D1" w:themeFill="background2" w:themeFillShade="E6"/>
-          </w:tcPr>
-          <w:p>
-            <w:pPr>
-              <w:rPr>
-                <w:rFonts w:ascii="Aptos" w:eastAsia="Times New Roman" w:hAnsi="Aptos" w:cs="Times New Roman"/>
-                <w:b/>
-                <w:bCs/>
-                <w:iCs/>
-              </w:rPr>
-            </w:pPr>
-            <w:r>
-              <w:rPr>
-                <w:rFonts w:ascii="Aptos" w:eastAsia="Times New Roman" w:hAnsi="Aptos" w:cs="Times New Roman"/>
-                <w:b/>
-                <w:bCs/>
-                <w:iCs/>
-              </w:rPr>
-              <w:t xml:space="preserve">Distal Radius </w:t>
-            </w:r>
-            <m:oMath>
-              <m:sSub>
-                <m:sSubPr>
-                  <m:ctrlPr>
-                    <w:rPr>
-                      <w:rFonts w:ascii="Cambria Math" w:eastAsiaTheme="minorEastAsia" w:hAnsi="Cambria Math"/>
-                      <w:b/>
-                      <w:bCs/>
-                      <w:i/>
-                    </w:rPr>
-                  </m:ctrlPr>
-                </m:sSubPr>
-                <m:e>
-                  <m:r>
-                    <m:rPr>
-                      <m:sty m:val="bi"/>
-                    </m:rPr>
-                    <w:rPr>
-                      <w:rFonts w:ascii="Cambria Math" w:eastAsiaTheme="minorEastAsia" w:hAnsi="Cambria Math"/>
-                    </w:rPr>
-                    <m:t>r</m:t>
-                  </m:r>
-                </m:e>
-                <m:sub>
-                  <m:r>
-                    <m:rPr>
-                      <m:sty m:val="bi"/>
-                    </m:rPr>
-                    <w:rPr>
-                      <w:rFonts w:ascii="Cambria Math" w:eastAsiaTheme="minorEastAsia" w:hAnsi="Cambria Math"/>
-                    </w:rPr>
-                    <m:t>2</m:t>
-                  </m:r>
-                </m:sub>
-              </m:sSub>
-              <m:r>
-                <m:rPr>
-                  <m:sty m:val="bi"/>
-                </m:rPr>
-                <w:rPr>
-                  <w:rFonts w:ascii="Cambria Math" w:eastAsiaTheme="minorEastAsia" w:hAnsi="Cambria Math"/>
-                </w:rPr>
-                <m:t xml:space="preserve"> (mm)</m:t>
-              </m:r>
-            </m:oMath>
-          </w:p>
-        </w:tc>
-        <w:tc>
-          <w:tcPr>
-            <w:tcW w:w="4140" w:type="dxa"/>
-            <w:shd w:val="clear" w:color="auto" w:fill="D1D1D1" w:themeFill="background2" w:themeFillShade="E6"/>
-          </w:tcPr>
-          <w:p>
-            <w:pPr>
-              <w:rPr>
-                <w:rFonts w:eastAsiaTheme="minorEastAsia"/>
-                <w:b/>
-                <w:bCs/>
-              </w:rPr>
-            </w:pPr>
-            <w:r>
-              <w:rPr>
-                <w:rFonts w:ascii="Aptos" w:eastAsia="Times New Roman" w:hAnsi="Aptos" w:cs="Times New Roman"/>
-                <w:b/>
-                <w:bCs/>
-              </w:rPr>
-              <w:t xml:space="preserve">Mean of The Lowest 10% of Singular Values </w:t>
-            </w:r>
-            <m:oMath>
-              <m:sSubSup>
-                <m:sSubSupPr>
-                  <m:ctrlPr>
-                    <w:rPr>
-                      <w:rFonts w:ascii="Cambria Math" w:eastAsia="Times New Roman" w:hAnsi="Cambria Math" w:cs="Times New Roman"/>
-                      <w:b/>
-                      <w:bCs/>
-                      <w:i/>
-                    </w:rPr>
-                  </m:ctrlPr>
-                </m:sSubSupPr>
-                <m:e>
-                  <m:r>
-                    <m:rPr>
-                      <m:sty m:val="bi"/>
-                    </m:rPr>
-                    <w:rPr>
-                      <w:rFonts w:ascii="Cambria Math" w:eastAsia="Times New Roman" w:hAnsi="Cambria Math" w:cs="Times New Roman"/>
-                    </w:rPr>
-                    <m:t>σ</m:t>
-                  </m:r>
-                </m:e>
-                <m:sub>
-                  <m:r>
-                    <m:rPr>
-                      <m:sty m:val="bi"/>
-                    </m:rPr>
-                    <w:rPr>
-                      <w:rFonts w:ascii="Cambria Math" w:eastAsia="Times New Roman" w:hAnsi="Cambria Math" w:cs="Times New Roman"/>
-                    </w:rPr>
-                    <m:t>min</m:t>
-                  </m:r>
-                </m:sub>
-                <m:sup>
-                  <m:r>
-                    <m:rPr>
-                      <m:sty m:val="bi"/>
-                    </m:rPr>
-                    <w:rPr>
-                      <w:rFonts w:ascii="Cambria Math" w:eastAsia="Times New Roman" w:hAnsi="Cambria Math" w:cs="Times New Roman"/>
-                    </w:rPr>
-                    <m:t>10%</m:t>
-                  </m:r>
-                </m:sup>
-              </m:sSubSup>
-            </m:oMath>
-          </w:p>
-        </w:tc>
-      </w:tr>
-      <w:tr>
-        <w:tc>
-          <w:tcPr>
-            <w:tcW w:w="3021" w:type="dxa"/>
-          </w:tcPr>
-          <w:p>
-            <w:pPr>
-              <w:rPr>
-                <w:rFonts w:eastAsiaTheme="minorEastAsia"/>
-              </w:rPr>
-            </w:pPr>
-            <w:r>
-              <w:rPr>
-                <w:rFonts w:eastAsiaTheme="minorEastAsia"/>
-              </w:rPr>
-              <w:t>1.25</w:t>
-            </w:r>
-          </w:p>
-        </w:tc>
-        <w:tc>
-          <w:tcPr>
-            <w:tcW w:w="2790" w:type="dxa"/>
-          </w:tcPr>
-          <w:p>
-            <w:pPr>
-              <w:rPr>
-                <w:rFonts w:eastAsiaTheme="minorEastAsia"/>
-              </w:rPr>
-            </w:pPr>
-            <w:r>
-              <w:rPr>
-                <w:rFonts w:eastAsiaTheme="minorEastAsia"/>
-              </w:rPr>
-              <w:t>1.25</w:t>
-            </w:r>
-          </w:p>
-        </w:tc>
-        <w:tc>
-          <w:tcPr>
-            <w:tcW w:w="4140" w:type="dxa"/>
-          </w:tcPr>
-          <w:p>
-            <w:pPr>
-              <w:rPr>
-                <w:rFonts w:eastAsiaTheme="minorEastAsia"/>
-              </w:rPr>
-            </w:pPr>
-            <w:r>
-              <w:rPr>
-                <w:rFonts w:eastAsiaTheme="minorEastAsia"/>
-              </w:rPr>
-              <w:t>0.0143</w:t>
-            </w:r>
-          </w:p>
-        </w:tc>
-      </w:tr>
-      <w:tr>
-        <w:tc>
-          <w:tcPr>
-            <w:tcW w:w="3021" w:type="dxa"/>
-          </w:tcPr>
-          <w:p>
-            <w:pPr>
-              <w:rPr>
-                <w:rFonts w:eastAsiaTheme="minorEastAsia"/>
-              </w:rPr>
-            </w:pPr>
-            <w:r>
-              <w:rPr>
-                <w:rFonts w:eastAsiaTheme="minorEastAsia"/>
-              </w:rPr>
-              <w:t>2</w:t>
-            </w:r>
-          </w:p>
-        </w:tc>
-        <w:tc>
-          <w:tcPr>
-            <w:tcW w:w="2790" w:type="dxa"/>
-          </w:tcPr>
-          <w:p>
-            <w:pPr>
-              <w:rPr>
-                <w:rFonts w:eastAsiaTheme="minorEastAsia"/>
-              </w:rPr>
-            </w:pPr>
-            <w:r>
-              <w:rPr>
-                <w:rFonts w:eastAsiaTheme="minorEastAsia"/>
-              </w:rPr>
-              <w:t>1</w:t>
-            </w:r>
-          </w:p>
-        </w:tc>
-        <w:tc>
-          <w:tcPr>
-            <w:tcW w:w="4140" w:type="dxa"/>
-          </w:tcPr>
-          <w:p>
-            <w:pPr>
-              <w:rPr>
-                <w:rFonts w:eastAsiaTheme="minorEastAsia"/>
-              </w:rPr>
-            </w:pPr>
-            <w:r>
-              <w:rPr>
-                <w:rFonts w:eastAsiaTheme="minorEastAsia"/>
-              </w:rPr>
-              <w:t>0.0479</w:t>
-            </w:r>
-          </w:p>
-        </w:tc>
-      </w:tr>
-      <w:tr>
-        <w:tc>
-          <w:tcPr>
-            <w:tcW w:w="3021" w:type="dxa"/>
-          </w:tcPr>
-          <w:p>
-            <w:pPr>
-              <w:rPr>
-                <w:rFonts w:eastAsiaTheme="minorEastAsia"/>
-              </w:rPr>
-            </w:pPr>
-            <w:r>
-              <w:rPr>
-                <w:rFonts w:eastAsiaTheme="minorEastAsia"/>
-              </w:rPr>
-              <w:t>3</w:t>
-            </w:r>
-          </w:p>
-        </w:tc>
-        <w:tc>
-          <w:tcPr>
-            <w:tcW w:w="2790" w:type="dxa"/>
-          </w:tcPr>
-          <w:p>
-            <w:pPr>
-              <w:rPr>
-                <w:rFonts w:eastAsiaTheme="minorEastAsia"/>
-              </w:rPr>
-            </w:pPr>
-            <w:r>
-              <w:rPr>
-                <w:rFonts w:eastAsiaTheme="minorEastAsia"/>
-              </w:rPr>
-              <w:t>1</w:t>
-            </w:r>
-          </w:p>
-        </w:tc>
-        <w:tc>
-          <w:tcPr>
-            <w:tcW w:w="4140" w:type="dxa"/>
-          </w:tcPr>
-          <w:p>
-            <w:pPr>
-              <w:rPr>
-                <w:rFonts w:eastAsiaTheme="minorEastAsia"/>
-              </w:rPr>
-            </w:pPr>
-            <w:r>
-              <w:rPr>
-                <w:rFonts w:eastAsiaTheme="minorEastAsia"/>
-              </w:rPr>
-              <w:t>0.0475</w:t>
-            </w:r>
-          </w:p>
-        </w:tc>
-      </w:tr>
-      <w:tr>
-        <w:tc>
-          <w:tcPr>
-            <w:tcW w:w="3021" w:type="dxa"/>
-          </w:tcPr>
-          <w:p>
-            <w:pPr>
-              <w:rPr>
-                <w:rFonts w:eastAsiaTheme="minorEastAsia"/>
-              </w:rPr>
-            </w:pPr>
-            <w:r>
-              <w:rPr>
-                <w:rFonts w:eastAsiaTheme="minorEastAsia"/>
-              </w:rPr>
-              <w:t>3</w:t>
-            </w:r>
-          </w:p>
-        </w:tc>
-        <w:tc>
-          <w:tcPr>
-            <w:tcW w:w="2790" w:type="dxa"/>
-          </w:tcPr>
-          <w:p>
-            <w:pPr>
-              <w:rPr>
-                <w:rFonts w:eastAsiaTheme="minorEastAsia"/>
-              </w:rPr>
-            </w:pPr>
-            <w:r>
-              <w:rPr>
-                <w:rFonts w:eastAsiaTheme="minorEastAsia"/>
-              </w:rPr>
-              <w:t>3</w:t>
-            </w:r>
-          </w:p>
-        </w:tc>
-        <w:tc>
-          <w:tcPr>
-            <w:tcW w:w="4140" w:type="dxa"/>
-          </w:tcPr>
-          <w:p>
-            <w:pPr>
-              <w:rPr>
-                <w:rFonts w:eastAsiaTheme="minorEastAsia"/>
-              </w:rPr>
-            </w:pPr>
-            <w:r>
-              <w:rPr>
-                <w:rFonts w:eastAsiaTheme="minorEastAsia"/>
-              </w:rPr>
-              <w:t>0.0238</w:t>
-            </w:r>
-          </w:p>
-        </w:tc>
-      </w:tr>
-      <w:tr>
-        <w:tc>
-          <w:tcPr>
-            <w:tcW w:w="3021" w:type="dxa"/>
-          </w:tcPr>
-          <w:p>
-            <w:pPr>
-              <w:rPr>
-                <w:rFonts w:eastAsiaTheme="minorEastAsia"/>
-              </w:rPr>
-            </w:pPr>
-            <w:r>
-              <w:rPr>
-                <w:rFonts w:eastAsiaTheme="minorEastAsia"/>
-              </w:rPr>
-              <w:t>2.51 (optimal)</w:t>
-            </w:r>
-          </w:p>
-        </w:tc>
-        <w:tc>
-          <w:tcPr>
-            <w:tcW w:w="2790" w:type="dxa"/>
-          </w:tcPr>
-          <w:p>
-            <w:pPr>
-              <w:rPr>
-                <w:rFonts w:eastAsiaTheme="minorEastAsia"/>
-              </w:rPr>
-            </w:pPr>
-            <w:r>
-              <w:rPr>
-                <w:rFonts w:eastAsiaTheme="minorEastAsia"/>
-              </w:rPr>
-              <w:t>1.00 (optimal)</w:t>
-            </w:r>
-          </w:p>
-        </w:tc>
-        <w:tc>
-          <w:tcPr>
-            <w:tcW w:w="4140" w:type="dxa"/>
-          </w:tcPr>
-          <w:p>
-            <w:pPr>
-              <w:rPr>
-                <w:rFonts w:eastAsiaTheme="minorEastAsia"/>
-              </w:rPr>
-            </w:pPr>
-            <w:r>
-              <w:rPr>
-                <w:rFonts w:eastAsiaTheme="minorEastAsia"/>
-              </w:rPr>
-              <w:t>0.050</w:t>
-            </w:r>
-            <w:r>
-              <w:rPr>
-                <w:rFonts w:eastAsiaTheme="minorEastAsia"/>
-              </w:rPr>
-              <w:t>4</w:t>
-            </w:r>
-          </w:p>
-        </w:tc>
-      </w:tr>
-    </w:tbl>
-    <w:p>
-      <w:pPr>
-        <w:rPr>
-          <w:rFonts w:eastAsiaTheme="minorEastAsia"/>
-          <w:b/>
-          <w:bCs/>
-        </w:rPr>
-      </w:pPr>
-      <w:r>
-        <w:rPr>
-          <w:rFonts w:eastAsiaTheme="minorEastAsia"/>
-          <w:b/>
-          <w:bCs/>
-        </w:rPr>
-        <w:t xml:space="preserve">Table 2: </w:t>
-      </w:r>
-      <w:r>
-        <w:rPr>
-          <w:rFonts w:eastAsiaTheme="minorEastAsia"/>
-        </w:rPr>
-        <w:t>Effect of link taper on the mean of the lowest 10% of singular values for two point-force case (5×4 Jacobian). Higher values indicate better conditioning.</w:t>
+          <w:rFonts w:eastAsiaTheme="minorEastAsia"/>
+        </w:rPr>
+        <w:t>where:</w:t>
       </w:r>
     </w:p>
     <w:p>
       <w:pPr>
+        <w:numPr>
+          <w:ilvl w:val="0"/>
+          <w:numId w:val="4"/>
+        </w:numPr>
         <w:rPr>
           <w:rFonts w:eastAsiaTheme="minorEastAsia"/>
         </w:rPr>
@@ -6099,13 +8740,13 @@
         <w:rPr>
           <w:rFonts w:eastAsiaTheme="minorEastAsia"/>
         </w:rPr>
-        <w:t>For the single point-force case, links with larger radii exhibit larger</w:t>
-      </w:r>
-      <w:r>
-        <w:rPr>
-          <w:rFonts w:eastAsiaTheme="minorEastAsia"/>
-        </w:rPr>
-        <w:t xml:space="preserve"> </w:t>
+        <w:t>l</w:t>
+      </w:r>
+      <w:r>
+        <w:rPr>
+          <w:rFonts w:eastAsiaTheme="minorEastAsia"/>
+        </w:rPr>
+        <w:t xml:space="preserve">ocal stability: </w:t>
       </w:r>
       <m:oMath>
         <m:sSub>
@@ -6113,7 +8754,6 @@
             <m:ctrlPr>
               <w:rPr>
                 <w:rFonts w:ascii="Cambria Math" w:eastAsiaTheme="minorEastAsia" w:hAnsi="Cambria Math"/>
-                <w:i/>
               </w:rPr>
             </m:ctrlPr>
           </m:sSubPr>
@@ -6127,6 +8767,9 @@
           </m:e>
           <m:sub>
             <m:r>
+              <m:rPr>
+                <m:sty m:val="p"/>
+              </m:rPr>
               <w:rPr>
                 <w:rFonts w:ascii="Cambria Math" w:eastAsiaTheme="minorEastAsia" w:hAnsi="Cambria Math"/>
               </w:rPr>
@@ -6139,231 +8782,98 @@
         <w:rPr>
           <w:rFonts w:eastAsiaTheme="minorEastAsia"/>
         </w:rPr>
-        <w:t xml:space="preserve"> </w:t>
-      </w:r>
-      <w:r>
-        <w:rPr>
-          <w:rFonts w:eastAsiaTheme="minorEastAsia"/>
-        </w:rPr>
-        <w:t xml:space="preserve">values. Tapering does not improve </w:t>
+        <w:t xml:space="preserve">= </w:t>
       </w:r>
       <m:oMath>
-        <m:sSub>
-          <m:sSubPr>
+        <m:func>
+          <m:funcPr>
             <m:ctrlPr>
               <w:rPr>
                 <w:rFonts w:ascii="Cambria Math" w:eastAsiaTheme="minorEastAsia" w:hAnsi="Cambria Math"/>
                 <w:i/>
               </w:rPr>
             </m:ctrlPr>
-          </m:sSubPr>
-          <m:e>
-            <m:r>
-              <w:rPr>
-                <w:rFonts w:ascii="Cambria Math" w:eastAsiaTheme="minorEastAsia" w:hAnsi="Cambria Math"/>
-              </w:rPr>
-              <m:t>σ</m:t>
-            </m:r>
-          </m:e>
-          <m:sub>
-            <m:r>
-              <w:rPr>
-                <w:rFonts w:ascii="Cambria Math" w:eastAsiaTheme="minorEastAsia" w:hAnsi="Cambria Math"/>
-              </w:rPr>
-              <m:t>min</m:t>
-            </m:r>
-          </m:sub>
-        </m:sSub>
-      </m:oMath>
-      <w:r>
-        <w:rPr>
-          <w:rFonts w:ascii="Arial" w:eastAsiaTheme="minorEastAsia" w:hAnsi="Arial" w:cs="Arial"/>
-        </w:rPr>
-        <w:t>​</w:t>
-      </w:r>
-      <w:r>
-        <w:rPr>
-          <w:rFonts w:eastAsiaTheme="minorEastAsia"/>
-        </w:rPr>
-        <w:t xml:space="preserve">. Therefore, links with large radii and high rigidity are better conditioned for single point-force estimation. </w:t>
-      </w:r>
-    </w:p>
-    <w:p>
-      <w:pPr>
-        <w:rPr>
-          <w:rFonts w:eastAsiaTheme="minorEastAsia"/>
-        </w:rPr>
-      </w:pPr>
-      <w:r>
-        <w:rPr>
-          <w:rFonts w:eastAsiaTheme="minorEastAsia"/>
-        </w:rPr>
-        <w:t xml:space="preserve">For the two point-force case, tapering generally improves </w:t>
-      </w:r>
-      <m:oMath>
-        <m:sSub>
-          <m:sSubPr>
-            <m:ctrlPr>
-              <w:rPr>
-                <w:rFonts w:ascii="Cambria Math" w:eastAsiaTheme="minorEastAsia" w:hAnsi="Cambria Math"/>
-                <w:i/>
-              </w:rPr>
-            </m:ctrlPr>
-          </m:sSubPr>
-          <m:e>
-            <m:r>
-              <w:rPr>
-                <w:rFonts w:ascii="Cambria Math" w:eastAsiaTheme="minorEastAsia" w:hAnsi="Cambria Math"/>
-              </w:rPr>
-              <m:t>σ</m:t>
-            </m:r>
-          </m:e>
-          <m:sub>
-            <m:r>
-              <w:rPr>
-                <w:rFonts w:ascii="Cambria Math" w:eastAsiaTheme="minorEastAsia" w:hAnsi="Cambria Math"/>
-              </w:rPr>
-              <m:t>min</m:t>
-            </m:r>
-          </m:sub>
-        </m:sSub>
-      </m:oMath>
-      <w:r>
-        <w:rPr>
-          <w:rFonts w:eastAsiaTheme="minorEastAsia"/>
-        </w:rPr>
-        <w:t xml:space="preserve"> compared to cylindrical designs, but only to an extent. An optimal taper exists for this experimental setup. </w:t>
-      </w:r>
-    </w:p>
-    <w:p>
-      <w:pPr>
-        <w:rPr>
-          <w:rFonts w:eastAsiaTheme="minorEastAsia"/>
-        </w:rPr>
-      </w:pPr>
-      <w:r>
-        <w:rPr>
-          <w:rFonts w:eastAsiaTheme="minorEastAsia"/>
-        </w:rPr>
-        <w:lastRenderedPageBreak/>
-        <w:t>This observation raises the question: Could more sophisticated geometric customization yield shapes more optimal than simple tapers?</w:t>
-      </w:r>
-    </w:p>
-    <w:p>
-      <w:pPr>
-        <w:pStyle w:val="Heading2"/>
-        <w:rPr>
-          <w:rFonts w:eastAsiaTheme="minorEastAsia"/>
-          <w:b/>
-          <w:bCs/>
-        </w:rPr>
-      </w:pPr>
-      <w:r>
-        <w:rPr>
-          <w:rFonts w:eastAsiaTheme="minorEastAsia"/>
-          <w:b/>
-          <w:bCs/>
-        </w:rPr>
-        <w:t>Topology Optimization—Optimal Geometry for Two Point Load Estimation</w:t>
-      </w:r>
-    </w:p>
-    <w:p>
-      <w:pPr>
-        <w:rPr>
-          <w:rFonts w:eastAsiaTheme="minorEastAsia"/>
-        </w:rPr>
-      </w:pPr>
-      <w:r>
-        <w:rPr>
-          <w:rFonts w:eastAsiaTheme="minorEastAsia"/>
-        </w:rPr>
-        <w:t xml:space="preserve">We now explore abstract geometries and numerical methods for deriving optimal geometries for force sensing. Force estimation accuracy is significantly degraded for the two point-force case compared to the single case. Small deviations in measured wrench </w:t>
-      </w:r>
-      <m:oMath>
-        <m:sSub>
-          <m:sSubPr>
-            <m:ctrlPr>
-              <w:rPr>
-                <w:rFonts w:ascii="Cambria Math" w:eastAsiaTheme="minorEastAsia" w:hAnsi="Cambria Math"/>
-                <w:i/>
-              </w:rPr>
-            </m:ctrlPr>
-          </m:sSubPr>
-          <m:e>
-            <m:r>
-              <w:rPr>
-                <w:rFonts w:ascii="Cambria Math" w:eastAsiaTheme="minorEastAsia" w:hAnsi="Cambria Math"/>
-              </w:rPr>
-              <m:t>W</m:t>
-            </m:r>
-          </m:e>
-          <m:sub>
-            <m:r>
-              <w:rPr>
-                <w:rFonts w:ascii="Cambria Math" w:eastAsiaTheme="minorEastAsia" w:hAnsi="Cambria Math"/>
-              </w:rPr>
-              <m:t>m</m:t>
-            </m:r>
-          </m:sub>
-        </m:sSub>
-      </m:oMath>
-      <w:r>
-        <w:rPr>
-          <w:rFonts w:ascii="Arial" w:eastAsiaTheme="minorEastAsia" w:hAnsi="Arial" w:cs="Arial"/>
-        </w:rPr>
-        <w:t>​</w:t>
-      </w:r>
-      <w:r>
-        <w:rPr>
-          <w:rFonts w:eastAsiaTheme="minorEastAsia"/>
-        </w:rPr>
-        <w:t>—often due to sensor noise, disturbances, or hysteresis—can cause substantial changes in estimated forces. The optimizer frequently converges to suboptimal local minima, as the global minimum is difficult to reach. These are symptoms of an ill-conditioned, nearly singular system.</w:t>
-      </w:r>
-    </w:p>
-    <w:p>
-      <w:pPr>
-        <w:rPr>
-          <w:rFonts w:eastAsiaTheme="minorEastAsia"/>
-        </w:rPr>
-      </w:pPr>
-      <w:r>
-        <w:rPr>
-          <w:rFonts w:eastAsiaTheme="minorEastAsia"/>
-        </w:rPr>
-        <w:t>To address this, we propose an optimization framework that improves conditioning through geometric design. The discretized formulation over sampled inputs</w:t>
-      </w:r>
-      <w:r>
-        <w:rPr>
-          <w:rFonts w:eastAsiaTheme="minorEastAsia"/>
-        </w:rPr>
-        <w:t xml:space="preserve"> </w:t>
-      </w:r>
-      <m:oMath>
-        <m:sSubSup>
-          <m:sSubSupPr>
-            <m:ctrlPr>
-              <w:rPr>
-                <w:rFonts w:ascii="Cambria Math" w:eastAsiaTheme="minorEastAsia" w:hAnsi="Cambria Math"/>
-              </w:rPr>
-            </m:ctrlPr>
-          </m:sSubSupPr>
-          <m:e>
-            <m:d>
-              <m:dPr>
-                <m:begChr m:val="{"/>
-                <m:endChr m:val="}"/>
+          </m:funcPr>
+          <m:fName>
+            <m:limLow>
+              <m:limLowPr>
                 <m:ctrlPr>
                   <w:rPr>
                     <w:rFonts w:ascii="Cambria Math" w:eastAsiaTheme="minorEastAsia" w:hAnsi="Cambria Math"/>
+                    <w:i/>
+                  </w:rPr>
+                </m:ctrlPr>
+              </m:limLowPr>
+              <m:e>
+                <m:r>
+                  <m:rPr>
+                    <m:sty m:val="p"/>
+                  </m:rPr>
+                  <w:rPr>
+                    <w:rFonts w:ascii="Cambria Math" w:hAnsi="Cambria Math"/>
+                  </w:rPr>
+                  <m:t>min</m:t>
+                </m:r>
+              </m:e>
+              <m:lim>
+                <m:r>
+                  <w:rPr>
+                    <w:rFonts w:ascii="Cambria Math" w:eastAsiaTheme="minorEastAsia" w:hAnsi="Cambria Math"/>
+                  </w:rPr>
+                  <m:t>i=1,…, N</m:t>
+                </m:r>
+              </m:lim>
+            </m:limLow>
+          </m:fName>
+          <m:e>
+            <m:sSub>
+              <m:sSubPr>
+                <m:ctrlPr>
+                  <w:rPr>
+                    <w:rFonts w:ascii="Cambria Math" w:eastAsiaTheme="minorEastAsia" w:hAnsi="Cambria Math"/>
+                    <w:i/>
+                  </w:rPr>
+                </m:ctrlPr>
+              </m:sSubPr>
+              <m:e>
+                <m:r>
+                  <w:rPr>
+                    <w:rFonts w:ascii="Cambria Math" w:eastAsiaTheme="minorEastAsia" w:hAnsi="Cambria Math"/>
+                  </w:rPr>
+                  <m:t>σ</m:t>
+                </m:r>
+              </m:e>
+              <m:sub>
+                <m:r>
+                  <w:rPr>
+                    <w:rFonts w:ascii="Cambria Math" w:eastAsiaTheme="minorEastAsia" w:hAnsi="Cambria Math"/>
+                  </w:rPr>
+                  <m:t>min</m:t>
+                </m:r>
+              </m:sub>
+            </m:sSub>
+            <m:d>
+              <m:dPr>
+                <m:ctrlPr>
+                  <w:rPr>
+                    <w:rFonts w:ascii="Cambria Math" w:eastAsiaTheme="minorEastAsia" w:hAnsi="Cambria Math"/>
+                    <w:i/>
                   </w:rPr>
                 </m:ctrlPr>
               </m:dPr>
               <m:e>
+                <m:r>
+                  <w:rPr>
+                    <w:rFonts w:ascii="Cambria Math" w:eastAsiaTheme="minorEastAsia" w:hAnsi="Cambria Math"/>
+                  </w:rPr>
+                  <m:t>J(</m:t>
+                </m:r>
                 <m:sSub>
                   <m:sSubPr>
                     <m:ctrlPr>
                       <w:rPr>
                         <w:rFonts w:ascii="Cambria Math" w:eastAsiaTheme="minorEastAsia" w:hAnsi="Cambria Math"/>
+                        <w:i/>
                       </w:rPr>
                     </m:ctrlPr>
                   </m:sSubPr>
@@ -6380,257 +8890,391 @@
                       <w:rPr>
                         <w:rFonts w:ascii="Cambria Math" w:eastAsiaTheme="minorEastAsia" w:hAnsi="Cambria Math"/>
                       </w:rPr>
-                      <m:t>k</m:t>
+                      <m:t>i</m:t>
+                    </m:r>
+                  </m:sub>
+                </m:sSub>
+                <m:r>
+                  <w:rPr>
+                    <w:rFonts w:ascii="Cambria Math" w:eastAsiaTheme="minorEastAsia" w:hAnsi="Cambria Math"/>
+                  </w:rPr>
+                  <m:t>;r</m:t>
+                </m:r>
+              </m:e>
+            </m:d>
+            <m:r>
+              <w:rPr>
+                <w:rFonts w:ascii="Cambria Math" w:eastAsiaTheme="minorEastAsia" w:hAnsi="Cambria Math"/>
+              </w:rPr>
+              <m:t>)</m:t>
+            </m:r>
+          </m:e>
+        </m:func>
+      </m:oMath>
+      <w:r>
+        <w:rPr>
+          <w:rFonts w:eastAsiaTheme="minorEastAsia"/>
+        </w:rPr>
+        <w:t xml:space="preserve"> </w:t>
+      </w:r>
+    </w:p>
+    <w:p>
+      <w:pPr>
+        <w:numPr>
+          <w:ilvl w:val="0"/>
+          <w:numId w:val="4"/>
+        </w:numPr>
+        <w:rPr>
+          <w:rFonts w:eastAsiaTheme="minorEastAsia"/>
+        </w:rPr>
+      </w:pPr>
+      <w:r>
+        <w:rPr>
+          <w:rFonts w:eastAsiaTheme="minorEastAsia"/>
+        </w:rPr>
+        <w:t>global injectivity (pairwise separation</w:t>
+      </w:r>
+      <w:r>
+        <w:rPr>
+          <w:rFonts w:eastAsiaTheme="minorEastAsia"/>
+        </w:rPr>
+        <w:t xml:space="preserve">: </w:t>
+      </w:r>
+      <m:oMath>
+        <m:sSub>
+          <m:sSubPr>
+            <m:ctrlPr>
+              <w:rPr>
+                <w:rFonts w:ascii="Cambria Math" w:eastAsiaTheme="minorEastAsia" w:hAnsi="Cambria Math"/>
+              </w:rPr>
+            </m:ctrlPr>
+          </m:sSubPr>
+          <m:e>
+            <m:r>
+              <m:rPr>
+                <m:sty m:val="p"/>
+              </m:rPr>
+              <w:rPr>
+                <w:rFonts w:ascii="Cambria Math" w:eastAsiaTheme="minorEastAsia" w:hAnsi="Cambria Math"/>
+              </w:rPr>
+              <m:t>Δ</m:t>
+            </m:r>
+          </m:e>
+          <m:sub>
+            <m:r>
+              <m:rPr>
+                <m:sty m:val="p"/>
+              </m:rPr>
+              <w:rPr>
+                <w:rFonts w:ascii="Cambria Math" w:eastAsiaTheme="minorEastAsia" w:hAnsi="Cambria Math"/>
+              </w:rPr>
+              <m:t>min</m:t>
+            </m:r>
+          </m:sub>
+        </m:sSub>
+        <m:r>
+          <w:rPr>
+            <w:rFonts w:ascii="Cambria Math" w:eastAsiaTheme="minorEastAsia" w:hAnsi="Cambria Math"/>
+          </w:rPr>
+          <m:t>=</m:t>
+        </m:r>
+        <m:limLow>
+          <m:limLowPr>
+            <m:ctrlPr>
+              <w:rPr>
+                <w:rFonts w:ascii="Cambria Math" w:eastAsiaTheme="minorEastAsia" w:hAnsi="Cambria Math"/>
+                <w:i/>
+              </w:rPr>
+            </m:ctrlPr>
+          </m:limLowPr>
+          <m:e>
+            <m:r>
+              <w:rPr>
+                <w:rFonts w:ascii="Cambria Math" w:eastAsiaTheme="minorEastAsia" w:hAnsi="Cambria Math"/>
+              </w:rPr>
+              <m:t xml:space="preserve"> </m:t>
+            </m:r>
+            <m:r>
+              <m:rPr>
+                <m:sty m:val="p"/>
+              </m:rPr>
+              <w:rPr>
+                <w:rFonts w:ascii="Cambria Math" w:hAnsi="Cambria Math"/>
+              </w:rPr>
+              <m:t>min</m:t>
+            </m:r>
+          </m:e>
+          <m:lim>
+            <m:eqArr>
+              <m:eqArrPr>
+                <m:ctrlPr>
+                  <w:rPr>
+                    <w:rFonts w:ascii="Cambria Math" w:eastAsiaTheme="minorEastAsia" w:hAnsi="Cambria Math"/>
+                    <w:i/>
+                  </w:rPr>
+                </m:ctrlPr>
+              </m:eqArrPr>
+              <m:e>
+                <m:r>
+                  <w:rPr>
+                    <w:rFonts w:ascii="Cambria Math" w:eastAsiaTheme="minorEastAsia" w:hAnsi="Cambria Math"/>
+                  </w:rPr>
+                  <m:t>i,j=1,…,N</m:t>
+                </m:r>
+              </m:e>
+              <m:e>
+                <m:r>
+                  <w:rPr>
+                    <w:rFonts w:ascii="Cambria Math" w:eastAsiaTheme="minorEastAsia" w:hAnsi="Cambria Math"/>
+                  </w:rPr>
+                  <m:t>i≠j</m:t>
+                </m:r>
+              </m:e>
+            </m:eqArr>
+          </m:lim>
+        </m:limLow>
+        <m:f>
+          <m:fPr>
+            <m:ctrlPr>
+              <w:rPr>
+                <w:rFonts w:ascii="Cambria Math" w:eastAsiaTheme="minorEastAsia" w:hAnsi="Cambria Math"/>
+                <w:i/>
+              </w:rPr>
+            </m:ctrlPr>
+          </m:fPr>
+          <m:num>
+            <m:d>
+              <m:dPr>
+                <m:begChr m:val="‖"/>
+                <m:endChr m:val="‖"/>
+                <m:ctrlPr>
+                  <w:rPr>
+                    <w:rFonts w:ascii="Cambria Math" w:eastAsiaTheme="minorEastAsia" w:hAnsi="Cambria Math"/>
+                    <w:i/>
+                  </w:rPr>
+                </m:ctrlPr>
+              </m:dPr>
+              <m:e>
+                <m:sSub>
+                  <m:sSubPr>
+                    <m:ctrlPr>
+                      <w:rPr>
+                        <w:rFonts w:ascii="Cambria Math" w:eastAsiaTheme="minorEastAsia" w:hAnsi="Cambria Math"/>
+                        <w:i/>
+                      </w:rPr>
+                    </m:ctrlPr>
+                  </m:sSubPr>
+                  <m:e>
+                    <m:r>
+                      <w:rPr>
+                        <w:rFonts w:ascii="Cambria Math" w:eastAsiaTheme="minorEastAsia" w:hAnsi="Cambria Math"/>
+                      </w:rPr>
+                      <m:t>W(x</m:t>
+                    </m:r>
+                  </m:e>
+                  <m:sub>
+                    <m:r>
+                      <w:rPr>
+                        <w:rFonts w:ascii="Cambria Math" w:eastAsiaTheme="minorEastAsia" w:hAnsi="Cambria Math"/>
+                      </w:rPr>
+                      <m:t>i</m:t>
+                    </m:r>
+                  </m:sub>
+                </m:sSub>
+                <m:r>
+                  <w:rPr>
+                    <w:rFonts w:ascii="Cambria Math" w:eastAsiaTheme="minorEastAsia" w:hAnsi="Cambria Math"/>
+                  </w:rPr>
+                  <m:t>;r)-</m:t>
+                </m:r>
+                <m:sSub>
+                  <m:sSubPr>
+                    <m:ctrlPr>
+                      <w:rPr>
+                        <w:rFonts w:ascii="Cambria Math" w:eastAsiaTheme="minorEastAsia" w:hAnsi="Cambria Math"/>
+                        <w:i/>
+                      </w:rPr>
+                    </m:ctrlPr>
+                  </m:sSubPr>
+                  <m:e>
+                    <m:r>
+                      <w:rPr>
+                        <w:rFonts w:ascii="Cambria Math" w:eastAsiaTheme="minorEastAsia" w:hAnsi="Cambria Math"/>
+                      </w:rPr>
+                      <m:t>W</m:t>
+                    </m:r>
+                  </m:e>
+                  <m:sub>
+                    <m:r>
+                      <w:rPr>
+                        <w:rFonts w:ascii="Cambria Math" w:eastAsiaTheme="minorEastAsia" w:hAnsi="Cambria Math"/>
+                      </w:rPr>
+                      <m:t>j</m:t>
+                    </m:r>
+                  </m:sub>
+                </m:sSub>
+                <m:r>
+                  <w:rPr>
+                    <w:rFonts w:ascii="Cambria Math" w:eastAsiaTheme="minorEastAsia" w:hAnsi="Cambria Math"/>
+                  </w:rPr>
+                  <m:t>(</m:t>
+                </m:r>
+                <m:sSub>
+                  <m:sSubPr>
+                    <m:ctrlPr>
+                      <w:rPr>
+                        <w:rFonts w:ascii="Cambria Math" w:eastAsiaTheme="minorEastAsia" w:hAnsi="Cambria Math"/>
+                        <w:i/>
+                      </w:rPr>
+                    </m:ctrlPr>
+                  </m:sSubPr>
+                  <m:e>
+                    <m:r>
+                      <w:rPr>
+                        <w:rFonts w:ascii="Cambria Math" w:eastAsiaTheme="minorEastAsia" w:hAnsi="Cambria Math"/>
+                      </w:rPr>
+                      <m:t>x</m:t>
+                    </m:r>
+                  </m:e>
+                  <m:sub>
+                    <m:r>
+                      <w:rPr>
+                        <w:rFonts w:ascii="Cambria Math" w:eastAsiaTheme="minorEastAsia" w:hAnsi="Cambria Math"/>
+                      </w:rPr>
+                      <m:t>j</m:t>
+                    </m:r>
+                  </m:sub>
+                </m:sSub>
+                <m:r>
+                  <w:rPr>
+                    <w:rFonts w:ascii="Cambria Math" w:eastAsiaTheme="minorEastAsia" w:hAnsi="Cambria Math"/>
+                  </w:rPr>
+                  <m:t>;r)</m:t>
+                </m:r>
+              </m:e>
+            </m:d>
+          </m:num>
+          <m:den>
+            <m:d>
+              <m:dPr>
+                <m:begChr m:val="‖"/>
+                <m:endChr m:val="‖"/>
+                <m:ctrlPr>
+                  <w:rPr>
+                    <w:rFonts w:ascii="Cambria Math" w:eastAsiaTheme="minorEastAsia" w:hAnsi="Cambria Math"/>
+                    <w:i/>
+                  </w:rPr>
+                </m:ctrlPr>
+              </m:dPr>
+              <m:e>
+                <m:sSub>
+                  <m:sSubPr>
+                    <m:ctrlPr>
+                      <w:rPr>
+                        <w:rFonts w:ascii="Cambria Math" w:eastAsiaTheme="minorEastAsia" w:hAnsi="Cambria Math"/>
+                        <w:i/>
+                      </w:rPr>
+                    </m:ctrlPr>
+                  </m:sSubPr>
+                  <m:e>
+                    <m:r>
+                      <w:rPr>
+                        <w:rFonts w:ascii="Cambria Math" w:eastAsiaTheme="minorEastAsia" w:hAnsi="Cambria Math"/>
+                      </w:rPr>
+                      <m:t>x</m:t>
+                    </m:r>
+                  </m:e>
+                  <m:sub>
+                    <m:r>
+                      <w:rPr>
+                        <w:rFonts w:ascii="Cambria Math" w:eastAsiaTheme="minorEastAsia" w:hAnsi="Cambria Math"/>
+                      </w:rPr>
+                      <m:t>i</m:t>
+                    </m:r>
+                  </m:sub>
+                </m:sSub>
+                <m:r>
+                  <w:rPr>
+                    <w:rFonts w:ascii="Cambria Math" w:eastAsiaTheme="minorEastAsia" w:hAnsi="Cambria Math"/>
+                  </w:rPr>
+                  <m:t>-</m:t>
+                </m:r>
+                <m:sSub>
+                  <m:sSubPr>
+                    <m:ctrlPr>
+                      <w:rPr>
+                        <w:rFonts w:ascii="Cambria Math" w:eastAsiaTheme="minorEastAsia" w:hAnsi="Cambria Math"/>
+                        <w:i/>
+                      </w:rPr>
+                    </m:ctrlPr>
+                  </m:sSubPr>
+                  <m:e>
+                    <m:r>
+                      <w:rPr>
+                        <w:rFonts w:ascii="Cambria Math" w:eastAsiaTheme="minorEastAsia" w:hAnsi="Cambria Math"/>
+                      </w:rPr>
+                      <m:t>x</m:t>
+                    </m:r>
+                  </m:e>
+                  <m:sub>
+                    <m:r>
+                      <w:rPr>
+                        <w:rFonts w:ascii="Cambria Math" w:eastAsiaTheme="minorEastAsia" w:hAnsi="Cambria Math"/>
+                      </w:rPr>
+                      <m:t>j</m:t>
                     </m:r>
                   </m:sub>
                 </m:sSub>
               </m:e>
             </m:d>
-          </m:e>
-          <m:sub>
-            <m:r>
-              <w:rPr>
-                <w:rFonts w:ascii="Cambria Math" w:eastAsiaTheme="minorEastAsia" w:hAnsi="Cambria Math"/>
-              </w:rPr>
-              <m:t>k</m:t>
-            </m:r>
-            <m:r>
-              <m:rPr>
-                <m:sty m:val="p"/>
-              </m:rPr>
-              <w:rPr>
-                <w:rFonts w:ascii="Cambria Math" w:eastAsiaTheme="minorEastAsia" w:hAnsi="Cambria Math"/>
-              </w:rPr>
-              <m:t>=1</m:t>
-            </m:r>
-          </m:sub>
-          <m:sup>
-            <m:r>
-              <w:rPr>
-                <w:rFonts w:ascii="Cambria Math" w:eastAsiaTheme="minorEastAsia" w:hAnsi="Cambria Math"/>
-              </w:rPr>
-              <m:t>N</m:t>
-            </m:r>
-          </m:sup>
-        </m:sSubSup>
+          </m:den>
+        </m:f>
       </m:oMath>
-      <w:r>
-        <w:rPr>
-          <w:rFonts w:eastAsiaTheme="minorEastAsia"/>
-        </w:rPr>
-        <w:t xml:space="preserve"> is:</w:t>
-      </w:r>
     </w:p>
     <w:p>
       <w:pPr>
+        <w:numPr>
+          <w:ilvl w:val="0"/>
+          <w:numId w:val="4"/>
+        </w:numPr>
         <w:rPr>
           <w:rFonts w:eastAsiaTheme="minorEastAsia"/>
         </w:rPr>
       </w:pPr>
-      <m:oMathPara>
-        <m:oMathParaPr>
-          <m:jc m:val="center"/>
-        </m:oMathParaPr>
-        <m:oMath>
-          <m:func>
-            <m:funcPr>
-              <m:ctrlPr>
-                <w:rPr>
-                  <w:rFonts w:ascii="Cambria Math" w:eastAsiaTheme="minorEastAsia" w:hAnsi="Cambria Math"/>
-                  <w:i/>
-                </w:rPr>
-              </m:ctrlPr>
-            </m:funcPr>
-            <m:fName>
-              <m:limLow>
-                <m:limLowPr>
-                  <m:ctrlPr>
-                    <w:rPr>
-                      <w:rFonts w:ascii="Cambria Math" w:eastAsiaTheme="minorEastAsia" w:hAnsi="Cambria Math"/>
-                      <w:i/>
-                    </w:rPr>
-                  </m:ctrlPr>
-                </m:limLowPr>
-                <m:e>
-                  <m:r>
-                    <m:rPr>
-                      <m:sty m:val="p"/>
-                    </m:rPr>
-                    <w:rPr>
-                      <w:rFonts w:ascii="Cambria Math" w:hAnsi="Cambria Math"/>
-                    </w:rPr>
-                    <m:t>max</m:t>
-                  </m:r>
-                </m:e>
-                <m:lim>
-                  <m:r>
-                    <w:rPr>
-                      <w:rFonts w:ascii="Cambria Math" w:eastAsiaTheme="minorEastAsia" w:hAnsi="Cambria Math"/>
-                    </w:rPr>
-                    <m:t xml:space="preserve">r ∈ </m:t>
-                  </m:r>
-                  <m:sSup>
-                    <m:sSupPr>
-                      <m:ctrlPr>
-                        <w:rPr>
-                          <w:rFonts w:ascii="Cambria Math" w:eastAsiaTheme="minorEastAsia" w:hAnsi="Cambria Math"/>
-                          <w:i/>
-                        </w:rPr>
-                      </m:ctrlPr>
-                    </m:sSupPr>
-                    <m:e>
-                      <m:r>
-                        <m:rPr>
-                          <m:scr m:val="double-struck"/>
-                        </m:rPr>
-                        <w:rPr>
-                          <w:rFonts w:ascii="Cambria Math" w:eastAsiaTheme="minorEastAsia" w:hAnsi="Cambria Math"/>
-                        </w:rPr>
-                        <m:t>R</m:t>
-                      </m:r>
-                    </m:e>
-                    <m:sup>
-                      <m:r>
-                        <w:rPr>
-                          <w:rFonts w:ascii="Cambria Math" w:eastAsiaTheme="minorEastAsia" w:hAnsi="Cambria Math"/>
-                        </w:rPr>
-                        <m:t>n</m:t>
-                      </m:r>
-                    </m:sup>
-                  </m:sSup>
-                </m:lim>
-              </m:limLow>
-            </m:fName>
-            <m:e>
-              <m:func>
-                <m:funcPr>
-                  <m:ctrlPr>
-                    <w:rPr>
-                      <w:rFonts w:ascii="Cambria Math" w:eastAsiaTheme="minorEastAsia" w:hAnsi="Cambria Math"/>
-                      <w:i/>
-                    </w:rPr>
-                  </m:ctrlPr>
-                </m:funcPr>
-                <m:fName>
-                  <m:limLow>
-                    <m:limLowPr>
-                      <m:ctrlPr>
-                        <w:rPr>
-                          <w:rFonts w:ascii="Cambria Math" w:eastAsiaTheme="minorEastAsia" w:hAnsi="Cambria Math"/>
-                          <w:i/>
-                        </w:rPr>
-                      </m:ctrlPr>
-                    </m:limLowPr>
-                    <m:e>
-                      <m:r>
-                        <m:rPr>
-                          <m:sty m:val="p"/>
-                        </m:rPr>
-                        <w:rPr>
-                          <w:rFonts w:ascii="Cambria Math" w:hAnsi="Cambria Math"/>
-                        </w:rPr>
-                        <m:t>min</m:t>
-                      </m:r>
-                    </m:e>
-                    <m:lim>
-                      <m:r>
-                        <w:rPr>
-                          <w:rFonts w:ascii="Cambria Math" w:eastAsiaTheme="minorEastAsia" w:hAnsi="Cambria Math"/>
-                        </w:rPr>
-                        <m:t>k=1,…, N</m:t>
-                      </m:r>
-                    </m:lim>
-                  </m:limLow>
-                </m:fName>
-                <m:e>
-                  <m:sSub>
-                    <m:sSubPr>
-                      <m:ctrlPr>
-                        <w:rPr>
-                          <w:rFonts w:ascii="Cambria Math" w:eastAsiaTheme="minorEastAsia" w:hAnsi="Cambria Math"/>
-                          <w:i/>
-                        </w:rPr>
-                      </m:ctrlPr>
-                    </m:sSubPr>
-                    <m:e>
-                      <m:r>
-                        <w:rPr>
-                          <w:rFonts w:ascii="Cambria Math" w:eastAsiaTheme="minorEastAsia" w:hAnsi="Cambria Math"/>
-                        </w:rPr>
-                        <m:t>σ</m:t>
-                      </m:r>
-                    </m:e>
-                    <m:sub>
-                      <m:r>
-                        <w:rPr>
-                          <w:rFonts w:ascii="Cambria Math" w:eastAsiaTheme="minorEastAsia" w:hAnsi="Cambria Math"/>
-                        </w:rPr>
-                        <m:t>min</m:t>
-                      </m:r>
-                    </m:sub>
-                  </m:sSub>
-                  <m:d>
-                    <m:dPr>
-                      <m:ctrlPr>
-                        <w:rPr>
-                          <w:rFonts w:ascii="Cambria Math" w:eastAsiaTheme="minorEastAsia" w:hAnsi="Cambria Math"/>
-                          <w:i/>
-                        </w:rPr>
-                      </m:ctrlPr>
-                    </m:dPr>
-                    <m:e>
-                      <m:r>
-                        <w:rPr>
-                          <w:rFonts w:ascii="Cambria Math" w:eastAsiaTheme="minorEastAsia" w:hAnsi="Cambria Math"/>
-                        </w:rPr>
-                        <m:t>J(</m:t>
-                      </m:r>
-                      <m:sSub>
-                        <m:sSubPr>
-                          <m:ctrlPr>
-                            <w:rPr>
-                              <w:rFonts w:ascii="Cambria Math" w:eastAsiaTheme="minorEastAsia" w:hAnsi="Cambria Math"/>
-                              <w:i/>
-                            </w:rPr>
-                          </m:ctrlPr>
-                        </m:sSubPr>
-                        <m:e>
-                          <m:r>
-                            <w:rPr>
-                              <w:rFonts w:ascii="Cambria Math" w:eastAsiaTheme="minorEastAsia" w:hAnsi="Cambria Math"/>
-                            </w:rPr>
-                            <m:t>x</m:t>
-                          </m:r>
-                        </m:e>
-                        <m:sub>
-                          <m:r>
-                            <w:rPr>
-                              <w:rFonts w:ascii="Cambria Math" w:eastAsiaTheme="minorEastAsia" w:hAnsi="Cambria Math"/>
-                            </w:rPr>
-                            <m:t>k</m:t>
-                          </m:r>
-                        </m:sub>
-                      </m:sSub>
-                      <m:r>
-                        <w:rPr>
-                          <w:rFonts w:ascii="Cambria Math" w:eastAsiaTheme="minorEastAsia" w:hAnsi="Cambria Math"/>
-                        </w:rPr>
-                        <m:t>;r</m:t>
-                      </m:r>
-                    </m:e>
-                  </m:d>
-                  <m:r>
-                    <w:rPr>
-                      <w:rFonts w:ascii="Cambria Math" w:eastAsiaTheme="minorEastAsia" w:hAnsi="Cambria Math"/>
-                    </w:rPr>
-                    <m:t>)</m:t>
-                  </m:r>
-                </m:e>
-              </m:func>
-            </m:e>
-          </m:func>
-        </m:oMath>
-      </m:oMathPara>
+      <w:r>
+        <w:rPr>
+          <w:rFonts w:eastAsiaTheme="minorEastAsia"/>
+        </w:rPr>
+        <w:t xml:space="preserve">weighting </w:t>
+      </w:r>
+      <w:r>
+        <w:rPr>
+          <w:rFonts w:eastAsiaTheme="minorEastAsia"/>
+        </w:rPr>
+        <w:t>coefficient</w:t>
+      </w:r>
+      <w:r>
+        <w:rPr>
+          <w:rFonts w:eastAsiaTheme="minorEastAsia"/>
+        </w:rPr>
+        <w:t>:</w:t>
+      </w:r>
+      <w:r>
+        <w:rPr>
+          <w:rFonts w:eastAsiaTheme="minorEastAsia"/>
+          <w:sz w:val="28"/>
+          <w:szCs w:val="28"/>
+        </w:rPr>
+        <w:t xml:space="preserve"> </w:t>
+      </w:r>
+      <m:oMath>
+        <m:r>
+          <w:rPr>
+            <w:rFonts w:ascii="Cambria Math" w:eastAsiaTheme="minorEastAsia" w:hAnsi="Cambria Math"/>
+          </w:rPr>
+          <m:t>α</m:t>
+        </m:r>
+      </m:oMath>
     </w:p>
     <w:p>
       <w:pPr>
@@ -6746,22 +9390,24 @@
             <w:rPr>
               <w:rFonts w:ascii="Cambria Math" w:eastAsiaTheme="minorEastAsia" w:hAnsi="Cambria Math"/>
             </w:rPr>
-            <m:t xml:space="preserve">,   i=1,…,n </m:t>
+            <m:t xml:space="preserve">,   i=1,…,M </m:t>
+          </m:r>
+          <m:r>
+            <m:rPr>
+              <m:sty m:val="p"/>
+            </m:rPr>
+            <w:rPr>
+              <w:rFonts w:eastAsiaTheme="minorEastAsia"/>
+            </w:rPr>
+            <w:br/>
           </m:r>
         </m:oMath>
       </m:oMathPara>
-    </w:p>
-    <w:p>
-      <w:pPr>
-        <w:rPr>
-          <w:rFonts w:eastAsiaTheme="minorEastAsia"/>
-        </w:rPr>
-      </w:pPr>
-      <w:r>
-        <w:rPr>
-          <w:rFonts w:eastAsiaTheme="minorEastAsia"/>
-        </w:rPr>
-        <w:t xml:space="preserve">This framework begins with </w:t>
+      <w:r>
+        <w:rPr>
+          <w:rFonts w:eastAsiaTheme="minorEastAsia"/>
+        </w:rPr>
+        <w:t xml:space="preserve">This method uses </w:t>
       </w:r>
       <m:oMath>
         <m:r>
@@ -6798,6 +9444,7 @@
           <m:e>
             <m:acc>
               <m:accPr>
+                <m:chr m:val="̃"/>
                 <m:ctrlPr>
                   <w:rPr>
                     <w:rFonts w:ascii="Cambria Math" w:eastAsiaTheme="minorEastAsia" w:hAnsi="Cambria Math"/>
@@ -6842,6 +9489,7 @@
             </m:r>
             <m:acc>
               <m:accPr>
+                <m:chr m:val="̃"/>
                 <m:ctrlPr>
                   <w:rPr>
                     <w:rFonts w:ascii="Cambria Math" w:eastAsiaTheme="minorEastAsia" w:hAnsi="Cambria Math"/>
@@ -6886,6 +9534,7 @@
             </m:r>
             <m:acc>
               <m:accPr>
+                <m:chr m:val="̃"/>
                 <m:ctrlPr>
                   <w:rPr>
                     <w:rFonts w:ascii="Cambria Math" w:eastAsiaTheme="minorEastAsia" w:hAnsi="Cambria Math"/>
@@ -6926,10 +9575,11 @@
               <w:rPr>
                 <w:rFonts w:ascii="Cambria Math" w:eastAsiaTheme="minorEastAsia" w:hAnsi="Cambria Math"/>
               </w:rPr>
-              <m:t xml:space="preserve">; </m:t>
+              <m:t>,</m:t>
             </m:r>
             <m:acc>
               <m:accPr>
+                <m:chr m:val="̃"/>
                 <m:ctrlPr>
                   <w:rPr>
                     <w:rFonts w:ascii="Cambria Math" w:eastAsiaTheme="minorEastAsia" w:hAnsi="Cambria Math"/>
@@ -6970,10 +9620,11 @@
               <w:rPr>
                 <w:rFonts w:ascii="Cambria Math" w:eastAsiaTheme="minorEastAsia" w:hAnsi="Cambria Math"/>
               </w:rPr>
-              <m:t xml:space="preserve">, </m:t>
+              <m:t>,</m:t>
             </m:r>
             <m:acc>
               <m:accPr>
+                <m:chr m:val="̃"/>
                 <m:ctrlPr>
                   <w:rPr>
                     <w:rFonts w:ascii="Cambria Math" w:eastAsiaTheme="minorEastAsia" w:hAnsi="Cambria Math"/>
@@ -7018,6 +9669,7 @@
             </m:r>
             <m:acc>
               <m:accPr>
+                <m:chr m:val="̃"/>
                 <m:ctrlPr>
                   <w:rPr>
                     <w:rFonts w:ascii="Cambria Math" w:eastAsiaTheme="minorEastAsia" w:hAnsi="Cambria Math"/>
@@ -7074,20 +9726,20 @@
           <w:rPr>
             <w:rFonts w:ascii="Cambria Math" w:eastAsiaTheme="minorEastAsia" w:hAnsi="Cambria Math"/>
           </w:rPr>
-          <m:t>n</m:t>
+          <m:t>M</m:t>
         </m:r>
       </m:oMath>
       <w:r>
         <w:rPr>
           <w:rFonts w:eastAsiaTheme="minorEastAsia"/>
         </w:rPr>
-        <w:t xml:space="preserve"> consecutively connected link segments of uniform length with variable radii</w:t>
-      </w:r>
-      <w:r>
-        <w:rPr>
-          <w:rFonts w:eastAsiaTheme="minorEastAsia"/>
-        </w:rPr>
         <w:t xml:space="preserve"> </w:t>
+      </w:r>
+      <w:r>
+        <w:rPr>
+          <w:rFonts w:eastAsiaTheme="minorEastAsia"/>
+        </w:rPr>
+        <w:t xml:space="preserve">consecutively connected link segments of uniform length with variable radii </w:t>
       </w:r>
       <m:oMath>
         <m:sSub>
@@ -7095,6 +9747,7 @@
             <m:ctrlPr>
               <w:rPr>
                 <w:rFonts w:ascii="Cambria Math" w:eastAsiaTheme="minorEastAsia" w:hAnsi="Cambria Math"/>
+                <w:i/>
               </w:rPr>
             </m:ctrlPr>
           </m:sSubPr>
@@ -7120,77 +9773,7 @@
         <w:rPr>
           <w:rFonts w:eastAsiaTheme="minorEastAsia"/>
         </w:rPr>
-        <w:t xml:space="preserve">. The framework calculates the Jacobian of the forward map </w:t>
-      </w:r>
-      <m:oMath>
-        <m:r>
-          <w:rPr>
-            <w:rFonts w:ascii="Cambria Math" w:eastAsiaTheme="minorEastAsia" w:hAnsi="Cambria Math"/>
-          </w:rPr>
-          <m:t>J</m:t>
-        </m:r>
-        <m:r>
-          <m:rPr>
-            <m:sty m:val="p"/>
-          </m:rPr>
-          <w:rPr>
-            <w:rFonts w:ascii="Cambria Math" w:eastAsiaTheme="minorEastAsia" w:hAnsi="Cambria Math"/>
-          </w:rPr>
-          <m:t>(</m:t>
-        </m:r>
-        <m:sSub>
-          <m:sSubPr>
-            <m:ctrlPr>
-              <w:rPr>
-                <w:rFonts w:ascii="Cambria Math" w:eastAsiaTheme="minorEastAsia" w:hAnsi="Cambria Math"/>
-              </w:rPr>
-            </m:ctrlPr>
-          </m:sSubPr>
-          <m:e>
-            <m:r>
-              <w:rPr>
-                <w:rFonts w:ascii="Cambria Math" w:eastAsiaTheme="minorEastAsia" w:hAnsi="Cambria Math"/>
-              </w:rPr>
-              <m:t>x</m:t>
-            </m:r>
-          </m:e>
-          <m:sub>
-            <m:r>
-              <w:rPr>
-                <w:rFonts w:ascii="Cambria Math" w:eastAsiaTheme="minorEastAsia" w:hAnsi="Cambria Math"/>
-              </w:rPr>
-              <m:t>k</m:t>
-            </m:r>
-          </m:sub>
-        </m:sSub>
-        <m:r>
-          <m:rPr>
-            <m:sty m:val="p"/>
-          </m:rPr>
-          <w:rPr>
-            <w:rFonts w:ascii="Cambria Math" w:eastAsiaTheme="minorEastAsia" w:hAnsi="Cambria Math"/>
-          </w:rPr>
-          <m:t>;</m:t>
-        </m:r>
-        <m:r>
-          <w:rPr>
-            <w:rFonts w:ascii="Cambria Math" w:eastAsiaTheme="minorEastAsia" w:hAnsi="Cambria Math"/>
-          </w:rPr>
-          <m:t>r</m:t>
-        </m:r>
-      </m:oMath>
-      <w:r>
-        <w:rPr>
-          <w:rFonts w:eastAsiaTheme="minorEastAsia"/>
-          <w:iCs/>
-        </w:rPr>
-        <w:t>)</w:t>
-      </w:r>
-      <w:r>
-        <w:rPr>
-          <w:rFonts w:eastAsiaTheme="minorEastAsia"/>
-        </w:rPr>
-        <w:t xml:space="preserve"> at each sample point using finite differences, computes the singular values of each Jacobian, and takes the minimum across all Jacobians. </w:t>
+        <w:t xml:space="preserve">. </w:t>
       </w:r>
     </w:p>
     <w:p>
@@ -7203,7 +9786,7 @@
         <w:rPr>
           <w:rFonts w:eastAsiaTheme="minorEastAsia"/>
         </w:rPr>
-        <w:t xml:space="preserve">The magnitude of </w:t>
+        <w:t xml:space="preserve">The first term is our local stability metric. It computes the Jacobian of the forward map at each sample point using finite differences, then finds the minimum singular value across all Jacobians. The magnitude </w:t>
       </w:r>
       <m:oMath>
         <m:sSub>
@@ -7224,6 +9807,9 @@
           </m:e>
           <m:sub>
             <m:r>
+              <m:rPr>
+                <m:sty m:val="p"/>
+              </m:rPr>
               <w:rPr>
                 <w:rFonts w:ascii="Cambria Math" w:eastAsiaTheme="minorEastAsia" w:hAnsi="Cambria Math"/>
               </w:rPr>
@@ -7231,27 +9817,12 @@
             </m:r>
           </m:sub>
         </m:sSub>
-        <m:r>
-          <m:rPr>
-            <m:sty m:val="p"/>
-          </m:rPr>
-          <w:rPr>
-            <w:rFonts w:ascii="Cambria Math" w:eastAsiaTheme="minorEastAsia" w:hAnsi="Cambria Math"/>
-          </w:rPr>
-          <m:t xml:space="preserve">(J) </m:t>
-        </m:r>
       </m:oMath>
       <w:r>
         <w:rPr>
           <w:rFonts w:eastAsiaTheme="minorEastAsia"/>
         </w:rPr>
-        <w:t xml:space="preserve"> </w:t>
-      </w:r>
-      <w:r>
-        <w:rPr>
-          <w:rFonts w:eastAsiaTheme="minorEastAsia"/>
-        </w:rPr>
-        <w:t xml:space="preserve">represents the worst-case local gain of the forward map over all directions. Maximizing </w:t>
+        <w:t xml:space="preserve">represents the smallest local gain of the forward map over all directions. Maximizing </w:t>
       </w:r>
       <m:oMath>
         <m:sSub>
@@ -7272,6 +9843,9 @@
           </m:e>
           <m:sub>
             <m:r>
+              <m:rPr>
+                <m:sty m:val="p"/>
+              </m:rPr>
               <w:rPr>
                 <w:rFonts w:ascii="Cambria Math" w:eastAsiaTheme="minorEastAsia" w:hAnsi="Cambria Math"/>
               </w:rPr>
@@ -7279,59 +9853,110 @@
             </m:r>
           </m:sub>
         </m:sSub>
-        <m:r>
-          <m:rPr>
-            <m:sty m:val="p"/>
-          </m:rPr>
-          <w:rPr>
-            <w:rFonts w:ascii="Cambria Math" w:eastAsiaTheme="minorEastAsia" w:hAnsi="Cambria Math"/>
-          </w:rPr>
-          <m:t>(J)</m:t>
-        </m:r>
       </m:oMath>
       <w:r>
         <w:rPr>
           <w:rFonts w:eastAsiaTheme="minorEastAsia"/>
         </w:rPr>
+        <w:t xml:space="preserve">raises the lower bound on input distinguishability, ensuring the mapping remains injective and preventing inverse estimates from exhibiting extreme sensitivity to wrench errors. </w:t>
+      </w:r>
+    </w:p>
+    <w:p>
+      <w:r>
+        <w:rPr>
+          <w:rFonts w:eastAsiaTheme="minorEastAsia"/>
+        </w:rPr>
+        <w:t xml:space="preserve">The second term is our global stability metric. It compares the norm of input differences to wrench differences for all distinct sample pairs. The minimum ratio </w:t>
+      </w:r>
+      <m:oMath>
+        <m:sSub>
+          <m:sSubPr>
+            <m:ctrlPr>
+              <w:rPr>
+                <w:rFonts w:ascii="Cambria Math" w:eastAsiaTheme="minorEastAsia" w:hAnsi="Cambria Math"/>
+              </w:rPr>
+            </m:ctrlPr>
+          </m:sSubPr>
+          <m:e>
+            <m:r>
+              <m:rPr>
+                <m:sty m:val="p"/>
+              </m:rPr>
+              <w:rPr>
+                <w:rFonts w:ascii="Cambria Math" w:eastAsiaTheme="minorEastAsia" w:hAnsi="Cambria Math"/>
+              </w:rPr>
+              <m:t>Δ</m:t>
+            </m:r>
+          </m:e>
+          <m:sub>
+            <m:r>
+              <m:rPr>
+                <m:sty m:val="p"/>
+              </m:rPr>
+              <w:rPr>
+                <w:rFonts w:ascii="Cambria Math" w:eastAsiaTheme="minorEastAsia" w:hAnsi="Cambria Math"/>
+              </w:rPr>
+              <m:t>min</m:t>
+            </m:r>
+          </m:sub>
+        </m:sSub>
+      </m:oMath>
+      <w:r>
+        <w:rPr>
+          <w:rFonts w:eastAsiaTheme="minorEastAsia"/>
+        </w:rPr>
+        <w:t xml:space="preserve">identifies the worst-case pair most likely to be confused. Maximizing </w:t>
+      </w:r>
+      <m:oMath>
+        <m:sSub>
+          <m:sSubPr>
+            <m:ctrlPr>
+              <w:rPr>
+                <w:rFonts w:ascii="Cambria Math" w:eastAsiaTheme="minorEastAsia" w:hAnsi="Cambria Math"/>
+              </w:rPr>
+            </m:ctrlPr>
+          </m:sSubPr>
+          <m:e>
+            <m:r>
+              <m:rPr>
+                <m:sty m:val="p"/>
+              </m:rPr>
+              <w:rPr>
+                <w:rFonts w:ascii="Cambria Math" w:eastAsiaTheme="minorEastAsia" w:hAnsi="Cambria Math"/>
+              </w:rPr>
+              <m:t>Δ</m:t>
+            </m:r>
+          </m:e>
+          <m:sub>
+            <m:r>
+              <m:rPr>
+                <m:sty m:val="p"/>
+              </m:rPr>
+              <w:rPr>
+                <w:rFonts w:ascii="Cambria Math" w:eastAsiaTheme="minorEastAsia" w:hAnsi="Cambria Math"/>
+              </w:rPr>
+              <m:t>min</m:t>
+            </m:r>
+          </m:sub>
+        </m:sSub>
+      </m:oMath>
+      <w:r>
+        <w:rPr>
+          <w:rFonts w:eastAsiaTheme="minorEastAsia"/>
+        </w:rPr>
+        <w:t>raises the lower bound on</w:t>
+      </w:r>
+      <w:r>
+        <w:rPr>
+          <w:rFonts w:eastAsiaTheme="minorEastAsia"/>
+        </w:rPr>
         <w:t xml:space="preserve"> </w:t>
       </w:r>
       <w:r>
         <w:rPr>
           <w:rFonts w:eastAsiaTheme="minorEastAsia"/>
         </w:rPr>
-        <w:t>raises the lower bound on input distinguishability, ensuring the mapping remains closer to one-to-one and preventing inverse estimates from exhibiting extreme sensitivity to small wrench errors.</w:t>
-      </w:r>
-      <w:r>
-        <w:rPr>
-          <w:rFonts w:eastAsiaTheme="minorEastAsia"/>
-        </w:rPr>
-        <w:br/>
-      </w:r>
-      <w:r>
-        <w:rPr>
-          <w:rStyle w:val="Heading1Char"/>
-          <w:b/>
-          <w:bCs/>
-        </w:rPr>
-        <w:t>Results</w:t>
-      </w:r>
-      <w:r>
-        <w:rPr>
-          <w:rFonts w:eastAsiaTheme="minorEastAsia"/>
-        </w:rPr>
-        <w:br/>
-      </w:r>
-      <w:r>
-        <w:rPr>
-          <w:rFonts w:eastAsiaTheme="minorEastAsia"/>
-        </w:rPr>
-        <w:br/>
-      </w:r>
-      <w:r>
-        <w:rPr>
-          <w:rFonts w:eastAsiaTheme="minorEastAsia"/>
-        </w:rPr>
-        <w:br/>
+        <w:t>input separability.</w:t>
       </w:r>
       <w:r>
         <w:rPr>
@@ -7342,51 +9967,119 @@
     </w:p>
     <w:p>
       <w:pPr>
-        <w:rPr>
-          <w:rFonts w:eastAsiaTheme="minorEastAsia"/>
+        <w:pStyle w:val="Heading2"/>
+        <w:rPr>
+          <w:b/>
+          <w:bCs/>
         </w:rPr>
       </w:pPr>
       <w:r>
         <w:rPr>
-          <w:rFonts w:eastAsiaTheme="minorEastAsia"/>
-        </w:rPr>
-        <w:br/>
-        <w:t xml:space="preserve"> </w:t>
+          <w:b/>
+          <w:bCs/>
+        </w:rPr>
+        <w:lastRenderedPageBreak/>
+        <w:t>Experiment rules</w:t>
       </w:r>
     </w:p>
     <w:p>
       <w:pPr>
+        <w:pStyle w:val="ListParagraph"/>
+        <w:numPr>
+          <w:ilvl w:val="0"/>
+          <w:numId w:val="5"/>
+        </w:numPr>
         <w:rPr>
           <w:rFonts w:eastAsiaTheme="minorEastAsia"/>
         </w:rPr>
       </w:pPr>
       <w:r>
-        <w:rPr>
-          <w:rFonts w:eastAsiaTheme="minorEastAsia"/>
-        </w:rPr>
-        <w:lastRenderedPageBreak/>
-        <w:br/>
+        <w:t xml:space="preserve">Do not adjust the </w:t>
+      </w:r>
+      <w:r>
+        <w:t>frame</w:t>
+      </w:r>
+      <w:r>
+        <w:t xml:space="preserve"> mid-</w:t>
+      </w:r>
+      <w:r>
+        <w:t>trial</w:t>
       </w:r>
     </w:p>
     <w:p>
       <w:pPr>
+        <w:pStyle w:val="ListParagraph"/>
+        <w:numPr>
+          <w:ilvl w:val="0"/>
+          <w:numId w:val="5"/>
+        </w:numPr>
         <w:rPr>
           <w:rFonts w:eastAsiaTheme="minorEastAsia"/>
         </w:rPr>
       </w:pPr>
       <w:r>
-        <w:rPr>
-          <w:rFonts w:eastAsiaTheme="minorEastAsia"/>
-        </w:rPr>
-        <w:br/>
+        <w:t xml:space="preserve">Always zero </w:t>
+      </w:r>
+      <w:r>
+        <w:t>ATI</w:t>
+      </w:r>
+      <w:r>
+        <w:t xml:space="preserve"> sensor before t</w:t>
+      </w:r>
+      <w:r>
+        <w:t>aking results</w:t>
       </w:r>
     </w:p>
     <w:p>
       <w:pPr>
+        <w:pStyle w:val="ListParagraph"/>
+        <w:numPr>
+          <w:ilvl w:val="0"/>
+          <w:numId w:val="5"/>
+        </w:numPr>
         <w:rPr>
           <w:rFonts w:eastAsiaTheme="minorEastAsia"/>
         </w:rPr>
       </w:pPr>
+      <w:r>
+        <w:t>Always have force guage in line with string</w:t>
+      </w:r>
+    </w:p>
+    <w:p>
+      <w:pPr>
+        <w:pStyle w:val="ListParagraph"/>
+        <w:numPr>
+          <w:ilvl w:val="0"/>
+          <w:numId w:val="5"/>
+        </w:numPr>
+        <w:rPr>
+          <w:rFonts w:eastAsiaTheme="minorEastAsia"/>
+        </w:rPr>
+      </w:pPr>
+      <w:r>
+        <w:t xml:space="preserve">Never let the string </w:t>
+      </w:r>
+      <w:r>
+        <w:t>rub on the winch frame.</w:t>
+      </w:r>
+    </w:p>
+    <w:p>
+      <w:pPr>
+        <w:pStyle w:val="ListParagraph"/>
+        <w:numPr>
+          <w:ilvl w:val="0"/>
+          <w:numId w:val="5"/>
+        </w:numPr>
+        <w:rPr>
+          <w:rFonts w:eastAsiaTheme="minorEastAsia"/>
+        </w:rPr>
+      </w:pPr>
+      <w:r>
+        <w:t>Do everything the same for each expeiment</w:t>
+      </w:r>
+      <w:r>
+        <w:br/>
+      </w:r>
     </w:p>
     <w:sectPr>
       <w:pgSz w:w="12240" w:h="15840"/>
@@ -7513,8 +10206,508 @@
       </w:rPr>
     </w:lvl>
   </w:abstractNum>
+  <w:abstractNum w:abstractNumId="1" w15:restartNumberingAfterBreak="0">
+    <w:nsid w:val="0B630342"/>
+    <w:multiLevelType w:val="hybridMultilevel"/>
+    <w:tmpl w:val="8CE49DA8"/>
+    <w:lvl w:ilvl="0" w:tplc="04090001">
+      <w:start w:val="1"/>
+      <w:numFmt w:val="bullet"/>
+      <w:lvlText w:val=""/>
+      <w:lvlJc w:val="left"/>
+      <w:pPr>
+        <w:ind w:left="720" w:hanging="360"/>
+      </w:pPr>
+      <w:rPr>
+        <w:rFonts w:ascii="Symbol" w:hAnsi="Symbol" w:hint="default"/>
+      </w:rPr>
+    </w:lvl>
+    <w:lvl w:ilvl="1" w:tplc="04090003" w:tentative="1">
+      <w:start w:val="1"/>
+      <w:numFmt w:val="bullet"/>
+      <w:lvlText w:val="o"/>
+      <w:lvlJc w:val="left"/>
+      <w:pPr>
+        <w:ind w:left="1440" w:hanging="360"/>
+      </w:pPr>
+      <w:rPr>
+        <w:rFonts w:ascii="Courier New" w:hAnsi="Courier New" w:cs="Courier New" w:hint="default"/>
+      </w:rPr>
+    </w:lvl>
+    <w:lvl w:ilvl="2" w:tplc="04090005" w:tentative="1">
+      <w:start w:val="1"/>
+      <w:numFmt w:val="bullet"/>
+      <w:lvlText w:val=""/>
+      <w:lvlJc w:val="left"/>
+      <w:pPr>
+        <w:ind w:left="2160" w:hanging="360"/>
+      </w:pPr>
+      <w:rPr>
+        <w:rFonts w:ascii="Wingdings" w:hAnsi="Wingdings" w:hint="default"/>
+      </w:rPr>
+    </w:lvl>
+    <w:lvl w:ilvl="3" w:tplc="04090001" w:tentative="1">
+      <w:start w:val="1"/>
+      <w:numFmt w:val="bullet"/>
+      <w:lvlText w:val=""/>
+      <w:lvlJc w:val="left"/>
+      <w:pPr>
+        <w:ind w:left="2880" w:hanging="360"/>
+      </w:pPr>
+      <w:rPr>
+        <w:rFonts w:ascii="Symbol" w:hAnsi="Symbol" w:hint="default"/>
+      </w:rPr>
+    </w:lvl>
+    <w:lvl w:ilvl="4" w:tplc="04090003" w:tentative="1">
+      <w:start w:val="1"/>
+      <w:numFmt w:val="bullet"/>
+      <w:lvlText w:val="o"/>
+      <w:lvlJc w:val="left"/>
+      <w:pPr>
+        <w:ind w:left="3600" w:hanging="360"/>
+      </w:pPr>
+      <w:rPr>
+        <w:rFonts w:ascii="Courier New" w:hAnsi="Courier New" w:cs="Courier New" w:hint="default"/>
+      </w:rPr>
+    </w:lvl>
+    <w:lvl w:ilvl="5" w:tplc="04090005" w:tentative="1">
+      <w:start w:val="1"/>
+      <w:numFmt w:val="bullet"/>
+      <w:lvlText w:val=""/>
+      <w:lvlJc w:val="left"/>
+      <w:pPr>
+        <w:ind w:left="4320" w:hanging="360"/>
+      </w:pPr>
+      <w:rPr>
+        <w:rFonts w:ascii="Wingdings" w:hAnsi="Wingdings" w:hint="default"/>
+      </w:rPr>
+    </w:lvl>
+    <w:lvl w:ilvl="6" w:tplc="04090001" w:tentative="1">
+      <w:start w:val="1"/>
+      <w:numFmt w:val="bullet"/>
+      <w:lvlText w:val=""/>
+      <w:lvlJc w:val="left"/>
+      <w:pPr>
+        <w:ind w:left="5040" w:hanging="360"/>
+      </w:pPr>
+      <w:rPr>
+        <w:rFonts w:ascii="Symbol" w:hAnsi="Symbol" w:hint="default"/>
+      </w:rPr>
+    </w:lvl>
+    <w:lvl w:ilvl="7" w:tplc="04090003" w:tentative="1">
+      <w:start w:val="1"/>
+      <w:numFmt w:val="bullet"/>
+      <w:lvlText w:val="o"/>
+      <w:lvlJc w:val="left"/>
+      <w:pPr>
+        <w:ind w:left="5760" w:hanging="360"/>
+      </w:pPr>
+      <w:rPr>
+        <w:rFonts w:ascii="Courier New" w:hAnsi="Courier New" w:cs="Courier New" w:hint="default"/>
+      </w:rPr>
+    </w:lvl>
+    <w:lvl w:ilvl="8" w:tplc="04090005" w:tentative="1">
+      <w:start w:val="1"/>
+      <w:numFmt w:val="bullet"/>
+      <w:lvlText w:val=""/>
+      <w:lvlJc w:val="left"/>
+      <w:pPr>
+        <w:ind w:left="6480" w:hanging="360"/>
+      </w:pPr>
+      <w:rPr>
+        <w:rFonts w:ascii="Wingdings" w:hAnsi="Wingdings" w:hint="default"/>
+      </w:rPr>
+    </w:lvl>
+  </w:abstractNum>
+  <w:abstractNum w:abstractNumId="2" w15:restartNumberingAfterBreak="0">
+    <w:nsid w:val="1C297DA8"/>
+    <w:multiLevelType w:val="hybridMultilevel"/>
+    <w:tmpl w:val="BE1CC516"/>
+    <w:lvl w:ilvl="0" w:tplc="04090001">
+      <w:start w:val="1"/>
+      <w:numFmt w:val="bullet"/>
+      <w:lvlText w:val=""/>
+      <w:lvlJc w:val="left"/>
+      <w:pPr>
+        <w:ind w:left="720" w:hanging="360"/>
+      </w:pPr>
+      <w:rPr>
+        <w:rFonts w:ascii="Symbol" w:hAnsi="Symbol" w:hint="default"/>
+      </w:rPr>
+    </w:lvl>
+    <w:lvl w:ilvl="1" w:tplc="04090003" w:tentative="1">
+      <w:start w:val="1"/>
+      <w:numFmt w:val="bullet"/>
+      <w:lvlText w:val="o"/>
+      <w:lvlJc w:val="left"/>
+      <w:pPr>
+        <w:ind w:left="1440" w:hanging="360"/>
+      </w:pPr>
+      <w:rPr>
+        <w:rFonts w:ascii="Courier New" w:hAnsi="Courier New" w:cs="Courier New" w:hint="default"/>
+      </w:rPr>
+    </w:lvl>
+    <w:lvl w:ilvl="2" w:tplc="04090005" w:tentative="1">
+      <w:start w:val="1"/>
+      <w:numFmt w:val="bullet"/>
+      <w:lvlText w:val=""/>
+      <w:lvlJc w:val="left"/>
+      <w:pPr>
+        <w:ind w:left="2160" w:hanging="360"/>
+      </w:pPr>
+      <w:rPr>
+        <w:rFonts w:ascii="Wingdings" w:hAnsi="Wingdings" w:hint="default"/>
+      </w:rPr>
+    </w:lvl>
+    <w:lvl w:ilvl="3" w:tplc="04090001" w:tentative="1">
+      <w:start w:val="1"/>
+      <w:numFmt w:val="bullet"/>
+      <w:lvlText w:val=""/>
+      <w:lvlJc w:val="left"/>
+      <w:pPr>
+        <w:ind w:left="2880" w:hanging="360"/>
+      </w:pPr>
+      <w:rPr>
+        <w:rFonts w:ascii="Symbol" w:hAnsi="Symbol" w:hint="default"/>
+      </w:rPr>
+    </w:lvl>
+    <w:lvl w:ilvl="4" w:tplc="04090003" w:tentative="1">
+      <w:start w:val="1"/>
+      <w:numFmt w:val="bullet"/>
+      <w:lvlText w:val="o"/>
+      <w:lvlJc w:val="left"/>
+      <w:pPr>
+        <w:ind w:left="3600" w:hanging="360"/>
+      </w:pPr>
+      <w:rPr>
+        <w:rFonts w:ascii="Courier New" w:hAnsi="Courier New" w:cs="Courier New" w:hint="default"/>
+      </w:rPr>
+    </w:lvl>
+    <w:lvl w:ilvl="5" w:tplc="04090005" w:tentative="1">
+      <w:start w:val="1"/>
+      <w:numFmt w:val="bullet"/>
+      <w:lvlText w:val=""/>
+      <w:lvlJc w:val="left"/>
+      <w:pPr>
+        <w:ind w:left="4320" w:hanging="360"/>
+      </w:pPr>
+      <w:rPr>
+        <w:rFonts w:ascii="Wingdings" w:hAnsi="Wingdings" w:hint="default"/>
+      </w:rPr>
+    </w:lvl>
+    <w:lvl w:ilvl="6" w:tplc="04090001" w:tentative="1">
+      <w:start w:val="1"/>
+      <w:numFmt w:val="bullet"/>
+      <w:lvlText w:val=""/>
+      <w:lvlJc w:val="left"/>
+      <w:pPr>
+        <w:ind w:left="5040" w:hanging="360"/>
+      </w:pPr>
+      <w:rPr>
+        <w:rFonts w:ascii="Symbol" w:hAnsi="Symbol" w:hint="default"/>
+      </w:rPr>
+    </w:lvl>
+    <w:lvl w:ilvl="7" w:tplc="04090003" w:tentative="1">
+      <w:start w:val="1"/>
+      <w:numFmt w:val="bullet"/>
+      <w:lvlText w:val="o"/>
+      <w:lvlJc w:val="left"/>
+      <w:pPr>
+        <w:ind w:left="5760" w:hanging="360"/>
+      </w:pPr>
+      <w:rPr>
+        <w:rFonts w:ascii="Courier New" w:hAnsi="Courier New" w:cs="Courier New" w:hint="default"/>
+      </w:rPr>
+    </w:lvl>
+    <w:lvl w:ilvl="8" w:tplc="04090005" w:tentative="1">
+      <w:start w:val="1"/>
+      <w:numFmt w:val="bullet"/>
+      <w:lvlText w:val=""/>
+      <w:lvlJc w:val="left"/>
+      <w:pPr>
+        <w:ind w:left="6480" w:hanging="360"/>
+      </w:pPr>
+      <w:rPr>
+        <w:rFonts w:ascii="Wingdings" w:hAnsi="Wingdings" w:hint="default"/>
+      </w:rPr>
+    </w:lvl>
+  </w:abstractNum>
+  <w:abstractNum w:abstractNumId="3" w15:restartNumberingAfterBreak="0">
+    <w:nsid w:val="342C46A0"/>
+    <w:multiLevelType w:val="hybridMultilevel"/>
+    <w:tmpl w:val="54A4B176"/>
+    <w:lvl w:ilvl="0" w:tplc="04090001">
+      <w:start w:val="1"/>
+      <w:numFmt w:val="bullet"/>
+      <w:lvlText w:val=""/>
+      <w:lvlJc w:val="left"/>
+      <w:pPr>
+        <w:ind w:left="720" w:hanging="360"/>
+      </w:pPr>
+      <w:rPr>
+        <w:rFonts w:ascii="Symbol" w:hAnsi="Symbol" w:hint="default"/>
+      </w:rPr>
+    </w:lvl>
+    <w:lvl w:ilvl="1" w:tplc="04090003" w:tentative="1">
+      <w:start w:val="1"/>
+      <w:numFmt w:val="bullet"/>
+      <w:lvlText w:val="o"/>
+      <w:lvlJc w:val="left"/>
+      <w:pPr>
+        <w:ind w:left="1440" w:hanging="360"/>
+      </w:pPr>
+      <w:rPr>
+        <w:rFonts w:ascii="Courier New" w:hAnsi="Courier New" w:cs="Courier New" w:hint="default"/>
+      </w:rPr>
+    </w:lvl>
+    <w:lvl w:ilvl="2" w:tplc="04090005" w:tentative="1">
+      <w:start w:val="1"/>
+      <w:numFmt w:val="bullet"/>
+      <w:lvlText w:val=""/>
+      <w:lvlJc w:val="left"/>
+      <w:pPr>
+        <w:ind w:left="2160" w:hanging="360"/>
+      </w:pPr>
+      <w:rPr>
+        <w:rFonts w:ascii="Wingdings" w:hAnsi="Wingdings" w:hint="default"/>
+      </w:rPr>
+    </w:lvl>
+    <w:lvl w:ilvl="3" w:tplc="04090001" w:tentative="1">
+      <w:start w:val="1"/>
+      <w:numFmt w:val="bullet"/>
+      <w:lvlText w:val=""/>
+      <w:lvlJc w:val="left"/>
+      <w:pPr>
+        <w:ind w:left="2880" w:hanging="360"/>
+      </w:pPr>
+      <w:rPr>
+        <w:rFonts w:ascii="Symbol" w:hAnsi="Symbol" w:hint="default"/>
+      </w:rPr>
+    </w:lvl>
+    <w:lvl w:ilvl="4" w:tplc="04090003" w:tentative="1">
+      <w:start w:val="1"/>
+      <w:numFmt w:val="bullet"/>
+      <w:lvlText w:val="o"/>
+      <w:lvlJc w:val="left"/>
+      <w:pPr>
+        <w:ind w:left="3600" w:hanging="360"/>
+      </w:pPr>
+      <w:rPr>
+        <w:rFonts w:ascii="Courier New" w:hAnsi="Courier New" w:cs="Courier New" w:hint="default"/>
+      </w:rPr>
+    </w:lvl>
+    <w:lvl w:ilvl="5" w:tplc="04090005" w:tentative="1">
+      <w:start w:val="1"/>
+      <w:numFmt w:val="bullet"/>
+      <w:lvlText w:val=""/>
+      <w:lvlJc w:val="left"/>
+      <w:pPr>
+        <w:ind w:left="4320" w:hanging="360"/>
+      </w:pPr>
+      <w:rPr>
+        <w:rFonts w:ascii="Wingdings" w:hAnsi="Wingdings" w:hint="default"/>
+      </w:rPr>
+    </w:lvl>
+    <w:lvl w:ilvl="6" w:tplc="04090001" w:tentative="1">
+      <w:start w:val="1"/>
+      <w:numFmt w:val="bullet"/>
+      <w:lvlText w:val=""/>
+      <w:lvlJc w:val="left"/>
+      <w:pPr>
+        <w:ind w:left="5040" w:hanging="360"/>
+      </w:pPr>
+      <w:rPr>
+        <w:rFonts w:ascii="Symbol" w:hAnsi="Symbol" w:hint="default"/>
+      </w:rPr>
+    </w:lvl>
+    <w:lvl w:ilvl="7" w:tplc="04090003" w:tentative="1">
+      <w:start w:val="1"/>
+      <w:numFmt w:val="bullet"/>
+      <w:lvlText w:val="o"/>
+      <w:lvlJc w:val="left"/>
+      <w:pPr>
+        <w:ind w:left="5760" w:hanging="360"/>
+      </w:pPr>
+      <w:rPr>
+        <w:rFonts w:ascii="Courier New" w:hAnsi="Courier New" w:cs="Courier New" w:hint="default"/>
+      </w:rPr>
+    </w:lvl>
+    <w:lvl w:ilvl="8" w:tplc="04090005" w:tentative="1">
+      <w:start w:val="1"/>
+      <w:numFmt w:val="bullet"/>
+      <w:lvlText w:val=""/>
+      <w:lvlJc w:val="left"/>
+      <w:pPr>
+        <w:ind w:left="6480" w:hanging="360"/>
+      </w:pPr>
+      <w:rPr>
+        <w:rFonts w:ascii="Wingdings" w:hAnsi="Wingdings" w:hint="default"/>
+      </w:rPr>
+    </w:lvl>
+  </w:abstractNum>
+  <w:abstractNum w:abstractNumId="4" w15:restartNumberingAfterBreak="0">
+    <w:nsid w:val="65F07937"/>
+    <w:multiLevelType w:val="multilevel"/>
+    <w:tmpl w:val="0B4A76C0"/>
+    <w:lvl w:ilvl="0">
+      <w:start w:val="1"/>
+      <w:numFmt w:val="bullet"/>
+      <w:lvlText w:val=""/>
+      <w:lvlJc w:val="left"/>
+      <w:pPr>
+        <w:tabs>
+          <w:tab w:val="num" w:pos="720"/>
+        </w:tabs>
+        <w:ind w:left="720" w:hanging="360"/>
+      </w:pPr>
+      <w:rPr>
+        <w:rFonts w:ascii="Symbol" w:hAnsi="Symbol" w:hint="default"/>
+        <w:sz w:val="20"/>
+      </w:rPr>
+    </w:lvl>
+    <w:lvl w:ilvl="1" w:tentative="1">
+      <w:start w:val="1"/>
+      <w:numFmt w:val="bullet"/>
+      <w:lvlText w:val="o"/>
+      <w:lvlJc w:val="left"/>
+      <w:pPr>
+        <w:tabs>
+          <w:tab w:val="num" w:pos="1440"/>
+        </w:tabs>
+        <w:ind w:left="1440" w:hanging="360"/>
+      </w:pPr>
+      <w:rPr>
+        <w:rFonts w:ascii="Courier New" w:hAnsi="Courier New" w:hint="default"/>
+        <w:sz w:val="20"/>
+      </w:rPr>
+    </w:lvl>
+    <w:lvl w:ilvl="2" w:tentative="1">
+      <w:start w:val="1"/>
+      <w:numFmt w:val="bullet"/>
+      <w:lvlText w:val=""/>
+      <w:lvlJc w:val="left"/>
+      <w:pPr>
+        <w:tabs>
+          <w:tab w:val="num" w:pos="2160"/>
+        </w:tabs>
+        <w:ind w:left="2160" w:hanging="360"/>
+      </w:pPr>
+      <w:rPr>
+        <w:rFonts w:ascii="Wingdings" w:hAnsi="Wingdings" w:hint="default"/>
+        <w:sz w:val="20"/>
+      </w:rPr>
+    </w:lvl>
+    <w:lvl w:ilvl="3" w:tentative="1">
+      <w:start w:val="1"/>
+      <w:numFmt w:val="bullet"/>
+      <w:lvlText w:val=""/>
+      <w:lvlJc w:val="left"/>
+      <w:pPr>
+        <w:tabs>
+          <w:tab w:val="num" w:pos="2880"/>
+        </w:tabs>
+        <w:ind w:left="2880" w:hanging="360"/>
+      </w:pPr>
+      <w:rPr>
+        <w:rFonts w:ascii="Wingdings" w:hAnsi="Wingdings" w:hint="default"/>
+        <w:sz w:val="20"/>
+      </w:rPr>
+    </w:lvl>
+    <w:lvl w:ilvl="4" w:tentative="1">
+      <w:start w:val="1"/>
+      <w:numFmt w:val="bullet"/>
+      <w:lvlText w:val=""/>
+      <w:lvlJc w:val="left"/>
+      <w:pPr>
+        <w:tabs>
+          <w:tab w:val="num" w:pos="3600"/>
+        </w:tabs>
+        <w:ind w:left="3600" w:hanging="360"/>
+      </w:pPr>
+      <w:rPr>
+        <w:rFonts w:ascii="Wingdings" w:hAnsi="Wingdings" w:hint="default"/>
+        <w:sz w:val="20"/>
+      </w:rPr>
+    </w:lvl>
+    <w:lvl w:ilvl="5" w:tentative="1">
+      <w:start w:val="1"/>
+      <w:numFmt w:val="bullet"/>
+      <w:lvlText w:val=""/>
+      <w:lvlJc w:val="left"/>
+      <w:pPr>
+        <w:tabs>
+          <w:tab w:val="num" w:pos="4320"/>
+        </w:tabs>
+        <w:ind w:left="4320" w:hanging="360"/>
+      </w:pPr>
+      <w:rPr>
+        <w:rFonts w:ascii="Wingdings" w:hAnsi="Wingdings" w:hint="default"/>
+        <w:sz w:val="20"/>
+      </w:rPr>
+    </w:lvl>
+    <w:lvl w:ilvl="6" w:tentative="1">
+      <w:start w:val="1"/>
+      <w:numFmt w:val="bullet"/>
+      <w:lvlText w:val=""/>
+      <w:lvlJc w:val="left"/>
+      <w:pPr>
+        <w:tabs>
+          <w:tab w:val="num" w:pos="5040"/>
+        </w:tabs>
+        <w:ind w:left="5040" w:hanging="360"/>
+      </w:pPr>
+      <w:rPr>
+        <w:rFonts w:ascii="Wingdings" w:hAnsi="Wingdings" w:hint="default"/>
+        <w:sz w:val="20"/>
+      </w:rPr>
+    </w:lvl>
+    <w:lvl w:ilvl="7" w:tentative="1">
+      <w:start w:val="1"/>
+      <w:numFmt w:val="bullet"/>
+      <w:lvlText w:val=""/>
+      <w:lvlJc w:val="left"/>
+      <w:pPr>
+        <w:tabs>
+          <w:tab w:val="num" w:pos="5760"/>
+        </w:tabs>
+        <w:ind w:left="5760" w:hanging="360"/>
+      </w:pPr>
+      <w:rPr>
+        <w:rFonts w:ascii="Wingdings" w:hAnsi="Wingdings" w:hint="default"/>
+        <w:sz w:val="20"/>
+      </w:rPr>
+    </w:lvl>
+    <w:lvl w:ilvl="8" w:tentative="1">
+      <w:start w:val="1"/>
+      <w:numFmt w:val="bullet"/>
+      <w:lvlText w:val=""/>
+      <w:lvlJc w:val="left"/>
+      <w:pPr>
+        <w:tabs>
+          <w:tab w:val="num" w:pos="6480"/>
+        </w:tabs>
+        <w:ind w:left="6480" w:hanging="360"/>
+      </w:pPr>
+      <w:rPr>
+        <w:rFonts w:ascii="Wingdings" w:hAnsi="Wingdings" w:hint="default"/>
+        <w:sz w:val="20"/>
+      </w:rPr>
+    </w:lvl>
+  </w:abstractNum>
   <w:num w:numId="1" w16cid:durableId="1564217451">
     <w:abstractNumId w:val="0"/>
+  </w:num>
+  <w:num w:numId="2" w16cid:durableId="1969624128">
+    <w:abstractNumId w:val="1"/>
+  </w:num>
+  <w:num w:numId="3" w16cid:durableId="293828813">
+    <w:abstractNumId w:val="2"/>
+  </w:num>
+  <w:num w:numId="4" w16cid:durableId="21367925">
+    <w:abstractNumId w:val="4"/>
+  </w:num>
+  <w:num w:numId="5" w16cid:durableId="1560362502">
+    <w:abstractNumId w:val="3"/>
   </w:num>
 </w:numbering>
 </file>

--- a/Paper/Method.docx
+++ b/Paper/Method.docx
@@ -34,8 +34,29 @@
       </w:r>
     </w:p>
     <w:p>
-      <w:r>
-        <w:t>The robot statics are modeled using SoRoSim, a MATLAB-based toolbox implementing the Geometric Variable-Strain (GVS) formulation of Cosserat rod theory for continuum robots. This framework was selected for its computational efficiency and native support for tendon-driven actuation.</w:t>
+      <w:proofErr w:type="gramStart"/>
+      <w:r>
+        <w:t>The robot</w:t>
+      </w:r>
+      <w:proofErr w:type="gramEnd"/>
+      <w:r>
+        <w:t xml:space="preserve"> statics are modeled using </w:t>
+      </w:r>
+      <w:proofErr w:type="spellStart"/>
+      <w:r>
+        <w:t>SoRoSim</w:t>
+      </w:r>
+      <w:proofErr w:type="spellEnd"/>
+      <w:r>
+        <w:t xml:space="preserve">, a MATLAB-based toolbox implementing the Geometric Variable-Strain (GVS) formulation of </w:t>
+      </w:r>
+      <w:proofErr w:type="spellStart"/>
+      <w:r>
+        <w:t>Cosserat</w:t>
+      </w:r>
+      <w:proofErr w:type="spellEnd"/>
+      <w:r>
+        <w:t xml:space="preserve"> rod theory for continuum robots. This framework was selected for its computational efficiency and native support for tendon-driven actuation.</w:t>
       </w:r>
     </w:p>
     <w:p>
@@ -51,50 +72,35 @@
           <w:b/>
           <w:bCs/>
         </w:rPr>
-        <w:t>Model Configuration</w:t>
+        <w:t>Robot Manufacturing</w:t>
       </w:r>
     </w:p>
     <w:p>
       <w:r>
-        <w:t>The robot backbone comprises a 200 mm continuum link discretized into 20 equally-spaced segments. Each segment possesses an independently specified radius, allowing arbitrary cross-sectional profiles along the length. The backbone material properties correspond to PLA (Young's modulus E = 2.9 GPa, Poisson's ratio ν = 0.34). The distal end is unconstrained with three degrees of freedom: two-axis bending and axial extension. The proximal end is fixed to the global coordinate frame origin.</w:t>
-      </w:r>
-    </w:p>
-    <w:p>
-      <w:r>
-        <w:t>To quantify reaction forces and moments at the base, a six-degree-of-freedom constraint (three translational, three rotational) is enforced at the proximal end. This constraint is position-controlled</w:t>
-      </w:r>
-      <w:r>
-        <w:t xml:space="preserve">, fixed at a </w:t>
-      </w:r>
-      <w:r>
-        <w:t xml:space="preserve">specified </w:t>
-      </w:r>
-      <w:r>
-        <w:t>position and ori</w:t>
-      </w:r>
-      <w:r>
-        <w:t xml:space="preserve">entation by the user. </w:t>
-      </w:r>
-      <w:r>
-        <w:t xml:space="preserve">SoRoSim </w:t>
-      </w:r>
-      <w:r>
-        <w:t xml:space="preserve">then </w:t>
-      </w:r>
-      <w:r>
-        <w:t xml:space="preserve">allows us to </w:t>
-      </w:r>
-      <w:r>
-        <w:t>solve</w:t>
-      </w:r>
-      <w:r>
-        <w:t xml:space="preserve"> the six-dimensional wrench required to maintain th</w:t>
-      </w:r>
-      <w:r>
-        <w:t>is</w:t>
-      </w:r>
-      <w:r>
-        <w:t xml:space="preserve"> specified fixed configuration.</w:t>
+        <w:t>We selected a 200 mm backbone length to balance adequate reach with manufacturability on standard FDM 3D printer beds.</w:t>
+      </w:r>
+      <w:r>
+        <w:t xml:space="preserve"> We chose Bambu’s PLA Basic as our printing material with the following material properties referenced from their datasheet </w:t>
+      </w:r>
+      <w:r>
+        <w:t>(Young's modulus E = 2.</w:t>
+      </w:r>
+      <w:r>
+        <w:t>58</w:t>
+      </w:r>
+      <w:r>
+        <w:t xml:space="preserve"> </w:t>
+      </w:r>
+      <w:proofErr w:type="spellStart"/>
+      <w:r>
+        <w:t>GPa</w:t>
+      </w:r>
+      <w:proofErr w:type="spellEnd"/>
+      <w:r>
+        <w:t xml:space="preserve">, Poisson's ratio ν = 0.34). </w:t>
+      </w:r>
+      <w:r>
+        <w:t xml:space="preserve">Robot designs were prototyped in SolidWorks and printed on the Bambu X1 Carbon for a precise physical model. </w:t>
       </w:r>
     </w:p>
     <w:p>
@@ -110,18 +116,189 @@
           <w:b/>
           <w:bCs/>
         </w:rPr>
-        <w:t>Tendon Actuation Model</w:t>
+        <w:t xml:space="preserve">Robot </w:t>
+      </w:r>
+      <w:r>
+        <w:rPr>
+          <w:b/>
+          <w:bCs/>
+        </w:rPr>
+        <w:t>Model</w:t>
+      </w:r>
+      <w:r>
+        <w:rPr>
+          <w:b/>
+          <w:bCs/>
+        </w:rPr>
+        <w:t xml:space="preserve"> Configuration</w:t>
       </w:r>
     </w:p>
     <w:p>
       <w:r>
+        <w:t xml:space="preserve">We model our robot as a fixed cantilever beam initially orientated along the </w:t>
+      </w:r>
+      <w:r>
+        <w:t>x-axis</w:t>
+      </w:r>
+      <w:r>
+        <w:t xml:space="preserve">. </w:t>
+      </w:r>
+      <w:r>
+        <w:t xml:space="preserve">The distal end is unconstrained with </w:t>
+      </w:r>
+      <w:r>
+        <w:t>two</w:t>
+      </w:r>
+      <w:r>
+        <w:t xml:space="preserve"> degrees of freedom</w:t>
+      </w:r>
+      <w:r>
+        <w:t>, bending about the y-axis and z-axis</w:t>
+      </w:r>
+      <w:r>
+        <w:t>. The proximal end is fixed to the global coordinate frame origin.</w:t>
+      </w:r>
+    </w:p>
+    <w:p>
+      <w:r>
+        <w:t>To quantify reaction forces and moments at the base, a six-degree-of-freedom constraint (three translational, three rotational) is enforced at the proximal end. This constraint is position-controlled</w:t>
+      </w:r>
+      <w:r>
+        <w:t xml:space="preserve">, fixed at a </w:t>
+      </w:r>
+      <w:r>
+        <w:t xml:space="preserve">specified </w:t>
+      </w:r>
+      <w:r>
+        <w:t>position and ori</w:t>
+      </w:r>
+      <w:r>
+        <w:t xml:space="preserve">entation by the user. </w:t>
+      </w:r>
+      <w:proofErr w:type="spellStart"/>
+      <w:r>
+        <w:t>SoRoSim</w:t>
+      </w:r>
+      <w:proofErr w:type="spellEnd"/>
+      <w:r>
+        <w:t xml:space="preserve"> </w:t>
+      </w:r>
+      <w:r>
+        <w:t xml:space="preserve">then </w:t>
+      </w:r>
+      <w:r>
+        <w:t xml:space="preserve">allows us to </w:t>
+      </w:r>
+      <w:r>
+        <w:t>solve</w:t>
+      </w:r>
+      <w:r>
+        <w:t xml:space="preserve"> the six-dimensional wrench required to maintain th</w:t>
+      </w:r>
+      <w:r>
+        <w:t>is</w:t>
+      </w:r>
+      <w:r>
+        <w:t xml:space="preserve"> specified fixed configuration.</w:t>
+      </w:r>
+    </w:p>
+    <w:p>
+      <w:r>
+        <w:t xml:space="preserve">To create different designs of beams with different cross-sectional areas, we utilized attributes of the </w:t>
+      </w:r>
+      <w:proofErr w:type="spellStart"/>
+      <w:r>
+        <w:t>Sorosim</w:t>
+      </w:r>
+      <w:r>
+        <w:t>Link</w:t>
+      </w:r>
+      <w:proofErr w:type="spellEnd"/>
+      <w:r>
+        <w:t xml:space="preserve"> class</w:t>
+      </w:r>
+      <w:r>
+        <w:t xml:space="preserve">. This class allows the user to create </w:t>
+      </w:r>
+      <w:r>
+        <w:t>a rigid or soft body w</w:t>
+      </w:r>
+      <w:r>
+        <w:t xml:space="preserve">hich can later be attached via joints to other links to form a manipulator. Link divisions allow you to split the link into discretized intervals, each interval with its own properties. </w:t>
+      </w:r>
+    </w:p>
+    <w:p>
+      <w:r>
+        <w:t xml:space="preserve">We compare three backbone designs: cylindrical, tapered, and optimized. The cylindrical and tapered designs use a single </w:t>
+      </w:r>
+      <w:r>
+        <w:t>division</w:t>
+      </w:r>
+      <w:r>
+        <w:t xml:space="preserve"> whose radius is defined by a linear function r(s) = as + b, where s is the normalized distance along the backbone (0 to 1). By varying parameters a and b, we can create either constant-radius (cylindrical) or tapered profiles.</w:t>
+      </w:r>
+    </w:p>
+    <w:p>
+      <w:r>
+        <w:t>For the optimized design, we discretized the backbone into 20 equally spaced</w:t>
+      </w:r>
+      <w:r>
+        <w:t xml:space="preserve"> divisions</w:t>
+      </w:r>
+      <w:r>
+        <w:t>. This number balances geometric resolution with computational efficiency, as more segments increase simulation time</w:t>
+      </w:r>
+      <w:r>
+        <w:t xml:space="preserve">. </w:t>
+      </w:r>
+      <w:r>
+        <w:t xml:space="preserve">Each segment has an independent constant radius, </w:t>
+      </w:r>
+      <w:r>
+        <w:lastRenderedPageBreak/>
+        <w:t xml:space="preserve">enabling arbitrary cross-sectional profiles along the backbone length. </w:t>
+      </w:r>
+      <w:r>
+        <w:t xml:space="preserve">As we will discuss later, we plan to let an </w:t>
+      </w:r>
+      <w:r>
+        <w:t>optimizer select these 20 radii to minimize force estimation error.</w:t>
+      </w:r>
+      <w:r>
+        <w:br/>
+      </w:r>
+    </w:p>
+    <w:p>
+      <w:pPr>
+        <w:pStyle w:val="Heading2"/>
+        <w:rPr>
+          <w:b/>
+          <w:bCs/>
+        </w:rPr>
+      </w:pPr>
+      <w:r>
+        <w:rPr>
+          <w:b/>
+          <w:bCs/>
+        </w:rPr>
+        <w:t>Tendon Actuation Model</w:t>
+      </w:r>
+    </w:p>
+    <w:p>
+      <w:r>
         <w:t xml:space="preserve">Three tendons are routed along </w:t>
       </w:r>
       <w:r>
         <w:t xml:space="preserve">straight, </w:t>
       </w:r>
       <w:r>
-        <w:t>constant-radius paths at 120° circumferential intervals with an 8 mm radial offset from the backbone centerline. Each tendon path is modeled as a constraint curve rather than through explicit routing disk geometry. This simplification assumes the physical routing disks are sufficiently thin that their bending stiffness contribution is negligible compared to the backbone, reducing model complexity while maintaining computational efficiency.</w:t>
+        <w:t>constant-radius paths at 120° circumferential intervals with an 8 mm radial offset from the backbone centerline. Each tendon path is modeled as a constraint curve rather than through explicit routing disk geometry</w:t>
+      </w:r>
+      <w:r>
+        <w:t>, a technique demonstrated in [1] and [2]</w:t>
+      </w:r>
+      <w:r>
+        <w:t>. This simplification assumes the physical routing disks are sufficiently thin that their bending stiffness contribution is negligible compared to the backbone, reducing model complexity while maintaining computational efficiency.</w:t>
       </w:r>
     </w:p>
     <w:p>
@@ -238,13 +415,7 @@
         </m:d>
       </m:oMath>
       <w:r>
-        <w:t>. Importantly, tendon actuation in isolation does not generate net reaction wrench at the proximal constraint</w:t>
-      </w:r>
-      <w:r>
-        <w:t>.</w:t>
-      </w:r>
-      <w:r>
-        <w:t xml:space="preserve"> rather, it modifies the backbone equilibrium configuration, thereby altering the mapping between applied external loads and measured base reactions.</w:t>
+        <w:t>. Tensioning a tendon pulls the robot backbone toward the sensor, generating a wrench. Since we aim to measure only wrenches from external forces, we needed to decouple wrenches caused by tendon actuation alone. To achieve this, we mounted the tendon actuation units proximal to the 6-axis force-torque sensor. This design ensures that tendon forces remain internal to the system, preventing the sensor from directly measuring wrenches due to tendon actuation in isolation. However, the tendons still indirectly affect measurements: by pulling a tendon, the backbone's equilibrium configuration changes, which alters the mapping between applied external loads and measured base reactions.</w:t>
       </w:r>
     </w:p>
     <w:p>
@@ -262,7 +433,6 @@
           <w:b/>
           <w:bCs/>
         </w:rPr>
-        <w:lastRenderedPageBreak/>
         <w:t>Applied Point Forces</w:t>
       </w:r>
     </w:p>
@@ -276,35 +446,99 @@
         <w:rPr>
           <w:rFonts w:eastAsiaTheme="minorEastAsia"/>
         </w:rPr>
-        <w:t xml:space="preserve">Applied forces are modeled as follower point forces (i.e., orientation is relative to the local frame at the application point, not the global frame). Each point force is defined by four components </w:t>
-      </w:r>
-      <m:oMath>
-        <m:d>
-          <m:dPr>
-            <m:begChr m:val="["/>
-            <m:endChr m:val="]"/>
-            <m:ctrlPr>
-              <w:rPr>
-                <w:rFonts w:ascii="Cambria Math" w:eastAsiaTheme="minorEastAsia" w:hAnsi="Cambria Math"/>
-                <w:i/>
-              </w:rPr>
-            </m:ctrlPr>
-          </m:dPr>
-          <m:e>
-            <m:r>
-              <w:rPr>
-                <w:rFonts w:ascii="Cambria Math" w:eastAsiaTheme="minorEastAsia" w:hAnsi="Cambria Math"/>
-              </w:rPr>
-              <m:t>F,s,el,az</m:t>
-            </m:r>
-          </m:e>
-        </m:d>
-      </m:oMath>
-      <w:r>
-        <w:rPr>
-          <w:rFonts w:eastAsiaTheme="minorEastAsia"/>
-        </w:rPr>
-        <w:t>:</w:t>
+        <w:t xml:space="preserve">While calculating the proximal wrench from an applied force is straightforward, the inverse problem is often ill-posed. Multiple distinct point forces can produce identical or nearly identical proximal wrenches, making them difficult to </w:t>
+      </w:r>
+      <w:proofErr w:type="gramStart"/>
+      <w:r>
+        <w:rPr>
+          <w:rFonts w:eastAsiaTheme="minorEastAsia"/>
+        </w:rPr>
+        <w:t>distinguish—</w:t>
+      </w:r>
+      <w:proofErr w:type="gramEnd"/>
+      <w:r>
+        <w:rPr>
+          <w:rFonts w:eastAsiaTheme="minorEastAsia"/>
+        </w:rPr>
+        <w:t>particularly when sensor noise and resolution limits further reduce distinguishability</w:t>
+      </w:r>
+      <w:r>
+        <w:rPr>
+          <w:rFonts w:eastAsiaTheme="minorEastAsia"/>
+        </w:rPr>
+        <w:t xml:space="preserve"> [3]</w:t>
+      </w:r>
+      <w:r>
+        <w:rPr>
+          <w:rFonts w:eastAsiaTheme="minorEastAsia"/>
+        </w:rPr>
+        <w:t>. This ill-conditioning also degrades the convergence speed of force estimates.</w:t>
+      </w:r>
+    </w:p>
+    <w:p>
+      <w:pPr>
+        <w:rPr>
+          <w:rFonts w:eastAsiaTheme="minorEastAsia"/>
+        </w:rPr>
+      </w:pPr>
+      <w:r>
+        <w:rPr>
+          <w:rFonts w:eastAsiaTheme="minorEastAsia"/>
+        </w:rPr>
+        <w:t xml:space="preserve">Parameterizing applied loads as Gaussian distributions mitigates these issues. Studies have </w:t>
+      </w:r>
+      <w:proofErr w:type="gramStart"/>
+      <w:r>
+        <w:rPr>
+          <w:rFonts w:eastAsiaTheme="minorEastAsia"/>
+        </w:rPr>
+        <w:t>shown</w:t>
+      </w:r>
+      <w:proofErr w:type="gramEnd"/>
+      <w:r>
+        <w:rPr>
+          <w:rFonts w:eastAsiaTheme="minorEastAsia"/>
+        </w:rPr>
+        <w:t xml:space="preserve"> this approach improves both convergence speed and accuracy while enhancing robustness to </w:t>
+      </w:r>
+      <w:proofErr w:type="gramStart"/>
+      <w:r>
+        <w:rPr>
+          <w:rFonts w:eastAsiaTheme="minorEastAsia"/>
+        </w:rPr>
+        <w:t>measurement</w:t>
+      </w:r>
+      <w:proofErr w:type="gramEnd"/>
+      <w:r>
+        <w:rPr>
+          <w:rFonts w:eastAsiaTheme="minorEastAsia"/>
+        </w:rPr>
+        <w:t xml:space="preserve"> noise</w:t>
+      </w:r>
+      <w:r>
+        <w:rPr>
+          <w:rFonts w:eastAsiaTheme="minorEastAsia"/>
+        </w:rPr>
+        <w:t xml:space="preserve"> [3]</w:t>
+      </w:r>
+      <w:r>
+        <w:rPr>
+          <w:rFonts w:eastAsiaTheme="minorEastAsia"/>
+        </w:rPr>
+        <w:t>. We therefore implement Gaussian load parameterization in this work.</w:t>
+      </w:r>
+    </w:p>
+    <w:p>
+      <w:pPr>
+        <w:rPr>
+          <w:rFonts w:eastAsiaTheme="minorEastAsia"/>
+        </w:rPr>
+      </w:pPr>
+      <w:r>
+        <w:rPr>
+          <w:rFonts w:eastAsiaTheme="minorEastAsia"/>
+        </w:rPr>
+        <w:t>Applied forces are characterized by four components:</w:t>
       </w:r>
     </w:p>
     <w:p>
@@ -330,7 +564,19 @@
         <w:rPr>
           <w:rFonts w:eastAsiaTheme="minorEastAsia"/>
         </w:rPr>
-        <w:t xml:space="preserve">: magnitude </w:t>
+        <w:t xml:space="preserve">: </w:t>
+      </w:r>
+      <w:r>
+        <w:rPr>
+          <w:rFonts w:eastAsiaTheme="minorEastAsia"/>
+        </w:rPr>
+        <w:t xml:space="preserve">force </w:t>
+      </w:r>
+      <w:r>
+        <w:rPr>
+          <w:rFonts w:eastAsiaTheme="minorEastAsia"/>
+        </w:rPr>
+        <w:t xml:space="preserve">magnitude </w:t>
       </w:r>
     </w:p>
     <w:p>
@@ -358,6 +604,12 @@
         </w:rPr>
         <w:t xml:space="preserve">: position along the total arc length </w:t>
       </w:r>
+      <w:r>
+        <w:rPr>
+          <w:rFonts w:eastAsiaTheme="minorEastAsia"/>
+        </w:rPr>
+        <w:t>relative to the origin</w:t>
+      </w:r>
     </w:p>
     <w:p>
       <w:pPr>
@@ -371,30 +623,58 @@
         </w:rPr>
       </w:pPr>
       <m:oMath>
+        <m:sSub>
+          <m:sSubPr>
+            <m:ctrlPr>
+              <w:rPr>
+                <w:rFonts w:ascii="Cambria Math" w:eastAsiaTheme="minorEastAsia" w:hAnsi="Cambria Math"/>
+                <w:i/>
+              </w:rPr>
+            </m:ctrlPr>
+          </m:sSubPr>
+          <m:e>
+            <m:r>
+              <w:rPr>
+                <w:rFonts w:ascii="Cambria Math" w:eastAsiaTheme="minorEastAsia" w:hAnsi="Cambria Math"/>
+              </w:rPr>
+              <m:t>θ</m:t>
+            </m:r>
+          </m:e>
+          <m:sub>
+            <m:r>
+              <w:rPr>
+                <w:rFonts w:ascii="Cambria Math" w:eastAsiaTheme="minorEastAsia" w:hAnsi="Cambria Math"/>
+              </w:rPr>
+              <m:t>1</m:t>
+            </m:r>
+          </m:sub>
+        </m:sSub>
+      </m:oMath>
+      <w:r>
+        <w:rPr>
+          <w:rFonts w:eastAsiaTheme="minorEastAsia"/>
+        </w:rPr>
+        <w:t xml:space="preserve">: </w:t>
+      </w:r>
+      <w:r>
+        <w:rPr>
+          <w:rFonts w:eastAsiaTheme="minorEastAsia"/>
+        </w:rPr>
+        <w:t xml:space="preserve">roll angle about x-axis </w:t>
+      </w:r>
+      <m:oMath>
         <m:r>
           <w:rPr>
             <w:rFonts w:ascii="Cambria Math" w:eastAsiaTheme="minorEastAsia" w:hAnsi="Cambria Math"/>
           </w:rPr>
-          <m:t>el</m:t>
+          <m:t>[0, 2π]</m:t>
         </m:r>
       </m:oMath>
       <w:r>
         <w:rPr>
           <w:rFonts w:eastAsiaTheme="minorEastAsia"/>
         </w:rPr>
-        <w:t xml:space="preserve">: elevation angle relative to the </w:t>
-      </w:r>
-      <w:r>
-        <w:rPr>
-          <w:rFonts w:eastAsiaTheme="minorEastAsia"/>
-        </w:rPr>
-        <w:t xml:space="preserve">local </w:t>
-      </w:r>
-      <w:r>
-        <w:rPr>
-          <w:rFonts w:eastAsiaTheme="minorEastAsia"/>
-        </w:rPr>
-        <w:t xml:space="preserve">x-y plane </w:t>
+        <w:t xml:space="preserve"> </w:t>
       </w:r>
     </w:p>
     <w:p>
@@ -409,30 +689,58 @@
         </w:rPr>
       </w:pPr>
       <m:oMath>
+        <m:sSub>
+          <m:sSubPr>
+            <m:ctrlPr>
+              <w:rPr>
+                <w:rFonts w:ascii="Cambria Math" w:eastAsiaTheme="minorEastAsia" w:hAnsi="Cambria Math"/>
+                <w:i/>
+              </w:rPr>
+            </m:ctrlPr>
+          </m:sSubPr>
+          <m:e>
+            <m:r>
+              <w:rPr>
+                <w:rFonts w:ascii="Cambria Math" w:eastAsiaTheme="minorEastAsia" w:hAnsi="Cambria Math"/>
+              </w:rPr>
+              <m:t>θ</m:t>
+            </m:r>
+          </m:e>
+          <m:sub>
+            <m:r>
+              <w:rPr>
+                <w:rFonts w:ascii="Cambria Math" w:eastAsiaTheme="minorEastAsia" w:hAnsi="Cambria Math"/>
+              </w:rPr>
+              <m:t>2</m:t>
+            </m:r>
+          </m:sub>
+        </m:sSub>
+      </m:oMath>
+      <w:r>
+        <w:rPr>
+          <w:rFonts w:eastAsiaTheme="minorEastAsia"/>
+        </w:rPr>
+        <w:t xml:space="preserve">: </w:t>
+      </w:r>
+      <w:r>
+        <w:rPr>
+          <w:rFonts w:eastAsiaTheme="minorEastAsia"/>
+        </w:rPr>
+        <w:t xml:space="preserve">pitch angle relative to x-axis  </w:t>
+      </w:r>
+      <m:oMath>
         <m:r>
           <w:rPr>
             <w:rFonts w:ascii="Cambria Math" w:eastAsiaTheme="minorEastAsia" w:hAnsi="Cambria Math"/>
           </w:rPr>
-          <m:t>az</m:t>
+          <m:t>[0, π]</m:t>
         </m:r>
       </m:oMath>
       <w:r>
         <w:rPr>
           <w:rFonts w:eastAsiaTheme="minorEastAsia"/>
         </w:rPr>
-        <w:t xml:space="preserve">: azimuth angle relative to the </w:t>
-      </w:r>
-      <w:r>
-        <w:rPr>
-          <w:rFonts w:eastAsiaTheme="minorEastAsia"/>
-        </w:rPr>
-        <w:t xml:space="preserve">local </w:t>
-      </w:r>
-      <w:r>
-        <w:rPr>
-          <w:rFonts w:eastAsiaTheme="minorEastAsia"/>
-        </w:rPr>
-        <w:t>y-z plane</w:t>
+        <w:t xml:space="preserve"> </w:t>
       </w:r>
     </w:p>
     <w:p>
@@ -441,18 +749,6 @@
           <w:rFonts w:eastAsiaTheme="minorEastAsia"/>
         </w:rPr>
       </w:pPr>
-      <w:r>
-        <w:rPr>
-          <w:rFonts w:eastAsiaTheme="minorEastAsia"/>
-        </w:rPr>
-        <w:t>T</w:t>
-      </w:r>
-      <w:r>
-        <w:rPr>
-          <w:rFonts w:eastAsiaTheme="minorEastAsia"/>
-        </w:rPr>
-        <w:t>hese four components fully describe a point force acting on the robot in the local frame.</w:t>
-      </w:r>
     </w:p>
     <w:p>
       <w:pPr>
@@ -460,95 +756,3457 @@
           <w:rFonts w:eastAsiaTheme="minorEastAsia"/>
         </w:rPr>
       </w:pPr>
-      <w:r>
-        <w:rPr>
-          <w:rFonts w:eastAsiaTheme="minorEastAsia"/>
-        </w:rPr>
-        <w:t>Since p</w:t>
-      </w:r>
-      <w:r>
-        <w:rPr>
-          <w:rFonts w:eastAsiaTheme="minorEastAsia"/>
-        </w:rPr>
-        <w:t xml:space="preserve">oint loads </w:t>
-      </w:r>
-      <w:r>
-        <w:rPr>
-          <w:rFonts w:eastAsiaTheme="minorEastAsia"/>
-        </w:rPr>
-        <w:t xml:space="preserve">can </w:t>
-      </w:r>
-      <w:r>
-        <w:rPr>
-          <w:rFonts w:eastAsiaTheme="minorEastAsia"/>
-        </w:rPr>
-        <w:t>produce singular stress concentrations that ill-condition the system and impede solver convergence</w:t>
-      </w:r>
-      <w:r>
-        <w:rPr>
-          <w:rFonts w:eastAsiaTheme="minorEastAsia"/>
-        </w:rPr>
-        <w:t xml:space="preserve">, </w:t>
-      </w:r>
-      <w:r>
-        <w:rPr>
-          <w:rFonts w:eastAsiaTheme="minorEastAsia"/>
-        </w:rPr>
-        <w:t>we approximate point loads using narrow Gaussian distributions, regularizing the problem and enabling stable, reliable convergence</w:t>
-      </w:r>
-      <w:r>
-        <w:rPr>
-          <w:rFonts w:eastAsiaTheme="minorEastAsia"/>
-        </w:rPr>
-        <w:t>.</w:t>
-      </w:r>
     </w:p>
     <w:tbl>
       <w:tblPr>
         <w:tblStyle w:val="TableGrid"/>
         <w:tblW w:w="0" w:type="auto"/>
-        <w:tblBorders>
-          <w:top w:val="none" w:sz="0" w:space="0" w:color="auto"/>
-          <w:left w:val="none" w:sz="0" w:space="0" w:color="auto"/>
-          <w:bottom w:val="none" w:sz="0" w:space="0" w:color="auto"/>
-          <w:right w:val="none" w:sz="0" w:space="0" w:color="auto"/>
-          <w:insideH w:val="none" w:sz="0" w:space="0" w:color="auto"/>
-          <w:insideV w:val="none" w:sz="0" w:space="0" w:color="auto"/>
-        </w:tblBorders>
         <w:tblLook w:val="04A0" w:firstRow="1" w:lastRow="0" w:firstColumn="1" w:lastColumn="0" w:noHBand="0" w:noVBand="1"/>
       </w:tblPr>
       <w:tblGrid>
-        <w:gridCol w:w="8436"/>
+        <w:gridCol w:w="9148"/>
       </w:tblGrid>
       <w:tr>
         <w:tc>
           <w:tcPr>
-            <w:tcW w:w="4675" w:type="dxa"/>
+            <w:tcW w:w="9148" w:type="dxa"/>
           </w:tcPr>
           <w:p>
             <w:pPr>
               <w:rPr>
                 <w:rFonts w:eastAsiaTheme="minorEastAsia"/>
+              </w:rPr>
+            </w:pPr>
+            <w:r>
+              <w:rPr>
                 <w:noProof/>
               </w:rPr>
-            </w:pPr>
+              <mc:AlternateContent>
+                <mc:Choice Requires="wps">
+                  <w:drawing>
+                    <wp:anchor distT="0" distB="0" distL="114300" distR="114300" simplePos="0" relativeHeight="251681792" behindDoc="0" locked="0" layoutInCell="1" allowOverlap="1" wp14:anchorId="333592DC" wp14:editId="7F7F12A0">
+                      <wp:simplePos x="0" y="0"/>
+                      <wp:positionH relativeFrom="column">
+                        <wp:posOffset>46355</wp:posOffset>
+                      </wp:positionH>
+                      <wp:positionV relativeFrom="paragraph">
+                        <wp:posOffset>816610</wp:posOffset>
+                      </wp:positionV>
+                      <wp:extent cx="358710" cy="275994"/>
+                      <wp:effectExtent l="0" t="0" r="0" b="0"/>
+                      <wp:wrapNone/>
+                      <wp:docPr id="1961566460" name="Text Box 2"/>
+                      <wp:cNvGraphicFramePr>
+                        <a:graphicFrameLocks xmlns:a="http://schemas.openxmlformats.org/drawingml/2006/main"/>
+                      </wp:cNvGraphicFramePr>
+                      <a:graphic xmlns:a="http://schemas.openxmlformats.org/drawingml/2006/main">
+                        <a:graphicData uri="http://schemas.microsoft.com/office/word/2010/wordprocessingShape">
+                          <wps:wsp>
+                            <wps:cNvSpPr txBox="1">
+                              <a:spLocks noChangeArrowheads="1"/>
+                            </wps:cNvSpPr>
+                            <wps:spPr bwMode="auto">
+                              <a:xfrm>
+                                <a:off x="0" y="0"/>
+                                <a:ext cx="358710" cy="275994"/>
+                              </a:xfrm>
+                              <a:prstGeom prst="rect">
+                                <a:avLst/>
+                              </a:prstGeom>
+                              <a:noFill/>
+                              <a:ln w="9525">
+                                <a:noFill/>
+                                <a:miter lim="800000"/>
+                                <a:headEnd/>
+                                <a:tailEnd/>
+                              </a:ln>
+                            </wps:spPr>
+                            <wps:txbx>
+                              <w:txbxContent>
+                                <w:p>
+                                  <w:pPr>
+                                    <w:jc w:val="center"/>
+                                    <w:rPr>
+                                      <w:b/>
+                                      <w:bCs/>
+                                      <w:sz w:val="20"/>
+                                      <w:szCs w:val="20"/>
+                                    </w:rPr>
+                                  </w:pPr>
+                                  <m:oMathPara>
+                                    <m:oMath>
+                                      <m:r>
+                                        <m:rPr>
+                                          <m:sty m:val="bi"/>
+                                        </m:rPr>
+                                        <w:rPr>
+                                          <w:rFonts w:ascii="Cambria Math" w:eastAsiaTheme="minorEastAsia" w:hAnsi="Cambria Math"/>
+                                          <w:sz w:val="20"/>
+                                          <w:szCs w:val="20"/>
+                                        </w:rPr>
+                                        <m:t>x</m:t>
+                                      </m:r>
+                                      <m:r>
+                                        <w:rPr>
+                                          <w:b/>
+                                          <w:bCs/>
+                                          <w:sz w:val="20"/>
+                                          <w:szCs w:val="20"/>
+                                        </w:rPr>
+                                        <w:br/>
+                                      </m:r>
+                                    </m:oMath>
+                                  </m:oMathPara>
+                                  <w:r>
+                                    <w:rPr>
+                                      <w:b/>
+                                      <w:bCs/>
+                                      <w:sz w:val="20"/>
+                                      <w:szCs w:val="20"/>
+                                    </w:rPr>
+                                    <w:t>(</w:t>
+                                  </w:r>
+                                </w:p>
+                              </w:txbxContent>
+                            </wps:txbx>
+                            <wps:bodyPr rot="0" vert="horz" wrap="square" lIns="91440" tIns="45720" rIns="91440" bIns="45720" anchor="t" anchorCtr="0">
+                              <a:noAutofit/>
+                            </wps:bodyPr>
+                          </wps:wsp>
+                        </a:graphicData>
+                      </a:graphic>
+                      <wp14:sizeRelH relativeFrom="margin">
+                        <wp14:pctWidth>0</wp14:pctWidth>
+                      </wp14:sizeRelH>
+                    </wp:anchor>
+                  </w:drawing>
+                </mc:Choice>
+                <mc:Fallback>
+                  <w:pict>
+                    <v:shapetype w14:anchorId="333592DC" id="_x0000_t202" coordsize="21600,21600" o:spt="202" path="m,l,21600r21600,l21600,xe">
+                      <v:stroke joinstyle="miter"/>
+                      <v:path gradientshapeok="t" o:connecttype="rect"/>
+                    </v:shapetype>
+                    <v:shape id="Text Box 2" o:spid="_x0000_s1026" type="#_x0000_t202" style="position:absolute;margin-left:3.65pt;margin-top:64.3pt;width:28.25pt;height:21.75pt;z-index:251681792;visibility:visible;mso-wrap-style:square;mso-width-percent:0;mso-wrap-distance-left:9pt;mso-wrap-distance-top:0;mso-wrap-distance-right:9pt;mso-wrap-distance-bottom:0;mso-position-horizontal:absolute;mso-position-horizontal-relative:text;mso-position-vertical:absolute;mso-position-vertical-relative:text;mso-width-percent:0;mso-width-relative:margin;v-text-anchor:top" o:gfxdata="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" filled="f" stroked="f">
+                      <v:textbox>
+                        <w:txbxContent>
+                          <w:p>
+                            <w:pPr>
+                              <w:jc w:val="center"/>
+                              <w:rPr>
+                                <w:b/>
+                                <w:bCs/>
+                                <w:sz w:val="20"/>
+                                <w:szCs w:val="20"/>
+                              </w:rPr>
+                            </w:pPr>
+                            <m:oMathPara>
+                              <m:oMath>
+                                <m:r>
+                                  <m:rPr>
+                                    <m:sty m:val="bi"/>
+                                  </m:rPr>
+                                  <w:rPr>
+                                    <w:rFonts w:ascii="Cambria Math" w:eastAsiaTheme="minorEastAsia" w:hAnsi="Cambria Math"/>
+                                    <w:sz w:val="20"/>
+                                    <w:szCs w:val="20"/>
+                                  </w:rPr>
+                                  <m:t>x</m:t>
+                                </m:r>
+                                <m:r>
+                                  <w:rPr>
+                                    <w:b/>
+                                    <w:bCs/>
+                                    <w:sz w:val="20"/>
+                                    <w:szCs w:val="20"/>
+                                  </w:rPr>
+                                  <w:br/>
+                                </m:r>
+                              </m:oMath>
+                            </m:oMathPara>
+                            <w:r>
+                              <w:rPr>
+                                <w:b/>
+                                <w:bCs/>
+                                <w:sz w:val="20"/>
+                                <w:szCs w:val="20"/>
+                              </w:rPr>
+                              <w:t>(</w:t>
+                            </w:r>
+                          </w:p>
+                        </w:txbxContent>
+                      </v:textbox>
+                    </v:shape>
+                  </w:pict>
+                </mc:Fallback>
+              </mc:AlternateContent>
+            </w:r>
+            <w:r>
+              <w:rPr>
+                <w:noProof/>
+              </w:rPr>
+              <mc:AlternateContent>
+                <mc:Choice Requires="wps">
+                  <w:drawing>
+                    <wp:anchor distT="0" distB="0" distL="114300" distR="114300" simplePos="0" relativeHeight="251685888" behindDoc="0" locked="0" layoutInCell="1" allowOverlap="1" wp14:anchorId="4EB8583B" wp14:editId="24F1E0EC">
+                      <wp:simplePos x="0" y="0"/>
+                      <wp:positionH relativeFrom="column">
+                        <wp:posOffset>360045</wp:posOffset>
+                      </wp:positionH>
+                      <wp:positionV relativeFrom="paragraph">
+                        <wp:posOffset>445135</wp:posOffset>
+                      </wp:positionV>
+                      <wp:extent cx="358140" cy="275590"/>
+                      <wp:effectExtent l="0" t="0" r="0" b="0"/>
+                      <wp:wrapNone/>
+                      <wp:docPr id="110650061" name="Text Box 2"/>
+                      <wp:cNvGraphicFramePr>
+                        <a:graphicFrameLocks xmlns:a="http://schemas.openxmlformats.org/drawingml/2006/main"/>
+                      </wp:cNvGraphicFramePr>
+                      <a:graphic xmlns:a="http://schemas.openxmlformats.org/drawingml/2006/main">
+                        <a:graphicData uri="http://schemas.microsoft.com/office/word/2010/wordprocessingShape">
+                          <wps:wsp>
+                            <wps:cNvSpPr txBox="1">
+                              <a:spLocks noChangeArrowheads="1"/>
+                            </wps:cNvSpPr>
+                            <wps:spPr bwMode="auto">
+                              <a:xfrm>
+                                <a:off x="0" y="0"/>
+                                <a:ext cx="358140" cy="275590"/>
+                              </a:xfrm>
+                              <a:prstGeom prst="rect">
+                                <a:avLst/>
+                              </a:prstGeom>
+                              <a:noFill/>
+                              <a:ln w="9525">
+                                <a:noFill/>
+                                <a:miter lim="800000"/>
+                                <a:headEnd/>
+                                <a:tailEnd/>
+                              </a:ln>
+                            </wps:spPr>
+                            <wps:txbx>
+                              <w:txbxContent>
+                                <w:p>
+                                  <w:pPr>
+                                    <w:jc w:val="center"/>
+                                    <w:rPr>
+                                      <w:b/>
+                                      <w:bCs/>
+                                      <w:sz w:val="20"/>
+                                      <w:szCs w:val="20"/>
+                                    </w:rPr>
+                                  </w:pPr>
+                                  <m:oMathPara>
+                                    <m:oMath>
+                                      <m:r>
+                                        <m:rPr>
+                                          <m:sty m:val="bi"/>
+                                        </m:rPr>
+                                        <w:rPr>
+                                          <w:rFonts w:ascii="Cambria Math" w:hAnsi="Cambria Math"/>
+                                          <w:sz w:val="20"/>
+                                          <w:szCs w:val="20"/>
+                                        </w:rPr>
+                                        <m:t>z</m:t>
+                                      </m:r>
+                                      <m:r>
+                                        <w:rPr>
+                                          <w:b/>
+                                          <w:bCs/>
+                                          <w:sz w:val="20"/>
+                                          <w:szCs w:val="20"/>
+                                        </w:rPr>
+                                        <w:br/>
+                                      </m:r>
+                                    </m:oMath>
+                                  </m:oMathPara>
+                                  <w:r>
+                                    <w:rPr>
+                                      <w:b/>
+                                      <w:bCs/>
+                                      <w:sz w:val="20"/>
+                                      <w:szCs w:val="20"/>
+                                    </w:rPr>
+                                    <w:t>(</w:t>
+                                  </w:r>
+                                </w:p>
+                              </w:txbxContent>
+                            </wps:txbx>
+                            <wps:bodyPr rot="0" vert="horz" wrap="square" lIns="91440" tIns="45720" rIns="91440" bIns="45720" anchor="t" anchorCtr="0">
+                              <a:noAutofit/>
+                            </wps:bodyPr>
+                          </wps:wsp>
+                        </a:graphicData>
+                      </a:graphic>
+                      <wp14:sizeRelH relativeFrom="margin">
+                        <wp14:pctWidth>0</wp14:pctWidth>
+                      </wp14:sizeRelH>
+                    </wp:anchor>
+                  </w:drawing>
+                </mc:Choice>
+                <mc:Fallback>
+                  <w:pict>
+                    <v:shape w14:anchorId="4EB8583B" id="_x0000_s1027" type="#_x0000_t202" style="position:absolute;margin-left:28.35pt;margin-top:35.05pt;width:28.2pt;height:21.7pt;z-index:251685888;visibility:visible;mso-wrap-style:square;mso-width-percent:0;mso-wrap-distance-left:9pt;mso-wrap-distance-top:0;mso-wrap-distance-right:9pt;mso-wrap-distance-bottom:0;mso-position-horizontal:absolute;mso-position-horizontal-relative:text;mso-position-vertical:absolute;mso-position-vertical-relative:text;mso-width-percent:0;mso-width-relative:margin;v-text-anchor:top" o:gfxdata="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" filled="f" stroked="f">
+                      <v:textbox>
+                        <w:txbxContent>
+                          <w:p>
+                            <w:pPr>
+                              <w:jc w:val="center"/>
+                              <w:rPr>
+                                <w:b/>
+                                <w:bCs/>
+                                <w:sz w:val="20"/>
+                                <w:szCs w:val="20"/>
+                              </w:rPr>
+                            </w:pPr>
+                            <m:oMathPara>
+                              <m:oMath>
+                                <m:r>
+                                  <m:rPr>
+                                    <m:sty m:val="bi"/>
+                                  </m:rPr>
+                                  <w:rPr>
+                                    <w:rFonts w:ascii="Cambria Math" w:hAnsi="Cambria Math"/>
+                                    <w:sz w:val="20"/>
+                                    <w:szCs w:val="20"/>
+                                  </w:rPr>
+                                  <m:t>z</m:t>
+                                </m:r>
+                                <m:r>
+                                  <w:rPr>
+                                    <w:b/>
+                                    <w:bCs/>
+                                    <w:sz w:val="20"/>
+                                    <w:szCs w:val="20"/>
+                                  </w:rPr>
+                                  <w:br/>
+                                </m:r>
+                              </m:oMath>
+                            </m:oMathPara>
+                            <w:r>
+                              <w:rPr>
+                                <w:b/>
+                                <w:bCs/>
+                                <w:sz w:val="20"/>
+                                <w:szCs w:val="20"/>
+                              </w:rPr>
+                              <w:t>(</w:t>
+                            </w:r>
+                          </w:p>
+                        </w:txbxContent>
+                      </v:textbox>
+                    </v:shape>
+                  </w:pict>
+                </mc:Fallback>
+              </mc:AlternateContent>
+            </w:r>
+            <w:r>
+              <w:rPr>
+                <w:rFonts w:eastAsiaTheme="minorEastAsia"/>
+                <w:noProof/>
+              </w:rPr>
+              <mc:AlternateContent>
+                <mc:Choice Requires="wpg">
+                  <w:drawing>
+                    <wp:inline distT="0" distB="0" distL="0" distR="0" wp14:anchorId="5C9446DE" wp14:editId="445CBB32">
+                      <wp:extent cx="5672185" cy="4136390"/>
+                      <wp:effectExtent l="0" t="0" r="0" b="0"/>
+                      <wp:docPr id="572823182" name="Group 39"/>
+                      <wp:cNvGraphicFramePr/>
+                      <a:graphic xmlns:a="http://schemas.openxmlformats.org/drawingml/2006/main">
+                        <a:graphicData uri="http://schemas.microsoft.com/office/word/2010/wordprocessingGroup">
+                          <wpg:wgp>
+                            <wpg:cNvGrpSpPr/>
+                            <wpg:grpSpPr>
+                              <a:xfrm>
+                                <a:off x="0" y="0"/>
+                                <a:ext cx="5672185" cy="4136390"/>
+                                <a:chOff x="0" y="0"/>
+                                <a:chExt cx="6134100" cy="4472940"/>
+                              </a:xfrm>
+                            </wpg:grpSpPr>
+                            <pic:pic xmlns:pic="http://schemas.openxmlformats.org/drawingml/2006/picture">
+                              <pic:nvPicPr>
+                                <pic:cNvPr id="1202854728" name="Picture 25"/>
+                                <pic:cNvPicPr>
+                                  <a:picLocks noChangeAspect="1"/>
+                                </pic:cNvPicPr>
+                              </pic:nvPicPr>
+                              <pic:blipFill>
+                                <a:blip r:embed="rId6">
+                                  <a:extLst>
+                                    <a:ext uri="{28A0092B-C50C-407E-A947-70E740481C1C}">
+                                      <a14:useLocalDpi xmlns:a14="http://schemas.microsoft.com/office/drawing/2010/main" val="0"/>
+                                    </a:ext>
+                                  </a:extLst>
+                                </a:blip>
+                                <a:stretch>
+                                  <a:fillRect/>
+                                </a:stretch>
+                              </pic:blipFill>
+                              <pic:spPr>
+                                <a:xfrm>
+                                  <a:off x="0" y="0"/>
+                                  <a:ext cx="5943600" cy="4472940"/>
+                                </a:xfrm>
+                                <a:prstGeom prst="rect">
+                                  <a:avLst/>
+                                </a:prstGeom>
+                              </pic:spPr>
+                            </pic:pic>
+                            <wpg:grpSp>
+                              <wpg:cNvPr id="640970865" name="Group 38"/>
+                              <wpg:cNvGrpSpPr/>
+                              <wpg:grpSpPr>
+                                <a:xfrm>
+                                  <a:off x="241300" y="374650"/>
+                                  <a:ext cx="5892800" cy="4095750"/>
+                                  <a:chOff x="0" y="0"/>
+                                  <a:chExt cx="5892800" cy="4095750"/>
+                                </a:xfrm>
+                              </wpg:grpSpPr>
+                              <wpg:grpSp>
+                                <wpg:cNvPr id="1432034596" name="Group 37"/>
+                                <wpg:cNvGrpSpPr/>
+                                <wpg:grpSpPr>
+                                  <a:xfrm>
+                                    <a:off x="0" y="984250"/>
+                                    <a:ext cx="4203414" cy="3111500"/>
+                                    <a:chOff x="0" y="0"/>
+                                    <a:chExt cx="4203414" cy="3111500"/>
+                                  </a:xfrm>
+                                </wpg:grpSpPr>
+                                <wpg:grpSp>
+                                  <wpg:cNvPr id="1627017526" name="Group 32"/>
+                                  <wpg:cNvGrpSpPr/>
+                                  <wpg:grpSpPr>
+                                    <a:xfrm>
+                                      <a:off x="2527300" y="0"/>
+                                      <a:ext cx="577850" cy="530225"/>
+                                      <a:chOff x="0" y="0"/>
+                                      <a:chExt cx="577850" cy="530225"/>
+                                    </a:xfrm>
+                                  </wpg:grpSpPr>
+                                  <wps:wsp>
+                                    <wps:cNvPr id="266006000" name="Straight Arrow Connector 31"/>
+                                    <wps:cNvCnPr/>
+                                    <wps:spPr>
+                                      <a:xfrm flipV="1">
+                                        <a:off x="215900" y="0"/>
+                                        <a:ext cx="6350" cy="361950"/>
+                                      </a:xfrm>
+                                      <a:prstGeom prst="straightConnector1">
+                                        <a:avLst/>
+                                      </a:prstGeom>
+                                      <a:ln w="28575">
+                                        <a:solidFill>
+                                          <a:srgbClr val="3F3BF3"/>
+                                        </a:solidFill>
+                                        <a:tailEnd type="arrow"/>
+                                      </a:ln>
+                                    </wps:spPr>
+                                    <wps:style>
+                                      <a:lnRef idx="2">
+                                        <a:schemeClr val="accent1"/>
+                                      </a:lnRef>
+                                      <a:fillRef idx="0">
+                                        <a:schemeClr val="accent1"/>
+                                      </a:fillRef>
+                                      <a:effectRef idx="1">
+                                        <a:schemeClr val="accent1"/>
+                                      </a:effectRef>
+                                      <a:fontRef idx="minor">
+                                        <a:schemeClr val="tx1"/>
+                                      </a:fontRef>
+                                    </wps:style>
+                                    <wps:bodyPr/>
+                                  </wps:wsp>
+                                  <wps:wsp>
+                                    <wps:cNvPr id="1247174823" name="Straight Arrow Connector 31"/>
+                                    <wps:cNvCnPr/>
+                                    <wps:spPr>
+                                      <a:xfrm rot="5400000" flipV="1">
+                                        <a:off x="393700" y="171450"/>
+                                        <a:ext cx="6350" cy="361950"/>
+                                      </a:xfrm>
+                                      <a:prstGeom prst="straightConnector1">
+                                        <a:avLst/>
+                                      </a:prstGeom>
+                                      <a:ln w="28575">
+                                        <a:solidFill>
+                                          <a:srgbClr val="25F72F"/>
+                                        </a:solidFill>
+                                        <a:tailEnd type="arrow"/>
+                                      </a:ln>
+                                    </wps:spPr>
+                                    <wps:style>
+                                      <a:lnRef idx="2">
+                                        <a:schemeClr val="accent1"/>
+                                      </a:lnRef>
+                                      <a:fillRef idx="0">
+                                        <a:schemeClr val="accent1"/>
+                                      </a:fillRef>
+                                      <a:effectRef idx="1">
+                                        <a:schemeClr val="accent1"/>
+                                      </a:effectRef>
+                                      <a:fontRef idx="minor">
+                                        <a:schemeClr val="tx1"/>
+                                      </a:fontRef>
+                                    </wps:style>
+                                    <wps:bodyPr/>
+                                  </wps:wsp>
+                                  <wps:wsp>
+                                    <wps:cNvPr id="1682019204" name="Straight Arrow Connector 31"/>
+                                    <wps:cNvCnPr/>
+                                    <wps:spPr>
+                                      <a:xfrm rot="5400000">
+                                        <a:off x="25400" y="311150"/>
+                                        <a:ext cx="193675" cy="244475"/>
+                                      </a:xfrm>
+                                      <a:prstGeom prst="straightConnector1">
+                                        <a:avLst/>
+                                      </a:prstGeom>
+                                      <a:ln w="28575">
+                                        <a:solidFill>
+                                          <a:srgbClr val="EE0000"/>
+                                        </a:solidFill>
+                                        <a:tailEnd type="arrow"/>
+                                      </a:ln>
+                                    </wps:spPr>
+                                    <wps:style>
+                                      <a:lnRef idx="2">
+                                        <a:schemeClr val="accent1"/>
+                                      </a:lnRef>
+                                      <a:fillRef idx="0">
+                                        <a:schemeClr val="accent1"/>
+                                      </a:fillRef>
+                                      <a:effectRef idx="1">
+                                        <a:schemeClr val="accent1"/>
+                                      </a:effectRef>
+                                      <a:fontRef idx="minor">
+                                        <a:schemeClr val="tx1"/>
+                                      </a:fontRef>
+                                    </wps:style>
+                                    <wps:bodyPr/>
+                                  </wps:wsp>
+                                </wpg:grpSp>
+                                <wpg:grpSp>
+                                  <wpg:cNvPr id="962055644" name="Group 36"/>
+                                  <wpg:cNvGrpSpPr/>
+                                  <wpg:grpSpPr>
+                                    <a:xfrm>
+                                      <a:off x="0" y="31750"/>
+                                      <a:ext cx="4203414" cy="3079750"/>
+                                      <a:chOff x="0" y="0"/>
+                                      <a:chExt cx="4203414" cy="3079750"/>
+                                    </a:xfrm>
+                                  </wpg:grpSpPr>
+                                  <wps:wsp>
+                                    <wps:cNvPr id="1114334974" name="Freeform: Shape 27"/>
+                                    <wps:cNvSpPr/>
+                                    <wps:spPr>
+                                      <a:xfrm>
+                                        <a:off x="1397000" y="0"/>
+                                        <a:ext cx="2077353" cy="1517650"/>
+                                      </a:xfrm>
+                                      <a:custGeom>
+                                        <a:avLst/>
+                                        <a:gdLst>
+                                          <a:gd name="connsiteX0" fmla="*/ 2077353 w 2077353"/>
+                                          <a:gd name="connsiteY0" fmla="*/ 0 h 1517650"/>
+                                          <a:gd name="connsiteX1" fmla="*/ 921653 w 2077353"/>
+                                          <a:gd name="connsiteY1" fmla="*/ 533400 h 1517650"/>
+                                          <a:gd name="connsiteX2" fmla="*/ 413653 w 2077353"/>
+                                          <a:gd name="connsiteY2" fmla="*/ 927100 h 1517650"/>
+                                          <a:gd name="connsiteX3" fmla="*/ 19953 w 2077353"/>
+                                          <a:gd name="connsiteY3" fmla="*/ 1517650 h 1517650"/>
+                                        </a:gdLst>
+                                        <a:ahLst/>
+                                        <a:cxnLst>
+                                          <a:cxn ang="0">
+                                            <a:pos x="connsiteX0" y="connsiteY0"/>
+                                          </a:cxn>
+                                          <a:cxn ang="0">
+                                            <a:pos x="connsiteX1" y="connsiteY1"/>
+                                          </a:cxn>
+                                          <a:cxn ang="0">
+                                            <a:pos x="connsiteX2" y="connsiteY2"/>
+                                          </a:cxn>
+                                          <a:cxn ang="0">
+                                            <a:pos x="connsiteX3" y="connsiteY3"/>
+                                          </a:cxn>
+                                        </a:cxnLst>
+                                        <a:rect l="l" t="t" r="r" b="b"/>
+                                        <a:pathLst>
+                                          <a:path w="2077353" h="1517650">
+                                            <a:moveTo>
+                                              <a:pt x="2077353" y="0"/>
+                                            </a:moveTo>
+                                            <a:cubicBezTo>
+                                              <a:pt x="1638144" y="189441"/>
+                                              <a:pt x="1198936" y="378883"/>
+                                              <a:pt x="921653" y="533400"/>
+                                            </a:cubicBezTo>
+                                            <a:cubicBezTo>
+                                              <a:pt x="644370" y="687917"/>
+                                              <a:pt x="563936" y="763058"/>
+                                              <a:pt x="413653" y="927100"/>
+                                            </a:cubicBezTo>
+                                            <a:cubicBezTo>
+                                              <a:pt x="263370" y="1091142"/>
+                                              <a:pt x="-86939" y="1479550"/>
+                                              <a:pt x="19953" y="1517650"/>
+                                            </a:cubicBezTo>
+                                          </a:path>
+                                        </a:pathLst>
+                                      </a:custGeom>
+                                      <a:noFill/>
+                                      <a:ln w="28575">
+                                        <a:solidFill>
+                                          <a:schemeClr val="accent2"/>
+                                        </a:solidFill>
+                                        <a:prstDash val="sysDash"/>
+                                        <a:headEnd type="none" w="med" len="med"/>
+                                        <a:tailEnd type="triangle" w="med" len="med"/>
+                                      </a:ln>
+                                    </wps:spPr>
+                                    <wps:style>
+                                      <a:lnRef idx="2">
+                                        <a:schemeClr val="accent1">
+                                          <a:shade val="15000"/>
+                                        </a:schemeClr>
+                                      </a:lnRef>
+                                      <a:fillRef idx="1">
+                                        <a:schemeClr val="accent1"/>
+                                      </a:fillRef>
+                                      <a:effectRef idx="0">
+                                        <a:schemeClr val="accent1"/>
+                                      </a:effectRef>
+                                      <a:fontRef idx="minor">
+                                        <a:schemeClr val="lt1"/>
+                                      </a:fontRef>
+                                    </wps:style>
+                                    <wps:bodyPr rot="0" spcFirstLastPara="0" vertOverflow="overflow" horzOverflow="overflow" vert="horz" wrap="square" lIns="91440" tIns="45720" rIns="91440" bIns="45720" numCol="1" spcCol="0" rtlCol="0" fromWordArt="0" anchor="ctr" anchorCtr="0" forceAA="0" compatLnSpc="1">
+                                      <a:prstTxWarp prst="textNoShape">
+                                        <a:avLst/>
+                                      </a:prstTxWarp>
+                                      <a:noAutofit/>
+                                    </wps:bodyPr>
+                                  </wps:wsp>
+                                  <wps:wsp>
+                                    <wps:cNvPr id="1914344713" name="Arc 28"/>
+                                    <wps:cNvSpPr/>
+                                    <wps:spPr>
+                                      <a:xfrm>
+                                        <a:off x="952500" y="1339850"/>
+                                        <a:ext cx="647700" cy="374650"/>
+                                      </a:xfrm>
+                                      <a:prstGeom prst="arc">
+                                        <a:avLst>
+                                          <a:gd name="adj1" fmla="val 6472722"/>
+                                          <a:gd name="adj2" fmla="val 0"/>
+                                        </a:avLst>
+                                      </a:prstGeom>
+                                      <a:ln w="28575">
+                                        <a:solidFill>
+                                          <a:schemeClr val="accent1"/>
+                                        </a:solidFill>
+                                        <a:prstDash val="sysDash"/>
+                                      </a:ln>
+                                    </wps:spPr>
+                                    <wps:style>
+                                      <a:lnRef idx="2">
+                                        <a:schemeClr val="accent1"/>
+                                      </a:lnRef>
+                                      <a:fillRef idx="0">
+                                        <a:schemeClr val="accent1"/>
+                                      </a:fillRef>
+                                      <a:effectRef idx="1">
+                                        <a:schemeClr val="accent1"/>
+                                      </a:effectRef>
+                                      <a:fontRef idx="minor">
+                                        <a:schemeClr val="tx1"/>
+                                      </a:fontRef>
+                                    </wps:style>
+                                    <wps:bodyPr rot="0" spcFirstLastPara="0" vertOverflow="overflow" horzOverflow="overflow" vert="horz" wrap="square" lIns="91440" tIns="45720" rIns="91440" bIns="45720" numCol="1" spcCol="0" rtlCol="0" fromWordArt="0" anchor="ctr" anchorCtr="0" forceAA="0" compatLnSpc="1">
+                                      <a:prstTxWarp prst="textNoShape">
+                                        <a:avLst/>
+                                      </a:prstTxWarp>
+                                      <a:noAutofit/>
+                                    </wps:bodyPr>
+                                  </wps:wsp>
+                                  <wps:wsp>
+                                    <wps:cNvPr id="244079470" name="Arc 28"/>
+                                    <wps:cNvSpPr/>
+                                    <wps:spPr>
+                                      <a:xfrm>
+                                        <a:off x="996950" y="1187450"/>
+                                        <a:ext cx="660400" cy="533400"/>
+                                      </a:xfrm>
+                                      <a:prstGeom prst="arc">
+                                        <a:avLst>
+                                          <a:gd name="adj1" fmla="val 1655997"/>
+                                          <a:gd name="adj2" fmla="val 5425967"/>
+                                        </a:avLst>
+                                      </a:prstGeom>
+                                      <a:ln w="28575">
+                                        <a:solidFill>
+                                          <a:schemeClr val="accent1"/>
+                                        </a:solidFill>
+                                        <a:prstDash val="sysDash"/>
+                                        <a:headEnd type="triangle" w="med" len="med"/>
+                                        <a:tailEnd type="none" w="med" len="med"/>
+                                      </a:ln>
+                                    </wps:spPr>
+                                    <wps:style>
+                                      <a:lnRef idx="2">
+                                        <a:schemeClr val="accent1"/>
+                                      </a:lnRef>
+                                      <a:fillRef idx="0">
+                                        <a:schemeClr val="accent1"/>
+                                      </a:fillRef>
+                                      <a:effectRef idx="1">
+                                        <a:schemeClr val="accent1"/>
+                                      </a:effectRef>
+                                      <a:fontRef idx="minor">
+                                        <a:schemeClr val="tx1"/>
+                                      </a:fontRef>
+                                    </wps:style>
+                                    <wps:bodyPr rot="0" spcFirstLastPara="0" vertOverflow="overflow" horzOverflow="overflow" vert="horz" wrap="square" lIns="91440" tIns="45720" rIns="91440" bIns="45720" numCol="1" spcCol="0" rtlCol="0" fromWordArt="0" anchor="ctr" anchorCtr="0" forceAA="0" compatLnSpc="1">
+                                      <a:prstTxWarp prst="textNoShape">
+                                        <a:avLst/>
+                                      </a:prstTxWarp>
+                                      <a:noAutofit/>
+                                    </wps:bodyPr>
+                                  </wps:wsp>
+                                  <wps:wsp>
+                                    <wps:cNvPr id="473619473" name="Arc 29"/>
+                                    <wps:cNvSpPr/>
+                                    <wps:spPr>
+                                      <a:xfrm>
+                                        <a:off x="812800" y="704850"/>
+                                        <a:ext cx="762000" cy="1231900"/>
+                                      </a:xfrm>
+                                      <a:prstGeom prst="arc">
+                                        <a:avLst>
+                                          <a:gd name="adj1" fmla="val 5904535"/>
+                                          <a:gd name="adj2" fmla="val 20219195"/>
+                                        </a:avLst>
+                                      </a:prstGeom>
+                                      <a:ln w="28575">
+                                        <a:solidFill>
+                                          <a:srgbClr val="7030A0"/>
+                                        </a:solidFill>
+                                        <a:prstDash val="sysDash"/>
+                                        <a:headEnd type="triangle" w="med" len="med"/>
+                                        <a:tailEnd type="none" w="med" len="med"/>
+                                      </a:ln>
+                                    </wps:spPr>
+                                    <wps:style>
+                                      <a:lnRef idx="2">
+                                        <a:schemeClr val="accent1"/>
+                                      </a:lnRef>
+                                      <a:fillRef idx="0">
+                                        <a:schemeClr val="accent1"/>
+                                      </a:fillRef>
+                                      <a:effectRef idx="1">
+                                        <a:schemeClr val="accent1"/>
+                                      </a:effectRef>
+                                      <a:fontRef idx="minor">
+                                        <a:schemeClr val="tx1"/>
+                                      </a:fontRef>
+                                    </wps:style>
+                                    <wps:bodyPr rot="0" spcFirstLastPara="0" vertOverflow="overflow" horzOverflow="overflow" vert="horz" wrap="square" lIns="91440" tIns="45720" rIns="91440" bIns="45720" numCol="1" spcCol="0" rtlCol="0" fromWordArt="0" anchor="ctr" anchorCtr="0" forceAA="0" compatLnSpc="1">
+                                      <a:prstTxWarp prst="textNoShape">
+                                        <a:avLst/>
+                                      </a:prstTxWarp>
+                                      <a:noAutofit/>
+                                    </wps:bodyPr>
+                                  </wps:wsp>
+                                  <wpg:grpSp>
+                                    <wpg:cNvPr id="1929021540" name="Group 32"/>
+                                    <wpg:cNvGrpSpPr/>
+                                    <wpg:grpSpPr>
+                                      <a:xfrm rot="21147092">
+                                        <a:off x="1733550" y="425450"/>
+                                        <a:ext cx="577850" cy="530225"/>
+                                        <a:chOff x="0" y="0"/>
+                                        <a:chExt cx="577850" cy="530225"/>
+                                      </a:xfrm>
+                                    </wpg:grpSpPr>
+                                    <wps:wsp>
+                                      <wps:cNvPr id="1555572991" name="Straight Arrow Connector 31"/>
+                                      <wps:cNvCnPr/>
+                                      <wps:spPr>
+                                        <a:xfrm flipV="1">
+                                          <a:off x="215900" y="0"/>
+                                          <a:ext cx="6350" cy="361950"/>
+                                        </a:xfrm>
+                                        <a:prstGeom prst="straightConnector1">
+                                          <a:avLst/>
+                                        </a:prstGeom>
+                                        <a:ln w="28575">
+                                          <a:solidFill>
+                                            <a:srgbClr val="3F3BF3"/>
+                                          </a:solidFill>
+                                          <a:tailEnd type="arrow"/>
+                                        </a:ln>
+                                      </wps:spPr>
+                                      <wps:style>
+                                        <a:lnRef idx="2">
+                                          <a:schemeClr val="accent1"/>
+                                        </a:lnRef>
+                                        <a:fillRef idx="0">
+                                          <a:schemeClr val="accent1"/>
+                                        </a:fillRef>
+                                        <a:effectRef idx="1">
+                                          <a:schemeClr val="accent1"/>
+                                        </a:effectRef>
+                                        <a:fontRef idx="minor">
+                                          <a:schemeClr val="tx1"/>
+                                        </a:fontRef>
+                                      </wps:style>
+                                      <wps:bodyPr/>
+                                    </wps:wsp>
+                                    <wps:wsp>
+                                      <wps:cNvPr id="1681454215" name="Straight Arrow Connector 31"/>
+                                      <wps:cNvCnPr/>
+                                      <wps:spPr>
+                                        <a:xfrm rot="5400000" flipV="1">
+                                          <a:off x="393700" y="171450"/>
+                                          <a:ext cx="6350" cy="361950"/>
+                                        </a:xfrm>
+                                        <a:prstGeom prst="straightConnector1">
+                                          <a:avLst/>
+                                        </a:prstGeom>
+                                        <a:ln w="28575">
+                                          <a:solidFill>
+                                            <a:srgbClr val="25F72F"/>
+                                          </a:solidFill>
+                                          <a:tailEnd type="arrow"/>
+                                        </a:ln>
+                                      </wps:spPr>
+                                      <wps:style>
+                                        <a:lnRef idx="2">
+                                          <a:schemeClr val="accent1"/>
+                                        </a:lnRef>
+                                        <a:fillRef idx="0">
+                                          <a:schemeClr val="accent1"/>
+                                        </a:fillRef>
+                                        <a:effectRef idx="1">
+                                          <a:schemeClr val="accent1"/>
+                                        </a:effectRef>
+                                        <a:fontRef idx="minor">
+                                          <a:schemeClr val="tx1"/>
+                                        </a:fontRef>
+                                      </wps:style>
+                                      <wps:bodyPr/>
+                                    </wps:wsp>
+                                    <wps:wsp>
+                                      <wps:cNvPr id="1192001094" name="Straight Arrow Connector 31"/>
+                                      <wps:cNvCnPr/>
+                                      <wps:spPr>
+                                        <a:xfrm rot="5400000">
+                                          <a:off x="25400" y="311150"/>
+                                          <a:ext cx="193675" cy="244475"/>
+                                        </a:xfrm>
+                                        <a:prstGeom prst="straightConnector1">
+                                          <a:avLst/>
+                                        </a:prstGeom>
+                                        <a:ln w="28575">
+                                          <a:solidFill>
+                                            <a:srgbClr val="EE0000"/>
+                                          </a:solidFill>
+                                          <a:tailEnd type="arrow"/>
+                                        </a:ln>
+                                      </wps:spPr>
+                                      <wps:style>
+                                        <a:lnRef idx="2">
+                                          <a:schemeClr val="accent1"/>
+                                        </a:lnRef>
+                                        <a:fillRef idx="0">
+                                          <a:schemeClr val="accent1"/>
+                                        </a:fillRef>
+                                        <a:effectRef idx="1">
+                                          <a:schemeClr val="accent1"/>
+                                        </a:effectRef>
+                                        <a:fontRef idx="minor">
+                                          <a:schemeClr val="tx1"/>
+                                        </a:fontRef>
+                                      </wps:style>
+                                      <wps:bodyPr/>
+                                    </wps:wsp>
+                                  </wpg:grpSp>
+                                  <wpg:grpSp>
+                                    <wpg:cNvPr id="92734239" name="Group 32"/>
+                                    <wpg:cNvGrpSpPr/>
+                                    <wpg:grpSpPr>
+                                      <a:xfrm rot="19466893">
+                                        <a:off x="679450" y="2006600"/>
+                                        <a:ext cx="577850" cy="530225"/>
+                                        <a:chOff x="0" y="0"/>
+                                        <a:chExt cx="577850" cy="530225"/>
+                                      </a:xfrm>
+                                    </wpg:grpSpPr>
+                                    <wps:wsp>
+                                      <wps:cNvPr id="2048702137" name="Straight Arrow Connector 31"/>
+                                      <wps:cNvCnPr/>
+                                      <wps:spPr>
+                                        <a:xfrm flipV="1">
+                                          <a:off x="215900" y="0"/>
+                                          <a:ext cx="6350" cy="361950"/>
+                                        </a:xfrm>
+                                        <a:prstGeom prst="straightConnector1">
+                                          <a:avLst/>
+                                        </a:prstGeom>
+                                        <a:ln w="28575">
+                                          <a:solidFill>
+                                            <a:srgbClr val="3F3BF3"/>
+                                          </a:solidFill>
+                                          <a:tailEnd type="arrow"/>
+                                        </a:ln>
+                                      </wps:spPr>
+                                      <wps:style>
+                                        <a:lnRef idx="2">
+                                          <a:schemeClr val="accent1"/>
+                                        </a:lnRef>
+                                        <a:fillRef idx="0">
+                                          <a:schemeClr val="accent1"/>
+                                        </a:fillRef>
+                                        <a:effectRef idx="1">
+                                          <a:schemeClr val="accent1"/>
+                                        </a:effectRef>
+                                        <a:fontRef idx="minor">
+                                          <a:schemeClr val="tx1"/>
+                                        </a:fontRef>
+                                      </wps:style>
+                                      <wps:bodyPr/>
+                                    </wps:wsp>
+                                    <wps:wsp>
+                                      <wps:cNvPr id="1412031545" name="Straight Arrow Connector 31"/>
+                                      <wps:cNvCnPr/>
+                                      <wps:spPr>
+                                        <a:xfrm rot="5400000" flipV="1">
+                                          <a:off x="393700" y="171450"/>
+                                          <a:ext cx="6350" cy="361950"/>
+                                        </a:xfrm>
+                                        <a:prstGeom prst="straightConnector1">
+                                          <a:avLst/>
+                                        </a:prstGeom>
+                                        <a:ln w="28575">
+                                          <a:solidFill>
+                                            <a:srgbClr val="25F72F"/>
+                                          </a:solidFill>
+                                          <a:tailEnd type="arrow"/>
+                                        </a:ln>
+                                      </wps:spPr>
+                                      <wps:style>
+                                        <a:lnRef idx="2">
+                                          <a:schemeClr val="accent1"/>
+                                        </a:lnRef>
+                                        <a:fillRef idx="0">
+                                          <a:schemeClr val="accent1"/>
+                                        </a:fillRef>
+                                        <a:effectRef idx="1">
+                                          <a:schemeClr val="accent1"/>
+                                        </a:effectRef>
+                                        <a:fontRef idx="minor">
+                                          <a:schemeClr val="tx1"/>
+                                        </a:fontRef>
+                                      </wps:style>
+                                      <wps:bodyPr/>
+                                    </wps:wsp>
+                                    <wps:wsp>
+                                      <wps:cNvPr id="1679240825" name="Straight Arrow Connector 31"/>
+                                      <wps:cNvCnPr/>
+                                      <wps:spPr>
+                                        <a:xfrm rot="5400000">
+                                          <a:off x="25400" y="311150"/>
+                                          <a:ext cx="193675" cy="244475"/>
+                                        </a:xfrm>
+                                        <a:prstGeom prst="straightConnector1">
+                                          <a:avLst/>
+                                        </a:prstGeom>
+                                        <a:ln w="28575">
+                                          <a:solidFill>
+                                            <a:srgbClr val="EE0000"/>
+                                          </a:solidFill>
+                                          <a:tailEnd type="arrow"/>
+                                        </a:ln>
+                                      </wps:spPr>
+                                      <wps:style>
+                                        <a:lnRef idx="2">
+                                          <a:schemeClr val="accent1"/>
+                                        </a:lnRef>
+                                        <a:fillRef idx="0">
+                                          <a:schemeClr val="accent1"/>
+                                        </a:fillRef>
+                                        <a:effectRef idx="1">
+                                          <a:schemeClr val="accent1"/>
+                                        </a:effectRef>
+                                        <a:fontRef idx="minor">
+                                          <a:schemeClr val="tx1"/>
+                                        </a:fontRef>
+                                      </wps:style>
+                                      <wps:bodyPr/>
+                                    </wps:wsp>
+                                  </wpg:grpSp>
+                                  <wpg:grpSp>
+                                    <wpg:cNvPr id="1087435423" name="Group 32"/>
+                                    <wpg:cNvGrpSpPr/>
+                                    <wpg:grpSpPr>
+                                      <a:xfrm rot="19900177">
+                                        <a:off x="1143000" y="1104900"/>
+                                        <a:ext cx="577850" cy="530225"/>
+                                        <a:chOff x="0" y="0"/>
+                                        <a:chExt cx="577850" cy="530225"/>
+                                      </a:xfrm>
+                                    </wpg:grpSpPr>
+                                    <wps:wsp>
+                                      <wps:cNvPr id="1722135822" name="Straight Arrow Connector 31"/>
+                                      <wps:cNvCnPr/>
+                                      <wps:spPr>
+                                        <a:xfrm flipV="1">
+                                          <a:off x="215900" y="0"/>
+                                          <a:ext cx="6350" cy="361950"/>
+                                        </a:xfrm>
+                                        <a:prstGeom prst="straightConnector1">
+                                          <a:avLst/>
+                                        </a:prstGeom>
+                                        <a:ln w="28575">
+                                          <a:solidFill>
+                                            <a:srgbClr val="3F3BF3"/>
+                                          </a:solidFill>
+                                          <a:tailEnd type="arrow"/>
+                                        </a:ln>
+                                      </wps:spPr>
+                                      <wps:style>
+                                        <a:lnRef idx="2">
+                                          <a:schemeClr val="accent1"/>
+                                        </a:lnRef>
+                                        <a:fillRef idx="0">
+                                          <a:schemeClr val="accent1"/>
+                                        </a:fillRef>
+                                        <a:effectRef idx="1">
+                                          <a:schemeClr val="accent1"/>
+                                        </a:effectRef>
+                                        <a:fontRef idx="minor">
+                                          <a:schemeClr val="tx1"/>
+                                        </a:fontRef>
+                                      </wps:style>
+                                      <wps:bodyPr/>
+                                    </wps:wsp>
+                                    <wps:wsp>
+                                      <wps:cNvPr id="2132565545" name="Straight Arrow Connector 31"/>
+                                      <wps:cNvCnPr/>
+                                      <wps:spPr>
+                                        <a:xfrm rot="5400000" flipV="1">
+                                          <a:off x="393700" y="171450"/>
+                                          <a:ext cx="6350" cy="361950"/>
+                                        </a:xfrm>
+                                        <a:prstGeom prst="straightConnector1">
+                                          <a:avLst/>
+                                        </a:prstGeom>
+                                        <a:ln w="28575">
+                                          <a:solidFill>
+                                            <a:srgbClr val="25F72F"/>
+                                          </a:solidFill>
+                                          <a:tailEnd type="arrow"/>
+                                        </a:ln>
+                                      </wps:spPr>
+                                      <wps:style>
+                                        <a:lnRef idx="2">
+                                          <a:schemeClr val="accent1"/>
+                                        </a:lnRef>
+                                        <a:fillRef idx="0">
+                                          <a:schemeClr val="accent1"/>
+                                        </a:fillRef>
+                                        <a:effectRef idx="1">
+                                          <a:schemeClr val="accent1"/>
+                                        </a:effectRef>
+                                        <a:fontRef idx="minor">
+                                          <a:schemeClr val="tx1"/>
+                                        </a:fontRef>
+                                      </wps:style>
+                                      <wps:bodyPr/>
+                                    </wps:wsp>
+                                    <wps:wsp>
+                                      <wps:cNvPr id="185224995" name="Straight Arrow Connector 31"/>
+                                      <wps:cNvCnPr/>
+                                      <wps:spPr>
+                                        <a:xfrm rot="5400000">
+                                          <a:off x="25400" y="311150"/>
+                                          <a:ext cx="193675" cy="244475"/>
+                                        </a:xfrm>
+                                        <a:prstGeom prst="straightConnector1">
+                                          <a:avLst/>
+                                        </a:prstGeom>
+                                        <a:ln w="28575">
+                                          <a:solidFill>
+                                            <a:srgbClr val="EE0000"/>
+                                          </a:solidFill>
+                                          <a:tailEnd type="arrow"/>
+                                        </a:ln>
+                                      </wps:spPr>
+                                      <wps:style>
+                                        <a:lnRef idx="2">
+                                          <a:schemeClr val="accent1"/>
+                                        </a:lnRef>
+                                        <a:fillRef idx="0">
+                                          <a:schemeClr val="accent1"/>
+                                        </a:fillRef>
+                                        <a:effectRef idx="1">
+                                          <a:schemeClr val="accent1"/>
+                                        </a:effectRef>
+                                        <a:fontRef idx="minor">
+                                          <a:schemeClr val="tx1"/>
+                                        </a:fontRef>
+                                      </wps:style>
+                                      <wps:bodyPr/>
+                                    </wps:wsp>
+                                  </wpg:grpSp>
+                                  <wps:wsp>
+                                    <wps:cNvPr id="574261709" name="Text Box 2"/>
+                                    <wps:cNvSpPr txBox="1">
+                                      <a:spLocks noChangeArrowheads="1"/>
+                                    </wps:cNvSpPr>
+                                    <wps:spPr bwMode="auto">
+                                      <a:xfrm>
+                                        <a:off x="1663577" y="1860550"/>
+                                        <a:ext cx="1171589" cy="298450"/>
+                                      </a:xfrm>
+                                      <a:prstGeom prst="rect">
+                                        <a:avLst/>
+                                      </a:prstGeom>
+                                      <a:noFill/>
+                                      <a:ln w="9525">
+                                        <a:noFill/>
+                                        <a:miter lim="800000"/>
+                                        <a:headEnd/>
+                                        <a:tailEnd/>
+                                      </a:ln>
+                                    </wps:spPr>
+                                    <wps:txbx>
+                                      <w:txbxContent>
+                                        <w:p>
+                                          <w:pPr>
+                                            <w:jc w:val="center"/>
+                                            <w:rPr>
+                                              <w:b/>
+                                              <w:bCs/>
+                                              <w:sz w:val="20"/>
+                                              <w:szCs w:val="20"/>
+                                            </w:rPr>
+                                          </w:pPr>
+                                          <m:oMath>
+                                            <m:sSub>
+                                              <m:sSubPr>
+                                                <m:ctrlPr>
+                                                  <w:rPr>
+                                                    <w:rFonts w:ascii="Cambria Math" w:hAnsi="Cambria Math"/>
+                                                    <w:b/>
+                                                    <w:bCs/>
+                                                    <w:i/>
+                                                    <w:sz w:val="20"/>
+                                                    <w:szCs w:val="20"/>
+                                                  </w:rPr>
+                                                </m:ctrlPr>
+                                              </m:sSubPr>
+                                              <m:e>
+                                                <m:r>
+                                                  <m:rPr>
+                                                    <m:sty m:val="bi"/>
+                                                  </m:rPr>
+                                                  <w:rPr>
+                                                    <w:rFonts w:ascii="Cambria Math" w:hAnsi="Cambria Math"/>
+                                                    <w:sz w:val="20"/>
+                                                    <w:szCs w:val="20"/>
+                                                  </w:rPr>
+                                                  <m:t>θ</m:t>
+                                                </m:r>
+                                              </m:e>
+                                              <m:sub>
+                                                <m:r>
+                                                  <m:rPr>
+                                                    <m:sty m:val="bi"/>
+                                                  </m:rPr>
+                                                  <w:rPr>
+                                                    <w:rFonts w:ascii="Cambria Math" w:hAnsi="Cambria Math"/>
+                                                    <w:sz w:val="20"/>
+                                                    <w:szCs w:val="20"/>
+                                                  </w:rPr>
+                                                  <m:t>1</m:t>
+                                                </m:r>
+                                              </m:sub>
+                                            </m:sSub>
+                                          </m:oMath>
+                                          <w:r>
+                                            <w:rPr>
+                                              <w:rFonts w:eastAsiaTheme="minorEastAsia"/>
+                                              <w:b/>
+                                              <w:bCs/>
+                                              <w:sz w:val="20"/>
+                                              <w:szCs w:val="20"/>
+                                            </w:rPr>
+                                            <w:t xml:space="preserve"> Roll</w:t>
+                                          </w:r>
+                                          <w:r>
+                                            <w:rPr>
+                                              <w:b/>
+                                              <w:bCs/>
+                                              <w:sz w:val="20"/>
+                                              <w:szCs w:val="20"/>
+                                            </w:rPr>
+                                            <w:br/>
+                                            <w:t>(</w:t>
+                                          </w:r>
+                                        </w:p>
+                                      </w:txbxContent>
+                                    </wps:txbx>
+                                    <wps:bodyPr rot="0" vert="horz" wrap="square" lIns="91440" tIns="45720" rIns="91440" bIns="45720" anchor="t" anchorCtr="0">
+                                      <a:noAutofit/>
+                                    </wps:bodyPr>
+                                  </wps:wsp>
+                                  <wps:wsp>
+                                    <wps:cNvPr id="563359390" name="Text Box 2"/>
+                                    <wps:cNvSpPr txBox="1">
+                                      <a:spLocks noChangeArrowheads="1"/>
+                                    </wps:cNvSpPr>
+                                    <wps:spPr bwMode="auto">
+                                      <a:xfrm>
+                                        <a:off x="1269902" y="177800"/>
+                                        <a:ext cx="1201308" cy="298450"/>
+                                      </a:xfrm>
+                                      <a:prstGeom prst="rect">
+                                        <a:avLst/>
+                                      </a:prstGeom>
+                                      <a:noFill/>
+                                      <a:ln w="9525">
+                                        <a:noFill/>
+                                        <a:miter lim="800000"/>
+                                        <a:headEnd/>
+                                        <a:tailEnd/>
+                                      </a:ln>
+                                    </wps:spPr>
+                                    <wps:txbx>
+                                      <w:txbxContent>
+                                        <w:p>
+                                          <w:pPr>
+                                            <w:jc w:val="center"/>
+                                            <w:rPr>
+                                              <w:b/>
+                                              <w:bCs/>
+                                              <w:sz w:val="20"/>
+                                              <w:szCs w:val="20"/>
+                                            </w:rPr>
+                                          </w:pPr>
+                                          <m:oMath>
+                                            <m:sSub>
+                                              <m:sSubPr>
+                                                <m:ctrlPr>
+                                                  <w:rPr>
+                                                    <w:rFonts w:ascii="Cambria Math" w:hAnsi="Cambria Math"/>
+                                                    <w:b/>
+                                                    <w:bCs/>
+                                                    <w:i/>
+                                                    <w:sz w:val="20"/>
+                                                    <w:szCs w:val="20"/>
+                                                  </w:rPr>
+                                                </m:ctrlPr>
+                                              </m:sSubPr>
+                                              <m:e>
+                                                <m:r>
+                                                  <m:rPr>
+                                                    <m:sty m:val="bi"/>
+                                                  </m:rPr>
+                                                  <w:rPr>
+                                                    <w:rFonts w:ascii="Cambria Math" w:hAnsi="Cambria Math"/>
+                                                    <w:sz w:val="20"/>
+                                                    <w:szCs w:val="20"/>
+                                                  </w:rPr>
+                                                  <m:t>θ</m:t>
+                                                </m:r>
+                                              </m:e>
+                                              <m:sub>
+                                                <m:r>
+                                                  <m:rPr>
+                                                    <m:sty m:val="bi"/>
+                                                  </m:rPr>
+                                                  <w:rPr>
+                                                    <w:rFonts w:ascii="Cambria Math" w:hAnsi="Cambria Math"/>
+                                                    <w:sz w:val="20"/>
+                                                    <w:szCs w:val="20"/>
+                                                  </w:rPr>
+                                                  <m:t>2</m:t>
+                                                </m:r>
+                                              </m:sub>
+                                            </m:sSub>
+                                          </m:oMath>
+                                          <w:r>
+                                            <w:rPr>
+                                              <w:rFonts w:eastAsiaTheme="minorEastAsia"/>
+                                              <w:b/>
+                                              <w:bCs/>
+                                              <w:sz w:val="20"/>
+                                              <w:szCs w:val="20"/>
+                                            </w:rPr>
+                                            <w:t xml:space="preserve"> Pitch</w:t>
+                                          </w:r>
+                                          <w:r>
+                                            <w:rPr>
+                                              <w:b/>
+                                              <w:bCs/>
+                                              <w:sz w:val="20"/>
+                                              <w:szCs w:val="20"/>
+                                            </w:rPr>
+                                            <w:br/>
+                                            <w:t>(</w:t>
+                                          </w:r>
+                                        </w:p>
+                                      </w:txbxContent>
+                                    </wps:txbx>
+                                    <wps:bodyPr rot="0" vert="horz" wrap="square" lIns="91440" tIns="45720" rIns="91440" bIns="45720" anchor="t" anchorCtr="0">
+                                      <a:noAutofit/>
+                                    </wps:bodyPr>
+                                  </wps:wsp>
+                                  <wps:wsp>
+                                    <wps:cNvPr id="1825683637" name="Text Box 2"/>
+                                    <wps:cNvSpPr txBox="1">
+                                      <a:spLocks noChangeArrowheads="1"/>
+                                    </wps:cNvSpPr>
+                                    <wps:spPr bwMode="auto">
+                                      <a:xfrm>
+                                        <a:off x="1987263" y="1117600"/>
+                                        <a:ext cx="1376672" cy="298450"/>
+                                      </a:xfrm>
+                                      <a:prstGeom prst="rect">
+                                        <a:avLst/>
+                                      </a:prstGeom>
+                                      <a:noFill/>
+                                      <a:ln w="9525">
+                                        <a:noFill/>
+                                        <a:miter lim="800000"/>
+                                        <a:headEnd/>
+                                        <a:tailEnd/>
+                                      </a:ln>
+                                    </wps:spPr>
+                                    <wps:txbx>
+                                      <w:txbxContent>
+                                        <w:p>
+                                          <w:pPr>
+                                            <w:jc w:val="center"/>
+                                            <w:rPr>
+                                              <w:b/>
+                                              <w:bCs/>
+                                              <w:sz w:val="20"/>
+                                              <w:szCs w:val="20"/>
+                                            </w:rPr>
+                                          </w:pPr>
+                                          <m:oMath>
+                                            <m:r>
+                                              <m:rPr>
+                                                <m:sty m:val="bi"/>
+                                              </m:rPr>
+                                              <w:rPr>
+                                                <w:rFonts w:ascii="Cambria Math" w:eastAsiaTheme="minorEastAsia" w:hAnsi="Cambria Math"/>
+                                                <w:sz w:val="20"/>
+                                                <w:szCs w:val="20"/>
+                                              </w:rPr>
+                                              <m:t>s</m:t>
+                                            </m:r>
+                                          </m:oMath>
+                                          <w:r>
+                                            <w:rPr>
+                                              <w:rFonts w:eastAsiaTheme="minorEastAsia"/>
+                                              <w:b/>
+                                              <w:bCs/>
+                                              <w:sz w:val="20"/>
+                                              <w:szCs w:val="20"/>
+                                            </w:rPr>
+                                            <w:t xml:space="preserve"> Arc Length</w:t>
+                                          </w:r>
+                                          <w:r>
+                                            <w:rPr>
+                                              <w:b/>
+                                              <w:bCs/>
+                                              <w:sz w:val="20"/>
+                                              <w:szCs w:val="20"/>
+                                            </w:rPr>
+                                            <w:br/>
+                                            <w:t>(</w:t>
+                                          </w:r>
+                                        </w:p>
+                                      </w:txbxContent>
+                                    </wps:txbx>
+                                    <wps:bodyPr rot="0" vert="horz" wrap="square" lIns="91440" tIns="45720" rIns="91440" bIns="45720" anchor="t" anchorCtr="0">
+                                      <a:noAutofit/>
+                                    </wps:bodyPr>
+                                  </wps:wsp>
+                                  <wps:wsp>
+                                    <wps:cNvPr id="730027919" name="Text Box 2"/>
+                                    <wps:cNvSpPr txBox="1">
+                                      <a:spLocks noChangeArrowheads="1"/>
+                                    </wps:cNvSpPr>
+                                    <wps:spPr bwMode="auto">
+                                      <a:xfrm>
+                                        <a:off x="0" y="44450"/>
+                                        <a:ext cx="1371600" cy="469900"/>
+                                      </a:xfrm>
+                                      <a:prstGeom prst="rect">
+                                        <a:avLst/>
+                                      </a:prstGeom>
+                                      <a:noFill/>
+                                      <a:ln w="9525">
+                                        <a:noFill/>
+                                        <a:miter lim="800000"/>
+                                        <a:headEnd/>
+                                        <a:tailEnd/>
+                                      </a:ln>
+                                    </wps:spPr>
+                                    <wps:txbx>
+                                      <w:txbxContent>
+                                        <w:p>
+                                          <w:pPr>
+                                            <w:spacing w:line="240" w:lineRule="auto"/>
+                                            <w:jc w:val="center"/>
+                                            <w:rPr>
+                                              <w:b/>
+                                              <w:bCs/>
+                                              <w:sz w:val="20"/>
+                                              <w:szCs w:val="20"/>
+                                            </w:rPr>
+                                          </w:pPr>
+                                          <m:oMath>
+                                            <m:r>
+                                              <m:rPr>
+                                                <m:sty m:val="bi"/>
+                                              </m:rPr>
+                                              <w:rPr>
+                                                <w:rFonts w:ascii="Cambria Math" w:eastAsiaTheme="minorEastAsia" w:hAnsi="Cambria Math"/>
+                                                <w:sz w:val="20"/>
+                                                <w:szCs w:val="20"/>
+                                              </w:rPr>
+                                              <m:t>F</m:t>
+                                            </m:r>
+                                          </m:oMath>
+                                          <w:r>
+                                            <w:rPr>
+                                              <w:rFonts w:eastAsiaTheme="minorEastAsia"/>
+                                              <w:b/>
+                                              <w:bCs/>
+                                              <w:sz w:val="20"/>
+                                              <w:szCs w:val="20"/>
+                                            </w:rPr>
+                                            <w:t xml:space="preserve"> Force</w:t>
+                                          </w:r>
+                                          <w:r>
+                                            <w:rPr>
+                                              <w:rFonts w:eastAsiaTheme="minorEastAsia"/>
+                                              <w:b/>
+                                              <w:bCs/>
+                                              <w:sz w:val="20"/>
+                                              <w:szCs w:val="20"/>
+                                            </w:rPr>
+                                            <w:br/>
+                                            <w:t>Magnitude</w:t>
+                                          </w:r>
+                                          <w:r>
+                                            <w:rPr>
+                                              <w:b/>
+                                              <w:bCs/>
+                                              <w:sz w:val="20"/>
+                                              <w:szCs w:val="20"/>
+                                            </w:rPr>
+                                            <w:br/>
+                                            <w:t>(</w:t>
+                                          </w:r>
+                                        </w:p>
+                                      </w:txbxContent>
+                                    </wps:txbx>
+                                    <wps:bodyPr rot="0" vert="horz" wrap="square" lIns="91440" tIns="45720" rIns="91440" bIns="45720" anchor="t" anchorCtr="0">
+                                      <a:noAutofit/>
+                                    </wps:bodyPr>
+                                  </wps:wsp>
+                                  <wps:wsp>
+                                    <wps:cNvPr id="130433934" name="Text Box 2"/>
+                                    <wps:cNvSpPr txBox="1">
+                                      <a:spLocks noChangeArrowheads="1"/>
+                                    </wps:cNvSpPr>
+                                    <wps:spPr bwMode="auto">
+                                      <a:xfrm>
+                                        <a:off x="2920796" y="806449"/>
+                                        <a:ext cx="1282618" cy="298450"/>
+                                      </a:xfrm>
+                                      <a:prstGeom prst="rect">
+                                        <a:avLst/>
+                                      </a:prstGeom>
+                                      <a:noFill/>
+                                      <a:ln w="9525">
+                                        <a:noFill/>
+                                        <a:miter lim="800000"/>
+                                        <a:headEnd/>
+                                        <a:tailEnd/>
+                                      </a:ln>
+                                    </wps:spPr>
+                                    <wps:txbx>
+                                      <w:txbxContent>
+                                        <w:p>
+                                          <w:pPr>
+                                            <w:jc w:val="center"/>
+                                            <w:rPr>
+                                              <w:b/>
+                                              <w:bCs/>
+                                              <w:sz w:val="20"/>
+                                              <w:szCs w:val="20"/>
+                                            </w:rPr>
+                                          </w:pPr>
+                                          <w:r>
+                                            <w:rPr>
+                                              <w:b/>
+                                              <w:bCs/>
+                                              <w:sz w:val="20"/>
+                                              <w:szCs w:val="20"/>
+                                            </w:rPr>
+                                            <w:t>Local Frame</w:t>
+                                          </w:r>
+                                          <w:r>
+                                            <w:rPr>
+                                              <w:b/>
+                                              <w:bCs/>
+                                              <w:sz w:val="20"/>
+                                              <w:szCs w:val="20"/>
+                                            </w:rPr>
+                                            <w:br/>
+                                            <w:t>(</w:t>
+                                          </w:r>
+                                        </w:p>
+                                      </w:txbxContent>
+                                    </wps:txbx>
+                                    <wps:bodyPr rot="0" vert="horz" wrap="square" lIns="91440" tIns="45720" rIns="91440" bIns="45720" anchor="t" anchorCtr="0">
+                                      <a:noAutofit/>
+                                    </wps:bodyPr>
+                                  </wps:wsp>
+                                  <wps:wsp>
+                                    <wps:cNvPr id="1212310326" name="Text Box 2"/>
+                                    <wps:cNvSpPr txBox="1">
+                                      <a:spLocks noChangeArrowheads="1"/>
+                                    </wps:cNvSpPr>
+                                    <wps:spPr bwMode="auto">
+                                      <a:xfrm>
+                                        <a:off x="1212850" y="2781300"/>
+                                        <a:ext cx="615950" cy="298450"/>
+                                      </a:xfrm>
+                                      <a:prstGeom prst="rect">
+                                        <a:avLst/>
+                                      </a:prstGeom>
+                                      <a:noFill/>
+                                      <a:ln w="9525">
+                                        <a:noFill/>
+                                        <a:miter lim="800000"/>
+                                        <a:headEnd/>
+                                        <a:tailEnd/>
+                                      </a:ln>
+                                    </wps:spPr>
+                                    <wps:txbx>
+                                      <w:txbxContent>
+                                        <w:p>
+                                          <w:pPr>
+                                            <w:jc w:val="center"/>
+                                            <w:rPr>
+                                              <w:b/>
+                                              <w:bCs/>
+                                              <w:sz w:val="20"/>
+                                              <w:szCs w:val="20"/>
+                                            </w:rPr>
+                                          </w:pPr>
+                                          <m:oMath>
+                                            <m:r>
+                                              <m:rPr>
+                                                <m:sty m:val="bi"/>
+                                              </m:rPr>
+                                              <w:rPr>
+                                                <w:rFonts w:ascii="Cambria Math" w:eastAsiaTheme="minorEastAsia" w:hAnsi="Cambria Math"/>
+                                                <w:sz w:val="20"/>
+                                                <w:szCs w:val="20"/>
+                                              </w:rPr>
+                                              <m:t>s</m:t>
+                                            </m:r>
+                                          </m:oMath>
+                                          <w:r>
+                                            <w:rPr>
+                                              <w:b/>
+                                              <w:bCs/>
+                                              <w:sz w:val="20"/>
+                                              <w:szCs w:val="20"/>
+                                            </w:rPr>
+                                            <w:t xml:space="preserve"> = 0.2</w:t>
+                                          </w:r>
+                                          <w:r>
+                                            <w:rPr>
+                                              <w:b/>
+                                              <w:bCs/>
+                                              <w:sz w:val="20"/>
+                                              <w:szCs w:val="20"/>
+                                            </w:rPr>
+                                            <w:br/>
+                                            <w:t>(</w:t>
+                                          </w:r>
+                                        </w:p>
+                                      </w:txbxContent>
+                                    </wps:txbx>
+                                    <wps:bodyPr rot="0" vert="horz" wrap="square" lIns="91440" tIns="45720" rIns="91440" bIns="45720" anchor="t" anchorCtr="0">
+                                      <a:noAutofit/>
+                                    </wps:bodyPr>
+                                  </wps:wsp>
+                                  <wps:wsp>
+                                    <wps:cNvPr id="920747876" name="Straight Connector 33"/>
+                                    <wps:cNvCnPr/>
+                                    <wps:spPr>
+                                      <a:xfrm>
+                                        <a:off x="1714500" y="1066800"/>
+                                        <a:ext cx="355600" cy="133350"/>
+                                      </a:xfrm>
+                                      <a:prstGeom prst="line">
+                                        <a:avLst/>
+                                      </a:prstGeom>
+                                    </wps:spPr>
+                                    <wps:style>
+                                      <a:lnRef idx="1">
+                                        <a:schemeClr val="dk1"/>
+                                      </a:lnRef>
+                                      <a:fillRef idx="0">
+                                        <a:schemeClr val="dk1"/>
+                                      </a:fillRef>
+                                      <a:effectRef idx="0">
+                                        <a:schemeClr val="dk1"/>
+                                      </a:effectRef>
+                                      <a:fontRef idx="minor">
+                                        <a:schemeClr val="tx1"/>
+                                      </a:fontRef>
+                                    </wps:style>
+                                    <wps:bodyPr/>
+                                  </wps:wsp>
+                                  <wps:wsp>
+                                    <wps:cNvPr id="1917264838" name="Straight Connector 33"/>
+                                    <wps:cNvCnPr/>
+                                    <wps:spPr>
+                                      <a:xfrm>
+                                        <a:off x="1473200" y="1727200"/>
+                                        <a:ext cx="317500" cy="184150"/>
+                                      </a:xfrm>
+                                      <a:prstGeom prst="line">
+                                        <a:avLst/>
+                                      </a:prstGeom>
+                                    </wps:spPr>
+                                    <wps:style>
+                                      <a:lnRef idx="1">
+                                        <a:schemeClr val="dk1"/>
+                                      </a:lnRef>
+                                      <a:fillRef idx="0">
+                                        <a:schemeClr val="dk1"/>
+                                      </a:fillRef>
+                                      <a:effectRef idx="0">
+                                        <a:schemeClr val="dk1"/>
+                                      </a:effectRef>
+                                      <a:fontRef idx="minor">
+                                        <a:schemeClr val="tx1"/>
+                                      </a:fontRef>
+                                    </wps:style>
+                                    <wps:bodyPr/>
+                                  </wps:wsp>
+                                  <wps:wsp>
+                                    <wps:cNvPr id="1579053117" name="Straight Connector 33"/>
+                                    <wps:cNvCnPr/>
+                                    <wps:spPr>
+                                      <a:xfrm>
+                                        <a:off x="1987550" y="781050"/>
+                                        <a:ext cx="1035050" cy="133350"/>
+                                      </a:xfrm>
+                                      <a:prstGeom prst="line">
+                                        <a:avLst/>
+                                      </a:prstGeom>
+                                    </wps:spPr>
+                                    <wps:style>
+                                      <a:lnRef idx="1">
+                                        <a:schemeClr val="dk1"/>
+                                      </a:lnRef>
+                                      <a:fillRef idx="0">
+                                        <a:schemeClr val="dk1"/>
+                                      </a:fillRef>
+                                      <a:effectRef idx="0">
+                                        <a:schemeClr val="dk1"/>
+                                      </a:effectRef>
+                                      <a:fontRef idx="minor">
+                                        <a:schemeClr val="tx1"/>
+                                      </a:fontRef>
+                                    </wps:style>
+                                    <wps:bodyPr/>
+                                  </wps:wsp>
+                                  <wps:wsp>
+                                    <wps:cNvPr id="1276012519" name="Straight Connector 33"/>
+                                    <wps:cNvCnPr/>
+                                    <wps:spPr>
+                                      <a:xfrm>
+                                        <a:off x="971550" y="2374900"/>
+                                        <a:ext cx="374650" cy="412750"/>
+                                      </a:xfrm>
+                                      <a:prstGeom prst="line">
+                                        <a:avLst/>
+                                      </a:prstGeom>
+                                    </wps:spPr>
+                                    <wps:style>
+                                      <a:lnRef idx="1">
+                                        <a:schemeClr val="dk1"/>
+                                      </a:lnRef>
+                                      <a:fillRef idx="0">
+                                        <a:schemeClr val="dk1"/>
+                                      </a:fillRef>
+                                      <a:effectRef idx="0">
+                                        <a:schemeClr val="dk1"/>
+                                      </a:effectRef>
+                                      <a:fontRef idx="minor">
+                                        <a:schemeClr val="tx1"/>
+                                      </a:fontRef>
+                                    </wps:style>
+                                    <wps:bodyPr/>
+                                  </wps:wsp>
+                                  <wps:wsp>
+                                    <wps:cNvPr id="1299356752" name="Straight Connector 33"/>
+                                    <wps:cNvCnPr/>
+                                    <wps:spPr>
+                                      <a:xfrm flipH="1">
+                                        <a:off x="1327150" y="419100"/>
+                                        <a:ext cx="171450" cy="298450"/>
+                                      </a:xfrm>
+                                      <a:prstGeom prst="line">
+                                        <a:avLst/>
+                                      </a:prstGeom>
+                                    </wps:spPr>
+                                    <wps:style>
+                                      <a:lnRef idx="1">
+                                        <a:schemeClr val="dk1"/>
+                                      </a:lnRef>
+                                      <a:fillRef idx="0">
+                                        <a:schemeClr val="dk1"/>
+                                      </a:fillRef>
+                                      <a:effectRef idx="0">
+                                        <a:schemeClr val="dk1"/>
+                                      </a:effectRef>
+                                      <a:fontRef idx="minor">
+                                        <a:schemeClr val="tx1"/>
+                                      </a:fontRef>
+                                    </wps:style>
+                                    <wps:bodyPr/>
+                                  </wps:wsp>
+                                  <wps:wsp>
+                                    <wps:cNvPr id="1199177573" name="Straight Connector 33"/>
+                                    <wps:cNvCnPr/>
+                                    <wps:spPr>
+                                      <a:xfrm>
+                                        <a:off x="692150" y="412750"/>
+                                        <a:ext cx="368300" cy="527050"/>
+                                      </a:xfrm>
+                                      <a:prstGeom prst="line">
+                                        <a:avLst/>
+                                      </a:prstGeom>
+                                    </wps:spPr>
+                                    <wps:style>
+                                      <a:lnRef idx="1">
+                                        <a:schemeClr val="dk1"/>
+                                      </a:lnRef>
+                                      <a:fillRef idx="0">
+                                        <a:schemeClr val="dk1"/>
+                                      </a:fillRef>
+                                      <a:effectRef idx="0">
+                                        <a:schemeClr val="dk1"/>
+                                      </a:effectRef>
+                                      <a:fontRef idx="minor">
+                                        <a:schemeClr val="tx1"/>
+                                      </a:fontRef>
+                                    </wps:style>
+                                    <wps:bodyPr/>
+                                  </wps:wsp>
+                                </wpg:grpSp>
+                              </wpg:grpSp>
+                              <wpg:grpSp>
+                                <wpg:cNvPr id="775540306" name="Group 35"/>
+                                <wpg:cNvGrpSpPr/>
+                                <wpg:grpSpPr>
+                                  <a:xfrm>
+                                    <a:off x="2565400" y="0"/>
+                                    <a:ext cx="3327400" cy="1530350"/>
+                                    <a:chOff x="0" y="0"/>
+                                    <a:chExt cx="3327400" cy="1530350"/>
+                                  </a:xfrm>
+                                </wpg:grpSpPr>
+                                <wps:wsp>
+                                  <wps:cNvPr id="606101237" name="Text Box 2"/>
+                                  <wps:cNvSpPr txBox="1">
+                                    <a:spLocks noChangeArrowheads="1"/>
+                                  </wps:cNvSpPr>
+                                  <wps:spPr bwMode="auto">
+                                    <a:xfrm>
+                                      <a:off x="1223994" y="1238250"/>
+                                      <a:ext cx="1160844" cy="292100"/>
+                                    </a:xfrm>
+                                    <a:prstGeom prst="rect">
+                                      <a:avLst/>
+                                    </a:prstGeom>
+                                    <a:noFill/>
+                                    <a:ln w="9525">
+                                      <a:noFill/>
+                                      <a:miter lim="800000"/>
+                                      <a:headEnd/>
+                                      <a:tailEnd/>
+                                    </a:ln>
+                                  </wps:spPr>
+                                  <wps:txbx>
+                                    <w:txbxContent>
+                                      <w:p>
+                                        <w:pPr>
+                                          <w:jc w:val="center"/>
+                                          <w:rPr>
+                                            <w:b/>
+                                            <w:bCs/>
+                                            <w:sz w:val="20"/>
+                                            <w:szCs w:val="20"/>
+                                          </w:rPr>
+                                        </w:pPr>
+                                        <w:r>
+                                          <w:rPr>
+                                            <w:b/>
+                                            <w:bCs/>
+                                            <w:sz w:val="20"/>
+                                            <w:szCs w:val="20"/>
+                                          </w:rPr>
+                                          <w:t>Global Origin</w:t>
+                                        </w:r>
+                                      </w:p>
+                                    </w:txbxContent>
+                                  </wps:txbx>
+                                  <wps:bodyPr rot="0" vert="horz" wrap="square" lIns="91440" tIns="45720" rIns="91440" bIns="45720" anchor="t" anchorCtr="0">
+                                    <a:noAutofit/>
+                                  </wps:bodyPr>
+                                </wps:wsp>
+                                <wps:wsp>
+                                  <wps:cNvPr id="1192150274" name="Text Box 2"/>
+                                  <wps:cNvSpPr txBox="1">
+                                    <a:spLocks noChangeArrowheads="1"/>
+                                  </wps:cNvSpPr>
+                                  <wps:spPr bwMode="auto">
+                                    <a:xfrm>
+                                      <a:off x="0" y="342900"/>
+                                      <a:ext cx="501650" cy="298450"/>
+                                    </a:xfrm>
+                                    <a:prstGeom prst="rect">
+                                      <a:avLst/>
+                                    </a:prstGeom>
+                                    <a:noFill/>
+                                    <a:ln w="9525">
+                                      <a:noFill/>
+                                      <a:miter lim="800000"/>
+                                      <a:headEnd/>
+                                      <a:tailEnd/>
+                                    </a:ln>
+                                  </wps:spPr>
+                                  <wps:txbx>
+                                    <w:txbxContent>
+                                      <w:p>
+                                        <w:pPr>
+                                          <w:jc w:val="center"/>
+                                          <w:rPr>
+                                            <w:b/>
+                                            <w:bCs/>
+                                            <w:sz w:val="20"/>
+                                            <w:szCs w:val="20"/>
+                                          </w:rPr>
+                                        </w:pPr>
+                                        <w:r>
+                                          <w:rPr>
+                                            <w:b/>
+                                            <w:bCs/>
+                                            <w:sz w:val="20"/>
+                                            <w:szCs w:val="20"/>
+                                          </w:rPr>
+                                          <w:t>s = 0</w:t>
+                                        </w:r>
+                                        <w:r>
+                                          <w:rPr>
+                                            <w:b/>
+                                            <w:bCs/>
+                                            <w:sz w:val="20"/>
+                                            <w:szCs w:val="20"/>
+                                          </w:rPr>
+                                          <w:br/>
+                                          <w:t>(</w:t>
+                                        </w:r>
+                                      </w:p>
+                                    </w:txbxContent>
+                                  </wps:txbx>
+                                  <wps:bodyPr rot="0" vert="horz" wrap="square" lIns="91440" tIns="45720" rIns="91440" bIns="45720" anchor="t" anchorCtr="0">
+                                    <a:noAutofit/>
+                                  </wps:bodyPr>
+                                </wps:wsp>
+                                <wps:wsp>
+                                  <wps:cNvPr id="246162513" name="Straight Connector 33"/>
+                                  <wps:cNvCnPr/>
+                                  <wps:spPr>
+                                    <a:xfrm>
+                                      <a:off x="850900" y="1035050"/>
+                                      <a:ext cx="787400" cy="254000"/>
+                                    </a:xfrm>
+                                    <a:prstGeom prst="line">
+                                      <a:avLst/>
+                                    </a:prstGeom>
+                                  </wps:spPr>
+                                  <wps:style>
+                                    <a:lnRef idx="1">
+                                      <a:schemeClr val="dk1"/>
+                                    </a:lnRef>
+                                    <a:fillRef idx="0">
+                                      <a:schemeClr val="dk1"/>
+                                    </a:fillRef>
+                                    <a:effectRef idx="0">
+                                      <a:schemeClr val="dk1"/>
+                                    </a:effectRef>
+                                    <a:fontRef idx="minor">
+                                      <a:schemeClr val="tx1"/>
+                                    </a:fontRef>
+                                  </wps:style>
+                                  <wps:bodyPr/>
+                                </wps:wsp>
+                                <wps:wsp>
+                                  <wps:cNvPr id="1913123819" name="Straight Connector 33"/>
+                                  <wps:cNvCnPr/>
+                                  <wps:spPr>
+                                    <a:xfrm>
+                                      <a:off x="254000" y="596900"/>
+                                      <a:ext cx="577850" cy="406400"/>
+                                    </a:xfrm>
+                                    <a:prstGeom prst="line">
+                                      <a:avLst/>
+                                    </a:prstGeom>
+                                  </wps:spPr>
+                                  <wps:style>
+                                    <a:lnRef idx="1">
+                                      <a:schemeClr val="dk1"/>
+                                    </a:lnRef>
+                                    <a:fillRef idx="0">
+                                      <a:schemeClr val="dk1"/>
+                                    </a:fillRef>
+                                    <a:effectRef idx="0">
+                                      <a:schemeClr val="dk1"/>
+                                    </a:effectRef>
+                                    <a:fontRef idx="minor">
+                                      <a:schemeClr val="tx1"/>
+                                    </a:fontRef>
+                                  </wps:style>
+                                  <wps:bodyPr/>
+                                </wps:wsp>
+                                <wpg:grpSp>
+                                  <wpg:cNvPr id="1902367967" name="Group 34"/>
+                                  <wpg:cNvGrpSpPr/>
+                                  <wpg:grpSpPr>
+                                    <a:xfrm>
+                                      <a:off x="1498600" y="0"/>
+                                      <a:ext cx="1206500" cy="850900"/>
+                                      <a:chOff x="0" y="0"/>
+                                      <a:chExt cx="1206500" cy="850900"/>
+                                    </a:xfrm>
+                                  </wpg:grpSpPr>
+                                  <wpg:grpSp>
+                                    <wpg:cNvPr id="2034645398" name="Group 32"/>
+                                    <wpg:cNvGrpSpPr/>
+                                    <wpg:grpSpPr>
+                                      <a:xfrm>
+                                        <a:off x="400050" y="127000"/>
+                                        <a:ext cx="577850" cy="530225"/>
+                                        <a:chOff x="0" y="0"/>
+                                        <a:chExt cx="577850" cy="530225"/>
+                                      </a:xfrm>
+                                    </wpg:grpSpPr>
+                                    <wps:wsp>
+                                      <wps:cNvPr id="1889957049" name="Straight Arrow Connector 31"/>
+                                      <wps:cNvCnPr/>
+                                      <wps:spPr>
+                                        <a:xfrm flipV="1">
+                                          <a:off x="215900" y="0"/>
+                                          <a:ext cx="6350" cy="361950"/>
+                                        </a:xfrm>
+                                        <a:prstGeom prst="straightConnector1">
+                                          <a:avLst/>
+                                        </a:prstGeom>
+                                        <a:ln w="28575">
+                                          <a:solidFill>
+                                            <a:schemeClr val="tx1">
+                                              <a:lumMod val="50000"/>
+                                              <a:lumOff val="50000"/>
+                                            </a:schemeClr>
+                                          </a:solidFill>
+                                          <a:tailEnd type="arrow"/>
+                                        </a:ln>
+                                      </wps:spPr>
+                                      <wps:style>
+                                        <a:lnRef idx="2">
+                                          <a:schemeClr val="accent1"/>
+                                        </a:lnRef>
+                                        <a:fillRef idx="0">
+                                          <a:schemeClr val="accent1"/>
+                                        </a:fillRef>
+                                        <a:effectRef idx="1">
+                                          <a:schemeClr val="accent1"/>
+                                        </a:effectRef>
+                                        <a:fontRef idx="minor">
+                                          <a:schemeClr val="tx1"/>
+                                        </a:fontRef>
+                                      </wps:style>
+                                      <wps:bodyPr/>
+                                    </wps:wsp>
+                                    <wps:wsp>
+                                      <wps:cNvPr id="1243750244" name="Straight Arrow Connector 31"/>
+                                      <wps:cNvCnPr/>
+                                      <wps:spPr>
+                                        <a:xfrm rot="5400000" flipV="1">
+                                          <a:off x="393700" y="171450"/>
+                                          <a:ext cx="6350" cy="361950"/>
+                                        </a:xfrm>
+                                        <a:prstGeom prst="straightConnector1">
+                                          <a:avLst/>
+                                        </a:prstGeom>
+                                        <a:ln w="28575">
+                                          <a:solidFill>
+                                            <a:schemeClr val="tx1">
+                                              <a:lumMod val="50000"/>
+                                              <a:lumOff val="50000"/>
+                                            </a:schemeClr>
+                                          </a:solidFill>
+                                          <a:tailEnd type="arrow"/>
+                                        </a:ln>
+                                      </wps:spPr>
+                                      <wps:style>
+                                        <a:lnRef idx="2">
+                                          <a:schemeClr val="accent1"/>
+                                        </a:lnRef>
+                                        <a:fillRef idx="0">
+                                          <a:schemeClr val="accent1"/>
+                                        </a:fillRef>
+                                        <a:effectRef idx="1">
+                                          <a:schemeClr val="accent1"/>
+                                        </a:effectRef>
+                                        <a:fontRef idx="minor">
+                                          <a:schemeClr val="tx1"/>
+                                        </a:fontRef>
+                                      </wps:style>
+                                      <wps:bodyPr/>
+                                    </wps:wsp>
+                                    <wps:wsp>
+                                      <wps:cNvPr id="755493653" name="Straight Arrow Connector 31"/>
+                                      <wps:cNvCnPr/>
+                                      <wps:spPr>
+                                        <a:xfrm rot="5400000">
+                                          <a:off x="25400" y="311150"/>
+                                          <a:ext cx="193675" cy="244475"/>
+                                        </a:xfrm>
+                                        <a:prstGeom prst="straightConnector1">
+                                          <a:avLst/>
+                                        </a:prstGeom>
+                                        <a:ln w="28575">
+                                          <a:solidFill>
+                                            <a:schemeClr val="tx1">
+                                              <a:lumMod val="50000"/>
+                                              <a:lumOff val="50000"/>
+                                            </a:schemeClr>
+                                          </a:solidFill>
+                                          <a:tailEnd type="arrow"/>
+                                        </a:ln>
+                                      </wps:spPr>
+                                      <wps:style>
+                                        <a:lnRef idx="2">
+                                          <a:schemeClr val="accent1"/>
+                                        </a:lnRef>
+                                        <a:fillRef idx="0">
+                                          <a:schemeClr val="accent1"/>
+                                        </a:fillRef>
+                                        <a:effectRef idx="1">
+                                          <a:schemeClr val="accent1"/>
+                                        </a:effectRef>
+                                        <a:fontRef idx="minor">
+                                          <a:schemeClr val="tx1"/>
+                                        </a:fontRef>
+                                      </wps:style>
+                                      <wps:bodyPr/>
+                                    </wps:wsp>
+                                  </wpg:grpSp>
+                                  <wps:wsp>
+                                    <wps:cNvPr id="509226009" name="Arc 29"/>
+                                    <wps:cNvSpPr/>
+                                    <wps:spPr>
+                                      <a:xfrm>
+                                        <a:off x="120650" y="82550"/>
+                                        <a:ext cx="1079500" cy="736600"/>
+                                      </a:xfrm>
+                                      <a:prstGeom prst="arc">
+                                        <a:avLst>
+                                          <a:gd name="adj1" fmla="val 2525681"/>
+                                          <a:gd name="adj2" fmla="val 1609951"/>
+                                        </a:avLst>
+                                      </a:prstGeom>
+                                      <a:ln w="28575">
+                                        <a:solidFill>
+                                          <a:schemeClr val="tx1">
+                                            <a:lumMod val="50000"/>
+                                            <a:lumOff val="50000"/>
+                                          </a:schemeClr>
+                                        </a:solidFill>
+                                        <a:prstDash val="sysDash"/>
+                                        <a:headEnd type="triangle" w="med" len="med"/>
+                                        <a:tailEnd type="none" w="med" len="med"/>
+                                      </a:ln>
+                                    </wps:spPr>
+                                    <wps:style>
+                                      <a:lnRef idx="2">
+                                        <a:schemeClr val="accent1"/>
+                                      </a:lnRef>
+                                      <a:fillRef idx="0">
+                                        <a:schemeClr val="accent1"/>
+                                      </a:fillRef>
+                                      <a:effectRef idx="1">
+                                        <a:schemeClr val="accent1"/>
+                                      </a:effectRef>
+                                      <a:fontRef idx="minor">
+                                        <a:schemeClr val="tx1"/>
+                                      </a:fontRef>
+                                    </wps:style>
+                                    <wps:bodyPr rot="0" spcFirstLastPara="0" vertOverflow="overflow" horzOverflow="overflow" vert="horz" wrap="square" lIns="91440" tIns="45720" rIns="91440" bIns="45720" numCol="1" spcCol="0" rtlCol="0" fromWordArt="0" anchor="ctr" anchorCtr="0" forceAA="0" compatLnSpc="1">
+                                      <a:prstTxWarp prst="textNoShape">
+                                        <a:avLst/>
+                                      </a:prstTxWarp>
+                                      <a:noAutofit/>
+                                    </wps:bodyPr>
+                                  </wps:wsp>
+                                  <wps:wsp>
+                                    <wps:cNvPr id="2050612891" name="Arc 29"/>
+                                    <wps:cNvSpPr/>
+                                    <wps:spPr>
+                                      <a:xfrm>
+                                        <a:off x="539750" y="0"/>
+                                        <a:ext cx="241300" cy="850900"/>
+                                      </a:xfrm>
+                                      <a:prstGeom prst="arc">
+                                        <a:avLst>
+                                          <a:gd name="adj1" fmla="val 17761522"/>
+                                          <a:gd name="adj2" fmla="val 16821572"/>
+                                        </a:avLst>
+                                      </a:prstGeom>
+                                      <a:ln w="28575">
+                                        <a:solidFill>
+                                          <a:schemeClr val="tx1">
+                                            <a:lumMod val="50000"/>
+                                            <a:lumOff val="50000"/>
+                                          </a:schemeClr>
+                                        </a:solidFill>
+                                        <a:prstDash val="sysDash"/>
+                                        <a:headEnd type="triangle" w="med" len="med"/>
+                                        <a:tailEnd type="none" w="med" len="med"/>
+                                      </a:ln>
+                                    </wps:spPr>
+                                    <wps:style>
+                                      <a:lnRef idx="2">
+                                        <a:schemeClr val="accent1"/>
+                                      </a:lnRef>
+                                      <a:fillRef idx="0">
+                                        <a:schemeClr val="accent1"/>
+                                      </a:fillRef>
+                                      <a:effectRef idx="1">
+                                        <a:schemeClr val="accent1"/>
+                                      </a:effectRef>
+                                      <a:fontRef idx="minor">
+                                        <a:schemeClr val="tx1"/>
+                                      </a:fontRef>
+                                    </wps:style>
+                                    <wps:bodyPr rot="0" spcFirstLastPara="0" vertOverflow="overflow" horzOverflow="overflow" vert="horz" wrap="square" lIns="91440" tIns="45720" rIns="91440" bIns="45720" numCol="1" spcCol="0" rtlCol="0" fromWordArt="0" anchor="ctr" anchorCtr="0" forceAA="0" compatLnSpc="1">
+                                      <a:prstTxWarp prst="textNoShape">
+                                        <a:avLst/>
+                                      </a:prstTxWarp>
+                                      <a:noAutofit/>
+                                    </wps:bodyPr>
+                                  </wps:wsp>
+                                  <wps:wsp>
+                                    <wps:cNvPr id="1029037596" name="Arc 29"/>
+                                    <wps:cNvSpPr/>
+                                    <wps:spPr>
+                                      <a:xfrm>
+                                        <a:off x="0" y="368300"/>
+                                        <a:ext cx="1206500" cy="228600"/>
+                                      </a:xfrm>
+                                      <a:prstGeom prst="arc">
+                                        <a:avLst>
+                                          <a:gd name="adj1" fmla="val 11233567"/>
+                                          <a:gd name="adj2" fmla="val 10209333"/>
+                                        </a:avLst>
+                                      </a:prstGeom>
+                                      <a:ln w="28575">
+                                        <a:solidFill>
+                                          <a:schemeClr val="tx1">
+                                            <a:lumMod val="50000"/>
+                                            <a:lumOff val="50000"/>
+                                          </a:schemeClr>
+                                        </a:solidFill>
+                                        <a:prstDash val="sysDash"/>
+                                        <a:headEnd type="triangle" w="med" len="med"/>
+                                        <a:tailEnd type="none" w="med" len="med"/>
+                                      </a:ln>
+                                    </wps:spPr>
+                                    <wps:style>
+                                      <a:lnRef idx="2">
+                                        <a:schemeClr val="accent1"/>
+                                      </a:lnRef>
+                                      <a:fillRef idx="0">
+                                        <a:schemeClr val="accent1"/>
+                                      </a:fillRef>
+                                      <a:effectRef idx="1">
+                                        <a:schemeClr val="accent1"/>
+                                      </a:effectRef>
+                                      <a:fontRef idx="minor">
+                                        <a:schemeClr val="tx1"/>
+                                      </a:fontRef>
+                                    </wps:style>
+                                    <wps:bodyPr rot="0" spcFirstLastPara="0" vertOverflow="overflow" horzOverflow="overflow" vert="horz" wrap="square" lIns="91440" tIns="45720" rIns="91440" bIns="45720" numCol="1" spcCol="0" rtlCol="0" fromWordArt="0" anchor="ctr" anchorCtr="0" forceAA="0" compatLnSpc="1">
+                                      <a:prstTxWarp prst="textNoShape">
+                                        <a:avLst/>
+                                      </a:prstTxWarp>
+                                      <a:noAutofit/>
+                                    </wps:bodyPr>
+                                  </wps:wsp>
+                                </wpg:grpSp>
+                                <wps:wsp>
+                                  <wps:cNvPr id="529440553" name="Text Box 2"/>
+                                  <wps:cNvSpPr txBox="1">
+                                    <a:spLocks noChangeArrowheads="1"/>
+                                  </wps:cNvSpPr>
+                                  <wps:spPr bwMode="auto">
+                                    <a:xfrm>
+                                      <a:off x="2362200" y="825500"/>
+                                      <a:ext cx="965200" cy="431800"/>
+                                    </a:xfrm>
+                                    <a:prstGeom prst="rect">
+                                      <a:avLst/>
+                                    </a:prstGeom>
+                                    <a:noFill/>
+                                    <a:ln w="9525">
+                                      <a:noFill/>
+                                      <a:miter lim="800000"/>
+                                      <a:headEnd/>
+                                      <a:tailEnd/>
+                                    </a:ln>
+                                  </wps:spPr>
+                                  <wps:txbx>
+                                    <w:txbxContent>
+                                      <w:p>
+                                        <w:pPr>
+                                          <w:jc w:val="center"/>
+                                          <w:rPr>
+                                            <w:b/>
+                                            <w:bCs/>
+                                            <w:sz w:val="20"/>
+                                            <w:szCs w:val="20"/>
+                                          </w:rPr>
+                                        </w:pPr>
+                                        <w:r>
+                                          <w:rPr>
+                                            <w:b/>
+                                            <w:bCs/>
+                                            <w:sz w:val="20"/>
+                                            <w:szCs w:val="20"/>
+                                          </w:rPr>
+                                          <w:t>6 DOF</w:t>
+                                        </w:r>
+                                        <w:r>
+                                          <w:rPr>
+                                            <w:b/>
+                                            <w:bCs/>
+                                            <w:sz w:val="20"/>
+                                            <w:szCs w:val="20"/>
+                                          </w:rPr>
+                                          <w:br/>
+                                          <w:t xml:space="preserve">Constraint </w:t>
+                                        </w:r>
+                                        <w:r>
+                                          <w:rPr>
+                                            <w:b/>
+                                            <w:bCs/>
+                                            <w:sz w:val="20"/>
+                                            <w:szCs w:val="20"/>
+                                          </w:rPr>
+                                          <w:br/>
+                                          <w:t>(</w:t>
+                                        </w:r>
+                                      </w:p>
+                                    </w:txbxContent>
+                                  </wps:txbx>
+                                  <wps:bodyPr rot="0" vert="horz" wrap="square" lIns="91440" tIns="45720" rIns="91440" bIns="45720" anchor="t" anchorCtr="0">
+                                    <a:noAutofit/>
+                                  </wps:bodyPr>
+                                </wps:wsp>
+                                <wps:wsp>
+                                  <wps:cNvPr id="2118316367" name="Straight Connector 33"/>
+                                  <wps:cNvCnPr/>
+                                  <wps:spPr>
+                                    <a:xfrm>
+                                      <a:off x="2127250" y="488950"/>
+                                      <a:ext cx="533400" cy="393700"/>
+                                    </a:xfrm>
+                                    <a:prstGeom prst="line">
+                                      <a:avLst/>
+                                    </a:prstGeom>
+                                  </wps:spPr>
+                                  <wps:style>
+                                    <a:lnRef idx="1">
+                                      <a:schemeClr val="dk1"/>
+                                    </a:lnRef>
+                                    <a:fillRef idx="0">
+                                      <a:schemeClr val="dk1"/>
+                                    </a:fillRef>
+                                    <a:effectRef idx="0">
+                                      <a:schemeClr val="dk1"/>
+                                    </a:effectRef>
+                                    <a:fontRef idx="minor">
+                                      <a:schemeClr val="tx1"/>
+                                    </a:fontRef>
+                                  </wps:style>
+                                  <wps:bodyPr/>
+                                </wps:wsp>
+                                <wps:wsp>
+                                  <wps:cNvPr id="1384486702" name="Text Box 2"/>
+                                  <wps:cNvSpPr txBox="1">
+                                    <a:spLocks noChangeArrowheads="1"/>
+                                  </wps:cNvSpPr>
+                                  <wps:spPr bwMode="auto">
+                                    <a:xfrm>
+                                      <a:off x="628650" y="63500"/>
+                                      <a:ext cx="825500" cy="254000"/>
+                                    </a:xfrm>
+                                    <a:prstGeom prst="rect">
+                                      <a:avLst/>
+                                    </a:prstGeom>
+                                    <a:noFill/>
+                                    <a:ln w="9525">
+                                      <a:noFill/>
+                                      <a:miter lim="800000"/>
+                                      <a:headEnd/>
+                                      <a:tailEnd/>
+                                    </a:ln>
+                                  </wps:spPr>
+                                  <wps:txbx>
+                                    <w:txbxContent>
+                                      <w:p>
+                                        <w:pPr>
+                                          <w:jc w:val="center"/>
+                                          <w:rPr>
+                                            <w:b/>
+                                            <w:bCs/>
+                                            <w:sz w:val="20"/>
+                                            <w:szCs w:val="20"/>
+                                          </w:rPr>
+                                        </w:pPr>
+                                        <w:r>
+                                          <w:rPr>
+                                            <w:b/>
+                                            <w:bCs/>
+                                            <w:sz w:val="20"/>
+                                            <w:szCs w:val="20"/>
+                                          </w:rPr>
+                                          <w:t>Rigid Link</w:t>
+                                        </w:r>
+                                      </w:p>
+                                    </w:txbxContent>
+                                  </wps:txbx>
+                                  <wps:bodyPr rot="0" vert="horz" wrap="square" lIns="91440" tIns="45720" rIns="91440" bIns="45720" anchor="t" anchorCtr="0">
+                                    <a:noAutofit/>
+                                  </wps:bodyPr>
+                                </wps:wsp>
+                                <wps:wsp>
+                                  <wps:cNvPr id="2108330545" name="Straight Connector 33"/>
+                                  <wps:cNvCnPr/>
+                                  <wps:spPr>
+                                    <a:xfrm>
+                                      <a:off x="1003300" y="266700"/>
+                                      <a:ext cx="374650" cy="336550"/>
+                                    </a:xfrm>
+                                    <a:prstGeom prst="line">
+                                      <a:avLst/>
+                                    </a:prstGeom>
+                                  </wps:spPr>
+                                  <wps:style>
+                                    <a:lnRef idx="1">
+                                      <a:schemeClr val="dk1"/>
+                                    </a:lnRef>
+                                    <a:fillRef idx="0">
+                                      <a:schemeClr val="dk1"/>
+                                    </a:fillRef>
+                                    <a:effectRef idx="0">
+                                      <a:schemeClr val="dk1"/>
+                                    </a:effectRef>
+                                    <a:fontRef idx="minor">
+                                      <a:schemeClr val="tx1"/>
+                                    </a:fontRef>
+                                  </wps:style>
+                                  <wps:bodyPr/>
+                                </wps:wsp>
+                              </wpg:grpSp>
+                            </wpg:grpSp>
+                          </wpg:wgp>
+                        </a:graphicData>
+                      </a:graphic>
+                    </wp:inline>
+                  </w:drawing>
+                </mc:Choice>
+                <mc:Fallback>
+                  <w:pict>
+                    <v:group w14:anchorId="5C9446DE" id="Group 39" o:spid="_x0000_s1028" style="width:446.65pt;height:325.7pt;mso-position-horizontal-relative:char;mso-position-vertical-relative:line" coordsize="61341,44729" o:gfxdata="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">
+                      <v:shapetype id="_x0000_t75" coordsize="21600,21600" o:spt="75" o:preferrelative="t" path="m@4@5l@4@11@9@11@9@5xe" filled="f" stroked="f">
+                        <v:stroke joinstyle="miter"/>
+                        <v:formulas>
+                          <v:f eqn="if lineDrawn pixelLineWidth 0"/>
+                          <v:f eqn="sum @0 1 0"/>
+                          <v:f eqn="sum 0 0 @1"/>
+                          <v:f eqn="prod @2 1 2"/>
+                          <v:f eqn="prod @3 21600 pixelWidth"/>
+                          <v:f eqn="prod @3 21600 pixelHeight"/>
+                          <v:f eqn="sum @0 0 1"/>
+                          <v:f eqn="prod @6 1 2"/>
+                          <v:f eqn="prod @7 21600 pixelWidth"/>
+                          <v:f eqn="sum @8 21600 0"/>
+                          <v:f eqn="prod @7 21600 pixelHeight"/>
+                          <v:f eqn="sum @10 21600 0"/>
+                        </v:formulas>
+                        <v:path o:extrusionok="f" gradientshapeok="t" o:connecttype="rect"/>
+                        <o:lock v:ext="edit" aspectratio="t"/>
+                      </v:shapetype>
+                      <v:shape id="Picture 25" o:spid="_x0000_s1029" type="#_x0000_t75" style="position:absolute;width:59436;height:44729;visibility:visible;mso-wrap-style:square" o:gfxdata="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">
+                        <v:imagedata r:id="rId7" o:title=""/>
+                      </v:shape>
+                      <v:group id="Group 38" o:spid="_x0000_s1030" style="position:absolute;left:2413;top:3746;width:58928;height:40958" coordsize="58928,40957" o:gfxdata="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">
+                        <v:group id="Group 37" o:spid="_x0000_s1031" style="position:absolute;top:9842;width:42034;height:31115" coordsize="42034,31115" o:gfxdata="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">
+                          <v:group id="Group 32" o:spid="_x0000_s1032" style="position:absolute;left:25273;width:5778;height:5302" coordsize="5778,5302" o:gfxdata="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">
+                            <v:shapetype id="_x0000_t32" coordsize="21600,21600" o:spt="32" o:oned="t" path="m,l21600,21600e" filled="f">
+                              <v:path arrowok="t" fillok="f" o:connecttype="none"/>
+                              <o:lock v:ext="edit" shapetype="t"/>
+                            </v:shapetype>
+                            <v:shape id="Straight Arrow Connector 31" o:spid="_x0000_s1033" type="#_x0000_t32" style="position:absolute;left:2159;width:63;height:3619;flip:y;visibility:visible;mso-wrap-style:square" o:connectortype="straight" o:gfxdata="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" strokecolor="#3f3bf3" strokeweight="2.25pt">
+                              <v:stroke endarrow="open" joinstyle="miter"/>
+                            </v:shape>
+                            <v:shape id="Straight Arrow Connector 31" o:spid="_x0000_s1034" type="#_x0000_t32" style="position:absolute;left:3937;top:1714;width:64;height:3619;rotation:-90;flip:y;visibility:visible;mso-wrap-style:square" o:connectortype="straight" o:gfxdata="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" strokecolor="#25f72f" strokeweight="2.25pt">
+                              <v:stroke endarrow="open" joinstyle="miter"/>
+                            </v:shape>
+                            <v:shape id="Straight Arrow Connector 31" o:spid="_x0000_s1035" type="#_x0000_t32" style="position:absolute;left:253;top:3112;width:1937;height:2444;rotation:90;visibility:visible;mso-wrap-style:square" o:connectortype="straight" o:gfxdata="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" strokecolor="#e00" strokeweight="2.25pt">
+                              <v:stroke endarrow="open" joinstyle="miter"/>
+                            </v:shape>
+                          </v:group>
+                          <v:group id="Group 36" o:spid="_x0000_s1036" style="position:absolute;top:317;width:42034;height:30798" coordsize="42034,30797" o:gfxdata="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">
+                            <v:shape id="Freeform: Shape 27" o:spid="_x0000_s1037" style="position:absolute;left:13970;width:20773;height:15176;visibility:visible;mso-wrap-style:square;v-text-anchor:middle" coordsize="2077353,1517650" o:gfxdata="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" path="m2077353,c1638144,189441,1198936,378883,921653,533400,644370,687917,563936,763058,413653,927100,263370,1091142,-86939,1479550,19953,1517650e" filled="f" strokecolor="#e97132 [3205]" strokeweight="2.25pt">
+                              <v:stroke dashstyle="3 1" endarrow="block" joinstyle="miter"/>
+                              <v:path arrowok="t" o:connecttype="custom" o:connectlocs="2077353,0;921653,533400;413653,927100;19953,1517650" o:connectangles="0,0,0,0"/>
+                            </v:shape>
+                            <v:shape id="Arc 28" o:spid="_x0000_s1038" style="position:absolute;left:9525;top:13398;width:6477;height:3747;visibility:visible;mso-wrap-style:square;v-text-anchor:middle" coordsize="647700,374650" o:gfxdata="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" path="m264448,371472nsc67687,350236,-48992,231870,19624,123109,68727,45276,200392,-4653,343370,341,514335,6312,647701,88254,647701,187325r-323851,l264448,371472xem264448,371472nfc67687,350236,-48992,231870,19624,123109,68727,45276,200392,-4653,343370,341,514335,6312,647701,88254,647701,187325e" filled="f" strokecolor="#156082 [3204]" strokeweight="2.25pt">
+                              <v:stroke dashstyle="3 1" joinstyle="miter"/>
+                              <v:path arrowok="t" o:connecttype="custom" o:connectlocs="264448,371472;19624,123109;343370,341;647701,187325" o:connectangles="0,0,0,0"/>
+                            </v:shape>
+                            <v:shape id="Arc 28" o:spid="_x0000_s1039" style="position:absolute;left:9969;top:11874;width:6604;height:5334;visibility:visible;mso-wrap-style:square;v-text-anchor:middle" coordsize="660400,533400" o:gfxdata="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" path="m607401,411617nsc546160,488038,440890,533951,328186,533395v671,-88898,1343,-177797,2014,-266695l607401,411617xem607401,411617nfc546160,488038,440890,533951,328186,533395e" filled="f" strokecolor="#156082 [3204]" strokeweight="2.25pt">
+                              <v:stroke dashstyle="3 1" startarrow="block" joinstyle="miter"/>
+                              <v:path arrowok="t" o:connecttype="custom" o:connectlocs="607401,411617;328186,533395" o:connectangles="0,0"/>
+                            </v:shape>
+                            <v:shape id="Arc 29" o:spid="_x0000_s1040" style="position:absolute;left:8128;top:7048;width:7620;height:12319;visibility:visible;mso-wrap-style:square;v-text-anchor:middle" coordsize="762000,1231900" o:gfxdata="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" path="m292440,1215030nsc124043,1149968,3955,909524,94,629686,-3560,364883,97911,125953,252083,36332,462564,-86022,692655,109696,749493,459433l381000,615950r-88560,599080xem292440,1215030nfc124043,1149968,3955,909524,94,629686,-3560,364883,97911,125953,252083,36332,462564,-86022,692655,109696,749493,459433e" filled="f" strokecolor="#7030a0" strokeweight="2.25pt">
+                              <v:stroke dashstyle="3 1" startarrow="block" joinstyle="miter"/>
+                              <v:path arrowok="t" o:connecttype="custom" o:connectlocs="292440,1215030;94,629686;252083,36332;749493,459433" o:connectangles="0,0,0,0"/>
+                            </v:shape>
+                            <v:group id="Group 32" o:spid="_x0000_s1041" style="position:absolute;left:17335;top:4254;width:5779;height:5302;rotation:-494696fd" coordsize="5778,5302" o:gfxdata="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">
+                              <v:shape id="Straight Arrow Connector 31" o:spid="_x0000_s1042" type="#_x0000_t32" style="position:absolute;left:2159;width:63;height:3619;flip:y;visibility:visible;mso-wrap-style:square" o:connectortype="straight" o:gfxdata="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" strokecolor="#3f3bf3" strokeweight="2.25pt">
+                                <v:stroke endarrow="open" joinstyle="miter"/>
+                              </v:shape>
+                              <v:shape id="Straight Arrow Connector 31" o:spid="_x0000_s1043" type="#_x0000_t32" style="position:absolute;left:3937;top:1714;width:64;height:3619;rotation:-90;flip:y;visibility:visible;mso-wrap-style:square" o:connectortype="straight" o:gfxdata="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" strokecolor="#25f72f" strokeweight="2.25pt">
+                                <v:stroke endarrow="open" joinstyle="miter"/>
+                              </v:shape>
+                              <v:shape id="Straight Arrow Connector 31" o:spid="_x0000_s1044" type="#_x0000_t32" style="position:absolute;left:253;top:3112;width:1937;height:2444;rotation:90;visibility:visible;mso-wrap-style:square" o:connectortype="straight" o:gfxdata="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" strokecolor="#e00" strokeweight="2.25pt">
+                                <v:stroke endarrow="open" joinstyle="miter"/>
+                              </v:shape>
+                            </v:group>
+                            <v:group id="Group 32" o:spid="_x0000_s1045" style="position:absolute;left:6794;top:20066;width:5779;height:5302;rotation:-2329922fd" coordsize="5778,5302" o:gfxdata="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">
+                              <v:shape id="Straight Arrow Connector 31" o:spid="_x0000_s1046" type="#_x0000_t32" style="position:absolute;left:2159;width:63;height:3619;flip:y;visibility:visible;mso-wrap-style:square" o:connectortype="straight" o:gfxdata="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" strokecolor="#3f3bf3" strokeweight="2.25pt">
+                                <v:stroke endarrow="open" joinstyle="miter"/>
+                              </v:shape>
+                              <v:shape id="Straight Arrow Connector 31" o:spid="_x0000_s1047" type="#_x0000_t32" style="position:absolute;left:3937;top:1714;width:64;height:3619;rotation:-90;flip:y;visibility:visible;mso-wrap-style:square" o:connectortype="straight" o:gfxdata="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" strokecolor="#25f72f" strokeweight="2.25pt">
+                                <v:stroke endarrow="open" joinstyle="miter"/>
+                              </v:shape>
+                              <v:shape id="Straight Arrow Connector 31" o:spid="_x0000_s1048" type="#_x0000_t32" style="position:absolute;left:253;top:3112;width:1937;height:2444;rotation:90;visibility:visible;mso-wrap-style:square" o:connectortype="straight" o:gfxdata="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" strokecolor="#e00" strokeweight="2.25pt">
+                                <v:stroke endarrow="open" joinstyle="miter"/>
+                              </v:shape>
+                            </v:group>
+                            <v:group id="Group 32" o:spid="_x0000_s1049" style="position:absolute;left:11430;top:11049;width:5778;height:5302;rotation:-1856660fd" coordsize="5778,5302" o:gfxdata="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">
+                              <v:shape id="Straight Arrow Connector 31" o:spid="_x0000_s1050" type="#_x0000_t32" style="position:absolute;left:2159;width:63;height:3619;flip:y;visibility:visible;mso-wrap-style:square" o:connectortype="straight" o:gfxdata="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" strokecolor="#3f3bf3" strokeweight="2.25pt">
+                                <v:stroke endarrow="open" joinstyle="miter"/>
+                              </v:shape>
+                              <v:shape id="Straight Arrow Connector 31" o:spid="_x0000_s1051" type="#_x0000_t32" style="position:absolute;left:3937;top:1714;width:64;height:3619;rotation:-90;flip:y;visibility:visible;mso-wrap-style:square" o:connectortype="straight" o:gfxdata="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" strokecolor="#25f72f" strokeweight="2.25pt">
+                                <v:stroke endarrow="open" joinstyle="miter"/>
+                              </v:shape>
+                              <v:shape id="Straight Arrow Connector 31" o:spid="_x0000_s1052" type="#_x0000_t32" style="position:absolute;left:253;top:3112;width:1937;height:2444;rotation:90;visibility:visible;mso-wrap-style:square" o:connectortype="straight" o:gfxdata="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" strokecolor="#e00" strokeweight="2.25pt">
+                                <v:stroke endarrow="open" joinstyle="miter"/>
+                              </v:shape>
+                            </v:group>
+                            <v:shape id="_x0000_s1053" type="#_x0000_t202" style="position:absolute;left:16635;top:18605;width:11716;height:2985;visibility:visible;mso-wrap-style:square;v-text-anchor:top" o:gfxdata="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" filled="f" stroked="f">
+                              <v:textbox>
+                                <w:txbxContent>
+                                  <w:p>
+                                    <w:pPr>
+                                      <w:jc w:val="center"/>
+                                      <w:rPr>
+                                        <w:b/>
+                                        <w:bCs/>
+                                        <w:sz w:val="20"/>
+                                        <w:szCs w:val="20"/>
+                                      </w:rPr>
+                                    </w:pPr>
+                                    <m:oMath>
+                                      <m:sSub>
+                                        <m:sSubPr>
+                                          <m:ctrlPr>
+                                            <w:rPr>
+                                              <w:rFonts w:ascii="Cambria Math" w:hAnsi="Cambria Math"/>
+                                              <w:b/>
+                                              <w:bCs/>
+                                              <w:i/>
+                                              <w:sz w:val="20"/>
+                                              <w:szCs w:val="20"/>
+                                            </w:rPr>
+                                          </m:ctrlPr>
+                                        </m:sSubPr>
+                                        <m:e>
+                                          <m:r>
+                                            <m:rPr>
+                                              <m:sty m:val="bi"/>
+                                            </m:rPr>
+                                            <w:rPr>
+                                              <w:rFonts w:ascii="Cambria Math" w:hAnsi="Cambria Math"/>
+                                              <w:sz w:val="20"/>
+                                              <w:szCs w:val="20"/>
+                                            </w:rPr>
+                                            <m:t>θ</m:t>
+                                          </m:r>
+                                        </m:e>
+                                        <m:sub>
+                                          <m:r>
+                                            <m:rPr>
+                                              <m:sty m:val="bi"/>
+                                            </m:rPr>
+                                            <w:rPr>
+                                              <w:rFonts w:ascii="Cambria Math" w:hAnsi="Cambria Math"/>
+                                              <w:sz w:val="20"/>
+                                              <w:szCs w:val="20"/>
+                                            </w:rPr>
+                                            <m:t>1</m:t>
+                                          </m:r>
+                                        </m:sub>
+                                      </m:sSub>
+                                    </m:oMath>
+                                    <w:r>
+                                      <w:rPr>
+                                        <w:rFonts w:eastAsiaTheme="minorEastAsia"/>
+                                        <w:b/>
+                                        <w:bCs/>
+                                        <w:sz w:val="20"/>
+                                        <w:szCs w:val="20"/>
+                                      </w:rPr>
+                                      <w:t xml:space="preserve"> Roll</w:t>
+                                    </w:r>
+                                    <w:r>
+                                      <w:rPr>
+                                        <w:b/>
+                                        <w:bCs/>
+                                        <w:sz w:val="20"/>
+                                        <w:szCs w:val="20"/>
+                                      </w:rPr>
+                                      <w:br/>
+                                      <w:t>(</w:t>
+                                    </w:r>
+                                  </w:p>
+                                </w:txbxContent>
+                              </v:textbox>
+                            </v:shape>
+                            <v:shape id="_x0000_s1054" type="#_x0000_t202" style="position:absolute;left:12699;top:1778;width:12013;height:2984;visibility:visible;mso-wrap-style:square;v-text-anchor:top" o:gfxdata="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" filled="f" stroked="f">
+                              <v:textbox>
+                                <w:txbxContent>
+                                  <w:p>
+                                    <w:pPr>
+                                      <w:jc w:val="center"/>
+                                      <w:rPr>
+                                        <w:b/>
+                                        <w:bCs/>
+                                        <w:sz w:val="20"/>
+                                        <w:szCs w:val="20"/>
+                                      </w:rPr>
+                                    </w:pPr>
+                                    <m:oMath>
+                                      <m:sSub>
+                                        <m:sSubPr>
+                                          <m:ctrlPr>
+                                            <w:rPr>
+                                              <w:rFonts w:ascii="Cambria Math" w:hAnsi="Cambria Math"/>
+                                              <w:b/>
+                                              <w:bCs/>
+                                              <w:i/>
+                                              <w:sz w:val="20"/>
+                                              <w:szCs w:val="20"/>
+                                            </w:rPr>
+                                          </m:ctrlPr>
+                                        </m:sSubPr>
+                                        <m:e>
+                                          <m:r>
+                                            <m:rPr>
+                                              <m:sty m:val="bi"/>
+                                            </m:rPr>
+                                            <w:rPr>
+                                              <w:rFonts w:ascii="Cambria Math" w:hAnsi="Cambria Math"/>
+                                              <w:sz w:val="20"/>
+                                              <w:szCs w:val="20"/>
+                                            </w:rPr>
+                                            <m:t>θ</m:t>
+                                          </m:r>
+                                        </m:e>
+                                        <m:sub>
+                                          <m:r>
+                                            <m:rPr>
+                                              <m:sty m:val="bi"/>
+                                            </m:rPr>
+                                            <w:rPr>
+                                              <w:rFonts w:ascii="Cambria Math" w:hAnsi="Cambria Math"/>
+                                              <w:sz w:val="20"/>
+                                              <w:szCs w:val="20"/>
+                                            </w:rPr>
+                                            <m:t>2</m:t>
+                                          </m:r>
+                                        </m:sub>
+                                      </m:sSub>
+                                    </m:oMath>
+                                    <w:r>
+                                      <w:rPr>
+                                        <w:rFonts w:eastAsiaTheme="minorEastAsia"/>
+                                        <w:b/>
+                                        <w:bCs/>
+                                        <w:sz w:val="20"/>
+                                        <w:szCs w:val="20"/>
+                                      </w:rPr>
+                                      <w:t xml:space="preserve"> Pitch</w:t>
+                                    </w:r>
+                                    <w:r>
+                                      <w:rPr>
+                                        <w:b/>
+                                        <w:bCs/>
+                                        <w:sz w:val="20"/>
+                                        <w:szCs w:val="20"/>
+                                      </w:rPr>
+                                      <w:br/>
+                                      <w:t>(</w:t>
+                                    </w:r>
+                                  </w:p>
+                                </w:txbxContent>
+                              </v:textbox>
+                            </v:shape>
+                            <v:shape id="_x0000_s1055" type="#_x0000_t202" style="position:absolute;left:19872;top:11176;width:13767;height:2984;visibility:visible;mso-wrap-style:square;v-text-anchor:top" o:gfxdata="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" filled="f" stroked="f">
+                              <v:textbox>
+                                <w:txbxContent>
+                                  <w:p>
+                                    <w:pPr>
+                                      <w:jc w:val="center"/>
+                                      <w:rPr>
+                                        <w:b/>
+                                        <w:bCs/>
+                                        <w:sz w:val="20"/>
+                                        <w:szCs w:val="20"/>
+                                      </w:rPr>
+                                    </w:pPr>
+                                    <m:oMath>
+                                      <m:r>
+                                        <m:rPr>
+                                          <m:sty m:val="bi"/>
+                                        </m:rPr>
+                                        <w:rPr>
+                                          <w:rFonts w:ascii="Cambria Math" w:eastAsiaTheme="minorEastAsia" w:hAnsi="Cambria Math"/>
+                                          <w:sz w:val="20"/>
+                                          <w:szCs w:val="20"/>
+                                        </w:rPr>
+                                        <m:t>s</m:t>
+                                      </m:r>
+                                    </m:oMath>
+                                    <w:r>
+                                      <w:rPr>
+                                        <w:rFonts w:eastAsiaTheme="minorEastAsia"/>
+                                        <w:b/>
+                                        <w:bCs/>
+                                        <w:sz w:val="20"/>
+                                        <w:szCs w:val="20"/>
+                                      </w:rPr>
+                                      <w:t xml:space="preserve"> Arc Length</w:t>
+                                    </w:r>
+                                    <w:r>
+                                      <w:rPr>
+                                        <w:b/>
+                                        <w:bCs/>
+                                        <w:sz w:val="20"/>
+                                        <w:szCs w:val="20"/>
+                                      </w:rPr>
+                                      <w:br/>
+                                      <w:t>(</w:t>
+                                    </w:r>
+                                  </w:p>
+                                </w:txbxContent>
+                              </v:textbox>
+                            </v:shape>
+                            <v:shape id="_x0000_s1056" type="#_x0000_t202" style="position:absolute;top:444;width:13716;height:4699;visibility:visible;mso-wrap-style:square;v-text-anchor:top" o:gfxdata="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" filled="f" stroked="f">
+                              <v:textbox>
+                                <w:txbxContent>
+                                  <w:p>
+                                    <w:pPr>
+                                      <w:spacing w:line="240" w:lineRule="auto"/>
+                                      <w:jc w:val="center"/>
+                                      <w:rPr>
+                                        <w:b/>
+                                        <w:bCs/>
+                                        <w:sz w:val="20"/>
+                                        <w:szCs w:val="20"/>
+                                      </w:rPr>
+                                    </w:pPr>
+                                    <m:oMath>
+                                      <m:r>
+                                        <m:rPr>
+                                          <m:sty m:val="bi"/>
+                                        </m:rPr>
+                                        <w:rPr>
+                                          <w:rFonts w:ascii="Cambria Math" w:eastAsiaTheme="minorEastAsia" w:hAnsi="Cambria Math"/>
+                                          <w:sz w:val="20"/>
+                                          <w:szCs w:val="20"/>
+                                        </w:rPr>
+                                        <m:t>F</m:t>
+                                      </m:r>
+                                    </m:oMath>
+                                    <w:r>
+                                      <w:rPr>
+                                        <w:rFonts w:eastAsiaTheme="minorEastAsia"/>
+                                        <w:b/>
+                                        <w:bCs/>
+                                        <w:sz w:val="20"/>
+                                        <w:szCs w:val="20"/>
+                                      </w:rPr>
+                                      <w:t xml:space="preserve"> Force</w:t>
+                                    </w:r>
+                                    <w:r>
+                                      <w:rPr>
+                                        <w:rFonts w:eastAsiaTheme="minorEastAsia"/>
+                                        <w:b/>
+                                        <w:bCs/>
+                                        <w:sz w:val="20"/>
+                                        <w:szCs w:val="20"/>
+                                      </w:rPr>
+                                      <w:br/>
+                                      <w:t>Magnitude</w:t>
+                                    </w:r>
+                                    <w:r>
+                                      <w:rPr>
+                                        <w:b/>
+                                        <w:bCs/>
+                                        <w:sz w:val="20"/>
+                                        <w:szCs w:val="20"/>
+                                      </w:rPr>
+                                      <w:br/>
+                                      <w:t>(</w:t>
+                                    </w:r>
+                                  </w:p>
+                                </w:txbxContent>
+                              </v:textbox>
+                            </v:shape>
+                            <v:shape id="_x0000_s1057" type="#_x0000_t202" style="position:absolute;left:29207;top:8064;width:12827;height:2984;visibility:visible;mso-wrap-style:square;v-text-anchor:top" o:gfxdata="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" filled="f" stroked="f">
+                              <v:textbox>
+                                <w:txbxContent>
+                                  <w:p>
+                                    <w:pPr>
+                                      <w:jc w:val="center"/>
+                                      <w:rPr>
+                                        <w:b/>
+                                        <w:bCs/>
+                                        <w:sz w:val="20"/>
+                                        <w:szCs w:val="20"/>
+                                      </w:rPr>
+                                    </w:pPr>
+                                    <w:r>
+                                      <w:rPr>
+                                        <w:b/>
+                                        <w:bCs/>
+                                        <w:sz w:val="20"/>
+                                        <w:szCs w:val="20"/>
+                                      </w:rPr>
+                                      <w:t>Local Frame</w:t>
+                                    </w:r>
+                                    <w:r>
+                                      <w:rPr>
+                                        <w:b/>
+                                        <w:bCs/>
+                                        <w:sz w:val="20"/>
+                                        <w:szCs w:val="20"/>
+                                      </w:rPr>
+                                      <w:br/>
+                                      <w:t>(</w:t>
+                                    </w:r>
+                                  </w:p>
+                                </w:txbxContent>
+                              </v:textbox>
+                            </v:shape>
+                            <v:shape id="_x0000_s1058" type="#_x0000_t202" style="position:absolute;left:12128;top:27813;width:6160;height:2984;visibility:visible;mso-wrap-style:square;v-text-anchor:top" o:gfxdata="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" filled="f" stroked="f">
+                              <v:textbox>
+                                <w:txbxContent>
+                                  <w:p>
+                                    <w:pPr>
+                                      <w:jc w:val="center"/>
+                                      <w:rPr>
+                                        <w:b/>
+                                        <w:bCs/>
+                                        <w:sz w:val="20"/>
+                                        <w:szCs w:val="20"/>
+                                      </w:rPr>
+                                    </w:pPr>
+                                    <m:oMath>
+                                      <m:r>
+                                        <m:rPr>
+                                          <m:sty m:val="bi"/>
+                                        </m:rPr>
+                                        <w:rPr>
+                                          <w:rFonts w:ascii="Cambria Math" w:eastAsiaTheme="minorEastAsia" w:hAnsi="Cambria Math"/>
+                                          <w:sz w:val="20"/>
+                                          <w:szCs w:val="20"/>
+                                        </w:rPr>
+                                        <m:t>s</m:t>
+                                      </m:r>
+                                    </m:oMath>
+                                    <w:r>
+                                      <w:rPr>
+                                        <w:b/>
+                                        <w:bCs/>
+                                        <w:sz w:val="20"/>
+                                        <w:szCs w:val="20"/>
+                                      </w:rPr>
+                                      <w:t xml:space="preserve"> = 0.2</w:t>
+                                    </w:r>
+                                    <w:r>
+                                      <w:rPr>
+                                        <w:b/>
+                                        <w:bCs/>
+                                        <w:sz w:val="20"/>
+                                        <w:szCs w:val="20"/>
+                                      </w:rPr>
+                                      <w:br/>
+                                      <w:t>(</w:t>
+                                    </w:r>
+                                  </w:p>
+                                </w:txbxContent>
+                              </v:textbox>
+                            </v:shape>
+                            <v:line id="Straight Connector 33" o:spid="_x0000_s1059" style="position:absolute;visibility:visible;mso-wrap-style:square" from="17145,10668" to="20701,12001" o:connectortype="straight" o:gfxdata="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" strokecolor="black [3200]" strokeweight="1pt">
+                              <v:stroke joinstyle="miter"/>
+                            </v:line>
+                            <v:line id="Straight Connector 33" o:spid="_x0000_s1060" style="position:absolute;visibility:visible;mso-wrap-style:square" from="14732,17272" to="17907,19113" o:connectortype="straight" o:gfxdata="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" strokecolor="black [3200]" strokeweight="1pt">
+                              <v:stroke joinstyle="miter"/>
+                            </v:line>
+                            <v:line id="Straight Connector 33" o:spid="_x0000_s1061" style="position:absolute;visibility:visible;mso-wrap-style:square" from="19875,7810" to="30226,9144" o:connectortype="straight" o:gfxdata="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" strokecolor="black [3200]" strokeweight="1pt">
+                              <v:stroke joinstyle="miter"/>
+                            </v:line>
+                            <v:line id="Straight Connector 33" o:spid="_x0000_s1062" style="position:absolute;visibility:visible;mso-wrap-style:square" from="9715,23749" to="13462,27876" o:connectortype="straight" o:gfxdata="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" strokecolor="black [3200]" strokeweight="1pt">
+                              <v:stroke joinstyle="miter"/>
+                            </v:line>
+                            <v:line id="Straight Connector 33" o:spid="_x0000_s1063" style="position:absolute;flip:x;visibility:visible;mso-wrap-style:square" from="13271,4191" to="14986,7175" o:connectortype="straight" o:gfxdata="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" strokecolor="black [3200]" strokeweight="1pt">
+                              <v:stroke joinstyle="miter"/>
+                            </v:line>
+                            <v:line id="Straight Connector 33" o:spid="_x0000_s1064" style="position:absolute;visibility:visible;mso-wrap-style:square" from="6921,4127" to="10604,9398" o:connectortype="straight" o:gfxdata="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" strokecolor="black [3200]" strokeweight="1pt">
+                              <v:stroke joinstyle="miter"/>
+                            </v:line>
+                          </v:group>
+                        </v:group>
+                        <v:group id="Group 35" o:spid="_x0000_s1065" style="position:absolute;left:25654;width:33274;height:15303" coordsize="33274,15303" o:gfxdata="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">
+                          <v:shape id="_x0000_s1066" type="#_x0000_t202" style="position:absolute;left:12239;top:12382;width:11609;height:2921;visibility:visible;mso-wrap-style:square;v-text-anchor:top" o:gfxdata="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" filled="f" stroked="f">
+                            <v:textbox>
+                              <w:txbxContent>
+                                <w:p>
+                                  <w:pPr>
+                                    <w:jc w:val="center"/>
+                                    <w:rPr>
+                                      <w:b/>
+                                      <w:bCs/>
+                                      <w:sz w:val="20"/>
+                                      <w:szCs w:val="20"/>
+                                    </w:rPr>
+                                  </w:pPr>
+                                  <w:r>
+                                    <w:rPr>
+                                      <w:b/>
+                                      <w:bCs/>
+                                      <w:sz w:val="20"/>
+                                      <w:szCs w:val="20"/>
+                                    </w:rPr>
+                                    <w:t>Global Origin</w:t>
+                                  </w:r>
+                                </w:p>
+                              </w:txbxContent>
+                            </v:textbox>
+                          </v:shape>
+                          <v:shape id="_x0000_s1067" type="#_x0000_t202" style="position:absolute;top:3429;width:5016;height:2984;visibility:visible;mso-wrap-style:square;v-text-anchor:top" o:gfxdata="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" filled="f" stroked="f">
+                            <v:textbox>
+                              <w:txbxContent>
+                                <w:p>
+                                  <w:pPr>
+                                    <w:jc w:val="center"/>
+                                    <w:rPr>
+                                      <w:b/>
+                                      <w:bCs/>
+                                      <w:sz w:val="20"/>
+                                      <w:szCs w:val="20"/>
+                                    </w:rPr>
+                                  </w:pPr>
+                                  <w:r>
+                                    <w:rPr>
+                                      <w:b/>
+                                      <w:bCs/>
+                                      <w:sz w:val="20"/>
+                                      <w:szCs w:val="20"/>
+                                    </w:rPr>
+                                    <w:t>s = 0</w:t>
+                                  </w:r>
+                                  <w:r>
+                                    <w:rPr>
+                                      <w:b/>
+                                      <w:bCs/>
+                                      <w:sz w:val="20"/>
+                                      <w:szCs w:val="20"/>
+                                    </w:rPr>
+                                    <w:br/>
+                                    <w:t>(</w:t>
+                                  </w:r>
+                                </w:p>
+                              </w:txbxContent>
+                            </v:textbox>
+                          </v:shape>
+                          <v:line id="Straight Connector 33" o:spid="_x0000_s1068" style="position:absolute;visibility:visible;mso-wrap-style:square" from="8509,10350" to="16383,12890" o:connectortype="straight" o:gfxdata="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" strokecolor="black [3200]" strokeweight="1pt">
+                            <v:stroke joinstyle="miter"/>
+                          </v:line>
+                          <v:line id="Straight Connector 33" o:spid="_x0000_s1069" style="position:absolute;visibility:visible;mso-wrap-style:square" from="2540,5969" to="8318,10033" o:connectortype="straight" o:gfxdata="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" strokecolor="black [3200]" strokeweight="1pt">
+                            <v:stroke joinstyle="miter"/>
+                          </v:line>
+                          <v:group id="Group 34" o:spid="_x0000_s1070" style="position:absolute;left:14986;width:12065;height:8509" coordsize="12065,8509" o:gfxdata="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">
+                            <v:group id="Group 32" o:spid="_x0000_s1071" style="position:absolute;left:4000;top:1270;width:5779;height:5302" coordsize="5778,5302" o:gfxdata="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">
+                              <v:shape id="Straight Arrow Connector 31" o:spid="_x0000_s1072" type="#_x0000_t32" style="position:absolute;left:2159;width:63;height:3619;flip:y;visibility:visible;mso-wrap-style:square" o:connectortype="straight" o:gfxdata="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" strokecolor="gray [1629]" strokeweight="2.25pt">
+                                <v:stroke endarrow="open" joinstyle="miter"/>
+                              </v:shape>
+                              <v:shape id="Straight Arrow Connector 31" o:spid="_x0000_s1073" type="#_x0000_t32" style="position:absolute;left:3937;top:1714;width:64;height:3619;rotation:-90;flip:y;visibility:visible;mso-wrap-style:square" o:connectortype="straight" o:gfxdata="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" strokecolor="gray [1629]" strokeweight="2.25pt">
+                                <v:stroke endarrow="open" joinstyle="miter"/>
+                              </v:shape>
+                              <v:shape id="Straight Arrow Connector 31" o:spid="_x0000_s1074" type="#_x0000_t32" style="position:absolute;left:253;top:3112;width:1937;height:2444;rotation:90;visibility:visible;mso-wrap-style:square" o:connectortype="straight" o:gfxdata="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" strokecolor="gray [1629]" strokeweight="2.25pt">
+                                <v:stroke endarrow="open" joinstyle="miter"/>
+                              </v:shape>
+                            </v:group>
+                            <v:shape id="Arc 29" o:spid="_x0000_s1075" style="position:absolute;left:1206;top:825;width:10795;height:7366;visibility:visible;mso-wrap-style:square;v-text-anchor:middle" coordsize="1079500,736600" o:gfxdata="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" path="m865063,662188nsc696684,748969,469633,760839,283845,692574,-35068,575393,-97664,281369,159204,107114,312435,3165,541750,-28412,742068,26853v327349,90311,441558,367233,231279,560783l539750,368300,865063,662188xem865063,662188nfc696684,748969,469633,760839,283845,692574,-35068,575393,-97664,281369,159204,107114,312435,3165,541750,-28412,742068,26853v327349,90311,441558,367233,231279,560783e" filled="f" strokecolor="gray [1629]" strokeweight="2.25pt">
+                              <v:stroke dashstyle="3 1" startarrow="block" joinstyle="miter"/>
+                              <v:path arrowok="t" o:connecttype="custom" o:connectlocs="865063,662188;283845,692574;159204,107114;742068,26853;973347,587636" o:connectangles="0,0,0,0,0"/>
+                            </v:shape>
+                            <v:shape id="Arc 29" o:spid="_x0000_s1076" style="position:absolute;left:5397;width:2413;height:8509;visibility:visible;mso-wrap-style:square;v-text-anchor:middle" coordsize="241300,850900" o:gfxdata="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" path="m224981,211780nsc238037,291051,243483,383072,240507,474140,228478,842339,97971,984003,29306,703396,8440,618127,-1986,507163,313,394829,6909,72498,108992,-107238,186019,67858l120650,425450,224981,211780xem224981,211780nfc238037,291051,243483,383072,240507,474140,228478,842339,97971,984003,29306,703396,8440,618127,-1986,507163,313,394829,6909,72498,108992,-107238,186019,67858e" filled="f" strokecolor="gray [1629]" strokeweight="2.25pt">
+                              <v:stroke dashstyle="3 1" startarrow="block" joinstyle="miter"/>
+                              <v:path arrowok="t" o:connecttype="custom" o:connectlocs="224981,211780;240507,474140;29306,703396;313,394829;186019,67858" o:connectangles="0,0,0,0,0"/>
+                            </v:shape>
+                            <v:shape id="Arc 29" o:spid="_x0000_s1077" style="position:absolute;top:3683;width:12065;height:2286;visibility:visible;mso-wrap-style:square;v-text-anchor:middle" coordsize="1206500,228600" o:gfxdata="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" path="m101899,50732nsc215031,18700,405747,-372,609157,5v302962,562,556723,43615,593003,100608c1244951,167833,971694,227328,614409,228580,441362,229187,275276,215681,158380,191497l603250,114300,101899,50732xem101899,50732nfc215031,18700,405747,-372,609157,5v302962,562,556723,43615,593003,100608c1244951,167833,971694,227328,614409,228580,441362,229187,275276,215681,158380,191497e" filled="f" strokecolor="gray [1629]" strokeweight="2.25pt">
+                              <v:stroke dashstyle="3 1" startarrow="block" joinstyle="miter"/>
+                              <v:path arrowok="t" o:connecttype="custom" o:connectlocs="101899,50732;609157,5;1202160,100613;614409,228580;158380,191497" o:connectangles="0,0,0,0,0"/>
+                            </v:shape>
+                          </v:group>
+                          <v:shape id="_x0000_s1078" type="#_x0000_t202" style="position:absolute;left:23622;top:8255;width:9652;height:4318;visibility:visible;mso-wrap-style:square;v-text-anchor:top" o:gfxdata="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" filled="f" stroked="f">
+                            <v:textbox>
+                              <w:txbxContent>
+                                <w:p>
+                                  <w:pPr>
+                                    <w:jc w:val="center"/>
+                                    <w:rPr>
+                                      <w:b/>
+                                      <w:bCs/>
+                                      <w:sz w:val="20"/>
+                                      <w:szCs w:val="20"/>
+                                    </w:rPr>
+                                  </w:pPr>
+                                  <w:r>
+                                    <w:rPr>
+                                      <w:b/>
+                                      <w:bCs/>
+                                      <w:sz w:val="20"/>
+                                      <w:szCs w:val="20"/>
+                                    </w:rPr>
+                                    <w:t>6 DOF</w:t>
+                                  </w:r>
+                                  <w:r>
+                                    <w:rPr>
+                                      <w:b/>
+                                      <w:bCs/>
+                                      <w:sz w:val="20"/>
+                                      <w:szCs w:val="20"/>
+                                    </w:rPr>
+                                    <w:br/>
+                                    <w:t xml:space="preserve">Constraint </w:t>
+                                  </w:r>
+                                  <w:r>
+                                    <w:rPr>
+                                      <w:b/>
+                                      <w:bCs/>
+                                      <w:sz w:val="20"/>
+                                      <w:szCs w:val="20"/>
+                                    </w:rPr>
+                                    <w:br/>
+                                    <w:t>(</w:t>
+                                  </w:r>
+                                </w:p>
+                              </w:txbxContent>
+                            </v:textbox>
+                          </v:shape>
+                          <v:line id="Straight Connector 33" o:spid="_x0000_s1079" style="position:absolute;visibility:visible;mso-wrap-style:square" from="21272,4889" to="26606,8826" o:connectortype="straight" o:gfxdata="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" strokecolor="black [3200]" strokeweight="1pt">
+                            <v:stroke joinstyle="miter"/>
+                          </v:line>
+                          <v:shape id="_x0000_s1080" type="#_x0000_t202" style="position:absolute;left:6286;top:635;width:8255;height:2540;visibility:visible;mso-wrap-style:square;v-text-anchor:top" o:gfxdata="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" filled="f" stroked="f">
+                            <v:textbox>
+                              <w:txbxContent>
+                                <w:p>
+                                  <w:pPr>
+                                    <w:jc w:val="center"/>
+                                    <w:rPr>
+                                      <w:b/>
+                                      <w:bCs/>
+                                      <w:sz w:val="20"/>
+                                      <w:szCs w:val="20"/>
+                                    </w:rPr>
+                                  </w:pPr>
+                                  <w:r>
+                                    <w:rPr>
+                                      <w:b/>
+                                      <w:bCs/>
+                                      <w:sz w:val="20"/>
+                                      <w:szCs w:val="20"/>
+                                    </w:rPr>
+                                    <w:t>Rigid Link</w:t>
+                                  </w:r>
+                                </w:p>
+                              </w:txbxContent>
+                            </v:textbox>
+                          </v:shape>
+                          <v:line id="Straight Connector 33" o:spid="_x0000_s1081" style="position:absolute;visibility:visible;mso-wrap-style:square" from="10033,2667" to="13779,6032" o:connectortype="straight" o:gfxdata="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" strokecolor="black [3200]" strokeweight="1pt">
+                            <v:stroke joinstyle="miter"/>
+                          </v:line>
+                        </v:group>
+                      </v:group>
+                      <w10:anchorlock/>
+                    </v:group>
+                  </w:pict>
+                </mc:Fallback>
+              </mc:AlternateContent>
+            </w:r>
           </w:p>
+        </w:tc>
+      </w:tr>
+      <w:tr>
+        <w:tc>
+          <w:tcPr>
+            <w:tcW w:w="9148" w:type="dxa"/>
+          </w:tcPr>
           <w:p>
             <w:pPr>
+              <w:jc w:val="center"/>
               <w:rPr>
                 <w:rFonts w:eastAsiaTheme="minorEastAsia"/>
               </w:rPr>
             </w:pPr>
             <w:r>
               <w:rPr>
+                <w:noProof/>
+              </w:rPr>
+              <mc:AlternateContent>
+                <mc:Choice Requires="wps">
+                  <w:drawing>
+                    <wp:anchor distT="0" distB="0" distL="114300" distR="114300" simplePos="0" relativeHeight="251683840" behindDoc="0" locked="0" layoutInCell="1" allowOverlap="1" wp14:anchorId="6E4C234C" wp14:editId="72390124">
+                      <wp:simplePos x="0" y="0"/>
+                      <wp:positionH relativeFrom="column">
+                        <wp:posOffset>671195</wp:posOffset>
+                      </wp:positionH>
+                      <wp:positionV relativeFrom="paragraph">
+                        <wp:posOffset>-3430905</wp:posOffset>
+                      </wp:positionV>
+                      <wp:extent cx="358710" cy="275994"/>
+                      <wp:effectExtent l="0" t="0" r="0" b="0"/>
+                      <wp:wrapNone/>
+                      <wp:docPr id="41873068" name="Text Box 2"/>
+                      <wp:cNvGraphicFramePr>
+                        <a:graphicFrameLocks xmlns:a="http://schemas.openxmlformats.org/drawingml/2006/main"/>
+                      </wp:cNvGraphicFramePr>
+                      <a:graphic xmlns:a="http://schemas.openxmlformats.org/drawingml/2006/main">
+                        <a:graphicData uri="http://schemas.microsoft.com/office/word/2010/wordprocessingShape">
+                          <wps:wsp>
+                            <wps:cNvSpPr txBox="1">
+                              <a:spLocks noChangeArrowheads="1"/>
+                            </wps:cNvSpPr>
+                            <wps:spPr bwMode="auto">
+                              <a:xfrm>
+                                <a:off x="0" y="0"/>
+                                <a:ext cx="358710" cy="275994"/>
+                              </a:xfrm>
+                              <a:prstGeom prst="rect">
+                                <a:avLst/>
+                              </a:prstGeom>
+                              <a:noFill/>
+                              <a:ln w="9525">
+                                <a:noFill/>
+                                <a:miter lim="800000"/>
+                                <a:headEnd/>
+                                <a:tailEnd/>
+                              </a:ln>
+                            </wps:spPr>
+                            <wps:txbx>
+                              <w:txbxContent>
+                                <w:p>
+                                  <w:pPr>
+                                    <w:jc w:val="center"/>
+                                    <w:rPr>
+                                      <w:b/>
+                                      <w:bCs/>
+                                      <w:sz w:val="20"/>
+                                      <w:szCs w:val="20"/>
+                                    </w:rPr>
+                                  </w:pPr>
+                                  <m:oMathPara>
+                                    <m:oMath>
+                                      <m:r>
+                                        <m:rPr>
+                                          <m:sty m:val="bi"/>
+                                        </m:rPr>
+                                        <w:rPr>
+                                          <w:rFonts w:ascii="Cambria Math" w:hAnsi="Cambria Math"/>
+                                          <w:sz w:val="20"/>
+                                          <w:szCs w:val="20"/>
+                                        </w:rPr>
+                                        <m:t>y</m:t>
+                                      </m:r>
+                                      <m:r>
+                                        <w:rPr>
+                                          <w:b/>
+                                          <w:bCs/>
+                                          <w:sz w:val="20"/>
+                                          <w:szCs w:val="20"/>
+                                        </w:rPr>
+                                        <w:br/>
+                                      </m:r>
+                                    </m:oMath>
+                                  </m:oMathPara>
+                                  <w:r>
+                                    <w:rPr>
+                                      <w:b/>
+                                      <w:bCs/>
+                                      <w:sz w:val="20"/>
+                                      <w:szCs w:val="20"/>
+                                    </w:rPr>
+                                    <w:t>(</w:t>
+                                  </w:r>
+                                </w:p>
+                              </w:txbxContent>
+                            </wps:txbx>
+                            <wps:bodyPr rot="0" vert="horz" wrap="square" lIns="91440" tIns="45720" rIns="91440" bIns="45720" anchor="t" anchorCtr="0">
+                              <a:noAutofit/>
+                            </wps:bodyPr>
+                          </wps:wsp>
+                        </a:graphicData>
+                      </a:graphic>
+                      <wp14:sizeRelH relativeFrom="margin">
+                        <wp14:pctWidth>0</wp14:pctWidth>
+                      </wp14:sizeRelH>
+                    </wp:anchor>
+                  </w:drawing>
+                </mc:Choice>
+                <mc:Fallback>
+                  <w:pict>
+                    <v:shape w14:anchorId="6E4C234C" id="_x0000_s1082" type="#_x0000_t202" style="position:absolute;left:0;text-align:left;margin-left:52.85pt;margin-top:-270.15pt;width:28.25pt;height:21.75pt;z-index:251683840;visibility:visible;mso-wrap-style:square;mso-width-percent:0;mso-wrap-distance-left:9pt;mso-wrap-distance-top:0;mso-wrap-distance-right:9pt;mso-wrap-distance-bottom:0;mso-position-horizontal:absolute;mso-position-horizontal-relative:text;mso-position-vertical:absolute;mso-position-vertical-relative:text;mso-width-percent:0;mso-width-relative:margin;v-text-anchor:top" o:gfxdata="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" filled="f" stroked="f">
+                      <v:textbox>
+                        <w:txbxContent>
+                          <w:p>
+                            <w:pPr>
+                              <w:jc w:val="center"/>
+                              <w:rPr>
+                                <w:b/>
+                                <w:bCs/>
+                                <w:sz w:val="20"/>
+                                <w:szCs w:val="20"/>
+                              </w:rPr>
+                            </w:pPr>
+                            <m:oMathPara>
+                              <m:oMath>
+                                <m:r>
+                                  <m:rPr>
+                                    <m:sty m:val="bi"/>
+                                  </m:rPr>
+                                  <w:rPr>
+                                    <w:rFonts w:ascii="Cambria Math" w:hAnsi="Cambria Math"/>
+                                    <w:sz w:val="20"/>
+                                    <w:szCs w:val="20"/>
+                                  </w:rPr>
+                                  <m:t>y</m:t>
+                                </m:r>
+                                <m:r>
+                                  <w:rPr>
+                                    <w:b/>
+                                    <w:bCs/>
+                                    <w:sz w:val="20"/>
+                                    <w:szCs w:val="20"/>
+                                  </w:rPr>
+                                  <w:br/>
+                                </m:r>
+                              </m:oMath>
+                            </m:oMathPara>
+                            <w:r>
+                              <w:rPr>
+                                <w:b/>
+                                <w:bCs/>
+                                <w:sz w:val="20"/>
+                                <w:szCs w:val="20"/>
+                              </w:rPr>
+                              <w:t>(</w:t>
+                            </w:r>
+                          </w:p>
+                        </w:txbxContent>
+                      </v:textbox>
+                    </v:shape>
+                  </w:pict>
+                </mc:Fallback>
+              </mc:AlternateContent>
+            </w:r>
+            <w:r>
+              <w:rPr>
+                <w:noProof/>
+              </w:rPr>
+              <mc:AlternateContent>
+                <mc:Choice Requires="wps">
+                  <w:drawing>
+                    <wp:anchor distT="0" distB="0" distL="114300" distR="114300" simplePos="0" relativeHeight="251677696" behindDoc="0" locked="0" layoutInCell="1" allowOverlap="1" wp14:anchorId="63D9D76A" wp14:editId="42417470">
+                      <wp:simplePos x="0" y="0"/>
+                      <wp:positionH relativeFrom="column">
+                        <wp:posOffset>436245</wp:posOffset>
+                      </wp:positionH>
+                      <wp:positionV relativeFrom="paragraph">
+                        <wp:posOffset>-3538855</wp:posOffset>
+                      </wp:positionV>
+                      <wp:extent cx="5715" cy="334645"/>
+                      <wp:effectExtent l="57150" t="38100" r="51435" b="8255"/>
+                      <wp:wrapNone/>
+                      <wp:docPr id="2046253194" name="Straight Arrow Connector 31"/>
+                      <wp:cNvGraphicFramePr/>
+                      <a:graphic xmlns:a="http://schemas.openxmlformats.org/drawingml/2006/main">
+                        <a:graphicData uri="http://schemas.microsoft.com/office/word/2010/wordprocessingShape">
+                          <wps:wsp>
+                            <wps:cNvCnPr/>
+                            <wps:spPr>
+                              <a:xfrm flipV="1">
+                                <a:off x="0" y="0"/>
+                                <a:ext cx="5715" cy="334645"/>
+                              </a:xfrm>
+                              <a:prstGeom prst="straightConnector1">
+                                <a:avLst/>
+                              </a:prstGeom>
+                              <a:ln w="28575">
+                                <a:solidFill>
+                                  <a:srgbClr val="3F3BF3"/>
+                                </a:solidFill>
+                                <a:tailEnd type="arrow"/>
+                              </a:ln>
+                            </wps:spPr>
+                            <wps:style>
+                              <a:lnRef idx="2">
+                                <a:schemeClr val="accent1"/>
+                              </a:lnRef>
+                              <a:fillRef idx="0">
+                                <a:schemeClr val="accent1"/>
+                              </a:fillRef>
+                              <a:effectRef idx="1">
+                                <a:schemeClr val="accent1"/>
+                              </a:effectRef>
+                              <a:fontRef idx="minor">
+                                <a:schemeClr val="tx1"/>
+                              </a:fontRef>
+                            </wps:style>
+                            <wps:bodyPr/>
+                          </wps:wsp>
+                        </a:graphicData>
+                      </a:graphic>
+                      <wp14:sizeRelH relativeFrom="margin">
+                        <wp14:pctWidth>0</wp14:pctWidth>
+                      </wp14:sizeRelH>
+                      <wp14:sizeRelV relativeFrom="margin">
+                        <wp14:pctHeight>0</wp14:pctHeight>
+                      </wp14:sizeRelV>
+                    </wp:anchor>
+                  </w:drawing>
+                </mc:Choice>
+                <mc:Fallback>
+                  <w:pict>
+                    <v:shape w14:anchorId="7BAD7A2B" id="Straight Arrow Connector 31" o:spid="_x0000_s1026" type="#_x0000_t32" style="position:absolute;margin-left:34.35pt;margin-top:-278.65pt;width:.45pt;height:26.35pt;flip:y;z-index:251677696;visibility:visible;mso-wrap-style:square;mso-width-percent:0;mso-height-percent:0;mso-wrap-distance-left:9pt;mso-wrap-distance-top:0;mso-wrap-distance-right:9pt;mso-wrap-distance-bottom:0;mso-position-horizontal:absolute;mso-position-horizontal-relative:text;mso-position-vertical:absolute;mso-position-vertical-relative:text;mso-width-percent:0;mso-height-percent:0;mso-width-relative:margin;mso-height-relative:margin" o:gfxdata="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" strokecolor="#3f3bf3" strokeweight="2.25pt">
+                      <v:stroke endarrow="open" joinstyle="miter"/>
+                    </v:shape>
+                  </w:pict>
+                </mc:Fallback>
+              </mc:AlternateContent>
+            </w:r>
+            <w:r>
+              <w:rPr>
+                <w:noProof/>
+              </w:rPr>
+              <mc:AlternateContent>
+                <mc:Choice Requires="wps">
+                  <w:drawing>
+                    <wp:anchor distT="0" distB="0" distL="114300" distR="114300" simplePos="0" relativeHeight="251678720" behindDoc="0" locked="0" layoutInCell="1" allowOverlap="1" wp14:anchorId="60338995" wp14:editId="4576D2EA">
+                      <wp:simplePos x="0" y="0"/>
+                      <wp:positionH relativeFrom="column">
+                        <wp:posOffset>598170</wp:posOffset>
+                      </wp:positionH>
+                      <wp:positionV relativeFrom="paragraph">
+                        <wp:posOffset>-3380740</wp:posOffset>
+                      </wp:positionV>
+                      <wp:extent cx="5715" cy="334645"/>
+                      <wp:effectExtent l="0" t="0" r="0" b="0"/>
+                      <wp:wrapNone/>
+                      <wp:docPr id="576396508" name="Straight Arrow Connector 31"/>
+                      <wp:cNvGraphicFramePr/>
+                      <a:graphic xmlns:a="http://schemas.openxmlformats.org/drawingml/2006/main">
+                        <a:graphicData uri="http://schemas.microsoft.com/office/word/2010/wordprocessingShape">
+                          <wps:wsp>
+                            <wps:cNvCnPr/>
+                            <wps:spPr>
+                              <a:xfrm rot="5400000" flipV="1">
+                                <a:off x="0" y="0"/>
+                                <a:ext cx="5715" cy="334645"/>
+                              </a:xfrm>
+                              <a:prstGeom prst="straightConnector1">
+                                <a:avLst/>
+                              </a:prstGeom>
+                              <a:ln w="28575">
+                                <a:solidFill>
+                                  <a:srgbClr val="25F72F"/>
+                                </a:solidFill>
+                                <a:tailEnd type="arrow"/>
+                              </a:ln>
+                            </wps:spPr>
+                            <wps:style>
+                              <a:lnRef idx="2">
+                                <a:schemeClr val="accent1"/>
+                              </a:lnRef>
+                              <a:fillRef idx="0">
+                                <a:schemeClr val="accent1"/>
+                              </a:fillRef>
+                              <a:effectRef idx="1">
+                                <a:schemeClr val="accent1"/>
+                              </a:effectRef>
+                              <a:fontRef idx="minor">
+                                <a:schemeClr val="tx1"/>
+                              </a:fontRef>
+                            </wps:style>
+                            <wps:bodyPr/>
+                          </wps:wsp>
+                        </a:graphicData>
+                      </a:graphic>
+                    </wp:anchor>
+                  </w:drawing>
+                </mc:Choice>
+                <mc:Fallback>
+                  <w:pict>
+                    <v:shape w14:anchorId="106064A0" id="Straight Arrow Connector 31" o:spid="_x0000_s1026" type="#_x0000_t32" style="position:absolute;margin-left:47.1pt;margin-top:-266.2pt;width:.45pt;height:26.35pt;rotation:-90;flip:y;z-index:251678720;visibility:visible;mso-wrap-style:square;mso-wrap-distance-left:9pt;mso-wrap-distance-top:0;mso-wrap-distance-right:9pt;mso-wrap-distance-bottom:0;mso-position-horizontal:absolute;mso-position-horizontal-relative:text;mso-position-vertical:absolute;mso-position-vertical-relative:text" o:gfxdata="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" strokecolor="#25f72f" strokeweight="2.25pt">
+                      <v:stroke endarrow="open" joinstyle="miter"/>
+                    </v:shape>
+                  </w:pict>
+                </mc:Fallback>
+              </mc:AlternateContent>
+            </w:r>
+            <w:r>
+              <w:rPr>
+                <w:noProof/>
+              </w:rPr>
+              <mc:AlternateContent>
+                <mc:Choice Requires="wps">
+                  <w:drawing>
+                    <wp:anchor distT="0" distB="0" distL="114300" distR="114300" simplePos="0" relativeHeight="251679744" behindDoc="0" locked="0" layoutInCell="1" allowOverlap="1" wp14:anchorId="7CF2125D" wp14:editId="66DCF383">
+                      <wp:simplePos x="0" y="0"/>
+                      <wp:positionH relativeFrom="column">
+                        <wp:posOffset>258445</wp:posOffset>
+                      </wp:positionH>
+                      <wp:positionV relativeFrom="paragraph">
+                        <wp:posOffset>-3250810</wp:posOffset>
+                      </wp:positionV>
+                      <wp:extent cx="179091" cy="226065"/>
+                      <wp:effectExtent l="0" t="0" r="0" b="0"/>
+                      <wp:wrapNone/>
+                      <wp:docPr id="1102200373" name="Straight Arrow Connector 31"/>
+                      <wp:cNvGraphicFramePr/>
+                      <a:graphic xmlns:a="http://schemas.openxmlformats.org/drawingml/2006/main">
+                        <a:graphicData uri="http://schemas.microsoft.com/office/word/2010/wordprocessingShape">
+                          <wps:wsp>
+                            <wps:cNvCnPr/>
+                            <wps:spPr>
+                              <a:xfrm rot="5400000">
+                                <a:off x="0" y="0"/>
+                                <a:ext cx="179091" cy="226065"/>
+                              </a:xfrm>
+                              <a:prstGeom prst="straightConnector1">
+                                <a:avLst/>
+                              </a:prstGeom>
+                              <a:ln w="28575">
+                                <a:solidFill>
+                                  <a:srgbClr val="EE0000"/>
+                                </a:solidFill>
+                                <a:tailEnd type="arrow"/>
+                              </a:ln>
+                            </wps:spPr>
+                            <wps:style>
+                              <a:lnRef idx="2">
+                                <a:schemeClr val="accent1"/>
+                              </a:lnRef>
+                              <a:fillRef idx="0">
+                                <a:schemeClr val="accent1"/>
+                              </a:fillRef>
+                              <a:effectRef idx="1">
+                                <a:schemeClr val="accent1"/>
+                              </a:effectRef>
+                              <a:fontRef idx="minor">
+                                <a:schemeClr val="tx1"/>
+                              </a:fontRef>
+                            </wps:style>
+                            <wps:bodyPr/>
+                          </wps:wsp>
+                        </a:graphicData>
+                      </a:graphic>
+                    </wp:anchor>
+                  </w:drawing>
+                </mc:Choice>
+                <mc:Fallback>
+                  <w:pict>
+                    <v:shape w14:anchorId="5C2919E9" id="Straight Arrow Connector 31" o:spid="_x0000_s1026" type="#_x0000_t32" style="position:absolute;margin-left:20.35pt;margin-top:-255.95pt;width:14.1pt;height:17.8pt;rotation:90;z-index:251679744;visibility:visible;mso-wrap-style:square;mso-wrap-distance-left:9pt;mso-wrap-distance-top:0;mso-wrap-distance-right:9pt;mso-wrap-distance-bottom:0;mso-position-horizontal:absolute;mso-position-horizontal-relative:text;mso-position-vertical:absolute;mso-position-vertical-relative:text" o:gfxdata="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" strokecolor="#e00" strokeweight="2.25pt">
+                      <v:stroke endarrow="open" joinstyle="miter"/>
+                    </v:shape>
+                  </w:pict>
+                </mc:Fallback>
+              </mc:AlternateContent>
+            </w:r>
+            <w:r>
+              <w:rPr>
                 <w:rFonts w:eastAsiaTheme="minorEastAsia"/>
                 <w:noProof/>
               </w:rPr>
               <w:drawing>
-                <wp:inline distT="0" distB="0" distL="0" distR="0" wp14:anchorId="2ED9503C" wp14:editId="40B7143A">
-                  <wp:extent cx="5213652" cy="4000500"/>
-                  <wp:effectExtent l="0" t="0" r="6350" b="0"/>
-                  <wp:docPr id="837520879" name="Picture 1" descr="A diagram of a curved object&#10;&#10;AI-generated content may be incorrect."/>
+                <wp:inline distT="0" distB="0" distL="0" distR="0" wp14:anchorId="2DEDB24D" wp14:editId="1B2FC238">
+                  <wp:extent cx="4855580" cy="2740084"/>
+                  <wp:effectExtent l="0" t="0" r="2540" b="3175"/>
+                  <wp:docPr id="1908867006" name="Picture 40" descr="A graph of a load&#10;&#10;AI-generated content may be incorrect."/>
                   <wp:cNvGraphicFramePr>
                     <a:graphicFrameLocks xmlns:a="http://schemas.openxmlformats.org/drawingml/2006/main" noChangeAspect="1"/>
                   </wp:cNvGraphicFramePr>
@@ -556,38 +4214,29 @@
                     <a:graphicData uri="http://schemas.openxmlformats.org/drawingml/2006/picture">
                       <pic:pic xmlns:pic="http://schemas.openxmlformats.org/drawingml/2006/picture">
                         <pic:nvPicPr>
-                          <pic:cNvPr id="837520879" name="Picture 1" descr="A diagram of a curved object&#10;&#10;AI-generated content may be incorrect."/>
+                          <pic:cNvPr id="896895223" name="Picture 40" descr="A graph of a load&#10;&#10;AI-generated content may be incorrect."/>
                           <pic:cNvPicPr/>
                         </pic:nvPicPr>
-                        <pic:blipFill rotWithShape="1">
-                          <a:blip r:embed="rId6">
+                        <pic:blipFill>
+                          <a:blip r:embed="rId8">
                             <a:extLst>
                               <a:ext uri="{28A0092B-C50C-407E-A947-70E740481C1C}">
                                 <a14:useLocalDpi xmlns:a14="http://schemas.microsoft.com/office/drawing/2010/main" val="0"/>
                               </a:ext>
                             </a:extLst>
                           </a:blip>
-                          <a:srcRect l="3846" t="10337" r="7657" b="10324"/>
                           <a:stretch>
                             <a:fillRect/>
                           </a:stretch>
                         </pic:blipFill>
-                        <pic:spPr bwMode="auto">
+                        <pic:spPr>
                           <a:xfrm>
                             <a:off x="0" y="0"/>
-                            <a:ext cx="5231469" cy="4014171"/>
+                            <a:ext cx="4866640" cy="2746325"/>
                           </a:xfrm>
                           <a:prstGeom prst="rect">
                             <a:avLst/>
                           </a:prstGeom>
-                          <a:ln>
-                            <a:noFill/>
-                          </a:ln>
-                          <a:extLst>
-                            <a:ext uri="{53640926-AAD7-44D8-BBD7-CCE9431645EC}">
-                              <a14:shadowObscured xmlns:a14="http://schemas.microsoft.com/office/drawing/2010/main"/>
-                            </a:ext>
-                          </a:extLst>
                         </pic:spPr>
                       </pic:pic>
                     </a:graphicData>
@@ -601,12 +4250,13 @@
       <w:tr>
         <w:tc>
           <w:tcPr>
-            <w:tcW w:w="4675" w:type="dxa"/>
+            <w:tcW w:w="9148" w:type="dxa"/>
           </w:tcPr>
           <w:p>
             <w:pPr>
               <w:rPr>
                 <w:rFonts w:eastAsiaTheme="minorEastAsia"/>
+                <w:noProof/>
               </w:rPr>
             </w:pPr>
             <w:r>
@@ -615,21 +4265,13 @@
                 <w:b/>
                 <w:bCs/>
               </w:rPr>
-              <w:t>Figure</w:t>
+              <w:t xml:space="preserve">Figure: </w:t>
             </w:r>
             <w:r>
               <w:rPr>
                 <w:rFonts w:eastAsiaTheme="minorEastAsia"/>
-                <w:b/>
-                <w:bCs/>
-              </w:rPr>
-              <w:t xml:space="preserve">: </w:t>
-            </w:r>
-            <w:r>
-              <w:rPr>
-                <w:rFonts w:eastAsiaTheme="minorEastAsia"/>
-              </w:rPr>
-              <w:t>Robot configuration in SoRoSim showing variable radii, tendon routing, two applied forces, and resulting deflection</w:t>
+              </w:rPr>
+              <w:t>Schematic showing force application to the robot, force parameterization as a discrete Gaussian distribution, and local reference frames.</w:t>
             </w:r>
           </w:p>
         </w:tc>
@@ -644,6 +4286,274 @@
     </w:p>
     <w:p>
       <w:pPr>
+        <w:rPr>
+          <w:rFonts w:eastAsiaTheme="minorEastAsia"/>
+        </w:rPr>
+      </w:pPr>
+      <w:r>
+        <w:rPr>
+          <w:rFonts w:eastAsiaTheme="minorEastAsia"/>
+        </w:rPr>
+        <w:lastRenderedPageBreak/>
+        <w:t xml:space="preserve">These four force components are used to construct a Gaussian distribution that is discretized along the x-axis. The distribution must be discretized because </w:t>
+      </w:r>
+      <w:proofErr w:type="spellStart"/>
+      <w:r>
+        <w:rPr>
+          <w:rFonts w:eastAsiaTheme="minorEastAsia"/>
+        </w:rPr>
+        <w:t>SoRoSim</w:t>
+      </w:r>
+      <w:proofErr w:type="spellEnd"/>
+      <w:r>
+        <w:rPr>
+          <w:rFonts w:eastAsiaTheme="minorEastAsia"/>
+        </w:rPr>
+        <w:t xml:space="preserve"> only allows loads to be applied at quadrature points. The number of quadrature points determines the resolution of the applied load distribution; all models in this paper use 100 quadrature points.</w:t>
+      </w:r>
+    </w:p>
+    <w:p>
+      <w:pPr>
+        <w:rPr>
+          <w:rFonts w:eastAsiaTheme="minorEastAsia"/>
+        </w:rPr>
+      </w:pPr>
+      <w:r>
+        <w:rPr>
+          <w:rFonts w:eastAsiaTheme="minorEastAsia"/>
+        </w:rPr>
+        <w:t xml:space="preserve">The Gaussian distribution is centered at </w:t>
+      </w:r>
+      <m:oMath>
+        <m:r>
+          <w:rPr>
+            <w:rFonts w:ascii="Cambria Math" w:eastAsiaTheme="minorEastAsia" w:hAnsi="Cambria Math"/>
+          </w:rPr>
+          <m:t>s</m:t>
+        </m:r>
+      </m:oMath>
+      <w:r>
+        <w:rPr>
+          <w:rFonts w:eastAsiaTheme="minorEastAsia"/>
+        </w:rPr>
+        <w:t xml:space="preserve"> with a standard deviation of </w:t>
+      </w:r>
+      <w:r>
+        <w:rPr>
+          <w:rFonts w:eastAsiaTheme="minorEastAsia"/>
+        </w:rPr>
+        <w:t>0.005</w:t>
+      </w:r>
+      <w:r>
+        <w:rPr>
+          <w:rFonts w:eastAsiaTheme="minorEastAsia"/>
+        </w:rPr>
+        <w:t xml:space="preserve"> by default. The distribution is then scaled by a constant such that the sum of all discrete y-values equals the desired total force magnitude.</w:t>
+      </w:r>
+    </w:p>
+    <w:p>
+      <w:pPr>
+        <w:rPr>
+          <w:rFonts w:eastAsiaTheme="minorEastAsia"/>
+        </w:rPr>
+      </w:pPr>
+      <w:r>
+        <w:rPr>
+          <w:rFonts w:eastAsiaTheme="minorEastAsia"/>
+        </w:rPr>
+        <w:t xml:space="preserve">Next, the discrete distribution is converted into an array of 3D force vectors. Each vector's magnitude corresponds to a y-value from the distribution, and its orientation is determined by the angles </w:t>
+      </w:r>
+      <m:oMath>
+        <m:sSub>
+          <m:sSubPr>
+            <m:ctrlPr>
+              <w:rPr>
+                <w:rFonts w:ascii="Cambria Math" w:eastAsiaTheme="minorEastAsia" w:hAnsi="Cambria Math"/>
+                <w:i/>
+              </w:rPr>
+            </m:ctrlPr>
+          </m:sSubPr>
+          <m:e>
+            <m:r>
+              <w:rPr>
+                <w:rFonts w:ascii="Cambria Math" w:eastAsiaTheme="minorEastAsia" w:hAnsi="Cambria Math"/>
+              </w:rPr>
+              <m:t>θ</m:t>
+            </m:r>
+          </m:e>
+          <m:sub>
+            <m:r>
+              <w:rPr>
+                <w:rFonts w:ascii="Cambria Math" w:eastAsiaTheme="minorEastAsia" w:hAnsi="Cambria Math"/>
+              </w:rPr>
+              <m:t>1</m:t>
+            </m:r>
+          </m:sub>
+        </m:sSub>
+        <m:r>
+          <w:rPr>
+            <w:rFonts w:ascii="Cambria Math" w:eastAsiaTheme="minorEastAsia" w:hAnsi="Cambria Math"/>
+          </w:rPr>
+          <m:t xml:space="preserve"> </m:t>
+        </m:r>
+      </m:oMath>
+      <w:r>
+        <w:rPr>
+          <w:rFonts w:eastAsiaTheme="minorEastAsia"/>
+        </w:rPr>
+        <w:t xml:space="preserve">and </w:t>
+      </w:r>
+      <m:oMath>
+        <m:sSub>
+          <m:sSubPr>
+            <m:ctrlPr>
+              <w:rPr>
+                <w:rFonts w:ascii="Cambria Math" w:eastAsiaTheme="minorEastAsia" w:hAnsi="Cambria Math"/>
+                <w:i/>
+              </w:rPr>
+            </m:ctrlPr>
+          </m:sSubPr>
+          <m:e>
+            <m:r>
+              <w:rPr>
+                <w:rFonts w:ascii="Cambria Math" w:eastAsiaTheme="minorEastAsia" w:hAnsi="Cambria Math"/>
+              </w:rPr>
+              <m:t>θ</m:t>
+            </m:r>
+          </m:e>
+          <m:sub>
+            <m:r>
+              <w:rPr>
+                <w:rFonts w:ascii="Cambria Math" w:eastAsiaTheme="minorEastAsia" w:hAnsi="Cambria Math"/>
+              </w:rPr>
+              <m:t>2</m:t>
+            </m:r>
+          </m:sub>
+        </m:sSub>
+      </m:oMath>
+      <w:r>
+        <w:rPr>
+          <w:rFonts w:eastAsiaTheme="minorEastAsia"/>
+        </w:rPr>
+        <w:t>. A corresponding location array stores the x-coordinate (application position) for each force vector along the backbone.</w:t>
+      </w:r>
+    </w:p>
+    <w:p>
+      <w:pPr>
+        <w:rPr>
+          <w:rFonts w:eastAsiaTheme="minorEastAsia"/>
+        </w:rPr>
+      </w:pPr>
+      <w:r>
+        <w:rPr>
+          <w:rFonts w:eastAsiaTheme="minorEastAsia"/>
+        </w:rPr>
+        <w:t xml:space="preserve">The applied forces are modeled as follower forces, meaning their orientation is defined relative to the local frame at each application point rather than the global reference frame. Consequently, the angles </w:t>
+      </w:r>
+      <m:oMath>
+        <m:sSub>
+          <m:sSubPr>
+            <m:ctrlPr>
+              <w:rPr>
+                <w:rFonts w:ascii="Cambria Math" w:eastAsiaTheme="minorEastAsia" w:hAnsi="Cambria Math"/>
+                <w:i/>
+              </w:rPr>
+            </m:ctrlPr>
+          </m:sSubPr>
+          <m:e>
+            <m:r>
+              <w:rPr>
+                <w:rFonts w:ascii="Cambria Math" w:eastAsiaTheme="minorEastAsia" w:hAnsi="Cambria Math"/>
+              </w:rPr>
+              <m:t>θ</m:t>
+            </m:r>
+          </m:e>
+          <m:sub>
+            <m:r>
+              <w:rPr>
+                <w:rFonts w:ascii="Cambria Math" w:eastAsiaTheme="minorEastAsia" w:hAnsi="Cambria Math"/>
+              </w:rPr>
+              <m:t>1</m:t>
+            </m:r>
+          </m:sub>
+        </m:sSub>
+      </m:oMath>
+      <w:r>
+        <w:rPr>
+          <w:rFonts w:eastAsiaTheme="minorEastAsia"/>
+        </w:rPr>
+        <w:t xml:space="preserve"> </w:t>
+      </w:r>
+      <w:r>
+        <w:rPr>
+          <w:rFonts w:eastAsiaTheme="minorEastAsia"/>
+        </w:rPr>
+        <w:t xml:space="preserve">and </w:t>
+      </w:r>
+      <m:oMath>
+        <m:sSub>
+          <m:sSubPr>
+            <m:ctrlPr>
+              <w:rPr>
+                <w:rFonts w:ascii="Cambria Math" w:eastAsiaTheme="minorEastAsia" w:hAnsi="Cambria Math"/>
+                <w:i/>
+              </w:rPr>
+            </m:ctrlPr>
+          </m:sSubPr>
+          <m:e>
+            <m:r>
+              <w:rPr>
+                <w:rFonts w:ascii="Cambria Math" w:eastAsiaTheme="minorEastAsia" w:hAnsi="Cambria Math"/>
+              </w:rPr>
+              <m:t>θ</m:t>
+            </m:r>
+          </m:e>
+          <m:sub>
+            <m:r>
+              <w:rPr>
+                <w:rFonts w:ascii="Cambria Math" w:eastAsiaTheme="minorEastAsia" w:hAnsi="Cambria Math"/>
+              </w:rPr>
+              <m:t>2</m:t>
+            </m:r>
+          </m:sub>
+        </m:sSub>
+      </m:oMath>
+      <w:r>
+        <w:rPr>
+          <w:rFonts w:eastAsiaTheme="minorEastAsia"/>
+        </w:rPr>
+        <w:t xml:space="preserve"> are measured with respect to the backbone at each point of application. Follower forces were chosen to facilitate visualization and reduce computational time for static equilibrium calculations.</w:t>
+      </w:r>
+    </w:p>
+    <w:p>
+      <w:pPr>
+        <w:rPr>
+          <w:rFonts w:eastAsiaTheme="minorEastAsia"/>
+        </w:rPr>
+      </w:pPr>
+      <w:r>
+        <w:rPr>
+          <w:rFonts w:eastAsiaTheme="minorEastAsia"/>
+        </w:rPr>
+        <w:t xml:space="preserve">Finally, each force vector and its corresponding position are passed to </w:t>
+      </w:r>
+      <w:proofErr w:type="spellStart"/>
+      <w:r>
+        <w:rPr>
+          <w:rFonts w:eastAsiaTheme="minorEastAsia"/>
+        </w:rPr>
+        <w:t>SoRoSim</w:t>
+      </w:r>
+      <w:proofErr w:type="spellEnd"/>
+      <w:r>
+        <w:rPr>
+          <w:rFonts w:eastAsiaTheme="minorEastAsia"/>
+        </w:rPr>
+        <w:t xml:space="preserve"> to be applied as a point load. The result is a set of discrete point forces that collectively approximate a Gaussian force distribution along the soft robot backbone.</w:t>
+      </w:r>
+    </w:p>
+    <w:p>
+      <w:pPr>
         <w:pStyle w:val="Heading2"/>
         <w:rPr>
           <w:rFonts w:eastAsiaTheme="minorEastAsia"/>
@@ -657,7 +4567,6 @@
           <w:b/>
           <w:bCs/>
         </w:rPr>
-        <w:lastRenderedPageBreak/>
         <w:t>Experimental Setup</w:t>
       </w:r>
     </w:p>
@@ -679,9 +4588,11 @@
       <w:r>
         <w:t xml:space="preserve">we built a motorized testing setup to apply </w:t>
       </w:r>
+      <w:proofErr w:type="gramStart"/>
       <w:r>
         <w:t>two point</w:t>
       </w:r>
+      <w:proofErr w:type="gramEnd"/>
       <w:r>
         <w:t xml:space="preserve"> </w:t>
       </w:r>
@@ -715,10 +4626,11 @@
               <w:rPr>
                 <w:noProof/>
               </w:rPr>
+              <w:lastRenderedPageBreak/>
               <mc:AlternateContent>
                 <mc:Choice Requires="wps">
                   <w:drawing>
-                    <wp:anchor distT="0" distB="0" distL="114300" distR="114300" simplePos="0" relativeHeight="251682816" behindDoc="0" locked="0" layoutInCell="1" allowOverlap="1" wp14:anchorId="49E7FC0E" wp14:editId="0E258B01">
+                    <wp:anchor distT="0" distB="0" distL="114300" distR="114300" simplePos="0" relativeHeight="251675648" behindDoc="0" locked="0" layoutInCell="1" allowOverlap="1" wp14:anchorId="49E7FC0E" wp14:editId="7318D836">
                       <wp:simplePos x="0" y="0"/>
                       <wp:positionH relativeFrom="column">
                         <wp:posOffset>2052320</wp:posOffset>
@@ -774,7 +4686,7 @@
                 </mc:Choice>
                 <mc:Fallback>
                   <w:pict>
-                    <v:shapetype w14:anchorId="647B0091" id="_x0000_t104" coordsize="21600,21600" o:spt="104" adj="12960,19440,7200" path="ar0@22@3@21,,0@4@21@14@22@1@21@7@21@12@2l@13@2@8,0@11@2wa0@22@3@21@10@2@16@24@14@22@1@21@16@24@14,xewr@14@22@1@21@7@21@16@24nfe">
+                    <v:shapetype w14:anchorId="2B16CD0C" id="_x0000_t104" coordsize="21600,21600" o:spt="104" adj="12960,19440,7200" path="ar0@22@3@21,,0@4@21@14@22@1@21@7@21@12@2l@13@2@8,0@11@2wa0@22@3@21@10@2@16@24@14@22@1@21@16@24@14,xewr@14@22@1@21@7@21@16@24nfe">
                       <v:stroke joinstyle="miter"/>
                       <v:formulas>
                         <v:f eqn="val #0"/>
@@ -831,7 +4743,7 @@
                       </v:handles>
                       <o:complex v:ext="view"/>
                     </v:shapetype>
-                    <v:shape id="Arrow: Curved Up 16" o:spid="_x0000_s1026" type="#_x0000_t104" style="position:absolute;margin-left:161.6pt;margin-top:144.25pt;width:42.75pt;height:27.75pt;z-index:251682816;visibility:visible;mso-wrap-style:square;mso-wrap-distance-left:9pt;mso-wrap-distance-top:0;mso-wrap-distance-right:9pt;mso-wrap-distance-bottom:0;mso-position-horizontal:absolute;mso-position-horizontal-relative:text;mso-position-vertical:absolute;mso-position-vertical-relative:text;v-text-anchor:middle" o:gfxdata="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" adj="14589,19847,5400" fillcolor="#4ea72e [3209]" strokecolor="#0b1807 [489]" strokeweight="1.5pt"/>
+                    <v:shape id="Arrow: Curved Up 16" o:spid="_x0000_s1026" type="#_x0000_t104" style="position:absolute;margin-left:161.6pt;margin-top:144.25pt;width:42.75pt;height:27.75pt;z-index:251675648;visibility:visible;mso-wrap-style:square;mso-wrap-distance-left:9pt;mso-wrap-distance-top:0;mso-wrap-distance-right:9pt;mso-wrap-distance-bottom:0;mso-position-horizontal:absolute;mso-position-horizontal-relative:text;mso-position-vertical:absolute;mso-position-vertical-relative:text;v-text-anchor:middle" o:gfxdata="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" adj="14589,19847,5400" fillcolor="#4ea72e [3209]" strokecolor="#0b1807 [489]" strokeweight="1.5pt"/>
                   </w:pict>
                 </mc:Fallback>
               </mc:AlternateContent>
@@ -843,7 +4755,7 @@
               <mc:AlternateContent>
                 <mc:Choice Requires="wps">
                   <w:drawing>
-                    <wp:anchor distT="0" distB="0" distL="114300" distR="114300" simplePos="0" relativeHeight="251681792" behindDoc="0" locked="0" layoutInCell="1" allowOverlap="1" wp14:anchorId="235850E1" wp14:editId="18974022">
+                    <wp:anchor distT="0" distB="0" distL="114300" distR="114300" simplePos="0" relativeHeight="251674624" behindDoc="0" locked="0" layoutInCell="1" allowOverlap="1" wp14:anchorId="235850E1" wp14:editId="72599E3F">
                       <wp:simplePos x="0" y="0"/>
                       <wp:positionH relativeFrom="column">
                         <wp:posOffset>785495</wp:posOffset>
@@ -905,7 +4817,7 @@
                 </mc:Choice>
                 <mc:Fallback>
                   <w:pict>
-                    <v:shapetype w14:anchorId="421C86DC" id="_x0000_t102" coordsize="21600,21600" o:spt="102" adj="12960,19440,14400" path="ar,0@23@3@22,,0@4,0@15@23@1,0@7@2@13l@2@14@22@8@2@12wa,0@23@3@2@11@26@17,0@15@23@1@26@17@22@15xear,0@23@3,0@4@26@17nfe">
+                    <v:shapetype w14:anchorId="249012D7" id="_x0000_t102" coordsize="21600,21600" o:spt="102" adj="12960,19440,14400" path="ar,0@23@3@22,,0@4,0@15@23@1,0@7@2@13l@2@14@22@8@2@12wa,0@23@3@2@11@26@17,0@15@23@1@26@17@22@15xear,0@23@3,0@4@26@17nfe">
                       <v:stroke joinstyle="miter"/>
                       <v:formulas>
                         <v:f eqn="val #0"/>
@@ -966,7 +4878,7 @@
                       </v:handles>
                       <o:complex v:ext="view"/>
                     </v:shapetype>
-                    <v:shape id="Arrow: Curved Right 14" o:spid="_x0000_s1026" type="#_x0000_t102" style="position:absolute;margin-left:61.85pt;margin-top:247.75pt;width:68.25pt;height:30.75pt;z-index:251681792;visibility:visible;mso-wrap-style:square;mso-width-percent:0;mso-height-percent:0;mso-wrap-distance-left:9pt;mso-wrap-distance-top:0;mso-wrap-distance-right:9pt;mso-wrap-distance-bottom:0;mso-position-horizontal:absolute;mso-position-horizontal-relative:text;mso-position-vertical:absolute;mso-position-vertical-relative:text;mso-width-percent:0;mso-height-percent:0;mso-width-relative:margin;mso-height-relative:margin;v-text-anchor:middle" o:gfxdata="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" adj="10800,18900,19167" fillcolor="#e97132 [3205]" strokecolor="#250f04 [485]" strokeweight="1.5pt"/>
+                    <v:shape id="Arrow: Curved Right 14" o:spid="_x0000_s1026" type="#_x0000_t102" style="position:absolute;margin-left:61.85pt;margin-top:247.75pt;width:68.25pt;height:30.75pt;z-index:251674624;visibility:visible;mso-wrap-style:square;mso-width-percent:0;mso-height-percent:0;mso-wrap-distance-left:9pt;mso-wrap-distance-top:0;mso-wrap-distance-right:9pt;mso-wrap-distance-bottom:0;mso-position-horizontal:absolute;mso-position-horizontal-relative:text;mso-position-vertical:absolute;mso-position-vertical-relative:text;mso-width-percent:0;mso-height-percent:0;mso-width-relative:margin;mso-height-relative:margin;v-text-anchor:middle" o:gfxdata="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" adj="10800,18900,19167" fillcolor="#e97132 [3205]" strokecolor="#250f04 [485]" strokeweight="1.5pt"/>
                   </w:pict>
                 </mc:Fallback>
               </mc:AlternateContent>
@@ -978,7 +4890,7 @@
               <mc:AlternateContent>
                 <mc:Choice Requires="wps">
                   <w:drawing>
-                    <wp:anchor distT="45720" distB="45720" distL="114300" distR="114300" simplePos="0" relativeHeight="251659264" behindDoc="0" locked="0" layoutInCell="1" allowOverlap="1" wp14:anchorId="62F5056E" wp14:editId="1E1EAEB3">
+                    <wp:anchor distT="45720" distB="45720" distL="114300" distR="114300" simplePos="0" relativeHeight="251652096" behindDoc="0" locked="0" layoutInCell="1" allowOverlap="1" wp14:anchorId="62F5056E" wp14:editId="3573A975">
                       <wp:simplePos x="0" y="0"/>
                       <wp:positionH relativeFrom="column">
                         <wp:posOffset>2357120</wp:posOffset>
@@ -1056,7 +4968,7 @@
                 </mc:Choice>
                 <mc:Fallback>
                   <w:pict>
-                    <v:oval w14:anchorId="62F5056E" id="Text Box 2" o:spid="_x0000_s1026" style="position:absolute;margin-left:185.6pt;margin-top:2.5pt;width:30pt;height:28.5pt;z-index:251659264;visibility:visible;mso-wrap-style:square;mso-width-percent:0;mso-height-percent:0;mso-wrap-distance-left:9pt;mso-wrap-distance-top:3.6pt;mso-wrap-distance-right:9pt;mso-wrap-distance-bottom:3.6pt;mso-position-horizontal:absolute;mso-position-horizontal-relative:text;mso-position-vertical:absolute;mso-position-vertical-relative:text;mso-width-percent:0;mso-height-percent:0;mso-width-relative:margin;mso-height-relative:margin;v-text-anchor:top" o:gfxdata="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">
+                    <v:oval w14:anchorId="62F5056E" id="_x0000_s1083" style="position:absolute;margin-left:185.6pt;margin-top:2.5pt;width:30pt;height:28.5pt;z-index:251652096;visibility:visible;mso-wrap-style:square;mso-width-percent:0;mso-height-percent:0;mso-wrap-distance-left:9pt;mso-wrap-distance-top:3.6pt;mso-wrap-distance-right:9pt;mso-wrap-distance-bottom:3.6pt;mso-position-horizontal:absolute;mso-position-horizontal-relative:text;mso-position-vertical:absolute;mso-position-vertical-relative:text;mso-width-percent:0;mso-height-percent:0;mso-width-relative:margin;mso-height-relative:margin;v-text-anchor:top" o:gfxdata="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">
                       <v:stroke joinstyle="miter"/>
                       <v:textbox>
                         <w:txbxContent>
@@ -1090,7 +5002,7 @@
               <mc:AlternateContent>
                 <mc:Choice Requires="wps">
                   <w:drawing>
-                    <wp:anchor distT="0" distB="0" distL="114300" distR="114300" simplePos="0" relativeHeight="251676672" behindDoc="0" locked="0" layoutInCell="1" allowOverlap="1" wp14:anchorId="374FD715" wp14:editId="493EED10">
+                    <wp:anchor distT="0" distB="0" distL="114300" distR="114300" simplePos="0" relativeHeight="251669504" behindDoc="0" locked="0" layoutInCell="1" allowOverlap="1" wp14:anchorId="374FD715" wp14:editId="1B0C2A76">
                       <wp:simplePos x="0" y="0"/>
                       <wp:positionH relativeFrom="column">
                         <wp:posOffset>1614169</wp:posOffset>
@@ -1145,7 +5057,7 @@
                 </mc:Choice>
                 <mc:Fallback>
                   <w:pict>
-                    <v:line w14:anchorId="34EB5450" id="Straight Connector 11" o:spid="_x0000_s1026" style="position:absolute;flip:y;z-index:251676672;visibility:visible;mso-wrap-style:square;mso-width-percent:0;mso-height-percent:0;mso-wrap-distance-left:9pt;mso-wrap-distance-top:0;mso-wrap-distance-right:9pt;mso-wrap-distance-bottom:0;mso-position-horizontal:absolute;mso-position-horizontal-relative:text;mso-position-vertical:absolute;mso-position-vertical-relative:text;mso-width-percent:0;mso-height-percent:0;mso-width-relative:margin;mso-height-relative:margin" from="127.1pt,19.75pt" to="184.85pt,32.5pt" o:gfxdata="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" strokecolor="black [3200]" strokeweight="1.5pt">
+                    <v:line w14:anchorId="71CF63CB" id="Straight Connector 11" o:spid="_x0000_s1026" style="position:absolute;flip:y;z-index:251669504;visibility:visible;mso-wrap-style:square;mso-width-percent:0;mso-height-percent:0;mso-wrap-distance-left:9pt;mso-wrap-distance-top:0;mso-wrap-distance-right:9pt;mso-wrap-distance-bottom:0;mso-position-horizontal:absolute;mso-position-horizontal-relative:text;mso-position-vertical:absolute;mso-position-vertical-relative:text;mso-width-percent:0;mso-height-percent:0;mso-width-relative:margin;mso-height-relative:margin" from="127.1pt,19.75pt" to="184.85pt,32.5pt" o:gfxdata="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" strokecolor="black [3200]" strokeweight="1.5pt">
                       <v:stroke joinstyle="miter"/>
                     </v:line>
                   </w:pict>
@@ -1159,7 +5071,7 @@
               <mc:AlternateContent>
                 <mc:Choice Requires="wps">
                   <w:drawing>
-                    <wp:anchor distT="0" distB="0" distL="114300" distR="114300" simplePos="0" relativeHeight="251674624" behindDoc="0" locked="0" layoutInCell="1" allowOverlap="1" wp14:anchorId="55BFC237" wp14:editId="2882D494">
+                    <wp:anchor distT="0" distB="0" distL="114300" distR="114300" simplePos="0" relativeHeight="251667456" behindDoc="0" locked="0" layoutInCell="1" allowOverlap="1" wp14:anchorId="55BFC237" wp14:editId="213C22B4">
                       <wp:simplePos x="0" y="0"/>
                       <wp:positionH relativeFrom="column">
                         <wp:posOffset>461645</wp:posOffset>
@@ -1214,7 +5126,7 @@
                 </mc:Choice>
                 <mc:Fallback>
                   <w:pict>
-                    <v:line w14:anchorId="447AC0AB" id="Straight Connector 11" o:spid="_x0000_s1026" style="position:absolute;flip:x y;z-index:251674624;visibility:visible;mso-wrap-style:square;mso-width-percent:0;mso-height-percent:0;mso-wrap-distance-left:9pt;mso-wrap-distance-top:0;mso-wrap-distance-right:9pt;mso-wrap-distance-bottom:0;mso-position-horizontal:absolute;mso-position-horizontal-relative:text;mso-position-vertical:absolute;mso-position-vertical-relative:text;mso-width-percent:0;mso-height-percent:0;mso-width-relative:margin;mso-height-relative:margin" from="36.35pt,45.25pt" to="48.35pt,91.75pt" o:gfxdata="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" strokecolor="black [3200]" strokeweight="1.5pt">
+                    <v:line w14:anchorId="2FDF29D7" id="Straight Connector 11" o:spid="_x0000_s1026" style="position:absolute;flip:x y;z-index:251667456;visibility:visible;mso-wrap-style:square;mso-width-percent:0;mso-height-percent:0;mso-wrap-distance-left:9pt;mso-wrap-distance-top:0;mso-wrap-distance-right:9pt;mso-wrap-distance-bottom:0;mso-position-horizontal:absolute;mso-position-horizontal-relative:text;mso-position-vertical:absolute;mso-position-vertical-relative:text;mso-width-percent:0;mso-height-percent:0;mso-width-relative:margin;mso-height-relative:margin" from="36.35pt,45.25pt" to="48.35pt,91.75pt" o:gfxdata="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" strokecolor="black [3200]" strokeweight="1.5pt">
                       <v:stroke joinstyle="miter"/>
                     </v:line>
                   </w:pict>
@@ -1228,7 +5140,7 @@
               <mc:AlternateContent>
                 <mc:Choice Requires="wps">
                   <w:drawing>
-                    <wp:anchor distT="0" distB="0" distL="114300" distR="114300" simplePos="0" relativeHeight="251672576" behindDoc="0" locked="0" layoutInCell="1" allowOverlap="1" wp14:anchorId="594199DA" wp14:editId="7F6E3309">
+                    <wp:anchor distT="0" distB="0" distL="114300" distR="114300" simplePos="0" relativeHeight="251665408" behindDoc="0" locked="0" layoutInCell="1" allowOverlap="1" wp14:anchorId="594199DA" wp14:editId="523047B7">
                       <wp:simplePos x="0" y="0"/>
                       <wp:positionH relativeFrom="column">
                         <wp:posOffset>299720</wp:posOffset>
@@ -1283,7 +5195,7 @@
                 </mc:Choice>
                 <mc:Fallback>
                   <w:pict>
-                    <v:line w14:anchorId="74549581" id="Straight Connector 11" o:spid="_x0000_s1026" style="position:absolute;flip:y;z-index:251672576;visibility:visible;mso-wrap-style:square;mso-width-percent:0;mso-height-percent:0;mso-wrap-distance-left:9pt;mso-wrap-distance-top:0;mso-wrap-distance-right:9pt;mso-wrap-distance-bottom:0;mso-position-horizontal:absolute;mso-position-horizontal-relative:text;mso-position-vertical:absolute;mso-position-vertical-relative:text;mso-width-percent:0;mso-height-percent:0;mso-width-relative:margin;mso-height-relative:margin" from="23.6pt,208.75pt" to="58.1pt,271.75pt" o:gfxdata="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" strokecolor="black [3200]" strokeweight="1.5pt">
+                    <v:line w14:anchorId="0ACE2C6B" id="Straight Connector 11" o:spid="_x0000_s1026" style="position:absolute;flip:y;z-index:251665408;visibility:visible;mso-wrap-style:square;mso-width-percent:0;mso-height-percent:0;mso-wrap-distance-left:9pt;mso-wrap-distance-top:0;mso-wrap-distance-right:9pt;mso-wrap-distance-bottom:0;mso-position-horizontal:absolute;mso-position-horizontal-relative:text;mso-position-vertical:absolute;mso-position-vertical-relative:text;mso-width-percent:0;mso-height-percent:0;mso-width-relative:margin;mso-height-relative:margin" from="23.6pt,208.75pt" to="58.1pt,271.75pt" o:gfxdata="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" strokecolor="black [3200]" strokeweight="1.5pt">
                       <v:stroke joinstyle="miter"/>
                     </v:line>
                   </w:pict>
@@ -1297,7 +5209,7 @@
               <mc:AlternateContent>
                 <mc:Choice Requires="wps">
                   <w:drawing>
-                    <wp:anchor distT="45720" distB="45720" distL="114300" distR="114300" simplePos="0" relativeHeight="251665408" behindDoc="0" locked="0" layoutInCell="1" allowOverlap="1" wp14:anchorId="7F6A48AD" wp14:editId="07532999">
+                    <wp:anchor distT="45720" distB="45720" distL="114300" distR="114300" simplePos="0" relativeHeight="251658240" behindDoc="0" locked="0" layoutInCell="1" allowOverlap="1" wp14:anchorId="7F6A48AD" wp14:editId="51442164">
                       <wp:simplePos x="0" y="0"/>
                       <wp:positionH relativeFrom="column">
                         <wp:posOffset>2052320</wp:posOffset>
@@ -1375,7 +5287,7 @@
                 </mc:Choice>
                 <mc:Fallback>
                   <w:pict>
-                    <v:oval w14:anchorId="7F6A48AD" id="_x0000_s1027" style="position:absolute;margin-left:161.6pt;margin-top:269.15pt;width:30pt;height:28.5pt;z-index:251665408;visibility:visible;mso-wrap-style:square;mso-width-percent:0;mso-height-percent:0;mso-wrap-distance-left:9pt;mso-wrap-distance-top:3.6pt;mso-wrap-distance-right:9pt;mso-wrap-distance-bottom:3.6pt;mso-position-horizontal:absolute;mso-position-horizontal-relative:text;mso-position-vertical:absolute;mso-position-vertical-relative:text;mso-width-percent:0;mso-height-percent:0;mso-width-relative:margin;mso-height-relative:margin;v-text-anchor:top" o:gfxdata="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">
+                    <v:oval w14:anchorId="7F6A48AD" id="_x0000_s1084" style="position:absolute;margin-left:161.6pt;margin-top:269.15pt;width:30pt;height:28.5pt;z-index:251658240;visibility:visible;mso-wrap-style:square;mso-width-percent:0;mso-height-percent:0;mso-wrap-distance-left:9pt;mso-wrap-distance-top:3.6pt;mso-wrap-distance-right:9pt;mso-wrap-distance-bottom:3.6pt;mso-position-horizontal:absolute;mso-position-horizontal-relative:text;mso-position-vertical:absolute;mso-position-vertical-relative:text;mso-width-percent:0;mso-height-percent:0;mso-width-relative:margin;mso-height-relative:margin;v-text-anchor:top" o:gfxdata="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">
                       <v:stroke joinstyle="miter"/>
                       <v:textbox>
                         <w:txbxContent>
@@ -1409,7 +5321,7 @@
               <mc:AlternateContent>
                 <mc:Choice Requires="wps">
                   <w:drawing>
-                    <wp:anchor distT="0" distB="0" distL="114300" distR="114300" simplePos="0" relativeHeight="251670528" behindDoc="0" locked="0" layoutInCell="1" allowOverlap="1" wp14:anchorId="3D03D506" wp14:editId="79E878F5">
+                    <wp:anchor distT="0" distB="0" distL="114300" distR="114300" simplePos="0" relativeHeight="251663360" behindDoc="0" locked="0" layoutInCell="1" allowOverlap="1" wp14:anchorId="3D03D506" wp14:editId="638075B3">
                       <wp:simplePos x="0" y="0"/>
                       <wp:positionH relativeFrom="column">
                         <wp:posOffset>1299845</wp:posOffset>
@@ -1464,7 +5376,7 @@
                 </mc:Choice>
                 <mc:Fallback>
                   <w:pict>
-                    <v:line w14:anchorId="3F6E78B7" id="Straight Connector 11" o:spid="_x0000_s1026" style="position:absolute;flip:x y;z-index:251670528;visibility:visible;mso-wrap-style:square;mso-width-percent:0;mso-height-percent:0;mso-wrap-distance-left:9pt;mso-wrap-distance-top:0;mso-wrap-distance-right:9pt;mso-wrap-distance-bottom:0;mso-position-horizontal:absolute;mso-position-horizontal-relative:text;mso-position-vertical:absolute;mso-position-vertical-relative:text;mso-width-percent:0;mso-height-percent:0;mso-width-relative:margin;mso-height-relative:margin" from="102.35pt,238.75pt" to="163.85pt,282.25pt" o:gfxdata="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" strokecolor="black [3200]" strokeweight="1.5pt">
+                    <v:line w14:anchorId="071C2A8D" id="Straight Connector 11" o:spid="_x0000_s1026" style="position:absolute;flip:x y;z-index:251663360;visibility:visible;mso-wrap-style:square;mso-width-percent:0;mso-height-percent:0;mso-wrap-distance-left:9pt;mso-wrap-distance-top:0;mso-wrap-distance-right:9pt;mso-wrap-distance-bottom:0;mso-position-horizontal:absolute;mso-position-horizontal-relative:text;mso-position-vertical:absolute;mso-position-vertical-relative:text;mso-width-percent:0;mso-height-percent:0;mso-width-relative:margin;mso-height-relative:margin" from="102.35pt,238.75pt" to="163.85pt,282.25pt" o:gfxdata="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" strokecolor="black [3200]" strokeweight="1.5pt">
                       <v:stroke joinstyle="miter"/>
                     </v:line>
                   </w:pict>
@@ -1478,7 +5390,7 @@
               <mc:AlternateContent>
                 <mc:Choice Requires="wps">
                   <w:drawing>
-                    <wp:anchor distT="0" distB="0" distL="114300" distR="114300" simplePos="0" relativeHeight="251668480" behindDoc="0" locked="0" layoutInCell="1" allowOverlap="1" wp14:anchorId="2C1E9B5F" wp14:editId="072A0761">
+                    <wp:anchor distT="0" distB="0" distL="114300" distR="114300" simplePos="0" relativeHeight="251661312" behindDoc="0" locked="0" layoutInCell="1" allowOverlap="1" wp14:anchorId="2C1E9B5F" wp14:editId="50EE5D5C">
                       <wp:simplePos x="0" y="0"/>
                       <wp:positionH relativeFrom="column">
                         <wp:posOffset>1328420</wp:posOffset>
@@ -1533,7 +5445,7 @@
                 </mc:Choice>
                 <mc:Fallback>
                   <w:pict>
-                    <v:line w14:anchorId="5FC1DD3C" id="Straight Connector 11" o:spid="_x0000_s1026" style="position:absolute;flip:y;z-index:251668480;visibility:visible;mso-wrap-style:square;mso-width-percent:0;mso-height-percent:0;mso-wrap-distance-left:9pt;mso-wrap-distance-top:0;mso-wrap-distance-right:9pt;mso-wrap-distance-bottom:0;mso-position-horizontal:absolute;mso-position-horizontal-relative:text;mso-position-vertical:absolute;mso-position-vertical-relative:text;mso-width-percent:0;mso-height-percent:0;mso-width-relative:margin;mso-height-relative:margin" from="104.6pt,124pt" to="134.6pt,145.75pt" o:gfxdata="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" strokecolor="black [3200]" strokeweight="1.5pt">
+                    <v:line w14:anchorId="7DBC0A33" id="Straight Connector 11" o:spid="_x0000_s1026" style="position:absolute;flip:y;z-index:251661312;visibility:visible;mso-wrap-style:square;mso-width-percent:0;mso-height-percent:0;mso-wrap-distance-left:9pt;mso-wrap-distance-top:0;mso-wrap-distance-right:9pt;mso-wrap-distance-bottom:0;mso-position-horizontal:absolute;mso-position-horizontal-relative:text;mso-position-vertical:absolute;mso-position-vertical-relative:text;mso-width-percent:0;mso-height-percent:0;mso-width-relative:margin;mso-height-relative:margin" from="104.6pt,124pt" to="134.6pt,145.75pt" o:gfxdata="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" strokecolor="black [3200]" strokeweight="1.5pt">
                       <v:stroke joinstyle="miter"/>
                     </v:line>
                   </w:pict>
@@ -1547,7 +5459,7 @@
               <mc:AlternateContent>
                 <mc:Choice Requires="wps">
                   <w:drawing>
-                    <wp:anchor distT="45720" distB="45720" distL="114300" distR="114300" simplePos="0" relativeHeight="251661312" behindDoc="0" locked="0" layoutInCell="1" allowOverlap="1" wp14:anchorId="6A939CBC" wp14:editId="7FC41DF4">
+                    <wp:anchor distT="45720" distB="45720" distL="114300" distR="114300" simplePos="0" relativeHeight="251654144" behindDoc="0" locked="0" layoutInCell="1" allowOverlap="1" wp14:anchorId="6A939CBC" wp14:editId="3138CB2A">
                       <wp:simplePos x="0" y="0"/>
                       <wp:positionH relativeFrom="column">
                         <wp:posOffset>1671320</wp:posOffset>
@@ -1625,7 +5537,7 @@
                 </mc:Choice>
                 <mc:Fallback>
                   <w:pict>
-                    <v:oval w14:anchorId="6A939CBC" id="_x0000_s1028" style="position:absolute;margin-left:131.6pt;margin-top:103.4pt;width:30pt;height:28.5pt;z-index:251661312;visibility:visible;mso-wrap-style:square;mso-width-percent:0;mso-height-percent:0;mso-wrap-distance-left:9pt;mso-wrap-distance-top:3.6pt;mso-wrap-distance-right:9pt;mso-wrap-distance-bottom:3.6pt;mso-position-horizontal:absolute;mso-position-horizontal-relative:text;mso-position-vertical:absolute;mso-position-vertical-relative:text;mso-width-percent:0;mso-height-percent:0;mso-width-relative:margin;mso-height-relative:margin;v-text-anchor:top" o:gfxdata="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">
+                    <v:oval w14:anchorId="6A939CBC" id="_x0000_s1085" style="position:absolute;margin-left:131.6pt;margin-top:103.4pt;width:30pt;height:28.5pt;z-index:251654144;visibility:visible;mso-wrap-style:square;mso-width-percent:0;mso-height-percent:0;mso-wrap-distance-left:9pt;mso-wrap-distance-top:3.6pt;mso-wrap-distance-right:9pt;mso-wrap-distance-bottom:3.6pt;mso-position-horizontal:absolute;mso-position-horizontal-relative:text;mso-position-vertical:absolute;mso-position-vertical-relative:text;mso-width-percent:0;mso-height-percent:0;mso-width-relative:margin;mso-height-relative:margin;v-text-anchor:top" o:gfxdata="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">
                       <v:stroke joinstyle="miter"/>
                       <v:textbox>
                         <w:txbxContent>
@@ -1659,7 +5571,7 @@
               <mc:AlternateContent>
                 <mc:Choice Requires="wps">
                   <w:drawing>
-                    <wp:anchor distT="45720" distB="45720" distL="114300" distR="114300" simplePos="0" relativeHeight="251667456" behindDoc="0" locked="0" layoutInCell="1" allowOverlap="1" wp14:anchorId="78B6E7CA" wp14:editId="4627A3A7">
+                    <wp:anchor distT="45720" distB="45720" distL="114300" distR="114300" simplePos="0" relativeHeight="251660288" behindDoc="0" locked="0" layoutInCell="1" allowOverlap="1" wp14:anchorId="78B6E7CA" wp14:editId="3DC1DAA9">
                       <wp:simplePos x="0" y="0"/>
                       <wp:positionH relativeFrom="column">
                         <wp:posOffset>166370</wp:posOffset>
@@ -1737,7 +5649,7 @@
                 </mc:Choice>
                 <mc:Fallback>
                   <w:pict>
-                    <v:oval w14:anchorId="78B6E7CA" id="_x0000_s1029" style="position:absolute;margin-left:13.1pt;margin-top:20.9pt;width:30pt;height:28.5pt;z-index:251667456;visibility:visible;mso-wrap-style:square;mso-width-percent:0;mso-height-percent:0;mso-wrap-distance-left:9pt;mso-wrap-distance-top:3.6pt;mso-wrap-distance-right:9pt;mso-wrap-distance-bottom:3.6pt;mso-position-horizontal:absolute;mso-position-horizontal-relative:text;mso-position-vertical:absolute;mso-position-vertical-relative:text;mso-width-percent:0;mso-height-percent:0;mso-width-relative:margin;mso-height-relative:margin;v-text-anchor:top" o:gfxdata="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">
+                    <v:oval w14:anchorId="78B6E7CA" id="_x0000_s1086" style="position:absolute;margin-left:13.1pt;margin-top:20.9pt;width:30pt;height:28.5pt;z-index:251660288;visibility:visible;mso-wrap-style:square;mso-width-percent:0;mso-height-percent:0;mso-wrap-distance-left:9pt;mso-wrap-distance-top:3.6pt;mso-wrap-distance-right:9pt;mso-wrap-distance-bottom:3.6pt;mso-position-horizontal:absolute;mso-position-horizontal-relative:text;mso-position-vertical:absolute;mso-position-vertical-relative:text;mso-width-percent:0;mso-height-percent:0;mso-width-relative:margin;mso-height-relative:margin;v-text-anchor:top" o:gfxdata="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">
                       <v:stroke joinstyle="miter"/>
                       <v:textbox>
                         <w:txbxContent>
@@ -1771,7 +5683,7 @@
               <mc:AlternateContent>
                 <mc:Choice Requires="wps">
                   <w:drawing>
-                    <wp:anchor distT="45720" distB="45720" distL="114300" distR="114300" simplePos="0" relativeHeight="251663360" behindDoc="0" locked="0" layoutInCell="1" allowOverlap="1" wp14:anchorId="15BF5B0D" wp14:editId="5B049134">
+                    <wp:anchor distT="45720" distB="45720" distL="114300" distR="114300" simplePos="0" relativeHeight="251656192" behindDoc="0" locked="0" layoutInCell="1" allowOverlap="1" wp14:anchorId="15BF5B0D" wp14:editId="6AD6E60B">
                       <wp:simplePos x="0" y="0"/>
                       <wp:positionH relativeFrom="column">
                         <wp:posOffset>-14605</wp:posOffset>
@@ -1849,7 +5761,7 @@
                 </mc:Choice>
                 <mc:Fallback>
                   <w:pict>
-                    <v:oval w14:anchorId="15BF5B0D" id="_x0000_s1030" style="position:absolute;margin-left:-1.15pt;margin-top:265.7pt;width:30pt;height:28.5pt;z-index:251663360;visibility:visible;mso-wrap-style:square;mso-width-percent:0;mso-height-percent:0;mso-wrap-distance-left:9pt;mso-wrap-distance-top:3.6pt;mso-wrap-distance-right:9pt;mso-wrap-distance-bottom:3.6pt;mso-position-horizontal:absolute;mso-position-horizontal-relative:text;mso-position-vertical:absolute;mso-position-vertical-relative:text;mso-width-percent:0;mso-height-percent:0;mso-width-relative:margin;mso-height-relative:margin;v-text-anchor:top" o:gfxdata="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">
+                    <v:oval w14:anchorId="15BF5B0D" id="_x0000_s1087" style="position:absolute;margin-left:-1.15pt;margin-top:265.7pt;width:30pt;height:28.5pt;z-index:251656192;visibility:visible;mso-wrap-style:square;mso-width-percent:0;mso-height-percent:0;mso-wrap-distance-left:9pt;mso-wrap-distance-top:3.6pt;mso-wrap-distance-right:9pt;mso-wrap-distance-bottom:3.6pt;mso-position-horizontal:absolute;mso-position-horizontal-relative:text;mso-position-vertical:absolute;mso-position-vertical-relative:text;mso-width-percent:0;mso-height-percent:0;mso-width-relative:margin;mso-height-relative:margin;v-text-anchor:top" o:gfxdata="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">
                       <v:stroke joinstyle="miter"/>
                       <v:textbox>
                         <w:txbxContent>
@@ -1896,7 +5808,7 @@
                           <pic:cNvPicPr/>
                         </pic:nvPicPr>
                         <pic:blipFill>
-                          <a:blip r:embed="rId7" cstate="print">
+                          <a:blip r:embed="rId9" cstate="print">
                             <a:extLst>
                               <a:ext uri="{28A0092B-C50C-407E-A947-70E740481C1C}">
                                 <a14:useLocalDpi xmlns:a14="http://schemas.microsoft.com/office/drawing/2010/main" val="0"/>
@@ -1954,7 +5866,7 @@
                           <pic:cNvPicPr/>
                         </pic:nvPicPr>
                         <pic:blipFill rotWithShape="1">
-                          <a:blip r:embed="rId8" cstate="print">
+                          <a:blip r:embed="rId10" cstate="print">
                             <a:extLst>
                               <a:ext uri="{28A0092B-C50C-407E-A947-70E740481C1C}">
                                 <a14:useLocalDpi xmlns:a14="http://schemas.microsoft.com/office/drawing/2010/main" val="0"/>
@@ -2011,7 +5923,7 @@
               <mc:AlternateContent>
                 <mc:Choice Requires="wps">
                   <w:drawing>
-                    <wp:anchor distT="45720" distB="45720" distL="114300" distR="114300" simplePos="0" relativeHeight="251678720" behindDoc="0" locked="0" layoutInCell="1" allowOverlap="1" wp14:anchorId="29FF8B58" wp14:editId="456629A2">
+                    <wp:anchor distT="45720" distB="45720" distL="114300" distR="114300" simplePos="0" relativeHeight="251671552" behindDoc="0" locked="0" layoutInCell="1" allowOverlap="1" wp14:anchorId="29FF8B58" wp14:editId="3CC5A6E4">
                       <wp:simplePos x="0" y="0"/>
                       <wp:positionH relativeFrom="column">
                         <wp:posOffset>-52705</wp:posOffset>
@@ -2089,11 +6001,7 @@
                 </mc:Choice>
                 <mc:Fallback>
                   <w:pict>
-                    <v:shapetype w14:anchorId="29FF8B58" id="_x0000_t202" coordsize="21600,21600" o:spt="202" path="m,l,21600r21600,l21600,xe">
-                      <v:stroke joinstyle="miter"/>
-                      <v:path gradientshapeok="t" o:connecttype="rect"/>
-                    </v:shapetype>
-                    <v:shape id="_x0000_s1031" type="#_x0000_t202" style="position:absolute;margin-left:-4.15pt;margin-top:166.6pt;width:41.25pt;height:28.5pt;z-index:251678720;visibility:visible;mso-wrap-style:square;mso-width-percent:0;mso-height-percent:0;mso-wrap-distance-left:9pt;mso-wrap-distance-top:3.6pt;mso-wrap-distance-right:9pt;mso-wrap-distance-bottom:3.6pt;mso-position-horizontal:absolute;mso-position-horizontal-relative:text;mso-position-vertical:absolute;mso-position-vertical-relative:text;mso-width-percent:0;mso-height-percent:0;mso-width-relative:margin;mso-height-relative:margin;v-text-anchor:top" o:gfxdata="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">
+                    <v:shape w14:anchorId="29FF8B58" id="_x0000_s1088" type="#_x0000_t202" style="position:absolute;margin-left:-4.15pt;margin-top:166.6pt;width:41.25pt;height:28.5pt;z-index:251671552;visibility:visible;mso-wrap-style:square;mso-width-percent:0;mso-height-percent:0;mso-wrap-distance-left:9pt;mso-wrap-distance-top:3.6pt;mso-wrap-distance-right:9pt;mso-wrap-distance-bottom:3.6pt;mso-position-horizontal:absolute;mso-position-horizontal-relative:text;mso-position-vertical:absolute;mso-position-vertical-relative:text;mso-width-percent:0;mso-height-percent:0;mso-width-relative:margin;mso-height-relative:margin;v-text-anchor:top" o:gfxdata="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">
                       <v:textbox>
                         <w:txbxContent>
                           <w:p>
@@ -2139,7 +6047,7 @@
                           <pic:cNvPicPr/>
                         </pic:nvPicPr>
                         <pic:blipFill>
-                          <a:blip r:embed="rId9" cstate="print">
+                          <a:blip r:embed="rId11" cstate="print">
                             <a:extLst>
                               <a:ext uri="{28A0092B-C50C-407E-A947-70E740481C1C}">
                                 <a14:useLocalDpi xmlns:a14="http://schemas.microsoft.com/office/drawing/2010/main" val="0"/>
@@ -2184,7 +6092,7 @@
               <mc:AlternateContent>
                 <mc:Choice Requires="wps">
                   <w:drawing>
-                    <wp:anchor distT="45720" distB="45720" distL="114300" distR="114300" simplePos="0" relativeHeight="251680768" behindDoc="0" locked="0" layoutInCell="1" allowOverlap="1" wp14:anchorId="29B8C151" wp14:editId="4636EC14">
+                    <wp:anchor distT="45720" distB="45720" distL="114300" distR="114300" simplePos="0" relativeHeight="251673600" behindDoc="0" locked="0" layoutInCell="1" allowOverlap="1" wp14:anchorId="29B8C151" wp14:editId="05A0513F">
                       <wp:simplePos x="0" y="0"/>
                       <wp:positionH relativeFrom="column">
                         <wp:posOffset>-52070</wp:posOffset>
@@ -2262,7 +6170,7 @@
                 </mc:Choice>
                 <mc:Fallback>
                   <w:pict>
-                    <v:shape w14:anchorId="29B8C151" id="_x0000_s1032" type="#_x0000_t202" style="position:absolute;margin-left:-4.1pt;margin-top:166.25pt;width:41.25pt;height:28.5pt;z-index:251680768;visibility:visible;mso-wrap-style:square;mso-width-percent:0;mso-height-percent:0;mso-wrap-distance-left:9pt;mso-wrap-distance-top:3.6pt;mso-wrap-distance-right:9pt;mso-wrap-distance-bottom:3.6pt;mso-position-horizontal:absolute;mso-position-horizontal-relative:text;mso-position-vertical:absolute;mso-position-vertical-relative:text;mso-width-percent:0;mso-height-percent:0;mso-width-relative:margin;mso-height-relative:margin;v-text-anchor:top" o:gfxdata="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">
+                    <v:shape w14:anchorId="29B8C151" id="_x0000_s1089" type="#_x0000_t202" style="position:absolute;margin-left:-4.1pt;margin-top:166.25pt;width:41.25pt;height:28.5pt;z-index:251673600;visibility:visible;mso-wrap-style:square;mso-width-percent:0;mso-height-percent:0;mso-wrap-distance-left:9pt;mso-wrap-distance-top:3.6pt;mso-wrap-distance-right:9pt;mso-wrap-distance-bottom:3.6pt;mso-position-horizontal:absolute;mso-position-horizontal-relative:text;mso-position-vertical:absolute;mso-position-vertical-relative:text;mso-width-percent:0;mso-height-percent:0;mso-width-relative:margin;mso-height-relative:margin;v-text-anchor:top" o:gfxdata="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">
                       <v:textbox>
                         <w:txbxContent>
                           <w:p>
@@ -2308,7 +6216,7 @@
                           <pic:cNvPicPr/>
                         </pic:nvPicPr>
                         <pic:blipFill>
-                          <a:blip r:embed="rId10" cstate="print">
+                          <a:blip r:embed="rId12" cstate="print">
                             <a:extLst>
                               <a:ext uri="{28A0092B-C50C-407E-A947-70E740481C1C}">
                                 <a14:useLocalDpi xmlns:a14="http://schemas.microsoft.com/office/drawing/2010/main" val="0"/>
@@ -2436,7 +6344,6 @@
     </w:tbl>
     <w:p>
       <w:r>
-        <w:lastRenderedPageBreak/>
         <w:t xml:space="preserve">Three winches positioned at 120° </w:t>
       </w:r>
       <w:r>
@@ -2464,12 +6371,24 @@
         <w:t xml:space="preserve"> driver </w:t>
       </w:r>
       <w:r>
-        <w:t>to wind the tendon in and out.</w:t>
+        <w:t xml:space="preserve">to </w:t>
+      </w:r>
+      <w:proofErr w:type="spellStart"/>
+      <w:r>
+        <w:t>wind</w:t>
+      </w:r>
+      <w:proofErr w:type="spellEnd"/>
+      <w:r>
+        <w:t xml:space="preserve"> the tendon in and out.</w:t>
       </w:r>
     </w:p>
     <w:p>
       <w:r>
-        <w:t>The tendon wraps around a pulley configuration that directs it through a load cell. When tensioned, the tendon pulls a center piece into the load cell, which measures a force component proportional to the total tension (the proportion depends on the pulley angles). The system was calibrated using known masses.</w:t>
+        <w:t xml:space="preserve">The tendon wraps around a pulley configuration that directs it through a load cell. When tensioned, the tendon pulls a center piece into the load cell, which measures a force </w:t>
+      </w:r>
+      <w:r>
+        <w:lastRenderedPageBreak/>
+        <w:t>component proportional to the total tension (the proportion depends on the pulley angles). The system was calibrated using known masses.</w:t>
       </w:r>
     </w:p>
     <w:p>
@@ -2479,7 +6398,15 @@
     </w:p>
     <w:p>
       <w:r>
-        <w:t>The adjustable frame provides three degrees of freedom: two rotations and translational adjustment of the force application point by repositioning the hook attachment along the beam's length. An additional winch mounted on the upper frame applies a target</w:t>
+        <w:t xml:space="preserve">The adjustable frame provides three degrees of freedom: two rotations and translational adjustment of the force application point by repositioning the hook attachment along the beam's length. An additional winch mounted on the upper frame </w:t>
+      </w:r>
+      <w:proofErr w:type="gramStart"/>
+      <w:r>
+        <w:t>applies</w:t>
+      </w:r>
+      <w:proofErr w:type="gramEnd"/>
+      <w:r>
+        <w:t xml:space="preserve"> a target</w:t>
       </w:r>
       <w:r>
         <w:t xml:space="preserve"> </w:t>
@@ -2507,13 +6434,14 @@
     <w:tbl>
       <w:tblPr>
         <w:tblStyle w:val="TableGrid"/>
-        <w:tblW w:w="4215" w:type="dxa"/>
+        <w:tblW w:w="6835" w:type="dxa"/>
         <w:tblLook w:val="04A0" w:firstRow="1" w:lastRow="0" w:firstColumn="1" w:lastColumn="0" w:noHBand="0" w:noVBand="1"/>
       </w:tblPr>
       <w:tblGrid>
         <w:gridCol w:w="1458"/>
         <w:gridCol w:w="1128"/>
-        <w:gridCol w:w="1629"/>
+        <w:gridCol w:w="1999"/>
+        <w:gridCol w:w="2250"/>
       </w:tblGrid>
       <w:tr>
         <w:tc>
@@ -2572,7 +6500,7 @@
         </w:tc>
         <w:tc>
           <w:tcPr>
-            <w:tcW w:w="1629" w:type="dxa"/>
+            <w:tcW w:w="1999" w:type="dxa"/>
           </w:tcPr>
           <w:p>
             <w:pPr>
@@ -2581,6 +6509,62 @@
                 <w:bCs/>
               </w:rPr>
             </w:pPr>
+            <w:r>
+              <w:rPr>
+                <w:b/>
+                <w:bCs/>
+              </w:rPr>
+              <w:t xml:space="preserve">Proximal </w:t>
+            </w:r>
+            <w:r>
+              <w:rPr>
+                <w:b/>
+                <w:bCs/>
+              </w:rPr>
+              <w:t>Radius</w:t>
+            </w:r>
+          </w:p>
+          <w:p>
+            <w:pPr>
+              <w:rPr>
+                <w:b/>
+                <w:bCs/>
+              </w:rPr>
+            </w:pPr>
+            <w:r>
+              <w:rPr>
+                <w:b/>
+                <w:bCs/>
+              </w:rPr>
+              <w:t>(mm)</w:t>
+            </w:r>
+          </w:p>
+        </w:tc>
+        <w:tc>
+          <w:tcPr>
+            <w:tcW w:w="2250" w:type="dxa"/>
+          </w:tcPr>
+          <w:p>
+            <w:pPr>
+              <w:rPr>
+                <w:b/>
+                <w:bCs/>
+              </w:rPr>
+            </w:pPr>
+            <w:r>
+              <w:rPr>
+                <w:b/>
+                <w:bCs/>
+              </w:rPr>
+              <w:t>Distal</w:t>
+            </w:r>
+            <w:r>
+              <w:rPr>
+                <w:b/>
+                <w:bCs/>
+              </w:rPr>
+              <w:t xml:space="preserve"> </w:t>
+            </w:r>
             <w:r>
               <w:rPr>
                 <w:b/>
@@ -2623,17 +6607,69 @@
           </w:tcPr>
           <w:p>
             <w:r>
-              <w:t>20</w:t>
+              <w:t>200</w:t>
             </w:r>
           </w:p>
         </w:tc>
         <w:tc>
           <w:tcPr>
-            <w:tcW w:w="1629" w:type="dxa"/>
+            <w:tcW w:w="1999" w:type="dxa"/>
           </w:tcPr>
           <w:p>
             <w:r>
               <w:t>1.75</w:t>
+            </w:r>
+          </w:p>
+        </w:tc>
+        <w:tc>
+          <w:tcPr>
+            <w:tcW w:w="2250" w:type="dxa"/>
+          </w:tcPr>
+          <w:p>
+            <w:r>
+              <w:t>1.75</w:t>
+            </w:r>
+          </w:p>
+        </w:tc>
+      </w:tr>
+      <w:tr>
+        <w:tc>
+          <w:tcPr>
+            <w:tcW w:w="1458" w:type="dxa"/>
+          </w:tcPr>
+          <w:p>
+            <w:r>
+              <w:t>Tapered</w:t>
+            </w:r>
+          </w:p>
+        </w:tc>
+        <w:tc>
+          <w:tcPr>
+            <w:tcW w:w="1128" w:type="dxa"/>
+          </w:tcPr>
+          <w:p>
+            <w:r>
+              <w:t>200</w:t>
+            </w:r>
+          </w:p>
+        </w:tc>
+        <w:tc>
+          <w:tcPr>
+            <w:tcW w:w="1999" w:type="dxa"/>
+          </w:tcPr>
+          <w:p>
+            <w:r>
+              <w:t>2.00</w:t>
+            </w:r>
+          </w:p>
+        </w:tc>
+        <w:tc>
+          <w:tcPr>
+            <w:tcW w:w="2250" w:type="dxa"/>
+          </w:tcPr>
+          <w:p>
+            <w:r>
+              <w:t>1.25</w:t>
             </w:r>
           </w:p>
         </w:tc>
@@ -2655,13 +6691,14 @@
           </w:tcPr>
           <w:p>
             <w:r>
-              <w:t>20</w:t>
+              <w:t>200</w:t>
             </w:r>
           </w:p>
         </w:tc>
         <w:tc>
           <w:tcPr>
-            <w:tcW w:w="1629" w:type="dxa"/>
+            <w:tcW w:w="4249" w:type="dxa"/>
+            <w:gridSpan w:val="2"/>
           </w:tcPr>
           <w:p>
             <w:r>
@@ -3192,6 +7229,17 @@
       <w:pPr>
         <w:pStyle w:val="Heading2"/>
         <w:rPr>
+          <w:rFonts w:eastAsiaTheme="minorEastAsia"/>
+          <w:b/>
+          <w:bCs/>
+        </w:rPr>
+      </w:pPr>
+    </w:p>
+    <w:p/>
+    <w:p>
+      <w:pPr>
+        <w:pStyle w:val="Heading2"/>
+        <w:rPr>
           <w:rFonts w:eastAsiaTheme="minorHAnsi"/>
           <w:b/>
           <w:bCs/>
@@ -3218,6 +7266,12 @@
           <w:rFonts w:eastAsiaTheme="minorEastAsia"/>
         </w:rPr>
         <w:t>The forward model is computed using</w:t>
+      </w:r>
+      <w:r>
+        <w:rPr>
+          <w:rFonts w:eastAsiaTheme="minorEastAsia"/>
+        </w:rPr>
+        <w:t xml:space="preserve"> an author-created MATLAB function</w:t>
       </w:r>
       <w:r>
         <w:rPr>
@@ -3735,17 +7789,54 @@
           </m:e>
         </m:d>
       </m:oMath>
+    </w:p>
+    <w:p>
+      <w:pPr>
+        <w:rPr>
+          <w:rFonts w:eastAsiaTheme="minorEastAsia"/>
+        </w:rPr>
+      </w:pPr>
+      <w:r>
+        <w:rPr>
+          <w:rFonts w:eastAsiaTheme="minorEastAsia"/>
+          <w:b/>
+          <w:bCs/>
+        </w:rPr>
+        <w:t>Method</w:t>
+      </w:r>
+      <w:r>
+        <w:rPr>
+          <w:rFonts w:eastAsiaTheme="minorEastAsia"/>
+        </w:rPr>
+        <w:t xml:space="preserve">: </w:t>
+      </w:r>
+      <w:proofErr w:type="spellStart"/>
+      <w:r>
+        <w:rPr>
+          <w:rFonts w:eastAsiaTheme="minorEastAsia"/>
+        </w:rPr>
+        <w:t>SoRoSim</w:t>
+      </w:r>
+      <w:proofErr w:type="spellEnd"/>
       <w:r>
         <w:rPr>
           <w:rFonts w:eastAsiaTheme="minorEastAsia"/>
         </w:rPr>
         <w:t xml:space="preserve"> </w:t>
       </w:r>
-      <w:r>
-        <w:rPr>
-          <w:rFonts w:eastAsiaTheme="minorEastAsia"/>
-        </w:rPr>
-        <w:t>computed by the SoRoSim statics() function</w:t>
+      <w:proofErr w:type="gramStart"/>
+      <w:r>
+        <w:rPr>
+          <w:rFonts w:eastAsiaTheme="minorEastAsia"/>
+        </w:rPr>
+        <w:t>statics(</w:t>
+      </w:r>
+      <w:proofErr w:type="gramEnd"/>
+      <w:r>
+        <w:rPr>
+          <w:rFonts w:eastAsiaTheme="minorEastAsia"/>
+        </w:rPr>
+        <w:t>) function</w:t>
       </w:r>
     </w:p>
     <w:p>
@@ -4173,6 +8264,85 @@
     </w:p>
     <w:p>
       <w:pPr>
+        <w:rPr>
+          <w:rFonts w:eastAsiaTheme="minorEastAsia"/>
+        </w:rPr>
+      </w:pPr>
+      <w:r>
+        <w:rPr>
+          <w:rFonts w:eastAsiaTheme="minorEastAsia"/>
+        </w:rPr>
+        <w:t xml:space="preserve">The function takes a user-defined input force and passes it to a custom function that computes the corresponding discretized Gaussian distribution and applies it to the robot. It then runs </w:t>
+      </w:r>
+      <w:proofErr w:type="spellStart"/>
+      <w:r>
+        <w:rPr>
+          <w:rFonts w:eastAsiaTheme="minorEastAsia"/>
+        </w:rPr>
+        <w:t>SoRoSim's</w:t>
+      </w:r>
+      <w:proofErr w:type="spellEnd"/>
+      <w:r>
+        <w:rPr>
+          <w:rFonts w:eastAsiaTheme="minorEastAsia"/>
+        </w:rPr>
+        <w:t xml:space="preserve"> statics function to perform a static equilibrium simulation. </w:t>
+      </w:r>
+      <w:proofErr w:type="spellStart"/>
+      <w:r>
+        <w:rPr>
+          <w:rFonts w:eastAsiaTheme="minorEastAsia"/>
+        </w:rPr>
+        <w:t>SoRoSim</w:t>
+      </w:r>
+      <w:proofErr w:type="spellEnd"/>
+      <w:r>
+        <w:rPr>
+          <w:rFonts w:eastAsiaTheme="minorEastAsia"/>
+        </w:rPr>
+        <w:t xml:space="preserve"> outputs the proximal wrench required to hold this quasistatic equilibrium configuration under the applied </w:t>
+      </w:r>
+      <w:proofErr w:type="gramStart"/>
+      <w:r>
+        <w:rPr>
+          <w:rFonts w:eastAsiaTheme="minorEastAsia"/>
+        </w:rPr>
+        <w:t>load, and</w:t>
+      </w:r>
+      <w:proofErr w:type="gramEnd"/>
+      <w:r>
+        <w:rPr>
+          <w:rFonts w:eastAsiaTheme="minorEastAsia"/>
+        </w:rPr>
+        <w:t xml:space="preserve"> can optionally return the transformation matrix and Jacobian at each significant point.</w:t>
+      </w:r>
+      <w:r>
+        <w:rPr>
+          <w:rFonts w:eastAsiaTheme="minorEastAsia"/>
+        </w:rPr>
+        <w:t xml:space="preserve"> </w:t>
+      </w:r>
+      <w:r>
+        <w:rPr>
+          <w:rFonts w:eastAsiaTheme="minorEastAsia"/>
+        </w:rPr>
+        <w:t xml:space="preserve">The proximal wrench is </w:t>
+      </w:r>
+      <w:r>
+        <w:rPr>
+          <w:rFonts w:eastAsiaTheme="minorEastAsia"/>
+        </w:rPr>
+        <w:t xml:space="preserve">then </w:t>
+      </w:r>
+      <w:r>
+        <w:rPr>
+          <w:rFonts w:eastAsiaTheme="minorEastAsia"/>
+        </w:rPr>
+        <w:t>returned to the user. An optional plotting function can then visualize the deflected backbone and tendon shapes along with the applied forces, using the transformation matrices.</w:t>
+      </w:r>
+    </w:p>
+    <w:p>
+      <w:pPr>
         <w:pStyle w:val="Heading2"/>
         <w:rPr>
           <w:rFonts w:eastAsiaTheme="minorEastAsia"/>
@@ -4235,6 +8405,18 @@
           <w:rFonts w:eastAsiaTheme="minorEastAsia"/>
         </w:rPr>
         <w:t>computed using</w:t>
+      </w:r>
+      <w:r>
+        <w:rPr>
+          <w:rFonts w:eastAsiaTheme="minorEastAsia"/>
+        </w:rPr>
+        <w:t xml:space="preserve"> </w:t>
+      </w:r>
+      <w:r>
+        <w:rPr>
+          <w:rFonts w:eastAsiaTheme="minorEastAsia"/>
+        </w:rPr>
+        <w:t>an author-created MATLAB function</w:t>
       </w:r>
       <w:r>
         <w:rPr>
@@ -5036,41 +9218,149 @@
       <w:r>
         <w:rPr>
           <w:rFonts w:eastAsiaTheme="minorEastAsia"/>
-        </w:rPr>
-        <w:t>The inverse model employs a shooting method to minimize a residual:</w:t>
-      </w:r>
-      <w:r>
-        <w:rPr>
-          <w:rFonts w:eastAsiaTheme="minorEastAsia"/>
+          <w:b/>
+          <w:bCs/>
+        </w:rPr>
+        <w:t>Method:</w:t>
+      </w:r>
+      <w:r>
+        <w:rPr>
+          <w:rFonts w:eastAsiaTheme="minorEastAsia"/>
+          <w:b/>
+          <w:bCs/>
+        </w:rPr>
+        <w:t xml:space="preserve"> </w:t>
+      </w:r>
+      <w:r>
+        <w:rPr>
+          <w:rFonts w:eastAsiaTheme="minorEastAsia"/>
+          <w:b/>
+          <w:bCs/>
         </w:rPr>
         <w:br/>
       </w:r>
+      <w:r>
+        <w:rPr>
+          <w:rFonts w:eastAsiaTheme="minorEastAsia"/>
+        </w:rPr>
+        <w:t xml:space="preserve">This function finds the force </w:t>
+      </w:r>
+      <m:oMath>
+        <m:acc>
+          <m:accPr>
+            <m:ctrlPr>
+              <w:rPr>
+                <w:rFonts w:ascii="Cambria Math" w:eastAsiaTheme="minorEastAsia" w:hAnsi="Cambria Math"/>
+                <w:i/>
+              </w:rPr>
+            </m:ctrlPr>
+          </m:accPr>
+          <m:e>
+            <m:r>
+              <w:rPr>
+                <w:rFonts w:ascii="Cambria Math" w:eastAsiaTheme="minorEastAsia" w:hAnsi="Cambria Math"/>
+              </w:rPr>
+              <m:t>x</m:t>
+            </m:r>
+          </m:e>
+        </m:acc>
+      </m:oMath>
+      <w:r>
+        <w:rPr>
+          <w:rFonts w:eastAsiaTheme="minorEastAsia"/>
+        </w:rPr>
+        <w:t xml:space="preserve"> that minimizes the difference between the measured wrench </w:t>
+      </w:r>
+      <m:oMath>
+        <m:sSub>
+          <m:sSubPr>
+            <m:ctrlPr>
+              <w:rPr>
+                <w:rFonts w:ascii="Cambria Math" w:eastAsiaTheme="minorEastAsia" w:hAnsi="Cambria Math"/>
+                <w:i/>
+              </w:rPr>
+            </m:ctrlPr>
+          </m:sSubPr>
+          <m:e>
+            <m:r>
+              <w:rPr>
+                <w:rFonts w:ascii="Cambria Math" w:eastAsiaTheme="minorEastAsia" w:hAnsi="Cambria Math"/>
+              </w:rPr>
+              <m:t>W</m:t>
+            </m:r>
+          </m:e>
+          <m:sub>
+            <m:r>
+              <w:rPr>
+                <w:rFonts w:ascii="Cambria Math" w:eastAsiaTheme="minorEastAsia" w:hAnsi="Cambria Math"/>
+              </w:rPr>
+              <m:t>m</m:t>
+            </m:r>
+          </m:sub>
+        </m:sSub>
+      </m:oMath>
+      <w:r>
+        <w:rPr>
+          <w:rFonts w:eastAsiaTheme="minorEastAsia"/>
+        </w:rPr>
+        <w:t xml:space="preserve"> and the simulated wrench </w:t>
+      </w:r>
+      <m:oMath>
+        <m:r>
+          <w:rPr>
+            <w:rFonts w:ascii="Cambria Math" w:eastAsiaTheme="minorEastAsia" w:hAnsi="Cambria Math"/>
+          </w:rPr>
+          <m:t>W</m:t>
+        </m:r>
+      </m:oMath>
+      <w:r>
+        <w:rPr>
+          <w:rFonts w:eastAsiaTheme="minorEastAsia"/>
+        </w:rPr>
+        <w:t xml:space="preserve"> computed using the forward model. The optimal force is </w:t>
+      </w:r>
+      <w:r>
+        <w:rPr>
+          <w:rFonts w:eastAsiaTheme="minorEastAsia"/>
+        </w:rPr>
+        <w:lastRenderedPageBreak/>
+        <w:t xml:space="preserve">the one that, when passed through the forward model, produces a wrench most closely matching the measurement. We calculate </w:t>
+      </w:r>
+      <m:oMath>
+        <m:acc>
+          <m:accPr>
+            <m:ctrlPr>
+              <w:rPr>
+                <w:rFonts w:ascii="Cambria Math" w:eastAsiaTheme="minorEastAsia" w:hAnsi="Cambria Math"/>
+                <w:i/>
+              </w:rPr>
+            </m:ctrlPr>
+          </m:accPr>
+          <m:e>
+            <m:r>
+              <w:rPr>
+                <w:rFonts w:ascii="Cambria Math" w:eastAsiaTheme="minorEastAsia" w:hAnsi="Cambria Math"/>
+              </w:rPr>
+              <m:t>x</m:t>
+            </m:r>
+          </m:e>
+        </m:acc>
+      </m:oMath>
+      <w:r>
+        <w:rPr>
+          <w:rFonts w:eastAsiaTheme="minorEastAsia"/>
+        </w:rPr>
+        <w:t xml:space="preserve"> using MATLAB's nonlinear least-squares solver (lsqnonlin) with MultiStart to minimize the weighted residual:</w:t>
+      </w:r>
+    </w:p>
+    <w:p>
+      <w:pPr>
+        <w:rPr>
+          <w:rFonts w:eastAsiaTheme="minorEastAsia"/>
+        </w:rPr>
+      </w:pPr>
       <m:oMathPara>
         <m:oMath>
-          <m:acc>
-            <m:accPr>
-              <m:ctrlPr>
-                <w:rPr>
-                  <w:rFonts w:ascii="Cambria Math" w:eastAsiaTheme="minorEastAsia" w:hAnsi="Cambria Math"/>
-                  <w:i/>
-                </w:rPr>
-              </m:ctrlPr>
-            </m:accPr>
-            <m:e>
-              <m:r>
-                <w:rPr>
-                  <w:rFonts w:ascii="Cambria Math" w:eastAsiaTheme="minorEastAsia" w:hAnsi="Cambria Math"/>
-                </w:rPr>
-                <m:t>x</m:t>
-              </m:r>
-            </m:e>
-          </m:acc>
-          <m:r>
-            <w:rPr>
-              <w:rFonts w:ascii="Cambria Math" w:eastAsiaTheme="minorEastAsia" w:hAnsi="Cambria Math"/>
-            </w:rPr>
-            <m:t>=</m:t>
-          </m:r>
           <m:func>
             <m:funcPr>
               <m:ctrlPr>
@@ -5098,7 +9388,7 @@
                     <w:rPr>
                       <w:rFonts w:ascii="Cambria Math" w:hAnsi="Cambria Math"/>
                     </w:rPr>
-                    <m:t>argmin</m:t>
+                    <m:t>min</m:t>
                   </m:r>
                 </m:e>
                 <m:lim>
@@ -5106,88 +9396,104 @@
                     <w:rPr>
                       <w:rFonts w:ascii="Cambria Math" w:eastAsiaTheme="minorEastAsia" w:hAnsi="Cambria Math"/>
                     </w:rPr>
-                    <m:t>l≤x≤u</m:t>
+                    <m:t>x</m:t>
                   </m:r>
                 </m:lim>
               </m:limLow>
             </m:fName>
             <m:e>
-              <m:f>
-                <m:fPr>
+              <m:sSup>
+                <m:sSupPr>
                   <m:ctrlPr>
                     <w:rPr>
                       <w:rFonts w:ascii="Cambria Math" w:eastAsiaTheme="minorEastAsia" w:hAnsi="Cambria Math"/>
                       <w:i/>
                     </w:rPr>
                   </m:ctrlPr>
-                </m:fPr>
-                <m:num>
-                  <m:r>
-                    <w:rPr>
-                      <w:rFonts w:ascii="Cambria Math" w:eastAsiaTheme="minorEastAsia" w:hAnsi="Cambria Math"/>
-                    </w:rPr>
-                    <m:t>1</m:t>
-                  </m:r>
-                </m:num>
-                <m:den>
+                </m:sSupPr>
+                <m:e>
+                  <m:d>
+                    <m:dPr>
+                      <m:begChr m:val="‖"/>
+                      <m:endChr m:val="‖"/>
+                      <m:ctrlPr>
+                        <w:rPr>
+                          <w:rFonts w:ascii="Cambria Math" w:eastAsiaTheme="minorEastAsia" w:hAnsi="Cambria Math"/>
+                          <w:i/>
+                        </w:rPr>
+                      </m:ctrlPr>
+                    </m:dPr>
+                    <m:e>
+                      <m:r>
+                        <w:rPr>
+                          <w:rFonts w:ascii="Cambria Math" w:eastAsiaTheme="minorEastAsia" w:hAnsi="Cambria Math"/>
+                        </w:rPr>
+                        <m:t>W</m:t>
+                      </m:r>
+                      <m:d>
+                        <m:dPr>
+                          <m:ctrlPr>
+                            <w:rPr>
+                              <w:rFonts w:ascii="Cambria Math" w:eastAsiaTheme="minorEastAsia" w:hAnsi="Cambria Math"/>
+                              <w:i/>
+                            </w:rPr>
+                          </m:ctrlPr>
+                        </m:dPr>
+                        <m:e>
+                          <m:r>
+                            <w:rPr>
+                              <w:rFonts w:ascii="Cambria Math" w:eastAsiaTheme="minorEastAsia" w:hAnsi="Cambria Math"/>
+                            </w:rPr>
+                            <m:t>x</m:t>
+                          </m:r>
+                        </m:e>
+                      </m:d>
+                      <m:r>
+                        <w:rPr>
+                          <w:rFonts w:ascii="Cambria Math" w:eastAsiaTheme="minorEastAsia" w:hAnsi="Cambria Math"/>
+                        </w:rPr>
+                        <m:t>-</m:t>
+                      </m:r>
+                      <m:sSub>
+                        <m:sSubPr>
+                          <m:ctrlPr>
+                            <w:rPr>
+                              <w:rFonts w:ascii="Cambria Math" w:eastAsiaTheme="minorEastAsia" w:hAnsi="Cambria Math"/>
+                              <w:i/>
+                            </w:rPr>
+                          </m:ctrlPr>
+                        </m:sSubPr>
+                        <m:e>
+                          <m:r>
+                            <w:rPr>
+                              <w:rFonts w:ascii="Cambria Math" w:eastAsiaTheme="minorEastAsia" w:hAnsi="Cambria Math"/>
+                            </w:rPr>
+                            <m:t>W</m:t>
+                          </m:r>
+                        </m:e>
+                        <m:sub>
+                          <m:r>
+                            <w:rPr>
+                              <w:rFonts w:ascii="Cambria Math" w:eastAsiaTheme="minorEastAsia" w:hAnsi="Cambria Math"/>
+                            </w:rPr>
+                            <m:t>m</m:t>
+                          </m:r>
+                        </m:sub>
+                      </m:sSub>
+                    </m:e>
+                  </m:d>
+                </m:e>
+                <m:sup>
                   <m:r>
                     <w:rPr>
                       <w:rFonts w:ascii="Cambria Math" w:eastAsiaTheme="minorEastAsia" w:hAnsi="Cambria Math"/>
                     </w:rPr>
                     <m:t>2</m:t>
                   </m:r>
-                </m:den>
-              </m:f>
+                </m:sup>
+              </m:sSup>
             </m:e>
           </m:func>
-          <m:sSubSup>
-            <m:sSubSupPr>
-              <m:ctrlPr>
-                <w:rPr>
-                  <w:rFonts w:ascii="Cambria Math" w:eastAsiaTheme="minorEastAsia" w:hAnsi="Cambria Math"/>
-                  <w:i/>
-                </w:rPr>
-              </m:ctrlPr>
-            </m:sSubSupPr>
-            <m:e>
-              <m:d>
-                <m:dPr>
-                  <m:begChr m:val="‖"/>
-                  <m:endChr m:val="‖"/>
-                  <m:ctrlPr>
-                    <w:rPr>
-                      <w:rFonts w:ascii="Cambria Math" w:eastAsiaTheme="minorEastAsia" w:hAnsi="Cambria Math"/>
-                      <w:i/>
-                    </w:rPr>
-                  </m:ctrlPr>
-                </m:dPr>
-                <m:e>
-                  <m:r>
-                    <w:rPr>
-                      <w:rFonts w:ascii="Cambria Math" w:eastAsiaTheme="minorEastAsia" w:hAnsi="Cambria Math"/>
-                    </w:rPr>
-                    <m:t>r</m:t>
-                  </m:r>
-                </m:e>
-              </m:d>
-            </m:e>
-            <m:sub>
-              <m:r>
-                <w:rPr>
-                  <w:rFonts w:ascii="Cambria Math" w:eastAsiaTheme="minorEastAsia" w:hAnsi="Cambria Math"/>
-                </w:rPr>
-                <m:t>2</m:t>
-              </m:r>
-            </m:sub>
-            <m:sup>
-              <m:r>
-                <w:rPr>
-                  <w:rFonts w:ascii="Cambria Math" w:eastAsiaTheme="minorEastAsia" w:hAnsi="Cambria Math"/>
-                </w:rPr>
-                <m:t>2</m:t>
-              </m:r>
-            </m:sup>
-          </m:sSubSup>
         </m:oMath>
       </m:oMathPara>
     </w:p>
@@ -5201,180 +9507,6 @@
         <w:rPr>
           <w:rFonts w:eastAsiaTheme="minorEastAsia"/>
         </w:rPr>
-        <w:t>where the residual is:</w:t>
-      </w:r>
-    </w:p>
-    <w:p>
-      <w:pPr>
-        <w:rPr>
-          <w:rFonts w:eastAsiaTheme="minorEastAsia"/>
-        </w:rPr>
-      </w:pPr>
-      <m:oMathPara>
-        <m:oMath>
-          <m:r>
-            <w:rPr>
-              <w:rFonts w:ascii="Cambria Math" w:eastAsiaTheme="minorEastAsia" w:hAnsi="Cambria Math"/>
-            </w:rPr>
-            <m:t>r</m:t>
-          </m:r>
-          <m:d>
-            <m:dPr>
-              <m:ctrlPr>
-                <w:rPr>
-                  <w:rFonts w:ascii="Cambria Math" w:eastAsiaTheme="minorEastAsia" w:hAnsi="Cambria Math"/>
-                  <w:i/>
-                </w:rPr>
-              </m:ctrlPr>
-            </m:dPr>
-            <m:e>
-              <m:r>
-                <w:rPr>
-                  <w:rFonts w:ascii="Cambria Math" w:eastAsiaTheme="minorEastAsia" w:hAnsi="Cambria Math"/>
-                </w:rPr>
-                <m:t>x</m:t>
-              </m:r>
-            </m:e>
-          </m:d>
-          <m:r>
-            <w:rPr>
-              <w:rFonts w:ascii="Cambria Math" w:eastAsiaTheme="minorEastAsia" w:hAnsi="Cambria Math"/>
-            </w:rPr>
-            <m:t xml:space="preserve">= </m:t>
-          </m:r>
-          <m:sSub>
-            <m:sSubPr>
-              <m:ctrlPr>
-                <w:rPr>
-                  <w:rFonts w:ascii="Cambria Math" w:eastAsiaTheme="minorEastAsia" w:hAnsi="Cambria Math"/>
-                  <w:i/>
-                </w:rPr>
-              </m:ctrlPr>
-            </m:sSubPr>
-            <m:e>
-              <m:r>
-                <w:rPr>
-                  <w:rFonts w:ascii="Cambria Math" w:eastAsiaTheme="minorEastAsia" w:hAnsi="Cambria Math"/>
-                </w:rPr>
-                <m:t>S</m:t>
-              </m:r>
-            </m:e>
-            <m:sub>
-              <m:r>
-                <w:rPr>
-                  <w:rFonts w:ascii="Cambria Math" w:eastAsiaTheme="minorEastAsia" w:hAnsi="Cambria Math"/>
-                </w:rPr>
-                <m:t>6</m:t>
-              </m:r>
-            </m:sub>
-          </m:sSub>
-          <m:d>
-            <m:dPr>
-              <m:ctrlPr>
-                <w:rPr>
-                  <w:rFonts w:ascii="Cambria Math" w:eastAsiaTheme="minorEastAsia" w:hAnsi="Cambria Math"/>
-                  <w:i/>
-                </w:rPr>
-              </m:ctrlPr>
-            </m:dPr>
-            <m:e>
-              <m:r>
-                <w:rPr>
-                  <w:rFonts w:ascii="Cambria Math" w:eastAsiaTheme="minorEastAsia" w:hAnsi="Cambria Math"/>
-                </w:rPr>
-                <m:t>W</m:t>
-              </m:r>
-              <m:d>
-                <m:dPr>
-                  <m:ctrlPr>
-                    <w:rPr>
-                      <w:rFonts w:ascii="Cambria Math" w:eastAsiaTheme="minorEastAsia" w:hAnsi="Cambria Math"/>
-                      <w:i/>
-                    </w:rPr>
-                  </m:ctrlPr>
-                </m:dPr>
-                <m:e>
-                  <m:r>
-                    <w:rPr>
-                      <w:rFonts w:ascii="Cambria Math" w:eastAsiaTheme="minorEastAsia" w:hAnsi="Cambria Math"/>
-                    </w:rPr>
-                    <m:t>x,</m:t>
-                  </m:r>
-                  <m:sSub>
-                    <m:sSubPr>
-                      <m:ctrlPr>
-                        <w:rPr>
-                          <w:rFonts w:ascii="Cambria Math" w:eastAsiaTheme="minorEastAsia" w:hAnsi="Cambria Math"/>
-                          <w:i/>
-                        </w:rPr>
-                      </m:ctrlPr>
-                    </m:sSubPr>
-                    <m:e>
-                      <m:r>
-                        <w:rPr>
-                          <w:rFonts w:ascii="Cambria Math" w:eastAsiaTheme="minorEastAsia" w:hAnsi="Cambria Math"/>
-                        </w:rPr>
-                        <m:t>τ</m:t>
-                      </m:r>
-                    </m:e>
-                    <m:sub>
-                      <m:r>
-                        <w:rPr>
-                          <w:rFonts w:ascii="Cambria Math" w:eastAsiaTheme="minorEastAsia" w:hAnsi="Cambria Math"/>
-                        </w:rPr>
-                        <m:t>m</m:t>
-                      </m:r>
-                    </m:sub>
-                  </m:sSub>
-                </m:e>
-              </m:d>
-              <m:r>
-                <w:rPr>
-                  <w:rFonts w:ascii="Cambria Math" w:eastAsiaTheme="minorEastAsia" w:hAnsi="Cambria Math"/>
-                </w:rPr>
-                <m:t>-</m:t>
-              </m:r>
-              <m:sSub>
-                <m:sSubPr>
-                  <m:ctrlPr>
-                    <w:rPr>
-                      <w:rFonts w:ascii="Cambria Math" w:eastAsiaTheme="minorEastAsia" w:hAnsi="Cambria Math"/>
-                      <w:i/>
-                    </w:rPr>
-                  </m:ctrlPr>
-                </m:sSubPr>
-                <m:e>
-                  <m:r>
-                    <w:rPr>
-                      <w:rFonts w:ascii="Cambria Math" w:eastAsiaTheme="minorEastAsia" w:hAnsi="Cambria Math"/>
-                    </w:rPr>
-                    <m:t>W</m:t>
-                  </m:r>
-                </m:e>
-                <m:sub>
-                  <m:r>
-                    <w:rPr>
-                      <w:rFonts w:ascii="Cambria Math" w:eastAsiaTheme="minorEastAsia" w:hAnsi="Cambria Math"/>
-                    </w:rPr>
-                    <m:t>m</m:t>
-                  </m:r>
-                </m:sub>
-              </m:sSub>
-            </m:e>
-          </m:d>
-        </m:oMath>
-      </m:oMathPara>
-    </w:p>
-    <w:p>
-      <w:pPr>
-        <w:rPr>
-          <w:rFonts w:eastAsiaTheme="minorEastAsia"/>
-        </w:rPr>
-      </w:pPr>
-      <w:r>
-        <w:rPr>
-          <w:rFonts w:eastAsiaTheme="minorEastAsia"/>
-        </w:rPr>
         <w:t xml:space="preserve">Upper and lower bounds </w:t>
       </w:r>
       <m:oMath>
@@ -5382,7 +9514,7 @@
           <w:rPr>
             <w:rFonts w:ascii="Cambria Math" w:eastAsiaTheme="minorEastAsia" w:hAnsi="Cambria Math"/>
           </w:rPr>
-          <m:t>l</m:t>
+          <m:t>l=[0.1, 0.01, 0, 0]</m:t>
         </m:r>
       </m:oMath>
       <w:r>
@@ -5398,12 +9530,71 @@
           </w:rPr>
           <m:t>u</m:t>
         </m:r>
+        <m:r>
+          <w:rPr>
+            <w:rFonts w:ascii="Cambria Math" w:eastAsiaTheme="minorEastAsia" w:hAnsi="Cambria Math"/>
+          </w:rPr>
+          <m:t>=[1, 0.2, 2π, π]</m:t>
+        </m:r>
       </m:oMath>
       <w:r>
         <w:rPr>
           <w:rFonts w:eastAsiaTheme="minorEastAsia"/>
         </w:rPr>
-        <w:t xml:space="preserve"> are defined for the four design variables, an initial guess </w:t>
+        <w:t xml:space="preserve"> </w:t>
+      </w:r>
+      <w:r>
+        <w:rPr>
+          <w:rFonts w:eastAsiaTheme="minorEastAsia"/>
+        </w:rPr>
+        <w:t xml:space="preserve"> constrain the four design variables. The weights/normalization vector adjusts the relative importance of each of the six wrench components in </w:t>
+      </w:r>
+      <w:proofErr w:type="gramStart"/>
+      <w:r>
+        <w:rPr>
+          <w:rFonts w:eastAsiaTheme="minorEastAsia"/>
+        </w:rPr>
+        <w:t>the minimization</w:t>
+      </w:r>
+      <w:proofErr w:type="gramEnd"/>
+      <w:r>
+        <w:rPr>
+          <w:rFonts w:eastAsiaTheme="minorEastAsia"/>
+        </w:rPr>
+        <w:t>.</w:t>
+      </w:r>
+    </w:p>
+    <w:p>
+      <w:pPr>
+        <w:rPr>
+          <w:rFonts w:eastAsiaTheme="minorEastAsia"/>
+        </w:rPr>
+      </w:pPr>
+      <w:r>
+        <w:rPr>
+          <w:rFonts w:eastAsiaTheme="minorEastAsia"/>
+        </w:rPr>
+        <w:t xml:space="preserve">We use </w:t>
+      </w:r>
+      <w:proofErr w:type="spellStart"/>
+      <w:r>
+        <w:rPr>
+          <w:rFonts w:eastAsiaTheme="minorEastAsia"/>
+        </w:rPr>
+        <w:t>MultiStart</w:t>
+      </w:r>
+      <w:proofErr w:type="spellEnd"/>
+      <w:r>
+        <w:rPr>
+          <w:rFonts w:eastAsiaTheme="minorEastAsia"/>
+        </w:rPr>
+        <w:t xml:space="preserve"> to find multiple local solutions by starting from various initial points</w:t>
+      </w:r>
+      <w:r>
+        <w:rPr>
+          <w:rFonts w:eastAsiaTheme="minorEastAsia"/>
+        </w:rPr>
+        <w:t xml:space="preserve"> </w:t>
       </w:r>
       <m:oMath>
         <m:sSub>
@@ -5437,192 +9628,73 @@
         <w:rPr>
           <w:rFonts w:eastAsiaTheme="minorEastAsia"/>
         </w:rPr>
-        <w:t xml:space="preserve"> is selected, and a nonlinear least-squares optimizer using the trust-region-reflective algorithm is applied. The optimizer computes the forward model </w:t>
-      </w:r>
-      <m:oMath>
-        <m:r>
-          <w:rPr>
-            <w:rFonts w:ascii="Cambria Math" w:eastAsiaTheme="minorEastAsia" w:hAnsi="Cambria Math"/>
-          </w:rPr>
-          <m:t>W</m:t>
-        </m:r>
-        <m:d>
-          <m:dPr>
-            <m:ctrlPr>
-              <w:rPr>
-                <w:rFonts w:ascii="Cambria Math" w:eastAsiaTheme="minorEastAsia" w:hAnsi="Cambria Math"/>
-                <w:i/>
-              </w:rPr>
-            </m:ctrlPr>
-          </m:dPr>
-          <m:e>
-            <m:r>
-              <w:rPr>
-                <w:rFonts w:ascii="Cambria Math" w:eastAsiaTheme="minorEastAsia" w:hAnsi="Cambria Math"/>
-              </w:rPr>
-              <m:t>x,</m:t>
-            </m:r>
-            <m:sSub>
-              <m:sSubPr>
-                <m:ctrlPr>
-                  <w:rPr>
-                    <w:rFonts w:ascii="Cambria Math" w:eastAsiaTheme="minorEastAsia" w:hAnsi="Cambria Math"/>
-                    <w:i/>
-                  </w:rPr>
-                </m:ctrlPr>
-              </m:sSubPr>
-              <m:e>
-                <m:r>
-                  <w:rPr>
-                    <w:rFonts w:ascii="Cambria Math" w:eastAsiaTheme="minorEastAsia" w:hAnsi="Cambria Math"/>
-                  </w:rPr>
-                  <m:t>τ</m:t>
-                </m:r>
-              </m:e>
-              <m:sub>
-                <m:r>
-                  <w:rPr>
-                    <w:rFonts w:ascii="Cambria Math" w:eastAsiaTheme="minorEastAsia" w:hAnsi="Cambria Math"/>
-                  </w:rPr>
-                  <m:t>m</m:t>
-                </m:r>
-              </m:sub>
-            </m:sSub>
-          </m:e>
-        </m:d>
-      </m:oMath>
-      <w:r>
-        <w:rPr>
-          <w:rFonts w:eastAsiaTheme="minorEastAsia"/>
-        </w:rPr>
-        <w:t xml:space="preserve"> </w:t>
-      </w:r>
-      <w:r>
-        <w:rPr>
-          <w:rFonts w:eastAsiaTheme="minorEastAsia"/>
-        </w:rPr>
-        <w:t>and compares it to the measured target</w:t>
-      </w:r>
-      <w:r>
-        <w:rPr>
-          <w:rFonts w:eastAsiaTheme="minorEastAsia"/>
-        </w:rPr>
-        <w:t xml:space="preserve"> </w:t>
-      </w:r>
-      <m:oMath>
-        <m:sSub>
-          <m:sSubPr>
-            <m:ctrlPr>
-              <w:rPr>
-                <w:rFonts w:ascii="Cambria Math" w:eastAsiaTheme="minorEastAsia" w:hAnsi="Cambria Math"/>
-                <w:i/>
-              </w:rPr>
-            </m:ctrlPr>
-          </m:sSubPr>
-          <m:e>
-            <m:r>
-              <w:rPr>
-                <w:rFonts w:ascii="Cambria Math" w:eastAsiaTheme="minorEastAsia" w:hAnsi="Cambria Math"/>
-              </w:rPr>
-              <m:t>W</m:t>
-            </m:r>
-          </m:e>
-          <m:sub>
-            <m:r>
-              <w:rPr>
-                <w:rFonts w:ascii="Cambria Math" w:eastAsiaTheme="minorEastAsia" w:hAnsi="Cambria Math"/>
-              </w:rPr>
-              <m:t>m</m:t>
-            </m:r>
-          </m:sub>
-        </m:sSub>
-      </m:oMath>
-      <w:r>
-        <w:rPr>
-          <w:rFonts w:eastAsiaTheme="minorEastAsia"/>
-        </w:rPr>
-        <w:t xml:space="preserve"> </w:t>
-      </w:r>
-      <w:r>
-        <w:rPr>
-          <w:rFonts w:eastAsiaTheme="minorEastAsia"/>
-        </w:rPr>
-        <w:t xml:space="preserve">to form the residual with weights/normalization </w:t>
-      </w:r>
-      <m:oMath>
-        <m:sSub>
-          <m:sSubPr>
-            <m:ctrlPr>
-              <w:rPr>
-                <w:rFonts w:ascii="Cambria Math" w:eastAsiaTheme="minorEastAsia" w:hAnsi="Cambria Math"/>
-                <w:i/>
-              </w:rPr>
-            </m:ctrlPr>
-          </m:sSubPr>
-          <m:e>
-            <m:r>
-              <w:rPr>
-                <w:rFonts w:ascii="Cambria Math" w:eastAsiaTheme="minorEastAsia" w:hAnsi="Cambria Math"/>
-              </w:rPr>
-              <m:t>S</m:t>
-            </m:r>
-          </m:e>
-          <m:sub>
-            <m:r>
-              <w:rPr>
-                <w:rFonts w:ascii="Cambria Math" w:eastAsiaTheme="minorEastAsia" w:hAnsi="Cambria Math"/>
-              </w:rPr>
-              <m:t>6</m:t>
-            </m:r>
-          </m:sub>
-        </m:sSub>
-        <m:r>
-          <w:rPr>
-            <w:rFonts w:ascii="Cambria Math" w:eastAsiaTheme="minorEastAsia" w:hAnsi="Cambria Math"/>
-          </w:rPr>
-          <m:t>∈</m:t>
-        </m:r>
-        <m:sSup>
-          <m:sSupPr>
-            <m:ctrlPr>
-              <w:rPr>
-                <w:rFonts w:ascii="Cambria Math" w:eastAsiaTheme="minorEastAsia" w:hAnsi="Cambria Math"/>
-                <w:i/>
-              </w:rPr>
-            </m:ctrlPr>
-          </m:sSupPr>
-          <m:e>
-            <m:r>
-              <m:rPr>
-                <m:scr m:val="double-struck"/>
-              </m:rPr>
-              <w:rPr>
-                <w:rFonts w:ascii="Cambria Math" w:eastAsiaTheme="minorEastAsia" w:hAnsi="Cambria Math"/>
-              </w:rPr>
-              <m:t>R</m:t>
-            </m:r>
-          </m:e>
-          <m:sup>
-            <m:r>
-              <w:rPr>
-                <w:rFonts w:ascii="Cambria Math" w:eastAsiaTheme="minorEastAsia" w:hAnsi="Cambria Math"/>
-              </w:rPr>
-              <m:t>6</m:t>
-            </m:r>
-          </m:sup>
-        </m:sSup>
-      </m:oMath>
-      <w:r>
-        <w:rPr>
-          <w:rFonts w:eastAsiaTheme="minorEastAsia"/>
-        </w:rPr>
-        <w:t xml:space="preserve">. </w:t>
-      </w:r>
-      <w:r>
-        <w:rPr>
-          <w:rFonts w:eastAsiaTheme="minorEastAsia"/>
-        </w:rPr>
-        <w:t>The optimizer iteratively seeks design variables that minimize the residual until an acceptable optimality tolerance is achieved.</w:t>
+        <w:t>, preventing the solver from getting trapped in local minima. This approach provide</w:t>
+      </w:r>
+      <w:r>
+        <w:rPr>
+          <w:rFonts w:eastAsiaTheme="minorEastAsia"/>
+        </w:rPr>
+        <w:t>d</w:t>
+      </w:r>
+      <w:r>
+        <w:rPr>
+          <w:rFonts w:eastAsiaTheme="minorEastAsia"/>
+        </w:rPr>
+        <w:t xml:space="preserve"> faster and more accurate convergence than gradient-free methods</w:t>
+      </w:r>
+      <w:r>
+        <w:rPr>
+          <w:rFonts w:eastAsiaTheme="minorEastAsia"/>
+        </w:rPr>
+        <w:t xml:space="preserve">, </w:t>
+      </w:r>
+      <w:r>
+        <w:rPr>
+          <w:rFonts w:eastAsiaTheme="minorEastAsia"/>
+        </w:rPr>
+        <w:t>like genetic algorithms</w:t>
+      </w:r>
+      <w:r>
+        <w:rPr>
+          <w:rFonts w:eastAsiaTheme="minorEastAsia"/>
+        </w:rPr>
+        <w:t>, in this context</w:t>
+      </w:r>
+      <w:r>
+        <w:rPr>
+          <w:rFonts w:eastAsiaTheme="minorEastAsia"/>
+        </w:rPr>
+        <w:t>. Initial guesses are selected from a Sobol sequence—a low-discrepancy quasi-random sequence that fills the search space more uniformly than random sampling, accelerating convergence compared to Monte Carlo methods. The optimization terminates after testing up to 1</w:t>
+      </w:r>
+      <w:r>
+        <w:rPr>
+          <w:rFonts w:eastAsiaTheme="minorEastAsia"/>
+        </w:rPr>
+        <w:t>0</w:t>
+      </w:r>
+      <w:r>
+        <w:rPr>
+          <w:rFonts w:eastAsiaTheme="minorEastAsia"/>
+        </w:rPr>
+        <w:t xml:space="preserve"> initial guesses or when the residual norm falls below 1×10</w:t>
+      </w:r>
+      <w:r>
+        <w:rPr>
+          <w:rFonts w:ascii="Cambria Math" w:eastAsiaTheme="minorEastAsia" w:hAnsi="Cambria Math" w:cs="Cambria Math"/>
+        </w:rPr>
+        <w:t>⁻</w:t>
+      </w:r>
+      <w:r>
+        <w:rPr>
+          <w:rFonts w:ascii="Aptos" w:eastAsiaTheme="minorEastAsia" w:hAnsi="Aptos" w:cs="Aptos"/>
+        </w:rPr>
+        <w:t>⁶</w:t>
+      </w:r>
+      <w:r>
+        <w:rPr>
+          <w:rFonts w:eastAsiaTheme="minorEastAsia"/>
+        </w:rPr>
+        <w:t>.</w:t>
       </w:r>
     </w:p>
     <w:p>
@@ -5636,7 +9708,6 @@
         </w:rPr>
       </w:pPr>
       <w:r>
-        <w:lastRenderedPageBreak/>
         <w:t>T</w:t>
       </w:r>
       <w:r>
@@ -5677,7 +9748,21 @@
         <w:rPr>
           <w:rFonts w:eastAsiaTheme="minorEastAsia"/>
         </w:rPr>
-        <w:t xml:space="preserve"> for two point forces</w:t>
+        <w:t xml:space="preserve"> for </w:t>
+      </w:r>
+      <w:proofErr w:type="gramStart"/>
+      <w:r>
+        <w:rPr>
+          <w:rFonts w:eastAsiaTheme="minorEastAsia"/>
+        </w:rPr>
+        <w:t>two point</w:t>
+      </w:r>
+      <w:proofErr w:type="gramEnd"/>
+      <w:r>
+        <w:rPr>
+          <w:rFonts w:eastAsiaTheme="minorEastAsia"/>
+        </w:rPr>
+        <w:t xml:space="preserve"> forces</w:t>
       </w:r>
       <w:r>
         <w:rPr>
@@ -6463,12 +10548,24 @@
     </w:p>
     <w:p>
       <w:r>
-        <w:t>To determine the number of point forces without camera information, we use an iterative approach. The method begins by minimizing the residual norm with a single point force, then iteratively adds forces until no further improvement is observed. This final configuration identifies the optimal number of forces for the loading case.</w:t>
+        <w:t xml:space="preserve">To determine the number of point forces without camera information, we use an iterative approach. The method begins by minimizing the residual norm with a single point force, then iteratively adds </w:t>
+      </w:r>
+      <w:proofErr w:type="gramStart"/>
+      <w:r>
+        <w:t>forces</w:t>
+      </w:r>
+      <w:proofErr w:type="gramEnd"/>
+      <w:r>
+        <w:t xml:space="preserve"> until no further improvement is observed. This final configuration identifies the optimal number of forces for the loading case.</w:t>
       </w:r>
     </w:p>
     <w:p>
       <w:r>
-        <w:t>This approach is particularly effective when forces have significantly different magnitudes. When small and large forces are applied simultaneously, the proximal wrench of the larger force can dominate the signal, causing the optimizer to incorrectly model two equal forces at the larger force location. The iterative method avoids this pitfall by recognizing when a single force provides a better fit, effectively filtering out negligible smaller forces that would otherwise introduce modeling errors.</w:t>
+        <w:t xml:space="preserve">This approach is particularly effective when forces have significantly different magnitudes. When small and large forces are applied simultaneously, the proximal wrench of the larger force can dominate the signal, causing the optimizer to incorrectly model two equal forces at the larger force location. The iterative method avoids this pitfall by recognizing when a </w:t>
+      </w:r>
+      <w:r>
+        <w:lastRenderedPageBreak/>
+        <w:t>single force provides a better fit, effectively filtering out negligible smaller forces that would otherwise introduce modeling errors.</w:t>
       </w:r>
     </w:p>
     <w:p>
@@ -6595,7 +10692,31 @@
         <w:t xml:space="preserve"> </w:t>
       </w:r>
       <w:r>
-        <w:t>measures how much the outputs change for small input perturbations, quantified through Lipschitz continuity. This ensures local injectivity—that nearby wrenches map to distinct point forces, preventing the inverse model from confusing similar inputs.</w:t>
+        <w:t xml:space="preserve">measures how much the </w:t>
+      </w:r>
+      <w:proofErr w:type="gramStart"/>
+      <w:r>
+        <w:t>outputs</w:t>
+      </w:r>
+      <w:proofErr w:type="gramEnd"/>
+      <w:r>
+        <w:t xml:space="preserve"> </w:t>
+      </w:r>
+      <w:proofErr w:type="gramStart"/>
+      <w:r>
+        <w:t>change</w:t>
+      </w:r>
+      <w:proofErr w:type="gramEnd"/>
+      <w:r>
+        <w:t xml:space="preserve"> for small input perturbations, quantified through Lipschitz continuity. This ensures local injectivity—</w:t>
+      </w:r>
+      <w:proofErr w:type="gramStart"/>
+      <w:r>
+        <w:t>that nearby wrenches</w:t>
+      </w:r>
+      <w:proofErr w:type="gramEnd"/>
+      <w:r>
+        <w:t xml:space="preserve"> map to distinct point forces, preventing the inverse model from confusing similar inputs.</w:t>
       </w:r>
       <w:r>
         <w:t xml:space="preserve"> </w:t>
@@ -6990,7 +11111,6 @@
     </w:p>
     <w:p>
       <w:r>
-        <w:lastRenderedPageBreak/>
         <w:t>If</w:t>
       </w:r>
       <w:r>
@@ -7055,7 +11175,11 @@
         <w:t xml:space="preserve">can be approximated by the minimum singular values of the Jacobian over the domain. </w:t>
       </w:r>
       <w:r>
-        <w:t>For the two</w:t>
+        <w:t xml:space="preserve">For the </w:t>
+      </w:r>
+      <w:proofErr w:type="gramStart"/>
+      <w:r>
+        <w:t>two</w:t>
       </w:r>
       <w:r>
         <w:t xml:space="preserve"> </w:t>
@@ -7063,6 +11187,7 @@
       <w:r>
         <w:t>point</w:t>
       </w:r>
+      <w:proofErr w:type="gramEnd"/>
       <w:r>
         <w:t xml:space="preserve"> force</w:t>
       </w:r>
@@ -7958,6 +12083,7 @@
         <w:rPr>
           <w:rStyle w:val="Heading3Char"/>
         </w:rPr>
+        <w:lastRenderedPageBreak/>
         <w:t>Pairwise separation</w:t>
       </w:r>
       <w:r>
@@ -8455,7 +12581,6 @@
           <w:b/>
           <w:bCs/>
         </w:rPr>
-        <w:lastRenderedPageBreak/>
         <w:t>Optim</w:t>
       </w:r>
       <w:r>
@@ -9245,6 +13370,7 @@
         <w:rPr>
           <w:rFonts w:eastAsiaTheme="minorEastAsia"/>
         </w:rPr>
+        <w:lastRenderedPageBreak/>
         <w:t xml:space="preserve">weighting </w:t>
       </w:r>
       <w:r>
@@ -9964,10 +14090,13 @@
         </w:rPr>
         <w:br/>
       </w:r>
+      <w:r>
+        <w:t xml:space="preserve"> </w:t>
+      </w:r>
     </w:p>
     <w:p>
       <w:pPr>
-        <w:pStyle w:val="Heading2"/>
+        <w:pStyle w:val="Heading1"/>
         <w:rPr>
           <w:b/>
           <w:bCs/>
@@ -9978,104 +14107,61 @@
           <w:b/>
           <w:bCs/>
         </w:rPr>
-        <w:lastRenderedPageBreak/>
-        <w:t>Experiment rules</w:t>
+        <w:t>Citations</w:t>
       </w:r>
     </w:p>
     <w:p>
-      <w:pPr>
-        <w:pStyle w:val="ListParagraph"/>
-        <w:numPr>
-          <w:ilvl w:val="0"/>
-          <w:numId w:val="5"/>
-        </w:numPr>
-        <w:rPr>
-          <w:rFonts w:eastAsiaTheme="minorEastAsia"/>
-        </w:rPr>
-      </w:pPr>
-      <w:r>
-        <w:t xml:space="preserve">Do not adjust the </w:t>
-      </w:r>
-      <w:r>
-        <w:t>frame</w:t>
-      </w:r>
-      <w:r>
-        <w:t xml:space="preserve"> mid-</w:t>
-      </w:r>
-      <w:r>
-        <w:t>trial</w:t>
-      </w:r>
+      <w:r>
+        <w:t xml:space="preserve">[1] </w:t>
+      </w:r>
+      <w:hyperlink r:id="rId13" w:history="1">
+        <w:r>
+          <w:rPr>
+            <w:rStyle w:val="Hyperlink"/>
+          </w:rPr>
+          <w:t>https://ieeexplore.ieee.org/document/9057619</w:t>
+        </w:r>
+      </w:hyperlink>
     </w:p>
     <w:p>
-      <w:pPr>
-        <w:pStyle w:val="ListParagraph"/>
-        <w:numPr>
-          <w:ilvl w:val="0"/>
-          <w:numId w:val="5"/>
-        </w:numPr>
-        <w:rPr>
-          <w:rFonts w:eastAsiaTheme="minorEastAsia"/>
-        </w:rPr>
-      </w:pPr>
-      <w:r>
-        <w:t xml:space="preserve">Always zero </w:t>
-      </w:r>
-      <w:r>
-        <w:t>ATI</w:t>
-      </w:r>
-      <w:r>
-        <w:t xml:space="preserve"> sensor before t</w:t>
-      </w:r>
-      <w:r>
-        <w:t>aking results</w:t>
-      </w:r>
+      <w:r>
+        <w:t xml:space="preserve">[2] </w:t>
+      </w:r>
+      <w:hyperlink r:id="rId14" w:history="1">
+        <w:r>
+          <w:rPr>
+            <w:rStyle w:val="Hyperlink"/>
+          </w:rPr>
+          <w:t>https://ieeexplore.ieee.org/document/5957337</w:t>
+        </w:r>
+      </w:hyperlink>
     </w:p>
     <w:p>
-      <w:pPr>
-        <w:pStyle w:val="ListParagraph"/>
-        <w:numPr>
-          <w:ilvl w:val="0"/>
-          <w:numId w:val="5"/>
-        </w:numPr>
-        <w:rPr>
-          <w:rFonts w:eastAsiaTheme="minorEastAsia"/>
-        </w:rPr>
-      </w:pPr>
-      <w:r>
-        <w:t>Always have force guage in line with string</w:t>
-      </w:r>
+      <w:r>
+        <w:t xml:space="preserve">[3] </w:t>
+      </w:r>
+      <w:hyperlink r:id="rId15" w:history="1">
+        <w:r>
+          <w:rPr>
+            <w:rStyle w:val="Hyperlink"/>
+          </w:rPr>
+          <w:t>https://ieeexplore.ieee.org/document/9816130</w:t>
+        </w:r>
+      </w:hyperlink>
     </w:p>
+    <w:p/>
     <w:p>
       <w:pPr>
-        <w:pStyle w:val="ListParagraph"/>
-        <w:numPr>
-          <w:ilvl w:val="0"/>
-          <w:numId w:val="5"/>
-        </w:numPr>
         <w:rPr>
           <w:rFonts w:eastAsiaTheme="minorEastAsia"/>
         </w:rPr>
       </w:pPr>
       <w:r>
-        <w:t xml:space="preserve">Never let the string </w:t>
-      </w:r>
-      <w:r>
-        <w:t>rub on the winch frame.</w:t>
-      </w:r>
-    </w:p>
-    <w:p>
-      <w:pPr>
-        <w:pStyle w:val="ListParagraph"/>
-        <w:numPr>
-          <w:ilvl w:val="0"/>
-          <w:numId w:val="5"/>
-        </w:numPr>
-        <w:rPr>
-          <w:rFonts w:eastAsiaTheme="minorEastAsia"/>
-        </w:rPr>
-      </w:pPr>
-      <w:r>
-        <w:t>Do everything the same for each expeiment</w:t>
+        <w:rPr>
+          <w:b/>
+          <w:bCs/>
+        </w:rPr>
+        <w:br/>
       </w:r>
       <w:r>
         <w:br/>
@@ -11313,7 +15399,6 @@
   <w:style w:type="character" w:default="1" w:styleId="DefaultParagraphFont">
     <w:name w:val="Default Paragraph Font"/>
     <w:uiPriority w:val="1"/>
-    <w:semiHidden/>
     <w:unhideWhenUsed/>
   </w:style>
   <w:style w:type="table" w:default="1" w:styleId="TableNormal">
@@ -11654,6 +15739,29 @@
       </w:tblBorders>
     </w:tblPr>
   </w:style>
+  <w:style w:type="character" w:styleId="Hyperlink">
+    <w:name w:val="Hyperlink"/>
+    <w:basedOn w:val="DefaultParagraphFont"/>
+    <w:uiPriority w:val="99"/>
+    <w:unhideWhenUsed/>
+    <w:rsid w:val="004808C9"/>
+    <w:rPr>
+      <w:color w:val="467886" w:themeColor="hyperlink"/>
+      <w:u w:val="single"/>
+    </w:rPr>
+  </w:style>
+  <w:style w:type="character" w:styleId="UnresolvedMention">
+    <w:name w:val="Unresolved Mention"/>
+    <w:basedOn w:val="DefaultParagraphFont"/>
+    <w:uiPriority w:val="99"/>
+    <w:semiHidden/>
+    <w:unhideWhenUsed/>
+    <w:rsid w:val="004808C9"/>
+    <w:rPr>
+      <w:color w:val="605E5C"/>
+      <w:shd w:val="clear" w:color="auto" w:fill="E1DFDD"/>
+    </w:rPr>
+  </w:style>
 </w:styles>
 </file>
 

--- a/Paper/Method.docx
+++ b/Paper/Method.docx
@@ -847,9 +847,10 @@
                                         <m:t>x</m:t>
                                       </m:r>
                                       <m:r>
+                                        <m:rPr>
+                                          <m:sty m:val="p"/>
+                                        </m:rPr>
                                         <w:rPr>
-                                          <w:b/>
-                                          <w:bCs/>
                                           <w:sz w:val="20"/>
                                           <w:szCs w:val="20"/>
                                         </w:rPr>
@@ -914,9 +915,10 @@
                                   <m:t>x</m:t>
                                 </m:r>
                                 <m:r>
+                                  <m:rPr>
+                                    <m:sty m:val="p"/>
+                                  </m:rPr>
                                   <w:rPr>
-                                    <w:b/>
-                                    <w:bCs/>
                                     <w:sz w:val="20"/>
                                     <w:szCs w:val="20"/>
                                   </w:rPr>
@@ -1011,9 +1013,10 @@
                                         <m:t>z</m:t>
                                       </m:r>
                                       <m:r>
+                                        <m:rPr>
+                                          <m:sty m:val="p"/>
+                                        </m:rPr>
                                         <w:rPr>
-                                          <w:b/>
-                                          <w:bCs/>
                                           <w:sz w:val="20"/>
                                           <w:szCs w:val="20"/>
                                         </w:rPr>
@@ -1074,9 +1077,10 @@
                                   <m:t>z</m:t>
                                 </m:r>
                                 <m:r>
+                                  <m:rPr>
+                                    <m:sty m:val="p"/>
+                                  </m:rPr>
                                   <w:rPr>
-                                    <w:b/>
-                                    <w:bCs/>
                                     <w:sz w:val="20"/>
                                     <w:szCs w:val="20"/>
                                   </w:rPr>
@@ -3894,9 +3898,10 @@
                                         <m:t>y</m:t>
                                       </m:r>
                                       <m:r>
+                                        <m:rPr>
+                                          <m:sty m:val="p"/>
+                                        </m:rPr>
                                         <w:rPr>
-                                          <w:b/>
-                                          <w:bCs/>
                                           <w:sz w:val="20"/>
                                           <w:szCs w:val="20"/>
                                         </w:rPr>
@@ -3957,9 +3962,10 @@
                                   <m:t>y</m:t>
                                 </m:r>
                                 <m:r>
+                                  <m:rPr>
+                                    <m:sty m:val="p"/>
+                                  </m:rPr>
                                   <w:rPr>
-                                    <w:b/>
-                                    <w:bCs/>
                                     <w:sz w:val="20"/>
                                     <w:szCs w:val="20"/>
                                   </w:rPr>
@@ -6556,14 +6562,7 @@
                 <w:b/>
                 <w:bCs/>
               </w:rPr>
-              <w:t>Distal</w:t>
-            </w:r>
-            <w:r>
-              <w:rPr>
-                <w:b/>
-                <w:bCs/>
-              </w:rPr>
-              <w:t xml:space="preserve"> </w:t>
+              <w:t xml:space="preserve">Distal </w:t>
             </w:r>
             <w:r>
               <w:rPr>
@@ -8410,13 +8409,7 @@
         <w:rPr>
           <w:rFonts w:eastAsiaTheme="minorEastAsia"/>
         </w:rPr>
-        <w:t xml:space="preserve"> </w:t>
-      </w:r>
-      <w:r>
-        <w:rPr>
-          <w:rFonts w:eastAsiaTheme="minorEastAsia"/>
-        </w:rPr>
-        <w:t>an author-created MATLAB function</w:t>
+        <w:t xml:space="preserve"> an author-created MATLAB function</w:t>
       </w:r>
       <w:r>
         <w:rPr>
@@ -9528,13 +9521,7 @@
           <w:rPr>
             <w:rFonts w:ascii="Cambria Math" w:eastAsiaTheme="minorEastAsia" w:hAnsi="Cambria Math"/>
           </w:rPr>
-          <m:t>u</m:t>
-        </m:r>
-        <m:r>
-          <w:rPr>
-            <w:rFonts w:ascii="Cambria Math" w:eastAsiaTheme="minorEastAsia" w:hAnsi="Cambria Math"/>
-          </w:rPr>
-          <m:t>=[1, 0.2, 2π, π]</m:t>
+          <m:t>u=[1, 0.2, 2π, π]</m:t>
         </m:r>
       </m:oMath>
       <w:r>
@@ -13988,6 +13975,11 @@
       </w:r>
     </w:p>
     <w:p>
+      <w:pPr>
+        <w:rPr>
+          <w:rFonts w:eastAsiaTheme="minorEastAsia"/>
+        </w:rPr>
+      </w:pPr>
       <w:r>
         <w:rPr>
           <w:rFonts w:eastAsiaTheme="minorEastAsia"/>
@@ -14084,86 +14076,7056 @@
         </w:rPr>
         <w:t>input separability.</w:t>
       </w:r>
-      <w:r>
-        <w:rPr>
-          <w:rFonts w:eastAsiaTheme="minorEastAsia"/>
-        </w:rPr>
-        <w:br/>
-      </w:r>
-      <w:r>
-        <w:t xml:space="preserve"> </w:t>
-      </w:r>
     </w:p>
     <w:p>
       <w:pPr>
         <w:pStyle w:val="Heading1"/>
         <w:rPr>
+          <w:rFonts w:eastAsiaTheme="minorEastAsia"/>
           <w:b/>
           <w:bCs/>
         </w:rPr>
       </w:pPr>
       <w:r>
         <w:rPr>
+          <w:rFonts w:eastAsiaTheme="minorEastAsia"/>
           <w:b/>
           <w:bCs/>
         </w:rPr>
-        <w:t>Citations</w:t>
+        <w:t xml:space="preserve">Results </w:t>
       </w:r>
     </w:p>
     <w:p>
       <w:r>
+        <w:rPr>
+          <w:b/>
+          <w:bCs/>
+        </w:rPr>
+        <w:t>Table X.</w:t>
+      </w:r>
+      <w:r>
+        <w:t xml:space="preserve"> </w:t>
+      </w:r>
+      <w:r>
+        <w:t xml:space="preserve">Mean Estimation Errors of Force, Position, and </w:t>
+      </w:r>
+      <w:r>
+        <w:t>Angle</w:t>
+      </w:r>
+      <w:r>
+        <w:t xml:space="preserve"> for Three Beam Designs Under Sobol-Sequence Gaussian Wrench Noise (σ = [Tx, Ty, </w:t>
+      </w:r>
+      <w:proofErr w:type="spellStart"/>
+      <w:r>
+        <w:t>Tz</w:t>
+      </w:r>
+      <w:proofErr w:type="spellEnd"/>
+      <w:r>
+        <w:t xml:space="preserve">, </w:t>
+      </w:r>
+      <w:proofErr w:type="spellStart"/>
+      <w:r>
+        <w:t>Fx</w:t>
+      </w:r>
+      <w:proofErr w:type="spellEnd"/>
+      <w:r>
+        <w:t>, Fy, Fz], 15 Force Configurations × 10 Iterations per Noise Level)”</w:t>
+      </w:r>
+    </w:p>
+    <w:tbl>
+      <w:tblPr>
+        <w:tblStyle w:val="TableGrid"/>
+        <w:tblW w:w="9754" w:type="dxa"/>
+        <w:tblLook w:val="04A0" w:firstRow="1" w:lastRow="0" w:firstColumn="1" w:lastColumn="0" w:noHBand="0" w:noVBand="1"/>
+      </w:tblPr>
+      <w:tblGrid>
+        <w:gridCol w:w="2233"/>
+        <w:gridCol w:w="1167"/>
+        <w:gridCol w:w="661"/>
+        <w:gridCol w:w="1404"/>
+        <w:gridCol w:w="661"/>
+        <w:gridCol w:w="1046"/>
+        <w:gridCol w:w="661"/>
+        <w:gridCol w:w="1254"/>
+        <w:gridCol w:w="661"/>
+        <w:gridCol w:w="6"/>
+      </w:tblGrid>
+      <w:tr>
+        <w:tc>
+          <w:tcPr>
+            <w:tcW w:w="9754" w:type="dxa"/>
+            <w:gridSpan w:val="10"/>
+            <w:shd w:val="clear" w:color="auto" w:fill="DAE9F7" w:themeFill="text2" w:themeFillTint="1A"/>
+          </w:tcPr>
+          <w:p>
+            <w:pPr>
+              <w:jc w:val="center"/>
+              <w:rPr>
+                <w:b/>
+                <w:bCs/>
+                <w:sz w:val="18"/>
+                <w:szCs w:val="18"/>
+              </w:rPr>
+            </w:pPr>
+            <w:r>
+              <w:rPr>
+                <w:b/>
+                <w:bCs/>
+                <w:sz w:val="18"/>
+                <w:szCs w:val="18"/>
+              </w:rPr>
+              <w:t xml:space="preserve">No </w:t>
+            </w:r>
+            <w:r>
+              <w:rPr>
+                <w:b/>
+                <w:bCs/>
+                <w:sz w:val="18"/>
+                <w:szCs w:val="18"/>
+              </w:rPr>
+              <w:t xml:space="preserve">Added </w:t>
+            </w:r>
+            <w:r>
+              <w:rPr>
+                <w:b/>
+                <w:bCs/>
+                <w:sz w:val="18"/>
+                <w:szCs w:val="18"/>
+              </w:rPr>
+              <w:t>Noise</w:t>
+            </w:r>
+          </w:p>
+          <w:p>
+            <w:pPr>
+              <w:jc w:val="center"/>
+              <w:rPr>
+                <w:b/>
+                <w:bCs/>
+                <w:sz w:val="18"/>
+                <w:szCs w:val="18"/>
+              </w:rPr>
+            </w:pPr>
+            <w:r>
+              <w:rPr>
+                <w:b/>
+                <w:bCs/>
+                <w:sz w:val="18"/>
+                <w:szCs w:val="18"/>
+              </w:rPr>
+              <w:t>σ</w:t>
+            </w:r>
+            <w:r>
+              <w:rPr>
+                <w:b/>
+                <w:bCs/>
+                <w:sz w:val="18"/>
+                <w:szCs w:val="18"/>
+              </w:rPr>
+              <w:t xml:space="preserve"> </w:t>
+            </w:r>
+            <w:r>
+              <w:rPr>
+                <w:b/>
+                <w:bCs/>
+                <w:sz w:val="18"/>
+                <w:szCs w:val="18"/>
+              </w:rPr>
+              <w:t>=</w:t>
+            </w:r>
+            <w:r>
+              <w:rPr>
+                <w:b/>
+                <w:bCs/>
+                <w:sz w:val="18"/>
+                <w:szCs w:val="18"/>
+              </w:rPr>
+              <w:t xml:space="preserve"> </w:t>
+            </w:r>
+            <w:r>
+              <w:rPr>
+                <w:b/>
+                <w:bCs/>
+                <w:sz w:val="18"/>
+                <w:szCs w:val="18"/>
+              </w:rPr>
+              <w:t>[0,0</w:t>
+            </w:r>
+            <w:r>
+              <w:rPr>
+                <w:b/>
+                <w:bCs/>
+                <w:sz w:val="18"/>
+                <w:szCs w:val="18"/>
+              </w:rPr>
+              <w:t>,0,0,0,0</w:t>
+            </w:r>
+            <w:r>
+              <w:rPr>
+                <w:b/>
+                <w:bCs/>
+                <w:sz w:val="18"/>
+                <w:szCs w:val="18"/>
+              </w:rPr>
+              <w:t>]</w:t>
+            </w:r>
+          </w:p>
+        </w:tc>
+      </w:tr>
+      <w:tr>
+        <w:trPr>
+          <w:gridAfter w:val="1"/>
+          <w:wAfter w:w="6" w:type="dxa"/>
+        </w:trPr>
+        <w:tc>
+          <w:tcPr>
+            <w:tcW w:w="2233" w:type="dxa"/>
+          </w:tcPr>
+          <w:p>
+            <w:pPr>
+              <w:rPr>
+                <w:b/>
+                <w:bCs/>
+                <w:sz w:val="18"/>
+                <w:szCs w:val="18"/>
+              </w:rPr>
+            </w:pPr>
+            <w:r>
+              <w:rPr>
+                <w:b/>
+                <w:bCs/>
+                <w:sz w:val="18"/>
+                <w:szCs w:val="18"/>
+              </w:rPr>
+              <w:t>Design</w:t>
+            </w:r>
+          </w:p>
+        </w:tc>
+        <w:tc>
+          <w:tcPr>
+            <w:tcW w:w="1167" w:type="dxa"/>
+          </w:tcPr>
+          <w:p>
+            <w:pPr>
+              <w:rPr>
+                <w:b/>
+                <w:bCs/>
+                <w:sz w:val="18"/>
+                <w:szCs w:val="18"/>
+              </w:rPr>
+            </w:pPr>
+            <w:r>
+              <w:rPr>
+                <w:b/>
+                <w:bCs/>
+                <w:sz w:val="18"/>
+                <w:szCs w:val="18"/>
+              </w:rPr>
+              <w:t xml:space="preserve">Mean </w:t>
+            </w:r>
+            <w:r>
+              <w:rPr>
+                <w:b/>
+                <w:bCs/>
+                <w:sz w:val="18"/>
+                <w:szCs w:val="18"/>
+              </w:rPr>
+              <w:t>Force Error (N)</w:t>
+            </w:r>
+          </w:p>
+        </w:tc>
+        <w:tc>
+          <w:tcPr>
+            <w:tcW w:w="661" w:type="dxa"/>
+          </w:tcPr>
+          <w:p>
+            <w:pPr>
+              <w:rPr>
+                <w:b/>
+                <w:bCs/>
+                <w:sz w:val="18"/>
+                <w:szCs w:val="18"/>
+              </w:rPr>
+            </w:pPr>
+            <w:r>
+              <w:rPr>
+                <w:b/>
+                <w:bCs/>
+                <w:sz w:val="18"/>
+                <w:szCs w:val="18"/>
+              </w:rPr>
+              <w:t>p value</w:t>
+            </w:r>
+          </w:p>
+        </w:tc>
+        <w:tc>
+          <w:tcPr>
+            <w:tcW w:w="1404" w:type="dxa"/>
+          </w:tcPr>
+          <w:p>
+            <w:pPr>
+              <w:rPr>
+                <w:b/>
+                <w:bCs/>
+                <w:sz w:val="18"/>
+                <w:szCs w:val="18"/>
+              </w:rPr>
+            </w:pPr>
+            <w:r>
+              <w:rPr>
+                <w:b/>
+                <w:bCs/>
+                <w:sz w:val="18"/>
+                <w:szCs w:val="18"/>
+              </w:rPr>
+              <w:t xml:space="preserve">Mean </w:t>
+            </w:r>
+            <w:r>
+              <w:rPr>
+                <w:b/>
+                <w:bCs/>
+                <w:sz w:val="18"/>
+                <w:szCs w:val="18"/>
+              </w:rPr>
+              <w:t>Position Error (mm)</w:t>
+            </w:r>
+          </w:p>
+        </w:tc>
+        <w:tc>
+          <w:tcPr>
+            <w:tcW w:w="661" w:type="dxa"/>
+          </w:tcPr>
+          <w:p>
+            <w:pPr>
+              <w:rPr>
+                <w:b/>
+                <w:bCs/>
+                <w:sz w:val="18"/>
+                <w:szCs w:val="18"/>
+              </w:rPr>
+            </w:pPr>
+            <w:r>
+              <w:rPr>
+                <w:b/>
+                <w:bCs/>
+                <w:sz w:val="18"/>
+                <w:szCs w:val="18"/>
+              </w:rPr>
+              <w:t>p value</w:t>
+            </w:r>
+          </w:p>
+        </w:tc>
+        <w:tc>
+          <w:tcPr>
+            <w:tcW w:w="1046" w:type="dxa"/>
+          </w:tcPr>
+          <w:p>
+            <w:pPr>
+              <w:rPr>
+                <w:b/>
+                <w:bCs/>
+                <w:sz w:val="18"/>
+                <w:szCs w:val="18"/>
+              </w:rPr>
+            </w:pPr>
+            <w:r>
+              <w:rPr>
+                <w:b/>
+                <w:bCs/>
+                <w:sz w:val="18"/>
+                <w:szCs w:val="18"/>
+              </w:rPr>
+              <w:t xml:space="preserve">Mean </w:t>
+            </w:r>
+            <w:r>
+              <w:rPr>
+                <w:b/>
+                <w:bCs/>
+                <w:sz w:val="18"/>
+                <w:szCs w:val="18"/>
+              </w:rPr>
+              <w:t>Roll Error (rad)</w:t>
+            </w:r>
+          </w:p>
+        </w:tc>
+        <w:tc>
+          <w:tcPr>
+            <w:tcW w:w="661" w:type="dxa"/>
+          </w:tcPr>
+          <w:p>
+            <w:pPr>
+              <w:rPr>
+                <w:b/>
+                <w:bCs/>
+                <w:sz w:val="18"/>
+                <w:szCs w:val="18"/>
+              </w:rPr>
+            </w:pPr>
+            <w:r>
+              <w:rPr>
+                <w:b/>
+                <w:bCs/>
+                <w:sz w:val="18"/>
+                <w:szCs w:val="18"/>
+              </w:rPr>
+              <w:t>p value</w:t>
+            </w:r>
+          </w:p>
+        </w:tc>
+        <w:tc>
+          <w:tcPr>
+            <w:tcW w:w="1254" w:type="dxa"/>
+          </w:tcPr>
+          <w:p>
+            <w:pPr>
+              <w:rPr>
+                <w:b/>
+                <w:bCs/>
+                <w:sz w:val="18"/>
+                <w:szCs w:val="18"/>
+              </w:rPr>
+            </w:pPr>
+            <w:r>
+              <w:rPr>
+                <w:b/>
+                <w:bCs/>
+                <w:sz w:val="18"/>
+                <w:szCs w:val="18"/>
+              </w:rPr>
+              <w:t xml:space="preserve">Mean </w:t>
+            </w:r>
+            <w:r>
+              <w:rPr>
+                <w:b/>
+                <w:bCs/>
+                <w:sz w:val="18"/>
+                <w:szCs w:val="18"/>
+              </w:rPr>
+              <w:t>Pitch Error (rad)</w:t>
+            </w:r>
+          </w:p>
+        </w:tc>
+        <w:tc>
+          <w:tcPr>
+            <w:tcW w:w="0" w:type="auto"/>
+          </w:tcPr>
+          <w:p>
+            <w:pPr>
+              <w:rPr>
+                <w:b/>
+                <w:bCs/>
+                <w:sz w:val="18"/>
+                <w:szCs w:val="18"/>
+              </w:rPr>
+            </w:pPr>
+            <w:r>
+              <w:rPr>
+                <w:b/>
+                <w:bCs/>
+                <w:sz w:val="18"/>
+                <w:szCs w:val="18"/>
+              </w:rPr>
+              <w:t>p value</w:t>
+            </w:r>
+          </w:p>
+        </w:tc>
+      </w:tr>
+      <w:tr>
+        <w:trPr>
+          <w:gridAfter w:val="1"/>
+          <w:wAfter w:w="6" w:type="dxa"/>
+        </w:trPr>
+        <w:tc>
+          <w:tcPr>
+            <w:tcW w:w="2233" w:type="dxa"/>
+          </w:tcPr>
+          <w:p>
+            <w:pPr>
+              <w:rPr>
+                <w:sz w:val="18"/>
+                <w:szCs w:val="18"/>
+              </w:rPr>
+            </w:pPr>
+            <w:r>
+              <w:rPr>
+                <w:sz w:val="18"/>
+                <w:szCs w:val="18"/>
+              </w:rPr>
+              <w:t>Optimized</w:t>
+            </w:r>
+          </w:p>
+        </w:tc>
+        <w:tc>
+          <w:tcPr>
+            <w:tcW w:w="1167" w:type="dxa"/>
+          </w:tcPr>
+          <w:p>
+            <w:pPr>
+              <w:jc w:val="center"/>
+              <w:rPr>
+                <w:b/>
+                <w:bCs/>
+                <w:sz w:val="18"/>
+                <w:szCs w:val="18"/>
+              </w:rPr>
+            </w:pPr>
+          </w:p>
+        </w:tc>
+        <w:tc>
+          <w:tcPr>
+            <w:tcW w:w="661" w:type="dxa"/>
+          </w:tcPr>
+          <w:p>
+            <w:pPr>
+              <w:jc w:val="center"/>
+              <w:rPr>
+                <w:b/>
+                <w:bCs/>
+                <w:sz w:val="18"/>
+                <w:szCs w:val="18"/>
+              </w:rPr>
+            </w:pPr>
+          </w:p>
+        </w:tc>
+        <w:tc>
+          <w:tcPr>
+            <w:tcW w:w="1404" w:type="dxa"/>
+          </w:tcPr>
+          <w:p>
+            <w:pPr>
+              <w:jc w:val="center"/>
+              <w:rPr>
+                <w:b/>
+                <w:bCs/>
+                <w:sz w:val="18"/>
+                <w:szCs w:val="18"/>
+              </w:rPr>
+            </w:pPr>
+          </w:p>
+        </w:tc>
+        <w:tc>
+          <w:tcPr>
+            <w:tcW w:w="661" w:type="dxa"/>
+          </w:tcPr>
+          <w:p>
+            <w:pPr>
+              <w:jc w:val="center"/>
+              <w:rPr>
+                <w:b/>
+                <w:bCs/>
+                <w:sz w:val="18"/>
+                <w:szCs w:val="18"/>
+              </w:rPr>
+            </w:pPr>
+          </w:p>
+        </w:tc>
+        <w:tc>
+          <w:tcPr>
+            <w:tcW w:w="1046" w:type="dxa"/>
+          </w:tcPr>
+          <w:p>
+            <w:pPr>
+              <w:jc w:val="center"/>
+              <w:rPr>
+                <w:b/>
+                <w:bCs/>
+                <w:sz w:val="18"/>
+                <w:szCs w:val="18"/>
+              </w:rPr>
+            </w:pPr>
+          </w:p>
+        </w:tc>
+        <w:tc>
+          <w:tcPr>
+            <w:tcW w:w="661" w:type="dxa"/>
+          </w:tcPr>
+          <w:p>
+            <w:pPr>
+              <w:jc w:val="center"/>
+              <w:rPr>
+                <w:b/>
+                <w:bCs/>
+                <w:sz w:val="18"/>
+                <w:szCs w:val="18"/>
+              </w:rPr>
+            </w:pPr>
+          </w:p>
+        </w:tc>
+        <w:tc>
+          <w:tcPr>
+            <w:tcW w:w="1254" w:type="dxa"/>
+          </w:tcPr>
+          <w:p>
+            <w:pPr>
+              <w:jc w:val="center"/>
+              <w:rPr>
+                <w:b/>
+                <w:bCs/>
+                <w:sz w:val="18"/>
+                <w:szCs w:val="18"/>
+              </w:rPr>
+            </w:pPr>
+          </w:p>
+        </w:tc>
+        <w:tc>
+          <w:tcPr>
+            <w:tcW w:w="0" w:type="auto"/>
+          </w:tcPr>
+          <w:p>
+            <w:pPr>
+              <w:jc w:val="center"/>
+              <w:rPr>
+                <w:b/>
+                <w:bCs/>
+                <w:sz w:val="18"/>
+                <w:szCs w:val="18"/>
+              </w:rPr>
+            </w:pPr>
+          </w:p>
+        </w:tc>
+      </w:tr>
+      <w:tr>
+        <w:trPr>
+          <w:gridAfter w:val="1"/>
+          <w:wAfter w:w="6" w:type="dxa"/>
+        </w:trPr>
+        <w:tc>
+          <w:tcPr>
+            <w:tcW w:w="2233" w:type="dxa"/>
+          </w:tcPr>
+          <w:p>
+            <w:pPr>
+              <w:rPr>
+                <w:sz w:val="18"/>
+                <w:szCs w:val="18"/>
+              </w:rPr>
+            </w:pPr>
+            <w:r>
+              <w:rPr>
+                <w:sz w:val="18"/>
+                <w:szCs w:val="18"/>
+              </w:rPr>
+              <w:t>Tapered</w:t>
+            </w:r>
+            <w:r>
+              <w:rPr>
+                <w:sz w:val="18"/>
+                <w:szCs w:val="18"/>
+              </w:rPr>
+              <w:t xml:space="preserve"> (2.00 to 1.25</w:t>
+            </w:r>
+            <w:r>
+              <w:rPr>
+                <w:sz w:val="18"/>
+                <w:szCs w:val="18"/>
+              </w:rPr>
+              <w:t xml:space="preserve"> </w:t>
+            </w:r>
+            <w:r>
+              <w:rPr>
+                <w:sz w:val="18"/>
+                <w:szCs w:val="18"/>
+              </w:rPr>
+              <w:t>mm)</w:t>
+            </w:r>
+          </w:p>
+        </w:tc>
+        <w:tc>
+          <w:tcPr>
+            <w:tcW w:w="1167" w:type="dxa"/>
+          </w:tcPr>
+          <w:p>
+            <w:pPr>
+              <w:jc w:val="center"/>
+              <w:rPr>
+                <w:b/>
+                <w:bCs/>
+                <w:sz w:val="18"/>
+                <w:szCs w:val="18"/>
+              </w:rPr>
+            </w:pPr>
+            <w:r>
+              <w:rPr>
+                <w:b/>
+                <w:bCs/>
+                <w:sz w:val="18"/>
+                <w:szCs w:val="18"/>
+              </w:rPr>
+              <w:t>0.042</w:t>
+            </w:r>
+          </w:p>
+        </w:tc>
+        <w:tc>
+          <w:tcPr>
+            <w:tcW w:w="661" w:type="dxa"/>
+          </w:tcPr>
+          <w:p>
+            <w:pPr>
+              <w:jc w:val="center"/>
+              <w:rPr>
+                <w:b/>
+                <w:bCs/>
+                <w:sz w:val="18"/>
+                <w:szCs w:val="18"/>
+              </w:rPr>
+            </w:pPr>
+          </w:p>
+        </w:tc>
+        <w:tc>
+          <w:tcPr>
+            <w:tcW w:w="1404" w:type="dxa"/>
+          </w:tcPr>
+          <w:p>
+            <w:pPr>
+              <w:jc w:val="center"/>
+              <w:rPr>
+                <w:b/>
+                <w:bCs/>
+                <w:sz w:val="18"/>
+                <w:szCs w:val="18"/>
+              </w:rPr>
+            </w:pPr>
+            <w:r>
+              <w:rPr>
+                <w:b/>
+                <w:bCs/>
+                <w:sz w:val="18"/>
+                <w:szCs w:val="18"/>
+              </w:rPr>
+              <w:t>0.008</w:t>
+            </w:r>
+          </w:p>
+        </w:tc>
+        <w:tc>
+          <w:tcPr>
+            <w:tcW w:w="661" w:type="dxa"/>
+          </w:tcPr>
+          <w:p>
+            <w:pPr>
+              <w:jc w:val="center"/>
+              <w:rPr>
+                <w:b/>
+                <w:bCs/>
+                <w:sz w:val="18"/>
+                <w:szCs w:val="18"/>
+              </w:rPr>
+            </w:pPr>
+          </w:p>
+        </w:tc>
+        <w:tc>
+          <w:tcPr>
+            <w:tcW w:w="1046" w:type="dxa"/>
+          </w:tcPr>
+          <w:p>
+            <w:pPr>
+              <w:jc w:val="center"/>
+              <w:rPr>
+                <w:b/>
+                <w:bCs/>
+                <w:sz w:val="18"/>
+                <w:szCs w:val="18"/>
+              </w:rPr>
+            </w:pPr>
+            <w:r>
+              <w:rPr>
+                <w:b/>
+                <w:bCs/>
+                <w:sz w:val="18"/>
+                <w:szCs w:val="18"/>
+              </w:rPr>
+              <w:t>0.032</w:t>
+            </w:r>
+          </w:p>
+        </w:tc>
+        <w:tc>
+          <w:tcPr>
+            <w:tcW w:w="661" w:type="dxa"/>
+          </w:tcPr>
+          <w:p>
+            <w:pPr>
+              <w:jc w:val="center"/>
+              <w:rPr>
+                <w:b/>
+                <w:bCs/>
+                <w:sz w:val="18"/>
+                <w:szCs w:val="18"/>
+              </w:rPr>
+            </w:pPr>
+          </w:p>
+        </w:tc>
+        <w:tc>
+          <w:tcPr>
+            <w:tcW w:w="1254" w:type="dxa"/>
+          </w:tcPr>
+          <w:p>
+            <w:pPr>
+              <w:jc w:val="center"/>
+              <w:rPr>
+                <w:b/>
+                <w:bCs/>
+                <w:sz w:val="18"/>
+                <w:szCs w:val="18"/>
+              </w:rPr>
+            </w:pPr>
+            <w:r>
+              <w:rPr>
+                <w:b/>
+                <w:bCs/>
+                <w:sz w:val="18"/>
+                <w:szCs w:val="18"/>
+              </w:rPr>
+              <w:t>0.086</w:t>
+            </w:r>
+          </w:p>
+        </w:tc>
+        <w:tc>
+          <w:tcPr>
+            <w:tcW w:w="0" w:type="auto"/>
+          </w:tcPr>
+          <w:p>
+            <w:pPr>
+              <w:jc w:val="center"/>
+              <w:rPr>
+                <w:b/>
+                <w:bCs/>
+                <w:sz w:val="18"/>
+                <w:szCs w:val="18"/>
+              </w:rPr>
+            </w:pPr>
+          </w:p>
+        </w:tc>
+      </w:tr>
+      <w:tr>
+        <w:trPr>
+          <w:gridAfter w:val="1"/>
+          <w:wAfter w:w="6" w:type="dxa"/>
+        </w:trPr>
+        <w:tc>
+          <w:tcPr>
+            <w:tcW w:w="2233" w:type="dxa"/>
+          </w:tcPr>
+          <w:p>
+            <w:pPr>
+              <w:rPr>
+                <w:sz w:val="18"/>
+                <w:szCs w:val="18"/>
+              </w:rPr>
+            </w:pPr>
+            <w:r>
+              <w:rPr>
+                <w:sz w:val="18"/>
+                <w:szCs w:val="18"/>
+              </w:rPr>
+              <w:t>Cylindrical</w:t>
+            </w:r>
+            <w:r>
+              <w:rPr>
+                <w:sz w:val="18"/>
+                <w:szCs w:val="18"/>
+              </w:rPr>
+              <w:t xml:space="preserve"> (1.5 mm)</w:t>
+            </w:r>
+          </w:p>
+        </w:tc>
+        <w:tc>
+          <w:tcPr>
+            <w:tcW w:w="1167" w:type="dxa"/>
+          </w:tcPr>
+          <w:p>
+            <w:pPr>
+              <w:jc w:val="center"/>
+              <w:rPr>
+                <w:b/>
+                <w:bCs/>
+                <w:sz w:val="18"/>
+                <w:szCs w:val="18"/>
+              </w:rPr>
+            </w:pPr>
+            <w:r>
+              <w:rPr>
+                <w:b/>
+                <w:bCs/>
+                <w:sz w:val="18"/>
+                <w:szCs w:val="18"/>
+              </w:rPr>
+              <w:t>0.052</w:t>
+            </w:r>
+          </w:p>
+        </w:tc>
+        <w:tc>
+          <w:tcPr>
+            <w:tcW w:w="661" w:type="dxa"/>
+          </w:tcPr>
+          <w:p>
+            <w:pPr>
+              <w:jc w:val="center"/>
+              <w:rPr>
+                <w:b/>
+                <w:bCs/>
+                <w:sz w:val="18"/>
+                <w:szCs w:val="18"/>
+              </w:rPr>
+            </w:pPr>
+          </w:p>
+        </w:tc>
+        <w:tc>
+          <w:tcPr>
+            <w:tcW w:w="1404" w:type="dxa"/>
+          </w:tcPr>
+          <w:p>
+            <w:pPr>
+              <w:jc w:val="center"/>
+              <w:rPr>
+                <w:b/>
+                <w:bCs/>
+                <w:sz w:val="18"/>
+                <w:szCs w:val="18"/>
+              </w:rPr>
+            </w:pPr>
+            <w:r>
+              <w:rPr>
+                <w:b/>
+                <w:bCs/>
+                <w:sz w:val="18"/>
+                <w:szCs w:val="18"/>
+              </w:rPr>
+              <w:t>0.009</w:t>
+            </w:r>
+          </w:p>
+        </w:tc>
+        <w:tc>
+          <w:tcPr>
+            <w:tcW w:w="661" w:type="dxa"/>
+          </w:tcPr>
+          <w:p>
+            <w:pPr>
+              <w:jc w:val="center"/>
+              <w:rPr>
+                <w:b/>
+                <w:bCs/>
+                <w:sz w:val="18"/>
+                <w:szCs w:val="18"/>
+              </w:rPr>
+            </w:pPr>
+          </w:p>
+        </w:tc>
+        <w:tc>
+          <w:tcPr>
+            <w:tcW w:w="1046" w:type="dxa"/>
+          </w:tcPr>
+          <w:p>
+            <w:pPr>
+              <w:jc w:val="center"/>
+              <w:rPr>
+                <w:b/>
+                <w:bCs/>
+                <w:sz w:val="18"/>
+                <w:szCs w:val="18"/>
+              </w:rPr>
+            </w:pPr>
+            <w:r>
+              <w:rPr>
+                <w:b/>
+                <w:bCs/>
+                <w:sz w:val="18"/>
+                <w:szCs w:val="18"/>
+              </w:rPr>
+              <w:t>0.038</w:t>
+            </w:r>
+          </w:p>
+        </w:tc>
+        <w:tc>
+          <w:tcPr>
+            <w:tcW w:w="661" w:type="dxa"/>
+          </w:tcPr>
+          <w:p>
+            <w:pPr>
+              <w:jc w:val="center"/>
+              <w:rPr>
+                <w:b/>
+                <w:bCs/>
+                <w:sz w:val="18"/>
+                <w:szCs w:val="18"/>
+              </w:rPr>
+            </w:pPr>
+          </w:p>
+        </w:tc>
+        <w:tc>
+          <w:tcPr>
+            <w:tcW w:w="1254" w:type="dxa"/>
+          </w:tcPr>
+          <w:p>
+            <w:pPr>
+              <w:jc w:val="center"/>
+              <w:rPr>
+                <w:b/>
+                <w:bCs/>
+                <w:sz w:val="18"/>
+                <w:szCs w:val="18"/>
+              </w:rPr>
+            </w:pPr>
+            <w:r>
+              <w:rPr>
+                <w:b/>
+                <w:bCs/>
+                <w:sz w:val="18"/>
+                <w:szCs w:val="18"/>
+              </w:rPr>
+              <w:t>0.073</w:t>
+            </w:r>
+          </w:p>
+        </w:tc>
+        <w:tc>
+          <w:tcPr>
+            <w:tcW w:w="0" w:type="auto"/>
+          </w:tcPr>
+          <w:p>
+            <w:pPr>
+              <w:jc w:val="center"/>
+              <w:rPr>
+                <w:b/>
+                <w:bCs/>
+                <w:sz w:val="18"/>
+                <w:szCs w:val="18"/>
+              </w:rPr>
+            </w:pPr>
+          </w:p>
+        </w:tc>
+      </w:tr>
+      <w:tr>
+        <w:trPr>
+          <w:gridAfter w:val="1"/>
+          <w:wAfter w:w="6" w:type="dxa"/>
+        </w:trPr>
+        <w:tc>
+          <w:tcPr>
+            <w:tcW w:w="2233" w:type="dxa"/>
+          </w:tcPr>
+          <w:p>
+            <w:pPr>
+              <w:rPr>
+                <w:sz w:val="18"/>
+                <w:szCs w:val="18"/>
+              </w:rPr>
+            </w:pPr>
+            <w:r>
+              <w:rPr>
+                <w:sz w:val="18"/>
+                <w:szCs w:val="18"/>
+              </w:rPr>
+              <w:t>Cylindrical (1.75 mm)</w:t>
+            </w:r>
+          </w:p>
+        </w:tc>
+        <w:tc>
+          <w:tcPr>
+            <w:tcW w:w="1167" w:type="dxa"/>
+          </w:tcPr>
+          <w:p>
+            <w:pPr>
+              <w:jc w:val="center"/>
+              <w:rPr>
+                <w:b/>
+                <w:bCs/>
+                <w:sz w:val="18"/>
+                <w:szCs w:val="18"/>
+              </w:rPr>
+            </w:pPr>
+            <w:r>
+              <w:rPr>
+                <w:b/>
+                <w:bCs/>
+                <w:sz w:val="18"/>
+                <w:szCs w:val="18"/>
+              </w:rPr>
+              <w:t>0.</w:t>
+            </w:r>
+            <w:r>
+              <w:rPr>
+                <w:b/>
+                <w:bCs/>
+                <w:sz w:val="18"/>
+                <w:szCs w:val="18"/>
+              </w:rPr>
+              <w:t>0</w:t>
+            </w:r>
+            <w:r>
+              <w:rPr>
+                <w:b/>
+                <w:bCs/>
+                <w:sz w:val="18"/>
+                <w:szCs w:val="18"/>
+              </w:rPr>
+              <w:t>48</w:t>
+            </w:r>
+          </w:p>
+        </w:tc>
+        <w:tc>
+          <w:tcPr>
+            <w:tcW w:w="661" w:type="dxa"/>
+          </w:tcPr>
+          <w:p>
+            <w:pPr>
+              <w:jc w:val="center"/>
+              <w:rPr>
+                <w:b/>
+                <w:bCs/>
+                <w:sz w:val="18"/>
+                <w:szCs w:val="18"/>
+              </w:rPr>
+            </w:pPr>
+          </w:p>
+        </w:tc>
+        <w:tc>
+          <w:tcPr>
+            <w:tcW w:w="1404" w:type="dxa"/>
+          </w:tcPr>
+          <w:p>
+            <w:pPr>
+              <w:jc w:val="center"/>
+              <w:rPr>
+                <w:b/>
+                <w:bCs/>
+                <w:sz w:val="18"/>
+                <w:szCs w:val="18"/>
+              </w:rPr>
+            </w:pPr>
+            <w:r>
+              <w:rPr>
+                <w:b/>
+                <w:bCs/>
+                <w:sz w:val="18"/>
+                <w:szCs w:val="18"/>
+              </w:rPr>
+              <w:t>0.011</w:t>
+            </w:r>
+          </w:p>
+        </w:tc>
+        <w:tc>
+          <w:tcPr>
+            <w:tcW w:w="661" w:type="dxa"/>
+          </w:tcPr>
+          <w:p>
+            <w:pPr>
+              <w:jc w:val="center"/>
+              <w:rPr>
+                <w:b/>
+                <w:bCs/>
+                <w:sz w:val="18"/>
+                <w:szCs w:val="18"/>
+              </w:rPr>
+            </w:pPr>
+          </w:p>
+        </w:tc>
+        <w:tc>
+          <w:tcPr>
+            <w:tcW w:w="1046" w:type="dxa"/>
+          </w:tcPr>
+          <w:p>
+            <w:pPr>
+              <w:jc w:val="center"/>
+              <w:rPr>
+                <w:b/>
+                <w:bCs/>
+                <w:sz w:val="18"/>
+                <w:szCs w:val="18"/>
+              </w:rPr>
+            </w:pPr>
+            <w:r>
+              <w:rPr>
+                <w:b/>
+                <w:bCs/>
+                <w:sz w:val="18"/>
+                <w:szCs w:val="18"/>
+              </w:rPr>
+              <w:t>0.024</w:t>
+            </w:r>
+          </w:p>
+        </w:tc>
+        <w:tc>
+          <w:tcPr>
+            <w:tcW w:w="661" w:type="dxa"/>
+          </w:tcPr>
+          <w:p>
+            <w:pPr>
+              <w:jc w:val="center"/>
+              <w:rPr>
+                <w:b/>
+                <w:bCs/>
+                <w:sz w:val="18"/>
+                <w:szCs w:val="18"/>
+              </w:rPr>
+            </w:pPr>
+          </w:p>
+        </w:tc>
+        <w:tc>
+          <w:tcPr>
+            <w:tcW w:w="1254" w:type="dxa"/>
+          </w:tcPr>
+          <w:p>
+            <w:pPr>
+              <w:jc w:val="center"/>
+              <w:rPr>
+                <w:b/>
+                <w:bCs/>
+                <w:sz w:val="18"/>
+                <w:szCs w:val="18"/>
+              </w:rPr>
+            </w:pPr>
+            <w:r>
+              <w:rPr>
+                <w:b/>
+                <w:bCs/>
+                <w:sz w:val="18"/>
+                <w:szCs w:val="18"/>
+              </w:rPr>
+              <w:t>0.096</w:t>
+            </w:r>
+          </w:p>
+        </w:tc>
+        <w:tc>
+          <w:tcPr>
+            <w:tcW w:w="0" w:type="auto"/>
+          </w:tcPr>
+          <w:p>
+            <w:pPr>
+              <w:jc w:val="center"/>
+              <w:rPr>
+                <w:b/>
+                <w:bCs/>
+                <w:sz w:val="18"/>
+                <w:szCs w:val="18"/>
+              </w:rPr>
+            </w:pPr>
+          </w:p>
+        </w:tc>
+      </w:tr>
+      <w:tr>
+        <w:tc>
+          <w:tcPr>
+            <w:tcW w:w="9754" w:type="dxa"/>
+            <w:gridSpan w:val="10"/>
+            <w:shd w:val="clear" w:color="auto" w:fill="DAE9F7" w:themeFill="text2" w:themeFillTint="1A"/>
+          </w:tcPr>
+          <w:p>
+            <w:pPr>
+              <w:jc w:val="center"/>
+              <w:rPr>
+                <w:b/>
+                <w:bCs/>
+                <w:sz w:val="18"/>
+                <w:szCs w:val="18"/>
+              </w:rPr>
+            </w:pPr>
+            <w:r>
+              <w:rPr>
+                <w:b/>
+                <w:bCs/>
+                <w:sz w:val="18"/>
+                <w:szCs w:val="18"/>
+              </w:rPr>
+              <w:t>Low</w:t>
+            </w:r>
+            <w:r>
+              <w:rPr>
+                <w:b/>
+                <w:bCs/>
+                <w:sz w:val="18"/>
+                <w:szCs w:val="18"/>
+              </w:rPr>
+              <w:t xml:space="preserve"> Noise</w:t>
+            </w:r>
+            <w:r>
+              <w:rPr>
+                <w:b/>
+                <w:bCs/>
+                <w:sz w:val="18"/>
+                <w:szCs w:val="18"/>
+              </w:rPr>
+              <w:t xml:space="preserve"> </w:t>
+            </w:r>
+            <w:r>
+              <w:rPr>
+                <w:b/>
+                <w:bCs/>
+                <w:sz w:val="18"/>
+                <w:szCs w:val="18"/>
+              </w:rPr>
+              <w:t>(0.5</w:t>
+            </w:r>
+            <w:r>
+              <w:rPr>
+                <w:b/>
+                <w:bCs/>
+                <w:sz w:val="18"/>
+                <w:szCs w:val="18"/>
+              </w:rPr>
+              <w:t>0</w:t>
+            </w:r>
+            <w:r>
+              <w:rPr>
+                <w:b/>
+                <w:bCs/>
+                <w:sz w:val="18"/>
+                <w:szCs w:val="18"/>
+              </w:rPr>
+              <w:t>× manufacturer spec)</w:t>
+            </w:r>
+          </w:p>
+          <w:p>
+            <w:pPr>
+              <w:jc w:val="center"/>
+              <w:rPr>
+                <w:b/>
+                <w:bCs/>
+                <w:sz w:val="18"/>
+                <w:szCs w:val="18"/>
+              </w:rPr>
+            </w:pPr>
+            <w:r>
+              <w:rPr>
+                <w:b/>
+                <w:bCs/>
+                <w:sz w:val="18"/>
+                <w:szCs w:val="18"/>
+              </w:rPr>
+              <w:t>σ</w:t>
+            </w:r>
+            <w:r>
+              <w:rPr>
+                <w:b/>
+                <w:bCs/>
+                <w:sz w:val="18"/>
+                <w:szCs w:val="18"/>
+              </w:rPr>
+              <w:t xml:space="preserve"> </w:t>
+            </w:r>
+            <w:r>
+              <w:rPr>
+                <w:b/>
+                <w:bCs/>
+                <w:sz w:val="18"/>
+                <w:szCs w:val="18"/>
+              </w:rPr>
+              <w:t>=</w:t>
+            </w:r>
+            <w:r>
+              <w:rPr>
+                <w:b/>
+                <w:bCs/>
+                <w:sz w:val="18"/>
+                <w:szCs w:val="18"/>
+              </w:rPr>
+              <w:t xml:space="preserve"> </w:t>
+            </w:r>
+            <w:r>
+              <w:rPr>
+                <w:b/>
+                <w:bCs/>
+                <w:sz w:val="18"/>
+                <w:szCs w:val="18"/>
+              </w:rPr>
+              <w:t>[</w:t>
+            </w:r>
+            <w:r>
+              <w:rPr>
+                <w:b/>
+                <w:bCs/>
+                <w:sz w:val="18"/>
+                <w:szCs w:val="18"/>
+              </w:rPr>
+              <w:t>0.003</w:t>
+            </w:r>
+            <w:r>
+              <w:rPr>
+                <w:b/>
+                <w:bCs/>
+                <w:sz w:val="18"/>
+                <w:szCs w:val="18"/>
+              </w:rPr>
+              <w:t>750</w:t>
+            </w:r>
+            <w:r>
+              <w:rPr>
+                <w:b/>
+                <w:bCs/>
+                <w:sz w:val="18"/>
+                <w:szCs w:val="18"/>
+              </w:rPr>
+              <w:t>, 0.003125, 0.003</w:t>
+            </w:r>
+            <w:r>
+              <w:rPr>
+                <w:b/>
+                <w:bCs/>
+                <w:sz w:val="18"/>
+                <w:szCs w:val="18"/>
+              </w:rPr>
+              <w:t>125</w:t>
+            </w:r>
+            <w:r>
+              <w:rPr>
+                <w:b/>
+                <w:bCs/>
+                <w:sz w:val="18"/>
+                <w:szCs w:val="18"/>
+              </w:rPr>
+              <w:t>, 0.</w:t>
+            </w:r>
+            <w:r>
+              <w:rPr>
+                <w:b/>
+                <w:bCs/>
+                <w:sz w:val="18"/>
+                <w:szCs w:val="18"/>
+              </w:rPr>
+              <w:t>150</w:t>
+            </w:r>
+            <w:r>
+              <w:rPr>
+                <w:b/>
+                <w:bCs/>
+                <w:sz w:val="18"/>
+                <w:szCs w:val="18"/>
+              </w:rPr>
+              <w:t>, 0.0625, 0.</w:t>
+            </w:r>
+            <w:r>
+              <w:rPr>
+                <w:b/>
+                <w:bCs/>
+                <w:sz w:val="18"/>
+                <w:szCs w:val="18"/>
+              </w:rPr>
+              <w:t>0625</w:t>
+            </w:r>
+            <w:r>
+              <w:rPr>
+                <w:b/>
+                <w:bCs/>
+                <w:sz w:val="18"/>
+                <w:szCs w:val="18"/>
+              </w:rPr>
+              <w:t>]</w:t>
+            </w:r>
+          </w:p>
+        </w:tc>
+      </w:tr>
+      <w:tr>
+        <w:trPr>
+          <w:gridAfter w:val="1"/>
+          <w:wAfter w:w="6" w:type="dxa"/>
+        </w:trPr>
+        <w:tc>
+          <w:tcPr>
+            <w:tcW w:w="2233" w:type="dxa"/>
+          </w:tcPr>
+          <w:p>
+            <w:pPr>
+              <w:rPr>
+                <w:sz w:val="18"/>
+                <w:szCs w:val="18"/>
+              </w:rPr>
+            </w:pPr>
+            <w:r>
+              <w:rPr>
+                <w:sz w:val="18"/>
+                <w:szCs w:val="18"/>
+              </w:rPr>
+              <w:t>Optimized</w:t>
+            </w:r>
+          </w:p>
+        </w:tc>
+        <w:tc>
+          <w:tcPr>
+            <w:tcW w:w="1167" w:type="dxa"/>
+          </w:tcPr>
+          <w:p>
+            <w:pPr>
+              <w:jc w:val="center"/>
+              <w:rPr>
+                <w:b/>
+                <w:bCs/>
+                <w:sz w:val="18"/>
+                <w:szCs w:val="18"/>
+              </w:rPr>
+            </w:pPr>
+          </w:p>
+        </w:tc>
+        <w:tc>
+          <w:tcPr>
+            <w:tcW w:w="661" w:type="dxa"/>
+          </w:tcPr>
+          <w:p>
+            <w:pPr>
+              <w:jc w:val="center"/>
+              <w:rPr>
+                <w:b/>
+                <w:bCs/>
+                <w:sz w:val="18"/>
+                <w:szCs w:val="18"/>
+              </w:rPr>
+            </w:pPr>
+          </w:p>
+        </w:tc>
+        <w:tc>
+          <w:tcPr>
+            <w:tcW w:w="1404" w:type="dxa"/>
+          </w:tcPr>
+          <w:p>
+            <w:pPr>
+              <w:jc w:val="center"/>
+              <w:rPr>
+                <w:b/>
+                <w:bCs/>
+                <w:sz w:val="18"/>
+                <w:szCs w:val="18"/>
+              </w:rPr>
+            </w:pPr>
+          </w:p>
+        </w:tc>
+        <w:tc>
+          <w:tcPr>
+            <w:tcW w:w="661" w:type="dxa"/>
+          </w:tcPr>
+          <w:p>
+            <w:pPr>
+              <w:jc w:val="center"/>
+              <w:rPr>
+                <w:b/>
+                <w:bCs/>
+                <w:sz w:val="18"/>
+                <w:szCs w:val="18"/>
+              </w:rPr>
+            </w:pPr>
+          </w:p>
+        </w:tc>
+        <w:tc>
+          <w:tcPr>
+            <w:tcW w:w="1046" w:type="dxa"/>
+          </w:tcPr>
+          <w:p>
+            <w:pPr>
+              <w:jc w:val="center"/>
+              <w:rPr>
+                <w:b/>
+                <w:bCs/>
+                <w:sz w:val="18"/>
+                <w:szCs w:val="18"/>
+              </w:rPr>
+            </w:pPr>
+          </w:p>
+        </w:tc>
+        <w:tc>
+          <w:tcPr>
+            <w:tcW w:w="661" w:type="dxa"/>
+          </w:tcPr>
+          <w:p>
+            <w:pPr>
+              <w:jc w:val="center"/>
+              <w:rPr>
+                <w:b/>
+                <w:bCs/>
+                <w:sz w:val="18"/>
+                <w:szCs w:val="18"/>
+              </w:rPr>
+            </w:pPr>
+          </w:p>
+        </w:tc>
+        <w:tc>
+          <w:tcPr>
+            <w:tcW w:w="1254" w:type="dxa"/>
+          </w:tcPr>
+          <w:p>
+            <w:pPr>
+              <w:jc w:val="center"/>
+              <w:rPr>
+                <w:b/>
+                <w:bCs/>
+                <w:sz w:val="18"/>
+                <w:szCs w:val="18"/>
+              </w:rPr>
+            </w:pPr>
+          </w:p>
+        </w:tc>
+        <w:tc>
+          <w:tcPr>
+            <w:tcW w:w="0" w:type="auto"/>
+          </w:tcPr>
+          <w:p>
+            <w:pPr>
+              <w:jc w:val="center"/>
+              <w:rPr>
+                <w:b/>
+                <w:bCs/>
+                <w:sz w:val="18"/>
+                <w:szCs w:val="18"/>
+              </w:rPr>
+            </w:pPr>
+          </w:p>
+        </w:tc>
+      </w:tr>
+      <w:tr>
+        <w:trPr>
+          <w:gridAfter w:val="1"/>
+          <w:wAfter w:w="6" w:type="dxa"/>
+        </w:trPr>
+        <w:tc>
+          <w:tcPr>
+            <w:tcW w:w="2233" w:type="dxa"/>
+          </w:tcPr>
+          <w:p>
+            <w:pPr>
+              <w:rPr>
+                <w:sz w:val="18"/>
+                <w:szCs w:val="18"/>
+              </w:rPr>
+            </w:pPr>
+            <w:r>
+              <w:rPr>
+                <w:sz w:val="18"/>
+                <w:szCs w:val="18"/>
+              </w:rPr>
+              <w:t>Tapered</w:t>
+            </w:r>
+            <w:r>
+              <w:rPr>
+                <w:sz w:val="18"/>
+                <w:szCs w:val="18"/>
+              </w:rPr>
+              <w:t xml:space="preserve"> (2.00 to 1.25 mm)</w:t>
+            </w:r>
+          </w:p>
+        </w:tc>
+        <w:tc>
+          <w:tcPr>
+            <w:tcW w:w="1167" w:type="dxa"/>
+          </w:tcPr>
+          <w:p>
+            <w:pPr>
+              <w:jc w:val="center"/>
+              <w:rPr>
+                <w:b/>
+                <w:bCs/>
+                <w:sz w:val="18"/>
+                <w:szCs w:val="18"/>
+              </w:rPr>
+            </w:pPr>
+            <w:r>
+              <w:rPr>
+                <w:b/>
+                <w:bCs/>
+                <w:sz w:val="18"/>
+                <w:szCs w:val="18"/>
+              </w:rPr>
+              <w:t>0.078</w:t>
+            </w:r>
+          </w:p>
+        </w:tc>
+        <w:tc>
+          <w:tcPr>
+            <w:tcW w:w="661" w:type="dxa"/>
+          </w:tcPr>
+          <w:p>
+            <w:pPr>
+              <w:jc w:val="center"/>
+              <w:rPr>
+                <w:b/>
+                <w:bCs/>
+                <w:sz w:val="18"/>
+                <w:szCs w:val="18"/>
+              </w:rPr>
+            </w:pPr>
+          </w:p>
+        </w:tc>
+        <w:tc>
+          <w:tcPr>
+            <w:tcW w:w="1404" w:type="dxa"/>
+          </w:tcPr>
+          <w:p>
+            <w:pPr>
+              <w:jc w:val="center"/>
+              <w:rPr>
+                <w:b/>
+                <w:bCs/>
+                <w:sz w:val="18"/>
+                <w:szCs w:val="18"/>
+              </w:rPr>
+            </w:pPr>
+            <w:r>
+              <w:rPr>
+                <w:b/>
+                <w:bCs/>
+                <w:sz w:val="18"/>
+                <w:szCs w:val="18"/>
+              </w:rPr>
+              <w:t>0.024</w:t>
+            </w:r>
+          </w:p>
+        </w:tc>
+        <w:tc>
+          <w:tcPr>
+            <w:tcW w:w="661" w:type="dxa"/>
+          </w:tcPr>
+          <w:p>
+            <w:pPr>
+              <w:jc w:val="center"/>
+              <w:rPr>
+                <w:b/>
+                <w:bCs/>
+                <w:sz w:val="18"/>
+                <w:szCs w:val="18"/>
+              </w:rPr>
+            </w:pPr>
+          </w:p>
+        </w:tc>
+        <w:tc>
+          <w:tcPr>
+            <w:tcW w:w="1046" w:type="dxa"/>
+          </w:tcPr>
+          <w:p>
+            <w:pPr>
+              <w:jc w:val="center"/>
+              <w:rPr>
+                <w:rFonts w:ascii="Aptos Narrow" w:hAnsi="Aptos Narrow"/>
+                <w:b/>
+                <w:bCs/>
+                <w:color w:val="000000"/>
+                <w:sz w:val="20"/>
+                <w:szCs w:val="20"/>
+              </w:rPr>
+            </w:pPr>
+            <w:r>
+              <w:rPr>
+                <w:rFonts w:ascii="Aptos Narrow" w:hAnsi="Aptos Narrow"/>
+                <w:b/>
+                <w:bCs/>
+                <w:color w:val="000000"/>
+                <w:sz w:val="20"/>
+                <w:szCs w:val="20"/>
+              </w:rPr>
+              <w:t>0.133</w:t>
+            </w:r>
+          </w:p>
+        </w:tc>
+        <w:tc>
+          <w:tcPr>
+            <w:tcW w:w="661" w:type="dxa"/>
+          </w:tcPr>
+          <w:p>
+            <w:pPr>
+              <w:jc w:val="center"/>
+              <w:rPr>
+                <w:b/>
+                <w:bCs/>
+                <w:sz w:val="18"/>
+                <w:szCs w:val="18"/>
+              </w:rPr>
+            </w:pPr>
+          </w:p>
+        </w:tc>
+        <w:tc>
+          <w:tcPr>
+            <w:tcW w:w="1254" w:type="dxa"/>
+          </w:tcPr>
+          <w:p>
+            <w:pPr>
+              <w:jc w:val="center"/>
+              <w:rPr>
+                <w:b/>
+                <w:bCs/>
+                <w:sz w:val="18"/>
+                <w:szCs w:val="18"/>
+              </w:rPr>
+            </w:pPr>
+            <w:r>
+              <w:rPr>
+                <w:b/>
+                <w:bCs/>
+                <w:sz w:val="18"/>
+                <w:szCs w:val="18"/>
+              </w:rPr>
+              <w:t>0.252</w:t>
+            </w:r>
+          </w:p>
+        </w:tc>
+        <w:tc>
+          <w:tcPr>
+            <w:tcW w:w="0" w:type="auto"/>
+          </w:tcPr>
+          <w:p>
+            <w:pPr>
+              <w:jc w:val="center"/>
+              <w:rPr>
+                <w:b/>
+                <w:bCs/>
+                <w:sz w:val="18"/>
+                <w:szCs w:val="18"/>
+              </w:rPr>
+            </w:pPr>
+          </w:p>
+        </w:tc>
+      </w:tr>
+      <w:tr>
+        <w:trPr>
+          <w:gridAfter w:val="1"/>
+          <w:wAfter w:w="6" w:type="dxa"/>
+        </w:trPr>
+        <w:tc>
+          <w:tcPr>
+            <w:tcW w:w="2233" w:type="dxa"/>
+          </w:tcPr>
+          <w:p>
+            <w:pPr>
+              <w:rPr>
+                <w:sz w:val="18"/>
+                <w:szCs w:val="18"/>
+              </w:rPr>
+            </w:pPr>
+            <w:r>
+              <w:rPr>
+                <w:sz w:val="18"/>
+                <w:szCs w:val="18"/>
+              </w:rPr>
+              <w:t>Cylindrical</w:t>
+            </w:r>
+            <w:r>
+              <w:rPr>
+                <w:sz w:val="18"/>
+                <w:szCs w:val="18"/>
+              </w:rPr>
+              <w:t xml:space="preserve"> (1.5 mm)</w:t>
+            </w:r>
+          </w:p>
+        </w:tc>
+        <w:tc>
+          <w:tcPr>
+            <w:tcW w:w="1167" w:type="dxa"/>
+          </w:tcPr>
+          <w:p>
+            <w:pPr>
+              <w:jc w:val="center"/>
+              <w:rPr>
+                <w:b/>
+                <w:bCs/>
+                <w:sz w:val="18"/>
+                <w:szCs w:val="18"/>
+              </w:rPr>
+            </w:pPr>
+            <w:r>
+              <w:rPr>
+                <w:b/>
+                <w:bCs/>
+                <w:sz w:val="18"/>
+                <w:szCs w:val="18"/>
+              </w:rPr>
+              <w:t>0.074</w:t>
+            </w:r>
+          </w:p>
+        </w:tc>
+        <w:tc>
+          <w:tcPr>
+            <w:tcW w:w="661" w:type="dxa"/>
+          </w:tcPr>
+          <w:p>
+            <w:pPr>
+              <w:jc w:val="center"/>
+              <w:rPr>
+                <w:b/>
+                <w:bCs/>
+                <w:sz w:val="18"/>
+                <w:szCs w:val="18"/>
+              </w:rPr>
+            </w:pPr>
+          </w:p>
+        </w:tc>
+        <w:tc>
+          <w:tcPr>
+            <w:tcW w:w="1404" w:type="dxa"/>
+          </w:tcPr>
+          <w:p>
+            <w:pPr>
+              <w:jc w:val="center"/>
+              <w:rPr>
+                <w:b/>
+                <w:bCs/>
+                <w:sz w:val="18"/>
+                <w:szCs w:val="18"/>
+              </w:rPr>
+            </w:pPr>
+            <w:r>
+              <w:rPr>
+                <w:b/>
+                <w:bCs/>
+                <w:sz w:val="18"/>
+                <w:szCs w:val="18"/>
+              </w:rPr>
+              <w:t>0.025</w:t>
+            </w:r>
+          </w:p>
+        </w:tc>
+        <w:tc>
+          <w:tcPr>
+            <w:tcW w:w="661" w:type="dxa"/>
+          </w:tcPr>
+          <w:p>
+            <w:pPr>
+              <w:jc w:val="center"/>
+              <w:rPr>
+                <w:b/>
+                <w:bCs/>
+                <w:sz w:val="18"/>
+                <w:szCs w:val="18"/>
+              </w:rPr>
+            </w:pPr>
+          </w:p>
+        </w:tc>
+        <w:tc>
+          <w:tcPr>
+            <w:tcW w:w="1046" w:type="dxa"/>
+          </w:tcPr>
+          <w:p>
+            <w:pPr>
+              <w:jc w:val="center"/>
+              <w:rPr>
+                <w:b/>
+                <w:bCs/>
+                <w:sz w:val="18"/>
+                <w:szCs w:val="18"/>
+              </w:rPr>
+            </w:pPr>
+            <w:r>
+              <w:rPr>
+                <w:b/>
+                <w:bCs/>
+                <w:sz w:val="18"/>
+                <w:szCs w:val="18"/>
+              </w:rPr>
+              <w:t>0.156</w:t>
+            </w:r>
+          </w:p>
+        </w:tc>
+        <w:tc>
+          <w:tcPr>
+            <w:tcW w:w="661" w:type="dxa"/>
+          </w:tcPr>
+          <w:p>
+            <w:pPr>
+              <w:jc w:val="center"/>
+              <w:rPr>
+                <w:b/>
+                <w:bCs/>
+                <w:sz w:val="18"/>
+                <w:szCs w:val="18"/>
+              </w:rPr>
+            </w:pPr>
+          </w:p>
+        </w:tc>
+        <w:tc>
+          <w:tcPr>
+            <w:tcW w:w="1254" w:type="dxa"/>
+          </w:tcPr>
+          <w:p>
+            <w:pPr>
+              <w:jc w:val="center"/>
+              <w:rPr>
+                <w:b/>
+                <w:bCs/>
+                <w:sz w:val="18"/>
+                <w:szCs w:val="18"/>
+              </w:rPr>
+            </w:pPr>
+            <w:r>
+              <w:rPr>
+                <w:b/>
+                <w:bCs/>
+                <w:sz w:val="18"/>
+                <w:szCs w:val="18"/>
+              </w:rPr>
+              <w:t>0.277</w:t>
+            </w:r>
+          </w:p>
+        </w:tc>
+        <w:tc>
+          <w:tcPr>
+            <w:tcW w:w="0" w:type="auto"/>
+          </w:tcPr>
+          <w:p>
+            <w:pPr>
+              <w:jc w:val="center"/>
+              <w:rPr>
+                <w:b/>
+                <w:bCs/>
+                <w:sz w:val="18"/>
+                <w:szCs w:val="18"/>
+              </w:rPr>
+            </w:pPr>
+          </w:p>
+        </w:tc>
+      </w:tr>
+      <w:tr>
+        <w:trPr>
+          <w:gridAfter w:val="1"/>
+          <w:wAfter w:w="6" w:type="dxa"/>
+        </w:trPr>
+        <w:tc>
+          <w:tcPr>
+            <w:tcW w:w="2233" w:type="dxa"/>
+          </w:tcPr>
+          <w:p>
+            <w:pPr>
+              <w:rPr>
+                <w:sz w:val="18"/>
+                <w:szCs w:val="18"/>
+              </w:rPr>
+            </w:pPr>
+            <w:r>
+              <w:rPr>
+                <w:sz w:val="18"/>
+                <w:szCs w:val="18"/>
+              </w:rPr>
+              <w:t>Cylindrical (1.75 mm)</w:t>
+            </w:r>
+          </w:p>
+        </w:tc>
+        <w:tc>
+          <w:tcPr>
+            <w:tcW w:w="1167" w:type="dxa"/>
+          </w:tcPr>
+          <w:p>
+            <w:pPr>
+              <w:jc w:val="center"/>
+              <w:rPr>
+                <w:b/>
+                <w:bCs/>
+                <w:sz w:val="18"/>
+                <w:szCs w:val="18"/>
+              </w:rPr>
+            </w:pPr>
+            <w:r>
+              <w:rPr>
+                <w:b/>
+                <w:bCs/>
+                <w:sz w:val="18"/>
+                <w:szCs w:val="18"/>
+              </w:rPr>
+              <w:t>0.077</w:t>
+            </w:r>
+          </w:p>
+        </w:tc>
+        <w:tc>
+          <w:tcPr>
+            <w:tcW w:w="661" w:type="dxa"/>
+          </w:tcPr>
+          <w:p>
+            <w:pPr>
+              <w:jc w:val="center"/>
+              <w:rPr>
+                <w:b/>
+                <w:bCs/>
+                <w:sz w:val="18"/>
+                <w:szCs w:val="18"/>
+              </w:rPr>
+            </w:pPr>
+          </w:p>
+        </w:tc>
+        <w:tc>
+          <w:tcPr>
+            <w:tcW w:w="1404" w:type="dxa"/>
+          </w:tcPr>
+          <w:p>
+            <w:pPr>
+              <w:jc w:val="center"/>
+              <w:rPr>
+                <w:b/>
+                <w:bCs/>
+                <w:sz w:val="18"/>
+                <w:szCs w:val="18"/>
+              </w:rPr>
+            </w:pPr>
+            <w:r>
+              <w:rPr>
+                <w:b/>
+                <w:bCs/>
+                <w:sz w:val="18"/>
+                <w:szCs w:val="18"/>
+              </w:rPr>
+              <w:t>0.026</w:t>
+            </w:r>
+          </w:p>
+        </w:tc>
+        <w:tc>
+          <w:tcPr>
+            <w:tcW w:w="661" w:type="dxa"/>
+          </w:tcPr>
+          <w:p>
+            <w:pPr>
+              <w:jc w:val="center"/>
+              <w:rPr>
+                <w:b/>
+                <w:bCs/>
+                <w:sz w:val="18"/>
+                <w:szCs w:val="18"/>
+              </w:rPr>
+            </w:pPr>
+          </w:p>
+        </w:tc>
+        <w:tc>
+          <w:tcPr>
+            <w:tcW w:w="1046" w:type="dxa"/>
+          </w:tcPr>
+          <w:p>
+            <w:pPr>
+              <w:jc w:val="center"/>
+              <w:rPr>
+                <w:b/>
+                <w:bCs/>
+                <w:sz w:val="18"/>
+                <w:szCs w:val="18"/>
+              </w:rPr>
+            </w:pPr>
+            <w:r>
+              <w:rPr>
+                <w:b/>
+                <w:bCs/>
+                <w:sz w:val="18"/>
+                <w:szCs w:val="18"/>
+              </w:rPr>
+              <w:t>0.134</w:t>
+            </w:r>
+          </w:p>
+        </w:tc>
+        <w:tc>
+          <w:tcPr>
+            <w:tcW w:w="661" w:type="dxa"/>
+          </w:tcPr>
+          <w:p>
+            <w:pPr>
+              <w:jc w:val="center"/>
+              <w:rPr>
+                <w:b/>
+                <w:bCs/>
+                <w:sz w:val="18"/>
+                <w:szCs w:val="18"/>
+              </w:rPr>
+            </w:pPr>
+          </w:p>
+        </w:tc>
+        <w:tc>
+          <w:tcPr>
+            <w:tcW w:w="1254" w:type="dxa"/>
+          </w:tcPr>
+          <w:p>
+            <w:pPr>
+              <w:jc w:val="center"/>
+              <w:rPr>
+                <w:b/>
+                <w:bCs/>
+                <w:sz w:val="18"/>
+                <w:szCs w:val="18"/>
+              </w:rPr>
+            </w:pPr>
+            <w:r>
+              <w:rPr>
+                <w:b/>
+                <w:bCs/>
+                <w:sz w:val="18"/>
+                <w:szCs w:val="18"/>
+              </w:rPr>
+              <w:t>0.250</w:t>
+            </w:r>
+          </w:p>
+        </w:tc>
+        <w:tc>
+          <w:tcPr>
+            <w:tcW w:w="0" w:type="auto"/>
+          </w:tcPr>
+          <w:p>
+            <w:pPr>
+              <w:jc w:val="center"/>
+              <w:rPr>
+                <w:b/>
+                <w:bCs/>
+                <w:sz w:val="18"/>
+                <w:szCs w:val="18"/>
+              </w:rPr>
+            </w:pPr>
+          </w:p>
+        </w:tc>
+      </w:tr>
+      <w:tr>
+        <w:tc>
+          <w:tcPr>
+            <w:tcW w:w="9754" w:type="dxa"/>
+            <w:gridSpan w:val="10"/>
+            <w:shd w:val="clear" w:color="auto" w:fill="DAE9F7" w:themeFill="text2" w:themeFillTint="1A"/>
+          </w:tcPr>
+          <w:p>
+            <w:pPr>
+              <w:jc w:val="center"/>
+              <w:rPr>
+                <w:b/>
+                <w:bCs/>
+                <w:sz w:val="18"/>
+                <w:szCs w:val="18"/>
+              </w:rPr>
+            </w:pPr>
+            <w:r>
+              <w:rPr>
+                <w:b/>
+                <w:bCs/>
+                <w:sz w:val="18"/>
+                <w:szCs w:val="18"/>
+              </w:rPr>
+              <w:t>Medium</w:t>
+            </w:r>
+            <w:r>
+              <w:rPr>
+                <w:b/>
+                <w:bCs/>
+                <w:sz w:val="18"/>
+                <w:szCs w:val="18"/>
+              </w:rPr>
+              <w:t xml:space="preserve"> Noise</w:t>
+            </w:r>
+            <w:r>
+              <w:rPr>
+                <w:b/>
+                <w:bCs/>
+                <w:sz w:val="18"/>
+                <w:szCs w:val="18"/>
+              </w:rPr>
+              <w:t xml:space="preserve"> </w:t>
+            </w:r>
+            <w:r>
+              <w:rPr>
+                <w:b/>
+                <w:bCs/>
+                <w:sz w:val="18"/>
+                <w:szCs w:val="18"/>
+              </w:rPr>
+              <w:t>(</w:t>
+            </w:r>
+            <w:r>
+              <w:rPr>
+                <w:b/>
+                <w:bCs/>
+                <w:sz w:val="18"/>
+                <w:szCs w:val="18"/>
+              </w:rPr>
+              <w:t>1.00</w:t>
+            </w:r>
+            <w:r>
+              <w:rPr>
+                <w:b/>
+                <w:bCs/>
+                <w:sz w:val="18"/>
+                <w:szCs w:val="18"/>
+              </w:rPr>
+              <w:t>× manufacturer spec)</w:t>
+            </w:r>
+          </w:p>
+          <w:p>
+            <w:pPr>
+              <w:jc w:val="center"/>
+              <w:rPr>
+                <w:b/>
+                <w:bCs/>
+                <w:sz w:val="18"/>
+                <w:szCs w:val="18"/>
+              </w:rPr>
+            </w:pPr>
+            <w:r>
+              <w:rPr>
+                <w:b/>
+                <w:bCs/>
+                <w:sz w:val="18"/>
+                <w:szCs w:val="18"/>
+              </w:rPr>
+              <w:t>σ</w:t>
+            </w:r>
+            <w:r>
+              <w:rPr>
+                <w:b/>
+                <w:bCs/>
+                <w:sz w:val="18"/>
+                <w:szCs w:val="18"/>
+              </w:rPr>
+              <w:t xml:space="preserve"> </w:t>
+            </w:r>
+            <w:r>
+              <w:rPr>
+                <w:b/>
+                <w:bCs/>
+                <w:sz w:val="18"/>
+                <w:szCs w:val="18"/>
+              </w:rPr>
+              <w:t>=</w:t>
+            </w:r>
+            <w:r>
+              <w:rPr>
+                <w:b/>
+                <w:bCs/>
+                <w:sz w:val="18"/>
+                <w:szCs w:val="18"/>
+              </w:rPr>
+              <w:t xml:space="preserve"> </w:t>
+            </w:r>
+            <w:r>
+              <w:rPr>
+                <w:b/>
+                <w:bCs/>
+                <w:sz w:val="18"/>
+                <w:szCs w:val="18"/>
+              </w:rPr>
+              <w:t>[0.00</w:t>
+            </w:r>
+            <w:r>
+              <w:rPr>
+                <w:b/>
+                <w:bCs/>
+                <w:sz w:val="18"/>
+                <w:szCs w:val="18"/>
+              </w:rPr>
+              <w:t>7</w:t>
+            </w:r>
+            <w:r>
+              <w:rPr>
+                <w:b/>
+                <w:bCs/>
+                <w:sz w:val="18"/>
+                <w:szCs w:val="18"/>
+              </w:rPr>
+              <w:t>50</w:t>
+            </w:r>
+            <w:r>
+              <w:rPr>
+                <w:b/>
+                <w:bCs/>
+                <w:sz w:val="18"/>
+                <w:szCs w:val="18"/>
+              </w:rPr>
+              <w:t>0</w:t>
+            </w:r>
+            <w:r>
+              <w:rPr>
+                <w:b/>
+                <w:bCs/>
+                <w:sz w:val="18"/>
+                <w:szCs w:val="18"/>
+              </w:rPr>
+              <w:t>, 0.006250, 0.00</w:t>
+            </w:r>
+            <w:r>
+              <w:rPr>
+                <w:b/>
+                <w:bCs/>
+                <w:sz w:val="18"/>
+                <w:szCs w:val="18"/>
+              </w:rPr>
+              <w:t>625</w:t>
+            </w:r>
+            <w:r>
+              <w:rPr>
+                <w:b/>
+                <w:bCs/>
+                <w:sz w:val="18"/>
+                <w:szCs w:val="18"/>
+              </w:rPr>
+              <w:t>0, 0.</w:t>
+            </w:r>
+            <w:r>
+              <w:rPr>
+                <w:b/>
+                <w:bCs/>
+                <w:sz w:val="18"/>
+                <w:szCs w:val="18"/>
+              </w:rPr>
+              <w:t>300</w:t>
+            </w:r>
+            <w:r>
+              <w:rPr>
+                <w:b/>
+                <w:bCs/>
+                <w:sz w:val="18"/>
+                <w:szCs w:val="18"/>
+              </w:rPr>
+              <w:t>, 0.1250, 0.</w:t>
+            </w:r>
+            <w:r>
+              <w:rPr>
+                <w:b/>
+                <w:bCs/>
+                <w:sz w:val="18"/>
+                <w:szCs w:val="18"/>
+              </w:rPr>
+              <w:t>1250</w:t>
+            </w:r>
+            <w:r>
+              <w:rPr>
+                <w:b/>
+                <w:bCs/>
+                <w:sz w:val="18"/>
+                <w:szCs w:val="18"/>
+              </w:rPr>
+              <w:t>]</w:t>
+            </w:r>
+          </w:p>
+        </w:tc>
+      </w:tr>
+      <w:tr>
+        <w:trPr>
+          <w:gridAfter w:val="1"/>
+          <w:wAfter w:w="6" w:type="dxa"/>
+        </w:trPr>
+        <w:tc>
+          <w:tcPr>
+            <w:tcW w:w="2233" w:type="dxa"/>
+          </w:tcPr>
+          <w:p>
+            <w:pPr>
+              <w:rPr>
+                <w:sz w:val="18"/>
+                <w:szCs w:val="18"/>
+              </w:rPr>
+            </w:pPr>
+            <w:r>
+              <w:rPr>
+                <w:sz w:val="18"/>
+                <w:szCs w:val="18"/>
+              </w:rPr>
+              <w:t>Optimized</w:t>
+            </w:r>
+          </w:p>
+        </w:tc>
+        <w:tc>
+          <w:tcPr>
+            <w:tcW w:w="1167" w:type="dxa"/>
+          </w:tcPr>
+          <w:p>
+            <w:pPr>
+              <w:jc w:val="center"/>
+              <w:rPr>
+                <w:b/>
+                <w:bCs/>
+                <w:sz w:val="18"/>
+                <w:szCs w:val="18"/>
+              </w:rPr>
+            </w:pPr>
+          </w:p>
+        </w:tc>
+        <w:tc>
+          <w:tcPr>
+            <w:tcW w:w="661" w:type="dxa"/>
+          </w:tcPr>
+          <w:p>
+            <w:pPr>
+              <w:jc w:val="center"/>
+              <w:rPr>
+                <w:b/>
+                <w:bCs/>
+                <w:sz w:val="18"/>
+                <w:szCs w:val="18"/>
+              </w:rPr>
+            </w:pPr>
+          </w:p>
+        </w:tc>
+        <w:tc>
+          <w:tcPr>
+            <w:tcW w:w="1404" w:type="dxa"/>
+          </w:tcPr>
+          <w:p>
+            <w:pPr>
+              <w:jc w:val="center"/>
+              <w:rPr>
+                <w:b/>
+                <w:bCs/>
+                <w:sz w:val="18"/>
+                <w:szCs w:val="18"/>
+              </w:rPr>
+            </w:pPr>
+          </w:p>
+        </w:tc>
+        <w:tc>
+          <w:tcPr>
+            <w:tcW w:w="661" w:type="dxa"/>
+          </w:tcPr>
+          <w:p>
+            <w:pPr>
+              <w:jc w:val="center"/>
+              <w:rPr>
+                <w:b/>
+                <w:bCs/>
+                <w:sz w:val="18"/>
+                <w:szCs w:val="18"/>
+              </w:rPr>
+            </w:pPr>
+          </w:p>
+        </w:tc>
+        <w:tc>
+          <w:tcPr>
+            <w:tcW w:w="1046" w:type="dxa"/>
+          </w:tcPr>
+          <w:p>
+            <w:pPr>
+              <w:jc w:val="center"/>
+              <w:rPr>
+                <w:b/>
+                <w:bCs/>
+                <w:sz w:val="18"/>
+                <w:szCs w:val="18"/>
+              </w:rPr>
+            </w:pPr>
+          </w:p>
+        </w:tc>
+        <w:tc>
+          <w:tcPr>
+            <w:tcW w:w="661" w:type="dxa"/>
+          </w:tcPr>
+          <w:p>
+            <w:pPr>
+              <w:jc w:val="center"/>
+              <w:rPr>
+                <w:b/>
+                <w:bCs/>
+                <w:sz w:val="18"/>
+                <w:szCs w:val="18"/>
+              </w:rPr>
+            </w:pPr>
+          </w:p>
+        </w:tc>
+        <w:tc>
+          <w:tcPr>
+            <w:tcW w:w="1254" w:type="dxa"/>
+          </w:tcPr>
+          <w:p>
+            <w:pPr>
+              <w:jc w:val="center"/>
+              <w:rPr>
+                <w:b/>
+                <w:bCs/>
+                <w:sz w:val="18"/>
+                <w:szCs w:val="18"/>
+              </w:rPr>
+            </w:pPr>
+          </w:p>
+        </w:tc>
+        <w:tc>
+          <w:tcPr>
+            <w:tcW w:w="0" w:type="auto"/>
+          </w:tcPr>
+          <w:p>
+            <w:pPr>
+              <w:jc w:val="center"/>
+              <w:rPr>
+                <w:b/>
+                <w:bCs/>
+                <w:sz w:val="18"/>
+                <w:szCs w:val="18"/>
+              </w:rPr>
+            </w:pPr>
+          </w:p>
+        </w:tc>
+      </w:tr>
+      <w:tr>
+        <w:trPr>
+          <w:gridAfter w:val="1"/>
+          <w:wAfter w:w="6" w:type="dxa"/>
+        </w:trPr>
+        <w:tc>
+          <w:tcPr>
+            <w:tcW w:w="2233" w:type="dxa"/>
+          </w:tcPr>
+          <w:p>
+            <w:pPr>
+              <w:rPr>
+                <w:sz w:val="18"/>
+                <w:szCs w:val="18"/>
+              </w:rPr>
+            </w:pPr>
+            <w:r>
+              <w:rPr>
+                <w:sz w:val="18"/>
+                <w:szCs w:val="18"/>
+              </w:rPr>
+              <w:t>Tapered</w:t>
+            </w:r>
+            <w:r>
+              <w:rPr>
+                <w:sz w:val="18"/>
+                <w:szCs w:val="18"/>
+              </w:rPr>
+              <w:t xml:space="preserve"> (2.00 to 1.25 mm)</w:t>
+            </w:r>
+          </w:p>
+        </w:tc>
+        <w:tc>
+          <w:tcPr>
+            <w:tcW w:w="1167" w:type="dxa"/>
+          </w:tcPr>
+          <w:p>
+            <w:pPr>
+              <w:jc w:val="center"/>
+              <w:rPr>
+                <w:rFonts w:ascii="Aptos Narrow" w:hAnsi="Aptos Narrow"/>
+                <w:b/>
+                <w:bCs/>
+                <w:color w:val="000000"/>
+                <w:sz w:val="20"/>
+                <w:szCs w:val="20"/>
+              </w:rPr>
+            </w:pPr>
+            <w:r>
+              <w:rPr>
+                <w:rFonts w:ascii="Aptos Narrow" w:hAnsi="Aptos Narrow"/>
+                <w:b/>
+                <w:bCs/>
+                <w:color w:val="000000"/>
+                <w:sz w:val="20"/>
+                <w:szCs w:val="20"/>
+              </w:rPr>
+              <w:t>0.141</w:t>
+            </w:r>
+          </w:p>
+        </w:tc>
+        <w:tc>
+          <w:tcPr>
+            <w:tcW w:w="661" w:type="dxa"/>
+          </w:tcPr>
+          <w:p>
+            <w:pPr>
+              <w:jc w:val="center"/>
+              <w:rPr>
+                <w:b/>
+                <w:bCs/>
+                <w:sz w:val="18"/>
+                <w:szCs w:val="18"/>
+              </w:rPr>
+            </w:pPr>
+          </w:p>
+        </w:tc>
+        <w:tc>
+          <w:tcPr>
+            <w:tcW w:w="1404" w:type="dxa"/>
+          </w:tcPr>
+          <w:p>
+            <w:pPr>
+              <w:jc w:val="center"/>
+              <w:rPr>
+                <w:b/>
+                <w:bCs/>
+                <w:sz w:val="18"/>
+                <w:szCs w:val="18"/>
+              </w:rPr>
+            </w:pPr>
+            <w:r>
+              <w:rPr>
+                <w:b/>
+                <w:bCs/>
+                <w:sz w:val="18"/>
+                <w:szCs w:val="18"/>
+              </w:rPr>
+              <w:t>0.04</w:t>
+            </w:r>
+            <w:r>
+              <w:rPr>
+                <w:b/>
+                <w:bCs/>
+                <w:sz w:val="18"/>
+                <w:szCs w:val="18"/>
+              </w:rPr>
+              <w:t>0</w:t>
+            </w:r>
+          </w:p>
+        </w:tc>
+        <w:tc>
+          <w:tcPr>
+            <w:tcW w:w="661" w:type="dxa"/>
+          </w:tcPr>
+          <w:p>
+            <w:pPr>
+              <w:jc w:val="center"/>
+              <w:rPr>
+                <w:b/>
+                <w:bCs/>
+                <w:sz w:val="18"/>
+                <w:szCs w:val="18"/>
+              </w:rPr>
+            </w:pPr>
+          </w:p>
+        </w:tc>
+        <w:tc>
+          <w:tcPr>
+            <w:tcW w:w="1046" w:type="dxa"/>
+          </w:tcPr>
+          <w:p>
+            <w:pPr>
+              <w:jc w:val="center"/>
+              <w:rPr>
+                <w:b/>
+                <w:bCs/>
+                <w:sz w:val="18"/>
+                <w:szCs w:val="18"/>
+              </w:rPr>
+            </w:pPr>
+            <w:r>
+              <w:rPr>
+                <w:b/>
+                <w:bCs/>
+                <w:sz w:val="18"/>
+                <w:szCs w:val="18"/>
+              </w:rPr>
+              <w:t>0.26</w:t>
+            </w:r>
+            <w:r>
+              <w:rPr>
+                <w:b/>
+                <w:bCs/>
+                <w:sz w:val="18"/>
+                <w:szCs w:val="18"/>
+              </w:rPr>
+              <w:t>1</w:t>
+            </w:r>
+          </w:p>
+        </w:tc>
+        <w:tc>
+          <w:tcPr>
+            <w:tcW w:w="661" w:type="dxa"/>
+          </w:tcPr>
+          <w:p>
+            <w:pPr>
+              <w:jc w:val="center"/>
+              <w:rPr>
+                <w:b/>
+                <w:bCs/>
+                <w:sz w:val="18"/>
+                <w:szCs w:val="18"/>
+              </w:rPr>
+            </w:pPr>
+          </w:p>
+        </w:tc>
+        <w:tc>
+          <w:tcPr>
+            <w:tcW w:w="1254" w:type="dxa"/>
+          </w:tcPr>
+          <w:p>
+            <w:pPr>
+              <w:jc w:val="center"/>
+              <w:rPr>
+                <w:b/>
+                <w:bCs/>
+                <w:sz w:val="18"/>
+                <w:szCs w:val="18"/>
+              </w:rPr>
+            </w:pPr>
+            <w:r>
+              <w:rPr>
+                <w:b/>
+                <w:bCs/>
+                <w:sz w:val="18"/>
+                <w:szCs w:val="18"/>
+              </w:rPr>
+              <w:t>0.413</w:t>
+            </w:r>
+          </w:p>
+        </w:tc>
+        <w:tc>
+          <w:tcPr>
+            <w:tcW w:w="0" w:type="auto"/>
+          </w:tcPr>
+          <w:p>
+            <w:pPr>
+              <w:jc w:val="center"/>
+              <w:rPr>
+                <w:b/>
+                <w:bCs/>
+                <w:sz w:val="18"/>
+                <w:szCs w:val="18"/>
+              </w:rPr>
+            </w:pPr>
+          </w:p>
+        </w:tc>
+      </w:tr>
+      <w:tr>
+        <w:trPr>
+          <w:gridAfter w:val="1"/>
+          <w:wAfter w:w="6" w:type="dxa"/>
+        </w:trPr>
+        <w:tc>
+          <w:tcPr>
+            <w:tcW w:w="2233" w:type="dxa"/>
+          </w:tcPr>
+          <w:p>
+            <w:pPr>
+              <w:rPr>
+                <w:sz w:val="18"/>
+                <w:szCs w:val="18"/>
+              </w:rPr>
+            </w:pPr>
+            <w:r>
+              <w:rPr>
+                <w:sz w:val="18"/>
+                <w:szCs w:val="18"/>
+              </w:rPr>
+              <w:t>Cylindrical</w:t>
+            </w:r>
+            <w:r>
+              <w:rPr>
+                <w:sz w:val="18"/>
+                <w:szCs w:val="18"/>
+              </w:rPr>
+              <w:t xml:space="preserve"> (1.5 mm)</w:t>
+            </w:r>
+          </w:p>
+        </w:tc>
+        <w:tc>
+          <w:tcPr>
+            <w:tcW w:w="1167" w:type="dxa"/>
+          </w:tcPr>
+          <w:p>
+            <w:pPr>
+              <w:jc w:val="center"/>
+              <w:rPr>
+                <w:b/>
+                <w:bCs/>
+                <w:sz w:val="18"/>
+                <w:szCs w:val="18"/>
+              </w:rPr>
+            </w:pPr>
+            <w:r>
+              <w:rPr>
+                <w:b/>
+                <w:bCs/>
+                <w:sz w:val="18"/>
+                <w:szCs w:val="18"/>
+              </w:rPr>
+              <w:t>0.137</w:t>
+            </w:r>
+          </w:p>
+        </w:tc>
+        <w:tc>
+          <w:tcPr>
+            <w:tcW w:w="661" w:type="dxa"/>
+          </w:tcPr>
+          <w:p>
+            <w:pPr>
+              <w:jc w:val="center"/>
+              <w:rPr>
+                <w:b/>
+                <w:bCs/>
+                <w:sz w:val="18"/>
+                <w:szCs w:val="18"/>
+              </w:rPr>
+            </w:pPr>
+          </w:p>
+        </w:tc>
+        <w:tc>
+          <w:tcPr>
+            <w:tcW w:w="1404" w:type="dxa"/>
+          </w:tcPr>
+          <w:p>
+            <w:pPr>
+              <w:jc w:val="center"/>
+              <w:rPr>
+                <w:b/>
+                <w:bCs/>
+                <w:sz w:val="18"/>
+                <w:szCs w:val="18"/>
+              </w:rPr>
+            </w:pPr>
+            <w:r>
+              <w:rPr>
+                <w:b/>
+                <w:bCs/>
+                <w:sz w:val="18"/>
+                <w:szCs w:val="18"/>
+              </w:rPr>
+              <w:t>0.044</w:t>
+            </w:r>
+          </w:p>
+        </w:tc>
+        <w:tc>
+          <w:tcPr>
+            <w:tcW w:w="661" w:type="dxa"/>
+          </w:tcPr>
+          <w:p>
+            <w:pPr>
+              <w:jc w:val="center"/>
+              <w:rPr>
+                <w:b/>
+                <w:bCs/>
+                <w:sz w:val="18"/>
+                <w:szCs w:val="18"/>
+              </w:rPr>
+            </w:pPr>
+          </w:p>
+        </w:tc>
+        <w:tc>
+          <w:tcPr>
+            <w:tcW w:w="1046" w:type="dxa"/>
+          </w:tcPr>
+          <w:p>
+            <w:pPr>
+              <w:jc w:val="center"/>
+              <w:rPr>
+                <w:b/>
+                <w:bCs/>
+                <w:sz w:val="18"/>
+                <w:szCs w:val="18"/>
+              </w:rPr>
+            </w:pPr>
+            <w:r>
+              <w:rPr>
+                <w:b/>
+                <w:bCs/>
+                <w:sz w:val="18"/>
+                <w:szCs w:val="18"/>
+              </w:rPr>
+              <w:t>0.323</w:t>
+            </w:r>
+          </w:p>
+        </w:tc>
+        <w:tc>
+          <w:tcPr>
+            <w:tcW w:w="661" w:type="dxa"/>
+          </w:tcPr>
+          <w:p>
+            <w:pPr>
+              <w:jc w:val="center"/>
+              <w:rPr>
+                <w:b/>
+                <w:bCs/>
+                <w:sz w:val="18"/>
+                <w:szCs w:val="18"/>
+              </w:rPr>
+            </w:pPr>
+          </w:p>
+        </w:tc>
+        <w:tc>
+          <w:tcPr>
+            <w:tcW w:w="1254" w:type="dxa"/>
+          </w:tcPr>
+          <w:p>
+            <w:pPr>
+              <w:jc w:val="center"/>
+              <w:rPr>
+                <w:b/>
+                <w:bCs/>
+                <w:sz w:val="18"/>
+                <w:szCs w:val="18"/>
+              </w:rPr>
+            </w:pPr>
+            <w:r>
+              <w:rPr>
+                <w:b/>
+                <w:bCs/>
+                <w:sz w:val="18"/>
+                <w:szCs w:val="18"/>
+              </w:rPr>
+              <w:t>0.455</w:t>
+            </w:r>
+          </w:p>
+        </w:tc>
+        <w:tc>
+          <w:tcPr>
+            <w:tcW w:w="0" w:type="auto"/>
+          </w:tcPr>
+          <w:p>
+            <w:pPr>
+              <w:jc w:val="center"/>
+              <w:rPr>
+                <w:b/>
+                <w:bCs/>
+                <w:sz w:val="18"/>
+                <w:szCs w:val="18"/>
+              </w:rPr>
+            </w:pPr>
+          </w:p>
+        </w:tc>
+      </w:tr>
+      <w:tr>
+        <w:trPr>
+          <w:gridAfter w:val="1"/>
+          <w:wAfter w:w="6" w:type="dxa"/>
+        </w:trPr>
+        <w:tc>
+          <w:tcPr>
+            <w:tcW w:w="2233" w:type="dxa"/>
+          </w:tcPr>
+          <w:p>
+            <w:pPr>
+              <w:rPr>
+                <w:sz w:val="18"/>
+                <w:szCs w:val="18"/>
+              </w:rPr>
+            </w:pPr>
+            <w:r>
+              <w:rPr>
+                <w:sz w:val="18"/>
+                <w:szCs w:val="18"/>
+              </w:rPr>
+              <w:t>Cylindrical (1.75 mm)</w:t>
+            </w:r>
+          </w:p>
+        </w:tc>
+        <w:tc>
+          <w:tcPr>
+            <w:tcW w:w="1167" w:type="dxa"/>
+          </w:tcPr>
+          <w:p>
+            <w:pPr>
+              <w:jc w:val="center"/>
+              <w:rPr>
+                <w:b/>
+                <w:bCs/>
+                <w:sz w:val="18"/>
+                <w:szCs w:val="18"/>
+              </w:rPr>
+            </w:pPr>
+            <w:r>
+              <w:rPr>
+                <w:b/>
+                <w:bCs/>
+                <w:sz w:val="18"/>
+                <w:szCs w:val="18"/>
+              </w:rPr>
+              <w:t>0.137</w:t>
+            </w:r>
+          </w:p>
+        </w:tc>
+        <w:tc>
+          <w:tcPr>
+            <w:tcW w:w="661" w:type="dxa"/>
+          </w:tcPr>
+          <w:p>
+            <w:pPr>
+              <w:jc w:val="center"/>
+              <w:rPr>
+                <w:b/>
+                <w:bCs/>
+                <w:sz w:val="18"/>
+                <w:szCs w:val="18"/>
+              </w:rPr>
+            </w:pPr>
+          </w:p>
+        </w:tc>
+        <w:tc>
+          <w:tcPr>
+            <w:tcW w:w="1404" w:type="dxa"/>
+          </w:tcPr>
+          <w:p>
+            <w:pPr>
+              <w:jc w:val="center"/>
+              <w:rPr>
+                <w:b/>
+                <w:bCs/>
+                <w:sz w:val="18"/>
+                <w:szCs w:val="18"/>
+              </w:rPr>
+            </w:pPr>
+            <w:r>
+              <w:rPr>
+                <w:b/>
+                <w:bCs/>
+                <w:sz w:val="18"/>
+                <w:szCs w:val="18"/>
+              </w:rPr>
+              <w:t>0.042</w:t>
+            </w:r>
+          </w:p>
+        </w:tc>
+        <w:tc>
+          <w:tcPr>
+            <w:tcW w:w="661" w:type="dxa"/>
+          </w:tcPr>
+          <w:p>
+            <w:pPr>
+              <w:jc w:val="center"/>
+              <w:rPr>
+                <w:b/>
+                <w:bCs/>
+                <w:sz w:val="18"/>
+                <w:szCs w:val="18"/>
+              </w:rPr>
+            </w:pPr>
+          </w:p>
+        </w:tc>
+        <w:tc>
+          <w:tcPr>
+            <w:tcW w:w="1046" w:type="dxa"/>
+          </w:tcPr>
+          <w:p>
+            <w:pPr>
+              <w:jc w:val="center"/>
+              <w:rPr>
+                <w:b/>
+                <w:bCs/>
+                <w:sz w:val="18"/>
+                <w:szCs w:val="18"/>
+              </w:rPr>
+            </w:pPr>
+            <w:r>
+              <w:rPr>
+                <w:b/>
+                <w:bCs/>
+                <w:sz w:val="18"/>
+                <w:szCs w:val="18"/>
+              </w:rPr>
+              <w:t>0.270</w:t>
+            </w:r>
+          </w:p>
+        </w:tc>
+        <w:tc>
+          <w:tcPr>
+            <w:tcW w:w="661" w:type="dxa"/>
+          </w:tcPr>
+          <w:p>
+            <w:pPr>
+              <w:jc w:val="center"/>
+              <w:rPr>
+                <w:b/>
+                <w:bCs/>
+                <w:sz w:val="18"/>
+                <w:szCs w:val="18"/>
+              </w:rPr>
+            </w:pPr>
+          </w:p>
+        </w:tc>
+        <w:tc>
+          <w:tcPr>
+            <w:tcW w:w="1254" w:type="dxa"/>
+          </w:tcPr>
+          <w:p>
+            <w:pPr>
+              <w:jc w:val="center"/>
+              <w:rPr>
+                <w:b/>
+                <w:bCs/>
+                <w:sz w:val="18"/>
+                <w:szCs w:val="18"/>
+              </w:rPr>
+            </w:pPr>
+            <w:r>
+              <w:rPr>
+                <w:b/>
+                <w:bCs/>
+                <w:sz w:val="18"/>
+                <w:szCs w:val="18"/>
+              </w:rPr>
+              <w:t>0.412</w:t>
+            </w:r>
+          </w:p>
+        </w:tc>
+        <w:tc>
+          <w:tcPr>
+            <w:tcW w:w="0" w:type="auto"/>
+          </w:tcPr>
+          <w:p>
+            <w:pPr>
+              <w:jc w:val="center"/>
+              <w:rPr>
+                <w:b/>
+                <w:bCs/>
+                <w:sz w:val="18"/>
+                <w:szCs w:val="18"/>
+              </w:rPr>
+            </w:pPr>
+          </w:p>
+        </w:tc>
+      </w:tr>
+      <w:tr>
+        <w:tc>
+          <w:tcPr>
+            <w:tcW w:w="9754" w:type="dxa"/>
+            <w:gridSpan w:val="10"/>
+            <w:shd w:val="clear" w:color="auto" w:fill="DAE9F7" w:themeFill="text2" w:themeFillTint="1A"/>
+          </w:tcPr>
+          <w:p>
+            <w:pPr>
+              <w:jc w:val="center"/>
+              <w:rPr>
+                <w:b/>
+                <w:bCs/>
+                <w:sz w:val="18"/>
+                <w:szCs w:val="18"/>
+              </w:rPr>
+            </w:pPr>
+            <w:r>
+              <w:rPr>
+                <w:b/>
+                <w:bCs/>
+                <w:sz w:val="18"/>
+                <w:szCs w:val="18"/>
+              </w:rPr>
+              <w:t>High Noise</w:t>
+            </w:r>
+            <w:r>
+              <w:rPr>
+                <w:b/>
+                <w:bCs/>
+                <w:sz w:val="18"/>
+                <w:szCs w:val="18"/>
+              </w:rPr>
+              <w:t xml:space="preserve"> </w:t>
+            </w:r>
+            <w:r>
+              <w:rPr>
+                <w:b/>
+                <w:bCs/>
+                <w:sz w:val="18"/>
+                <w:szCs w:val="18"/>
+              </w:rPr>
+              <w:t>(</w:t>
+            </w:r>
+            <w:r>
+              <w:rPr>
+                <w:b/>
+                <w:bCs/>
+                <w:sz w:val="18"/>
+                <w:szCs w:val="18"/>
+              </w:rPr>
+              <w:t>1</w:t>
+            </w:r>
+            <w:r>
+              <w:rPr>
+                <w:b/>
+                <w:bCs/>
+                <w:sz w:val="18"/>
+                <w:szCs w:val="18"/>
+              </w:rPr>
+              <w:t>.</w:t>
+            </w:r>
+            <w:r>
+              <w:rPr>
+                <w:b/>
+                <w:bCs/>
+                <w:sz w:val="18"/>
+                <w:szCs w:val="18"/>
+              </w:rPr>
+              <w:t>5</w:t>
+            </w:r>
+            <w:r>
+              <w:rPr>
+                <w:b/>
+                <w:bCs/>
+                <w:sz w:val="18"/>
+                <w:szCs w:val="18"/>
+              </w:rPr>
+              <w:t>× manufacturer spec)</w:t>
+            </w:r>
+          </w:p>
+          <w:p>
+            <w:pPr>
+              <w:jc w:val="center"/>
+              <w:rPr>
+                <w:b/>
+                <w:bCs/>
+                <w:sz w:val="18"/>
+                <w:szCs w:val="18"/>
+              </w:rPr>
+            </w:pPr>
+            <w:r>
+              <w:rPr>
+                <w:b/>
+                <w:bCs/>
+                <w:sz w:val="18"/>
+                <w:szCs w:val="18"/>
+              </w:rPr>
+              <w:t>σ</w:t>
+            </w:r>
+            <w:r>
+              <w:rPr>
+                <w:b/>
+                <w:bCs/>
+                <w:sz w:val="18"/>
+                <w:szCs w:val="18"/>
+              </w:rPr>
+              <w:t xml:space="preserve"> </w:t>
+            </w:r>
+            <w:r>
+              <w:rPr>
+                <w:b/>
+                <w:bCs/>
+                <w:sz w:val="18"/>
+                <w:szCs w:val="18"/>
+              </w:rPr>
+              <w:t>=</w:t>
+            </w:r>
+            <w:r>
+              <w:rPr>
+                <w:b/>
+                <w:bCs/>
+                <w:sz w:val="18"/>
+                <w:szCs w:val="18"/>
+              </w:rPr>
+              <w:t xml:space="preserve"> </w:t>
+            </w:r>
+            <w:r>
+              <w:rPr>
+                <w:b/>
+                <w:bCs/>
+                <w:sz w:val="18"/>
+                <w:szCs w:val="18"/>
+              </w:rPr>
+              <w:t>[0.011250, 0.009375, 0.009375, 0.450, 0.1875, 0.1875]</w:t>
+            </w:r>
+          </w:p>
+        </w:tc>
+      </w:tr>
+      <w:tr>
+        <w:trPr>
+          <w:gridAfter w:val="1"/>
+          <w:wAfter w:w="6" w:type="dxa"/>
+        </w:trPr>
+        <w:tc>
+          <w:tcPr>
+            <w:tcW w:w="2233" w:type="dxa"/>
+          </w:tcPr>
+          <w:p>
+            <w:pPr>
+              <w:rPr>
+                <w:sz w:val="18"/>
+                <w:szCs w:val="18"/>
+              </w:rPr>
+            </w:pPr>
+            <w:r>
+              <w:rPr>
+                <w:sz w:val="18"/>
+                <w:szCs w:val="18"/>
+              </w:rPr>
+              <w:lastRenderedPageBreak/>
+              <w:t>Optimized</w:t>
+            </w:r>
+          </w:p>
+        </w:tc>
+        <w:tc>
+          <w:tcPr>
+            <w:tcW w:w="1167" w:type="dxa"/>
+          </w:tcPr>
+          <w:p>
+            <w:pPr>
+              <w:jc w:val="center"/>
+              <w:rPr>
+                <w:b/>
+                <w:bCs/>
+                <w:sz w:val="18"/>
+                <w:szCs w:val="18"/>
+              </w:rPr>
+            </w:pPr>
+          </w:p>
+        </w:tc>
+        <w:tc>
+          <w:tcPr>
+            <w:tcW w:w="661" w:type="dxa"/>
+          </w:tcPr>
+          <w:p>
+            <w:pPr>
+              <w:jc w:val="center"/>
+              <w:rPr>
+                <w:b/>
+                <w:bCs/>
+                <w:sz w:val="18"/>
+                <w:szCs w:val="18"/>
+              </w:rPr>
+            </w:pPr>
+          </w:p>
+        </w:tc>
+        <w:tc>
+          <w:tcPr>
+            <w:tcW w:w="1404" w:type="dxa"/>
+          </w:tcPr>
+          <w:p>
+            <w:pPr>
+              <w:jc w:val="center"/>
+              <w:rPr>
+                <w:b/>
+                <w:bCs/>
+                <w:sz w:val="18"/>
+                <w:szCs w:val="18"/>
+              </w:rPr>
+            </w:pPr>
+          </w:p>
+        </w:tc>
+        <w:tc>
+          <w:tcPr>
+            <w:tcW w:w="661" w:type="dxa"/>
+          </w:tcPr>
+          <w:p>
+            <w:pPr>
+              <w:jc w:val="center"/>
+              <w:rPr>
+                <w:b/>
+                <w:bCs/>
+                <w:sz w:val="18"/>
+                <w:szCs w:val="18"/>
+              </w:rPr>
+            </w:pPr>
+          </w:p>
+        </w:tc>
+        <w:tc>
+          <w:tcPr>
+            <w:tcW w:w="1046" w:type="dxa"/>
+          </w:tcPr>
+          <w:p>
+            <w:pPr>
+              <w:jc w:val="center"/>
+              <w:rPr>
+                <w:b/>
+                <w:bCs/>
+                <w:sz w:val="18"/>
+                <w:szCs w:val="18"/>
+              </w:rPr>
+            </w:pPr>
+          </w:p>
+        </w:tc>
+        <w:tc>
+          <w:tcPr>
+            <w:tcW w:w="661" w:type="dxa"/>
+          </w:tcPr>
+          <w:p>
+            <w:pPr>
+              <w:jc w:val="center"/>
+              <w:rPr>
+                <w:b/>
+                <w:bCs/>
+                <w:sz w:val="18"/>
+                <w:szCs w:val="18"/>
+              </w:rPr>
+            </w:pPr>
+          </w:p>
+        </w:tc>
+        <w:tc>
+          <w:tcPr>
+            <w:tcW w:w="1254" w:type="dxa"/>
+          </w:tcPr>
+          <w:p>
+            <w:pPr>
+              <w:jc w:val="center"/>
+              <w:rPr>
+                <w:b/>
+                <w:bCs/>
+                <w:sz w:val="18"/>
+                <w:szCs w:val="18"/>
+              </w:rPr>
+            </w:pPr>
+          </w:p>
+        </w:tc>
+        <w:tc>
+          <w:tcPr>
+            <w:tcW w:w="0" w:type="auto"/>
+          </w:tcPr>
+          <w:p>
+            <w:pPr>
+              <w:jc w:val="center"/>
+              <w:rPr>
+                <w:b/>
+                <w:bCs/>
+                <w:sz w:val="18"/>
+                <w:szCs w:val="18"/>
+              </w:rPr>
+            </w:pPr>
+          </w:p>
+        </w:tc>
+      </w:tr>
+      <w:tr>
+        <w:trPr>
+          <w:gridAfter w:val="1"/>
+          <w:wAfter w:w="6" w:type="dxa"/>
+        </w:trPr>
+        <w:tc>
+          <w:tcPr>
+            <w:tcW w:w="2233" w:type="dxa"/>
+          </w:tcPr>
+          <w:p>
+            <w:pPr>
+              <w:rPr>
+                <w:sz w:val="18"/>
+                <w:szCs w:val="18"/>
+              </w:rPr>
+            </w:pPr>
+            <w:r>
+              <w:rPr>
+                <w:sz w:val="18"/>
+                <w:szCs w:val="18"/>
+              </w:rPr>
+              <w:t>Tapered</w:t>
+            </w:r>
+            <w:r>
+              <w:rPr>
+                <w:sz w:val="18"/>
+                <w:szCs w:val="18"/>
+              </w:rPr>
+              <w:t xml:space="preserve"> (2.00 to 1.25 mm)</w:t>
+            </w:r>
+          </w:p>
+        </w:tc>
+        <w:tc>
+          <w:tcPr>
+            <w:tcW w:w="1167" w:type="dxa"/>
+          </w:tcPr>
+          <w:p>
+            <w:pPr>
+              <w:jc w:val="center"/>
+              <w:rPr>
+                <w:b/>
+                <w:bCs/>
+                <w:sz w:val="18"/>
+                <w:szCs w:val="18"/>
+              </w:rPr>
+            </w:pPr>
+          </w:p>
+        </w:tc>
+        <w:tc>
+          <w:tcPr>
+            <w:tcW w:w="661" w:type="dxa"/>
+          </w:tcPr>
+          <w:p>
+            <w:pPr>
+              <w:jc w:val="center"/>
+              <w:rPr>
+                <w:b/>
+                <w:bCs/>
+                <w:sz w:val="18"/>
+                <w:szCs w:val="18"/>
+              </w:rPr>
+            </w:pPr>
+          </w:p>
+        </w:tc>
+        <w:tc>
+          <w:tcPr>
+            <w:tcW w:w="1404" w:type="dxa"/>
+          </w:tcPr>
+          <w:p>
+            <w:pPr>
+              <w:jc w:val="center"/>
+              <w:rPr>
+                <w:b/>
+                <w:bCs/>
+                <w:sz w:val="18"/>
+                <w:szCs w:val="18"/>
+              </w:rPr>
+            </w:pPr>
+          </w:p>
+        </w:tc>
+        <w:tc>
+          <w:tcPr>
+            <w:tcW w:w="661" w:type="dxa"/>
+          </w:tcPr>
+          <w:p>
+            <w:pPr>
+              <w:jc w:val="center"/>
+              <w:rPr>
+                <w:b/>
+                <w:bCs/>
+                <w:sz w:val="18"/>
+                <w:szCs w:val="18"/>
+              </w:rPr>
+            </w:pPr>
+          </w:p>
+        </w:tc>
+        <w:tc>
+          <w:tcPr>
+            <w:tcW w:w="1046" w:type="dxa"/>
+          </w:tcPr>
+          <w:p>
+            <w:pPr>
+              <w:jc w:val="center"/>
+              <w:rPr>
+                <w:b/>
+                <w:bCs/>
+                <w:sz w:val="18"/>
+                <w:szCs w:val="18"/>
+              </w:rPr>
+            </w:pPr>
+          </w:p>
+        </w:tc>
+        <w:tc>
+          <w:tcPr>
+            <w:tcW w:w="661" w:type="dxa"/>
+          </w:tcPr>
+          <w:p>
+            <w:pPr>
+              <w:jc w:val="center"/>
+              <w:rPr>
+                <w:b/>
+                <w:bCs/>
+                <w:sz w:val="18"/>
+                <w:szCs w:val="18"/>
+              </w:rPr>
+            </w:pPr>
+          </w:p>
+        </w:tc>
+        <w:tc>
+          <w:tcPr>
+            <w:tcW w:w="1254" w:type="dxa"/>
+          </w:tcPr>
+          <w:p>
+            <w:pPr>
+              <w:rPr>
+                <w:b/>
+                <w:bCs/>
+                <w:sz w:val="18"/>
+                <w:szCs w:val="18"/>
+              </w:rPr>
+            </w:pPr>
+          </w:p>
+        </w:tc>
+        <w:tc>
+          <w:tcPr>
+            <w:tcW w:w="0" w:type="auto"/>
+          </w:tcPr>
+          <w:p>
+            <w:pPr>
+              <w:jc w:val="center"/>
+              <w:rPr>
+                <w:b/>
+                <w:bCs/>
+                <w:sz w:val="18"/>
+                <w:szCs w:val="18"/>
+              </w:rPr>
+            </w:pPr>
+          </w:p>
+        </w:tc>
+      </w:tr>
+      <w:tr>
+        <w:trPr>
+          <w:gridAfter w:val="1"/>
+          <w:wAfter w:w="6" w:type="dxa"/>
+        </w:trPr>
+        <w:tc>
+          <w:tcPr>
+            <w:tcW w:w="2233" w:type="dxa"/>
+          </w:tcPr>
+          <w:p>
+            <w:pPr>
+              <w:rPr>
+                <w:sz w:val="18"/>
+                <w:szCs w:val="18"/>
+              </w:rPr>
+            </w:pPr>
+            <w:r>
+              <w:rPr>
+                <w:sz w:val="18"/>
+                <w:szCs w:val="18"/>
+              </w:rPr>
+              <w:t>Cylindrical</w:t>
+            </w:r>
+            <w:r>
+              <w:rPr>
+                <w:sz w:val="18"/>
+                <w:szCs w:val="18"/>
+              </w:rPr>
+              <w:t xml:space="preserve"> (1.5 mm)</w:t>
+            </w:r>
+          </w:p>
+        </w:tc>
+        <w:tc>
+          <w:tcPr>
+            <w:tcW w:w="1167" w:type="dxa"/>
+          </w:tcPr>
+          <w:p>
+            <w:pPr>
+              <w:jc w:val="center"/>
+              <w:rPr>
+                <w:b/>
+                <w:bCs/>
+                <w:sz w:val="18"/>
+                <w:szCs w:val="18"/>
+              </w:rPr>
+            </w:pPr>
+          </w:p>
+        </w:tc>
+        <w:tc>
+          <w:tcPr>
+            <w:tcW w:w="661" w:type="dxa"/>
+          </w:tcPr>
+          <w:p>
+            <w:pPr>
+              <w:jc w:val="center"/>
+              <w:rPr>
+                <w:b/>
+                <w:bCs/>
+                <w:sz w:val="18"/>
+                <w:szCs w:val="18"/>
+              </w:rPr>
+            </w:pPr>
+          </w:p>
+        </w:tc>
+        <w:tc>
+          <w:tcPr>
+            <w:tcW w:w="1404" w:type="dxa"/>
+          </w:tcPr>
+          <w:p>
+            <w:pPr>
+              <w:jc w:val="center"/>
+              <w:rPr>
+                <w:b/>
+                <w:bCs/>
+                <w:sz w:val="18"/>
+                <w:szCs w:val="18"/>
+              </w:rPr>
+            </w:pPr>
+          </w:p>
+        </w:tc>
+        <w:tc>
+          <w:tcPr>
+            <w:tcW w:w="661" w:type="dxa"/>
+          </w:tcPr>
+          <w:p>
+            <w:pPr>
+              <w:jc w:val="center"/>
+              <w:rPr>
+                <w:b/>
+                <w:bCs/>
+                <w:sz w:val="18"/>
+                <w:szCs w:val="18"/>
+              </w:rPr>
+            </w:pPr>
+          </w:p>
+        </w:tc>
+        <w:tc>
+          <w:tcPr>
+            <w:tcW w:w="1046" w:type="dxa"/>
+          </w:tcPr>
+          <w:p>
+            <w:pPr>
+              <w:jc w:val="center"/>
+              <w:rPr>
+                <w:b/>
+                <w:bCs/>
+                <w:sz w:val="18"/>
+                <w:szCs w:val="18"/>
+              </w:rPr>
+            </w:pPr>
+          </w:p>
+        </w:tc>
+        <w:tc>
+          <w:tcPr>
+            <w:tcW w:w="661" w:type="dxa"/>
+          </w:tcPr>
+          <w:p>
+            <w:pPr>
+              <w:jc w:val="center"/>
+              <w:rPr>
+                <w:b/>
+                <w:bCs/>
+                <w:sz w:val="18"/>
+                <w:szCs w:val="18"/>
+              </w:rPr>
+            </w:pPr>
+          </w:p>
+        </w:tc>
+        <w:tc>
+          <w:tcPr>
+            <w:tcW w:w="1254" w:type="dxa"/>
+          </w:tcPr>
+          <w:p>
+            <w:pPr>
+              <w:jc w:val="center"/>
+              <w:rPr>
+                <w:b/>
+                <w:bCs/>
+                <w:sz w:val="18"/>
+                <w:szCs w:val="18"/>
+              </w:rPr>
+            </w:pPr>
+          </w:p>
+        </w:tc>
+        <w:tc>
+          <w:tcPr>
+            <w:tcW w:w="0" w:type="auto"/>
+          </w:tcPr>
+          <w:p>
+            <w:pPr>
+              <w:jc w:val="center"/>
+              <w:rPr>
+                <w:b/>
+                <w:bCs/>
+                <w:sz w:val="18"/>
+                <w:szCs w:val="18"/>
+              </w:rPr>
+            </w:pPr>
+          </w:p>
+        </w:tc>
+      </w:tr>
+    </w:tbl>
+    <w:p>
+      <w:r>
+        <w:br/>
+      </w:r>
+      <w:r>
+        <w:rPr>
+          <w:b/>
+          <w:bCs/>
+        </w:rPr>
+        <w:t>Table X.</w:t>
+      </w:r>
+      <w:r>
+        <w:t xml:space="preserve"> </w:t>
+      </w:r>
+      <w:r>
+        <w:t xml:space="preserve">Mean Estimation Errors of Force, Position, and </w:t>
+      </w:r>
+      <w:r>
+        <w:t>Angle</w:t>
+      </w:r>
+      <w:r>
+        <w:t xml:space="preserve"> for Three Beam Designs Under Sobol-Sequence Gaussian Wrench Noise (σ = [Tx, Ty, </w:t>
+      </w:r>
+      <w:proofErr w:type="spellStart"/>
+      <w:r>
+        <w:t>Tz</w:t>
+      </w:r>
+      <w:proofErr w:type="spellEnd"/>
+      <w:r>
+        <w:t xml:space="preserve">, </w:t>
+      </w:r>
+      <w:proofErr w:type="spellStart"/>
+      <w:r>
+        <w:t>Fx</w:t>
+      </w:r>
+      <w:proofErr w:type="spellEnd"/>
+      <w:r>
+        <w:t>, Fy, Fz], 15 Force Configurations × 10 Iterations per Noise Level)”</w:t>
+      </w:r>
+    </w:p>
+    <w:tbl>
+      <w:tblPr>
+        <w:tblStyle w:val="TableGrid"/>
+        <w:tblW w:w="9754" w:type="dxa"/>
+        <w:tblLook w:val="04A0" w:firstRow="1" w:lastRow="0" w:firstColumn="1" w:lastColumn="0" w:noHBand="0" w:noVBand="1"/>
+      </w:tblPr>
+      <w:tblGrid>
+        <w:gridCol w:w="2233"/>
+        <w:gridCol w:w="1167"/>
+        <w:gridCol w:w="661"/>
+        <w:gridCol w:w="1404"/>
+        <w:gridCol w:w="661"/>
+        <w:gridCol w:w="1046"/>
+        <w:gridCol w:w="661"/>
+        <w:gridCol w:w="1254"/>
+        <w:gridCol w:w="661"/>
+        <w:gridCol w:w="6"/>
+      </w:tblGrid>
+      <w:tr>
+        <w:tc>
+          <w:tcPr>
+            <w:tcW w:w="9754" w:type="dxa"/>
+            <w:gridSpan w:val="10"/>
+            <w:shd w:val="clear" w:color="auto" w:fill="DAE9F7" w:themeFill="text2" w:themeFillTint="1A"/>
+          </w:tcPr>
+          <w:p>
+            <w:pPr>
+              <w:jc w:val="center"/>
+              <w:rPr>
+                <w:b/>
+                <w:bCs/>
+                <w:sz w:val="18"/>
+                <w:szCs w:val="18"/>
+              </w:rPr>
+            </w:pPr>
+            <w:r>
+              <w:rPr>
+                <w:b/>
+                <w:bCs/>
+                <w:sz w:val="18"/>
+                <w:szCs w:val="18"/>
+              </w:rPr>
+              <w:t xml:space="preserve">No </w:t>
+            </w:r>
+            <w:r>
+              <w:rPr>
+                <w:b/>
+                <w:bCs/>
+                <w:sz w:val="18"/>
+                <w:szCs w:val="18"/>
+              </w:rPr>
+              <w:t xml:space="preserve">Added </w:t>
+            </w:r>
+            <w:r>
+              <w:rPr>
+                <w:b/>
+                <w:bCs/>
+                <w:sz w:val="18"/>
+                <w:szCs w:val="18"/>
+              </w:rPr>
+              <w:t>Noise</w:t>
+            </w:r>
+          </w:p>
+          <w:p>
+            <w:pPr>
+              <w:jc w:val="center"/>
+              <w:rPr>
+                <w:b/>
+                <w:bCs/>
+                <w:sz w:val="18"/>
+                <w:szCs w:val="18"/>
+              </w:rPr>
+            </w:pPr>
+            <w:r>
+              <w:rPr>
+                <w:b/>
+                <w:bCs/>
+                <w:sz w:val="18"/>
+                <w:szCs w:val="18"/>
+              </w:rPr>
+              <w:t>σ</w:t>
+            </w:r>
+            <w:r>
+              <w:rPr>
+                <w:b/>
+                <w:bCs/>
+                <w:sz w:val="18"/>
+                <w:szCs w:val="18"/>
+              </w:rPr>
+              <w:t xml:space="preserve"> </w:t>
+            </w:r>
+            <w:r>
+              <w:rPr>
+                <w:b/>
+                <w:bCs/>
+                <w:sz w:val="18"/>
+                <w:szCs w:val="18"/>
+              </w:rPr>
+              <w:t>=</w:t>
+            </w:r>
+            <w:r>
+              <w:rPr>
+                <w:b/>
+                <w:bCs/>
+                <w:sz w:val="18"/>
+                <w:szCs w:val="18"/>
+              </w:rPr>
+              <w:t xml:space="preserve"> </w:t>
+            </w:r>
+            <w:r>
+              <w:rPr>
+                <w:b/>
+                <w:bCs/>
+                <w:sz w:val="18"/>
+                <w:szCs w:val="18"/>
+              </w:rPr>
+              <w:t>[0,0</w:t>
+            </w:r>
+            <w:r>
+              <w:rPr>
+                <w:b/>
+                <w:bCs/>
+                <w:sz w:val="18"/>
+                <w:szCs w:val="18"/>
+              </w:rPr>
+              <w:t>,0,0,0,0</w:t>
+            </w:r>
+            <w:r>
+              <w:rPr>
+                <w:b/>
+                <w:bCs/>
+                <w:sz w:val="18"/>
+                <w:szCs w:val="18"/>
+              </w:rPr>
+              <w:t>]</w:t>
+            </w:r>
+          </w:p>
+        </w:tc>
+      </w:tr>
+      <w:tr>
+        <w:trPr>
+          <w:gridAfter w:val="1"/>
+          <w:wAfter w:w="6" w:type="dxa"/>
+        </w:trPr>
+        <w:tc>
+          <w:tcPr>
+            <w:tcW w:w="2233" w:type="dxa"/>
+          </w:tcPr>
+          <w:p>
+            <w:pPr>
+              <w:rPr>
+                <w:b/>
+                <w:bCs/>
+                <w:sz w:val="18"/>
+                <w:szCs w:val="18"/>
+              </w:rPr>
+            </w:pPr>
+            <w:r>
+              <w:rPr>
+                <w:b/>
+                <w:bCs/>
+                <w:sz w:val="18"/>
+                <w:szCs w:val="18"/>
+              </w:rPr>
+              <w:t>Design</w:t>
+            </w:r>
+          </w:p>
+        </w:tc>
+        <w:tc>
+          <w:tcPr>
+            <w:tcW w:w="1167" w:type="dxa"/>
+          </w:tcPr>
+          <w:p>
+            <w:pPr>
+              <w:rPr>
+                <w:b/>
+                <w:bCs/>
+                <w:sz w:val="18"/>
+                <w:szCs w:val="18"/>
+              </w:rPr>
+            </w:pPr>
+            <w:r>
+              <w:rPr>
+                <w:b/>
+                <w:bCs/>
+                <w:sz w:val="18"/>
+                <w:szCs w:val="18"/>
+              </w:rPr>
+              <w:t xml:space="preserve">Mean </w:t>
+            </w:r>
+            <w:r>
+              <w:rPr>
+                <w:b/>
+                <w:bCs/>
+                <w:sz w:val="18"/>
+                <w:szCs w:val="18"/>
+              </w:rPr>
+              <w:t>Force Error (N)</w:t>
+            </w:r>
+          </w:p>
+        </w:tc>
+        <w:tc>
+          <w:tcPr>
+            <w:tcW w:w="661" w:type="dxa"/>
+          </w:tcPr>
+          <w:p>
+            <w:pPr>
+              <w:rPr>
+                <w:b/>
+                <w:bCs/>
+                <w:sz w:val="18"/>
+                <w:szCs w:val="18"/>
+              </w:rPr>
+            </w:pPr>
+            <w:r>
+              <w:rPr>
+                <w:b/>
+                <w:bCs/>
+                <w:sz w:val="18"/>
+                <w:szCs w:val="18"/>
+              </w:rPr>
+              <w:t>p value</w:t>
+            </w:r>
+          </w:p>
+        </w:tc>
+        <w:tc>
+          <w:tcPr>
+            <w:tcW w:w="1404" w:type="dxa"/>
+          </w:tcPr>
+          <w:p>
+            <w:pPr>
+              <w:rPr>
+                <w:b/>
+                <w:bCs/>
+                <w:sz w:val="18"/>
+                <w:szCs w:val="18"/>
+              </w:rPr>
+            </w:pPr>
+            <w:r>
+              <w:rPr>
+                <w:b/>
+                <w:bCs/>
+                <w:sz w:val="18"/>
+                <w:szCs w:val="18"/>
+              </w:rPr>
+              <w:t xml:space="preserve">Mean </w:t>
+            </w:r>
+            <w:r>
+              <w:rPr>
+                <w:b/>
+                <w:bCs/>
+                <w:sz w:val="18"/>
+                <w:szCs w:val="18"/>
+              </w:rPr>
+              <w:t>Position Error (mm)</w:t>
+            </w:r>
+          </w:p>
+        </w:tc>
+        <w:tc>
+          <w:tcPr>
+            <w:tcW w:w="661" w:type="dxa"/>
+          </w:tcPr>
+          <w:p>
+            <w:pPr>
+              <w:rPr>
+                <w:b/>
+                <w:bCs/>
+                <w:sz w:val="18"/>
+                <w:szCs w:val="18"/>
+              </w:rPr>
+            </w:pPr>
+            <w:r>
+              <w:rPr>
+                <w:b/>
+                <w:bCs/>
+                <w:sz w:val="18"/>
+                <w:szCs w:val="18"/>
+              </w:rPr>
+              <w:t>p value</w:t>
+            </w:r>
+          </w:p>
+        </w:tc>
+        <w:tc>
+          <w:tcPr>
+            <w:tcW w:w="1046" w:type="dxa"/>
+          </w:tcPr>
+          <w:p>
+            <w:pPr>
+              <w:rPr>
+                <w:b/>
+                <w:bCs/>
+                <w:sz w:val="18"/>
+                <w:szCs w:val="18"/>
+              </w:rPr>
+            </w:pPr>
+            <w:r>
+              <w:rPr>
+                <w:b/>
+                <w:bCs/>
+                <w:sz w:val="18"/>
+                <w:szCs w:val="18"/>
+              </w:rPr>
+              <w:t xml:space="preserve">Mean </w:t>
+            </w:r>
+            <w:r>
+              <w:rPr>
+                <w:b/>
+                <w:bCs/>
+                <w:sz w:val="18"/>
+                <w:szCs w:val="18"/>
+              </w:rPr>
+              <w:t>Roll Error (rad)</w:t>
+            </w:r>
+          </w:p>
+        </w:tc>
+        <w:tc>
+          <w:tcPr>
+            <w:tcW w:w="661" w:type="dxa"/>
+          </w:tcPr>
+          <w:p>
+            <w:pPr>
+              <w:rPr>
+                <w:b/>
+                <w:bCs/>
+                <w:sz w:val="18"/>
+                <w:szCs w:val="18"/>
+              </w:rPr>
+            </w:pPr>
+            <w:r>
+              <w:rPr>
+                <w:b/>
+                <w:bCs/>
+                <w:sz w:val="18"/>
+                <w:szCs w:val="18"/>
+              </w:rPr>
+              <w:t>p value</w:t>
+            </w:r>
+          </w:p>
+        </w:tc>
+        <w:tc>
+          <w:tcPr>
+            <w:tcW w:w="1254" w:type="dxa"/>
+          </w:tcPr>
+          <w:p>
+            <w:pPr>
+              <w:rPr>
+                <w:b/>
+                <w:bCs/>
+                <w:sz w:val="18"/>
+                <w:szCs w:val="18"/>
+              </w:rPr>
+            </w:pPr>
+            <w:r>
+              <w:rPr>
+                <w:b/>
+                <w:bCs/>
+                <w:sz w:val="18"/>
+                <w:szCs w:val="18"/>
+              </w:rPr>
+              <w:t xml:space="preserve">Mean </w:t>
+            </w:r>
+            <w:r>
+              <w:rPr>
+                <w:b/>
+                <w:bCs/>
+                <w:sz w:val="18"/>
+                <w:szCs w:val="18"/>
+              </w:rPr>
+              <w:t>Pitch Error (rad)</w:t>
+            </w:r>
+          </w:p>
+        </w:tc>
+        <w:tc>
+          <w:tcPr>
+            <w:tcW w:w="0" w:type="auto"/>
+          </w:tcPr>
+          <w:p>
+            <w:pPr>
+              <w:rPr>
+                <w:b/>
+                <w:bCs/>
+                <w:sz w:val="18"/>
+                <w:szCs w:val="18"/>
+              </w:rPr>
+            </w:pPr>
+            <w:r>
+              <w:rPr>
+                <w:b/>
+                <w:bCs/>
+                <w:sz w:val="18"/>
+                <w:szCs w:val="18"/>
+              </w:rPr>
+              <w:t>p value</w:t>
+            </w:r>
+          </w:p>
+        </w:tc>
+      </w:tr>
+      <w:tr>
+        <w:trPr>
+          <w:gridAfter w:val="1"/>
+          <w:wAfter w:w="6" w:type="dxa"/>
+        </w:trPr>
+        <w:tc>
+          <w:tcPr>
+            <w:tcW w:w="2233" w:type="dxa"/>
+          </w:tcPr>
+          <w:p>
+            <w:pPr>
+              <w:rPr>
+                <w:sz w:val="18"/>
+                <w:szCs w:val="18"/>
+              </w:rPr>
+            </w:pPr>
+            <w:r>
+              <w:rPr>
+                <w:sz w:val="18"/>
+                <w:szCs w:val="18"/>
+              </w:rPr>
+              <w:t>Optimized</w:t>
+            </w:r>
+          </w:p>
+        </w:tc>
+        <w:tc>
+          <w:tcPr>
+            <w:tcW w:w="1167" w:type="dxa"/>
+          </w:tcPr>
+          <w:p>
+            <w:pPr>
+              <w:jc w:val="center"/>
+              <w:rPr>
+                <w:b/>
+                <w:bCs/>
+                <w:sz w:val="18"/>
+                <w:szCs w:val="18"/>
+              </w:rPr>
+            </w:pPr>
+          </w:p>
+        </w:tc>
+        <w:tc>
+          <w:tcPr>
+            <w:tcW w:w="661" w:type="dxa"/>
+          </w:tcPr>
+          <w:p>
+            <w:pPr>
+              <w:jc w:val="center"/>
+              <w:rPr>
+                <w:b/>
+                <w:bCs/>
+                <w:sz w:val="18"/>
+                <w:szCs w:val="18"/>
+              </w:rPr>
+            </w:pPr>
+          </w:p>
+        </w:tc>
+        <w:tc>
+          <w:tcPr>
+            <w:tcW w:w="1404" w:type="dxa"/>
+          </w:tcPr>
+          <w:p>
+            <w:pPr>
+              <w:jc w:val="center"/>
+              <w:rPr>
+                <w:b/>
+                <w:bCs/>
+                <w:sz w:val="18"/>
+                <w:szCs w:val="18"/>
+              </w:rPr>
+            </w:pPr>
+          </w:p>
+        </w:tc>
+        <w:tc>
+          <w:tcPr>
+            <w:tcW w:w="661" w:type="dxa"/>
+          </w:tcPr>
+          <w:p>
+            <w:pPr>
+              <w:jc w:val="center"/>
+              <w:rPr>
+                <w:b/>
+                <w:bCs/>
+                <w:sz w:val="18"/>
+                <w:szCs w:val="18"/>
+              </w:rPr>
+            </w:pPr>
+          </w:p>
+        </w:tc>
+        <w:tc>
+          <w:tcPr>
+            <w:tcW w:w="1046" w:type="dxa"/>
+          </w:tcPr>
+          <w:p>
+            <w:pPr>
+              <w:jc w:val="center"/>
+              <w:rPr>
+                <w:b/>
+                <w:bCs/>
+                <w:sz w:val="18"/>
+                <w:szCs w:val="18"/>
+              </w:rPr>
+            </w:pPr>
+          </w:p>
+        </w:tc>
+        <w:tc>
+          <w:tcPr>
+            <w:tcW w:w="661" w:type="dxa"/>
+          </w:tcPr>
+          <w:p>
+            <w:pPr>
+              <w:jc w:val="center"/>
+              <w:rPr>
+                <w:b/>
+                <w:bCs/>
+                <w:sz w:val="18"/>
+                <w:szCs w:val="18"/>
+              </w:rPr>
+            </w:pPr>
+          </w:p>
+        </w:tc>
+        <w:tc>
+          <w:tcPr>
+            <w:tcW w:w="1254" w:type="dxa"/>
+          </w:tcPr>
+          <w:p>
+            <w:pPr>
+              <w:jc w:val="center"/>
+              <w:rPr>
+                <w:b/>
+                <w:bCs/>
+                <w:sz w:val="18"/>
+                <w:szCs w:val="18"/>
+              </w:rPr>
+            </w:pPr>
+          </w:p>
+        </w:tc>
+        <w:tc>
+          <w:tcPr>
+            <w:tcW w:w="0" w:type="auto"/>
+          </w:tcPr>
+          <w:p>
+            <w:pPr>
+              <w:jc w:val="center"/>
+              <w:rPr>
+                <w:b/>
+                <w:bCs/>
+                <w:sz w:val="18"/>
+                <w:szCs w:val="18"/>
+              </w:rPr>
+            </w:pPr>
+          </w:p>
+        </w:tc>
+      </w:tr>
+      <w:tr>
+        <w:trPr>
+          <w:gridAfter w:val="1"/>
+          <w:wAfter w:w="6" w:type="dxa"/>
+        </w:trPr>
+        <w:tc>
+          <w:tcPr>
+            <w:tcW w:w="2233" w:type="dxa"/>
+          </w:tcPr>
+          <w:p>
+            <w:pPr>
+              <w:rPr>
+                <w:sz w:val="18"/>
+                <w:szCs w:val="18"/>
+              </w:rPr>
+            </w:pPr>
+            <w:r>
+              <w:rPr>
+                <w:sz w:val="18"/>
+                <w:szCs w:val="18"/>
+              </w:rPr>
+              <w:t>Tapered</w:t>
+            </w:r>
+            <w:r>
+              <w:rPr>
+                <w:sz w:val="18"/>
+                <w:szCs w:val="18"/>
+              </w:rPr>
+              <w:t xml:space="preserve"> (2.00 to 1.25 mm)</w:t>
+            </w:r>
+          </w:p>
+        </w:tc>
+        <w:tc>
+          <w:tcPr>
+            <w:tcW w:w="1167" w:type="dxa"/>
+          </w:tcPr>
+          <w:p>
+            <w:pPr>
+              <w:jc w:val="center"/>
+              <w:rPr>
+                <w:b/>
+                <w:bCs/>
+                <w:sz w:val="18"/>
+                <w:szCs w:val="18"/>
+              </w:rPr>
+            </w:pPr>
+            <w:r>
+              <w:rPr>
+                <w:b/>
+                <w:bCs/>
+                <w:sz w:val="18"/>
+                <w:szCs w:val="18"/>
+              </w:rPr>
+              <w:t>0.042</w:t>
+            </w:r>
+          </w:p>
+        </w:tc>
+        <w:tc>
+          <w:tcPr>
+            <w:tcW w:w="661" w:type="dxa"/>
+          </w:tcPr>
+          <w:p>
+            <w:pPr>
+              <w:jc w:val="center"/>
+              <w:rPr>
+                <w:b/>
+                <w:bCs/>
+                <w:sz w:val="18"/>
+                <w:szCs w:val="18"/>
+              </w:rPr>
+            </w:pPr>
+          </w:p>
+        </w:tc>
+        <w:tc>
+          <w:tcPr>
+            <w:tcW w:w="1404" w:type="dxa"/>
+          </w:tcPr>
+          <w:p>
+            <w:pPr>
+              <w:jc w:val="center"/>
+              <w:rPr>
+                <w:b/>
+                <w:bCs/>
+                <w:sz w:val="18"/>
+                <w:szCs w:val="18"/>
+              </w:rPr>
+            </w:pPr>
+            <w:r>
+              <w:rPr>
+                <w:b/>
+                <w:bCs/>
+                <w:sz w:val="18"/>
+                <w:szCs w:val="18"/>
+              </w:rPr>
+              <w:t>0.008</w:t>
+            </w:r>
+          </w:p>
+        </w:tc>
+        <w:tc>
+          <w:tcPr>
+            <w:tcW w:w="661" w:type="dxa"/>
+          </w:tcPr>
+          <w:p>
+            <w:pPr>
+              <w:jc w:val="center"/>
+              <w:rPr>
+                <w:b/>
+                <w:bCs/>
+                <w:sz w:val="18"/>
+                <w:szCs w:val="18"/>
+              </w:rPr>
+            </w:pPr>
+          </w:p>
+        </w:tc>
+        <w:tc>
+          <w:tcPr>
+            <w:tcW w:w="1046" w:type="dxa"/>
+          </w:tcPr>
+          <w:p>
+            <w:pPr>
+              <w:jc w:val="center"/>
+              <w:rPr>
+                <w:b/>
+                <w:bCs/>
+                <w:sz w:val="18"/>
+                <w:szCs w:val="18"/>
+              </w:rPr>
+            </w:pPr>
+            <w:r>
+              <w:rPr>
+                <w:b/>
+                <w:bCs/>
+                <w:sz w:val="18"/>
+                <w:szCs w:val="18"/>
+              </w:rPr>
+              <w:t>0.032</w:t>
+            </w:r>
+          </w:p>
+        </w:tc>
+        <w:tc>
+          <w:tcPr>
+            <w:tcW w:w="661" w:type="dxa"/>
+          </w:tcPr>
+          <w:p>
+            <w:pPr>
+              <w:jc w:val="center"/>
+              <w:rPr>
+                <w:b/>
+                <w:bCs/>
+                <w:sz w:val="18"/>
+                <w:szCs w:val="18"/>
+              </w:rPr>
+            </w:pPr>
+          </w:p>
+        </w:tc>
+        <w:tc>
+          <w:tcPr>
+            <w:tcW w:w="1254" w:type="dxa"/>
+          </w:tcPr>
+          <w:p>
+            <w:pPr>
+              <w:jc w:val="center"/>
+              <w:rPr>
+                <w:b/>
+                <w:bCs/>
+                <w:sz w:val="18"/>
+                <w:szCs w:val="18"/>
+              </w:rPr>
+            </w:pPr>
+            <w:r>
+              <w:rPr>
+                <w:b/>
+                <w:bCs/>
+                <w:sz w:val="18"/>
+                <w:szCs w:val="18"/>
+              </w:rPr>
+              <w:t>0.086</w:t>
+            </w:r>
+          </w:p>
+        </w:tc>
+        <w:tc>
+          <w:tcPr>
+            <w:tcW w:w="0" w:type="auto"/>
+          </w:tcPr>
+          <w:p>
+            <w:pPr>
+              <w:jc w:val="center"/>
+              <w:rPr>
+                <w:b/>
+                <w:bCs/>
+                <w:sz w:val="18"/>
+                <w:szCs w:val="18"/>
+              </w:rPr>
+            </w:pPr>
+          </w:p>
+        </w:tc>
+      </w:tr>
+      <w:tr>
+        <w:trPr>
+          <w:gridAfter w:val="1"/>
+          <w:wAfter w:w="6" w:type="dxa"/>
+        </w:trPr>
+        <w:tc>
+          <w:tcPr>
+            <w:tcW w:w="2233" w:type="dxa"/>
+          </w:tcPr>
+          <w:p>
+            <w:pPr>
+              <w:rPr>
+                <w:sz w:val="18"/>
+                <w:szCs w:val="18"/>
+              </w:rPr>
+            </w:pPr>
+            <w:r>
+              <w:rPr>
+                <w:sz w:val="18"/>
+                <w:szCs w:val="18"/>
+              </w:rPr>
+              <w:t>Cylindrical</w:t>
+            </w:r>
+            <w:r>
+              <w:rPr>
+                <w:sz w:val="18"/>
+                <w:szCs w:val="18"/>
+              </w:rPr>
+              <w:t xml:space="preserve"> (1.5 mm)</w:t>
+            </w:r>
+          </w:p>
+        </w:tc>
+        <w:tc>
+          <w:tcPr>
+            <w:tcW w:w="1167" w:type="dxa"/>
+          </w:tcPr>
+          <w:p>
+            <w:pPr>
+              <w:jc w:val="center"/>
+              <w:rPr>
+                <w:b/>
+                <w:bCs/>
+                <w:sz w:val="18"/>
+                <w:szCs w:val="18"/>
+              </w:rPr>
+            </w:pPr>
+            <w:r>
+              <w:rPr>
+                <w:b/>
+                <w:bCs/>
+                <w:sz w:val="18"/>
+                <w:szCs w:val="18"/>
+              </w:rPr>
+              <w:t>0.052</w:t>
+            </w:r>
+          </w:p>
+        </w:tc>
+        <w:tc>
+          <w:tcPr>
+            <w:tcW w:w="661" w:type="dxa"/>
+          </w:tcPr>
+          <w:p>
+            <w:pPr>
+              <w:jc w:val="center"/>
+              <w:rPr>
+                <w:b/>
+                <w:bCs/>
+                <w:sz w:val="18"/>
+                <w:szCs w:val="18"/>
+              </w:rPr>
+            </w:pPr>
+          </w:p>
+        </w:tc>
+        <w:tc>
+          <w:tcPr>
+            <w:tcW w:w="1404" w:type="dxa"/>
+          </w:tcPr>
+          <w:p>
+            <w:pPr>
+              <w:jc w:val="center"/>
+              <w:rPr>
+                <w:b/>
+                <w:bCs/>
+                <w:sz w:val="18"/>
+                <w:szCs w:val="18"/>
+              </w:rPr>
+            </w:pPr>
+            <w:r>
+              <w:rPr>
+                <w:b/>
+                <w:bCs/>
+                <w:sz w:val="18"/>
+                <w:szCs w:val="18"/>
+              </w:rPr>
+              <w:t>0.009</w:t>
+            </w:r>
+          </w:p>
+        </w:tc>
+        <w:tc>
+          <w:tcPr>
+            <w:tcW w:w="661" w:type="dxa"/>
+          </w:tcPr>
+          <w:p>
+            <w:pPr>
+              <w:jc w:val="center"/>
+              <w:rPr>
+                <w:b/>
+                <w:bCs/>
+                <w:sz w:val="18"/>
+                <w:szCs w:val="18"/>
+              </w:rPr>
+            </w:pPr>
+          </w:p>
+        </w:tc>
+        <w:tc>
+          <w:tcPr>
+            <w:tcW w:w="1046" w:type="dxa"/>
+          </w:tcPr>
+          <w:p>
+            <w:pPr>
+              <w:jc w:val="center"/>
+              <w:rPr>
+                <w:b/>
+                <w:bCs/>
+                <w:sz w:val="18"/>
+                <w:szCs w:val="18"/>
+              </w:rPr>
+            </w:pPr>
+            <w:r>
+              <w:rPr>
+                <w:b/>
+                <w:bCs/>
+                <w:sz w:val="18"/>
+                <w:szCs w:val="18"/>
+              </w:rPr>
+              <w:t>0.038</w:t>
+            </w:r>
+          </w:p>
+        </w:tc>
+        <w:tc>
+          <w:tcPr>
+            <w:tcW w:w="661" w:type="dxa"/>
+          </w:tcPr>
+          <w:p>
+            <w:pPr>
+              <w:jc w:val="center"/>
+              <w:rPr>
+                <w:b/>
+                <w:bCs/>
+                <w:sz w:val="18"/>
+                <w:szCs w:val="18"/>
+              </w:rPr>
+            </w:pPr>
+          </w:p>
+        </w:tc>
+        <w:tc>
+          <w:tcPr>
+            <w:tcW w:w="1254" w:type="dxa"/>
+          </w:tcPr>
+          <w:p>
+            <w:pPr>
+              <w:jc w:val="center"/>
+              <w:rPr>
+                <w:b/>
+                <w:bCs/>
+                <w:sz w:val="18"/>
+                <w:szCs w:val="18"/>
+              </w:rPr>
+            </w:pPr>
+            <w:r>
+              <w:rPr>
+                <w:b/>
+                <w:bCs/>
+                <w:sz w:val="18"/>
+                <w:szCs w:val="18"/>
+              </w:rPr>
+              <w:t>0.073</w:t>
+            </w:r>
+          </w:p>
+        </w:tc>
+        <w:tc>
+          <w:tcPr>
+            <w:tcW w:w="0" w:type="auto"/>
+          </w:tcPr>
+          <w:p>
+            <w:pPr>
+              <w:jc w:val="center"/>
+              <w:rPr>
+                <w:b/>
+                <w:bCs/>
+                <w:sz w:val="18"/>
+                <w:szCs w:val="18"/>
+              </w:rPr>
+            </w:pPr>
+          </w:p>
+        </w:tc>
+      </w:tr>
+      <w:tr>
+        <w:trPr>
+          <w:gridAfter w:val="1"/>
+          <w:wAfter w:w="6" w:type="dxa"/>
+        </w:trPr>
+        <w:tc>
+          <w:tcPr>
+            <w:tcW w:w="2233" w:type="dxa"/>
+          </w:tcPr>
+          <w:p>
+            <w:pPr>
+              <w:rPr>
+                <w:sz w:val="18"/>
+                <w:szCs w:val="18"/>
+              </w:rPr>
+            </w:pPr>
+            <w:r>
+              <w:rPr>
+                <w:sz w:val="18"/>
+                <w:szCs w:val="18"/>
+              </w:rPr>
+              <w:t>Cylindrical (1.75 mm)</w:t>
+            </w:r>
+          </w:p>
+        </w:tc>
+        <w:tc>
+          <w:tcPr>
+            <w:tcW w:w="1167" w:type="dxa"/>
+          </w:tcPr>
+          <w:p>
+            <w:pPr>
+              <w:jc w:val="center"/>
+              <w:rPr>
+                <w:b/>
+                <w:bCs/>
+                <w:sz w:val="18"/>
+                <w:szCs w:val="18"/>
+              </w:rPr>
+            </w:pPr>
+            <w:r>
+              <w:rPr>
+                <w:b/>
+                <w:bCs/>
+                <w:sz w:val="18"/>
+                <w:szCs w:val="18"/>
+              </w:rPr>
+              <w:t>0.048</w:t>
+            </w:r>
+          </w:p>
+        </w:tc>
+        <w:tc>
+          <w:tcPr>
+            <w:tcW w:w="661" w:type="dxa"/>
+          </w:tcPr>
+          <w:p>
+            <w:pPr>
+              <w:jc w:val="center"/>
+              <w:rPr>
+                <w:b/>
+                <w:bCs/>
+                <w:sz w:val="18"/>
+                <w:szCs w:val="18"/>
+              </w:rPr>
+            </w:pPr>
+          </w:p>
+        </w:tc>
+        <w:tc>
+          <w:tcPr>
+            <w:tcW w:w="1404" w:type="dxa"/>
+          </w:tcPr>
+          <w:p>
+            <w:pPr>
+              <w:jc w:val="center"/>
+              <w:rPr>
+                <w:b/>
+                <w:bCs/>
+                <w:sz w:val="18"/>
+                <w:szCs w:val="18"/>
+              </w:rPr>
+            </w:pPr>
+            <w:r>
+              <w:rPr>
+                <w:b/>
+                <w:bCs/>
+                <w:sz w:val="18"/>
+                <w:szCs w:val="18"/>
+              </w:rPr>
+              <w:t>0.011</w:t>
+            </w:r>
+          </w:p>
+        </w:tc>
+        <w:tc>
+          <w:tcPr>
+            <w:tcW w:w="661" w:type="dxa"/>
+          </w:tcPr>
+          <w:p>
+            <w:pPr>
+              <w:jc w:val="center"/>
+              <w:rPr>
+                <w:b/>
+                <w:bCs/>
+                <w:sz w:val="18"/>
+                <w:szCs w:val="18"/>
+              </w:rPr>
+            </w:pPr>
+          </w:p>
+        </w:tc>
+        <w:tc>
+          <w:tcPr>
+            <w:tcW w:w="1046" w:type="dxa"/>
+          </w:tcPr>
+          <w:p>
+            <w:pPr>
+              <w:jc w:val="center"/>
+              <w:rPr>
+                <w:b/>
+                <w:bCs/>
+                <w:sz w:val="18"/>
+                <w:szCs w:val="18"/>
+              </w:rPr>
+            </w:pPr>
+            <w:r>
+              <w:rPr>
+                <w:b/>
+                <w:bCs/>
+                <w:sz w:val="18"/>
+                <w:szCs w:val="18"/>
+              </w:rPr>
+              <w:t>0.024</w:t>
+            </w:r>
+          </w:p>
+        </w:tc>
+        <w:tc>
+          <w:tcPr>
+            <w:tcW w:w="661" w:type="dxa"/>
+          </w:tcPr>
+          <w:p>
+            <w:pPr>
+              <w:jc w:val="center"/>
+              <w:rPr>
+                <w:b/>
+                <w:bCs/>
+                <w:sz w:val="18"/>
+                <w:szCs w:val="18"/>
+              </w:rPr>
+            </w:pPr>
+          </w:p>
+        </w:tc>
+        <w:tc>
+          <w:tcPr>
+            <w:tcW w:w="1254" w:type="dxa"/>
+          </w:tcPr>
+          <w:p>
+            <w:pPr>
+              <w:jc w:val="center"/>
+              <w:rPr>
+                <w:b/>
+                <w:bCs/>
+                <w:sz w:val="18"/>
+                <w:szCs w:val="18"/>
+              </w:rPr>
+            </w:pPr>
+            <w:r>
+              <w:rPr>
+                <w:b/>
+                <w:bCs/>
+                <w:sz w:val="18"/>
+                <w:szCs w:val="18"/>
+              </w:rPr>
+              <w:t>0.096</w:t>
+            </w:r>
+          </w:p>
+        </w:tc>
+        <w:tc>
+          <w:tcPr>
+            <w:tcW w:w="0" w:type="auto"/>
+          </w:tcPr>
+          <w:p>
+            <w:pPr>
+              <w:jc w:val="center"/>
+              <w:rPr>
+                <w:b/>
+                <w:bCs/>
+                <w:sz w:val="18"/>
+                <w:szCs w:val="18"/>
+              </w:rPr>
+            </w:pPr>
+          </w:p>
+        </w:tc>
+      </w:tr>
+      <w:tr>
+        <w:tc>
+          <w:tcPr>
+            <w:tcW w:w="9754" w:type="dxa"/>
+            <w:gridSpan w:val="10"/>
+            <w:shd w:val="clear" w:color="auto" w:fill="DAE9F7" w:themeFill="text2" w:themeFillTint="1A"/>
+          </w:tcPr>
+          <w:p>
+            <w:pPr>
+              <w:jc w:val="center"/>
+              <w:rPr>
+                <w:b/>
+                <w:bCs/>
+                <w:sz w:val="18"/>
+                <w:szCs w:val="18"/>
+              </w:rPr>
+            </w:pPr>
+            <w:r>
+              <w:rPr>
+                <w:b/>
+                <w:bCs/>
+                <w:sz w:val="18"/>
+                <w:szCs w:val="18"/>
+              </w:rPr>
+              <w:t>Low</w:t>
+            </w:r>
+            <w:r>
+              <w:rPr>
+                <w:b/>
+                <w:bCs/>
+                <w:sz w:val="18"/>
+                <w:szCs w:val="18"/>
+              </w:rPr>
+              <w:t xml:space="preserve"> Noise</w:t>
+            </w:r>
+            <w:r>
+              <w:rPr>
+                <w:b/>
+                <w:bCs/>
+                <w:sz w:val="18"/>
+                <w:szCs w:val="18"/>
+              </w:rPr>
+              <w:t xml:space="preserve"> </w:t>
+            </w:r>
+            <w:r>
+              <w:rPr>
+                <w:b/>
+                <w:bCs/>
+                <w:sz w:val="18"/>
+                <w:szCs w:val="18"/>
+              </w:rPr>
+              <w:t>(0.5</w:t>
+            </w:r>
+            <w:r>
+              <w:rPr>
+                <w:b/>
+                <w:bCs/>
+                <w:sz w:val="18"/>
+                <w:szCs w:val="18"/>
+              </w:rPr>
+              <w:t>0</w:t>
+            </w:r>
+            <w:r>
+              <w:rPr>
+                <w:b/>
+                <w:bCs/>
+                <w:sz w:val="18"/>
+                <w:szCs w:val="18"/>
+              </w:rPr>
+              <w:t>× manufacturer spec)</w:t>
+            </w:r>
+          </w:p>
+          <w:p>
+            <w:pPr>
+              <w:jc w:val="center"/>
+              <w:rPr>
+                <w:b/>
+                <w:bCs/>
+                <w:sz w:val="18"/>
+                <w:szCs w:val="18"/>
+              </w:rPr>
+            </w:pPr>
+            <w:r>
+              <w:rPr>
+                <w:b/>
+                <w:bCs/>
+                <w:sz w:val="18"/>
+                <w:szCs w:val="18"/>
+              </w:rPr>
+              <w:t>σ</w:t>
+            </w:r>
+            <w:r>
+              <w:rPr>
+                <w:b/>
+                <w:bCs/>
+                <w:sz w:val="18"/>
+                <w:szCs w:val="18"/>
+              </w:rPr>
+              <w:t xml:space="preserve"> </w:t>
+            </w:r>
+            <w:r>
+              <w:rPr>
+                <w:b/>
+                <w:bCs/>
+                <w:sz w:val="18"/>
+                <w:szCs w:val="18"/>
+              </w:rPr>
+              <w:t>=</w:t>
+            </w:r>
+            <w:r>
+              <w:rPr>
+                <w:b/>
+                <w:bCs/>
+                <w:sz w:val="18"/>
+                <w:szCs w:val="18"/>
+              </w:rPr>
+              <w:t xml:space="preserve"> </w:t>
+            </w:r>
+            <w:r>
+              <w:rPr>
+                <w:b/>
+                <w:bCs/>
+                <w:sz w:val="18"/>
+                <w:szCs w:val="18"/>
+              </w:rPr>
+              <w:t>[</w:t>
+            </w:r>
+            <w:r>
+              <w:rPr>
+                <w:b/>
+                <w:bCs/>
+                <w:sz w:val="18"/>
+                <w:szCs w:val="18"/>
+              </w:rPr>
+              <w:t>0, 0.003125, 0.003</w:t>
+            </w:r>
+            <w:r>
+              <w:rPr>
+                <w:b/>
+                <w:bCs/>
+                <w:sz w:val="18"/>
+                <w:szCs w:val="18"/>
+              </w:rPr>
+              <w:t>125</w:t>
+            </w:r>
+            <w:r>
+              <w:rPr>
+                <w:b/>
+                <w:bCs/>
+                <w:sz w:val="18"/>
+                <w:szCs w:val="18"/>
+              </w:rPr>
+              <w:t>, 0.</w:t>
+            </w:r>
+            <w:r>
+              <w:rPr>
+                <w:b/>
+                <w:bCs/>
+                <w:sz w:val="18"/>
+                <w:szCs w:val="18"/>
+              </w:rPr>
+              <w:t>150</w:t>
+            </w:r>
+            <w:r>
+              <w:rPr>
+                <w:b/>
+                <w:bCs/>
+                <w:sz w:val="18"/>
+                <w:szCs w:val="18"/>
+              </w:rPr>
+              <w:t>, 0, 0]</w:t>
+            </w:r>
+          </w:p>
+        </w:tc>
+      </w:tr>
+      <w:tr>
+        <w:trPr>
+          <w:gridAfter w:val="1"/>
+          <w:wAfter w:w="6" w:type="dxa"/>
+        </w:trPr>
+        <w:tc>
+          <w:tcPr>
+            <w:tcW w:w="2233" w:type="dxa"/>
+          </w:tcPr>
+          <w:p>
+            <w:pPr>
+              <w:rPr>
+                <w:sz w:val="18"/>
+                <w:szCs w:val="18"/>
+              </w:rPr>
+            </w:pPr>
+            <w:r>
+              <w:rPr>
+                <w:sz w:val="18"/>
+                <w:szCs w:val="18"/>
+              </w:rPr>
+              <w:t>Optimized</w:t>
+            </w:r>
+          </w:p>
+        </w:tc>
+        <w:tc>
+          <w:tcPr>
+            <w:tcW w:w="1167" w:type="dxa"/>
+          </w:tcPr>
+          <w:p>
+            <w:pPr>
+              <w:jc w:val="center"/>
+              <w:rPr>
+                <w:b/>
+                <w:bCs/>
+                <w:sz w:val="18"/>
+                <w:szCs w:val="18"/>
+              </w:rPr>
+            </w:pPr>
+          </w:p>
+        </w:tc>
+        <w:tc>
+          <w:tcPr>
+            <w:tcW w:w="661" w:type="dxa"/>
+          </w:tcPr>
+          <w:p>
+            <w:pPr>
+              <w:jc w:val="center"/>
+              <w:rPr>
+                <w:b/>
+                <w:bCs/>
+                <w:sz w:val="18"/>
+                <w:szCs w:val="18"/>
+              </w:rPr>
+            </w:pPr>
+          </w:p>
+        </w:tc>
+        <w:tc>
+          <w:tcPr>
+            <w:tcW w:w="1404" w:type="dxa"/>
+          </w:tcPr>
+          <w:p>
+            <w:pPr>
+              <w:jc w:val="center"/>
+              <w:rPr>
+                <w:b/>
+                <w:bCs/>
+                <w:sz w:val="18"/>
+                <w:szCs w:val="18"/>
+              </w:rPr>
+            </w:pPr>
+          </w:p>
+        </w:tc>
+        <w:tc>
+          <w:tcPr>
+            <w:tcW w:w="661" w:type="dxa"/>
+          </w:tcPr>
+          <w:p>
+            <w:pPr>
+              <w:jc w:val="center"/>
+              <w:rPr>
+                <w:b/>
+                <w:bCs/>
+                <w:sz w:val="18"/>
+                <w:szCs w:val="18"/>
+              </w:rPr>
+            </w:pPr>
+          </w:p>
+        </w:tc>
+        <w:tc>
+          <w:tcPr>
+            <w:tcW w:w="1046" w:type="dxa"/>
+          </w:tcPr>
+          <w:p>
+            <w:pPr>
+              <w:jc w:val="center"/>
+              <w:rPr>
+                <w:b/>
+                <w:bCs/>
+                <w:sz w:val="18"/>
+                <w:szCs w:val="18"/>
+              </w:rPr>
+            </w:pPr>
+          </w:p>
+        </w:tc>
+        <w:tc>
+          <w:tcPr>
+            <w:tcW w:w="661" w:type="dxa"/>
+          </w:tcPr>
+          <w:p>
+            <w:pPr>
+              <w:jc w:val="center"/>
+              <w:rPr>
+                <w:b/>
+                <w:bCs/>
+                <w:sz w:val="18"/>
+                <w:szCs w:val="18"/>
+              </w:rPr>
+            </w:pPr>
+          </w:p>
+        </w:tc>
+        <w:tc>
+          <w:tcPr>
+            <w:tcW w:w="1254" w:type="dxa"/>
+          </w:tcPr>
+          <w:p>
+            <w:pPr>
+              <w:jc w:val="center"/>
+              <w:rPr>
+                <w:b/>
+                <w:bCs/>
+                <w:sz w:val="18"/>
+                <w:szCs w:val="18"/>
+              </w:rPr>
+            </w:pPr>
+          </w:p>
+        </w:tc>
+        <w:tc>
+          <w:tcPr>
+            <w:tcW w:w="0" w:type="auto"/>
+          </w:tcPr>
+          <w:p>
+            <w:pPr>
+              <w:jc w:val="center"/>
+              <w:rPr>
+                <w:b/>
+                <w:bCs/>
+                <w:sz w:val="18"/>
+                <w:szCs w:val="18"/>
+              </w:rPr>
+            </w:pPr>
+          </w:p>
+        </w:tc>
+      </w:tr>
+      <w:tr>
+        <w:trPr>
+          <w:gridAfter w:val="1"/>
+          <w:wAfter w:w="6" w:type="dxa"/>
+        </w:trPr>
+        <w:tc>
+          <w:tcPr>
+            <w:tcW w:w="2233" w:type="dxa"/>
+          </w:tcPr>
+          <w:p>
+            <w:pPr>
+              <w:rPr>
+                <w:sz w:val="18"/>
+                <w:szCs w:val="18"/>
+              </w:rPr>
+            </w:pPr>
+            <w:r>
+              <w:rPr>
+                <w:sz w:val="18"/>
+                <w:szCs w:val="18"/>
+              </w:rPr>
+              <w:t>Tapered</w:t>
+            </w:r>
+            <w:r>
+              <w:rPr>
+                <w:sz w:val="18"/>
+                <w:szCs w:val="18"/>
+              </w:rPr>
+              <w:t xml:space="preserve"> (2.00 to 1.25 mm)</w:t>
+            </w:r>
+          </w:p>
+        </w:tc>
+        <w:tc>
+          <w:tcPr>
+            <w:tcW w:w="1167" w:type="dxa"/>
+          </w:tcPr>
+          <w:p>
+            <w:pPr>
+              <w:jc w:val="center"/>
+              <w:rPr>
+                <w:b/>
+                <w:bCs/>
+                <w:sz w:val="18"/>
+                <w:szCs w:val="18"/>
+              </w:rPr>
+            </w:pPr>
+            <w:r>
+              <w:rPr>
+                <w:b/>
+                <w:bCs/>
+                <w:sz w:val="18"/>
+                <w:szCs w:val="18"/>
+              </w:rPr>
+              <w:t>0.066</w:t>
+            </w:r>
+          </w:p>
+        </w:tc>
+        <w:tc>
+          <w:tcPr>
+            <w:tcW w:w="661" w:type="dxa"/>
+          </w:tcPr>
+          <w:p>
+            <w:pPr>
+              <w:jc w:val="center"/>
+              <w:rPr>
+                <w:b/>
+                <w:bCs/>
+                <w:sz w:val="18"/>
+                <w:szCs w:val="18"/>
+              </w:rPr>
+            </w:pPr>
+          </w:p>
+        </w:tc>
+        <w:tc>
+          <w:tcPr>
+            <w:tcW w:w="1404" w:type="dxa"/>
+          </w:tcPr>
+          <w:p>
+            <w:pPr>
+              <w:jc w:val="center"/>
+              <w:rPr>
+                <w:b/>
+                <w:bCs/>
+                <w:sz w:val="18"/>
+                <w:szCs w:val="18"/>
+              </w:rPr>
+            </w:pPr>
+            <w:r>
+              <w:rPr>
+                <w:b/>
+                <w:bCs/>
+                <w:sz w:val="18"/>
+                <w:szCs w:val="18"/>
+              </w:rPr>
+              <w:t>0.009</w:t>
+            </w:r>
+          </w:p>
+        </w:tc>
+        <w:tc>
+          <w:tcPr>
+            <w:tcW w:w="661" w:type="dxa"/>
+          </w:tcPr>
+          <w:p>
+            <w:pPr>
+              <w:jc w:val="center"/>
+              <w:rPr>
+                <w:b/>
+                <w:bCs/>
+                <w:sz w:val="18"/>
+                <w:szCs w:val="18"/>
+              </w:rPr>
+            </w:pPr>
+          </w:p>
+        </w:tc>
+        <w:tc>
+          <w:tcPr>
+            <w:tcW w:w="1046" w:type="dxa"/>
+          </w:tcPr>
+          <w:p>
+            <w:pPr>
+              <w:jc w:val="center"/>
+              <w:rPr>
+                <w:rFonts w:ascii="Aptos Narrow" w:hAnsi="Aptos Narrow"/>
+                <w:b/>
+                <w:bCs/>
+                <w:color w:val="000000"/>
+                <w:sz w:val="20"/>
+                <w:szCs w:val="20"/>
+              </w:rPr>
+            </w:pPr>
+            <w:r>
+              <w:rPr>
+                <w:rFonts w:ascii="Aptos Narrow" w:hAnsi="Aptos Narrow"/>
+                <w:b/>
+                <w:bCs/>
+                <w:color w:val="000000"/>
+                <w:sz w:val="20"/>
+                <w:szCs w:val="20"/>
+              </w:rPr>
+              <w:t>0.035</w:t>
+            </w:r>
+          </w:p>
+        </w:tc>
+        <w:tc>
+          <w:tcPr>
+            <w:tcW w:w="661" w:type="dxa"/>
+          </w:tcPr>
+          <w:p>
+            <w:pPr>
+              <w:jc w:val="center"/>
+              <w:rPr>
+                <w:b/>
+                <w:bCs/>
+                <w:sz w:val="18"/>
+                <w:szCs w:val="18"/>
+              </w:rPr>
+            </w:pPr>
+          </w:p>
+        </w:tc>
+        <w:tc>
+          <w:tcPr>
+            <w:tcW w:w="1254" w:type="dxa"/>
+          </w:tcPr>
+          <w:p>
+            <w:pPr>
+              <w:jc w:val="center"/>
+              <w:rPr>
+                <w:b/>
+                <w:bCs/>
+                <w:sz w:val="18"/>
+                <w:szCs w:val="18"/>
+              </w:rPr>
+            </w:pPr>
+            <w:r>
+              <w:rPr>
+                <w:b/>
+                <w:bCs/>
+                <w:sz w:val="18"/>
+                <w:szCs w:val="18"/>
+              </w:rPr>
+              <w:t>0.242</w:t>
+            </w:r>
+          </w:p>
+        </w:tc>
+        <w:tc>
+          <w:tcPr>
+            <w:tcW w:w="0" w:type="auto"/>
+          </w:tcPr>
+          <w:p>
+            <w:pPr>
+              <w:jc w:val="center"/>
+              <w:rPr>
+                <w:b/>
+                <w:bCs/>
+                <w:sz w:val="18"/>
+                <w:szCs w:val="18"/>
+              </w:rPr>
+            </w:pPr>
+          </w:p>
+        </w:tc>
+      </w:tr>
+      <w:tr>
+        <w:trPr>
+          <w:gridAfter w:val="1"/>
+          <w:wAfter w:w="6" w:type="dxa"/>
+        </w:trPr>
+        <w:tc>
+          <w:tcPr>
+            <w:tcW w:w="2233" w:type="dxa"/>
+          </w:tcPr>
+          <w:p>
+            <w:pPr>
+              <w:rPr>
+                <w:sz w:val="18"/>
+                <w:szCs w:val="18"/>
+              </w:rPr>
+            </w:pPr>
+            <w:r>
+              <w:rPr>
+                <w:sz w:val="18"/>
+                <w:szCs w:val="18"/>
+              </w:rPr>
+              <w:t>Cylindrical</w:t>
+            </w:r>
+            <w:r>
+              <w:rPr>
+                <w:sz w:val="18"/>
+                <w:szCs w:val="18"/>
+              </w:rPr>
+              <w:t xml:space="preserve"> (1.5 mm)</w:t>
+            </w:r>
+          </w:p>
+        </w:tc>
+        <w:tc>
+          <w:tcPr>
+            <w:tcW w:w="1167" w:type="dxa"/>
+          </w:tcPr>
+          <w:p>
+            <w:pPr>
+              <w:jc w:val="center"/>
+              <w:rPr>
+                <w:b/>
+                <w:bCs/>
+                <w:sz w:val="18"/>
+                <w:szCs w:val="18"/>
+              </w:rPr>
+            </w:pPr>
+            <w:r>
+              <w:rPr>
+                <w:b/>
+                <w:bCs/>
+                <w:sz w:val="18"/>
+                <w:szCs w:val="18"/>
+              </w:rPr>
+              <w:t>0.067</w:t>
+            </w:r>
+          </w:p>
+        </w:tc>
+        <w:tc>
+          <w:tcPr>
+            <w:tcW w:w="661" w:type="dxa"/>
+          </w:tcPr>
+          <w:p>
+            <w:pPr>
+              <w:jc w:val="center"/>
+              <w:rPr>
+                <w:b/>
+                <w:bCs/>
+                <w:sz w:val="18"/>
+                <w:szCs w:val="18"/>
+              </w:rPr>
+            </w:pPr>
+          </w:p>
+        </w:tc>
+        <w:tc>
+          <w:tcPr>
+            <w:tcW w:w="1404" w:type="dxa"/>
+          </w:tcPr>
+          <w:p>
+            <w:pPr>
+              <w:jc w:val="center"/>
+              <w:rPr>
+                <w:b/>
+                <w:bCs/>
+                <w:sz w:val="18"/>
+                <w:szCs w:val="18"/>
+              </w:rPr>
+            </w:pPr>
+            <w:r>
+              <w:rPr>
+                <w:b/>
+                <w:bCs/>
+                <w:sz w:val="18"/>
+                <w:szCs w:val="18"/>
+              </w:rPr>
+              <w:t>0.010</w:t>
+            </w:r>
+          </w:p>
+        </w:tc>
+        <w:tc>
+          <w:tcPr>
+            <w:tcW w:w="661" w:type="dxa"/>
+          </w:tcPr>
+          <w:p>
+            <w:pPr>
+              <w:jc w:val="center"/>
+              <w:rPr>
+                <w:b/>
+                <w:bCs/>
+                <w:sz w:val="18"/>
+                <w:szCs w:val="18"/>
+              </w:rPr>
+            </w:pPr>
+          </w:p>
+        </w:tc>
+        <w:tc>
+          <w:tcPr>
+            <w:tcW w:w="1046" w:type="dxa"/>
+          </w:tcPr>
+          <w:p>
+            <w:pPr>
+              <w:jc w:val="center"/>
+              <w:rPr>
+                <w:b/>
+                <w:bCs/>
+                <w:sz w:val="18"/>
+                <w:szCs w:val="18"/>
+              </w:rPr>
+            </w:pPr>
+            <w:r>
+              <w:rPr>
+                <w:b/>
+                <w:bCs/>
+                <w:sz w:val="18"/>
+                <w:szCs w:val="18"/>
+              </w:rPr>
+              <w:t>0.038</w:t>
+            </w:r>
+          </w:p>
+        </w:tc>
+        <w:tc>
+          <w:tcPr>
+            <w:tcW w:w="661" w:type="dxa"/>
+          </w:tcPr>
+          <w:p>
+            <w:pPr>
+              <w:jc w:val="center"/>
+              <w:rPr>
+                <w:b/>
+                <w:bCs/>
+                <w:sz w:val="18"/>
+                <w:szCs w:val="18"/>
+              </w:rPr>
+            </w:pPr>
+          </w:p>
+        </w:tc>
+        <w:tc>
+          <w:tcPr>
+            <w:tcW w:w="1254" w:type="dxa"/>
+          </w:tcPr>
+          <w:p>
+            <w:pPr>
+              <w:jc w:val="center"/>
+              <w:rPr>
+                <w:b/>
+                <w:bCs/>
+                <w:sz w:val="18"/>
+                <w:szCs w:val="18"/>
+              </w:rPr>
+            </w:pPr>
+            <w:r>
+              <w:rPr>
+                <w:b/>
+                <w:bCs/>
+                <w:sz w:val="18"/>
+                <w:szCs w:val="18"/>
+              </w:rPr>
+              <w:t>0.256</w:t>
+            </w:r>
+          </w:p>
+        </w:tc>
+        <w:tc>
+          <w:tcPr>
+            <w:tcW w:w="0" w:type="auto"/>
+          </w:tcPr>
+          <w:p>
+            <w:pPr>
+              <w:jc w:val="center"/>
+              <w:rPr>
+                <w:b/>
+                <w:bCs/>
+                <w:sz w:val="18"/>
+                <w:szCs w:val="18"/>
+              </w:rPr>
+            </w:pPr>
+          </w:p>
+        </w:tc>
+      </w:tr>
+      <w:tr>
+        <w:trPr>
+          <w:gridAfter w:val="1"/>
+          <w:wAfter w:w="6" w:type="dxa"/>
+        </w:trPr>
+        <w:tc>
+          <w:tcPr>
+            <w:tcW w:w="2233" w:type="dxa"/>
+          </w:tcPr>
+          <w:p>
+            <w:pPr>
+              <w:rPr>
+                <w:sz w:val="18"/>
+                <w:szCs w:val="18"/>
+              </w:rPr>
+            </w:pPr>
+            <w:r>
+              <w:rPr>
+                <w:sz w:val="18"/>
+                <w:szCs w:val="18"/>
+              </w:rPr>
+              <w:t>Cylindrical (1.75 mm)</w:t>
+            </w:r>
+          </w:p>
+        </w:tc>
+        <w:tc>
+          <w:tcPr>
+            <w:tcW w:w="1167" w:type="dxa"/>
+          </w:tcPr>
+          <w:p>
+            <w:pPr>
+              <w:jc w:val="center"/>
+              <w:rPr>
+                <w:b/>
+                <w:bCs/>
+                <w:sz w:val="18"/>
+                <w:szCs w:val="18"/>
+              </w:rPr>
+            </w:pPr>
+          </w:p>
+        </w:tc>
+        <w:tc>
+          <w:tcPr>
+            <w:tcW w:w="661" w:type="dxa"/>
+          </w:tcPr>
+          <w:p>
+            <w:pPr>
+              <w:jc w:val="center"/>
+              <w:rPr>
+                <w:b/>
+                <w:bCs/>
+                <w:sz w:val="18"/>
+                <w:szCs w:val="18"/>
+              </w:rPr>
+            </w:pPr>
+          </w:p>
+        </w:tc>
+        <w:tc>
+          <w:tcPr>
+            <w:tcW w:w="1404" w:type="dxa"/>
+          </w:tcPr>
+          <w:p>
+            <w:pPr>
+              <w:jc w:val="center"/>
+              <w:rPr>
+                <w:b/>
+                <w:bCs/>
+                <w:sz w:val="18"/>
+                <w:szCs w:val="18"/>
+              </w:rPr>
+            </w:pPr>
+          </w:p>
+        </w:tc>
+        <w:tc>
+          <w:tcPr>
+            <w:tcW w:w="661" w:type="dxa"/>
+          </w:tcPr>
+          <w:p>
+            <w:pPr>
+              <w:jc w:val="center"/>
+              <w:rPr>
+                <w:b/>
+                <w:bCs/>
+                <w:sz w:val="18"/>
+                <w:szCs w:val="18"/>
+              </w:rPr>
+            </w:pPr>
+          </w:p>
+        </w:tc>
+        <w:tc>
+          <w:tcPr>
+            <w:tcW w:w="1046" w:type="dxa"/>
+          </w:tcPr>
+          <w:p>
+            <w:pPr>
+              <w:jc w:val="center"/>
+              <w:rPr>
+                <w:b/>
+                <w:bCs/>
+                <w:sz w:val="18"/>
+                <w:szCs w:val="18"/>
+              </w:rPr>
+            </w:pPr>
+          </w:p>
+        </w:tc>
+        <w:tc>
+          <w:tcPr>
+            <w:tcW w:w="661" w:type="dxa"/>
+          </w:tcPr>
+          <w:p>
+            <w:pPr>
+              <w:jc w:val="center"/>
+              <w:rPr>
+                <w:b/>
+                <w:bCs/>
+                <w:sz w:val="18"/>
+                <w:szCs w:val="18"/>
+              </w:rPr>
+            </w:pPr>
+          </w:p>
+        </w:tc>
+        <w:tc>
+          <w:tcPr>
+            <w:tcW w:w="1254" w:type="dxa"/>
+          </w:tcPr>
+          <w:p>
+            <w:pPr>
+              <w:jc w:val="center"/>
+              <w:rPr>
+                <w:b/>
+                <w:bCs/>
+                <w:sz w:val="18"/>
+                <w:szCs w:val="18"/>
+              </w:rPr>
+            </w:pPr>
+          </w:p>
+        </w:tc>
+        <w:tc>
+          <w:tcPr>
+            <w:tcW w:w="0" w:type="auto"/>
+          </w:tcPr>
+          <w:p>
+            <w:pPr>
+              <w:jc w:val="center"/>
+              <w:rPr>
+                <w:b/>
+                <w:bCs/>
+                <w:sz w:val="18"/>
+                <w:szCs w:val="18"/>
+              </w:rPr>
+            </w:pPr>
+          </w:p>
+        </w:tc>
+      </w:tr>
+      <w:tr>
+        <w:tc>
+          <w:tcPr>
+            <w:tcW w:w="9754" w:type="dxa"/>
+            <w:gridSpan w:val="10"/>
+            <w:shd w:val="clear" w:color="auto" w:fill="DAE9F7" w:themeFill="text2" w:themeFillTint="1A"/>
+          </w:tcPr>
+          <w:p>
+            <w:pPr>
+              <w:jc w:val="center"/>
+              <w:rPr>
+                <w:b/>
+                <w:bCs/>
+                <w:sz w:val="18"/>
+                <w:szCs w:val="18"/>
+              </w:rPr>
+            </w:pPr>
+            <w:r>
+              <w:rPr>
+                <w:b/>
+                <w:bCs/>
+                <w:sz w:val="18"/>
+                <w:szCs w:val="18"/>
+              </w:rPr>
+              <w:t>Medium</w:t>
+            </w:r>
+            <w:r>
+              <w:rPr>
+                <w:b/>
+                <w:bCs/>
+                <w:sz w:val="18"/>
+                <w:szCs w:val="18"/>
+              </w:rPr>
+              <w:t xml:space="preserve"> Noise</w:t>
+            </w:r>
+            <w:r>
+              <w:rPr>
+                <w:b/>
+                <w:bCs/>
+                <w:sz w:val="18"/>
+                <w:szCs w:val="18"/>
+              </w:rPr>
+              <w:t xml:space="preserve"> </w:t>
+            </w:r>
+            <w:r>
+              <w:rPr>
+                <w:b/>
+                <w:bCs/>
+                <w:sz w:val="18"/>
+                <w:szCs w:val="18"/>
+              </w:rPr>
+              <w:t>(</w:t>
+            </w:r>
+            <w:r>
+              <w:rPr>
+                <w:b/>
+                <w:bCs/>
+                <w:sz w:val="18"/>
+                <w:szCs w:val="18"/>
+              </w:rPr>
+              <w:t>1.00</w:t>
+            </w:r>
+            <w:r>
+              <w:rPr>
+                <w:b/>
+                <w:bCs/>
+                <w:sz w:val="18"/>
+                <w:szCs w:val="18"/>
+              </w:rPr>
+              <w:t>× manufacturer spec)</w:t>
+            </w:r>
+          </w:p>
+          <w:p>
+            <w:pPr>
+              <w:jc w:val="center"/>
+              <w:rPr>
+                <w:b/>
+                <w:bCs/>
+                <w:sz w:val="18"/>
+                <w:szCs w:val="18"/>
+              </w:rPr>
+            </w:pPr>
+            <w:r>
+              <w:rPr>
+                <w:b/>
+                <w:bCs/>
+                <w:sz w:val="18"/>
+                <w:szCs w:val="18"/>
+              </w:rPr>
+              <w:t>σ</w:t>
+            </w:r>
+            <w:r>
+              <w:rPr>
+                <w:b/>
+                <w:bCs/>
+                <w:sz w:val="18"/>
+                <w:szCs w:val="18"/>
+              </w:rPr>
+              <w:t xml:space="preserve"> </w:t>
+            </w:r>
+            <w:r>
+              <w:rPr>
+                <w:b/>
+                <w:bCs/>
+                <w:sz w:val="18"/>
+                <w:szCs w:val="18"/>
+              </w:rPr>
+              <w:t>=</w:t>
+            </w:r>
+            <w:r>
+              <w:rPr>
+                <w:b/>
+                <w:bCs/>
+                <w:sz w:val="18"/>
+                <w:szCs w:val="18"/>
+              </w:rPr>
+              <w:t xml:space="preserve"> </w:t>
+            </w:r>
+            <w:r>
+              <w:rPr>
+                <w:b/>
+                <w:bCs/>
+                <w:sz w:val="18"/>
+                <w:szCs w:val="18"/>
+              </w:rPr>
+              <w:t>[0, 0.006250, 0.00</w:t>
+            </w:r>
+            <w:r>
+              <w:rPr>
+                <w:b/>
+                <w:bCs/>
+                <w:sz w:val="18"/>
+                <w:szCs w:val="18"/>
+              </w:rPr>
+              <w:t>625</w:t>
+            </w:r>
+            <w:r>
+              <w:rPr>
+                <w:b/>
+                <w:bCs/>
+                <w:sz w:val="18"/>
+                <w:szCs w:val="18"/>
+              </w:rPr>
+              <w:t>0, 0.</w:t>
+            </w:r>
+            <w:r>
+              <w:rPr>
+                <w:b/>
+                <w:bCs/>
+                <w:sz w:val="18"/>
+                <w:szCs w:val="18"/>
+              </w:rPr>
+              <w:t>300</w:t>
+            </w:r>
+            <w:r>
+              <w:rPr>
+                <w:b/>
+                <w:bCs/>
+                <w:sz w:val="18"/>
+                <w:szCs w:val="18"/>
+              </w:rPr>
+              <w:t>, 0, 0]</w:t>
+            </w:r>
+          </w:p>
+        </w:tc>
+      </w:tr>
+      <w:tr>
+        <w:trPr>
+          <w:gridAfter w:val="1"/>
+          <w:wAfter w:w="6" w:type="dxa"/>
+        </w:trPr>
+        <w:tc>
+          <w:tcPr>
+            <w:tcW w:w="2233" w:type="dxa"/>
+          </w:tcPr>
+          <w:p>
+            <w:pPr>
+              <w:rPr>
+                <w:sz w:val="18"/>
+                <w:szCs w:val="18"/>
+              </w:rPr>
+            </w:pPr>
+            <w:r>
+              <w:rPr>
+                <w:sz w:val="18"/>
+                <w:szCs w:val="18"/>
+              </w:rPr>
+              <w:t>Optimized</w:t>
+            </w:r>
+          </w:p>
+        </w:tc>
+        <w:tc>
+          <w:tcPr>
+            <w:tcW w:w="1167" w:type="dxa"/>
+          </w:tcPr>
+          <w:p>
+            <w:pPr>
+              <w:jc w:val="center"/>
+              <w:rPr>
+                <w:b/>
+                <w:bCs/>
+                <w:sz w:val="18"/>
+                <w:szCs w:val="18"/>
+              </w:rPr>
+            </w:pPr>
+          </w:p>
+        </w:tc>
+        <w:tc>
+          <w:tcPr>
+            <w:tcW w:w="661" w:type="dxa"/>
+          </w:tcPr>
+          <w:p>
+            <w:pPr>
+              <w:jc w:val="center"/>
+              <w:rPr>
+                <w:b/>
+                <w:bCs/>
+                <w:sz w:val="18"/>
+                <w:szCs w:val="18"/>
+              </w:rPr>
+            </w:pPr>
+          </w:p>
+        </w:tc>
+        <w:tc>
+          <w:tcPr>
+            <w:tcW w:w="1404" w:type="dxa"/>
+          </w:tcPr>
+          <w:p>
+            <w:pPr>
+              <w:jc w:val="center"/>
+              <w:rPr>
+                <w:b/>
+                <w:bCs/>
+                <w:sz w:val="18"/>
+                <w:szCs w:val="18"/>
+              </w:rPr>
+            </w:pPr>
+          </w:p>
+        </w:tc>
+        <w:tc>
+          <w:tcPr>
+            <w:tcW w:w="661" w:type="dxa"/>
+          </w:tcPr>
+          <w:p>
+            <w:pPr>
+              <w:jc w:val="center"/>
+              <w:rPr>
+                <w:b/>
+                <w:bCs/>
+                <w:sz w:val="18"/>
+                <w:szCs w:val="18"/>
+              </w:rPr>
+            </w:pPr>
+          </w:p>
+        </w:tc>
+        <w:tc>
+          <w:tcPr>
+            <w:tcW w:w="1046" w:type="dxa"/>
+          </w:tcPr>
+          <w:p>
+            <w:pPr>
+              <w:jc w:val="center"/>
+              <w:rPr>
+                <w:b/>
+                <w:bCs/>
+                <w:sz w:val="18"/>
+                <w:szCs w:val="18"/>
+              </w:rPr>
+            </w:pPr>
+          </w:p>
+        </w:tc>
+        <w:tc>
+          <w:tcPr>
+            <w:tcW w:w="661" w:type="dxa"/>
+          </w:tcPr>
+          <w:p>
+            <w:pPr>
+              <w:jc w:val="center"/>
+              <w:rPr>
+                <w:b/>
+                <w:bCs/>
+                <w:sz w:val="18"/>
+                <w:szCs w:val="18"/>
+              </w:rPr>
+            </w:pPr>
+          </w:p>
+        </w:tc>
+        <w:tc>
+          <w:tcPr>
+            <w:tcW w:w="1254" w:type="dxa"/>
+          </w:tcPr>
+          <w:p>
+            <w:pPr>
+              <w:jc w:val="center"/>
+              <w:rPr>
+                <w:b/>
+                <w:bCs/>
+                <w:sz w:val="18"/>
+                <w:szCs w:val="18"/>
+              </w:rPr>
+            </w:pPr>
+          </w:p>
+        </w:tc>
+        <w:tc>
+          <w:tcPr>
+            <w:tcW w:w="0" w:type="auto"/>
+          </w:tcPr>
+          <w:p>
+            <w:pPr>
+              <w:jc w:val="center"/>
+              <w:rPr>
+                <w:b/>
+                <w:bCs/>
+                <w:sz w:val="18"/>
+                <w:szCs w:val="18"/>
+              </w:rPr>
+            </w:pPr>
+          </w:p>
+        </w:tc>
+      </w:tr>
+      <w:tr>
+        <w:trPr>
+          <w:gridAfter w:val="1"/>
+          <w:wAfter w:w="6" w:type="dxa"/>
+        </w:trPr>
+        <w:tc>
+          <w:tcPr>
+            <w:tcW w:w="2233" w:type="dxa"/>
+          </w:tcPr>
+          <w:p>
+            <w:pPr>
+              <w:rPr>
+                <w:sz w:val="18"/>
+                <w:szCs w:val="18"/>
+              </w:rPr>
+            </w:pPr>
+            <w:r>
+              <w:rPr>
+                <w:sz w:val="18"/>
+                <w:szCs w:val="18"/>
+              </w:rPr>
+              <w:t>Tapered</w:t>
+            </w:r>
+            <w:r>
+              <w:rPr>
+                <w:sz w:val="18"/>
+                <w:szCs w:val="18"/>
+              </w:rPr>
+              <w:t xml:space="preserve"> (2.00 to 1.25 mm)</w:t>
+            </w:r>
+          </w:p>
+        </w:tc>
+        <w:tc>
+          <w:tcPr>
+            <w:tcW w:w="1167" w:type="dxa"/>
+          </w:tcPr>
+          <w:p>
+            <w:pPr>
+              <w:jc w:val="center"/>
+              <w:rPr>
+                <w:rFonts w:ascii="Aptos Narrow" w:hAnsi="Aptos Narrow"/>
+                <w:b/>
+                <w:bCs/>
+                <w:color w:val="000000"/>
+                <w:sz w:val="20"/>
+                <w:szCs w:val="20"/>
+              </w:rPr>
+            </w:pPr>
+            <w:r>
+              <w:rPr>
+                <w:rFonts w:ascii="Aptos Narrow" w:hAnsi="Aptos Narrow"/>
+                <w:b/>
+                <w:bCs/>
+                <w:color w:val="000000"/>
+                <w:sz w:val="20"/>
+                <w:szCs w:val="20"/>
+              </w:rPr>
+              <w:t>0.113</w:t>
+            </w:r>
+          </w:p>
+        </w:tc>
+        <w:tc>
+          <w:tcPr>
+            <w:tcW w:w="661" w:type="dxa"/>
+          </w:tcPr>
+          <w:p>
+            <w:pPr>
+              <w:jc w:val="center"/>
+              <w:rPr>
+                <w:b/>
+                <w:bCs/>
+                <w:sz w:val="18"/>
+                <w:szCs w:val="18"/>
+              </w:rPr>
+            </w:pPr>
+          </w:p>
+        </w:tc>
+        <w:tc>
+          <w:tcPr>
+            <w:tcW w:w="1404" w:type="dxa"/>
+          </w:tcPr>
+          <w:p>
+            <w:pPr>
+              <w:jc w:val="center"/>
+              <w:rPr>
+                <w:b/>
+                <w:bCs/>
+                <w:sz w:val="18"/>
+                <w:szCs w:val="18"/>
+              </w:rPr>
+            </w:pPr>
+            <w:r>
+              <w:rPr>
+                <w:b/>
+                <w:bCs/>
+                <w:sz w:val="18"/>
+                <w:szCs w:val="18"/>
+              </w:rPr>
+              <w:t>0.013</w:t>
+            </w:r>
+          </w:p>
+        </w:tc>
+        <w:tc>
+          <w:tcPr>
+            <w:tcW w:w="661" w:type="dxa"/>
+          </w:tcPr>
+          <w:p>
+            <w:pPr>
+              <w:jc w:val="center"/>
+              <w:rPr>
+                <w:b/>
+                <w:bCs/>
+                <w:sz w:val="18"/>
+                <w:szCs w:val="18"/>
+              </w:rPr>
+            </w:pPr>
+          </w:p>
+        </w:tc>
+        <w:tc>
+          <w:tcPr>
+            <w:tcW w:w="1046" w:type="dxa"/>
+          </w:tcPr>
+          <w:p>
+            <w:pPr>
+              <w:jc w:val="center"/>
+              <w:rPr>
+                <w:b/>
+                <w:bCs/>
+                <w:sz w:val="18"/>
+                <w:szCs w:val="18"/>
+              </w:rPr>
+            </w:pPr>
+            <w:r>
+              <w:rPr>
+                <w:b/>
+                <w:bCs/>
+                <w:sz w:val="18"/>
+                <w:szCs w:val="18"/>
+              </w:rPr>
+              <w:t>0.043</w:t>
+            </w:r>
+          </w:p>
+        </w:tc>
+        <w:tc>
+          <w:tcPr>
+            <w:tcW w:w="661" w:type="dxa"/>
+          </w:tcPr>
+          <w:p>
+            <w:pPr>
+              <w:jc w:val="center"/>
+              <w:rPr>
+                <w:b/>
+                <w:bCs/>
+                <w:sz w:val="18"/>
+                <w:szCs w:val="18"/>
+              </w:rPr>
+            </w:pPr>
+          </w:p>
+        </w:tc>
+        <w:tc>
+          <w:tcPr>
+            <w:tcW w:w="1254" w:type="dxa"/>
+          </w:tcPr>
+          <w:p>
+            <w:pPr>
+              <w:jc w:val="center"/>
+              <w:rPr>
+                <w:b/>
+                <w:bCs/>
+                <w:sz w:val="18"/>
+                <w:szCs w:val="18"/>
+              </w:rPr>
+            </w:pPr>
+            <w:r>
+              <w:rPr>
+                <w:b/>
+                <w:bCs/>
+                <w:sz w:val="18"/>
+                <w:szCs w:val="18"/>
+              </w:rPr>
+              <w:t>0.411</w:t>
+            </w:r>
+          </w:p>
+        </w:tc>
+        <w:tc>
+          <w:tcPr>
+            <w:tcW w:w="0" w:type="auto"/>
+          </w:tcPr>
+          <w:p>
+            <w:pPr>
+              <w:jc w:val="center"/>
+              <w:rPr>
+                <w:b/>
+                <w:bCs/>
+                <w:sz w:val="18"/>
+                <w:szCs w:val="18"/>
+              </w:rPr>
+            </w:pPr>
+          </w:p>
+        </w:tc>
+      </w:tr>
+      <w:tr>
+        <w:trPr>
+          <w:gridAfter w:val="1"/>
+          <w:wAfter w:w="6" w:type="dxa"/>
+        </w:trPr>
+        <w:tc>
+          <w:tcPr>
+            <w:tcW w:w="2233" w:type="dxa"/>
+          </w:tcPr>
+          <w:p>
+            <w:pPr>
+              <w:rPr>
+                <w:sz w:val="18"/>
+                <w:szCs w:val="18"/>
+              </w:rPr>
+            </w:pPr>
+            <w:r>
+              <w:rPr>
+                <w:sz w:val="18"/>
+                <w:szCs w:val="18"/>
+              </w:rPr>
+              <w:t>Cylindrical</w:t>
+            </w:r>
+            <w:r>
+              <w:rPr>
+                <w:sz w:val="18"/>
+                <w:szCs w:val="18"/>
+              </w:rPr>
+              <w:t xml:space="preserve"> (1.5 mm)</w:t>
+            </w:r>
+          </w:p>
+        </w:tc>
+        <w:tc>
+          <w:tcPr>
+            <w:tcW w:w="1167" w:type="dxa"/>
+          </w:tcPr>
+          <w:p>
+            <w:pPr>
+              <w:jc w:val="center"/>
+              <w:rPr>
+                <w:b/>
+                <w:bCs/>
+                <w:sz w:val="18"/>
+                <w:szCs w:val="18"/>
+              </w:rPr>
+            </w:pPr>
+            <w:r>
+              <w:rPr>
+                <w:b/>
+                <w:bCs/>
+                <w:sz w:val="18"/>
+                <w:szCs w:val="18"/>
+              </w:rPr>
+              <w:t>0.116</w:t>
+            </w:r>
+          </w:p>
+        </w:tc>
+        <w:tc>
+          <w:tcPr>
+            <w:tcW w:w="661" w:type="dxa"/>
+          </w:tcPr>
+          <w:p>
+            <w:pPr>
+              <w:jc w:val="center"/>
+              <w:rPr>
+                <w:b/>
+                <w:bCs/>
+                <w:sz w:val="18"/>
+                <w:szCs w:val="18"/>
+              </w:rPr>
+            </w:pPr>
+          </w:p>
+        </w:tc>
+        <w:tc>
+          <w:tcPr>
+            <w:tcW w:w="1404" w:type="dxa"/>
+          </w:tcPr>
+          <w:p>
+            <w:pPr>
+              <w:jc w:val="center"/>
+              <w:rPr>
+                <w:b/>
+                <w:bCs/>
+                <w:sz w:val="18"/>
+                <w:szCs w:val="18"/>
+              </w:rPr>
+            </w:pPr>
+            <w:r>
+              <w:rPr>
+                <w:b/>
+                <w:bCs/>
+                <w:sz w:val="18"/>
+                <w:szCs w:val="18"/>
+              </w:rPr>
+              <w:t>0.014</w:t>
+            </w:r>
+          </w:p>
+        </w:tc>
+        <w:tc>
+          <w:tcPr>
+            <w:tcW w:w="661" w:type="dxa"/>
+          </w:tcPr>
+          <w:p>
+            <w:pPr>
+              <w:jc w:val="center"/>
+              <w:rPr>
+                <w:b/>
+                <w:bCs/>
+                <w:sz w:val="18"/>
+                <w:szCs w:val="18"/>
+              </w:rPr>
+            </w:pPr>
+          </w:p>
+        </w:tc>
+        <w:tc>
+          <w:tcPr>
+            <w:tcW w:w="1046" w:type="dxa"/>
+          </w:tcPr>
+          <w:p>
+            <w:pPr>
+              <w:jc w:val="center"/>
+              <w:rPr>
+                <w:b/>
+                <w:bCs/>
+                <w:sz w:val="18"/>
+                <w:szCs w:val="18"/>
+              </w:rPr>
+            </w:pPr>
+            <w:r>
+              <w:rPr>
+                <w:b/>
+                <w:bCs/>
+                <w:sz w:val="18"/>
+                <w:szCs w:val="18"/>
+              </w:rPr>
+              <w:t>0.045</w:t>
+            </w:r>
+          </w:p>
+        </w:tc>
+        <w:tc>
+          <w:tcPr>
+            <w:tcW w:w="661" w:type="dxa"/>
+          </w:tcPr>
+          <w:p>
+            <w:pPr>
+              <w:jc w:val="center"/>
+              <w:rPr>
+                <w:b/>
+                <w:bCs/>
+                <w:sz w:val="18"/>
+                <w:szCs w:val="18"/>
+              </w:rPr>
+            </w:pPr>
+          </w:p>
+        </w:tc>
+        <w:tc>
+          <w:tcPr>
+            <w:tcW w:w="1254" w:type="dxa"/>
+          </w:tcPr>
+          <w:p>
+            <w:pPr>
+              <w:jc w:val="center"/>
+              <w:rPr>
+                <w:b/>
+                <w:bCs/>
+                <w:sz w:val="18"/>
+                <w:szCs w:val="18"/>
+              </w:rPr>
+            </w:pPr>
+            <w:r>
+              <w:rPr>
+                <w:b/>
+                <w:bCs/>
+                <w:sz w:val="18"/>
+                <w:szCs w:val="18"/>
+              </w:rPr>
+              <w:t>0.421</w:t>
+            </w:r>
+          </w:p>
+        </w:tc>
+        <w:tc>
+          <w:tcPr>
+            <w:tcW w:w="0" w:type="auto"/>
+          </w:tcPr>
+          <w:p>
+            <w:pPr>
+              <w:jc w:val="center"/>
+              <w:rPr>
+                <w:b/>
+                <w:bCs/>
+                <w:sz w:val="18"/>
+                <w:szCs w:val="18"/>
+              </w:rPr>
+            </w:pPr>
+          </w:p>
+        </w:tc>
+      </w:tr>
+      <w:tr>
+        <w:trPr>
+          <w:gridAfter w:val="1"/>
+          <w:wAfter w:w="6" w:type="dxa"/>
+        </w:trPr>
+        <w:tc>
+          <w:tcPr>
+            <w:tcW w:w="2233" w:type="dxa"/>
+          </w:tcPr>
+          <w:p>
+            <w:pPr>
+              <w:rPr>
+                <w:sz w:val="18"/>
+                <w:szCs w:val="18"/>
+              </w:rPr>
+            </w:pPr>
+            <w:r>
+              <w:rPr>
+                <w:sz w:val="18"/>
+                <w:szCs w:val="18"/>
+              </w:rPr>
+              <w:t>Cylindrical (1.75 mm)</w:t>
+            </w:r>
+          </w:p>
+        </w:tc>
+        <w:tc>
+          <w:tcPr>
+            <w:tcW w:w="1167" w:type="dxa"/>
+          </w:tcPr>
+          <w:p>
+            <w:pPr>
+              <w:jc w:val="center"/>
+              <w:rPr>
+                <w:b/>
+                <w:bCs/>
+                <w:sz w:val="18"/>
+                <w:szCs w:val="18"/>
+              </w:rPr>
+            </w:pPr>
+          </w:p>
+        </w:tc>
+        <w:tc>
+          <w:tcPr>
+            <w:tcW w:w="661" w:type="dxa"/>
+          </w:tcPr>
+          <w:p>
+            <w:pPr>
+              <w:jc w:val="center"/>
+              <w:rPr>
+                <w:b/>
+                <w:bCs/>
+                <w:sz w:val="18"/>
+                <w:szCs w:val="18"/>
+              </w:rPr>
+            </w:pPr>
+          </w:p>
+        </w:tc>
+        <w:tc>
+          <w:tcPr>
+            <w:tcW w:w="1404" w:type="dxa"/>
+          </w:tcPr>
+          <w:p>
+            <w:pPr>
+              <w:jc w:val="center"/>
+              <w:rPr>
+                <w:b/>
+                <w:bCs/>
+                <w:sz w:val="18"/>
+                <w:szCs w:val="18"/>
+              </w:rPr>
+            </w:pPr>
+          </w:p>
+        </w:tc>
+        <w:tc>
+          <w:tcPr>
+            <w:tcW w:w="661" w:type="dxa"/>
+          </w:tcPr>
+          <w:p>
+            <w:pPr>
+              <w:jc w:val="center"/>
+              <w:rPr>
+                <w:b/>
+                <w:bCs/>
+                <w:sz w:val="18"/>
+                <w:szCs w:val="18"/>
+              </w:rPr>
+            </w:pPr>
+          </w:p>
+        </w:tc>
+        <w:tc>
+          <w:tcPr>
+            <w:tcW w:w="1046" w:type="dxa"/>
+          </w:tcPr>
+          <w:p>
+            <w:pPr>
+              <w:jc w:val="center"/>
+              <w:rPr>
+                <w:b/>
+                <w:bCs/>
+                <w:sz w:val="18"/>
+                <w:szCs w:val="18"/>
+              </w:rPr>
+            </w:pPr>
+          </w:p>
+        </w:tc>
+        <w:tc>
+          <w:tcPr>
+            <w:tcW w:w="661" w:type="dxa"/>
+          </w:tcPr>
+          <w:p>
+            <w:pPr>
+              <w:jc w:val="center"/>
+              <w:rPr>
+                <w:b/>
+                <w:bCs/>
+                <w:sz w:val="18"/>
+                <w:szCs w:val="18"/>
+              </w:rPr>
+            </w:pPr>
+          </w:p>
+        </w:tc>
+        <w:tc>
+          <w:tcPr>
+            <w:tcW w:w="1254" w:type="dxa"/>
+          </w:tcPr>
+          <w:p>
+            <w:pPr>
+              <w:jc w:val="center"/>
+              <w:rPr>
+                <w:b/>
+                <w:bCs/>
+                <w:sz w:val="18"/>
+                <w:szCs w:val="18"/>
+              </w:rPr>
+            </w:pPr>
+          </w:p>
+        </w:tc>
+        <w:tc>
+          <w:tcPr>
+            <w:tcW w:w="0" w:type="auto"/>
+          </w:tcPr>
+          <w:p>
+            <w:pPr>
+              <w:jc w:val="center"/>
+              <w:rPr>
+                <w:b/>
+                <w:bCs/>
+                <w:sz w:val="18"/>
+                <w:szCs w:val="18"/>
+              </w:rPr>
+            </w:pPr>
+          </w:p>
+        </w:tc>
+      </w:tr>
+      <w:tr>
+        <w:tc>
+          <w:tcPr>
+            <w:tcW w:w="9754" w:type="dxa"/>
+            <w:gridSpan w:val="10"/>
+            <w:shd w:val="clear" w:color="auto" w:fill="DAE9F7" w:themeFill="text2" w:themeFillTint="1A"/>
+          </w:tcPr>
+          <w:p>
+            <w:pPr>
+              <w:jc w:val="center"/>
+              <w:rPr>
+                <w:b/>
+                <w:bCs/>
+                <w:sz w:val="18"/>
+                <w:szCs w:val="18"/>
+              </w:rPr>
+            </w:pPr>
+            <w:r>
+              <w:rPr>
+                <w:b/>
+                <w:bCs/>
+                <w:sz w:val="18"/>
+                <w:szCs w:val="18"/>
+              </w:rPr>
+              <w:t>High Noise</w:t>
+            </w:r>
+            <w:r>
+              <w:rPr>
+                <w:b/>
+                <w:bCs/>
+                <w:sz w:val="18"/>
+                <w:szCs w:val="18"/>
+              </w:rPr>
+              <w:t xml:space="preserve"> </w:t>
+            </w:r>
+            <w:r>
+              <w:rPr>
+                <w:b/>
+                <w:bCs/>
+                <w:sz w:val="18"/>
+                <w:szCs w:val="18"/>
+              </w:rPr>
+              <w:t>(</w:t>
+            </w:r>
+            <w:r>
+              <w:rPr>
+                <w:b/>
+                <w:bCs/>
+                <w:sz w:val="18"/>
+                <w:szCs w:val="18"/>
+              </w:rPr>
+              <w:t>2</w:t>
+            </w:r>
+            <w:r>
+              <w:rPr>
+                <w:b/>
+                <w:bCs/>
+                <w:sz w:val="18"/>
+                <w:szCs w:val="18"/>
+              </w:rPr>
+              <w:t>.</w:t>
+            </w:r>
+            <w:r>
+              <w:rPr>
+                <w:b/>
+                <w:bCs/>
+                <w:sz w:val="18"/>
+                <w:szCs w:val="18"/>
+              </w:rPr>
+              <w:t>0</w:t>
+            </w:r>
+            <w:r>
+              <w:rPr>
+                <w:b/>
+                <w:bCs/>
+                <w:sz w:val="18"/>
+                <w:szCs w:val="18"/>
+              </w:rPr>
+              <w:t>× manufacturer spec)</w:t>
+            </w:r>
+          </w:p>
+          <w:p>
+            <w:pPr>
+              <w:jc w:val="center"/>
+              <w:rPr>
+                <w:b/>
+                <w:bCs/>
+                <w:sz w:val="18"/>
+                <w:szCs w:val="18"/>
+              </w:rPr>
+            </w:pPr>
+            <w:r>
+              <w:rPr>
+                <w:b/>
+                <w:bCs/>
+                <w:sz w:val="18"/>
+                <w:szCs w:val="18"/>
+              </w:rPr>
+              <w:t>σ</w:t>
+            </w:r>
+            <w:r>
+              <w:rPr>
+                <w:b/>
+                <w:bCs/>
+                <w:sz w:val="18"/>
+                <w:szCs w:val="18"/>
+              </w:rPr>
+              <w:t xml:space="preserve"> </w:t>
+            </w:r>
+            <w:r>
+              <w:rPr>
+                <w:b/>
+                <w:bCs/>
+                <w:sz w:val="18"/>
+                <w:szCs w:val="18"/>
+              </w:rPr>
+              <w:t>=</w:t>
+            </w:r>
+            <w:r>
+              <w:rPr>
+                <w:b/>
+                <w:bCs/>
+                <w:sz w:val="18"/>
+                <w:szCs w:val="18"/>
+              </w:rPr>
+              <w:t xml:space="preserve"> </w:t>
+            </w:r>
+            <w:r>
+              <w:rPr>
+                <w:b/>
+                <w:bCs/>
+                <w:sz w:val="18"/>
+                <w:szCs w:val="18"/>
+              </w:rPr>
+              <w:t>[0</w:t>
+            </w:r>
+            <w:r>
+              <w:rPr>
+                <w:b/>
+                <w:bCs/>
+                <w:sz w:val="18"/>
+                <w:szCs w:val="18"/>
+              </w:rPr>
+              <w:t>,</w:t>
+            </w:r>
+            <w:r>
+              <w:rPr>
+                <w:b/>
+                <w:bCs/>
+                <w:sz w:val="18"/>
+                <w:szCs w:val="18"/>
+              </w:rPr>
+              <w:t xml:space="preserve"> 0.0</w:t>
+            </w:r>
+            <w:r>
+              <w:rPr>
+                <w:b/>
+                <w:bCs/>
+                <w:sz w:val="18"/>
+                <w:szCs w:val="18"/>
+              </w:rPr>
+              <w:t>1250</w:t>
+            </w:r>
+            <w:r>
+              <w:rPr>
+                <w:b/>
+                <w:bCs/>
+                <w:sz w:val="18"/>
+                <w:szCs w:val="18"/>
+              </w:rPr>
+              <w:t xml:space="preserve">, </w:t>
+            </w:r>
+            <w:r>
+              <w:rPr>
+                <w:b/>
+                <w:bCs/>
+                <w:sz w:val="18"/>
+                <w:szCs w:val="18"/>
+              </w:rPr>
+              <w:t>0.0</w:t>
+            </w:r>
+            <w:r>
+              <w:rPr>
+                <w:b/>
+                <w:bCs/>
+                <w:sz w:val="18"/>
+                <w:szCs w:val="18"/>
+              </w:rPr>
+              <w:t>1250</w:t>
+            </w:r>
+            <w:r>
+              <w:rPr>
+                <w:b/>
+                <w:bCs/>
+                <w:sz w:val="18"/>
+                <w:szCs w:val="18"/>
+              </w:rPr>
+              <w:t>, 0.</w:t>
+            </w:r>
+            <w:r>
+              <w:rPr>
+                <w:b/>
+                <w:bCs/>
+                <w:sz w:val="18"/>
+                <w:szCs w:val="18"/>
+              </w:rPr>
+              <w:t>600</w:t>
+            </w:r>
+            <w:r>
+              <w:rPr>
+                <w:b/>
+                <w:bCs/>
+                <w:sz w:val="18"/>
+                <w:szCs w:val="18"/>
+              </w:rPr>
+              <w:t>,</w:t>
+            </w:r>
+            <w:r>
+              <w:rPr>
+                <w:b/>
+                <w:bCs/>
+                <w:sz w:val="18"/>
+                <w:szCs w:val="18"/>
+              </w:rPr>
+              <w:t xml:space="preserve"> 0, 0</w:t>
+            </w:r>
+            <w:r>
+              <w:rPr>
+                <w:b/>
+                <w:bCs/>
+                <w:sz w:val="18"/>
+                <w:szCs w:val="18"/>
+              </w:rPr>
+              <w:t>]</w:t>
+            </w:r>
+          </w:p>
+        </w:tc>
+      </w:tr>
+    </w:tbl>
+    <w:p/>
+    <w:p>
+      <w:pPr>
+        <w:pStyle w:val="Heading1"/>
+        <w:rPr>
+          <w:b/>
+          <w:bCs/>
+          <w:lang w:val="fr-FR"/>
+        </w:rPr>
+      </w:pPr>
+      <w:r>
+        <w:rPr>
+          <w:b/>
+          <w:bCs/>
+          <w:lang w:val="fr-FR"/>
+        </w:rPr>
+        <w:t>Citations</w:t>
+      </w:r>
+    </w:p>
+    <w:p>
+      <w:pPr>
+        <w:rPr>
+          <w:lang w:val="fr-FR"/>
+        </w:rPr>
+      </w:pPr>
+      <w:r>
+        <w:rPr>
+          <w:lang w:val="fr-FR"/>
+        </w:rPr>
         <w:t xml:space="preserve">[1] </w:t>
       </w:r>
       <w:hyperlink r:id="rId13" w:history="1">
         <w:r>
           <w:rPr>
             <w:rStyle w:val="Hyperlink"/>
+            <w:lang w:val="fr-FR"/>
           </w:rPr>
           <w:t>https://ieeexplore.ieee.org/document/9057619</w:t>
         </w:r>
       </w:hyperlink>
     </w:p>
     <w:p>
-      <w:r>
+      <w:pPr>
+        <w:rPr>
+          <w:lang w:val="fr-FR"/>
+        </w:rPr>
+      </w:pPr>
+      <w:r>
+        <w:rPr>
+          <w:lang w:val="fr-FR"/>
+        </w:rPr>
         <w:t xml:space="preserve">[2] </w:t>
       </w:r>
       <w:hyperlink r:id="rId14" w:history="1">
         <w:r>
           <w:rPr>
             <w:rStyle w:val="Hyperlink"/>
+            <w:lang w:val="fr-FR"/>
           </w:rPr>
           <w:t>https://ieeexplore.ieee.org/document/5957337</w:t>
         </w:r>
       </w:hyperlink>
     </w:p>
     <w:p>
-      <w:r>
+      <w:pPr>
+        <w:rPr>
+          <w:lang w:val="fr-FR"/>
+        </w:rPr>
+      </w:pPr>
+      <w:r>
+        <w:rPr>
+          <w:lang w:val="fr-FR"/>
+        </w:rPr>
         <w:t xml:space="preserve">[3] </w:t>
       </w:r>
       <w:hyperlink r:id="rId15" w:history="1">
         <w:r>
           <w:rPr>
             <w:rStyle w:val="Hyperlink"/>
+            <w:lang w:val="fr-FR"/>
           </w:rPr>
           <w:t>https://ieeexplore.ieee.org/document/9816130</w:t>
         </w:r>
       </w:hyperlink>
     </w:p>
-    <w:p/>
     <w:p>
       <w:pPr>
         <w:rPr>
-          <w:rFonts w:eastAsiaTheme="minorEastAsia"/>
+          <w:lang w:val="fr-FR"/>
+        </w:rPr>
+      </w:pPr>
+    </w:p>
+    <w:p>
+      <w:pPr>
+        <w:rPr>
+          <w:rFonts w:eastAsiaTheme="minorEastAsia"/>
+          <w:lang w:val="fr-FR"/>
         </w:rPr>
       </w:pPr>
       <w:r>
         <w:rPr>
           <w:b/>
           <w:bCs/>
+          <w:lang w:val="fr-FR"/>
         </w:rPr>
         <w:br/>
       </w:r>
       <w:r>
+        <w:rPr>
+          <w:lang w:val="fr-FR"/>
+        </w:rPr>
         <w:br/>
       </w:r>
     </w:p>
@@ -15399,6 +22361,7 @@
   <w:style w:type="character" w:default="1" w:styleId="DefaultParagraphFont">
     <w:name w:val="Default Paragraph Font"/>
     <w:uiPriority w:val="1"/>
+    <w:semiHidden/>
     <w:unhideWhenUsed/>
   </w:style>
   <w:style w:type="table" w:default="1" w:styleId="TableNormal">

--- a/Paper/Method.docx
+++ b/Paper/Method.docx
@@ -19150,50 +19150,52 @@
               </w:rPr>
               <w:t>[</w:t>
             </w:r>
-            <w:r>
-              <w:rPr>
-                <w:b/>
-                <w:bCs/>
-                <w:sz w:val="18"/>
-                <w:szCs w:val="18"/>
-              </w:rPr>
-              <w:t>0, 0.003125, 0.003</w:t>
-            </w:r>
-            <w:r>
-              <w:rPr>
-                <w:b/>
-                <w:bCs/>
-                <w:sz w:val="18"/>
-                <w:szCs w:val="18"/>
-              </w:rPr>
-              <w:t>125</w:t>
-            </w:r>
-            <w:r>
-              <w:rPr>
-                <w:b/>
-                <w:bCs/>
-                <w:sz w:val="18"/>
-                <w:szCs w:val="18"/>
-              </w:rPr>
-              <w:t>, 0.</w:t>
-            </w:r>
-            <w:r>
-              <w:rPr>
-                <w:b/>
-                <w:bCs/>
-                <w:sz w:val="18"/>
-                <w:szCs w:val="18"/>
-              </w:rPr>
-              <w:t>150</w:t>
-            </w:r>
-            <w:r>
-              <w:rPr>
-                <w:b/>
-                <w:bCs/>
-                <w:sz w:val="18"/>
-                <w:szCs w:val="18"/>
-              </w:rPr>
-              <w:t>, 0, 0]</w:t>
+            <w:proofErr w:type="gramStart"/>
+            <w:r>
+              <w:rPr>
+                <w:b/>
+                <w:bCs/>
+                <w:sz w:val="18"/>
+                <w:szCs w:val="18"/>
+              </w:rPr>
+              <w:t>0,</w:t>
+            </w:r>
+            <w:proofErr w:type="gramEnd"/>
+            <w:r>
+              <w:rPr>
+                <w:b/>
+                <w:bCs/>
+                <w:sz w:val="18"/>
+                <w:szCs w:val="18"/>
+              </w:rPr>
+              <w:t xml:space="preserve"> 0, 0, 0, </w:t>
+            </w:r>
+            <w:r>
+              <w:rPr>
+                <w:b/>
+                <w:bCs/>
+                <w:sz w:val="18"/>
+                <w:szCs w:val="18"/>
+              </w:rPr>
+              <w:t>0.0625, 0.</w:t>
+            </w:r>
+            <w:r>
+              <w:rPr>
+                <w:b/>
+                <w:bCs/>
+                <w:sz w:val="18"/>
+                <w:szCs w:val="18"/>
+              </w:rPr>
+              <w:t>0625</w:t>
+            </w:r>
+            <w:r>
+              <w:rPr>
+                <w:b/>
+                <w:bCs/>
+                <w:sz w:val="18"/>
+                <w:szCs w:val="18"/>
+              </w:rPr>
+              <w:t>]</w:t>
             </w:r>
           </w:p>
         </w:tc>
@@ -19398,15 +19400,6 @@
                 <w:szCs w:val="18"/>
               </w:rPr>
             </w:pPr>
-            <w:r>
-              <w:rPr>
-                <w:b/>
-                <w:bCs/>
-                <w:sz w:val="18"/>
-                <w:szCs w:val="18"/>
-              </w:rPr>
-              <w:t>0.066</w:t>
-            </w:r>
           </w:p>
         </w:tc>
         <w:tc>
@@ -19439,15 +19432,6 @@
                 <w:szCs w:val="18"/>
               </w:rPr>
             </w:pPr>
-            <w:r>
-              <w:rPr>
-                <w:b/>
-                <w:bCs/>
-                <w:sz w:val="18"/>
-                <w:szCs w:val="18"/>
-              </w:rPr>
-              <w:t>0.009</w:t>
-            </w:r>
           </w:p>
         </w:tc>
         <w:tc>
@@ -19482,17 +19466,6 @@
                 <w:szCs w:val="20"/>
               </w:rPr>
             </w:pPr>
-            <w:r>
-              <w:rPr>
-                <w:rFonts w:ascii="Aptos Narrow" w:hAnsi="Aptos Narrow"/>
-                <w:b/>
-                <w:bCs/>
-                <w:color w:val="000000"/>
-                <w:sz w:val="20"/>
-                <w:szCs w:val="20"/>
-              </w:rPr>
-              <w:t>0.035</w:t>
-            </w:r>
           </w:p>
         </w:tc>
         <w:tc>
@@ -19525,15 +19498,6 @@
                 <w:szCs w:val="18"/>
               </w:rPr>
             </w:pPr>
-            <w:r>
-              <w:rPr>
-                <w:b/>
-                <w:bCs/>
-                <w:sz w:val="18"/>
-                <w:szCs w:val="18"/>
-              </w:rPr>
-              <w:t>0.242</w:t>
-            </w:r>
           </w:p>
         </w:tc>
         <w:tc>
@@ -19599,15 +19563,6 @@
                 <w:szCs w:val="18"/>
               </w:rPr>
             </w:pPr>
-            <w:r>
-              <w:rPr>
-                <w:b/>
-                <w:bCs/>
-                <w:sz w:val="18"/>
-                <w:szCs w:val="18"/>
-              </w:rPr>
-              <w:t>0.067</w:t>
-            </w:r>
           </w:p>
         </w:tc>
         <w:tc>
@@ -19640,15 +19595,6 @@
                 <w:szCs w:val="18"/>
               </w:rPr>
             </w:pPr>
-            <w:r>
-              <w:rPr>
-                <w:b/>
-                <w:bCs/>
-                <w:sz w:val="18"/>
-                <w:szCs w:val="18"/>
-              </w:rPr>
-              <w:t>0.010</w:t>
-            </w:r>
           </w:p>
         </w:tc>
         <w:tc>
@@ -19681,15 +19627,6 @@
                 <w:szCs w:val="18"/>
               </w:rPr>
             </w:pPr>
-            <w:r>
-              <w:rPr>
-                <w:b/>
-                <w:bCs/>
-                <w:sz w:val="18"/>
-                <w:szCs w:val="18"/>
-              </w:rPr>
-              <w:t>0.038</w:t>
-            </w:r>
           </w:p>
         </w:tc>
         <w:tc>
@@ -19722,15 +19659,6 @@
                 <w:szCs w:val="18"/>
               </w:rPr>
             </w:pPr>
-            <w:r>
-              <w:rPr>
-                <w:b/>
-                <w:bCs/>
-                <w:sz w:val="18"/>
-                <w:szCs w:val="18"/>
-              </w:rPr>
-              <w:t>0.256</w:t>
-            </w:r>
           </w:p>
         </w:tc>
         <w:tc>
@@ -20029,43 +19957,52 @@
                 <w:sz w:val="18"/>
                 <w:szCs w:val="18"/>
               </w:rPr>
-              <w:t>[0, 0.006250, 0.00</w:t>
-            </w:r>
-            <w:r>
-              <w:rPr>
-                <w:b/>
-                <w:bCs/>
-                <w:sz w:val="18"/>
-                <w:szCs w:val="18"/>
-              </w:rPr>
-              <w:t>625</w:t>
-            </w:r>
-            <w:r>
-              <w:rPr>
-                <w:b/>
-                <w:bCs/>
-                <w:sz w:val="18"/>
-                <w:szCs w:val="18"/>
-              </w:rPr>
-              <w:t>0, 0.</w:t>
-            </w:r>
-            <w:r>
-              <w:rPr>
-                <w:b/>
-                <w:bCs/>
-                <w:sz w:val="18"/>
-                <w:szCs w:val="18"/>
-              </w:rPr>
-              <w:t>300</w:t>
-            </w:r>
-            <w:r>
-              <w:rPr>
-                <w:b/>
-                <w:bCs/>
-                <w:sz w:val="18"/>
-                <w:szCs w:val="18"/>
-              </w:rPr>
-              <w:t>, 0, 0]</w:t>
+              <w:t>[</w:t>
+            </w:r>
+            <w:r>
+              <w:rPr>
+                <w:b/>
+                <w:bCs/>
+                <w:sz w:val="18"/>
+                <w:szCs w:val="18"/>
+              </w:rPr>
+              <w:t xml:space="preserve">0, 0, 0, 0, </w:t>
+            </w:r>
+            <w:r>
+              <w:rPr>
+                <w:b/>
+                <w:bCs/>
+                <w:sz w:val="18"/>
+                <w:szCs w:val="18"/>
+              </w:rPr>
+              <w:t>0.1250</w:t>
+            </w:r>
+            <w:r>
+              <w:rPr>
+                <w:b/>
+                <w:bCs/>
+                <w:sz w:val="18"/>
+                <w:szCs w:val="18"/>
+              </w:rPr>
+              <w:t xml:space="preserve">, </w:t>
+            </w:r>
+            <w:r>
+              <w:rPr>
+                <w:b/>
+                <w:bCs/>
+                <w:sz w:val="18"/>
+                <w:szCs w:val="18"/>
+              </w:rPr>
+              <w:t>0.1250</w:t>
+            </w:r>
+            <w:r>
+              <w:rPr>
+                <w:b/>
+                <w:bCs/>
+                <w:sz w:val="18"/>
+                <w:szCs w:val="18"/>
+              </w:rPr>
+              <w:t>]</w:t>
             </w:r>
           </w:p>
         </w:tc>
@@ -20272,17 +20209,6 @@
                 <w:szCs w:val="20"/>
               </w:rPr>
             </w:pPr>
-            <w:r>
-              <w:rPr>
-                <w:rFonts w:ascii="Aptos Narrow" w:hAnsi="Aptos Narrow"/>
-                <w:b/>
-                <w:bCs/>
-                <w:color w:val="000000"/>
-                <w:sz w:val="20"/>
-                <w:szCs w:val="20"/>
-              </w:rPr>
-              <w:t>0.113</w:t>
-            </w:r>
           </w:p>
         </w:tc>
         <w:tc>
@@ -20315,15 +20241,6 @@
                 <w:szCs w:val="18"/>
               </w:rPr>
             </w:pPr>
-            <w:r>
-              <w:rPr>
-                <w:b/>
-                <w:bCs/>
-                <w:sz w:val="18"/>
-                <w:szCs w:val="18"/>
-              </w:rPr>
-              <w:t>0.013</w:t>
-            </w:r>
           </w:p>
         </w:tc>
         <w:tc>
@@ -20356,15 +20273,6 @@
                 <w:szCs w:val="18"/>
               </w:rPr>
             </w:pPr>
-            <w:r>
-              <w:rPr>
-                <w:b/>
-                <w:bCs/>
-                <w:sz w:val="18"/>
-                <w:szCs w:val="18"/>
-              </w:rPr>
-              <w:t>0.043</w:t>
-            </w:r>
           </w:p>
         </w:tc>
         <w:tc>
@@ -20397,15 +20305,6 @@
                 <w:szCs w:val="18"/>
               </w:rPr>
             </w:pPr>
-            <w:r>
-              <w:rPr>
-                <w:b/>
-                <w:bCs/>
-                <w:sz w:val="18"/>
-                <w:szCs w:val="18"/>
-              </w:rPr>
-              <w:t>0.411</w:t>
-            </w:r>
           </w:p>
         </w:tc>
         <w:tc>
@@ -20471,15 +20370,6 @@
                 <w:szCs w:val="18"/>
               </w:rPr>
             </w:pPr>
-            <w:r>
-              <w:rPr>
-                <w:b/>
-                <w:bCs/>
-                <w:sz w:val="18"/>
-                <w:szCs w:val="18"/>
-              </w:rPr>
-              <w:t>0.116</w:t>
-            </w:r>
           </w:p>
         </w:tc>
         <w:tc>
@@ -20512,15 +20402,6 @@
                 <w:szCs w:val="18"/>
               </w:rPr>
             </w:pPr>
-            <w:r>
-              <w:rPr>
-                <w:b/>
-                <w:bCs/>
-                <w:sz w:val="18"/>
-                <w:szCs w:val="18"/>
-              </w:rPr>
-              <w:t>0.014</w:t>
-            </w:r>
           </w:p>
         </w:tc>
         <w:tc>
@@ -20553,15 +20434,6 @@
                 <w:szCs w:val="18"/>
               </w:rPr>
             </w:pPr>
-            <w:r>
-              <w:rPr>
-                <w:b/>
-                <w:bCs/>
-                <w:sz w:val="18"/>
-                <w:szCs w:val="18"/>
-              </w:rPr>
-              <w:t>0.045</w:t>
-            </w:r>
           </w:p>
         </w:tc>
         <w:tc>
@@ -20594,15 +20466,6 @@
                 <w:szCs w:val="18"/>
               </w:rPr>
             </w:pPr>
-            <w:r>
-              <w:rPr>
-                <w:b/>
-                <w:bCs/>
-                <w:sz w:val="18"/>
-                <w:szCs w:val="18"/>
-              </w:rPr>
-              <w:t>0.421</w:t>
-            </w:r>
           </w:p>
         </w:tc>
         <w:tc>
@@ -20910,34 +20773,43 @@
                 <w:sz w:val="18"/>
                 <w:szCs w:val="18"/>
               </w:rPr>
-              <w:t>[0</w:t>
-            </w:r>
-            <w:r>
-              <w:rPr>
-                <w:b/>
-                <w:bCs/>
-                <w:sz w:val="18"/>
-                <w:szCs w:val="18"/>
-              </w:rPr>
-              <w:t>,</w:t>
-            </w:r>
-            <w:r>
-              <w:rPr>
-                <w:b/>
-                <w:bCs/>
-                <w:sz w:val="18"/>
-                <w:szCs w:val="18"/>
-              </w:rPr>
-              <w:t xml:space="preserve"> 0.0</w:t>
-            </w:r>
-            <w:r>
-              <w:rPr>
-                <w:b/>
-                <w:bCs/>
-                <w:sz w:val="18"/>
-                <w:szCs w:val="18"/>
-              </w:rPr>
-              <w:t>1250</w:t>
+              <w:t>[</w:t>
+            </w:r>
+            <w:r>
+              <w:rPr>
+                <w:b/>
+                <w:bCs/>
+                <w:sz w:val="18"/>
+                <w:szCs w:val="18"/>
+              </w:rPr>
+              <w:t xml:space="preserve">0, 0, 0, 0, </w:t>
+            </w:r>
+            <w:r>
+              <w:rPr>
+                <w:b/>
+                <w:bCs/>
+                <w:sz w:val="18"/>
+                <w:szCs w:val="18"/>
+              </w:rPr>
+              <w:t>0.</w:t>
+            </w:r>
+            <w:r>
+              <w:rPr>
+                <w:b/>
+                <w:bCs/>
+                <w:sz w:val="18"/>
+                <w:szCs w:val="18"/>
+              </w:rPr>
+              <w:t>2</w:t>
+            </w:r>
+            <w:r>
+              <w:rPr>
+                <w:b/>
+                <w:bCs/>
+                <w:sz w:val="18"/>
+                <w:szCs w:val="18"/>
+              </w:rPr>
+              <w:t>50</w:t>
             </w:r>
             <w:r>
               <w:rPr>
@@ -20955,52 +20827,25 @@
                 <w:sz w:val="18"/>
                 <w:szCs w:val="18"/>
               </w:rPr>
-              <w:t>0.0</w:t>
-            </w:r>
-            <w:r>
-              <w:rPr>
-                <w:b/>
-                <w:bCs/>
-                <w:sz w:val="18"/>
-                <w:szCs w:val="18"/>
-              </w:rPr>
-              <w:t>1250</w:t>
-            </w:r>
-            <w:r>
-              <w:rPr>
-                <w:b/>
-                <w:bCs/>
-                <w:sz w:val="18"/>
-                <w:szCs w:val="18"/>
-              </w:rPr>
-              <w:t>, 0.</w:t>
-            </w:r>
-            <w:r>
-              <w:rPr>
-                <w:b/>
-                <w:bCs/>
-                <w:sz w:val="18"/>
-                <w:szCs w:val="18"/>
-              </w:rPr>
-              <w:t>600</w:t>
-            </w:r>
-            <w:r>
-              <w:rPr>
-                <w:b/>
-                <w:bCs/>
-                <w:sz w:val="18"/>
-                <w:szCs w:val="18"/>
-              </w:rPr>
-              <w:t>,</w:t>
-            </w:r>
-            <w:r>
-              <w:rPr>
-                <w:b/>
-                <w:bCs/>
-                <w:sz w:val="18"/>
-                <w:szCs w:val="18"/>
-              </w:rPr>
-              <w:t xml:space="preserve"> 0, 0</w:t>
+              <w:t>0.</w:t>
+            </w:r>
+            <w:r>
+              <w:rPr>
+                <w:b/>
+                <w:bCs/>
+                <w:sz w:val="18"/>
+                <w:szCs w:val="18"/>
+              </w:rPr>
+              <w:t>2</w:t>
+            </w:r>
+            <w:r>
+              <w:rPr>
+                <w:b/>
+                <w:bCs/>
+                <w:sz w:val="18"/>
+                <w:szCs w:val="18"/>
+              </w:rPr>
+              <w:t>50</w:t>
             </w:r>
             <w:r>
               <w:rPr>
